--- a/phpoop.docx
+++ b/phpoop.docx
@@ -6722,9 +6722,2557 @@
     </w:p>
     <w:p>
       <w:pPr>
+        <w:spacing w:after="0" w:line="360" w:lineRule="auto"/>
+        <w:jc w:val="both"/>
+        <w:rPr>
+          <w:rFonts w:ascii="Times New Roman" w:hAnsi="Times New Roman" w:cs="Times New Roman"/>
+        </w:rPr>
+      </w:pPr>
+    </w:p>
+    <w:p>
+      <w:pPr>
+        <w:rPr>
+          <w:rFonts w:ascii="Times New Roman" w:hAnsi="Times New Roman" w:cs="Times New Roman"/>
+        </w:rPr>
+      </w:pPr>
+      <w:r>
+        <w:rPr>
+          <w:rFonts w:ascii="Times New Roman" w:hAnsi="Times New Roman" w:cs="Times New Roman"/>
+        </w:rPr>
+        <w:br w:type="page"/>
+      </w:r>
+    </w:p>
+    <w:p>
+      <w:pPr>
+        <w:pStyle w:val="ListParagraph"/>
+        <w:numPr>
+          <w:ilvl w:val="0"/>
+          <w:numId w:val="1"/>
+        </w:numPr>
+        <w:spacing w:after="0" w:line="360" w:lineRule="auto"/>
+        <w:ind w:left="567" w:hanging="567"/>
+        <w:jc w:val="both"/>
+        <w:rPr>
+          <w:rFonts w:ascii="Times New Roman" w:hAnsi="Times New Roman" w:cs="Times New Roman"/>
+          <w:b/>
+          <w:bCs/>
+        </w:rPr>
+      </w:pPr>
+      <w:r>
+        <w:rPr>
+          <w:rFonts w:ascii="Times New Roman" w:hAnsi="Times New Roman" w:cs="Times New Roman"/>
+          <w:b/>
+          <w:bCs/>
+        </w:rPr>
+        <w:lastRenderedPageBreak/>
+        <w:t>Constructor</w:t>
+      </w:r>
+    </w:p>
+    <w:p>
+      <w:pPr>
+        <w:spacing w:after="0" w:line="360" w:lineRule="auto"/>
+        <w:ind w:left="567"/>
+        <w:jc w:val="both"/>
+        <w:rPr>
+          <w:rFonts w:ascii="Times New Roman" w:hAnsi="Times New Roman" w:cs="Times New Roman"/>
+        </w:rPr>
+      </w:pPr>
+      <w:r>
+        <w:rPr>
+          <w:rFonts w:ascii="Times New Roman" w:hAnsi="Times New Roman" w:cs="Times New Roman"/>
+        </w:rPr>
+        <w:t>Dengan metode Constructor ini, kita dapat menyelesaikan masalah sebelumnya, yakni definisi ulang yang sangat banyak</w:t>
+      </w:r>
+      <w:r>
+        <w:rPr>
+          <w:rFonts w:ascii="Times New Roman" w:hAnsi="Times New Roman" w:cs="Times New Roman"/>
+        </w:rPr>
+        <w:t xml:space="preserve">. Contoh object yang sesudah menggunakan constructor : </w:t>
+      </w:r>
+    </w:p>
+    <w:p>
+      <w:pPr>
+        <w:spacing w:after="0" w:line="360" w:lineRule="auto"/>
+        <w:ind w:left="567"/>
+        <w:jc w:val="both"/>
+        <w:rPr>
+          <w:rFonts w:ascii="Times New Roman" w:hAnsi="Times New Roman" w:cs="Times New Roman"/>
+          <w:b/>
+          <w:bCs/>
+        </w:rPr>
+      </w:pPr>
+      <w:r>
+        <w:rPr>
+          <w:rFonts w:ascii="Times New Roman" w:hAnsi="Times New Roman" w:cs="Times New Roman"/>
+          <w:b/>
+          <w:bCs/>
+        </w:rPr>
+        <w:t>$produk2 = new Produk("Ujang the game", "Dujang", "PT. Nusantara", 1000);</w:t>
+      </w:r>
+    </w:p>
+    <w:p>
+      <w:pPr>
+        <w:spacing w:after="0" w:line="360" w:lineRule="auto"/>
+        <w:ind w:left="567"/>
+        <w:jc w:val="both"/>
+        <w:rPr>
+          <w:rFonts w:ascii="Times New Roman" w:hAnsi="Times New Roman" w:cs="Times New Roman"/>
+        </w:rPr>
+      </w:pPr>
+      <w:r>
+        <w:rPr>
+          <w:rFonts w:ascii="Times New Roman" w:hAnsi="Times New Roman" w:cs="Times New Roman"/>
+        </w:rPr>
+        <w:t>Intinya constructor digunakan untuk menyatukan semua di parameter function.</w:t>
+      </w:r>
+    </w:p>
+    <w:p>
+      <w:pPr>
+        <w:shd w:val="clear" w:color="auto" w:fill="1F1F1F"/>
+        <w:spacing w:after="0" w:line="285" w:lineRule="atLeast"/>
+        <w:rPr>
+          <w:rFonts w:ascii="Consolas" w:eastAsia="Times New Roman" w:hAnsi="Consolas" w:cs="Times New Roman"/>
+          <w:color w:val="CCCCCC"/>
+          <w:kern w:val="0"/>
+          <w:sz w:val="21"/>
+          <w:szCs w:val="21"/>
+          <w:lang w:eastAsia="en-ID"/>
+          <w14:ligatures w14:val="none"/>
+        </w:rPr>
+      </w:pPr>
+      <w:r>
+        <w:rPr>
+          <w:rFonts w:ascii="Consolas" w:eastAsia="Times New Roman" w:hAnsi="Consolas" w:cs="Times New Roman"/>
+          <w:color w:val="569CD6"/>
+          <w:kern w:val="0"/>
+          <w:sz w:val="21"/>
+          <w:szCs w:val="21"/>
+          <w:lang w:eastAsia="en-ID"/>
+          <w14:ligatures w14:val="none"/>
+        </w:rPr>
+        <w:t>&lt;?php</w:t>
+      </w:r>
+      <w:r>
+        <w:rPr>
+          <w:rFonts w:ascii="Consolas" w:eastAsia="Times New Roman" w:hAnsi="Consolas" w:cs="Times New Roman"/>
+          <w:color w:val="D4D4D4"/>
+          <w:kern w:val="0"/>
+          <w:sz w:val="21"/>
+          <w:szCs w:val="21"/>
+          <w:lang w:eastAsia="en-ID"/>
+          <w14:ligatures w14:val="none"/>
+        </w:rPr>
+        <w:t xml:space="preserve"> </w:t>
+      </w:r>
+    </w:p>
+    <w:p>
+      <w:pPr>
+        <w:shd w:val="clear" w:color="auto" w:fill="1F1F1F"/>
+        <w:spacing w:after="0" w:line="285" w:lineRule="atLeast"/>
+        <w:rPr>
+          <w:rFonts w:ascii="Consolas" w:eastAsia="Times New Roman" w:hAnsi="Consolas" w:cs="Times New Roman"/>
+          <w:color w:val="CCCCCC"/>
+          <w:kern w:val="0"/>
+          <w:sz w:val="21"/>
+          <w:szCs w:val="21"/>
+          <w:lang w:eastAsia="en-ID"/>
+          <w14:ligatures w14:val="none"/>
+        </w:rPr>
+      </w:pPr>
+      <w:r>
+        <w:rPr>
+          <w:rFonts w:ascii="Consolas" w:eastAsia="Times New Roman" w:hAnsi="Consolas" w:cs="Times New Roman"/>
+          <w:color w:val="6A9955"/>
+          <w:kern w:val="0"/>
+          <w:sz w:val="21"/>
+          <w:szCs w:val="21"/>
+          <w:lang w:eastAsia="en-ID"/>
+          <w14:ligatures w14:val="none"/>
+        </w:rPr>
+        <w:t>// Class</w:t>
+      </w:r>
+    </w:p>
+    <w:p>
+      <w:pPr>
+        <w:shd w:val="clear" w:color="auto" w:fill="1F1F1F"/>
+        <w:spacing w:after="0" w:line="285" w:lineRule="atLeast"/>
+        <w:rPr>
+          <w:rFonts w:ascii="Consolas" w:eastAsia="Times New Roman" w:hAnsi="Consolas" w:cs="Times New Roman"/>
+          <w:color w:val="CCCCCC"/>
+          <w:kern w:val="0"/>
+          <w:sz w:val="21"/>
+          <w:szCs w:val="21"/>
+          <w:lang w:eastAsia="en-ID"/>
+          <w14:ligatures w14:val="none"/>
+        </w:rPr>
+      </w:pPr>
+      <w:r>
+        <w:rPr>
+          <w:rFonts w:ascii="Consolas" w:eastAsia="Times New Roman" w:hAnsi="Consolas" w:cs="Times New Roman"/>
+          <w:color w:val="6A9955"/>
+          <w:kern w:val="0"/>
+          <w:sz w:val="21"/>
+          <w:szCs w:val="21"/>
+          <w:lang w:eastAsia="en-ID"/>
+          <w14:ligatures w14:val="none"/>
+        </w:rPr>
+        <w:t>// Menjual komik dan game</w:t>
+      </w:r>
+    </w:p>
+    <w:p>
+      <w:pPr>
+        <w:shd w:val="clear" w:color="auto" w:fill="1F1F1F"/>
+        <w:spacing w:after="0" w:line="285" w:lineRule="atLeast"/>
+        <w:rPr>
+          <w:rFonts w:ascii="Consolas" w:eastAsia="Times New Roman" w:hAnsi="Consolas" w:cs="Times New Roman"/>
+          <w:color w:val="CCCCCC"/>
+          <w:kern w:val="0"/>
+          <w:sz w:val="21"/>
+          <w:szCs w:val="21"/>
+          <w:lang w:eastAsia="en-ID"/>
+          <w14:ligatures w14:val="none"/>
+        </w:rPr>
+      </w:pPr>
+    </w:p>
+    <w:p>
+      <w:pPr>
+        <w:shd w:val="clear" w:color="auto" w:fill="1F1F1F"/>
+        <w:spacing w:after="0" w:line="285" w:lineRule="atLeast"/>
+        <w:rPr>
+          <w:rFonts w:ascii="Consolas" w:eastAsia="Times New Roman" w:hAnsi="Consolas" w:cs="Times New Roman"/>
+          <w:color w:val="CCCCCC"/>
+          <w:kern w:val="0"/>
+          <w:sz w:val="21"/>
+          <w:szCs w:val="21"/>
+          <w:lang w:eastAsia="en-ID"/>
+          <w14:ligatures w14:val="none"/>
+        </w:rPr>
+      </w:pPr>
+      <w:r>
+        <w:rPr>
+          <w:rFonts w:ascii="Consolas" w:eastAsia="Times New Roman" w:hAnsi="Consolas" w:cs="Times New Roman"/>
+          <w:color w:val="569CD6"/>
+          <w:kern w:val="0"/>
+          <w:sz w:val="21"/>
+          <w:szCs w:val="21"/>
+          <w:lang w:eastAsia="en-ID"/>
+          <w14:ligatures w14:val="none"/>
+        </w:rPr>
+        <w:t>class</w:t>
+      </w:r>
+      <w:r>
+        <w:rPr>
+          <w:rFonts w:ascii="Consolas" w:eastAsia="Times New Roman" w:hAnsi="Consolas" w:cs="Times New Roman"/>
+          <w:color w:val="D4D4D4"/>
+          <w:kern w:val="0"/>
+          <w:sz w:val="21"/>
+          <w:szCs w:val="21"/>
+          <w:lang w:eastAsia="en-ID"/>
+          <w14:ligatures w14:val="none"/>
+        </w:rPr>
+        <w:t xml:space="preserve"> </w:t>
+      </w:r>
+      <w:r>
+        <w:rPr>
+          <w:rFonts w:ascii="Consolas" w:eastAsia="Times New Roman" w:hAnsi="Consolas" w:cs="Times New Roman"/>
+          <w:color w:val="4EC9B0"/>
+          <w:kern w:val="0"/>
+          <w:sz w:val="21"/>
+          <w:szCs w:val="21"/>
+          <w:lang w:eastAsia="en-ID"/>
+          <w14:ligatures w14:val="none"/>
+        </w:rPr>
+        <w:t>Produk</w:t>
+      </w:r>
+      <w:r>
+        <w:rPr>
+          <w:rFonts w:ascii="Consolas" w:eastAsia="Times New Roman" w:hAnsi="Consolas" w:cs="Times New Roman"/>
+          <w:color w:val="D4D4D4"/>
+          <w:kern w:val="0"/>
+          <w:sz w:val="21"/>
+          <w:szCs w:val="21"/>
+          <w:lang w:eastAsia="en-ID"/>
+          <w14:ligatures w14:val="none"/>
+        </w:rPr>
+        <w:t xml:space="preserve"> {</w:t>
+      </w:r>
+    </w:p>
+    <w:p>
+      <w:pPr>
+        <w:shd w:val="clear" w:color="auto" w:fill="1F1F1F"/>
+        <w:spacing w:after="0" w:line="285" w:lineRule="atLeast"/>
+        <w:rPr>
+          <w:rFonts w:ascii="Consolas" w:eastAsia="Times New Roman" w:hAnsi="Consolas" w:cs="Times New Roman"/>
+          <w:color w:val="CCCCCC"/>
+          <w:kern w:val="0"/>
+          <w:sz w:val="21"/>
+          <w:szCs w:val="21"/>
+          <w:lang w:eastAsia="en-ID"/>
+          <w14:ligatures w14:val="none"/>
+        </w:rPr>
+      </w:pPr>
+      <w:r>
+        <w:rPr>
+          <w:rFonts w:ascii="Consolas" w:eastAsia="Times New Roman" w:hAnsi="Consolas" w:cs="Times New Roman"/>
+          <w:color w:val="D4D4D4"/>
+          <w:kern w:val="0"/>
+          <w:sz w:val="21"/>
+          <w:szCs w:val="21"/>
+          <w:lang w:eastAsia="en-ID"/>
+          <w14:ligatures w14:val="none"/>
+        </w:rPr>
+        <w:t xml:space="preserve">  </w:t>
+      </w:r>
+      <w:r>
+        <w:rPr>
+          <w:rFonts w:ascii="Consolas" w:eastAsia="Times New Roman" w:hAnsi="Consolas" w:cs="Times New Roman"/>
+          <w:color w:val="6A9955"/>
+          <w:kern w:val="0"/>
+          <w:sz w:val="21"/>
+          <w:szCs w:val="21"/>
+          <w:lang w:eastAsia="en-ID"/>
+          <w14:ligatures w14:val="none"/>
+        </w:rPr>
+        <w:t>// Property</w:t>
+      </w:r>
+    </w:p>
+    <w:p>
+      <w:pPr>
+        <w:shd w:val="clear" w:color="auto" w:fill="1F1F1F"/>
+        <w:spacing w:after="0" w:line="285" w:lineRule="atLeast"/>
+        <w:rPr>
+          <w:rFonts w:ascii="Consolas" w:eastAsia="Times New Roman" w:hAnsi="Consolas" w:cs="Times New Roman"/>
+          <w:color w:val="CCCCCC"/>
+          <w:kern w:val="0"/>
+          <w:sz w:val="21"/>
+          <w:szCs w:val="21"/>
+          <w:lang w:eastAsia="en-ID"/>
+          <w14:ligatures w14:val="none"/>
+        </w:rPr>
+      </w:pPr>
+      <w:r>
+        <w:rPr>
+          <w:rFonts w:ascii="Consolas" w:eastAsia="Times New Roman" w:hAnsi="Consolas" w:cs="Times New Roman"/>
+          <w:color w:val="D4D4D4"/>
+          <w:kern w:val="0"/>
+          <w:sz w:val="21"/>
+          <w:szCs w:val="21"/>
+          <w:lang w:eastAsia="en-ID"/>
+          <w14:ligatures w14:val="none"/>
+        </w:rPr>
+        <w:t xml:space="preserve">  </w:t>
+      </w:r>
+      <w:r>
+        <w:rPr>
+          <w:rFonts w:ascii="Consolas" w:eastAsia="Times New Roman" w:hAnsi="Consolas" w:cs="Times New Roman"/>
+          <w:color w:val="569CD6"/>
+          <w:kern w:val="0"/>
+          <w:sz w:val="21"/>
+          <w:szCs w:val="21"/>
+          <w:lang w:eastAsia="en-ID"/>
+          <w14:ligatures w14:val="none"/>
+        </w:rPr>
+        <w:t>public</w:t>
+      </w:r>
+      <w:r>
+        <w:rPr>
+          <w:rFonts w:ascii="Consolas" w:eastAsia="Times New Roman" w:hAnsi="Consolas" w:cs="Times New Roman"/>
+          <w:color w:val="D4D4D4"/>
+          <w:kern w:val="0"/>
+          <w:sz w:val="21"/>
+          <w:szCs w:val="21"/>
+          <w:lang w:eastAsia="en-ID"/>
+          <w14:ligatures w14:val="none"/>
+        </w:rPr>
+        <w:t xml:space="preserve"> </w:t>
+      </w:r>
+      <w:r>
+        <w:rPr>
+          <w:rFonts w:ascii="Consolas" w:eastAsia="Times New Roman" w:hAnsi="Consolas" w:cs="Times New Roman"/>
+          <w:color w:val="9CDCFE"/>
+          <w:kern w:val="0"/>
+          <w:sz w:val="21"/>
+          <w:szCs w:val="21"/>
+          <w:lang w:eastAsia="en-ID"/>
+          <w14:ligatures w14:val="none"/>
+        </w:rPr>
+        <w:t>$judul</w:t>
+      </w:r>
+      <w:r>
+        <w:rPr>
+          <w:rFonts w:ascii="Consolas" w:eastAsia="Times New Roman" w:hAnsi="Consolas" w:cs="Times New Roman"/>
+          <w:color w:val="D4D4D4"/>
+          <w:kern w:val="0"/>
+          <w:sz w:val="21"/>
+          <w:szCs w:val="21"/>
+          <w:lang w:eastAsia="en-ID"/>
+          <w14:ligatures w14:val="none"/>
+        </w:rPr>
+        <w:t xml:space="preserve"> , </w:t>
+      </w:r>
+      <w:r>
+        <w:rPr>
+          <w:rFonts w:ascii="Consolas" w:eastAsia="Times New Roman" w:hAnsi="Consolas" w:cs="Times New Roman"/>
+          <w:color w:val="9CDCFE"/>
+          <w:kern w:val="0"/>
+          <w:sz w:val="21"/>
+          <w:szCs w:val="21"/>
+          <w:lang w:eastAsia="en-ID"/>
+          <w14:ligatures w14:val="none"/>
+        </w:rPr>
+        <w:t>$penulis</w:t>
+      </w:r>
+      <w:r>
+        <w:rPr>
+          <w:rFonts w:ascii="Consolas" w:eastAsia="Times New Roman" w:hAnsi="Consolas" w:cs="Times New Roman"/>
+          <w:color w:val="D4D4D4"/>
+          <w:kern w:val="0"/>
+          <w:sz w:val="21"/>
+          <w:szCs w:val="21"/>
+          <w:lang w:eastAsia="en-ID"/>
+          <w14:ligatures w14:val="none"/>
+        </w:rPr>
+        <w:t xml:space="preserve"> , </w:t>
+      </w:r>
+      <w:r>
+        <w:rPr>
+          <w:rFonts w:ascii="Consolas" w:eastAsia="Times New Roman" w:hAnsi="Consolas" w:cs="Times New Roman"/>
+          <w:color w:val="9CDCFE"/>
+          <w:kern w:val="0"/>
+          <w:sz w:val="21"/>
+          <w:szCs w:val="21"/>
+          <w:lang w:eastAsia="en-ID"/>
+          <w14:ligatures w14:val="none"/>
+        </w:rPr>
+        <w:t>$penerbit</w:t>
+      </w:r>
+      <w:r>
+        <w:rPr>
+          <w:rFonts w:ascii="Consolas" w:eastAsia="Times New Roman" w:hAnsi="Consolas" w:cs="Times New Roman"/>
+          <w:color w:val="D4D4D4"/>
+          <w:kern w:val="0"/>
+          <w:sz w:val="21"/>
+          <w:szCs w:val="21"/>
+          <w:lang w:eastAsia="en-ID"/>
+          <w14:ligatures w14:val="none"/>
+        </w:rPr>
+        <w:t xml:space="preserve"> , </w:t>
+      </w:r>
+      <w:r>
+        <w:rPr>
+          <w:rFonts w:ascii="Consolas" w:eastAsia="Times New Roman" w:hAnsi="Consolas" w:cs="Times New Roman"/>
+          <w:color w:val="9CDCFE"/>
+          <w:kern w:val="0"/>
+          <w:sz w:val="21"/>
+          <w:szCs w:val="21"/>
+          <w:lang w:eastAsia="en-ID"/>
+          <w14:ligatures w14:val="none"/>
+        </w:rPr>
+        <w:t>$harga</w:t>
+      </w:r>
+      <w:r>
+        <w:rPr>
+          <w:rFonts w:ascii="Consolas" w:eastAsia="Times New Roman" w:hAnsi="Consolas" w:cs="Times New Roman"/>
+          <w:color w:val="D4D4D4"/>
+          <w:kern w:val="0"/>
+          <w:sz w:val="21"/>
+          <w:szCs w:val="21"/>
+          <w:lang w:eastAsia="en-ID"/>
+          <w14:ligatures w14:val="none"/>
+        </w:rPr>
+        <w:t xml:space="preserve"> ;</w:t>
+      </w:r>
+    </w:p>
+    <w:p>
+      <w:pPr>
+        <w:shd w:val="clear" w:color="auto" w:fill="1F1F1F"/>
+        <w:spacing w:after="0" w:line="285" w:lineRule="atLeast"/>
+        <w:rPr>
+          <w:rFonts w:ascii="Consolas" w:eastAsia="Times New Roman" w:hAnsi="Consolas" w:cs="Times New Roman"/>
+          <w:color w:val="CCCCCC"/>
+          <w:kern w:val="0"/>
+          <w:sz w:val="21"/>
+          <w:szCs w:val="21"/>
+          <w:lang w:eastAsia="en-ID"/>
+          <w14:ligatures w14:val="none"/>
+        </w:rPr>
+      </w:pPr>
+      <w:r>
+        <w:rPr>
+          <w:rFonts w:ascii="Consolas" w:eastAsia="Times New Roman" w:hAnsi="Consolas" w:cs="Times New Roman"/>
+          <w:color w:val="D4D4D4"/>
+          <w:kern w:val="0"/>
+          <w:sz w:val="21"/>
+          <w:szCs w:val="21"/>
+          <w:lang w:eastAsia="en-ID"/>
+          <w14:ligatures w14:val="none"/>
+        </w:rPr>
+        <w:t xml:space="preserve">  </w:t>
+      </w:r>
+    </w:p>
+    <w:p>
+      <w:pPr>
+        <w:shd w:val="clear" w:color="auto" w:fill="1F1F1F"/>
+        <w:spacing w:after="0" w:line="285" w:lineRule="atLeast"/>
+        <w:rPr>
+          <w:rFonts w:ascii="Consolas" w:eastAsia="Times New Roman" w:hAnsi="Consolas" w:cs="Times New Roman"/>
+          <w:color w:val="CCCCCC"/>
+          <w:kern w:val="0"/>
+          <w:sz w:val="21"/>
+          <w:szCs w:val="21"/>
+          <w:lang w:eastAsia="en-ID"/>
+          <w14:ligatures w14:val="none"/>
+        </w:rPr>
+      </w:pPr>
+      <w:r>
+        <w:rPr>
+          <w:rFonts w:ascii="Consolas" w:eastAsia="Times New Roman" w:hAnsi="Consolas" w:cs="Times New Roman"/>
+          <w:color w:val="D4D4D4"/>
+          <w:kern w:val="0"/>
+          <w:sz w:val="21"/>
+          <w:szCs w:val="21"/>
+          <w:lang w:eastAsia="en-ID"/>
+          <w14:ligatures w14:val="none"/>
+        </w:rPr>
+        <w:t xml:space="preserve">  </w:t>
+      </w:r>
+      <w:r>
+        <w:rPr>
+          <w:rFonts w:ascii="Consolas" w:eastAsia="Times New Roman" w:hAnsi="Consolas" w:cs="Times New Roman"/>
+          <w:color w:val="6A9955"/>
+          <w:kern w:val="0"/>
+          <w:sz w:val="21"/>
+          <w:szCs w:val="21"/>
+          <w:lang w:eastAsia="en-ID"/>
+          <w14:ligatures w14:val="none"/>
+        </w:rPr>
+        <w:t>// Construct</w:t>
+      </w:r>
+    </w:p>
+    <w:p>
+      <w:pPr>
+        <w:shd w:val="clear" w:color="auto" w:fill="1F1F1F"/>
+        <w:spacing w:after="0" w:line="285" w:lineRule="atLeast"/>
+        <w:rPr>
+          <w:rFonts w:ascii="Consolas" w:eastAsia="Times New Roman" w:hAnsi="Consolas" w:cs="Times New Roman"/>
+          <w:color w:val="CCCCCC"/>
+          <w:kern w:val="0"/>
+          <w:sz w:val="21"/>
+          <w:szCs w:val="21"/>
+          <w:lang w:eastAsia="en-ID"/>
+          <w14:ligatures w14:val="none"/>
+        </w:rPr>
+      </w:pPr>
+      <w:r>
+        <w:rPr>
+          <w:rFonts w:ascii="Consolas" w:eastAsia="Times New Roman" w:hAnsi="Consolas" w:cs="Times New Roman"/>
+          <w:color w:val="D4D4D4"/>
+          <w:kern w:val="0"/>
+          <w:sz w:val="21"/>
+          <w:szCs w:val="21"/>
+          <w:lang w:eastAsia="en-ID"/>
+          <w14:ligatures w14:val="none"/>
+        </w:rPr>
+        <w:t xml:space="preserve">  </w:t>
+      </w:r>
+      <w:r>
+        <w:rPr>
+          <w:rFonts w:ascii="Consolas" w:eastAsia="Times New Roman" w:hAnsi="Consolas" w:cs="Times New Roman"/>
+          <w:color w:val="569CD6"/>
+          <w:kern w:val="0"/>
+          <w:sz w:val="21"/>
+          <w:szCs w:val="21"/>
+          <w:lang w:eastAsia="en-ID"/>
+          <w14:ligatures w14:val="none"/>
+        </w:rPr>
+        <w:t>public</w:t>
+      </w:r>
+      <w:r>
+        <w:rPr>
+          <w:rFonts w:ascii="Consolas" w:eastAsia="Times New Roman" w:hAnsi="Consolas" w:cs="Times New Roman"/>
+          <w:color w:val="D4D4D4"/>
+          <w:kern w:val="0"/>
+          <w:sz w:val="21"/>
+          <w:szCs w:val="21"/>
+          <w:lang w:eastAsia="en-ID"/>
+          <w14:ligatures w14:val="none"/>
+        </w:rPr>
+        <w:t xml:space="preserve"> </w:t>
+      </w:r>
+      <w:r>
+        <w:rPr>
+          <w:rFonts w:ascii="Consolas" w:eastAsia="Times New Roman" w:hAnsi="Consolas" w:cs="Times New Roman"/>
+          <w:color w:val="569CD6"/>
+          <w:kern w:val="0"/>
+          <w:sz w:val="21"/>
+          <w:szCs w:val="21"/>
+          <w:lang w:eastAsia="en-ID"/>
+          <w14:ligatures w14:val="none"/>
+        </w:rPr>
+        <w:t>function</w:t>
+      </w:r>
+      <w:r>
+        <w:rPr>
+          <w:rFonts w:ascii="Consolas" w:eastAsia="Times New Roman" w:hAnsi="Consolas" w:cs="Times New Roman"/>
+          <w:color w:val="D4D4D4"/>
+          <w:kern w:val="0"/>
+          <w:sz w:val="21"/>
+          <w:szCs w:val="21"/>
+          <w:lang w:eastAsia="en-ID"/>
+          <w14:ligatures w14:val="none"/>
+        </w:rPr>
+        <w:t xml:space="preserve"> </w:t>
+      </w:r>
+      <w:r>
+        <w:rPr>
+          <w:rFonts w:ascii="Consolas" w:eastAsia="Times New Roman" w:hAnsi="Consolas" w:cs="Times New Roman"/>
+          <w:color w:val="DCDCAA"/>
+          <w:kern w:val="0"/>
+          <w:sz w:val="21"/>
+          <w:szCs w:val="21"/>
+          <w:lang w:eastAsia="en-ID"/>
+          <w14:ligatures w14:val="none"/>
+        </w:rPr>
+        <w:t>__construct</w:t>
+      </w:r>
+      <w:r>
+        <w:rPr>
+          <w:rFonts w:ascii="Consolas" w:eastAsia="Times New Roman" w:hAnsi="Consolas" w:cs="Times New Roman"/>
+          <w:color w:val="D4D4D4"/>
+          <w:kern w:val="0"/>
+          <w:sz w:val="21"/>
+          <w:szCs w:val="21"/>
+          <w:lang w:eastAsia="en-ID"/>
+          <w14:ligatures w14:val="none"/>
+        </w:rPr>
+        <w:t>(</w:t>
+      </w:r>
+      <w:r>
+        <w:rPr>
+          <w:rFonts w:ascii="Consolas" w:eastAsia="Times New Roman" w:hAnsi="Consolas" w:cs="Times New Roman"/>
+          <w:color w:val="9CDCFE"/>
+          <w:kern w:val="0"/>
+          <w:sz w:val="21"/>
+          <w:szCs w:val="21"/>
+          <w:lang w:eastAsia="en-ID"/>
+          <w14:ligatures w14:val="none"/>
+        </w:rPr>
+        <w:t>$judul</w:t>
+      </w:r>
+      <w:r>
+        <w:rPr>
+          <w:rFonts w:ascii="Consolas" w:eastAsia="Times New Roman" w:hAnsi="Consolas" w:cs="Times New Roman"/>
+          <w:color w:val="D4D4D4"/>
+          <w:kern w:val="0"/>
+          <w:sz w:val="21"/>
+          <w:szCs w:val="21"/>
+          <w:lang w:eastAsia="en-ID"/>
+          <w14:ligatures w14:val="none"/>
+        </w:rPr>
+        <w:t xml:space="preserve"> = </w:t>
+      </w:r>
+      <w:r>
+        <w:rPr>
+          <w:rFonts w:ascii="Consolas" w:eastAsia="Times New Roman" w:hAnsi="Consolas" w:cs="Times New Roman"/>
+          <w:color w:val="CE9178"/>
+          <w:kern w:val="0"/>
+          <w:sz w:val="21"/>
+          <w:szCs w:val="21"/>
+          <w:lang w:eastAsia="en-ID"/>
+          <w14:ligatures w14:val="none"/>
+        </w:rPr>
+        <w:t>'judul'</w:t>
+      </w:r>
+      <w:r>
+        <w:rPr>
+          <w:rFonts w:ascii="Consolas" w:eastAsia="Times New Roman" w:hAnsi="Consolas" w:cs="Times New Roman"/>
+          <w:color w:val="D4D4D4"/>
+          <w:kern w:val="0"/>
+          <w:sz w:val="21"/>
+          <w:szCs w:val="21"/>
+          <w:lang w:eastAsia="en-ID"/>
+          <w14:ligatures w14:val="none"/>
+        </w:rPr>
+        <w:t xml:space="preserve">, </w:t>
+      </w:r>
+      <w:r>
+        <w:rPr>
+          <w:rFonts w:ascii="Consolas" w:eastAsia="Times New Roman" w:hAnsi="Consolas" w:cs="Times New Roman"/>
+          <w:color w:val="9CDCFE"/>
+          <w:kern w:val="0"/>
+          <w:sz w:val="21"/>
+          <w:szCs w:val="21"/>
+          <w:lang w:eastAsia="en-ID"/>
+          <w14:ligatures w14:val="none"/>
+        </w:rPr>
+        <w:t>$penulis</w:t>
+      </w:r>
+      <w:r>
+        <w:rPr>
+          <w:rFonts w:ascii="Consolas" w:eastAsia="Times New Roman" w:hAnsi="Consolas" w:cs="Times New Roman"/>
+          <w:color w:val="D4D4D4"/>
+          <w:kern w:val="0"/>
+          <w:sz w:val="21"/>
+          <w:szCs w:val="21"/>
+          <w:lang w:eastAsia="en-ID"/>
+          <w14:ligatures w14:val="none"/>
+        </w:rPr>
+        <w:t xml:space="preserve"> = </w:t>
+      </w:r>
+      <w:r>
+        <w:rPr>
+          <w:rFonts w:ascii="Consolas" w:eastAsia="Times New Roman" w:hAnsi="Consolas" w:cs="Times New Roman"/>
+          <w:color w:val="CE9178"/>
+          <w:kern w:val="0"/>
+          <w:sz w:val="21"/>
+          <w:szCs w:val="21"/>
+          <w:lang w:eastAsia="en-ID"/>
+          <w14:ligatures w14:val="none"/>
+        </w:rPr>
+        <w:t>'penulis'</w:t>
+      </w:r>
+      <w:r>
+        <w:rPr>
+          <w:rFonts w:ascii="Consolas" w:eastAsia="Times New Roman" w:hAnsi="Consolas" w:cs="Times New Roman"/>
+          <w:color w:val="D4D4D4"/>
+          <w:kern w:val="0"/>
+          <w:sz w:val="21"/>
+          <w:szCs w:val="21"/>
+          <w:lang w:eastAsia="en-ID"/>
+          <w14:ligatures w14:val="none"/>
+        </w:rPr>
+        <w:t xml:space="preserve">, </w:t>
+      </w:r>
+      <w:r>
+        <w:rPr>
+          <w:rFonts w:ascii="Consolas" w:eastAsia="Times New Roman" w:hAnsi="Consolas" w:cs="Times New Roman"/>
+          <w:color w:val="9CDCFE"/>
+          <w:kern w:val="0"/>
+          <w:sz w:val="21"/>
+          <w:szCs w:val="21"/>
+          <w:lang w:eastAsia="en-ID"/>
+          <w14:ligatures w14:val="none"/>
+        </w:rPr>
+        <w:t>$penerbit</w:t>
+      </w:r>
+      <w:r>
+        <w:rPr>
+          <w:rFonts w:ascii="Consolas" w:eastAsia="Times New Roman" w:hAnsi="Consolas" w:cs="Times New Roman"/>
+          <w:color w:val="D4D4D4"/>
+          <w:kern w:val="0"/>
+          <w:sz w:val="21"/>
+          <w:szCs w:val="21"/>
+          <w:lang w:eastAsia="en-ID"/>
+          <w14:ligatures w14:val="none"/>
+        </w:rPr>
+        <w:t xml:space="preserve"> = </w:t>
+      </w:r>
+      <w:r>
+        <w:rPr>
+          <w:rFonts w:ascii="Consolas" w:eastAsia="Times New Roman" w:hAnsi="Consolas" w:cs="Times New Roman"/>
+          <w:color w:val="CE9178"/>
+          <w:kern w:val="0"/>
+          <w:sz w:val="21"/>
+          <w:szCs w:val="21"/>
+          <w:lang w:eastAsia="en-ID"/>
+          <w14:ligatures w14:val="none"/>
+        </w:rPr>
+        <w:t>'penerbit'</w:t>
+      </w:r>
+      <w:r>
+        <w:rPr>
+          <w:rFonts w:ascii="Consolas" w:eastAsia="Times New Roman" w:hAnsi="Consolas" w:cs="Times New Roman"/>
+          <w:color w:val="D4D4D4"/>
+          <w:kern w:val="0"/>
+          <w:sz w:val="21"/>
+          <w:szCs w:val="21"/>
+          <w:lang w:eastAsia="en-ID"/>
+          <w14:ligatures w14:val="none"/>
+        </w:rPr>
+        <w:t xml:space="preserve">, </w:t>
+      </w:r>
+      <w:r>
+        <w:rPr>
+          <w:rFonts w:ascii="Consolas" w:eastAsia="Times New Roman" w:hAnsi="Consolas" w:cs="Times New Roman"/>
+          <w:color w:val="9CDCFE"/>
+          <w:kern w:val="0"/>
+          <w:sz w:val="21"/>
+          <w:szCs w:val="21"/>
+          <w:lang w:eastAsia="en-ID"/>
+          <w14:ligatures w14:val="none"/>
+        </w:rPr>
+        <w:t>$harga</w:t>
+      </w:r>
+      <w:r>
+        <w:rPr>
+          <w:rFonts w:ascii="Consolas" w:eastAsia="Times New Roman" w:hAnsi="Consolas" w:cs="Times New Roman"/>
+          <w:color w:val="D4D4D4"/>
+          <w:kern w:val="0"/>
+          <w:sz w:val="21"/>
+          <w:szCs w:val="21"/>
+          <w:lang w:eastAsia="en-ID"/>
+          <w14:ligatures w14:val="none"/>
+        </w:rPr>
+        <w:t xml:space="preserve"> = </w:t>
+      </w:r>
+      <w:r>
+        <w:rPr>
+          <w:rFonts w:ascii="Consolas" w:eastAsia="Times New Roman" w:hAnsi="Consolas" w:cs="Times New Roman"/>
+          <w:color w:val="B5CEA8"/>
+          <w:kern w:val="0"/>
+          <w:sz w:val="21"/>
+          <w:szCs w:val="21"/>
+          <w:lang w:eastAsia="en-ID"/>
+          <w14:ligatures w14:val="none"/>
+        </w:rPr>
+        <w:t>0</w:t>
+      </w:r>
+      <w:r>
+        <w:rPr>
+          <w:rFonts w:ascii="Consolas" w:eastAsia="Times New Roman" w:hAnsi="Consolas" w:cs="Times New Roman"/>
+          <w:color w:val="D4D4D4"/>
+          <w:kern w:val="0"/>
+          <w:sz w:val="21"/>
+          <w:szCs w:val="21"/>
+          <w:lang w:eastAsia="en-ID"/>
+          <w14:ligatures w14:val="none"/>
+        </w:rPr>
+        <w:t>) {</w:t>
+      </w:r>
+    </w:p>
+    <w:p>
+      <w:pPr>
+        <w:shd w:val="clear" w:color="auto" w:fill="1F1F1F"/>
+        <w:spacing w:after="0" w:line="285" w:lineRule="atLeast"/>
+        <w:rPr>
+          <w:rFonts w:ascii="Consolas" w:eastAsia="Times New Roman" w:hAnsi="Consolas" w:cs="Times New Roman"/>
+          <w:color w:val="CCCCCC"/>
+          <w:kern w:val="0"/>
+          <w:sz w:val="21"/>
+          <w:szCs w:val="21"/>
+          <w:lang w:eastAsia="en-ID"/>
+          <w14:ligatures w14:val="none"/>
+        </w:rPr>
+      </w:pPr>
+      <w:r>
+        <w:rPr>
+          <w:rFonts w:ascii="Consolas" w:eastAsia="Times New Roman" w:hAnsi="Consolas" w:cs="Times New Roman"/>
+          <w:color w:val="D4D4D4"/>
+          <w:kern w:val="0"/>
+          <w:sz w:val="21"/>
+          <w:szCs w:val="21"/>
+          <w:lang w:eastAsia="en-ID"/>
+          <w14:ligatures w14:val="none"/>
+        </w:rPr>
+        <w:t xml:space="preserve">    </w:t>
+      </w:r>
+      <w:r>
+        <w:rPr>
+          <w:rFonts w:ascii="Consolas" w:eastAsia="Times New Roman" w:hAnsi="Consolas" w:cs="Times New Roman"/>
+          <w:color w:val="6A9955"/>
+          <w:kern w:val="0"/>
+          <w:sz w:val="21"/>
+          <w:szCs w:val="21"/>
+          <w:lang w:eastAsia="en-ID"/>
+          <w14:ligatures w14:val="none"/>
+        </w:rPr>
+        <w:t>// This judul didapatkan dari properti sebelumnya sesuai hukum function</w:t>
+      </w:r>
+    </w:p>
+    <w:p>
+      <w:pPr>
+        <w:shd w:val="clear" w:color="auto" w:fill="1F1F1F"/>
+        <w:spacing w:after="0" w:line="285" w:lineRule="atLeast"/>
+        <w:rPr>
+          <w:rFonts w:ascii="Consolas" w:eastAsia="Times New Roman" w:hAnsi="Consolas" w:cs="Times New Roman"/>
+          <w:color w:val="CCCCCC"/>
+          <w:kern w:val="0"/>
+          <w:sz w:val="21"/>
+          <w:szCs w:val="21"/>
+          <w:lang w:eastAsia="en-ID"/>
+          <w14:ligatures w14:val="none"/>
+        </w:rPr>
+      </w:pPr>
+      <w:r>
+        <w:rPr>
+          <w:rFonts w:ascii="Consolas" w:eastAsia="Times New Roman" w:hAnsi="Consolas" w:cs="Times New Roman"/>
+          <w:color w:val="D4D4D4"/>
+          <w:kern w:val="0"/>
+          <w:sz w:val="21"/>
+          <w:szCs w:val="21"/>
+          <w:lang w:eastAsia="en-ID"/>
+          <w14:ligatures w14:val="none"/>
+        </w:rPr>
+        <w:t xml:space="preserve">    </w:t>
+      </w:r>
+      <w:r>
+        <w:rPr>
+          <w:rFonts w:ascii="Consolas" w:eastAsia="Times New Roman" w:hAnsi="Consolas" w:cs="Times New Roman"/>
+          <w:color w:val="569CD6"/>
+          <w:kern w:val="0"/>
+          <w:sz w:val="21"/>
+          <w:szCs w:val="21"/>
+          <w:lang w:eastAsia="en-ID"/>
+          <w14:ligatures w14:val="none"/>
+        </w:rPr>
+        <w:t>$this</w:t>
+      </w:r>
+      <w:r>
+        <w:rPr>
+          <w:rFonts w:ascii="Consolas" w:eastAsia="Times New Roman" w:hAnsi="Consolas" w:cs="Times New Roman"/>
+          <w:color w:val="D4D4D4"/>
+          <w:kern w:val="0"/>
+          <w:sz w:val="21"/>
+          <w:szCs w:val="21"/>
+          <w:lang w:eastAsia="en-ID"/>
+          <w14:ligatures w14:val="none"/>
+        </w:rPr>
+        <w:t>-&gt;</w:t>
+      </w:r>
+      <w:r>
+        <w:rPr>
+          <w:rFonts w:ascii="Consolas" w:eastAsia="Times New Roman" w:hAnsi="Consolas" w:cs="Times New Roman"/>
+          <w:color w:val="9CDCFE"/>
+          <w:kern w:val="0"/>
+          <w:sz w:val="21"/>
+          <w:szCs w:val="21"/>
+          <w:lang w:eastAsia="en-ID"/>
+          <w14:ligatures w14:val="none"/>
+        </w:rPr>
+        <w:t>judul</w:t>
+      </w:r>
+      <w:r>
+        <w:rPr>
+          <w:rFonts w:ascii="Consolas" w:eastAsia="Times New Roman" w:hAnsi="Consolas" w:cs="Times New Roman"/>
+          <w:color w:val="D4D4D4"/>
+          <w:kern w:val="0"/>
+          <w:sz w:val="21"/>
+          <w:szCs w:val="21"/>
+          <w:lang w:eastAsia="en-ID"/>
+          <w14:ligatures w14:val="none"/>
+        </w:rPr>
+        <w:t xml:space="preserve"> = </w:t>
+      </w:r>
+      <w:r>
+        <w:rPr>
+          <w:rFonts w:ascii="Consolas" w:eastAsia="Times New Roman" w:hAnsi="Consolas" w:cs="Times New Roman"/>
+          <w:color w:val="9CDCFE"/>
+          <w:kern w:val="0"/>
+          <w:sz w:val="21"/>
+          <w:szCs w:val="21"/>
+          <w:lang w:eastAsia="en-ID"/>
+          <w14:ligatures w14:val="none"/>
+        </w:rPr>
+        <w:t>$judul</w:t>
+      </w:r>
+      <w:r>
+        <w:rPr>
+          <w:rFonts w:ascii="Consolas" w:eastAsia="Times New Roman" w:hAnsi="Consolas" w:cs="Times New Roman"/>
+          <w:color w:val="D4D4D4"/>
+          <w:kern w:val="0"/>
+          <w:sz w:val="21"/>
+          <w:szCs w:val="21"/>
+          <w:lang w:eastAsia="en-ID"/>
+          <w14:ligatures w14:val="none"/>
+        </w:rPr>
+        <w:t>;</w:t>
+      </w:r>
+    </w:p>
+    <w:p>
+      <w:pPr>
+        <w:shd w:val="clear" w:color="auto" w:fill="1F1F1F"/>
+        <w:spacing w:after="0" w:line="285" w:lineRule="atLeast"/>
+        <w:rPr>
+          <w:rFonts w:ascii="Consolas" w:eastAsia="Times New Roman" w:hAnsi="Consolas" w:cs="Times New Roman"/>
+          <w:color w:val="CCCCCC"/>
+          <w:kern w:val="0"/>
+          <w:sz w:val="21"/>
+          <w:szCs w:val="21"/>
+          <w:lang w:eastAsia="en-ID"/>
+          <w14:ligatures w14:val="none"/>
+        </w:rPr>
+      </w:pPr>
+      <w:r>
+        <w:rPr>
+          <w:rFonts w:ascii="Consolas" w:eastAsia="Times New Roman" w:hAnsi="Consolas" w:cs="Times New Roman"/>
+          <w:color w:val="D4D4D4"/>
+          <w:kern w:val="0"/>
+          <w:sz w:val="21"/>
+          <w:szCs w:val="21"/>
+          <w:lang w:eastAsia="en-ID"/>
+          <w14:ligatures w14:val="none"/>
+        </w:rPr>
+        <w:t xml:space="preserve">    </w:t>
+      </w:r>
+      <w:r>
+        <w:rPr>
+          <w:rFonts w:ascii="Consolas" w:eastAsia="Times New Roman" w:hAnsi="Consolas" w:cs="Times New Roman"/>
+          <w:color w:val="569CD6"/>
+          <w:kern w:val="0"/>
+          <w:sz w:val="21"/>
+          <w:szCs w:val="21"/>
+          <w:lang w:eastAsia="en-ID"/>
+          <w14:ligatures w14:val="none"/>
+        </w:rPr>
+        <w:t>$this</w:t>
+      </w:r>
+      <w:r>
+        <w:rPr>
+          <w:rFonts w:ascii="Consolas" w:eastAsia="Times New Roman" w:hAnsi="Consolas" w:cs="Times New Roman"/>
+          <w:color w:val="D4D4D4"/>
+          <w:kern w:val="0"/>
+          <w:sz w:val="21"/>
+          <w:szCs w:val="21"/>
+          <w:lang w:eastAsia="en-ID"/>
+          <w14:ligatures w14:val="none"/>
+        </w:rPr>
+        <w:t>-&gt;</w:t>
+      </w:r>
+      <w:r>
+        <w:rPr>
+          <w:rFonts w:ascii="Consolas" w:eastAsia="Times New Roman" w:hAnsi="Consolas" w:cs="Times New Roman"/>
+          <w:color w:val="9CDCFE"/>
+          <w:kern w:val="0"/>
+          <w:sz w:val="21"/>
+          <w:szCs w:val="21"/>
+          <w:lang w:eastAsia="en-ID"/>
+          <w14:ligatures w14:val="none"/>
+        </w:rPr>
+        <w:t>penulis</w:t>
+      </w:r>
+      <w:r>
+        <w:rPr>
+          <w:rFonts w:ascii="Consolas" w:eastAsia="Times New Roman" w:hAnsi="Consolas" w:cs="Times New Roman"/>
+          <w:color w:val="D4D4D4"/>
+          <w:kern w:val="0"/>
+          <w:sz w:val="21"/>
+          <w:szCs w:val="21"/>
+          <w:lang w:eastAsia="en-ID"/>
+          <w14:ligatures w14:val="none"/>
+        </w:rPr>
+        <w:t xml:space="preserve"> = </w:t>
+      </w:r>
+      <w:r>
+        <w:rPr>
+          <w:rFonts w:ascii="Consolas" w:eastAsia="Times New Roman" w:hAnsi="Consolas" w:cs="Times New Roman"/>
+          <w:color w:val="9CDCFE"/>
+          <w:kern w:val="0"/>
+          <w:sz w:val="21"/>
+          <w:szCs w:val="21"/>
+          <w:lang w:eastAsia="en-ID"/>
+          <w14:ligatures w14:val="none"/>
+        </w:rPr>
+        <w:t>$penulis</w:t>
+      </w:r>
+      <w:r>
+        <w:rPr>
+          <w:rFonts w:ascii="Consolas" w:eastAsia="Times New Roman" w:hAnsi="Consolas" w:cs="Times New Roman"/>
+          <w:color w:val="D4D4D4"/>
+          <w:kern w:val="0"/>
+          <w:sz w:val="21"/>
+          <w:szCs w:val="21"/>
+          <w:lang w:eastAsia="en-ID"/>
+          <w14:ligatures w14:val="none"/>
+        </w:rPr>
+        <w:t>;</w:t>
+      </w:r>
+    </w:p>
+    <w:p>
+      <w:pPr>
+        <w:shd w:val="clear" w:color="auto" w:fill="1F1F1F"/>
+        <w:spacing w:after="0" w:line="285" w:lineRule="atLeast"/>
+        <w:rPr>
+          <w:rFonts w:ascii="Consolas" w:eastAsia="Times New Roman" w:hAnsi="Consolas" w:cs="Times New Roman"/>
+          <w:color w:val="CCCCCC"/>
+          <w:kern w:val="0"/>
+          <w:sz w:val="21"/>
+          <w:szCs w:val="21"/>
+          <w:lang w:eastAsia="en-ID"/>
+          <w14:ligatures w14:val="none"/>
+        </w:rPr>
+      </w:pPr>
+      <w:r>
+        <w:rPr>
+          <w:rFonts w:ascii="Consolas" w:eastAsia="Times New Roman" w:hAnsi="Consolas" w:cs="Times New Roman"/>
+          <w:color w:val="D4D4D4"/>
+          <w:kern w:val="0"/>
+          <w:sz w:val="21"/>
+          <w:szCs w:val="21"/>
+          <w:lang w:eastAsia="en-ID"/>
+          <w14:ligatures w14:val="none"/>
+        </w:rPr>
+        <w:t xml:space="preserve">    </w:t>
+      </w:r>
+      <w:r>
+        <w:rPr>
+          <w:rFonts w:ascii="Consolas" w:eastAsia="Times New Roman" w:hAnsi="Consolas" w:cs="Times New Roman"/>
+          <w:color w:val="569CD6"/>
+          <w:kern w:val="0"/>
+          <w:sz w:val="21"/>
+          <w:szCs w:val="21"/>
+          <w:lang w:eastAsia="en-ID"/>
+          <w14:ligatures w14:val="none"/>
+        </w:rPr>
+        <w:t>$this</w:t>
+      </w:r>
+      <w:r>
+        <w:rPr>
+          <w:rFonts w:ascii="Consolas" w:eastAsia="Times New Roman" w:hAnsi="Consolas" w:cs="Times New Roman"/>
+          <w:color w:val="D4D4D4"/>
+          <w:kern w:val="0"/>
+          <w:sz w:val="21"/>
+          <w:szCs w:val="21"/>
+          <w:lang w:eastAsia="en-ID"/>
+          <w14:ligatures w14:val="none"/>
+        </w:rPr>
+        <w:t>-&gt;</w:t>
+      </w:r>
+      <w:r>
+        <w:rPr>
+          <w:rFonts w:ascii="Consolas" w:eastAsia="Times New Roman" w:hAnsi="Consolas" w:cs="Times New Roman"/>
+          <w:color w:val="9CDCFE"/>
+          <w:kern w:val="0"/>
+          <w:sz w:val="21"/>
+          <w:szCs w:val="21"/>
+          <w:lang w:eastAsia="en-ID"/>
+          <w14:ligatures w14:val="none"/>
+        </w:rPr>
+        <w:t>penerbit</w:t>
+      </w:r>
+      <w:r>
+        <w:rPr>
+          <w:rFonts w:ascii="Consolas" w:eastAsia="Times New Roman" w:hAnsi="Consolas" w:cs="Times New Roman"/>
+          <w:color w:val="D4D4D4"/>
+          <w:kern w:val="0"/>
+          <w:sz w:val="21"/>
+          <w:szCs w:val="21"/>
+          <w:lang w:eastAsia="en-ID"/>
+          <w14:ligatures w14:val="none"/>
+        </w:rPr>
+        <w:t xml:space="preserve"> = </w:t>
+      </w:r>
+      <w:r>
+        <w:rPr>
+          <w:rFonts w:ascii="Consolas" w:eastAsia="Times New Roman" w:hAnsi="Consolas" w:cs="Times New Roman"/>
+          <w:color w:val="9CDCFE"/>
+          <w:kern w:val="0"/>
+          <w:sz w:val="21"/>
+          <w:szCs w:val="21"/>
+          <w:lang w:eastAsia="en-ID"/>
+          <w14:ligatures w14:val="none"/>
+        </w:rPr>
+        <w:t>$penerbit</w:t>
+      </w:r>
+      <w:r>
+        <w:rPr>
+          <w:rFonts w:ascii="Consolas" w:eastAsia="Times New Roman" w:hAnsi="Consolas" w:cs="Times New Roman"/>
+          <w:color w:val="D4D4D4"/>
+          <w:kern w:val="0"/>
+          <w:sz w:val="21"/>
+          <w:szCs w:val="21"/>
+          <w:lang w:eastAsia="en-ID"/>
+          <w14:ligatures w14:val="none"/>
+        </w:rPr>
+        <w:t>;</w:t>
+      </w:r>
+    </w:p>
+    <w:p>
+      <w:pPr>
+        <w:shd w:val="clear" w:color="auto" w:fill="1F1F1F"/>
+        <w:spacing w:after="0" w:line="285" w:lineRule="atLeast"/>
+        <w:rPr>
+          <w:rFonts w:ascii="Consolas" w:eastAsia="Times New Roman" w:hAnsi="Consolas" w:cs="Times New Roman"/>
+          <w:color w:val="CCCCCC"/>
+          <w:kern w:val="0"/>
+          <w:sz w:val="21"/>
+          <w:szCs w:val="21"/>
+          <w:lang w:eastAsia="en-ID"/>
+          <w14:ligatures w14:val="none"/>
+        </w:rPr>
+      </w:pPr>
+      <w:r>
+        <w:rPr>
+          <w:rFonts w:ascii="Consolas" w:eastAsia="Times New Roman" w:hAnsi="Consolas" w:cs="Times New Roman"/>
+          <w:color w:val="D4D4D4"/>
+          <w:kern w:val="0"/>
+          <w:sz w:val="21"/>
+          <w:szCs w:val="21"/>
+          <w:lang w:eastAsia="en-ID"/>
+          <w14:ligatures w14:val="none"/>
+        </w:rPr>
+        <w:t xml:space="preserve">    </w:t>
+      </w:r>
+      <w:r>
+        <w:rPr>
+          <w:rFonts w:ascii="Consolas" w:eastAsia="Times New Roman" w:hAnsi="Consolas" w:cs="Times New Roman"/>
+          <w:color w:val="569CD6"/>
+          <w:kern w:val="0"/>
+          <w:sz w:val="21"/>
+          <w:szCs w:val="21"/>
+          <w:lang w:eastAsia="en-ID"/>
+          <w14:ligatures w14:val="none"/>
+        </w:rPr>
+        <w:t>$this</w:t>
+      </w:r>
+      <w:r>
+        <w:rPr>
+          <w:rFonts w:ascii="Consolas" w:eastAsia="Times New Roman" w:hAnsi="Consolas" w:cs="Times New Roman"/>
+          <w:color w:val="D4D4D4"/>
+          <w:kern w:val="0"/>
+          <w:sz w:val="21"/>
+          <w:szCs w:val="21"/>
+          <w:lang w:eastAsia="en-ID"/>
+          <w14:ligatures w14:val="none"/>
+        </w:rPr>
+        <w:t>-&gt;</w:t>
+      </w:r>
+      <w:r>
+        <w:rPr>
+          <w:rFonts w:ascii="Consolas" w:eastAsia="Times New Roman" w:hAnsi="Consolas" w:cs="Times New Roman"/>
+          <w:color w:val="9CDCFE"/>
+          <w:kern w:val="0"/>
+          <w:sz w:val="21"/>
+          <w:szCs w:val="21"/>
+          <w:lang w:eastAsia="en-ID"/>
+          <w14:ligatures w14:val="none"/>
+        </w:rPr>
+        <w:t>harga</w:t>
+      </w:r>
+      <w:r>
+        <w:rPr>
+          <w:rFonts w:ascii="Consolas" w:eastAsia="Times New Roman" w:hAnsi="Consolas" w:cs="Times New Roman"/>
+          <w:color w:val="D4D4D4"/>
+          <w:kern w:val="0"/>
+          <w:sz w:val="21"/>
+          <w:szCs w:val="21"/>
+          <w:lang w:eastAsia="en-ID"/>
+          <w14:ligatures w14:val="none"/>
+        </w:rPr>
+        <w:t xml:space="preserve"> = </w:t>
+      </w:r>
+      <w:r>
+        <w:rPr>
+          <w:rFonts w:ascii="Consolas" w:eastAsia="Times New Roman" w:hAnsi="Consolas" w:cs="Times New Roman"/>
+          <w:color w:val="9CDCFE"/>
+          <w:kern w:val="0"/>
+          <w:sz w:val="21"/>
+          <w:szCs w:val="21"/>
+          <w:lang w:eastAsia="en-ID"/>
+          <w14:ligatures w14:val="none"/>
+        </w:rPr>
+        <w:t>$harga</w:t>
+      </w:r>
+      <w:r>
+        <w:rPr>
+          <w:rFonts w:ascii="Consolas" w:eastAsia="Times New Roman" w:hAnsi="Consolas" w:cs="Times New Roman"/>
+          <w:color w:val="D4D4D4"/>
+          <w:kern w:val="0"/>
+          <w:sz w:val="21"/>
+          <w:szCs w:val="21"/>
+          <w:lang w:eastAsia="en-ID"/>
+          <w14:ligatures w14:val="none"/>
+        </w:rPr>
+        <w:t>;</w:t>
+      </w:r>
+    </w:p>
+    <w:p>
+      <w:pPr>
+        <w:shd w:val="clear" w:color="auto" w:fill="1F1F1F"/>
+        <w:spacing w:after="0" w:line="285" w:lineRule="atLeast"/>
+        <w:rPr>
+          <w:rFonts w:ascii="Consolas" w:eastAsia="Times New Roman" w:hAnsi="Consolas" w:cs="Times New Roman"/>
+          <w:color w:val="CCCCCC"/>
+          <w:kern w:val="0"/>
+          <w:sz w:val="21"/>
+          <w:szCs w:val="21"/>
+          <w:lang w:eastAsia="en-ID"/>
+          <w14:ligatures w14:val="none"/>
+        </w:rPr>
+      </w:pPr>
+      <w:r>
+        <w:rPr>
+          <w:rFonts w:ascii="Consolas" w:eastAsia="Times New Roman" w:hAnsi="Consolas" w:cs="Times New Roman"/>
+          <w:color w:val="D4D4D4"/>
+          <w:kern w:val="0"/>
+          <w:sz w:val="21"/>
+          <w:szCs w:val="21"/>
+          <w:lang w:eastAsia="en-ID"/>
+          <w14:ligatures w14:val="none"/>
+        </w:rPr>
+        <w:t>  }</w:t>
+      </w:r>
+    </w:p>
+    <w:p>
+      <w:pPr>
+        <w:shd w:val="clear" w:color="auto" w:fill="1F1F1F"/>
+        <w:spacing w:after="0" w:line="285" w:lineRule="atLeast"/>
+        <w:rPr>
+          <w:rFonts w:ascii="Consolas" w:eastAsia="Times New Roman" w:hAnsi="Consolas" w:cs="Times New Roman"/>
+          <w:color w:val="CCCCCC"/>
+          <w:kern w:val="0"/>
+          <w:sz w:val="21"/>
+          <w:szCs w:val="21"/>
+          <w:lang w:eastAsia="en-ID"/>
+          <w14:ligatures w14:val="none"/>
+        </w:rPr>
+      </w:pPr>
+    </w:p>
+    <w:p>
+      <w:pPr>
+        <w:shd w:val="clear" w:color="auto" w:fill="1F1F1F"/>
+        <w:spacing w:after="0" w:line="285" w:lineRule="atLeast"/>
+        <w:rPr>
+          <w:rFonts w:ascii="Consolas" w:eastAsia="Times New Roman" w:hAnsi="Consolas" w:cs="Times New Roman"/>
+          <w:color w:val="CCCCCC"/>
+          <w:kern w:val="0"/>
+          <w:sz w:val="21"/>
+          <w:szCs w:val="21"/>
+          <w:lang w:eastAsia="en-ID"/>
+          <w14:ligatures w14:val="none"/>
+        </w:rPr>
+      </w:pPr>
+      <w:r>
+        <w:rPr>
+          <w:rFonts w:ascii="Consolas" w:eastAsia="Times New Roman" w:hAnsi="Consolas" w:cs="Times New Roman"/>
+          <w:color w:val="D4D4D4"/>
+          <w:kern w:val="0"/>
+          <w:sz w:val="21"/>
+          <w:szCs w:val="21"/>
+          <w:lang w:eastAsia="en-ID"/>
+          <w14:ligatures w14:val="none"/>
+        </w:rPr>
+        <w:t xml:space="preserve">  </w:t>
+      </w:r>
+      <w:r>
+        <w:rPr>
+          <w:rFonts w:ascii="Consolas" w:eastAsia="Times New Roman" w:hAnsi="Consolas" w:cs="Times New Roman"/>
+          <w:color w:val="6A9955"/>
+          <w:kern w:val="0"/>
+          <w:sz w:val="21"/>
+          <w:szCs w:val="21"/>
+          <w:lang w:eastAsia="en-ID"/>
+          <w14:ligatures w14:val="none"/>
+        </w:rPr>
+        <w:t>// Method</w:t>
+      </w:r>
+    </w:p>
+    <w:p>
+      <w:pPr>
+        <w:shd w:val="clear" w:color="auto" w:fill="1F1F1F"/>
+        <w:spacing w:after="0" w:line="285" w:lineRule="atLeast"/>
+        <w:rPr>
+          <w:rFonts w:ascii="Consolas" w:eastAsia="Times New Roman" w:hAnsi="Consolas" w:cs="Times New Roman"/>
+          <w:color w:val="CCCCCC"/>
+          <w:kern w:val="0"/>
+          <w:sz w:val="21"/>
+          <w:szCs w:val="21"/>
+          <w:lang w:eastAsia="en-ID"/>
+          <w14:ligatures w14:val="none"/>
+        </w:rPr>
+      </w:pPr>
+      <w:r>
+        <w:rPr>
+          <w:rFonts w:ascii="Consolas" w:eastAsia="Times New Roman" w:hAnsi="Consolas" w:cs="Times New Roman"/>
+          <w:color w:val="D4D4D4"/>
+          <w:kern w:val="0"/>
+          <w:sz w:val="21"/>
+          <w:szCs w:val="21"/>
+          <w:lang w:eastAsia="en-ID"/>
+          <w14:ligatures w14:val="none"/>
+        </w:rPr>
+        <w:t xml:space="preserve">  </w:t>
+      </w:r>
+      <w:r>
+        <w:rPr>
+          <w:rFonts w:ascii="Consolas" w:eastAsia="Times New Roman" w:hAnsi="Consolas" w:cs="Times New Roman"/>
+          <w:color w:val="569CD6"/>
+          <w:kern w:val="0"/>
+          <w:sz w:val="21"/>
+          <w:szCs w:val="21"/>
+          <w:lang w:eastAsia="en-ID"/>
+          <w14:ligatures w14:val="none"/>
+        </w:rPr>
+        <w:t>public</w:t>
+      </w:r>
+      <w:r>
+        <w:rPr>
+          <w:rFonts w:ascii="Consolas" w:eastAsia="Times New Roman" w:hAnsi="Consolas" w:cs="Times New Roman"/>
+          <w:color w:val="D4D4D4"/>
+          <w:kern w:val="0"/>
+          <w:sz w:val="21"/>
+          <w:szCs w:val="21"/>
+          <w:lang w:eastAsia="en-ID"/>
+          <w14:ligatures w14:val="none"/>
+        </w:rPr>
+        <w:t xml:space="preserve"> </w:t>
+      </w:r>
+      <w:r>
+        <w:rPr>
+          <w:rFonts w:ascii="Consolas" w:eastAsia="Times New Roman" w:hAnsi="Consolas" w:cs="Times New Roman"/>
+          <w:color w:val="569CD6"/>
+          <w:kern w:val="0"/>
+          <w:sz w:val="21"/>
+          <w:szCs w:val="21"/>
+          <w:lang w:eastAsia="en-ID"/>
+          <w14:ligatures w14:val="none"/>
+        </w:rPr>
+        <w:t>function</w:t>
+      </w:r>
+      <w:r>
+        <w:rPr>
+          <w:rFonts w:ascii="Consolas" w:eastAsia="Times New Roman" w:hAnsi="Consolas" w:cs="Times New Roman"/>
+          <w:color w:val="D4D4D4"/>
+          <w:kern w:val="0"/>
+          <w:sz w:val="21"/>
+          <w:szCs w:val="21"/>
+          <w:lang w:eastAsia="en-ID"/>
+          <w14:ligatures w14:val="none"/>
+        </w:rPr>
+        <w:t xml:space="preserve"> </w:t>
+      </w:r>
+      <w:r>
+        <w:rPr>
+          <w:rFonts w:ascii="Consolas" w:eastAsia="Times New Roman" w:hAnsi="Consolas" w:cs="Times New Roman"/>
+          <w:color w:val="DCDCAA"/>
+          <w:kern w:val="0"/>
+          <w:sz w:val="21"/>
+          <w:szCs w:val="21"/>
+          <w:lang w:eastAsia="en-ID"/>
+          <w14:ligatures w14:val="none"/>
+        </w:rPr>
+        <w:t>getLabel</w:t>
+      </w:r>
+      <w:r>
+        <w:rPr>
+          <w:rFonts w:ascii="Consolas" w:eastAsia="Times New Roman" w:hAnsi="Consolas" w:cs="Times New Roman"/>
+          <w:color w:val="D4D4D4"/>
+          <w:kern w:val="0"/>
+          <w:sz w:val="21"/>
+          <w:szCs w:val="21"/>
+          <w:lang w:eastAsia="en-ID"/>
+          <w14:ligatures w14:val="none"/>
+        </w:rPr>
+        <w:t>() {</w:t>
+      </w:r>
+    </w:p>
+    <w:p>
+      <w:pPr>
+        <w:shd w:val="clear" w:color="auto" w:fill="1F1F1F"/>
+        <w:spacing w:after="0" w:line="285" w:lineRule="atLeast"/>
+        <w:rPr>
+          <w:rFonts w:ascii="Consolas" w:eastAsia="Times New Roman" w:hAnsi="Consolas" w:cs="Times New Roman"/>
+          <w:color w:val="CCCCCC"/>
+          <w:kern w:val="0"/>
+          <w:sz w:val="21"/>
+          <w:szCs w:val="21"/>
+          <w:lang w:eastAsia="en-ID"/>
+          <w14:ligatures w14:val="none"/>
+        </w:rPr>
+      </w:pPr>
+      <w:r>
+        <w:rPr>
+          <w:rFonts w:ascii="Consolas" w:eastAsia="Times New Roman" w:hAnsi="Consolas" w:cs="Times New Roman"/>
+          <w:color w:val="D4D4D4"/>
+          <w:kern w:val="0"/>
+          <w:sz w:val="21"/>
+          <w:szCs w:val="21"/>
+          <w:lang w:eastAsia="en-ID"/>
+          <w14:ligatures w14:val="none"/>
+        </w:rPr>
+        <w:t xml:space="preserve">    </w:t>
+      </w:r>
+      <w:r>
+        <w:rPr>
+          <w:rFonts w:ascii="Consolas" w:eastAsia="Times New Roman" w:hAnsi="Consolas" w:cs="Times New Roman"/>
+          <w:color w:val="6A9955"/>
+          <w:kern w:val="0"/>
+          <w:sz w:val="21"/>
+          <w:szCs w:val="21"/>
+          <w:lang w:eastAsia="en-ID"/>
+          <w14:ligatures w14:val="none"/>
+        </w:rPr>
+        <w:t>// Agar bisa menggambil properti gunakan this</w:t>
+      </w:r>
+    </w:p>
+    <w:p>
+      <w:pPr>
+        <w:shd w:val="clear" w:color="auto" w:fill="1F1F1F"/>
+        <w:spacing w:after="0" w:line="285" w:lineRule="atLeast"/>
+        <w:rPr>
+          <w:rFonts w:ascii="Consolas" w:eastAsia="Times New Roman" w:hAnsi="Consolas" w:cs="Times New Roman"/>
+          <w:color w:val="CCCCCC"/>
+          <w:kern w:val="0"/>
+          <w:sz w:val="21"/>
+          <w:szCs w:val="21"/>
+          <w:lang w:eastAsia="en-ID"/>
+          <w14:ligatures w14:val="none"/>
+        </w:rPr>
+      </w:pPr>
+      <w:r>
+        <w:rPr>
+          <w:rFonts w:ascii="Consolas" w:eastAsia="Times New Roman" w:hAnsi="Consolas" w:cs="Times New Roman"/>
+          <w:color w:val="D4D4D4"/>
+          <w:kern w:val="0"/>
+          <w:sz w:val="21"/>
+          <w:szCs w:val="21"/>
+          <w:lang w:eastAsia="en-ID"/>
+          <w14:ligatures w14:val="none"/>
+        </w:rPr>
+        <w:t xml:space="preserve">    </w:t>
+      </w:r>
+      <w:r>
+        <w:rPr>
+          <w:rFonts w:ascii="Consolas" w:eastAsia="Times New Roman" w:hAnsi="Consolas" w:cs="Times New Roman"/>
+          <w:color w:val="C586C0"/>
+          <w:kern w:val="0"/>
+          <w:sz w:val="21"/>
+          <w:szCs w:val="21"/>
+          <w:lang w:eastAsia="en-ID"/>
+          <w14:ligatures w14:val="none"/>
+        </w:rPr>
+        <w:t>return</w:t>
+      </w:r>
+      <w:r>
+        <w:rPr>
+          <w:rFonts w:ascii="Consolas" w:eastAsia="Times New Roman" w:hAnsi="Consolas" w:cs="Times New Roman"/>
+          <w:color w:val="D4D4D4"/>
+          <w:kern w:val="0"/>
+          <w:sz w:val="21"/>
+          <w:szCs w:val="21"/>
+          <w:lang w:eastAsia="en-ID"/>
+          <w14:ligatures w14:val="none"/>
+        </w:rPr>
+        <w:t xml:space="preserve"> </w:t>
+      </w:r>
+      <w:r>
+        <w:rPr>
+          <w:rFonts w:ascii="Consolas" w:eastAsia="Times New Roman" w:hAnsi="Consolas" w:cs="Times New Roman"/>
+          <w:color w:val="CE9178"/>
+          <w:kern w:val="0"/>
+          <w:sz w:val="21"/>
+          <w:szCs w:val="21"/>
+          <w:lang w:eastAsia="en-ID"/>
+          <w14:ligatures w14:val="none"/>
+        </w:rPr>
+        <w:t xml:space="preserve">"Judul : </w:t>
+      </w:r>
+      <w:r>
+        <w:rPr>
+          <w:rFonts w:ascii="Consolas" w:eastAsia="Times New Roman" w:hAnsi="Consolas" w:cs="Times New Roman"/>
+          <w:color w:val="9CDCFE"/>
+          <w:kern w:val="0"/>
+          <w:sz w:val="21"/>
+          <w:szCs w:val="21"/>
+          <w:lang w:eastAsia="en-ID"/>
+          <w14:ligatures w14:val="none"/>
+        </w:rPr>
+        <w:t>$this</w:t>
+      </w:r>
+      <w:r>
+        <w:rPr>
+          <w:rFonts w:ascii="Consolas" w:eastAsia="Times New Roman" w:hAnsi="Consolas" w:cs="Times New Roman"/>
+          <w:color w:val="D4D4D4"/>
+          <w:kern w:val="0"/>
+          <w:sz w:val="21"/>
+          <w:szCs w:val="21"/>
+          <w:lang w:eastAsia="en-ID"/>
+          <w14:ligatures w14:val="none"/>
+        </w:rPr>
+        <w:t>-&gt;</w:t>
+      </w:r>
+      <w:r>
+        <w:rPr>
+          <w:rFonts w:ascii="Consolas" w:eastAsia="Times New Roman" w:hAnsi="Consolas" w:cs="Times New Roman"/>
+          <w:color w:val="9CDCFE"/>
+          <w:kern w:val="0"/>
+          <w:sz w:val="21"/>
+          <w:szCs w:val="21"/>
+          <w:lang w:eastAsia="en-ID"/>
+          <w14:ligatures w14:val="none"/>
+        </w:rPr>
+        <w:t>judul</w:t>
+      </w:r>
+      <w:r>
+        <w:rPr>
+          <w:rFonts w:ascii="Consolas" w:eastAsia="Times New Roman" w:hAnsi="Consolas" w:cs="Times New Roman"/>
+          <w:color w:val="CE9178"/>
+          <w:kern w:val="0"/>
+          <w:sz w:val="21"/>
+          <w:szCs w:val="21"/>
+          <w:lang w:eastAsia="en-ID"/>
+          <w14:ligatures w14:val="none"/>
+        </w:rPr>
+        <w:t xml:space="preserve"> , Penulis : </w:t>
+      </w:r>
+      <w:r>
+        <w:rPr>
+          <w:rFonts w:ascii="Consolas" w:eastAsia="Times New Roman" w:hAnsi="Consolas" w:cs="Times New Roman"/>
+          <w:color w:val="9CDCFE"/>
+          <w:kern w:val="0"/>
+          <w:sz w:val="21"/>
+          <w:szCs w:val="21"/>
+          <w:lang w:eastAsia="en-ID"/>
+          <w14:ligatures w14:val="none"/>
+        </w:rPr>
+        <w:t>$this</w:t>
+      </w:r>
+      <w:r>
+        <w:rPr>
+          <w:rFonts w:ascii="Consolas" w:eastAsia="Times New Roman" w:hAnsi="Consolas" w:cs="Times New Roman"/>
+          <w:color w:val="D4D4D4"/>
+          <w:kern w:val="0"/>
+          <w:sz w:val="21"/>
+          <w:szCs w:val="21"/>
+          <w:lang w:eastAsia="en-ID"/>
+          <w14:ligatures w14:val="none"/>
+        </w:rPr>
+        <w:t>-&gt;</w:t>
+      </w:r>
+      <w:r>
+        <w:rPr>
+          <w:rFonts w:ascii="Consolas" w:eastAsia="Times New Roman" w:hAnsi="Consolas" w:cs="Times New Roman"/>
+          <w:color w:val="9CDCFE"/>
+          <w:kern w:val="0"/>
+          <w:sz w:val="21"/>
+          <w:szCs w:val="21"/>
+          <w:lang w:eastAsia="en-ID"/>
+          <w14:ligatures w14:val="none"/>
+        </w:rPr>
+        <w:t>penulis</w:t>
+      </w:r>
+      <w:r>
+        <w:rPr>
+          <w:rFonts w:ascii="Consolas" w:eastAsia="Times New Roman" w:hAnsi="Consolas" w:cs="Times New Roman"/>
+          <w:color w:val="CE9178"/>
+          <w:kern w:val="0"/>
+          <w:sz w:val="21"/>
+          <w:szCs w:val="21"/>
+          <w:lang w:eastAsia="en-ID"/>
+          <w14:ligatures w14:val="none"/>
+        </w:rPr>
+        <w:t xml:space="preserve">, Penerbit : </w:t>
+      </w:r>
+      <w:r>
+        <w:rPr>
+          <w:rFonts w:ascii="Consolas" w:eastAsia="Times New Roman" w:hAnsi="Consolas" w:cs="Times New Roman"/>
+          <w:color w:val="9CDCFE"/>
+          <w:kern w:val="0"/>
+          <w:sz w:val="21"/>
+          <w:szCs w:val="21"/>
+          <w:lang w:eastAsia="en-ID"/>
+          <w14:ligatures w14:val="none"/>
+        </w:rPr>
+        <w:t>$this</w:t>
+      </w:r>
+      <w:r>
+        <w:rPr>
+          <w:rFonts w:ascii="Consolas" w:eastAsia="Times New Roman" w:hAnsi="Consolas" w:cs="Times New Roman"/>
+          <w:color w:val="D4D4D4"/>
+          <w:kern w:val="0"/>
+          <w:sz w:val="21"/>
+          <w:szCs w:val="21"/>
+          <w:lang w:eastAsia="en-ID"/>
+          <w14:ligatures w14:val="none"/>
+        </w:rPr>
+        <w:t>-&gt;</w:t>
+      </w:r>
+      <w:r>
+        <w:rPr>
+          <w:rFonts w:ascii="Consolas" w:eastAsia="Times New Roman" w:hAnsi="Consolas" w:cs="Times New Roman"/>
+          <w:color w:val="9CDCFE"/>
+          <w:kern w:val="0"/>
+          <w:sz w:val="21"/>
+          <w:szCs w:val="21"/>
+          <w:lang w:eastAsia="en-ID"/>
+          <w14:ligatures w14:val="none"/>
+        </w:rPr>
+        <w:t>penerbit</w:t>
+      </w:r>
+      <w:r>
+        <w:rPr>
+          <w:rFonts w:ascii="Consolas" w:eastAsia="Times New Roman" w:hAnsi="Consolas" w:cs="Times New Roman"/>
+          <w:color w:val="CE9178"/>
+          <w:kern w:val="0"/>
+          <w:sz w:val="21"/>
+          <w:szCs w:val="21"/>
+          <w:lang w:eastAsia="en-ID"/>
+          <w14:ligatures w14:val="none"/>
+        </w:rPr>
+        <w:t xml:space="preserve"> "</w:t>
+      </w:r>
+      <w:r>
+        <w:rPr>
+          <w:rFonts w:ascii="Consolas" w:eastAsia="Times New Roman" w:hAnsi="Consolas" w:cs="Times New Roman"/>
+          <w:color w:val="D4D4D4"/>
+          <w:kern w:val="0"/>
+          <w:sz w:val="21"/>
+          <w:szCs w:val="21"/>
+          <w:lang w:eastAsia="en-ID"/>
+          <w14:ligatures w14:val="none"/>
+        </w:rPr>
+        <w:t>;</w:t>
+      </w:r>
+    </w:p>
+    <w:p>
+      <w:pPr>
+        <w:shd w:val="clear" w:color="auto" w:fill="1F1F1F"/>
+        <w:spacing w:after="0" w:line="285" w:lineRule="atLeast"/>
+        <w:rPr>
+          <w:rFonts w:ascii="Consolas" w:eastAsia="Times New Roman" w:hAnsi="Consolas" w:cs="Times New Roman"/>
+          <w:color w:val="CCCCCC"/>
+          <w:kern w:val="0"/>
+          <w:sz w:val="21"/>
+          <w:szCs w:val="21"/>
+          <w:lang w:eastAsia="en-ID"/>
+          <w14:ligatures w14:val="none"/>
+        </w:rPr>
+      </w:pPr>
+      <w:r>
+        <w:rPr>
+          <w:rFonts w:ascii="Consolas" w:eastAsia="Times New Roman" w:hAnsi="Consolas" w:cs="Times New Roman"/>
+          <w:color w:val="D4D4D4"/>
+          <w:kern w:val="0"/>
+          <w:sz w:val="21"/>
+          <w:szCs w:val="21"/>
+          <w:lang w:eastAsia="en-ID"/>
+          <w14:ligatures w14:val="none"/>
+        </w:rPr>
+        <w:t>  }</w:t>
+      </w:r>
+    </w:p>
+    <w:p>
+      <w:pPr>
+        <w:shd w:val="clear" w:color="auto" w:fill="1F1F1F"/>
+        <w:spacing w:after="0" w:line="285" w:lineRule="atLeast"/>
+        <w:rPr>
+          <w:rFonts w:ascii="Consolas" w:eastAsia="Times New Roman" w:hAnsi="Consolas" w:cs="Times New Roman"/>
+          <w:color w:val="CCCCCC"/>
+          <w:kern w:val="0"/>
+          <w:sz w:val="21"/>
+          <w:szCs w:val="21"/>
+          <w:lang w:eastAsia="en-ID"/>
+          <w14:ligatures w14:val="none"/>
+        </w:rPr>
+      </w:pPr>
+      <w:r>
+        <w:rPr>
+          <w:rFonts w:ascii="Consolas" w:eastAsia="Times New Roman" w:hAnsi="Consolas" w:cs="Times New Roman"/>
+          <w:color w:val="D4D4D4"/>
+          <w:kern w:val="0"/>
+          <w:sz w:val="21"/>
+          <w:szCs w:val="21"/>
+          <w:lang w:eastAsia="en-ID"/>
+          <w14:ligatures w14:val="none"/>
+        </w:rPr>
+        <w:t>}</w:t>
+      </w:r>
+    </w:p>
+    <w:p>
+      <w:pPr>
+        <w:shd w:val="clear" w:color="auto" w:fill="1F1F1F"/>
+        <w:spacing w:after="0" w:line="285" w:lineRule="atLeast"/>
+        <w:rPr>
+          <w:rFonts w:ascii="Consolas" w:eastAsia="Times New Roman" w:hAnsi="Consolas" w:cs="Times New Roman"/>
+          <w:color w:val="CCCCCC"/>
+          <w:kern w:val="0"/>
+          <w:sz w:val="21"/>
+          <w:szCs w:val="21"/>
+          <w:lang w:eastAsia="en-ID"/>
+          <w14:ligatures w14:val="none"/>
+        </w:rPr>
+      </w:pPr>
+    </w:p>
+    <w:p>
+      <w:pPr>
+        <w:shd w:val="clear" w:color="auto" w:fill="1F1F1F"/>
+        <w:spacing w:after="0" w:line="285" w:lineRule="atLeast"/>
+        <w:rPr>
+          <w:rFonts w:ascii="Consolas" w:eastAsia="Times New Roman" w:hAnsi="Consolas" w:cs="Times New Roman"/>
+          <w:color w:val="CCCCCC"/>
+          <w:kern w:val="0"/>
+          <w:sz w:val="21"/>
+          <w:szCs w:val="21"/>
+          <w:lang w:eastAsia="en-ID"/>
+          <w14:ligatures w14:val="none"/>
+        </w:rPr>
+      </w:pPr>
+      <w:r>
+        <w:rPr>
+          <w:rFonts w:ascii="Consolas" w:eastAsia="Times New Roman" w:hAnsi="Consolas" w:cs="Times New Roman"/>
+          <w:color w:val="6A9955"/>
+          <w:kern w:val="0"/>
+          <w:sz w:val="21"/>
+          <w:szCs w:val="21"/>
+          <w:lang w:eastAsia="en-ID"/>
+          <w14:ligatures w14:val="none"/>
+        </w:rPr>
+        <w:t>// // object adalah instance/implementasi dari class</w:t>
+      </w:r>
+    </w:p>
+    <w:p>
+      <w:pPr>
+        <w:shd w:val="clear" w:color="auto" w:fill="1F1F1F"/>
+        <w:spacing w:after="0" w:line="285" w:lineRule="atLeast"/>
+        <w:rPr>
+          <w:rFonts w:ascii="Consolas" w:eastAsia="Times New Roman" w:hAnsi="Consolas" w:cs="Times New Roman"/>
+          <w:color w:val="CCCCCC"/>
+          <w:kern w:val="0"/>
+          <w:sz w:val="21"/>
+          <w:szCs w:val="21"/>
+          <w:lang w:eastAsia="en-ID"/>
+          <w14:ligatures w14:val="none"/>
+        </w:rPr>
+      </w:pPr>
+      <w:r>
+        <w:rPr>
+          <w:rFonts w:ascii="Consolas" w:eastAsia="Times New Roman" w:hAnsi="Consolas" w:cs="Times New Roman"/>
+          <w:color w:val="9CDCFE"/>
+          <w:kern w:val="0"/>
+          <w:sz w:val="21"/>
+          <w:szCs w:val="21"/>
+          <w:lang w:eastAsia="en-ID"/>
+          <w14:ligatures w14:val="none"/>
+        </w:rPr>
+        <w:t>$produk2</w:t>
+      </w:r>
+      <w:r>
+        <w:rPr>
+          <w:rFonts w:ascii="Consolas" w:eastAsia="Times New Roman" w:hAnsi="Consolas" w:cs="Times New Roman"/>
+          <w:color w:val="D4D4D4"/>
+          <w:kern w:val="0"/>
+          <w:sz w:val="21"/>
+          <w:szCs w:val="21"/>
+          <w:lang w:eastAsia="en-ID"/>
+          <w14:ligatures w14:val="none"/>
+        </w:rPr>
+        <w:t xml:space="preserve"> = </w:t>
+      </w:r>
+      <w:r>
+        <w:rPr>
+          <w:rFonts w:ascii="Consolas" w:eastAsia="Times New Roman" w:hAnsi="Consolas" w:cs="Times New Roman"/>
+          <w:color w:val="569CD6"/>
+          <w:kern w:val="0"/>
+          <w:sz w:val="21"/>
+          <w:szCs w:val="21"/>
+          <w:lang w:eastAsia="en-ID"/>
+          <w14:ligatures w14:val="none"/>
+        </w:rPr>
+        <w:t>new</w:t>
+      </w:r>
+      <w:r>
+        <w:rPr>
+          <w:rFonts w:ascii="Consolas" w:eastAsia="Times New Roman" w:hAnsi="Consolas" w:cs="Times New Roman"/>
+          <w:color w:val="D4D4D4"/>
+          <w:kern w:val="0"/>
+          <w:sz w:val="21"/>
+          <w:szCs w:val="21"/>
+          <w:lang w:eastAsia="en-ID"/>
+          <w14:ligatures w14:val="none"/>
+        </w:rPr>
+        <w:t xml:space="preserve"> </w:t>
+      </w:r>
+      <w:r>
+        <w:rPr>
+          <w:rFonts w:ascii="Consolas" w:eastAsia="Times New Roman" w:hAnsi="Consolas" w:cs="Times New Roman"/>
+          <w:color w:val="4EC9B0"/>
+          <w:kern w:val="0"/>
+          <w:sz w:val="21"/>
+          <w:szCs w:val="21"/>
+          <w:lang w:eastAsia="en-ID"/>
+          <w14:ligatures w14:val="none"/>
+        </w:rPr>
+        <w:t>Produk</w:t>
+      </w:r>
+      <w:r>
+        <w:rPr>
+          <w:rFonts w:ascii="Consolas" w:eastAsia="Times New Roman" w:hAnsi="Consolas" w:cs="Times New Roman"/>
+          <w:color w:val="D4D4D4"/>
+          <w:kern w:val="0"/>
+          <w:sz w:val="21"/>
+          <w:szCs w:val="21"/>
+          <w:lang w:eastAsia="en-ID"/>
+          <w14:ligatures w14:val="none"/>
+        </w:rPr>
+        <w:t>(</w:t>
+      </w:r>
+      <w:r>
+        <w:rPr>
+          <w:rFonts w:ascii="Consolas" w:eastAsia="Times New Roman" w:hAnsi="Consolas" w:cs="Times New Roman"/>
+          <w:color w:val="CE9178"/>
+          <w:kern w:val="0"/>
+          <w:sz w:val="21"/>
+          <w:szCs w:val="21"/>
+          <w:lang w:eastAsia="en-ID"/>
+          <w14:ligatures w14:val="none"/>
+        </w:rPr>
+        <w:t>"Ujang the game"</w:t>
+      </w:r>
+      <w:r>
+        <w:rPr>
+          <w:rFonts w:ascii="Consolas" w:eastAsia="Times New Roman" w:hAnsi="Consolas" w:cs="Times New Roman"/>
+          <w:color w:val="D4D4D4"/>
+          <w:kern w:val="0"/>
+          <w:sz w:val="21"/>
+          <w:szCs w:val="21"/>
+          <w:lang w:eastAsia="en-ID"/>
+          <w14:ligatures w14:val="none"/>
+        </w:rPr>
+        <w:t xml:space="preserve">, </w:t>
+      </w:r>
+      <w:r>
+        <w:rPr>
+          <w:rFonts w:ascii="Consolas" w:eastAsia="Times New Roman" w:hAnsi="Consolas" w:cs="Times New Roman"/>
+          <w:color w:val="CE9178"/>
+          <w:kern w:val="0"/>
+          <w:sz w:val="21"/>
+          <w:szCs w:val="21"/>
+          <w:lang w:eastAsia="en-ID"/>
+          <w14:ligatures w14:val="none"/>
+        </w:rPr>
+        <w:t>"Dujang"</w:t>
+      </w:r>
+      <w:r>
+        <w:rPr>
+          <w:rFonts w:ascii="Consolas" w:eastAsia="Times New Roman" w:hAnsi="Consolas" w:cs="Times New Roman"/>
+          <w:color w:val="D4D4D4"/>
+          <w:kern w:val="0"/>
+          <w:sz w:val="21"/>
+          <w:szCs w:val="21"/>
+          <w:lang w:eastAsia="en-ID"/>
+          <w14:ligatures w14:val="none"/>
+        </w:rPr>
+        <w:t xml:space="preserve">, </w:t>
+      </w:r>
+      <w:r>
+        <w:rPr>
+          <w:rFonts w:ascii="Consolas" w:eastAsia="Times New Roman" w:hAnsi="Consolas" w:cs="Times New Roman"/>
+          <w:color w:val="CE9178"/>
+          <w:kern w:val="0"/>
+          <w:sz w:val="21"/>
+          <w:szCs w:val="21"/>
+          <w:lang w:eastAsia="en-ID"/>
+          <w14:ligatures w14:val="none"/>
+        </w:rPr>
+        <w:t>"PT. Dujang Nusantara"</w:t>
+      </w:r>
+      <w:r>
+        <w:rPr>
+          <w:rFonts w:ascii="Consolas" w:eastAsia="Times New Roman" w:hAnsi="Consolas" w:cs="Times New Roman"/>
+          <w:color w:val="D4D4D4"/>
+          <w:kern w:val="0"/>
+          <w:sz w:val="21"/>
+          <w:szCs w:val="21"/>
+          <w:lang w:eastAsia="en-ID"/>
+          <w14:ligatures w14:val="none"/>
+        </w:rPr>
+        <w:t xml:space="preserve">, </w:t>
+      </w:r>
+      <w:r>
+        <w:rPr>
+          <w:rFonts w:ascii="Consolas" w:eastAsia="Times New Roman" w:hAnsi="Consolas" w:cs="Times New Roman"/>
+          <w:color w:val="B5CEA8"/>
+          <w:kern w:val="0"/>
+          <w:sz w:val="21"/>
+          <w:szCs w:val="21"/>
+          <w:lang w:eastAsia="en-ID"/>
+          <w14:ligatures w14:val="none"/>
+        </w:rPr>
+        <w:t>1000</w:t>
+      </w:r>
+      <w:r>
+        <w:rPr>
+          <w:rFonts w:ascii="Consolas" w:eastAsia="Times New Roman" w:hAnsi="Consolas" w:cs="Times New Roman"/>
+          <w:color w:val="D4D4D4"/>
+          <w:kern w:val="0"/>
+          <w:sz w:val="21"/>
+          <w:szCs w:val="21"/>
+          <w:lang w:eastAsia="en-ID"/>
+          <w14:ligatures w14:val="none"/>
+        </w:rPr>
+        <w:t>);</w:t>
+      </w:r>
+    </w:p>
+    <w:p>
+      <w:pPr>
+        <w:shd w:val="clear" w:color="auto" w:fill="1F1F1F"/>
+        <w:spacing w:after="0" w:line="285" w:lineRule="atLeast"/>
+        <w:rPr>
+          <w:rFonts w:ascii="Consolas" w:eastAsia="Times New Roman" w:hAnsi="Consolas" w:cs="Times New Roman"/>
+          <w:color w:val="CCCCCC"/>
+          <w:kern w:val="0"/>
+          <w:sz w:val="21"/>
+          <w:szCs w:val="21"/>
+          <w:lang w:eastAsia="en-ID"/>
+          <w14:ligatures w14:val="none"/>
+        </w:rPr>
+      </w:pPr>
+      <w:r>
+        <w:rPr>
+          <w:rFonts w:ascii="Consolas" w:eastAsia="Times New Roman" w:hAnsi="Consolas" w:cs="Times New Roman"/>
+          <w:color w:val="9CDCFE"/>
+          <w:kern w:val="0"/>
+          <w:sz w:val="21"/>
+          <w:szCs w:val="21"/>
+          <w:lang w:eastAsia="en-ID"/>
+          <w14:ligatures w14:val="none"/>
+        </w:rPr>
+        <w:t>$produk3</w:t>
+      </w:r>
+      <w:r>
+        <w:rPr>
+          <w:rFonts w:ascii="Consolas" w:eastAsia="Times New Roman" w:hAnsi="Consolas" w:cs="Times New Roman"/>
+          <w:color w:val="D4D4D4"/>
+          <w:kern w:val="0"/>
+          <w:sz w:val="21"/>
+          <w:szCs w:val="21"/>
+          <w:lang w:eastAsia="en-ID"/>
+          <w14:ligatures w14:val="none"/>
+        </w:rPr>
+        <w:t xml:space="preserve"> = </w:t>
+      </w:r>
+      <w:r>
+        <w:rPr>
+          <w:rFonts w:ascii="Consolas" w:eastAsia="Times New Roman" w:hAnsi="Consolas" w:cs="Times New Roman"/>
+          <w:color w:val="569CD6"/>
+          <w:kern w:val="0"/>
+          <w:sz w:val="21"/>
+          <w:szCs w:val="21"/>
+          <w:lang w:eastAsia="en-ID"/>
+          <w14:ligatures w14:val="none"/>
+        </w:rPr>
+        <w:t>new</w:t>
+      </w:r>
+      <w:r>
+        <w:rPr>
+          <w:rFonts w:ascii="Consolas" w:eastAsia="Times New Roman" w:hAnsi="Consolas" w:cs="Times New Roman"/>
+          <w:color w:val="D4D4D4"/>
+          <w:kern w:val="0"/>
+          <w:sz w:val="21"/>
+          <w:szCs w:val="21"/>
+          <w:lang w:eastAsia="en-ID"/>
+          <w14:ligatures w14:val="none"/>
+        </w:rPr>
+        <w:t xml:space="preserve"> </w:t>
+      </w:r>
+      <w:r>
+        <w:rPr>
+          <w:rFonts w:ascii="Consolas" w:eastAsia="Times New Roman" w:hAnsi="Consolas" w:cs="Times New Roman"/>
+          <w:color w:val="4EC9B0"/>
+          <w:kern w:val="0"/>
+          <w:sz w:val="21"/>
+          <w:szCs w:val="21"/>
+          <w:lang w:eastAsia="en-ID"/>
+          <w14:ligatures w14:val="none"/>
+        </w:rPr>
+        <w:t>Produk</w:t>
+      </w:r>
+      <w:r>
+        <w:rPr>
+          <w:rFonts w:ascii="Consolas" w:eastAsia="Times New Roman" w:hAnsi="Consolas" w:cs="Times New Roman"/>
+          <w:color w:val="D4D4D4"/>
+          <w:kern w:val="0"/>
+          <w:sz w:val="21"/>
+          <w:szCs w:val="21"/>
+          <w:lang w:eastAsia="en-ID"/>
+          <w14:ligatures w14:val="none"/>
+        </w:rPr>
+        <w:t xml:space="preserve">( </w:t>
+      </w:r>
+      <w:r>
+        <w:rPr>
+          <w:rFonts w:ascii="Consolas" w:eastAsia="Times New Roman" w:hAnsi="Consolas" w:cs="Times New Roman"/>
+          <w:color w:val="CE9178"/>
+          <w:kern w:val="0"/>
+          <w:sz w:val="21"/>
+          <w:szCs w:val="21"/>
+          <w:lang w:eastAsia="en-ID"/>
+          <w14:ligatures w14:val="none"/>
+        </w:rPr>
+        <w:t>"Champion Of Ujangs"</w:t>
+      </w:r>
+      <w:r>
+        <w:rPr>
+          <w:rFonts w:ascii="Consolas" w:eastAsia="Times New Roman" w:hAnsi="Consolas" w:cs="Times New Roman"/>
+          <w:color w:val="D4D4D4"/>
+          <w:kern w:val="0"/>
+          <w:sz w:val="21"/>
+          <w:szCs w:val="21"/>
+          <w:lang w:eastAsia="en-ID"/>
+          <w14:ligatures w14:val="none"/>
+        </w:rPr>
+        <w:t xml:space="preserve">, </w:t>
+      </w:r>
+      <w:r>
+        <w:rPr>
+          <w:rFonts w:ascii="Consolas" w:eastAsia="Times New Roman" w:hAnsi="Consolas" w:cs="Times New Roman"/>
+          <w:color w:val="CE9178"/>
+          <w:kern w:val="0"/>
+          <w:sz w:val="21"/>
+          <w:szCs w:val="21"/>
+          <w:lang w:eastAsia="en-ID"/>
+          <w14:ligatures w14:val="none"/>
+        </w:rPr>
+        <w:t>"Dujang"</w:t>
+      </w:r>
+      <w:r>
+        <w:rPr>
+          <w:rFonts w:ascii="Consolas" w:eastAsia="Times New Roman" w:hAnsi="Consolas" w:cs="Times New Roman"/>
+          <w:color w:val="D4D4D4"/>
+          <w:kern w:val="0"/>
+          <w:sz w:val="21"/>
+          <w:szCs w:val="21"/>
+          <w:lang w:eastAsia="en-ID"/>
+          <w14:ligatures w14:val="none"/>
+        </w:rPr>
+        <w:t xml:space="preserve">, </w:t>
+      </w:r>
+      <w:r>
+        <w:rPr>
+          <w:rFonts w:ascii="Consolas" w:eastAsia="Times New Roman" w:hAnsi="Consolas" w:cs="Times New Roman"/>
+          <w:color w:val="CE9178"/>
+          <w:kern w:val="0"/>
+          <w:sz w:val="21"/>
+          <w:szCs w:val="21"/>
+          <w:lang w:eastAsia="en-ID"/>
+          <w14:ligatures w14:val="none"/>
+        </w:rPr>
+        <w:t>"PT. Sejahtera Dujang"</w:t>
+      </w:r>
+      <w:r>
+        <w:rPr>
+          <w:rFonts w:ascii="Consolas" w:eastAsia="Times New Roman" w:hAnsi="Consolas" w:cs="Times New Roman"/>
+          <w:color w:val="D4D4D4"/>
+          <w:kern w:val="0"/>
+          <w:sz w:val="21"/>
+          <w:szCs w:val="21"/>
+          <w:lang w:eastAsia="en-ID"/>
+          <w14:ligatures w14:val="none"/>
+        </w:rPr>
+        <w:t xml:space="preserve">, </w:t>
+      </w:r>
+      <w:r>
+        <w:rPr>
+          <w:rFonts w:ascii="Consolas" w:eastAsia="Times New Roman" w:hAnsi="Consolas" w:cs="Times New Roman"/>
+          <w:color w:val="B5CEA8"/>
+          <w:kern w:val="0"/>
+          <w:sz w:val="21"/>
+          <w:szCs w:val="21"/>
+          <w:lang w:eastAsia="en-ID"/>
+          <w14:ligatures w14:val="none"/>
+        </w:rPr>
+        <w:t>2000</w:t>
+      </w:r>
+      <w:r>
+        <w:rPr>
+          <w:rFonts w:ascii="Consolas" w:eastAsia="Times New Roman" w:hAnsi="Consolas" w:cs="Times New Roman"/>
+          <w:color w:val="D4D4D4"/>
+          <w:kern w:val="0"/>
+          <w:sz w:val="21"/>
+          <w:szCs w:val="21"/>
+          <w:lang w:eastAsia="en-ID"/>
+          <w14:ligatures w14:val="none"/>
+        </w:rPr>
+        <w:t>);</w:t>
+      </w:r>
+    </w:p>
+    <w:p>
+      <w:pPr>
+        <w:shd w:val="clear" w:color="auto" w:fill="1F1F1F"/>
+        <w:spacing w:after="0" w:line="285" w:lineRule="atLeast"/>
+        <w:rPr>
+          <w:rFonts w:ascii="Consolas" w:eastAsia="Times New Roman" w:hAnsi="Consolas" w:cs="Times New Roman"/>
+          <w:color w:val="CCCCCC"/>
+          <w:kern w:val="0"/>
+          <w:sz w:val="21"/>
+          <w:szCs w:val="21"/>
+          <w:lang w:eastAsia="en-ID"/>
+          <w14:ligatures w14:val="none"/>
+        </w:rPr>
+      </w:pPr>
+    </w:p>
+    <w:p>
+      <w:pPr>
+        <w:shd w:val="clear" w:color="auto" w:fill="1F1F1F"/>
+        <w:spacing w:after="0" w:line="285" w:lineRule="atLeast"/>
+        <w:rPr>
+          <w:rFonts w:ascii="Consolas" w:eastAsia="Times New Roman" w:hAnsi="Consolas" w:cs="Times New Roman"/>
+          <w:color w:val="CCCCCC"/>
+          <w:kern w:val="0"/>
+          <w:sz w:val="21"/>
+          <w:szCs w:val="21"/>
+          <w:lang w:eastAsia="en-ID"/>
+          <w14:ligatures w14:val="none"/>
+        </w:rPr>
+      </w:pPr>
+      <w:r>
+        <w:rPr>
+          <w:rFonts w:ascii="Consolas" w:eastAsia="Times New Roman" w:hAnsi="Consolas" w:cs="Times New Roman"/>
+          <w:color w:val="DCDCAA"/>
+          <w:kern w:val="0"/>
+          <w:sz w:val="21"/>
+          <w:szCs w:val="21"/>
+          <w:lang w:eastAsia="en-ID"/>
+          <w14:ligatures w14:val="none"/>
+        </w:rPr>
+        <w:t>echo</w:t>
+      </w:r>
+      <w:r>
+        <w:rPr>
+          <w:rFonts w:ascii="Consolas" w:eastAsia="Times New Roman" w:hAnsi="Consolas" w:cs="Times New Roman"/>
+          <w:color w:val="D4D4D4"/>
+          <w:kern w:val="0"/>
+          <w:sz w:val="21"/>
+          <w:szCs w:val="21"/>
+          <w:lang w:eastAsia="en-ID"/>
+          <w14:ligatures w14:val="none"/>
+        </w:rPr>
+        <w:t xml:space="preserve"> </w:t>
+      </w:r>
+      <w:r>
+        <w:rPr>
+          <w:rFonts w:ascii="Consolas" w:eastAsia="Times New Roman" w:hAnsi="Consolas" w:cs="Times New Roman"/>
+          <w:color w:val="9CDCFE"/>
+          <w:kern w:val="0"/>
+          <w:sz w:val="21"/>
+          <w:szCs w:val="21"/>
+          <w:lang w:eastAsia="en-ID"/>
+          <w14:ligatures w14:val="none"/>
+        </w:rPr>
+        <w:t>$produk2</w:t>
+      </w:r>
+      <w:r>
+        <w:rPr>
+          <w:rFonts w:ascii="Consolas" w:eastAsia="Times New Roman" w:hAnsi="Consolas" w:cs="Times New Roman"/>
+          <w:color w:val="D4D4D4"/>
+          <w:kern w:val="0"/>
+          <w:sz w:val="21"/>
+          <w:szCs w:val="21"/>
+          <w:lang w:eastAsia="en-ID"/>
+          <w14:ligatures w14:val="none"/>
+        </w:rPr>
+        <w:t>-&gt;</w:t>
+      </w:r>
+      <w:r>
+        <w:rPr>
+          <w:rFonts w:ascii="Consolas" w:eastAsia="Times New Roman" w:hAnsi="Consolas" w:cs="Times New Roman"/>
+          <w:color w:val="DCDCAA"/>
+          <w:kern w:val="0"/>
+          <w:sz w:val="21"/>
+          <w:szCs w:val="21"/>
+          <w:lang w:eastAsia="en-ID"/>
+          <w14:ligatures w14:val="none"/>
+        </w:rPr>
+        <w:t>getLabel</w:t>
+      </w:r>
+      <w:r>
+        <w:rPr>
+          <w:rFonts w:ascii="Consolas" w:eastAsia="Times New Roman" w:hAnsi="Consolas" w:cs="Times New Roman"/>
+          <w:color w:val="D4D4D4"/>
+          <w:kern w:val="0"/>
+          <w:sz w:val="21"/>
+          <w:szCs w:val="21"/>
+          <w:lang w:eastAsia="en-ID"/>
+          <w14:ligatures w14:val="none"/>
+        </w:rPr>
+        <w:t>();</w:t>
+      </w:r>
+    </w:p>
+    <w:p>
+      <w:pPr>
+        <w:shd w:val="clear" w:color="auto" w:fill="1F1F1F"/>
+        <w:spacing w:after="0" w:line="285" w:lineRule="atLeast"/>
+        <w:rPr>
+          <w:rFonts w:ascii="Consolas" w:eastAsia="Times New Roman" w:hAnsi="Consolas" w:cs="Times New Roman"/>
+          <w:color w:val="CCCCCC"/>
+          <w:kern w:val="0"/>
+          <w:sz w:val="21"/>
+          <w:szCs w:val="21"/>
+          <w:lang w:eastAsia="en-ID"/>
+          <w14:ligatures w14:val="none"/>
+        </w:rPr>
+      </w:pPr>
+      <w:r>
+        <w:rPr>
+          <w:rFonts w:ascii="Consolas" w:eastAsia="Times New Roman" w:hAnsi="Consolas" w:cs="Times New Roman"/>
+          <w:color w:val="DCDCAA"/>
+          <w:kern w:val="0"/>
+          <w:sz w:val="21"/>
+          <w:szCs w:val="21"/>
+          <w:lang w:eastAsia="en-ID"/>
+          <w14:ligatures w14:val="none"/>
+        </w:rPr>
+        <w:t>echo</w:t>
+      </w:r>
+      <w:r>
+        <w:rPr>
+          <w:rFonts w:ascii="Consolas" w:eastAsia="Times New Roman" w:hAnsi="Consolas" w:cs="Times New Roman"/>
+          <w:color w:val="D4D4D4"/>
+          <w:kern w:val="0"/>
+          <w:sz w:val="21"/>
+          <w:szCs w:val="21"/>
+          <w:lang w:eastAsia="en-ID"/>
+          <w14:ligatures w14:val="none"/>
+        </w:rPr>
+        <w:t xml:space="preserve"> </w:t>
+      </w:r>
+      <w:r>
+        <w:rPr>
+          <w:rFonts w:ascii="Consolas" w:eastAsia="Times New Roman" w:hAnsi="Consolas" w:cs="Times New Roman"/>
+          <w:color w:val="CE9178"/>
+          <w:kern w:val="0"/>
+          <w:sz w:val="21"/>
+          <w:szCs w:val="21"/>
+          <w:lang w:eastAsia="en-ID"/>
+          <w14:ligatures w14:val="none"/>
+        </w:rPr>
+        <w:t>"&lt;br&gt;"</w:t>
+      </w:r>
+      <w:r>
+        <w:rPr>
+          <w:rFonts w:ascii="Consolas" w:eastAsia="Times New Roman" w:hAnsi="Consolas" w:cs="Times New Roman"/>
+          <w:color w:val="D4D4D4"/>
+          <w:kern w:val="0"/>
+          <w:sz w:val="21"/>
+          <w:szCs w:val="21"/>
+          <w:lang w:eastAsia="en-ID"/>
+          <w14:ligatures w14:val="none"/>
+        </w:rPr>
+        <w:t>;</w:t>
+      </w:r>
+    </w:p>
+    <w:p>
+      <w:pPr>
+        <w:shd w:val="clear" w:color="auto" w:fill="1F1F1F"/>
+        <w:spacing w:after="0" w:line="285" w:lineRule="atLeast"/>
+        <w:rPr>
+          <w:rFonts w:ascii="Consolas" w:eastAsia="Times New Roman" w:hAnsi="Consolas" w:cs="Times New Roman"/>
+          <w:color w:val="CCCCCC"/>
+          <w:kern w:val="0"/>
+          <w:sz w:val="21"/>
+          <w:szCs w:val="21"/>
+          <w:lang w:eastAsia="en-ID"/>
+          <w14:ligatures w14:val="none"/>
+        </w:rPr>
+      </w:pPr>
+      <w:r>
+        <w:rPr>
+          <w:rFonts w:ascii="Consolas" w:eastAsia="Times New Roman" w:hAnsi="Consolas" w:cs="Times New Roman"/>
+          <w:color w:val="DCDCAA"/>
+          <w:kern w:val="0"/>
+          <w:sz w:val="21"/>
+          <w:szCs w:val="21"/>
+          <w:lang w:eastAsia="en-ID"/>
+          <w14:ligatures w14:val="none"/>
+        </w:rPr>
+        <w:t>echo</w:t>
+      </w:r>
+      <w:r>
+        <w:rPr>
+          <w:rFonts w:ascii="Consolas" w:eastAsia="Times New Roman" w:hAnsi="Consolas" w:cs="Times New Roman"/>
+          <w:color w:val="D4D4D4"/>
+          <w:kern w:val="0"/>
+          <w:sz w:val="21"/>
+          <w:szCs w:val="21"/>
+          <w:lang w:eastAsia="en-ID"/>
+          <w14:ligatures w14:val="none"/>
+        </w:rPr>
+        <w:t xml:space="preserve"> </w:t>
+      </w:r>
+      <w:r>
+        <w:rPr>
+          <w:rFonts w:ascii="Consolas" w:eastAsia="Times New Roman" w:hAnsi="Consolas" w:cs="Times New Roman"/>
+          <w:color w:val="CE9178"/>
+          <w:kern w:val="0"/>
+          <w:sz w:val="21"/>
+          <w:szCs w:val="21"/>
+          <w:lang w:eastAsia="en-ID"/>
+          <w14:ligatures w14:val="none"/>
+        </w:rPr>
+        <w:t>"&lt;br&gt;"</w:t>
+      </w:r>
+      <w:r>
+        <w:rPr>
+          <w:rFonts w:ascii="Consolas" w:eastAsia="Times New Roman" w:hAnsi="Consolas" w:cs="Times New Roman"/>
+          <w:color w:val="D4D4D4"/>
+          <w:kern w:val="0"/>
+          <w:sz w:val="21"/>
+          <w:szCs w:val="21"/>
+          <w:lang w:eastAsia="en-ID"/>
+          <w14:ligatures w14:val="none"/>
+        </w:rPr>
+        <w:t>;</w:t>
+      </w:r>
+    </w:p>
+    <w:p>
+      <w:pPr>
+        <w:shd w:val="clear" w:color="auto" w:fill="1F1F1F"/>
+        <w:spacing w:after="0" w:line="285" w:lineRule="atLeast"/>
+        <w:rPr>
+          <w:rFonts w:ascii="Consolas" w:eastAsia="Times New Roman" w:hAnsi="Consolas" w:cs="Times New Roman"/>
+          <w:color w:val="CCCCCC"/>
+          <w:kern w:val="0"/>
+          <w:sz w:val="21"/>
+          <w:szCs w:val="21"/>
+          <w:lang w:eastAsia="en-ID"/>
+          <w14:ligatures w14:val="none"/>
+        </w:rPr>
+      </w:pPr>
+      <w:r>
+        <w:rPr>
+          <w:rFonts w:ascii="Consolas" w:eastAsia="Times New Roman" w:hAnsi="Consolas" w:cs="Times New Roman"/>
+          <w:color w:val="DCDCAA"/>
+          <w:kern w:val="0"/>
+          <w:sz w:val="21"/>
+          <w:szCs w:val="21"/>
+          <w:lang w:eastAsia="en-ID"/>
+          <w14:ligatures w14:val="none"/>
+        </w:rPr>
+        <w:t>echo</w:t>
+      </w:r>
+      <w:r>
+        <w:rPr>
+          <w:rFonts w:ascii="Consolas" w:eastAsia="Times New Roman" w:hAnsi="Consolas" w:cs="Times New Roman"/>
+          <w:color w:val="D4D4D4"/>
+          <w:kern w:val="0"/>
+          <w:sz w:val="21"/>
+          <w:szCs w:val="21"/>
+          <w:lang w:eastAsia="en-ID"/>
+          <w14:ligatures w14:val="none"/>
+        </w:rPr>
+        <w:t xml:space="preserve"> </w:t>
+      </w:r>
+      <w:r>
+        <w:rPr>
+          <w:rFonts w:ascii="Consolas" w:eastAsia="Times New Roman" w:hAnsi="Consolas" w:cs="Times New Roman"/>
+          <w:color w:val="9CDCFE"/>
+          <w:kern w:val="0"/>
+          <w:sz w:val="21"/>
+          <w:szCs w:val="21"/>
+          <w:lang w:eastAsia="en-ID"/>
+          <w14:ligatures w14:val="none"/>
+        </w:rPr>
+        <w:t>$produk3</w:t>
+      </w:r>
+      <w:r>
+        <w:rPr>
+          <w:rFonts w:ascii="Consolas" w:eastAsia="Times New Roman" w:hAnsi="Consolas" w:cs="Times New Roman"/>
+          <w:color w:val="D4D4D4"/>
+          <w:kern w:val="0"/>
+          <w:sz w:val="21"/>
+          <w:szCs w:val="21"/>
+          <w:lang w:eastAsia="en-ID"/>
+          <w14:ligatures w14:val="none"/>
+        </w:rPr>
+        <w:t>-&gt;</w:t>
+      </w:r>
+      <w:r>
+        <w:rPr>
+          <w:rFonts w:ascii="Consolas" w:eastAsia="Times New Roman" w:hAnsi="Consolas" w:cs="Times New Roman"/>
+          <w:color w:val="DCDCAA"/>
+          <w:kern w:val="0"/>
+          <w:sz w:val="21"/>
+          <w:szCs w:val="21"/>
+          <w:lang w:eastAsia="en-ID"/>
+          <w14:ligatures w14:val="none"/>
+        </w:rPr>
+        <w:t>getLabel</w:t>
+      </w:r>
+      <w:r>
+        <w:rPr>
+          <w:rFonts w:ascii="Consolas" w:eastAsia="Times New Roman" w:hAnsi="Consolas" w:cs="Times New Roman"/>
+          <w:color w:val="D4D4D4"/>
+          <w:kern w:val="0"/>
+          <w:sz w:val="21"/>
+          <w:szCs w:val="21"/>
+          <w:lang w:eastAsia="en-ID"/>
+          <w14:ligatures w14:val="none"/>
+        </w:rPr>
+        <w:t>();</w:t>
+      </w:r>
+    </w:p>
+    <w:p>
+      <w:pPr>
+        <w:shd w:val="clear" w:color="auto" w:fill="1F1F1F"/>
+        <w:spacing w:after="0" w:line="285" w:lineRule="atLeast"/>
+        <w:rPr>
+          <w:rFonts w:ascii="Consolas" w:eastAsia="Times New Roman" w:hAnsi="Consolas" w:cs="Times New Roman"/>
+          <w:color w:val="CCCCCC"/>
+          <w:kern w:val="0"/>
+          <w:sz w:val="21"/>
+          <w:szCs w:val="21"/>
+          <w:lang w:eastAsia="en-ID"/>
+          <w14:ligatures w14:val="none"/>
+        </w:rPr>
+      </w:pPr>
+    </w:p>
+    <w:p>
+      <w:pPr>
+        <w:shd w:val="clear" w:color="auto" w:fill="1F1F1F"/>
+        <w:spacing w:after="0" w:line="285" w:lineRule="atLeast"/>
+        <w:rPr>
+          <w:rFonts w:ascii="Consolas" w:eastAsia="Times New Roman" w:hAnsi="Consolas" w:cs="Times New Roman"/>
+          <w:color w:val="CCCCCC"/>
+          <w:kern w:val="0"/>
+          <w:sz w:val="21"/>
+          <w:szCs w:val="21"/>
+          <w:lang w:eastAsia="en-ID"/>
+          <w14:ligatures w14:val="none"/>
+        </w:rPr>
+      </w:pPr>
+      <w:r>
+        <w:rPr>
+          <w:rFonts w:ascii="Consolas" w:eastAsia="Times New Roman" w:hAnsi="Consolas" w:cs="Times New Roman"/>
+          <w:color w:val="569CD6"/>
+          <w:kern w:val="0"/>
+          <w:sz w:val="21"/>
+          <w:szCs w:val="21"/>
+          <w:lang w:eastAsia="en-ID"/>
+          <w14:ligatures w14:val="none"/>
+        </w:rPr>
+        <w:t>?&gt;</w:t>
+      </w:r>
+    </w:p>
+    <w:p>
+      <w:pPr>
+        <w:spacing w:after="0" w:line="360" w:lineRule="auto"/>
+        <w:ind w:left="567"/>
+        <w:jc w:val="both"/>
+        <w:rPr>
+          <w:rFonts w:ascii="Times New Roman" w:hAnsi="Times New Roman" w:cs="Times New Roman"/>
+        </w:rPr>
+      </w:pPr>
+    </w:p>
+    <w:p>
+      <w:pPr>
+        <w:pStyle w:val="ListParagraph"/>
+        <w:numPr>
+          <w:ilvl w:val="0"/>
+          <w:numId w:val="1"/>
+        </w:numPr>
+        <w:spacing w:after="0" w:line="360" w:lineRule="auto"/>
+        <w:ind w:left="567" w:hanging="567"/>
+        <w:jc w:val="both"/>
+        <w:rPr>
+          <w:rFonts w:ascii="Times New Roman" w:hAnsi="Times New Roman" w:cs="Times New Roman"/>
+          <w:b/>
+          <w:bCs/>
+        </w:rPr>
+      </w:pPr>
+      <w:r>
+        <w:rPr>
+          <w:rFonts w:ascii="Times New Roman" w:hAnsi="Times New Roman" w:cs="Times New Roman"/>
+          <w:b/>
+          <w:bCs/>
+        </w:rPr>
+        <w:lastRenderedPageBreak/>
+        <w:t>Object Type</w:t>
+      </w:r>
+    </w:p>
+    <w:p>
+      <w:pPr>
         <w:pStyle w:val="ListParagraph"/>
         <w:spacing w:after="0" w:line="360" w:lineRule="auto"/>
-        <w:ind w:left="1211"/>
+        <w:ind w:left="567"/>
         <w:jc w:val="both"/>
         <w:rPr>
           <w:rFonts w:ascii="Times New Roman" w:hAnsi="Times New Roman" w:cs="Times New Roman"/>
@@ -6732,12 +9280,3219 @@
           <w:bCs/>
         </w:rPr>
       </w:pPr>
+      <w:r>
+        <w:rPr>
+          <w:rFonts w:ascii="Times New Roman" w:hAnsi="Times New Roman" w:cs="Times New Roman"/>
+        </w:rPr>
+        <w:t xml:space="preserve">Object type dipergunakan untuk </w:t>
+      </w:r>
+      <w:r>
+        <w:rPr>
+          <w:rFonts w:ascii="Times New Roman" w:hAnsi="Times New Roman" w:cs="Times New Roman"/>
+        </w:rPr>
+        <w:t>membatasi agar parameter yang diterima harus berupa object dari</w:t>
+      </w:r>
+      <w:r>
+        <w:rPr>
+          <w:rFonts w:ascii="Times New Roman" w:hAnsi="Times New Roman" w:cs="Times New Roman"/>
+        </w:rPr>
+        <w:t xml:space="preserve"> instans</w:t>
+      </w:r>
+      <w:r>
+        <w:rPr>
+          <w:rFonts w:ascii="Times New Roman" w:hAnsi="Times New Roman" w:cs="Times New Roman"/>
+        </w:rPr>
+        <w:t xml:space="preserve"> class tertentu.</w:t>
+      </w:r>
+      <w:r>
+        <w:rPr>
+          <w:rFonts w:ascii="Times New Roman" w:hAnsi="Times New Roman" w:cs="Times New Roman"/>
+        </w:rPr>
+        <w:t xml:space="preserve"> </w:t>
+      </w:r>
+      <w:r>
+        <w:rPr>
+          <w:rFonts w:ascii="Times New Roman" w:hAnsi="Times New Roman" w:cs="Times New Roman"/>
+          <w:b/>
+          <w:bCs/>
+        </w:rPr>
+        <w:t>Pada kasus ini objek produk2 dan produk3 sama sama memiliki instans dari class produk.</w:t>
+      </w:r>
+    </w:p>
+    <w:p>
+      <w:pPr>
+        <w:shd w:val="clear" w:color="auto" w:fill="1F1F1F"/>
+        <w:spacing w:after="0" w:line="285" w:lineRule="atLeast"/>
+        <w:rPr>
+          <w:rFonts w:ascii="Consolas" w:eastAsia="Times New Roman" w:hAnsi="Consolas" w:cs="Times New Roman"/>
+          <w:b/>
+          <w:bCs/>
+          <w:color w:val="CCCCCC"/>
+          <w:kern w:val="0"/>
+          <w:sz w:val="21"/>
+          <w:szCs w:val="21"/>
+          <w:lang w:eastAsia="en-ID"/>
+          <w14:ligatures w14:val="none"/>
+        </w:rPr>
+      </w:pPr>
+      <w:r>
+        <w:rPr>
+          <w:rFonts w:ascii="Consolas" w:eastAsia="Times New Roman" w:hAnsi="Consolas" w:cs="Times New Roman"/>
+          <w:b/>
+          <w:bCs/>
+          <w:color w:val="569CD6"/>
+          <w:kern w:val="0"/>
+          <w:sz w:val="21"/>
+          <w:szCs w:val="21"/>
+          <w:lang w:eastAsia="en-ID"/>
+          <w14:ligatures w14:val="none"/>
+        </w:rPr>
+        <w:t>&lt;?php</w:t>
+      </w:r>
+      <w:r>
+        <w:rPr>
+          <w:rFonts w:ascii="Consolas" w:eastAsia="Times New Roman" w:hAnsi="Consolas" w:cs="Times New Roman"/>
+          <w:b/>
+          <w:bCs/>
+          <w:color w:val="D4D4D4"/>
+          <w:kern w:val="0"/>
+          <w:sz w:val="21"/>
+          <w:szCs w:val="21"/>
+          <w:lang w:eastAsia="en-ID"/>
+          <w14:ligatures w14:val="none"/>
+        </w:rPr>
+        <w:t xml:space="preserve"> </w:t>
+      </w:r>
+    </w:p>
+    <w:p>
+      <w:pPr>
+        <w:shd w:val="clear" w:color="auto" w:fill="1F1F1F"/>
+        <w:spacing w:after="0" w:line="285" w:lineRule="atLeast"/>
+        <w:rPr>
+          <w:rFonts w:ascii="Consolas" w:eastAsia="Times New Roman" w:hAnsi="Consolas" w:cs="Times New Roman"/>
+          <w:color w:val="CCCCCC"/>
+          <w:kern w:val="0"/>
+          <w:sz w:val="21"/>
+          <w:szCs w:val="21"/>
+          <w:lang w:eastAsia="en-ID"/>
+          <w14:ligatures w14:val="none"/>
+        </w:rPr>
+      </w:pPr>
+      <w:r>
+        <w:rPr>
+          <w:rFonts w:ascii="Consolas" w:eastAsia="Times New Roman" w:hAnsi="Consolas" w:cs="Times New Roman"/>
+          <w:color w:val="6A9955"/>
+          <w:kern w:val="0"/>
+          <w:sz w:val="21"/>
+          <w:szCs w:val="21"/>
+          <w:lang w:eastAsia="en-ID"/>
+          <w14:ligatures w14:val="none"/>
+        </w:rPr>
+        <w:t>// Class</w:t>
+      </w:r>
+    </w:p>
+    <w:p>
+      <w:pPr>
+        <w:shd w:val="clear" w:color="auto" w:fill="1F1F1F"/>
+        <w:spacing w:after="0" w:line="285" w:lineRule="atLeast"/>
+        <w:rPr>
+          <w:rFonts w:ascii="Consolas" w:eastAsia="Times New Roman" w:hAnsi="Consolas" w:cs="Times New Roman"/>
+          <w:color w:val="CCCCCC"/>
+          <w:kern w:val="0"/>
+          <w:sz w:val="21"/>
+          <w:szCs w:val="21"/>
+          <w:lang w:eastAsia="en-ID"/>
+          <w14:ligatures w14:val="none"/>
+        </w:rPr>
+      </w:pPr>
+      <w:r>
+        <w:rPr>
+          <w:rFonts w:ascii="Consolas" w:eastAsia="Times New Roman" w:hAnsi="Consolas" w:cs="Times New Roman"/>
+          <w:color w:val="6A9955"/>
+          <w:kern w:val="0"/>
+          <w:sz w:val="21"/>
+          <w:szCs w:val="21"/>
+          <w:lang w:eastAsia="en-ID"/>
+          <w14:ligatures w14:val="none"/>
+        </w:rPr>
+        <w:t>// Menjual komik dan game</w:t>
+      </w:r>
+    </w:p>
+    <w:p>
+      <w:pPr>
+        <w:shd w:val="clear" w:color="auto" w:fill="1F1F1F"/>
+        <w:spacing w:after="0" w:line="285" w:lineRule="atLeast"/>
+        <w:rPr>
+          <w:rFonts w:ascii="Consolas" w:eastAsia="Times New Roman" w:hAnsi="Consolas" w:cs="Times New Roman"/>
+          <w:color w:val="CCCCCC"/>
+          <w:kern w:val="0"/>
+          <w:sz w:val="21"/>
+          <w:szCs w:val="21"/>
+          <w:lang w:eastAsia="en-ID"/>
+          <w14:ligatures w14:val="none"/>
+        </w:rPr>
+      </w:pPr>
+    </w:p>
+    <w:p>
+      <w:pPr>
+        <w:shd w:val="clear" w:color="auto" w:fill="1F1F1F"/>
+        <w:spacing w:after="0" w:line="285" w:lineRule="atLeast"/>
+        <w:rPr>
+          <w:rFonts w:ascii="Consolas" w:eastAsia="Times New Roman" w:hAnsi="Consolas" w:cs="Times New Roman"/>
+          <w:color w:val="CCCCCC"/>
+          <w:kern w:val="0"/>
+          <w:sz w:val="21"/>
+          <w:szCs w:val="21"/>
+          <w:lang w:eastAsia="en-ID"/>
+          <w14:ligatures w14:val="none"/>
+        </w:rPr>
+      </w:pPr>
+      <w:r>
+        <w:rPr>
+          <w:rFonts w:ascii="Consolas" w:eastAsia="Times New Roman" w:hAnsi="Consolas" w:cs="Times New Roman"/>
+          <w:color w:val="569CD6"/>
+          <w:kern w:val="0"/>
+          <w:sz w:val="21"/>
+          <w:szCs w:val="21"/>
+          <w:lang w:eastAsia="en-ID"/>
+          <w14:ligatures w14:val="none"/>
+        </w:rPr>
+        <w:t>class</w:t>
+      </w:r>
+      <w:r>
+        <w:rPr>
+          <w:rFonts w:ascii="Consolas" w:eastAsia="Times New Roman" w:hAnsi="Consolas" w:cs="Times New Roman"/>
+          <w:color w:val="D4D4D4"/>
+          <w:kern w:val="0"/>
+          <w:sz w:val="21"/>
+          <w:szCs w:val="21"/>
+          <w:lang w:eastAsia="en-ID"/>
+          <w14:ligatures w14:val="none"/>
+        </w:rPr>
+        <w:t xml:space="preserve"> </w:t>
+      </w:r>
+      <w:r>
+        <w:rPr>
+          <w:rFonts w:ascii="Consolas" w:eastAsia="Times New Roman" w:hAnsi="Consolas" w:cs="Times New Roman"/>
+          <w:color w:val="4EC9B0"/>
+          <w:kern w:val="0"/>
+          <w:sz w:val="21"/>
+          <w:szCs w:val="21"/>
+          <w:lang w:eastAsia="en-ID"/>
+          <w14:ligatures w14:val="none"/>
+        </w:rPr>
+        <w:t>Produk</w:t>
+      </w:r>
+      <w:r>
+        <w:rPr>
+          <w:rFonts w:ascii="Consolas" w:eastAsia="Times New Roman" w:hAnsi="Consolas" w:cs="Times New Roman"/>
+          <w:color w:val="D4D4D4"/>
+          <w:kern w:val="0"/>
+          <w:sz w:val="21"/>
+          <w:szCs w:val="21"/>
+          <w:lang w:eastAsia="en-ID"/>
+          <w14:ligatures w14:val="none"/>
+        </w:rPr>
+        <w:t xml:space="preserve"> {</w:t>
+      </w:r>
+    </w:p>
+    <w:p>
+      <w:pPr>
+        <w:shd w:val="clear" w:color="auto" w:fill="1F1F1F"/>
+        <w:spacing w:after="0" w:line="285" w:lineRule="atLeast"/>
+        <w:rPr>
+          <w:rFonts w:ascii="Consolas" w:eastAsia="Times New Roman" w:hAnsi="Consolas" w:cs="Times New Roman"/>
+          <w:color w:val="CCCCCC"/>
+          <w:kern w:val="0"/>
+          <w:sz w:val="21"/>
+          <w:szCs w:val="21"/>
+          <w:lang w:eastAsia="en-ID"/>
+          <w14:ligatures w14:val="none"/>
+        </w:rPr>
+      </w:pPr>
+      <w:r>
+        <w:rPr>
+          <w:rFonts w:ascii="Consolas" w:eastAsia="Times New Roman" w:hAnsi="Consolas" w:cs="Times New Roman"/>
+          <w:color w:val="D4D4D4"/>
+          <w:kern w:val="0"/>
+          <w:sz w:val="21"/>
+          <w:szCs w:val="21"/>
+          <w:lang w:eastAsia="en-ID"/>
+          <w14:ligatures w14:val="none"/>
+        </w:rPr>
+        <w:t xml:space="preserve">  </w:t>
+      </w:r>
+      <w:r>
+        <w:rPr>
+          <w:rFonts w:ascii="Consolas" w:eastAsia="Times New Roman" w:hAnsi="Consolas" w:cs="Times New Roman"/>
+          <w:color w:val="6A9955"/>
+          <w:kern w:val="0"/>
+          <w:sz w:val="21"/>
+          <w:szCs w:val="21"/>
+          <w:lang w:eastAsia="en-ID"/>
+          <w14:ligatures w14:val="none"/>
+        </w:rPr>
+        <w:t>// Property</w:t>
+      </w:r>
+    </w:p>
+    <w:p>
+      <w:pPr>
+        <w:shd w:val="clear" w:color="auto" w:fill="1F1F1F"/>
+        <w:spacing w:after="0" w:line="285" w:lineRule="atLeast"/>
+        <w:rPr>
+          <w:rFonts w:ascii="Consolas" w:eastAsia="Times New Roman" w:hAnsi="Consolas" w:cs="Times New Roman"/>
+          <w:color w:val="CCCCCC"/>
+          <w:kern w:val="0"/>
+          <w:sz w:val="21"/>
+          <w:szCs w:val="21"/>
+          <w:lang w:eastAsia="en-ID"/>
+          <w14:ligatures w14:val="none"/>
+        </w:rPr>
+      </w:pPr>
+      <w:r>
+        <w:rPr>
+          <w:rFonts w:ascii="Consolas" w:eastAsia="Times New Roman" w:hAnsi="Consolas" w:cs="Times New Roman"/>
+          <w:color w:val="D4D4D4"/>
+          <w:kern w:val="0"/>
+          <w:sz w:val="21"/>
+          <w:szCs w:val="21"/>
+          <w:lang w:eastAsia="en-ID"/>
+          <w14:ligatures w14:val="none"/>
+        </w:rPr>
+        <w:t xml:space="preserve">  </w:t>
+      </w:r>
+      <w:r>
+        <w:rPr>
+          <w:rFonts w:ascii="Consolas" w:eastAsia="Times New Roman" w:hAnsi="Consolas" w:cs="Times New Roman"/>
+          <w:color w:val="569CD6"/>
+          <w:kern w:val="0"/>
+          <w:sz w:val="21"/>
+          <w:szCs w:val="21"/>
+          <w:lang w:eastAsia="en-ID"/>
+          <w14:ligatures w14:val="none"/>
+        </w:rPr>
+        <w:t>public</w:t>
+      </w:r>
+      <w:r>
+        <w:rPr>
+          <w:rFonts w:ascii="Consolas" w:eastAsia="Times New Roman" w:hAnsi="Consolas" w:cs="Times New Roman"/>
+          <w:color w:val="D4D4D4"/>
+          <w:kern w:val="0"/>
+          <w:sz w:val="21"/>
+          <w:szCs w:val="21"/>
+          <w:lang w:eastAsia="en-ID"/>
+          <w14:ligatures w14:val="none"/>
+        </w:rPr>
+        <w:t xml:space="preserve"> </w:t>
+      </w:r>
+      <w:r>
+        <w:rPr>
+          <w:rFonts w:ascii="Consolas" w:eastAsia="Times New Roman" w:hAnsi="Consolas" w:cs="Times New Roman"/>
+          <w:color w:val="9CDCFE"/>
+          <w:kern w:val="0"/>
+          <w:sz w:val="21"/>
+          <w:szCs w:val="21"/>
+          <w:lang w:eastAsia="en-ID"/>
+          <w14:ligatures w14:val="none"/>
+        </w:rPr>
+        <w:t>$judul</w:t>
+      </w:r>
+      <w:r>
+        <w:rPr>
+          <w:rFonts w:ascii="Consolas" w:eastAsia="Times New Roman" w:hAnsi="Consolas" w:cs="Times New Roman"/>
+          <w:color w:val="D4D4D4"/>
+          <w:kern w:val="0"/>
+          <w:sz w:val="21"/>
+          <w:szCs w:val="21"/>
+          <w:lang w:eastAsia="en-ID"/>
+          <w14:ligatures w14:val="none"/>
+        </w:rPr>
+        <w:t xml:space="preserve"> , </w:t>
+      </w:r>
+      <w:r>
+        <w:rPr>
+          <w:rFonts w:ascii="Consolas" w:eastAsia="Times New Roman" w:hAnsi="Consolas" w:cs="Times New Roman"/>
+          <w:color w:val="9CDCFE"/>
+          <w:kern w:val="0"/>
+          <w:sz w:val="21"/>
+          <w:szCs w:val="21"/>
+          <w:lang w:eastAsia="en-ID"/>
+          <w14:ligatures w14:val="none"/>
+        </w:rPr>
+        <w:t>$penulis</w:t>
+      </w:r>
+      <w:r>
+        <w:rPr>
+          <w:rFonts w:ascii="Consolas" w:eastAsia="Times New Roman" w:hAnsi="Consolas" w:cs="Times New Roman"/>
+          <w:color w:val="D4D4D4"/>
+          <w:kern w:val="0"/>
+          <w:sz w:val="21"/>
+          <w:szCs w:val="21"/>
+          <w:lang w:eastAsia="en-ID"/>
+          <w14:ligatures w14:val="none"/>
+        </w:rPr>
+        <w:t xml:space="preserve"> , </w:t>
+      </w:r>
+      <w:r>
+        <w:rPr>
+          <w:rFonts w:ascii="Consolas" w:eastAsia="Times New Roman" w:hAnsi="Consolas" w:cs="Times New Roman"/>
+          <w:color w:val="9CDCFE"/>
+          <w:kern w:val="0"/>
+          <w:sz w:val="21"/>
+          <w:szCs w:val="21"/>
+          <w:lang w:eastAsia="en-ID"/>
+          <w14:ligatures w14:val="none"/>
+        </w:rPr>
+        <w:t>$penerbit</w:t>
+      </w:r>
+      <w:r>
+        <w:rPr>
+          <w:rFonts w:ascii="Consolas" w:eastAsia="Times New Roman" w:hAnsi="Consolas" w:cs="Times New Roman"/>
+          <w:color w:val="D4D4D4"/>
+          <w:kern w:val="0"/>
+          <w:sz w:val="21"/>
+          <w:szCs w:val="21"/>
+          <w:lang w:eastAsia="en-ID"/>
+          <w14:ligatures w14:val="none"/>
+        </w:rPr>
+        <w:t xml:space="preserve"> , </w:t>
+      </w:r>
+      <w:r>
+        <w:rPr>
+          <w:rFonts w:ascii="Consolas" w:eastAsia="Times New Roman" w:hAnsi="Consolas" w:cs="Times New Roman"/>
+          <w:color w:val="9CDCFE"/>
+          <w:kern w:val="0"/>
+          <w:sz w:val="21"/>
+          <w:szCs w:val="21"/>
+          <w:lang w:eastAsia="en-ID"/>
+          <w14:ligatures w14:val="none"/>
+        </w:rPr>
+        <w:t>$harga</w:t>
+      </w:r>
+      <w:r>
+        <w:rPr>
+          <w:rFonts w:ascii="Consolas" w:eastAsia="Times New Roman" w:hAnsi="Consolas" w:cs="Times New Roman"/>
+          <w:color w:val="D4D4D4"/>
+          <w:kern w:val="0"/>
+          <w:sz w:val="21"/>
+          <w:szCs w:val="21"/>
+          <w:lang w:eastAsia="en-ID"/>
+          <w14:ligatures w14:val="none"/>
+        </w:rPr>
+        <w:t xml:space="preserve"> ;</w:t>
+      </w:r>
+    </w:p>
+    <w:p>
+      <w:pPr>
+        <w:shd w:val="clear" w:color="auto" w:fill="1F1F1F"/>
+        <w:spacing w:after="0" w:line="285" w:lineRule="atLeast"/>
+        <w:rPr>
+          <w:rFonts w:ascii="Consolas" w:eastAsia="Times New Roman" w:hAnsi="Consolas" w:cs="Times New Roman"/>
+          <w:color w:val="CCCCCC"/>
+          <w:kern w:val="0"/>
+          <w:sz w:val="21"/>
+          <w:szCs w:val="21"/>
+          <w:lang w:eastAsia="en-ID"/>
+          <w14:ligatures w14:val="none"/>
+        </w:rPr>
+      </w:pPr>
+      <w:r>
+        <w:rPr>
+          <w:rFonts w:ascii="Consolas" w:eastAsia="Times New Roman" w:hAnsi="Consolas" w:cs="Times New Roman"/>
+          <w:color w:val="D4D4D4"/>
+          <w:kern w:val="0"/>
+          <w:sz w:val="21"/>
+          <w:szCs w:val="21"/>
+          <w:lang w:eastAsia="en-ID"/>
+          <w14:ligatures w14:val="none"/>
+        </w:rPr>
+        <w:t xml:space="preserve">  </w:t>
+      </w:r>
+    </w:p>
+    <w:p>
+      <w:pPr>
+        <w:shd w:val="clear" w:color="auto" w:fill="1F1F1F"/>
+        <w:spacing w:after="0" w:line="285" w:lineRule="atLeast"/>
+        <w:rPr>
+          <w:rFonts w:ascii="Consolas" w:eastAsia="Times New Roman" w:hAnsi="Consolas" w:cs="Times New Roman"/>
+          <w:color w:val="CCCCCC"/>
+          <w:kern w:val="0"/>
+          <w:sz w:val="21"/>
+          <w:szCs w:val="21"/>
+          <w:lang w:eastAsia="en-ID"/>
+          <w14:ligatures w14:val="none"/>
+        </w:rPr>
+      </w:pPr>
+      <w:r>
+        <w:rPr>
+          <w:rFonts w:ascii="Consolas" w:eastAsia="Times New Roman" w:hAnsi="Consolas" w:cs="Times New Roman"/>
+          <w:color w:val="D4D4D4"/>
+          <w:kern w:val="0"/>
+          <w:sz w:val="21"/>
+          <w:szCs w:val="21"/>
+          <w:lang w:eastAsia="en-ID"/>
+          <w14:ligatures w14:val="none"/>
+        </w:rPr>
+        <w:t xml:space="preserve">  </w:t>
+      </w:r>
+      <w:r>
+        <w:rPr>
+          <w:rFonts w:ascii="Consolas" w:eastAsia="Times New Roman" w:hAnsi="Consolas" w:cs="Times New Roman"/>
+          <w:color w:val="6A9955"/>
+          <w:kern w:val="0"/>
+          <w:sz w:val="21"/>
+          <w:szCs w:val="21"/>
+          <w:lang w:eastAsia="en-ID"/>
+          <w14:ligatures w14:val="none"/>
+        </w:rPr>
+        <w:t>// Construct</w:t>
+      </w:r>
+    </w:p>
+    <w:p>
+      <w:pPr>
+        <w:shd w:val="clear" w:color="auto" w:fill="1F1F1F"/>
+        <w:spacing w:after="0" w:line="285" w:lineRule="atLeast"/>
+        <w:rPr>
+          <w:rFonts w:ascii="Consolas" w:eastAsia="Times New Roman" w:hAnsi="Consolas" w:cs="Times New Roman"/>
+          <w:color w:val="CCCCCC"/>
+          <w:kern w:val="0"/>
+          <w:sz w:val="21"/>
+          <w:szCs w:val="21"/>
+          <w:lang w:eastAsia="en-ID"/>
+          <w14:ligatures w14:val="none"/>
+        </w:rPr>
+      </w:pPr>
+      <w:r>
+        <w:rPr>
+          <w:rFonts w:ascii="Consolas" w:eastAsia="Times New Roman" w:hAnsi="Consolas" w:cs="Times New Roman"/>
+          <w:color w:val="D4D4D4"/>
+          <w:kern w:val="0"/>
+          <w:sz w:val="21"/>
+          <w:szCs w:val="21"/>
+          <w:lang w:eastAsia="en-ID"/>
+          <w14:ligatures w14:val="none"/>
+        </w:rPr>
+        <w:t xml:space="preserve">  </w:t>
+      </w:r>
+      <w:r>
+        <w:rPr>
+          <w:rFonts w:ascii="Consolas" w:eastAsia="Times New Roman" w:hAnsi="Consolas" w:cs="Times New Roman"/>
+          <w:color w:val="569CD6"/>
+          <w:kern w:val="0"/>
+          <w:sz w:val="21"/>
+          <w:szCs w:val="21"/>
+          <w:lang w:eastAsia="en-ID"/>
+          <w14:ligatures w14:val="none"/>
+        </w:rPr>
+        <w:t>public</w:t>
+      </w:r>
+      <w:r>
+        <w:rPr>
+          <w:rFonts w:ascii="Consolas" w:eastAsia="Times New Roman" w:hAnsi="Consolas" w:cs="Times New Roman"/>
+          <w:color w:val="D4D4D4"/>
+          <w:kern w:val="0"/>
+          <w:sz w:val="21"/>
+          <w:szCs w:val="21"/>
+          <w:lang w:eastAsia="en-ID"/>
+          <w14:ligatures w14:val="none"/>
+        </w:rPr>
+        <w:t xml:space="preserve"> </w:t>
+      </w:r>
+      <w:r>
+        <w:rPr>
+          <w:rFonts w:ascii="Consolas" w:eastAsia="Times New Roman" w:hAnsi="Consolas" w:cs="Times New Roman"/>
+          <w:color w:val="569CD6"/>
+          <w:kern w:val="0"/>
+          <w:sz w:val="21"/>
+          <w:szCs w:val="21"/>
+          <w:lang w:eastAsia="en-ID"/>
+          <w14:ligatures w14:val="none"/>
+        </w:rPr>
+        <w:t>function</w:t>
+      </w:r>
+      <w:r>
+        <w:rPr>
+          <w:rFonts w:ascii="Consolas" w:eastAsia="Times New Roman" w:hAnsi="Consolas" w:cs="Times New Roman"/>
+          <w:color w:val="D4D4D4"/>
+          <w:kern w:val="0"/>
+          <w:sz w:val="21"/>
+          <w:szCs w:val="21"/>
+          <w:lang w:eastAsia="en-ID"/>
+          <w14:ligatures w14:val="none"/>
+        </w:rPr>
+        <w:t xml:space="preserve"> </w:t>
+      </w:r>
+      <w:r>
+        <w:rPr>
+          <w:rFonts w:ascii="Consolas" w:eastAsia="Times New Roman" w:hAnsi="Consolas" w:cs="Times New Roman"/>
+          <w:color w:val="DCDCAA"/>
+          <w:kern w:val="0"/>
+          <w:sz w:val="21"/>
+          <w:szCs w:val="21"/>
+          <w:lang w:eastAsia="en-ID"/>
+          <w14:ligatures w14:val="none"/>
+        </w:rPr>
+        <w:t>__construct</w:t>
+      </w:r>
+      <w:r>
+        <w:rPr>
+          <w:rFonts w:ascii="Consolas" w:eastAsia="Times New Roman" w:hAnsi="Consolas" w:cs="Times New Roman"/>
+          <w:color w:val="D4D4D4"/>
+          <w:kern w:val="0"/>
+          <w:sz w:val="21"/>
+          <w:szCs w:val="21"/>
+          <w:lang w:eastAsia="en-ID"/>
+          <w14:ligatures w14:val="none"/>
+        </w:rPr>
+        <w:t>(</w:t>
+      </w:r>
+      <w:r>
+        <w:rPr>
+          <w:rFonts w:ascii="Consolas" w:eastAsia="Times New Roman" w:hAnsi="Consolas" w:cs="Times New Roman"/>
+          <w:color w:val="9CDCFE"/>
+          <w:kern w:val="0"/>
+          <w:sz w:val="21"/>
+          <w:szCs w:val="21"/>
+          <w:lang w:eastAsia="en-ID"/>
+          <w14:ligatures w14:val="none"/>
+        </w:rPr>
+        <w:t>$judul</w:t>
+      </w:r>
+      <w:r>
+        <w:rPr>
+          <w:rFonts w:ascii="Consolas" w:eastAsia="Times New Roman" w:hAnsi="Consolas" w:cs="Times New Roman"/>
+          <w:color w:val="D4D4D4"/>
+          <w:kern w:val="0"/>
+          <w:sz w:val="21"/>
+          <w:szCs w:val="21"/>
+          <w:lang w:eastAsia="en-ID"/>
+          <w14:ligatures w14:val="none"/>
+        </w:rPr>
+        <w:t xml:space="preserve"> = </w:t>
+      </w:r>
+      <w:r>
+        <w:rPr>
+          <w:rFonts w:ascii="Consolas" w:eastAsia="Times New Roman" w:hAnsi="Consolas" w:cs="Times New Roman"/>
+          <w:color w:val="CE9178"/>
+          <w:kern w:val="0"/>
+          <w:sz w:val="21"/>
+          <w:szCs w:val="21"/>
+          <w:lang w:eastAsia="en-ID"/>
+          <w14:ligatures w14:val="none"/>
+        </w:rPr>
+        <w:t>'judul'</w:t>
+      </w:r>
+      <w:r>
+        <w:rPr>
+          <w:rFonts w:ascii="Consolas" w:eastAsia="Times New Roman" w:hAnsi="Consolas" w:cs="Times New Roman"/>
+          <w:color w:val="D4D4D4"/>
+          <w:kern w:val="0"/>
+          <w:sz w:val="21"/>
+          <w:szCs w:val="21"/>
+          <w:lang w:eastAsia="en-ID"/>
+          <w14:ligatures w14:val="none"/>
+        </w:rPr>
+        <w:t xml:space="preserve">, </w:t>
+      </w:r>
+      <w:r>
+        <w:rPr>
+          <w:rFonts w:ascii="Consolas" w:eastAsia="Times New Roman" w:hAnsi="Consolas" w:cs="Times New Roman"/>
+          <w:color w:val="9CDCFE"/>
+          <w:kern w:val="0"/>
+          <w:sz w:val="21"/>
+          <w:szCs w:val="21"/>
+          <w:lang w:eastAsia="en-ID"/>
+          <w14:ligatures w14:val="none"/>
+        </w:rPr>
+        <w:t>$penulis</w:t>
+      </w:r>
+      <w:r>
+        <w:rPr>
+          <w:rFonts w:ascii="Consolas" w:eastAsia="Times New Roman" w:hAnsi="Consolas" w:cs="Times New Roman"/>
+          <w:color w:val="D4D4D4"/>
+          <w:kern w:val="0"/>
+          <w:sz w:val="21"/>
+          <w:szCs w:val="21"/>
+          <w:lang w:eastAsia="en-ID"/>
+          <w14:ligatures w14:val="none"/>
+        </w:rPr>
+        <w:t xml:space="preserve"> = </w:t>
+      </w:r>
+      <w:r>
+        <w:rPr>
+          <w:rFonts w:ascii="Consolas" w:eastAsia="Times New Roman" w:hAnsi="Consolas" w:cs="Times New Roman"/>
+          <w:color w:val="CE9178"/>
+          <w:kern w:val="0"/>
+          <w:sz w:val="21"/>
+          <w:szCs w:val="21"/>
+          <w:lang w:eastAsia="en-ID"/>
+          <w14:ligatures w14:val="none"/>
+        </w:rPr>
+        <w:t>'penulis'</w:t>
+      </w:r>
+      <w:r>
+        <w:rPr>
+          <w:rFonts w:ascii="Consolas" w:eastAsia="Times New Roman" w:hAnsi="Consolas" w:cs="Times New Roman"/>
+          <w:color w:val="D4D4D4"/>
+          <w:kern w:val="0"/>
+          <w:sz w:val="21"/>
+          <w:szCs w:val="21"/>
+          <w:lang w:eastAsia="en-ID"/>
+          <w14:ligatures w14:val="none"/>
+        </w:rPr>
+        <w:t xml:space="preserve">, </w:t>
+      </w:r>
+      <w:r>
+        <w:rPr>
+          <w:rFonts w:ascii="Consolas" w:eastAsia="Times New Roman" w:hAnsi="Consolas" w:cs="Times New Roman"/>
+          <w:color w:val="9CDCFE"/>
+          <w:kern w:val="0"/>
+          <w:sz w:val="21"/>
+          <w:szCs w:val="21"/>
+          <w:lang w:eastAsia="en-ID"/>
+          <w14:ligatures w14:val="none"/>
+        </w:rPr>
+        <w:t>$penerbit</w:t>
+      </w:r>
+      <w:r>
+        <w:rPr>
+          <w:rFonts w:ascii="Consolas" w:eastAsia="Times New Roman" w:hAnsi="Consolas" w:cs="Times New Roman"/>
+          <w:color w:val="D4D4D4"/>
+          <w:kern w:val="0"/>
+          <w:sz w:val="21"/>
+          <w:szCs w:val="21"/>
+          <w:lang w:eastAsia="en-ID"/>
+          <w14:ligatures w14:val="none"/>
+        </w:rPr>
+        <w:t xml:space="preserve"> = </w:t>
+      </w:r>
+      <w:r>
+        <w:rPr>
+          <w:rFonts w:ascii="Consolas" w:eastAsia="Times New Roman" w:hAnsi="Consolas" w:cs="Times New Roman"/>
+          <w:color w:val="CE9178"/>
+          <w:kern w:val="0"/>
+          <w:sz w:val="21"/>
+          <w:szCs w:val="21"/>
+          <w:lang w:eastAsia="en-ID"/>
+          <w14:ligatures w14:val="none"/>
+        </w:rPr>
+        <w:t>'penerbit'</w:t>
+      </w:r>
+      <w:r>
+        <w:rPr>
+          <w:rFonts w:ascii="Consolas" w:eastAsia="Times New Roman" w:hAnsi="Consolas" w:cs="Times New Roman"/>
+          <w:color w:val="D4D4D4"/>
+          <w:kern w:val="0"/>
+          <w:sz w:val="21"/>
+          <w:szCs w:val="21"/>
+          <w:lang w:eastAsia="en-ID"/>
+          <w14:ligatures w14:val="none"/>
+        </w:rPr>
+        <w:t xml:space="preserve">, </w:t>
+      </w:r>
+      <w:r>
+        <w:rPr>
+          <w:rFonts w:ascii="Consolas" w:eastAsia="Times New Roman" w:hAnsi="Consolas" w:cs="Times New Roman"/>
+          <w:color w:val="9CDCFE"/>
+          <w:kern w:val="0"/>
+          <w:sz w:val="21"/>
+          <w:szCs w:val="21"/>
+          <w:lang w:eastAsia="en-ID"/>
+          <w14:ligatures w14:val="none"/>
+        </w:rPr>
+        <w:t>$harga</w:t>
+      </w:r>
+      <w:r>
+        <w:rPr>
+          <w:rFonts w:ascii="Consolas" w:eastAsia="Times New Roman" w:hAnsi="Consolas" w:cs="Times New Roman"/>
+          <w:color w:val="D4D4D4"/>
+          <w:kern w:val="0"/>
+          <w:sz w:val="21"/>
+          <w:szCs w:val="21"/>
+          <w:lang w:eastAsia="en-ID"/>
+          <w14:ligatures w14:val="none"/>
+        </w:rPr>
+        <w:t xml:space="preserve"> = </w:t>
+      </w:r>
+      <w:r>
+        <w:rPr>
+          <w:rFonts w:ascii="Consolas" w:eastAsia="Times New Roman" w:hAnsi="Consolas" w:cs="Times New Roman"/>
+          <w:color w:val="B5CEA8"/>
+          <w:kern w:val="0"/>
+          <w:sz w:val="21"/>
+          <w:szCs w:val="21"/>
+          <w:lang w:eastAsia="en-ID"/>
+          <w14:ligatures w14:val="none"/>
+        </w:rPr>
+        <w:t>0</w:t>
+      </w:r>
+      <w:r>
+        <w:rPr>
+          <w:rFonts w:ascii="Consolas" w:eastAsia="Times New Roman" w:hAnsi="Consolas" w:cs="Times New Roman"/>
+          <w:color w:val="D4D4D4"/>
+          <w:kern w:val="0"/>
+          <w:sz w:val="21"/>
+          <w:szCs w:val="21"/>
+          <w:lang w:eastAsia="en-ID"/>
+          <w14:ligatures w14:val="none"/>
+        </w:rPr>
+        <w:t>) {</w:t>
+      </w:r>
+    </w:p>
+    <w:p>
+      <w:pPr>
+        <w:shd w:val="clear" w:color="auto" w:fill="1F1F1F"/>
+        <w:spacing w:after="0" w:line="285" w:lineRule="atLeast"/>
+        <w:rPr>
+          <w:rFonts w:ascii="Consolas" w:eastAsia="Times New Roman" w:hAnsi="Consolas" w:cs="Times New Roman"/>
+          <w:color w:val="CCCCCC"/>
+          <w:kern w:val="0"/>
+          <w:sz w:val="21"/>
+          <w:szCs w:val="21"/>
+          <w:lang w:eastAsia="en-ID"/>
+          <w14:ligatures w14:val="none"/>
+        </w:rPr>
+      </w:pPr>
+      <w:r>
+        <w:rPr>
+          <w:rFonts w:ascii="Consolas" w:eastAsia="Times New Roman" w:hAnsi="Consolas" w:cs="Times New Roman"/>
+          <w:color w:val="D4D4D4"/>
+          <w:kern w:val="0"/>
+          <w:sz w:val="21"/>
+          <w:szCs w:val="21"/>
+          <w:lang w:eastAsia="en-ID"/>
+          <w14:ligatures w14:val="none"/>
+        </w:rPr>
+        <w:t xml:space="preserve">    </w:t>
+      </w:r>
+      <w:r>
+        <w:rPr>
+          <w:rFonts w:ascii="Consolas" w:eastAsia="Times New Roman" w:hAnsi="Consolas" w:cs="Times New Roman"/>
+          <w:color w:val="6A9955"/>
+          <w:kern w:val="0"/>
+          <w:sz w:val="21"/>
+          <w:szCs w:val="21"/>
+          <w:lang w:eastAsia="en-ID"/>
+          <w14:ligatures w14:val="none"/>
+        </w:rPr>
+        <w:t>// This judul didapatkan dari properti sebelumnya sesuai hukum function</w:t>
+      </w:r>
+    </w:p>
+    <w:p>
+      <w:pPr>
+        <w:shd w:val="clear" w:color="auto" w:fill="1F1F1F"/>
+        <w:spacing w:after="0" w:line="285" w:lineRule="atLeast"/>
+        <w:rPr>
+          <w:rFonts w:ascii="Consolas" w:eastAsia="Times New Roman" w:hAnsi="Consolas" w:cs="Times New Roman"/>
+          <w:color w:val="CCCCCC"/>
+          <w:kern w:val="0"/>
+          <w:sz w:val="21"/>
+          <w:szCs w:val="21"/>
+          <w:lang w:eastAsia="en-ID"/>
+          <w14:ligatures w14:val="none"/>
+        </w:rPr>
+      </w:pPr>
+      <w:r>
+        <w:rPr>
+          <w:rFonts w:ascii="Consolas" w:eastAsia="Times New Roman" w:hAnsi="Consolas" w:cs="Times New Roman"/>
+          <w:color w:val="D4D4D4"/>
+          <w:kern w:val="0"/>
+          <w:sz w:val="21"/>
+          <w:szCs w:val="21"/>
+          <w:lang w:eastAsia="en-ID"/>
+          <w14:ligatures w14:val="none"/>
+        </w:rPr>
+        <w:t xml:space="preserve">    </w:t>
+      </w:r>
+      <w:r>
+        <w:rPr>
+          <w:rFonts w:ascii="Consolas" w:eastAsia="Times New Roman" w:hAnsi="Consolas" w:cs="Times New Roman"/>
+          <w:color w:val="569CD6"/>
+          <w:kern w:val="0"/>
+          <w:sz w:val="21"/>
+          <w:szCs w:val="21"/>
+          <w:lang w:eastAsia="en-ID"/>
+          <w14:ligatures w14:val="none"/>
+        </w:rPr>
+        <w:t>$this</w:t>
+      </w:r>
+      <w:r>
+        <w:rPr>
+          <w:rFonts w:ascii="Consolas" w:eastAsia="Times New Roman" w:hAnsi="Consolas" w:cs="Times New Roman"/>
+          <w:color w:val="D4D4D4"/>
+          <w:kern w:val="0"/>
+          <w:sz w:val="21"/>
+          <w:szCs w:val="21"/>
+          <w:lang w:eastAsia="en-ID"/>
+          <w14:ligatures w14:val="none"/>
+        </w:rPr>
+        <w:t>-&gt;</w:t>
+      </w:r>
+      <w:r>
+        <w:rPr>
+          <w:rFonts w:ascii="Consolas" w:eastAsia="Times New Roman" w:hAnsi="Consolas" w:cs="Times New Roman"/>
+          <w:color w:val="9CDCFE"/>
+          <w:kern w:val="0"/>
+          <w:sz w:val="21"/>
+          <w:szCs w:val="21"/>
+          <w:lang w:eastAsia="en-ID"/>
+          <w14:ligatures w14:val="none"/>
+        </w:rPr>
+        <w:t>judul</w:t>
+      </w:r>
+      <w:r>
+        <w:rPr>
+          <w:rFonts w:ascii="Consolas" w:eastAsia="Times New Roman" w:hAnsi="Consolas" w:cs="Times New Roman"/>
+          <w:color w:val="D4D4D4"/>
+          <w:kern w:val="0"/>
+          <w:sz w:val="21"/>
+          <w:szCs w:val="21"/>
+          <w:lang w:eastAsia="en-ID"/>
+          <w14:ligatures w14:val="none"/>
+        </w:rPr>
+        <w:t xml:space="preserve"> = </w:t>
+      </w:r>
+      <w:r>
+        <w:rPr>
+          <w:rFonts w:ascii="Consolas" w:eastAsia="Times New Roman" w:hAnsi="Consolas" w:cs="Times New Roman"/>
+          <w:color w:val="9CDCFE"/>
+          <w:kern w:val="0"/>
+          <w:sz w:val="21"/>
+          <w:szCs w:val="21"/>
+          <w:lang w:eastAsia="en-ID"/>
+          <w14:ligatures w14:val="none"/>
+        </w:rPr>
+        <w:t>$judul</w:t>
+      </w:r>
+      <w:r>
+        <w:rPr>
+          <w:rFonts w:ascii="Consolas" w:eastAsia="Times New Roman" w:hAnsi="Consolas" w:cs="Times New Roman"/>
+          <w:color w:val="D4D4D4"/>
+          <w:kern w:val="0"/>
+          <w:sz w:val="21"/>
+          <w:szCs w:val="21"/>
+          <w:lang w:eastAsia="en-ID"/>
+          <w14:ligatures w14:val="none"/>
+        </w:rPr>
+        <w:t>;</w:t>
+      </w:r>
+    </w:p>
+    <w:p>
+      <w:pPr>
+        <w:shd w:val="clear" w:color="auto" w:fill="1F1F1F"/>
+        <w:spacing w:after="0" w:line="285" w:lineRule="atLeast"/>
+        <w:rPr>
+          <w:rFonts w:ascii="Consolas" w:eastAsia="Times New Roman" w:hAnsi="Consolas" w:cs="Times New Roman"/>
+          <w:color w:val="CCCCCC"/>
+          <w:kern w:val="0"/>
+          <w:sz w:val="21"/>
+          <w:szCs w:val="21"/>
+          <w:lang w:eastAsia="en-ID"/>
+          <w14:ligatures w14:val="none"/>
+        </w:rPr>
+      </w:pPr>
+      <w:r>
+        <w:rPr>
+          <w:rFonts w:ascii="Consolas" w:eastAsia="Times New Roman" w:hAnsi="Consolas" w:cs="Times New Roman"/>
+          <w:color w:val="D4D4D4"/>
+          <w:kern w:val="0"/>
+          <w:sz w:val="21"/>
+          <w:szCs w:val="21"/>
+          <w:lang w:eastAsia="en-ID"/>
+          <w14:ligatures w14:val="none"/>
+        </w:rPr>
+        <w:t xml:space="preserve">    </w:t>
+      </w:r>
+      <w:r>
+        <w:rPr>
+          <w:rFonts w:ascii="Consolas" w:eastAsia="Times New Roman" w:hAnsi="Consolas" w:cs="Times New Roman"/>
+          <w:color w:val="569CD6"/>
+          <w:kern w:val="0"/>
+          <w:sz w:val="21"/>
+          <w:szCs w:val="21"/>
+          <w:lang w:eastAsia="en-ID"/>
+          <w14:ligatures w14:val="none"/>
+        </w:rPr>
+        <w:t>$this</w:t>
+      </w:r>
+      <w:r>
+        <w:rPr>
+          <w:rFonts w:ascii="Consolas" w:eastAsia="Times New Roman" w:hAnsi="Consolas" w:cs="Times New Roman"/>
+          <w:color w:val="D4D4D4"/>
+          <w:kern w:val="0"/>
+          <w:sz w:val="21"/>
+          <w:szCs w:val="21"/>
+          <w:lang w:eastAsia="en-ID"/>
+          <w14:ligatures w14:val="none"/>
+        </w:rPr>
+        <w:t>-&gt;</w:t>
+      </w:r>
+      <w:r>
+        <w:rPr>
+          <w:rFonts w:ascii="Consolas" w:eastAsia="Times New Roman" w:hAnsi="Consolas" w:cs="Times New Roman"/>
+          <w:color w:val="9CDCFE"/>
+          <w:kern w:val="0"/>
+          <w:sz w:val="21"/>
+          <w:szCs w:val="21"/>
+          <w:lang w:eastAsia="en-ID"/>
+          <w14:ligatures w14:val="none"/>
+        </w:rPr>
+        <w:t>penulis</w:t>
+      </w:r>
+      <w:r>
+        <w:rPr>
+          <w:rFonts w:ascii="Consolas" w:eastAsia="Times New Roman" w:hAnsi="Consolas" w:cs="Times New Roman"/>
+          <w:color w:val="D4D4D4"/>
+          <w:kern w:val="0"/>
+          <w:sz w:val="21"/>
+          <w:szCs w:val="21"/>
+          <w:lang w:eastAsia="en-ID"/>
+          <w14:ligatures w14:val="none"/>
+        </w:rPr>
+        <w:t xml:space="preserve"> = </w:t>
+      </w:r>
+      <w:r>
+        <w:rPr>
+          <w:rFonts w:ascii="Consolas" w:eastAsia="Times New Roman" w:hAnsi="Consolas" w:cs="Times New Roman"/>
+          <w:color w:val="9CDCFE"/>
+          <w:kern w:val="0"/>
+          <w:sz w:val="21"/>
+          <w:szCs w:val="21"/>
+          <w:lang w:eastAsia="en-ID"/>
+          <w14:ligatures w14:val="none"/>
+        </w:rPr>
+        <w:t>$penulis</w:t>
+      </w:r>
+      <w:r>
+        <w:rPr>
+          <w:rFonts w:ascii="Consolas" w:eastAsia="Times New Roman" w:hAnsi="Consolas" w:cs="Times New Roman"/>
+          <w:color w:val="D4D4D4"/>
+          <w:kern w:val="0"/>
+          <w:sz w:val="21"/>
+          <w:szCs w:val="21"/>
+          <w:lang w:eastAsia="en-ID"/>
+          <w14:ligatures w14:val="none"/>
+        </w:rPr>
+        <w:t>;</w:t>
+      </w:r>
+    </w:p>
+    <w:p>
+      <w:pPr>
+        <w:shd w:val="clear" w:color="auto" w:fill="1F1F1F"/>
+        <w:spacing w:after="0" w:line="285" w:lineRule="atLeast"/>
+        <w:rPr>
+          <w:rFonts w:ascii="Consolas" w:eastAsia="Times New Roman" w:hAnsi="Consolas" w:cs="Times New Roman"/>
+          <w:color w:val="CCCCCC"/>
+          <w:kern w:val="0"/>
+          <w:sz w:val="21"/>
+          <w:szCs w:val="21"/>
+          <w:lang w:eastAsia="en-ID"/>
+          <w14:ligatures w14:val="none"/>
+        </w:rPr>
+      </w:pPr>
+      <w:r>
+        <w:rPr>
+          <w:rFonts w:ascii="Consolas" w:eastAsia="Times New Roman" w:hAnsi="Consolas" w:cs="Times New Roman"/>
+          <w:color w:val="D4D4D4"/>
+          <w:kern w:val="0"/>
+          <w:sz w:val="21"/>
+          <w:szCs w:val="21"/>
+          <w:lang w:eastAsia="en-ID"/>
+          <w14:ligatures w14:val="none"/>
+        </w:rPr>
+        <w:t xml:space="preserve">    </w:t>
+      </w:r>
+      <w:r>
+        <w:rPr>
+          <w:rFonts w:ascii="Consolas" w:eastAsia="Times New Roman" w:hAnsi="Consolas" w:cs="Times New Roman"/>
+          <w:color w:val="569CD6"/>
+          <w:kern w:val="0"/>
+          <w:sz w:val="21"/>
+          <w:szCs w:val="21"/>
+          <w:lang w:eastAsia="en-ID"/>
+          <w14:ligatures w14:val="none"/>
+        </w:rPr>
+        <w:t>$this</w:t>
+      </w:r>
+      <w:r>
+        <w:rPr>
+          <w:rFonts w:ascii="Consolas" w:eastAsia="Times New Roman" w:hAnsi="Consolas" w:cs="Times New Roman"/>
+          <w:color w:val="D4D4D4"/>
+          <w:kern w:val="0"/>
+          <w:sz w:val="21"/>
+          <w:szCs w:val="21"/>
+          <w:lang w:eastAsia="en-ID"/>
+          <w14:ligatures w14:val="none"/>
+        </w:rPr>
+        <w:t>-&gt;</w:t>
+      </w:r>
+      <w:r>
+        <w:rPr>
+          <w:rFonts w:ascii="Consolas" w:eastAsia="Times New Roman" w:hAnsi="Consolas" w:cs="Times New Roman"/>
+          <w:color w:val="9CDCFE"/>
+          <w:kern w:val="0"/>
+          <w:sz w:val="21"/>
+          <w:szCs w:val="21"/>
+          <w:lang w:eastAsia="en-ID"/>
+          <w14:ligatures w14:val="none"/>
+        </w:rPr>
+        <w:t>penerbit</w:t>
+      </w:r>
+      <w:r>
+        <w:rPr>
+          <w:rFonts w:ascii="Consolas" w:eastAsia="Times New Roman" w:hAnsi="Consolas" w:cs="Times New Roman"/>
+          <w:color w:val="D4D4D4"/>
+          <w:kern w:val="0"/>
+          <w:sz w:val="21"/>
+          <w:szCs w:val="21"/>
+          <w:lang w:eastAsia="en-ID"/>
+          <w14:ligatures w14:val="none"/>
+        </w:rPr>
+        <w:t xml:space="preserve"> = </w:t>
+      </w:r>
+      <w:r>
+        <w:rPr>
+          <w:rFonts w:ascii="Consolas" w:eastAsia="Times New Roman" w:hAnsi="Consolas" w:cs="Times New Roman"/>
+          <w:color w:val="9CDCFE"/>
+          <w:kern w:val="0"/>
+          <w:sz w:val="21"/>
+          <w:szCs w:val="21"/>
+          <w:lang w:eastAsia="en-ID"/>
+          <w14:ligatures w14:val="none"/>
+        </w:rPr>
+        <w:t>$penerbit</w:t>
+      </w:r>
+      <w:r>
+        <w:rPr>
+          <w:rFonts w:ascii="Consolas" w:eastAsia="Times New Roman" w:hAnsi="Consolas" w:cs="Times New Roman"/>
+          <w:color w:val="D4D4D4"/>
+          <w:kern w:val="0"/>
+          <w:sz w:val="21"/>
+          <w:szCs w:val="21"/>
+          <w:lang w:eastAsia="en-ID"/>
+          <w14:ligatures w14:val="none"/>
+        </w:rPr>
+        <w:t>;</w:t>
+      </w:r>
+    </w:p>
+    <w:p>
+      <w:pPr>
+        <w:shd w:val="clear" w:color="auto" w:fill="1F1F1F"/>
+        <w:spacing w:after="0" w:line="285" w:lineRule="atLeast"/>
+        <w:rPr>
+          <w:rFonts w:ascii="Consolas" w:eastAsia="Times New Roman" w:hAnsi="Consolas" w:cs="Times New Roman"/>
+          <w:color w:val="CCCCCC"/>
+          <w:kern w:val="0"/>
+          <w:sz w:val="21"/>
+          <w:szCs w:val="21"/>
+          <w:lang w:eastAsia="en-ID"/>
+          <w14:ligatures w14:val="none"/>
+        </w:rPr>
+      </w:pPr>
+      <w:r>
+        <w:rPr>
+          <w:rFonts w:ascii="Consolas" w:eastAsia="Times New Roman" w:hAnsi="Consolas" w:cs="Times New Roman"/>
+          <w:color w:val="D4D4D4"/>
+          <w:kern w:val="0"/>
+          <w:sz w:val="21"/>
+          <w:szCs w:val="21"/>
+          <w:lang w:eastAsia="en-ID"/>
+          <w14:ligatures w14:val="none"/>
+        </w:rPr>
+        <w:t xml:space="preserve">    </w:t>
+      </w:r>
+      <w:r>
+        <w:rPr>
+          <w:rFonts w:ascii="Consolas" w:eastAsia="Times New Roman" w:hAnsi="Consolas" w:cs="Times New Roman"/>
+          <w:color w:val="569CD6"/>
+          <w:kern w:val="0"/>
+          <w:sz w:val="21"/>
+          <w:szCs w:val="21"/>
+          <w:lang w:eastAsia="en-ID"/>
+          <w14:ligatures w14:val="none"/>
+        </w:rPr>
+        <w:t>$this</w:t>
+      </w:r>
+      <w:r>
+        <w:rPr>
+          <w:rFonts w:ascii="Consolas" w:eastAsia="Times New Roman" w:hAnsi="Consolas" w:cs="Times New Roman"/>
+          <w:color w:val="D4D4D4"/>
+          <w:kern w:val="0"/>
+          <w:sz w:val="21"/>
+          <w:szCs w:val="21"/>
+          <w:lang w:eastAsia="en-ID"/>
+          <w14:ligatures w14:val="none"/>
+        </w:rPr>
+        <w:t>-&gt;</w:t>
+      </w:r>
+      <w:r>
+        <w:rPr>
+          <w:rFonts w:ascii="Consolas" w:eastAsia="Times New Roman" w:hAnsi="Consolas" w:cs="Times New Roman"/>
+          <w:color w:val="9CDCFE"/>
+          <w:kern w:val="0"/>
+          <w:sz w:val="21"/>
+          <w:szCs w:val="21"/>
+          <w:lang w:eastAsia="en-ID"/>
+          <w14:ligatures w14:val="none"/>
+        </w:rPr>
+        <w:t>harga</w:t>
+      </w:r>
+      <w:r>
+        <w:rPr>
+          <w:rFonts w:ascii="Consolas" w:eastAsia="Times New Roman" w:hAnsi="Consolas" w:cs="Times New Roman"/>
+          <w:color w:val="D4D4D4"/>
+          <w:kern w:val="0"/>
+          <w:sz w:val="21"/>
+          <w:szCs w:val="21"/>
+          <w:lang w:eastAsia="en-ID"/>
+          <w14:ligatures w14:val="none"/>
+        </w:rPr>
+        <w:t xml:space="preserve"> = </w:t>
+      </w:r>
+      <w:r>
+        <w:rPr>
+          <w:rFonts w:ascii="Consolas" w:eastAsia="Times New Roman" w:hAnsi="Consolas" w:cs="Times New Roman"/>
+          <w:color w:val="9CDCFE"/>
+          <w:kern w:val="0"/>
+          <w:sz w:val="21"/>
+          <w:szCs w:val="21"/>
+          <w:lang w:eastAsia="en-ID"/>
+          <w14:ligatures w14:val="none"/>
+        </w:rPr>
+        <w:t>$harga</w:t>
+      </w:r>
+      <w:r>
+        <w:rPr>
+          <w:rFonts w:ascii="Consolas" w:eastAsia="Times New Roman" w:hAnsi="Consolas" w:cs="Times New Roman"/>
+          <w:color w:val="D4D4D4"/>
+          <w:kern w:val="0"/>
+          <w:sz w:val="21"/>
+          <w:szCs w:val="21"/>
+          <w:lang w:eastAsia="en-ID"/>
+          <w14:ligatures w14:val="none"/>
+        </w:rPr>
+        <w:t>;</w:t>
+      </w:r>
+    </w:p>
+    <w:p>
+      <w:pPr>
+        <w:shd w:val="clear" w:color="auto" w:fill="1F1F1F"/>
+        <w:spacing w:after="0" w:line="285" w:lineRule="atLeast"/>
+        <w:rPr>
+          <w:rFonts w:ascii="Consolas" w:eastAsia="Times New Roman" w:hAnsi="Consolas" w:cs="Times New Roman"/>
+          <w:color w:val="CCCCCC"/>
+          <w:kern w:val="0"/>
+          <w:sz w:val="21"/>
+          <w:szCs w:val="21"/>
+          <w:lang w:eastAsia="en-ID"/>
+          <w14:ligatures w14:val="none"/>
+        </w:rPr>
+      </w:pPr>
+      <w:r>
+        <w:rPr>
+          <w:rFonts w:ascii="Consolas" w:eastAsia="Times New Roman" w:hAnsi="Consolas" w:cs="Times New Roman"/>
+          <w:color w:val="D4D4D4"/>
+          <w:kern w:val="0"/>
+          <w:sz w:val="21"/>
+          <w:szCs w:val="21"/>
+          <w:lang w:eastAsia="en-ID"/>
+          <w14:ligatures w14:val="none"/>
+        </w:rPr>
+        <w:t>  }</w:t>
+      </w:r>
+    </w:p>
+    <w:p>
+      <w:pPr>
+        <w:shd w:val="clear" w:color="auto" w:fill="1F1F1F"/>
+        <w:spacing w:after="0" w:line="285" w:lineRule="atLeast"/>
+        <w:rPr>
+          <w:rFonts w:ascii="Consolas" w:eastAsia="Times New Roman" w:hAnsi="Consolas" w:cs="Times New Roman"/>
+          <w:color w:val="CCCCCC"/>
+          <w:kern w:val="0"/>
+          <w:sz w:val="21"/>
+          <w:szCs w:val="21"/>
+          <w:lang w:eastAsia="en-ID"/>
+          <w14:ligatures w14:val="none"/>
+        </w:rPr>
+      </w:pPr>
+    </w:p>
+    <w:p>
+      <w:pPr>
+        <w:shd w:val="clear" w:color="auto" w:fill="1F1F1F"/>
+        <w:spacing w:after="0" w:line="285" w:lineRule="atLeast"/>
+        <w:rPr>
+          <w:rFonts w:ascii="Consolas" w:eastAsia="Times New Roman" w:hAnsi="Consolas" w:cs="Times New Roman"/>
+          <w:color w:val="CCCCCC"/>
+          <w:kern w:val="0"/>
+          <w:sz w:val="21"/>
+          <w:szCs w:val="21"/>
+          <w:lang w:eastAsia="en-ID"/>
+          <w14:ligatures w14:val="none"/>
+        </w:rPr>
+      </w:pPr>
+      <w:r>
+        <w:rPr>
+          <w:rFonts w:ascii="Consolas" w:eastAsia="Times New Roman" w:hAnsi="Consolas" w:cs="Times New Roman"/>
+          <w:color w:val="D4D4D4"/>
+          <w:kern w:val="0"/>
+          <w:sz w:val="21"/>
+          <w:szCs w:val="21"/>
+          <w:lang w:eastAsia="en-ID"/>
+          <w14:ligatures w14:val="none"/>
+        </w:rPr>
+        <w:t xml:space="preserve">  </w:t>
+      </w:r>
+      <w:r>
+        <w:rPr>
+          <w:rFonts w:ascii="Consolas" w:eastAsia="Times New Roman" w:hAnsi="Consolas" w:cs="Times New Roman"/>
+          <w:color w:val="6A9955"/>
+          <w:kern w:val="0"/>
+          <w:sz w:val="21"/>
+          <w:szCs w:val="21"/>
+          <w:lang w:eastAsia="en-ID"/>
+          <w14:ligatures w14:val="none"/>
+        </w:rPr>
+        <w:t>// Method</w:t>
+      </w:r>
+    </w:p>
+    <w:p>
+      <w:pPr>
+        <w:shd w:val="clear" w:color="auto" w:fill="1F1F1F"/>
+        <w:spacing w:after="0" w:line="285" w:lineRule="atLeast"/>
+        <w:rPr>
+          <w:rFonts w:ascii="Consolas" w:eastAsia="Times New Roman" w:hAnsi="Consolas" w:cs="Times New Roman"/>
+          <w:color w:val="CCCCCC"/>
+          <w:kern w:val="0"/>
+          <w:sz w:val="21"/>
+          <w:szCs w:val="21"/>
+          <w:lang w:eastAsia="en-ID"/>
+          <w14:ligatures w14:val="none"/>
+        </w:rPr>
+      </w:pPr>
+      <w:r>
+        <w:rPr>
+          <w:rFonts w:ascii="Consolas" w:eastAsia="Times New Roman" w:hAnsi="Consolas" w:cs="Times New Roman"/>
+          <w:color w:val="D4D4D4"/>
+          <w:kern w:val="0"/>
+          <w:sz w:val="21"/>
+          <w:szCs w:val="21"/>
+          <w:lang w:eastAsia="en-ID"/>
+          <w14:ligatures w14:val="none"/>
+        </w:rPr>
+        <w:t xml:space="preserve">  </w:t>
+      </w:r>
+      <w:r>
+        <w:rPr>
+          <w:rFonts w:ascii="Consolas" w:eastAsia="Times New Roman" w:hAnsi="Consolas" w:cs="Times New Roman"/>
+          <w:color w:val="569CD6"/>
+          <w:kern w:val="0"/>
+          <w:sz w:val="21"/>
+          <w:szCs w:val="21"/>
+          <w:lang w:eastAsia="en-ID"/>
+          <w14:ligatures w14:val="none"/>
+        </w:rPr>
+        <w:t>public</w:t>
+      </w:r>
+      <w:r>
+        <w:rPr>
+          <w:rFonts w:ascii="Consolas" w:eastAsia="Times New Roman" w:hAnsi="Consolas" w:cs="Times New Roman"/>
+          <w:color w:val="D4D4D4"/>
+          <w:kern w:val="0"/>
+          <w:sz w:val="21"/>
+          <w:szCs w:val="21"/>
+          <w:lang w:eastAsia="en-ID"/>
+          <w14:ligatures w14:val="none"/>
+        </w:rPr>
+        <w:t xml:space="preserve"> </w:t>
+      </w:r>
+      <w:r>
+        <w:rPr>
+          <w:rFonts w:ascii="Consolas" w:eastAsia="Times New Roman" w:hAnsi="Consolas" w:cs="Times New Roman"/>
+          <w:color w:val="569CD6"/>
+          <w:kern w:val="0"/>
+          <w:sz w:val="21"/>
+          <w:szCs w:val="21"/>
+          <w:lang w:eastAsia="en-ID"/>
+          <w14:ligatures w14:val="none"/>
+        </w:rPr>
+        <w:t>function</w:t>
+      </w:r>
+      <w:r>
+        <w:rPr>
+          <w:rFonts w:ascii="Consolas" w:eastAsia="Times New Roman" w:hAnsi="Consolas" w:cs="Times New Roman"/>
+          <w:color w:val="D4D4D4"/>
+          <w:kern w:val="0"/>
+          <w:sz w:val="21"/>
+          <w:szCs w:val="21"/>
+          <w:lang w:eastAsia="en-ID"/>
+          <w14:ligatures w14:val="none"/>
+        </w:rPr>
+        <w:t xml:space="preserve"> </w:t>
+      </w:r>
+      <w:r>
+        <w:rPr>
+          <w:rFonts w:ascii="Consolas" w:eastAsia="Times New Roman" w:hAnsi="Consolas" w:cs="Times New Roman"/>
+          <w:color w:val="DCDCAA"/>
+          <w:kern w:val="0"/>
+          <w:sz w:val="21"/>
+          <w:szCs w:val="21"/>
+          <w:lang w:eastAsia="en-ID"/>
+          <w14:ligatures w14:val="none"/>
+        </w:rPr>
+        <w:t>getLabel</w:t>
+      </w:r>
+      <w:r>
+        <w:rPr>
+          <w:rFonts w:ascii="Consolas" w:eastAsia="Times New Roman" w:hAnsi="Consolas" w:cs="Times New Roman"/>
+          <w:color w:val="D4D4D4"/>
+          <w:kern w:val="0"/>
+          <w:sz w:val="21"/>
+          <w:szCs w:val="21"/>
+          <w:lang w:eastAsia="en-ID"/>
+          <w14:ligatures w14:val="none"/>
+        </w:rPr>
+        <w:t>() {</w:t>
+      </w:r>
+    </w:p>
+    <w:p>
+      <w:pPr>
+        <w:shd w:val="clear" w:color="auto" w:fill="1F1F1F"/>
+        <w:spacing w:after="0" w:line="285" w:lineRule="atLeast"/>
+        <w:rPr>
+          <w:rFonts w:ascii="Consolas" w:eastAsia="Times New Roman" w:hAnsi="Consolas" w:cs="Times New Roman"/>
+          <w:color w:val="CCCCCC"/>
+          <w:kern w:val="0"/>
+          <w:sz w:val="21"/>
+          <w:szCs w:val="21"/>
+          <w:lang w:eastAsia="en-ID"/>
+          <w14:ligatures w14:val="none"/>
+        </w:rPr>
+      </w:pPr>
+      <w:r>
+        <w:rPr>
+          <w:rFonts w:ascii="Consolas" w:eastAsia="Times New Roman" w:hAnsi="Consolas" w:cs="Times New Roman"/>
+          <w:color w:val="D4D4D4"/>
+          <w:kern w:val="0"/>
+          <w:sz w:val="21"/>
+          <w:szCs w:val="21"/>
+          <w:lang w:eastAsia="en-ID"/>
+          <w14:ligatures w14:val="none"/>
+        </w:rPr>
+        <w:t xml:space="preserve">    </w:t>
+      </w:r>
+      <w:r>
+        <w:rPr>
+          <w:rFonts w:ascii="Consolas" w:eastAsia="Times New Roman" w:hAnsi="Consolas" w:cs="Times New Roman"/>
+          <w:color w:val="6A9955"/>
+          <w:kern w:val="0"/>
+          <w:sz w:val="21"/>
+          <w:szCs w:val="21"/>
+          <w:lang w:eastAsia="en-ID"/>
+          <w14:ligatures w14:val="none"/>
+        </w:rPr>
+        <w:t>// Agar bisa menggambil properti gunakan this</w:t>
+      </w:r>
+    </w:p>
+    <w:p>
+      <w:pPr>
+        <w:shd w:val="clear" w:color="auto" w:fill="1F1F1F"/>
+        <w:spacing w:after="0" w:line="285" w:lineRule="atLeast"/>
+        <w:rPr>
+          <w:rFonts w:ascii="Consolas" w:eastAsia="Times New Roman" w:hAnsi="Consolas" w:cs="Times New Roman"/>
+          <w:color w:val="CCCCCC"/>
+          <w:kern w:val="0"/>
+          <w:sz w:val="21"/>
+          <w:szCs w:val="21"/>
+          <w:lang w:eastAsia="en-ID"/>
+          <w14:ligatures w14:val="none"/>
+        </w:rPr>
+      </w:pPr>
+      <w:r>
+        <w:rPr>
+          <w:rFonts w:ascii="Consolas" w:eastAsia="Times New Roman" w:hAnsi="Consolas" w:cs="Times New Roman"/>
+          <w:color w:val="D4D4D4"/>
+          <w:kern w:val="0"/>
+          <w:sz w:val="21"/>
+          <w:szCs w:val="21"/>
+          <w:lang w:eastAsia="en-ID"/>
+          <w14:ligatures w14:val="none"/>
+        </w:rPr>
+        <w:t xml:space="preserve">    </w:t>
+      </w:r>
+      <w:r>
+        <w:rPr>
+          <w:rFonts w:ascii="Consolas" w:eastAsia="Times New Roman" w:hAnsi="Consolas" w:cs="Times New Roman"/>
+          <w:color w:val="C586C0"/>
+          <w:kern w:val="0"/>
+          <w:sz w:val="21"/>
+          <w:szCs w:val="21"/>
+          <w:lang w:eastAsia="en-ID"/>
+          <w14:ligatures w14:val="none"/>
+        </w:rPr>
+        <w:t>return</w:t>
+      </w:r>
+      <w:r>
+        <w:rPr>
+          <w:rFonts w:ascii="Consolas" w:eastAsia="Times New Roman" w:hAnsi="Consolas" w:cs="Times New Roman"/>
+          <w:color w:val="D4D4D4"/>
+          <w:kern w:val="0"/>
+          <w:sz w:val="21"/>
+          <w:szCs w:val="21"/>
+          <w:lang w:eastAsia="en-ID"/>
+          <w14:ligatures w14:val="none"/>
+        </w:rPr>
+        <w:t xml:space="preserve"> </w:t>
+      </w:r>
+      <w:r>
+        <w:rPr>
+          <w:rFonts w:ascii="Consolas" w:eastAsia="Times New Roman" w:hAnsi="Consolas" w:cs="Times New Roman"/>
+          <w:color w:val="CE9178"/>
+          <w:kern w:val="0"/>
+          <w:sz w:val="21"/>
+          <w:szCs w:val="21"/>
+          <w:lang w:eastAsia="en-ID"/>
+          <w14:ligatures w14:val="none"/>
+        </w:rPr>
+        <w:t xml:space="preserve">"Judul : </w:t>
+      </w:r>
+      <w:r>
+        <w:rPr>
+          <w:rFonts w:ascii="Consolas" w:eastAsia="Times New Roman" w:hAnsi="Consolas" w:cs="Times New Roman"/>
+          <w:color w:val="9CDCFE"/>
+          <w:kern w:val="0"/>
+          <w:sz w:val="21"/>
+          <w:szCs w:val="21"/>
+          <w:lang w:eastAsia="en-ID"/>
+          <w14:ligatures w14:val="none"/>
+        </w:rPr>
+        <w:t>$this</w:t>
+      </w:r>
+      <w:r>
+        <w:rPr>
+          <w:rFonts w:ascii="Consolas" w:eastAsia="Times New Roman" w:hAnsi="Consolas" w:cs="Times New Roman"/>
+          <w:color w:val="D4D4D4"/>
+          <w:kern w:val="0"/>
+          <w:sz w:val="21"/>
+          <w:szCs w:val="21"/>
+          <w:lang w:eastAsia="en-ID"/>
+          <w14:ligatures w14:val="none"/>
+        </w:rPr>
+        <w:t>-&gt;</w:t>
+      </w:r>
+      <w:r>
+        <w:rPr>
+          <w:rFonts w:ascii="Consolas" w:eastAsia="Times New Roman" w:hAnsi="Consolas" w:cs="Times New Roman"/>
+          <w:color w:val="9CDCFE"/>
+          <w:kern w:val="0"/>
+          <w:sz w:val="21"/>
+          <w:szCs w:val="21"/>
+          <w:lang w:eastAsia="en-ID"/>
+          <w14:ligatures w14:val="none"/>
+        </w:rPr>
+        <w:t>judul</w:t>
+      </w:r>
+      <w:r>
+        <w:rPr>
+          <w:rFonts w:ascii="Consolas" w:eastAsia="Times New Roman" w:hAnsi="Consolas" w:cs="Times New Roman"/>
+          <w:color w:val="CE9178"/>
+          <w:kern w:val="0"/>
+          <w:sz w:val="21"/>
+          <w:szCs w:val="21"/>
+          <w:lang w:eastAsia="en-ID"/>
+          <w14:ligatures w14:val="none"/>
+        </w:rPr>
+        <w:t xml:space="preserve"> , Penulis : </w:t>
+      </w:r>
+      <w:r>
+        <w:rPr>
+          <w:rFonts w:ascii="Consolas" w:eastAsia="Times New Roman" w:hAnsi="Consolas" w:cs="Times New Roman"/>
+          <w:color w:val="9CDCFE"/>
+          <w:kern w:val="0"/>
+          <w:sz w:val="21"/>
+          <w:szCs w:val="21"/>
+          <w:lang w:eastAsia="en-ID"/>
+          <w14:ligatures w14:val="none"/>
+        </w:rPr>
+        <w:t>$this</w:t>
+      </w:r>
+      <w:r>
+        <w:rPr>
+          <w:rFonts w:ascii="Consolas" w:eastAsia="Times New Roman" w:hAnsi="Consolas" w:cs="Times New Roman"/>
+          <w:color w:val="D4D4D4"/>
+          <w:kern w:val="0"/>
+          <w:sz w:val="21"/>
+          <w:szCs w:val="21"/>
+          <w:lang w:eastAsia="en-ID"/>
+          <w14:ligatures w14:val="none"/>
+        </w:rPr>
+        <w:t>-&gt;</w:t>
+      </w:r>
+      <w:r>
+        <w:rPr>
+          <w:rFonts w:ascii="Consolas" w:eastAsia="Times New Roman" w:hAnsi="Consolas" w:cs="Times New Roman"/>
+          <w:color w:val="9CDCFE"/>
+          <w:kern w:val="0"/>
+          <w:sz w:val="21"/>
+          <w:szCs w:val="21"/>
+          <w:lang w:eastAsia="en-ID"/>
+          <w14:ligatures w14:val="none"/>
+        </w:rPr>
+        <w:t>penulis</w:t>
+      </w:r>
+      <w:r>
+        <w:rPr>
+          <w:rFonts w:ascii="Consolas" w:eastAsia="Times New Roman" w:hAnsi="Consolas" w:cs="Times New Roman"/>
+          <w:color w:val="CE9178"/>
+          <w:kern w:val="0"/>
+          <w:sz w:val="21"/>
+          <w:szCs w:val="21"/>
+          <w:lang w:eastAsia="en-ID"/>
+          <w14:ligatures w14:val="none"/>
+        </w:rPr>
+        <w:t xml:space="preserve">, Penerbit : </w:t>
+      </w:r>
+      <w:r>
+        <w:rPr>
+          <w:rFonts w:ascii="Consolas" w:eastAsia="Times New Roman" w:hAnsi="Consolas" w:cs="Times New Roman"/>
+          <w:color w:val="9CDCFE"/>
+          <w:kern w:val="0"/>
+          <w:sz w:val="21"/>
+          <w:szCs w:val="21"/>
+          <w:lang w:eastAsia="en-ID"/>
+          <w14:ligatures w14:val="none"/>
+        </w:rPr>
+        <w:t>$this</w:t>
+      </w:r>
+      <w:r>
+        <w:rPr>
+          <w:rFonts w:ascii="Consolas" w:eastAsia="Times New Roman" w:hAnsi="Consolas" w:cs="Times New Roman"/>
+          <w:color w:val="D4D4D4"/>
+          <w:kern w:val="0"/>
+          <w:sz w:val="21"/>
+          <w:szCs w:val="21"/>
+          <w:lang w:eastAsia="en-ID"/>
+          <w14:ligatures w14:val="none"/>
+        </w:rPr>
+        <w:t>-&gt;</w:t>
+      </w:r>
+      <w:r>
+        <w:rPr>
+          <w:rFonts w:ascii="Consolas" w:eastAsia="Times New Roman" w:hAnsi="Consolas" w:cs="Times New Roman"/>
+          <w:color w:val="9CDCFE"/>
+          <w:kern w:val="0"/>
+          <w:sz w:val="21"/>
+          <w:szCs w:val="21"/>
+          <w:lang w:eastAsia="en-ID"/>
+          <w14:ligatures w14:val="none"/>
+        </w:rPr>
+        <w:t>penerbit</w:t>
+      </w:r>
+      <w:r>
+        <w:rPr>
+          <w:rFonts w:ascii="Consolas" w:eastAsia="Times New Roman" w:hAnsi="Consolas" w:cs="Times New Roman"/>
+          <w:color w:val="CE9178"/>
+          <w:kern w:val="0"/>
+          <w:sz w:val="21"/>
+          <w:szCs w:val="21"/>
+          <w:lang w:eastAsia="en-ID"/>
+          <w14:ligatures w14:val="none"/>
+        </w:rPr>
+        <w:t xml:space="preserve"> "</w:t>
+      </w:r>
+      <w:r>
+        <w:rPr>
+          <w:rFonts w:ascii="Consolas" w:eastAsia="Times New Roman" w:hAnsi="Consolas" w:cs="Times New Roman"/>
+          <w:color w:val="D4D4D4"/>
+          <w:kern w:val="0"/>
+          <w:sz w:val="21"/>
+          <w:szCs w:val="21"/>
+          <w:lang w:eastAsia="en-ID"/>
+          <w14:ligatures w14:val="none"/>
+        </w:rPr>
+        <w:t>;</w:t>
+      </w:r>
+    </w:p>
+    <w:p>
+      <w:pPr>
+        <w:shd w:val="clear" w:color="auto" w:fill="1F1F1F"/>
+        <w:spacing w:after="0" w:line="285" w:lineRule="atLeast"/>
+        <w:rPr>
+          <w:rFonts w:ascii="Consolas" w:eastAsia="Times New Roman" w:hAnsi="Consolas" w:cs="Times New Roman"/>
+          <w:color w:val="CCCCCC"/>
+          <w:kern w:val="0"/>
+          <w:sz w:val="21"/>
+          <w:szCs w:val="21"/>
+          <w:lang w:eastAsia="en-ID"/>
+          <w14:ligatures w14:val="none"/>
+        </w:rPr>
+      </w:pPr>
+      <w:r>
+        <w:rPr>
+          <w:rFonts w:ascii="Consolas" w:eastAsia="Times New Roman" w:hAnsi="Consolas" w:cs="Times New Roman"/>
+          <w:color w:val="D4D4D4"/>
+          <w:kern w:val="0"/>
+          <w:sz w:val="21"/>
+          <w:szCs w:val="21"/>
+          <w:lang w:eastAsia="en-ID"/>
+          <w14:ligatures w14:val="none"/>
+        </w:rPr>
+        <w:t>  }</w:t>
+      </w:r>
+    </w:p>
+    <w:p>
+      <w:pPr>
+        <w:shd w:val="clear" w:color="auto" w:fill="1F1F1F"/>
+        <w:spacing w:after="0" w:line="285" w:lineRule="atLeast"/>
+        <w:rPr>
+          <w:rFonts w:ascii="Consolas" w:eastAsia="Times New Roman" w:hAnsi="Consolas" w:cs="Times New Roman"/>
+          <w:color w:val="CCCCCC"/>
+          <w:kern w:val="0"/>
+          <w:sz w:val="21"/>
+          <w:szCs w:val="21"/>
+          <w:lang w:eastAsia="en-ID"/>
+          <w14:ligatures w14:val="none"/>
+        </w:rPr>
+      </w:pPr>
+      <w:r>
+        <w:rPr>
+          <w:rFonts w:ascii="Consolas" w:eastAsia="Times New Roman" w:hAnsi="Consolas" w:cs="Times New Roman"/>
+          <w:color w:val="D4D4D4"/>
+          <w:kern w:val="0"/>
+          <w:sz w:val="21"/>
+          <w:szCs w:val="21"/>
+          <w:lang w:eastAsia="en-ID"/>
+          <w14:ligatures w14:val="none"/>
+        </w:rPr>
+        <w:t>}</w:t>
+      </w:r>
+    </w:p>
+    <w:p>
+      <w:pPr>
+        <w:shd w:val="clear" w:color="auto" w:fill="1F1F1F"/>
+        <w:spacing w:after="0" w:line="285" w:lineRule="atLeast"/>
+        <w:rPr>
+          <w:rFonts w:ascii="Consolas" w:eastAsia="Times New Roman" w:hAnsi="Consolas" w:cs="Times New Roman"/>
+          <w:color w:val="CCCCCC"/>
+          <w:kern w:val="0"/>
+          <w:sz w:val="21"/>
+          <w:szCs w:val="21"/>
+          <w:lang w:eastAsia="en-ID"/>
+          <w14:ligatures w14:val="none"/>
+        </w:rPr>
+      </w:pPr>
+    </w:p>
+    <w:p>
+      <w:pPr>
+        <w:shd w:val="clear" w:color="auto" w:fill="1F1F1F"/>
+        <w:spacing w:after="0" w:line="285" w:lineRule="atLeast"/>
+        <w:rPr>
+          <w:rFonts w:ascii="Consolas" w:eastAsia="Times New Roman" w:hAnsi="Consolas" w:cs="Times New Roman"/>
+          <w:color w:val="CCCCCC"/>
+          <w:kern w:val="0"/>
+          <w:sz w:val="21"/>
+          <w:szCs w:val="21"/>
+          <w:lang w:eastAsia="en-ID"/>
+          <w14:ligatures w14:val="none"/>
+        </w:rPr>
+      </w:pPr>
+      <w:r>
+        <w:rPr>
+          <w:rFonts w:ascii="Consolas" w:eastAsia="Times New Roman" w:hAnsi="Consolas" w:cs="Times New Roman"/>
+          <w:color w:val="6A9955"/>
+          <w:kern w:val="0"/>
+          <w:sz w:val="21"/>
+          <w:szCs w:val="21"/>
+          <w:lang w:eastAsia="en-ID"/>
+          <w14:ligatures w14:val="none"/>
+        </w:rPr>
+        <w:t>// object type, membuat object bisa jadi parameter dari metod membatasi agar parameter yang diterima harus berupa object dari class tertentu.</w:t>
+      </w:r>
+    </w:p>
+    <w:p>
+      <w:pPr>
+        <w:shd w:val="clear" w:color="auto" w:fill="1F1F1F"/>
+        <w:spacing w:after="0" w:line="285" w:lineRule="atLeast"/>
+        <w:rPr>
+          <w:rFonts w:ascii="Consolas" w:eastAsia="Times New Roman" w:hAnsi="Consolas" w:cs="Times New Roman"/>
+          <w:color w:val="CCCCCC"/>
+          <w:kern w:val="0"/>
+          <w:sz w:val="21"/>
+          <w:szCs w:val="21"/>
+          <w:lang w:eastAsia="en-ID"/>
+          <w14:ligatures w14:val="none"/>
+        </w:rPr>
+      </w:pPr>
+      <w:r>
+        <w:rPr>
+          <w:rFonts w:ascii="Consolas" w:eastAsia="Times New Roman" w:hAnsi="Consolas" w:cs="Times New Roman"/>
+          <w:color w:val="569CD6"/>
+          <w:kern w:val="0"/>
+          <w:sz w:val="21"/>
+          <w:szCs w:val="21"/>
+          <w:lang w:eastAsia="en-ID"/>
+          <w14:ligatures w14:val="none"/>
+        </w:rPr>
+        <w:t>class</w:t>
+      </w:r>
+      <w:r>
+        <w:rPr>
+          <w:rFonts w:ascii="Consolas" w:eastAsia="Times New Roman" w:hAnsi="Consolas" w:cs="Times New Roman"/>
+          <w:color w:val="D4D4D4"/>
+          <w:kern w:val="0"/>
+          <w:sz w:val="21"/>
+          <w:szCs w:val="21"/>
+          <w:lang w:eastAsia="en-ID"/>
+          <w14:ligatures w14:val="none"/>
+        </w:rPr>
+        <w:t xml:space="preserve"> </w:t>
+      </w:r>
+      <w:r>
+        <w:rPr>
+          <w:rFonts w:ascii="Consolas" w:eastAsia="Times New Roman" w:hAnsi="Consolas" w:cs="Times New Roman"/>
+          <w:color w:val="4EC9B0"/>
+          <w:kern w:val="0"/>
+          <w:sz w:val="21"/>
+          <w:szCs w:val="21"/>
+          <w:lang w:eastAsia="en-ID"/>
+          <w14:ligatures w14:val="none"/>
+        </w:rPr>
+        <w:t>CetakInfo</w:t>
+      </w:r>
+      <w:r>
+        <w:rPr>
+          <w:rFonts w:ascii="Consolas" w:eastAsia="Times New Roman" w:hAnsi="Consolas" w:cs="Times New Roman"/>
+          <w:color w:val="D4D4D4"/>
+          <w:kern w:val="0"/>
+          <w:sz w:val="21"/>
+          <w:szCs w:val="21"/>
+          <w:lang w:eastAsia="en-ID"/>
+          <w14:ligatures w14:val="none"/>
+        </w:rPr>
+        <w:t xml:space="preserve"> {</w:t>
+      </w:r>
+    </w:p>
+    <w:p>
+      <w:pPr>
+        <w:shd w:val="clear" w:color="auto" w:fill="1F1F1F"/>
+        <w:spacing w:after="0" w:line="285" w:lineRule="atLeast"/>
+        <w:rPr>
+          <w:rFonts w:ascii="Consolas" w:eastAsia="Times New Roman" w:hAnsi="Consolas" w:cs="Times New Roman"/>
+          <w:color w:val="CCCCCC"/>
+          <w:kern w:val="0"/>
+          <w:sz w:val="21"/>
+          <w:szCs w:val="21"/>
+          <w:lang w:eastAsia="en-ID"/>
+          <w14:ligatures w14:val="none"/>
+        </w:rPr>
+      </w:pPr>
+      <w:r>
+        <w:rPr>
+          <w:rFonts w:ascii="Consolas" w:eastAsia="Times New Roman" w:hAnsi="Consolas" w:cs="Times New Roman"/>
+          <w:color w:val="D4D4D4"/>
+          <w:kern w:val="0"/>
+          <w:sz w:val="21"/>
+          <w:szCs w:val="21"/>
+          <w:lang w:eastAsia="en-ID"/>
+          <w14:ligatures w14:val="none"/>
+        </w:rPr>
+        <w:t xml:space="preserve">  </w:t>
+      </w:r>
+      <w:r>
+        <w:rPr>
+          <w:rFonts w:ascii="Consolas" w:eastAsia="Times New Roman" w:hAnsi="Consolas" w:cs="Times New Roman"/>
+          <w:color w:val="569CD6"/>
+          <w:kern w:val="0"/>
+          <w:sz w:val="21"/>
+          <w:szCs w:val="21"/>
+          <w:lang w:eastAsia="en-ID"/>
+          <w14:ligatures w14:val="none"/>
+        </w:rPr>
+        <w:t>public</w:t>
+      </w:r>
+      <w:r>
+        <w:rPr>
+          <w:rFonts w:ascii="Consolas" w:eastAsia="Times New Roman" w:hAnsi="Consolas" w:cs="Times New Roman"/>
+          <w:color w:val="D4D4D4"/>
+          <w:kern w:val="0"/>
+          <w:sz w:val="21"/>
+          <w:szCs w:val="21"/>
+          <w:lang w:eastAsia="en-ID"/>
+          <w14:ligatures w14:val="none"/>
+        </w:rPr>
+        <w:t xml:space="preserve"> </w:t>
+      </w:r>
+      <w:r>
+        <w:rPr>
+          <w:rFonts w:ascii="Consolas" w:eastAsia="Times New Roman" w:hAnsi="Consolas" w:cs="Times New Roman"/>
+          <w:color w:val="569CD6"/>
+          <w:kern w:val="0"/>
+          <w:sz w:val="21"/>
+          <w:szCs w:val="21"/>
+          <w:lang w:eastAsia="en-ID"/>
+          <w14:ligatures w14:val="none"/>
+        </w:rPr>
+        <w:t>function</w:t>
+      </w:r>
+      <w:r>
+        <w:rPr>
+          <w:rFonts w:ascii="Consolas" w:eastAsia="Times New Roman" w:hAnsi="Consolas" w:cs="Times New Roman"/>
+          <w:color w:val="D4D4D4"/>
+          <w:kern w:val="0"/>
+          <w:sz w:val="21"/>
+          <w:szCs w:val="21"/>
+          <w:lang w:eastAsia="en-ID"/>
+          <w14:ligatures w14:val="none"/>
+        </w:rPr>
+        <w:t xml:space="preserve"> </w:t>
+      </w:r>
+      <w:r>
+        <w:rPr>
+          <w:rFonts w:ascii="Consolas" w:eastAsia="Times New Roman" w:hAnsi="Consolas" w:cs="Times New Roman"/>
+          <w:color w:val="DCDCAA"/>
+          <w:kern w:val="0"/>
+          <w:sz w:val="21"/>
+          <w:szCs w:val="21"/>
+          <w:lang w:eastAsia="en-ID"/>
+          <w14:ligatures w14:val="none"/>
+        </w:rPr>
+        <w:t>cetak</w:t>
+      </w:r>
+      <w:r>
+        <w:rPr>
+          <w:rFonts w:ascii="Consolas" w:eastAsia="Times New Roman" w:hAnsi="Consolas" w:cs="Times New Roman"/>
+          <w:color w:val="D4D4D4"/>
+          <w:kern w:val="0"/>
+          <w:sz w:val="21"/>
+          <w:szCs w:val="21"/>
+          <w:lang w:eastAsia="en-ID"/>
+          <w14:ligatures w14:val="none"/>
+        </w:rPr>
+        <w:t xml:space="preserve">( </w:t>
+      </w:r>
+      <w:r>
+        <w:rPr>
+          <w:rFonts w:ascii="Consolas" w:eastAsia="Times New Roman" w:hAnsi="Consolas" w:cs="Times New Roman"/>
+          <w:color w:val="4EC9B0"/>
+          <w:kern w:val="0"/>
+          <w:sz w:val="21"/>
+          <w:szCs w:val="21"/>
+          <w:lang w:eastAsia="en-ID"/>
+          <w14:ligatures w14:val="none"/>
+        </w:rPr>
+        <w:t>Produk</w:t>
+      </w:r>
+      <w:r>
+        <w:rPr>
+          <w:rFonts w:ascii="Consolas" w:eastAsia="Times New Roman" w:hAnsi="Consolas" w:cs="Times New Roman"/>
+          <w:color w:val="D4D4D4"/>
+          <w:kern w:val="0"/>
+          <w:sz w:val="21"/>
+          <w:szCs w:val="21"/>
+          <w:lang w:eastAsia="en-ID"/>
+          <w14:ligatures w14:val="none"/>
+        </w:rPr>
+        <w:t xml:space="preserve"> </w:t>
+      </w:r>
+      <w:r>
+        <w:rPr>
+          <w:rFonts w:ascii="Consolas" w:eastAsia="Times New Roman" w:hAnsi="Consolas" w:cs="Times New Roman"/>
+          <w:color w:val="9CDCFE"/>
+          <w:kern w:val="0"/>
+          <w:sz w:val="21"/>
+          <w:szCs w:val="21"/>
+          <w:lang w:eastAsia="en-ID"/>
+          <w14:ligatures w14:val="none"/>
+        </w:rPr>
+        <w:t>$produk2</w:t>
+      </w:r>
+      <w:r>
+        <w:rPr>
+          <w:rFonts w:ascii="Consolas" w:eastAsia="Times New Roman" w:hAnsi="Consolas" w:cs="Times New Roman"/>
+          <w:color w:val="D4D4D4"/>
+          <w:kern w:val="0"/>
+          <w:sz w:val="21"/>
+          <w:szCs w:val="21"/>
+          <w:lang w:eastAsia="en-ID"/>
+          <w14:ligatures w14:val="none"/>
+        </w:rPr>
+        <w:t>) {</w:t>
+      </w:r>
+    </w:p>
+    <w:p>
+      <w:pPr>
+        <w:shd w:val="clear" w:color="auto" w:fill="1F1F1F"/>
+        <w:spacing w:after="0" w:line="285" w:lineRule="atLeast"/>
+        <w:rPr>
+          <w:rFonts w:ascii="Consolas" w:eastAsia="Times New Roman" w:hAnsi="Consolas" w:cs="Times New Roman"/>
+          <w:color w:val="CCCCCC"/>
+          <w:kern w:val="0"/>
+          <w:sz w:val="21"/>
+          <w:szCs w:val="21"/>
+          <w:lang w:eastAsia="en-ID"/>
+          <w14:ligatures w14:val="none"/>
+        </w:rPr>
+      </w:pPr>
+      <w:r>
+        <w:rPr>
+          <w:rFonts w:ascii="Consolas" w:eastAsia="Times New Roman" w:hAnsi="Consolas" w:cs="Times New Roman"/>
+          <w:color w:val="D4D4D4"/>
+          <w:kern w:val="0"/>
+          <w:sz w:val="21"/>
+          <w:szCs w:val="21"/>
+          <w:lang w:eastAsia="en-ID"/>
+          <w14:ligatures w14:val="none"/>
+        </w:rPr>
+        <w:t xml:space="preserve">    </w:t>
+      </w:r>
+      <w:r>
+        <w:rPr>
+          <w:rFonts w:ascii="Consolas" w:eastAsia="Times New Roman" w:hAnsi="Consolas" w:cs="Times New Roman"/>
+          <w:color w:val="9CDCFE"/>
+          <w:kern w:val="0"/>
+          <w:sz w:val="21"/>
+          <w:szCs w:val="21"/>
+          <w:lang w:eastAsia="en-ID"/>
+          <w14:ligatures w14:val="none"/>
+        </w:rPr>
+        <w:t>$string</w:t>
+      </w:r>
+      <w:r>
+        <w:rPr>
+          <w:rFonts w:ascii="Consolas" w:eastAsia="Times New Roman" w:hAnsi="Consolas" w:cs="Times New Roman"/>
+          <w:color w:val="D4D4D4"/>
+          <w:kern w:val="0"/>
+          <w:sz w:val="21"/>
+          <w:szCs w:val="21"/>
+          <w:lang w:eastAsia="en-ID"/>
+          <w14:ligatures w14:val="none"/>
+        </w:rPr>
+        <w:t xml:space="preserve"> = </w:t>
+      </w:r>
+      <w:r>
+        <w:rPr>
+          <w:rFonts w:ascii="Consolas" w:eastAsia="Times New Roman" w:hAnsi="Consolas" w:cs="Times New Roman"/>
+          <w:color w:val="9CDCFE"/>
+          <w:kern w:val="0"/>
+          <w:sz w:val="21"/>
+          <w:szCs w:val="21"/>
+          <w:lang w:eastAsia="en-ID"/>
+          <w14:ligatures w14:val="none"/>
+        </w:rPr>
+        <w:t>$produk2</w:t>
+      </w:r>
+      <w:r>
+        <w:rPr>
+          <w:rFonts w:ascii="Consolas" w:eastAsia="Times New Roman" w:hAnsi="Consolas" w:cs="Times New Roman"/>
+          <w:color w:val="D4D4D4"/>
+          <w:kern w:val="0"/>
+          <w:sz w:val="21"/>
+          <w:szCs w:val="21"/>
+          <w:lang w:eastAsia="en-ID"/>
+          <w14:ligatures w14:val="none"/>
+        </w:rPr>
+        <w:t>-&gt;</w:t>
+      </w:r>
+      <w:r>
+        <w:rPr>
+          <w:rFonts w:ascii="Consolas" w:eastAsia="Times New Roman" w:hAnsi="Consolas" w:cs="Times New Roman"/>
+          <w:color w:val="DCDCAA"/>
+          <w:kern w:val="0"/>
+          <w:sz w:val="21"/>
+          <w:szCs w:val="21"/>
+          <w:lang w:eastAsia="en-ID"/>
+          <w14:ligatures w14:val="none"/>
+        </w:rPr>
+        <w:t>getLabel</w:t>
+      </w:r>
+      <w:r>
+        <w:rPr>
+          <w:rFonts w:ascii="Consolas" w:eastAsia="Times New Roman" w:hAnsi="Consolas" w:cs="Times New Roman"/>
+          <w:color w:val="D4D4D4"/>
+          <w:kern w:val="0"/>
+          <w:sz w:val="21"/>
+          <w:szCs w:val="21"/>
+          <w:lang w:eastAsia="en-ID"/>
+          <w14:ligatures w14:val="none"/>
+        </w:rPr>
+        <w:t>();</w:t>
+      </w:r>
+    </w:p>
+    <w:p>
+      <w:pPr>
+        <w:shd w:val="clear" w:color="auto" w:fill="1F1F1F"/>
+        <w:spacing w:after="0" w:line="285" w:lineRule="atLeast"/>
+        <w:rPr>
+          <w:rFonts w:ascii="Consolas" w:eastAsia="Times New Roman" w:hAnsi="Consolas" w:cs="Times New Roman"/>
+          <w:color w:val="CCCCCC"/>
+          <w:kern w:val="0"/>
+          <w:sz w:val="21"/>
+          <w:szCs w:val="21"/>
+          <w:lang w:eastAsia="en-ID"/>
+          <w14:ligatures w14:val="none"/>
+        </w:rPr>
+      </w:pPr>
+      <w:r>
+        <w:rPr>
+          <w:rFonts w:ascii="Consolas" w:eastAsia="Times New Roman" w:hAnsi="Consolas" w:cs="Times New Roman"/>
+          <w:color w:val="D4D4D4"/>
+          <w:kern w:val="0"/>
+          <w:sz w:val="21"/>
+          <w:szCs w:val="21"/>
+          <w:lang w:eastAsia="en-ID"/>
+          <w14:ligatures w14:val="none"/>
+        </w:rPr>
+        <w:t xml:space="preserve">    </w:t>
+      </w:r>
+      <w:r>
+        <w:rPr>
+          <w:rFonts w:ascii="Consolas" w:eastAsia="Times New Roman" w:hAnsi="Consolas" w:cs="Times New Roman"/>
+          <w:color w:val="C586C0"/>
+          <w:kern w:val="0"/>
+          <w:sz w:val="21"/>
+          <w:szCs w:val="21"/>
+          <w:lang w:eastAsia="en-ID"/>
+          <w14:ligatures w14:val="none"/>
+        </w:rPr>
+        <w:t>return</w:t>
+      </w:r>
+      <w:r>
+        <w:rPr>
+          <w:rFonts w:ascii="Consolas" w:eastAsia="Times New Roman" w:hAnsi="Consolas" w:cs="Times New Roman"/>
+          <w:color w:val="D4D4D4"/>
+          <w:kern w:val="0"/>
+          <w:sz w:val="21"/>
+          <w:szCs w:val="21"/>
+          <w:lang w:eastAsia="en-ID"/>
+          <w14:ligatures w14:val="none"/>
+        </w:rPr>
+        <w:t xml:space="preserve"> </w:t>
+      </w:r>
+      <w:r>
+        <w:rPr>
+          <w:rFonts w:ascii="Consolas" w:eastAsia="Times New Roman" w:hAnsi="Consolas" w:cs="Times New Roman"/>
+          <w:color w:val="9CDCFE"/>
+          <w:kern w:val="0"/>
+          <w:sz w:val="21"/>
+          <w:szCs w:val="21"/>
+          <w:lang w:eastAsia="en-ID"/>
+          <w14:ligatures w14:val="none"/>
+        </w:rPr>
+        <w:t>$string</w:t>
+      </w:r>
+      <w:r>
+        <w:rPr>
+          <w:rFonts w:ascii="Consolas" w:eastAsia="Times New Roman" w:hAnsi="Consolas" w:cs="Times New Roman"/>
+          <w:color w:val="D4D4D4"/>
+          <w:kern w:val="0"/>
+          <w:sz w:val="21"/>
+          <w:szCs w:val="21"/>
+          <w:lang w:eastAsia="en-ID"/>
+          <w14:ligatures w14:val="none"/>
+        </w:rPr>
+        <w:t>;</w:t>
+      </w:r>
+    </w:p>
+    <w:p>
+      <w:pPr>
+        <w:shd w:val="clear" w:color="auto" w:fill="1F1F1F"/>
+        <w:spacing w:after="0" w:line="285" w:lineRule="atLeast"/>
+        <w:rPr>
+          <w:rFonts w:ascii="Consolas" w:eastAsia="Times New Roman" w:hAnsi="Consolas" w:cs="Times New Roman"/>
+          <w:color w:val="CCCCCC"/>
+          <w:kern w:val="0"/>
+          <w:sz w:val="21"/>
+          <w:szCs w:val="21"/>
+          <w:lang w:eastAsia="en-ID"/>
+          <w14:ligatures w14:val="none"/>
+        </w:rPr>
+      </w:pPr>
+      <w:r>
+        <w:rPr>
+          <w:rFonts w:ascii="Consolas" w:eastAsia="Times New Roman" w:hAnsi="Consolas" w:cs="Times New Roman"/>
+          <w:color w:val="D4D4D4"/>
+          <w:kern w:val="0"/>
+          <w:sz w:val="21"/>
+          <w:szCs w:val="21"/>
+          <w:lang w:eastAsia="en-ID"/>
+          <w14:ligatures w14:val="none"/>
+        </w:rPr>
+        <w:t>  }</w:t>
+      </w:r>
+    </w:p>
+    <w:p>
+      <w:pPr>
+        <w:shd w:val="clear" w:color="auto" w:fill="1F1F1F"/>
+        <w:spacing w:after="0" w:line="285" w:lineRule="atLeast"/>
+        <w:rPr>
+          <w:rFonts w:ascii="Consolas" w:eastAsia="Times New Roman" w:hAnsi="Consolas" w:cs="Times New Roman"/>
+          <w:color w:val="CCCCCC"/>
+          <w:kern w:val="0"/>
+          <w:sz w:val="21"/>
+          <w:szCs w:val="21"/>
+          <w:lang w:eastAsia="en-ID"/>
+          <w14:ligatures w14:val="none"/>
+        </w:rPr>
+      </w:pPr>
+      <w:r>
+        <w:rPr>
+          <w:rFonts w:ascii="Consolas" w:eastAsia="Times New Roman" w:hAnsi="Consolas" w:cs="Times New Roman"/>
+          <w:color w:val="D4D4D4"/>
+          <w:kern w:val="0"/>
+          <w:sz w:val="21"/>
+          <w:szCs w:val="21"/>
+          <w:lang w:eastAsia="en-ID"/>
+          <w14:ligatures w14:val="none"/>
+        </w:rPr>
+        <w:t>}</w:t>
+      </w:r>
+    </w:p>
+    <w:p>
+      <w:pPr>
+        <w:shd w:val="clear" w:color="auto" w:fill="1F1F1F"/>
+        <w:spacing w:after="0" w:line="285" w:lineRule="atLeast"/>
+        <w:rPr>
+          <w:rFonts w:ascii="Consolas" w:eastAsia="Times New Roman" w:hAnsi="Consolas" w:cs="Times New Roman"/>
+          <w:color w:val="CCCCCC"/>
+          <w:kern w:val="0"/>
+          <w:sz w:val="21"/>
+          <w:szCs w:val="21"/>
+          <w:lang w:eastAsia="en-ID"/>
+          <w14:ligatures w14:val="none"/>
+        </w:rPr>
+      </w:pPr>
+    </w:p>
+    <w:p>
+      <w:pPr>
+        <w:shd w:val="clear" w:color="auto" w:fill="1F1F1F"/>
+        <w:spacing w:after="0" w:line="285" w:lineRule="atLeast"/>
+        <w:rPr>
+          <w:rFonts w:ascii="Consolas" w:eastAsia="Times New Roman" w:hAnsi="Consolas" w:cs="Times New Roman"/>
+          <w:color w:val="CCCCCC"/>
+          <w:kern w:val="0"/>
+          <w:sz w:val="21"/>
+          <w:szCs w:val="21"/>
+          <w:lang w:eastAsia="en-ID"/>
+          <w14:ligatures w14:val="none"/>
+        </w:rPr>
+      </w:pPr>
+      <w:r>
+        <w:rPr>
+          <w:rFonts w:ascii="Consolas" w:eastAsia="Times New Roman" w:hAnsi="Consolas" w:cs="Times New Roman"/>
+          <w:color w:val="6A9955"/>
+          <w:kern w:val="0"/>
+          <w:sz w:val="21"/>
+          <w:szCs w:val="21"/>
+          <w:lang w:eastAsia="en-ID"/>
+          <w14:ligatures w14:val="none"/>
+        </w:rPr>
+        <w:t>// // object adalah instance/implementasi dari class</w:t>
+      </w:r>
+    </w:p>
+    <w:p>
+      <w:pPr>
+        <w:shd w:val="clear" w:color="auto" w:fill="1F1F1F"/>
+        <w:spacing w:after="0" w:line="285" w:lineRule="atLeast"/>
+        <w:rPr>
+          <w:rFonts w:ascii="Consolas" w:eastAsia="Times New Roman" w:hAnsi="Consolas" w:cs="Times New Roman"/>
+          <w:color w:val="CCCCCC"/>
+          <w:kern w:val="0"/>
+          <w:sz w:val="21"/>
+          <w:szCs w:val="21"/>
+          <w:lang w:eastAsia="en-ID"/>
+          <w14:ligatures w14:val="none"/>
+        </w:rPr>
+      </w:pPr>
+      <w:r>
+        <w:rPr>
+          <w:rFonts w:ascii="Consolas" w:eastAsia="Times New Roman" w:hAnsi="Consolas" w:cs="Times New Roman"/>
+          <w:color w:val="9CDCFE"/>
+          <w:kern w:val="0"/>
+          <w:sz w:val="21"/>
+          <w:szCs w:val="21"/>
+          <w:lang w:eastAsia="en-ID"/>
+          <w14:ligatures w14:val="none"/>
+        </w:rPr>
+        <w:t>$produk2</w:t>
+      </w:r>
+      <w:r>
+        <w:rPr>
+          <w:rFonts w:ascii="Consolas" w:eastAsia="Times New Roman" w:hAnsi="Consolas" w:cs="Times New Roman"/>
+          <w:color w:val="D4D4D4"/>
+          <w:kern w:val="0"/>
+          <w:sz w:val="21"/>
+          <w:szCs w:val="21"/>
+          <w:lang w:eastAsia="en-ID"/>
+          <w14:ligatures w14:val="none"/>
+        </w:rPr>
+        <w:t xml:space="preserve"> = </w:t>
+      </w:r>
+      <w:r>
+        <w:rPr>
+          <w:rFonts w:ascii="Consolas" w:eastAsia="Times New Roman" w:hAnsi="Consolas" w:cs="Times New Roman"/>
+          <w:color w:val="569CD6"/>
+          <w:kern w:val="0"/>
+          <w:sz w:val="21"/>
+          <w:szCs w:val="21"/>
+          <w:lang w:eastAsia="en-ID"/>
+          <w14:ligatures w14:val="none"/>
+        </w:rPr>
+        <w:t>new</w:t>
+      </w:r>
+      <w:r>
+        <w:rPr>
+          <w:rFonts w:ascii="Consolas" w:eastAsia="Times New Roman" w:hAnsi="Consolas" w:cs="Times New Roman"/>
+          <w:color w:val="D4D4D4"/>
+          <w:kern w:val="0"/>
+          <w:sz w:val="21"/>
+          <w:szCs w:val="21"/>
+          <w:lang w:eastAsia="en-ID"/>
+          <w14:ligatures w14:val="none"/>
+        </w:rPr>
+        <w:t xml:space="preserve"> </w:t>
+      </w:r>
+      <w:r>
+        <w:rPr>
+          <w:rFonts w:ascii="Consolas" w:eastAsia="Times New Roman" w:hAnsi="Consolas" w:cs="Times New Roman"/>
+          <w:color w:val="4EC9B0"/>
+          <w:kern w:val="0"/>
+          <w:sz w:val="21"/>
+          <w:szCs w:val="21"/>
+          <w:lang w:eastAsia="en-ID"/>
+          <w14:ligatures w14:val="none"/>
+        </w:rPr>
+        <w:t>Produk</w:t>
+      </w:r>
+      <w:r>
+        <w:rPr>
+          <w:rFonts w:ascii="Consolas" w:eastAsia="Times New Roman" w:hAnsi="Consolas" w:cs="Times New Roman"/>
+          <w:color w:val="D4D4D4"/>
+          <w:kern w:val="0"/>
+          <w:sz w:val="21"/>
+          <w:szCs w:val="21"/>
+          <w:lang w:eastAsia="en-ID"/>
+          <w14:ligatures w14:val="none"/>
+        </w:rPr>
+        <w:t>(</w:t>
+      </w:r>
+      <w:r>
+        <w:rPr>
+          <w:rFonts w:ascii="Consolas" w:eastAsia="Times New Roman" w:hAnsi="Consolas" w:cs="Times New Roman"/>
+          <w:color w:val="CE9178"/>
+          <w:kern w:val="0"/>
+          <w:sz w:val="21"/>
+          <w:szCs w:val="21"/>
+          <w:lang w:eastAsia="en-ID"/>
+          <w14:ligatures w14:val="none"/>
+        </w:rPr>
+        <w:t>"Ujang the game"</w:t>
+      </w:r>
+      <w:r>
+        <w:rPr>
+          <w:rFonts w:ascii="Consolas" w:eastAsia="Times New Roman" w:hAnsi="Consolas" w:cs="Times New Roman"/>
+          <w:color w:val="D4D4D4"/>
+          <w:kern w:val="0"/>
+          <w:sz w:val="21"/>
+          <w:szCs w:val="21"/>
+          <w:lang w:eastAsia="en-ID"/>
+          <w14:ligatures w14:val="none"/>
+        </w:rPr>
+        <w:t xml:space="preserve">, </w:t>
+      </w:r>
+      <w:r>
+        <w:rPr>
+          <w:rFonts w:ascii="Consolas" w:eastAsia="Times New Roman" w:hAnsi="Consolas" w:cs="Times New Roman"/>
+          <w:color w:val="CE9178"/>
+          <w:kern w:val="0"/>
+          <w:sz w:val="21"/>
+          <w:szCs w:val="21"/>
+          <w:lang w:eastAsia="en-ID"/>
+          <w14:ligatures w14:val="none"/>
+        </w:rPr>
+        <w:t>"Dujang"</w:t>
+      </w:r>
+      <w:r>
+        <w:rPr>
+          <w:rFonts w:ascii="Consolas" w:eastAsia="Times New Roman" w:hAnsi="Consolas" w:cs="Times New Roman"/>
+          <w:color w:val="D4D4D4"/>
+          <w:kern w:val="0"/>
+          <w:sz w:val="21"/>
+          <w:szCs w:val="21"/>
+          <w:lang w:eastAsia="en-ID"/>
+          <w14:ligatures w14:val="none"/>
+        </w:rPr>
+        <w:t xml:space="preserve">, </w:t>
+      </w:r>
+      <w:r>
+        <w:rPr>
+          <w:rFonts w:ascii="Consolas" w:eastAsia="Times New Roman" w:hAnsi="Consolas" w:cs="Times New Roman"/>
+          <w:color w:val="CE9178"/>
+          <w:kern w:val="0"/>
+          <w:sz w:val="21"/>
+          <w:szCs w:val="21"/>
+          <w:lang w:eastAsia="en-ID"/>
+          <w14:ligatures w14:val="none"/>
+        </w:rPr>
+        <w:t>"PT. Dujang Nusantara"</w:t>
+      </w:r>
+      <w:r>
+        <w:rPr>
+          <w:rFonts w:ascii="Consolas" w:eastAsia="Times New Roman" w:hAnsi="Consolas" w:cs="Times New Roman"/>
+          <w:color w:val="D4D4D4"/>
+          <w:kern w:val="0"/>
+          <w:sz w:val="21"/>
+          <w:szCs w:val="21"/>
+          <w:lang w:eastAsia="en-ID"/>
+          <w14:ligatures w14:val="none"/>
+        </w:rPr>
+        <w:t xml:space="preserve">, </w:t>
+      </w:r>
+      <w:r>
+        <w:rPr>
+          <w:rFonts w:ascii="Consolas" w:eastAsia="Times New Roman" w:hAnsi="Consolas" w:cs="Times New Roman"/>
+          <w:color w:val="B5CEA8"/>
+          <w:kern w:val="0"/>
+          <w:sz w:val="21"/>
+          <w:szCs w:val="21"/>
+          <w:lang w:eastAsia="en-ID"/>
+          <w14:ligatures w14:val="none"/>
+        </w:rPr>
+        <w:t>1000</w:t>
+      </w:r>
+      <w:r>
+        <w:rPr>
+          <w:rFonts w:ascii="Consolas" w:eastAsia="Times New Roman" w:hAnsi="Consolas" w:cs="Times New Roman"/>
+          <w:color w:val="D4D4D4"/>
+          <w:kern w:val="0"/>
+          <w:sz w:val="21"/>
+          <w:szCs w:val="21"/>
+          <w:lang w:eastAsia="en-ID"/>
+          <w14:ligatures w14:val="none"/>
+        </w:rPr>
+        <w:t>);</w:t>
+      </w:r>
+    </w:p>
+    <w:p>
+      <w:pPr>
+        <w:shd w:val="clear" w:color="auto" w:fill="1F1F1F"/>
+        <w:spacing w:after="0" w:line="285" w:lineRule="atLeast"/>
+        <w:rPr>
+          <w:rFonts w:ascii="Consolas" w:eastAsia="Times New Roman" w:hAnsi="Consolas" w:cs="Times New Roman"/>
+          <w:color w:val="CCCCCC"/>
+          <w:kern w:val="0"/>
+          <w:sz w:val="21"/>
+          <w:szCs w:val="21"/>
+          <w:lang w:eastAsia="en-ID"/>
+          <w14:ligatures w14:val="none"/>
+        </w:rPr>
+      </w:pPr>
+      <w:r>
+        <w:rPr>
+          <w:rFonts w:ascii="Consolas" w:eastAsia="Times New Roman" w:hAnsi="Consolas" w:cs="Times New Roman"/>
+          <w:color w:val="9CDCFE"/>
+          <w:kern w:val="0"/>
+          <w:sz w:val="21"/>
+          <w:szCs w:val="21"/>
+          <w:lang w:eastAsia="en-ID"/>
+          <w14:ligatures w14:val="none"/>
+        </w:rPr>
+        <w:t>$produk3</w:t>
+      </w:r>
+      <w:r>
+        <w:rPr>
+          <w:rFonts w:ascii="Consolas" w:eastAsia="Times New Roman" w:hAnsi="Consolas" w:cs="Times New Roman"/>
+          <w:color w:val="D4D4D4"/>
+          <w:kern w:val="0"/>
+          <w:sz w:val="21"/>
+          <w:szCs w:val="21"/>
+          <w:lang w:eastAsia="en-ID"/>
+          <w14:ligatures w14:val="none"/>
+        </w:rPr>
+        <w:t xml:space="preserve"> = </w:t>
+      </w:r>
+      <w:r>
+        <w:rPr>
+          <w:rFonts w:ascii="Consolas" w:eastAsia="Times New Roman" w:hAnsi="Consolas" w:cs="Times New Roman"/>
+          <w:color w:val="569CD6"/>
+          <w:kern w:val="0"/>
+          <w:sz w:val="21"/>
+          <w:szCs w:val="21"/>
+          <w:lang w:eastAsia="en-ID"/>
+          <w14:ligatures w14:val="none"/>
+        </w:rPr>
+        <w:t>new</w:t>
+      </w:r>
+      <w:r>
+        <w:rPr>
+          <w:rFonts w:ascii="Consolas" w:eastAsia="Times New Roman" w:hAnsi="Consolas" w:cs="Times New Roman"/>
+          <w:color w:val="D4D4D4"/>
+          <w:kern w:val="0"/>
+          <w:sz w:val="21"/>
+          <w:szCs w:val="21"/>
+          <w:lang w:eastAsia="en-ID"/>
+          <w14:ligatures w14:val="none"/>
+        </w:rPr>
+        <w:t xml:space="preserve"> </w:t>
+      </w:r>
+      <w:r>
+        <w:rPr>
+          <w:rFonts w:ascii="Consolas" w:eastAsia="Times New Roman" w:hAnsi="Consolas" w:cs="Times New Roman"/>
+          <w:color w:val="4EC9B0"/>
+          <w:kern w:val="0"/>
+          <w:sz w:val="21"/>
+          <w:szCs w:val="21"/>
+          <w:lang w:eastAsia="en-ID"/>
+          <w14:ligatures w14:val="none"/>
+        </w:rPr>
+        <w:t>Produk</w:t>
+      </w:r>
+      <w:r>
+        <w:rPr>
+          <w:rFonts w:ascii="Consolas" w:eastAsia="Times New Roman" w:hAnsi="Consolas" w:cs="Times New Roman"/>
+          <w:color w:val="D4D4D4"/>
+          <w:kern w:val="0"/>
+          <w:sz w:val="21"/>
+          <w:szCs w:val="21"/>
+          <w:lang w:eastAsia="en-ID"/>
+          <w14:ligatures w14:val="none"/>
+        </w:rPr>
+        <w:t xml:space="preserve">( </w:t>
+      </w:r>
+      <w:r>
+        <w:rPr>
+          <w:rFonts w:ascii="Consolas" w:eastAsia="Times New Roman" w:hAnsi="Consolas" w:cs="Times New Roman"/>
+          <w:color w:val="CE9178"/>
+          <w:kern w:val="0"/>
+          <w:sz w:val="21"/>
+          <w:szCs w:val="21"/>
+          <w:lang w:eastAsia="en-ID"/>
+          <w14:ligatures w14:val="none"/>
+        </w:rPr>
+        <w:t>"Champion Of Ujangs"</w:t>
+      </w:r>
+      <w:r>
+        <w:rPr>
+          <w:rFonts w:ascii="Consolas" w:eastAsia="Times New Roman" w:hAnsi="Consolas" w:cs="Times New Roman"/>
+          <w:color w:val="D4D4D4"/>
+          <w:kern w:val="0"/>
+          <w:sz w:val="21"/>
+          <w:szCs w:val="21"/>
+          <w:lang w:eastAsia="en-ID"/>
+          <w14:ligatures w14:val="none"/>
+        </w:rPr>
+        <w:t xml:space="preserve">, </w:t>
+      </w:r>
+      <w:r>
+        <w:rPr>
+          <w:rFonts w:ascii="Consolas" w:eastAsia="Times New Roman" w:hAnsi="Consolas" w:cs="Times New Roman"/>
+          <w:color w:val="CE9178"/>
+          <w:kern w:val="0"/>
+          <w:sz w:val="21"/>
+          <w:szCs w:val="21"/>
+          <w:lang w:eastAsia="en-ID"/>
+          <w14:ligatures w14:val="none"/>
+        </w:rPr>
+        <w:t>"Dujang"</w:t>
+      </w:r>
+      <w:r>
+        <w:rPr>
+          <w:rFonts w:ascii="Consolas" w:eastAsia="Times New Roman" w:hAnsi="Consolas" w:cs="Times New Roman"/>
+          <w:color w:val="D4D4D4"/>
+          <w:kern w:val="0"/>
+          <w:sz w:val="21"/>
+          <w:szCs w:val="21"/>
+          <w:lang w:eastAsia="en-ID"/>
+          <w14:ligatures w14:val="none"/>
+        </w:rPr>
+        <w:t xml:space="preserve">, </w:t>
+      </w:r>
+      <w:r>
+        <w:rPr>
+          <w:rFonts w:ascii="Consolas" w:eastAsia="Times New Roman" w:hAnsi="Consolas" w:cs="Times New Roman"/>
+          <w:color w:val="CE9178"/>
+          <w:kern w:val="0"/>
+          <w:sz w:val="21"/>
+          <w:szCs w:val="21"/>
+          <w:lang w:eastAsia="en-ID"/>
+          <w14:ligatures w14:val="none"/>
+        </w:rPr>
+        <w:t>"PT. Sejahtera Dujang"</w:t>
+      </w:r>
+      <w:r>
+        <w:rPr>
+          <w:rFonts w:ascii="Consolas" w:eastAsia="Times New Roman" w:hAnsi="Consolas" w:cs="Times New Roman"/>
+          <w:color w:val="D4D4D4"/>
+          <w:kern w:val="0"/>
+          <w:sz w:val="21"/>
+          <w:szCs w:val="21"/>
+          <w:lang w:eastAsia="en-ID"/>
+          <w14:ligatures w14:val="none"/>
+        </w:rPr>
+        <w:t xml:space="preserve">, </w:t>
+      </w:r>
+      <w:r>
+        <w:rPr>
+          <w:rFonts w:ascii="Consolas" w:eastAsia="Times New Roman" w:hAnsi="Consolas" w:cs="Times New Roman"/>
+          <w:color w:val="B5CEA8"/>
+          <w:kern w:val="0"/>
+          <w:sz w:val="21"/>
+          <w:szCs w:val="21"/>
+          <w:lang w:eastAsia="en-ID"/>
+          <w14:ligatures w14:val="none"/>
+        </w:rPr>
+        <w:t>2000</w:t>
+      </w:r>
+      <w:r>
+        <w:rPr>
+          <w:rFonts w:ascii="Consolas" w:eastAsia="Times New Roman" w:hAnsi="Consolas" w:cs="Times New Roman"/>
+          <w:color w:val="D4D4D4"/>
+          <w:kern w:val="0"/>
+          <w:sz w:val="21"/>
+          <w:szCs w:val="21"/>
+          <w:lang w:eastAsia="en-ID"/>
+          <w14:ligatures w14:val="none"/>
+        </w:rPr>
+        <w:t>);</w:t>
+      </w:r>
+    </w:p>
+    <w:p>
+      <w:pPr>
+        <w:shd w:val="clear" w:color="auto" w:fill="1F1F1F"/>
+        <w:spacing w:after="0" w:line="285" w:lineRule="atLeast"/>
+        <w:rPr>
+          <w:rFonts w:ascii="Consolas" w:eastAsia="Times New Roman" w:hAnsi="Consolas" w:cs="Times New Roman"/>
+          <w:color w:val="CCCCCC"/>
+          <w:kern w:val="0"/>
+          <w:sz w:val="21"/>
+          <w:szCs w:val="21"/>
+          <w:lang w:eastAsia="en-ID"/>
+          <w14:ligatures w14:val="none"/>
+        </w:rPr>
+      </w:pPr>
+    </w:p>
+    <w:p>
+      <w:pPr>
+        <w:shd w:val="clear" w:color="auto" w:fill="1F1F1F"/>
+        <w:spacing w:after="0" w:line="285" w:lineRule="atLeast"/>
+        <w:rPr>
+          <w:rFonts w:ascii="Consolas" w:eastAsia="Times New Roman" w:hAnsi="Consolas" w:cs="Times New Roman"/>
+          <w:color w:val="CCCCCC"/>
+          <w:kern w:val="0"/>
+          <w:sz w:val="21"/>
+          <w:szCs w:val="21"/>
+          <w:lang w:eastAsia="en-ID"/>
+          <w14:ligatures w14:val="none"/>
+        </w:rPr>
+      </w:pPr>
+      <w:r>
+        <w:rPr>
+          <w:rFonts w:ascii="Consolas" w:eastAsia="Times New Roman" w:hAnsi="Consolas" w:cs="Times New Roman"/>
+          <w:color w:val="DCDCAA"/>
+          <w:kern w:val="0"/>
+          <w:sz w:val="21"/>
+          <w:szCs w:val="21"/>
+          <w:lang w:eastAsia="en-ID"/>
+          <w14:ligatures w14:val="none"/>
+        </w:rPr>
+        <w:t>echo</w:t>
+      </w:r>
+      <w:r>
+        <w:rPr>
+          <w:rFonts w:ascii="Consolas" w:eastAsia="Times New Roman" w:hAnsi="Consolas" w:cs="Times New Roman"/>
+          <w:color w:val="D4D4D4"/>
+          <w:kern w:val="0"/>
+          <w:sz w:val="21"/>
+          <w:szCs w:val="21"/>
+          <w:lang w:eastAsia="en-ID"/>
+          <w14:ligatures w14:val="none"/>
+        </w:rPr>
+        <w:t xml:space="preserve"> </w:t>
+      </w:r>
+      <w:r>
+        <w:rPr>
+          <w:rFonts w:ascii="Consolas" w:eastAsia="Times New Roman" w:hAnsi="Consolas" w:cs="Times New Roman"/>
+          <w:color w:val="9CDCFE"/>
+          <w:kern w:val="0"/>
+          <w:sz w:val="21"/>
+          <w:szCs w:val="21"/>
+          <w:lang w:eastAsia="en-ID"/>
+          <w14:ligatures w14:val="none"/>
+        </w:rPr>
+        <w:t>$produk2</w:t>
+      </w:r>
+      <w:r>
+        <w:rPr>
+          <w:rFonts w:ascii="Consolas" w:eastAsia="Times New Roman" w:hAnsi="Consolas" w:cs="Times New Roman"/>
+          <w:color w:val="D4D4D4"/>
+          <w:kern w:val="0"/>
+          <w:sz w:val="21"/>
+          <w:szCs w:val="21"/>
+          <w:lang w:eastAsia="en-ID"/>
+          <w14:ligatures w14:val="none"/>
+        </w:rPr>
+        <w:t>-&gt;</w:t>
+      </w:r>
+      <w:r>
+        <w:rPr>
+          <w:rFonts w:ascii="Consolas" w:eastAsia="Times New Roman" w:hAnsi="Consolas" w:cs="Times New Roman"/>
+          <w:color w:val="DCDCAA"/>
+          <w:kern w:val="0"/>
+          <w:sz w:val="21"/>
+          <w:szCs w:val="21"/>
+          <w:lang w:eastAsia="en-ID"/>
+          <w14:ligatures w14:val="none"/>
+        </w:rPr>
+        <w:t>getLabel</w:t>
+      </w:r>
+      <w:r>
+        <w:rPr>
+          <w:rFonts w:ascii="Consolas" w:eastAsia="Times New Roman" w:hAnsi="Consolas" w:cs="Times New Roman"/>
+          <w:color w:val="D4D4D4"/>
+          <w:kern w:val="0"/>
+          <w:sz w:val="21"/>
+          <w:szCs w:val="21"/>
+          <w:lang w:eastAsia="en-ID"/>
+          <w14:ligatures w14:val="none"/>
+        </w:rPr>
+        <w:t>();</w:t>
+      </w:r>
+    </w:p>
+    <w:p>
+      <w:pPr>
+        <w:shd w:val="clear" w:color="auto" w:fill="1F1F1F"/>
+        <w:spacing w:after="0" w:line="285" w:lineRule="atLeast"/>
+        <w:rPr>
+          <w:rFonts w:ascii="Consolas" w:eastAsia="Times New Roman" w:hAnsi="Consolas" w:cs="Times New Roman"/>
+          <w:color w:val="CCCCCC"/>
+          <w:kern w:val="0"/>
+          <w:sz w:val="21"/>
+          <w:szCs w:val="21"/>
+          <w:lang w:eastAsia="en-ID"/>
+          <w14:ligatures w14:val="none"/>
+        </w:rPr>
+      </w:pPr>
+      <w:r>
+        <w:rPr>
+          <w:rFonts w:ascii="Consolas" w:eastAsia="Times New Roman" w:hAnsi="Consolas" w:cs="Times New Roman"/>
+          <w:color w:val="DCDCAA"/>
+          <w:kern w:val="0"/>
+          <w:sz w:val="21"/>
+          <w:szCs w:val="21"/>
+          <w:lang w:eastAsia="en-ID"/>
+          <w14:ligatures w14:val="none"/>
+        </w:rPr>
+        <w:t>echo</w:t>
+      </w:r>
+      <w:r>
+        <w:rPr>
+          <w:rFonts w:ascii="Consolas" w:eastAsia="Times New Roman" w:hAnsi="Consolas" w:cs="Times New Roman"/>
+          <w:color w:val="D4D4D4"/>
+          <w:kern w:val="0"/>
+          <w:sz w:val="21"/>
+          <w:szCs w:val="21"/>
+          <w:lang w:eastAsia="en-ID"/>
+          <w14:ligatures w14:val="none"/>
+        </w:rPr>
+        <w:t xml:space="preserve"> </w:t>
+      </w:r>
+      <w:r>
+        <w:rPr>
+          <w:rFonts w:ascii="Consolas" w:eastAsia="Times New Roman" w:hAnsi="Consolas" w:cs="Times New Roman"/>
+          <w:color w:val="CE9178"/>
+          <w:kern w:val="0"/>
+          <w:sz w:val="21"/>
+          <w:szCs w:val="21"/>
+          <w:lang w:eastAsia="en-ID"/>
+          <w14:ligatures w14:val="none"/>
+        </w:rPr>
+        <w:t>"&lt;br&gt;"</w:t>
+      </w:r>
+      <w:r>
+        <w:rPr>
+          <w:rFonts w:ascii="Consolas" w:eastAsia="Times New Roman" w:hAnsi="Consolas" w:cs="Times New Roman"/>
+          <w:color w:val="D4D4D4"/>
+          <w:kern w:val="0"/>
+          <w:sz w:val="21"/>
+          <w:szCs w:val="21"/>
+          <w:lang w:eastAsia="en-ID"/>
+          <w14:ligatures w14:val="none"/>
+        </w:rPr>
+        <w:t>;</w:t>
+      </w:r>
+    </w:p>
+    <w:p>
+      <w:pPr>
+        <w:shd w:val="clear" w:color="auto" w:fill="1F1F1F"/>
+        <w:spacing w:after="0" w:line="285" w:lineRule="atLeast"/>
+        <w:rPr>
+          <w:rFonts w:ascii="Consolas" w:eastAsia="Times New Roman" w:hAnsi="Consolas" w:cs="Times New Roman"/>
+          <w:color w:val="CCCCCC"/>
+          <w:kern w:val="0"/>
+          <w:sz w:val="21"/>
+          <w:szCs w:val="21"/>
+          <w:lang w:eastAsia="en-ID"/>
+          <w14:ligatures w14:val="none"/>
+        </w:rPr>
+      </w:pPr>
+      <w:r>
+        <w:rPr>
+          <w:rFonts w:ascii="Consolas" w:eastAsia="Times New Roman" w:hAnsi="Consolas" w:cs="Times New Roman"/>
+          <w:color w:val="DCDCAA"/>
+          <w:kern w:val="0"/>
+          <w:sz w:val="21"/>
+          <w:szCs w:val="21"/>
+          <w:lang w:eastAsia="en-ID"/>
+          <w14:ligatures w14:val="none"/>
+        </w:rPr>
+        <w:lastRenderedPageBreak/>
+        <w:t>echo</w:t>
+      </w:r>
+      <w:r>
+        <w:rPr>
+          <w:rFonts w:ascii="Consolas" w:eastAsia="Times New Roman" w:hAnsi="Consolas" w:cs="Times New Roman"/>
+          <w:color w:val="D4D4D4"/>
+          <w:kern w:val="0"/>
+          <w:sz w:val="21"/>
+          <w:szCs w:val="21"/>
+          <w:lang w:eastAsia="en-ID"/>
+          <w14:ligatures w14:val="none"/>
+        </w:rPr>
+        <w:t xml:space="preserve"> </w:t>
+      </w:r>
+      <w:r>
+        <w:rPr>
+          <w:rFonts w:ascii="Consolas" w:eastAsia="Times New Roman" w:hAnsi="Consolas" w:cs="Times New Roman"/>
+          <w:color w:val="CE9178"/>
+          <w:kern w:val="0"/>
+          <w:sz w:val="21"/>
+          <w:szCs w:val="21"/>
+          <w:lang w:eastAsia="en-ID"/>
+          <w14:ligatures w14:val="none"/>
+        </w:rPr>
+        <w:t>"&lt;br&gt;"</w:t>
+      </w:r>
+      <w:r>
+        <w:rPr>
+          <w:rFonts w:ascii="Consolas" w:eastAsia="Times New Roman" w:hAnsi="Consolas" w:cs="Times New Roman"/>
+          <w:color w:val="D4D4D4"/>
+          <w:kern w:val="0"/>
+          <w:sz w:val="21"/>
+          <w:szCs w:val="21"/>
+          <w:lang w:eastAsia="en-ID"/>
+          <w14:ligatures w14:val="none"/>
+        </w:rPr>
+        <w:t>;</w:t>
+      </w:r>
+    </w:p>
+    <w:p>
+      <w:pPr>
+        <w:shd w:val="clear" w:color="auto" w:fill="1F1F1F"/>
+        <w:spacing w:after="0" w:line="285" w:lineRule="atLeast"/>
+        <w:rPr>
+          <w:rFonts w:ascii="Consolas" w:eastAsia="Times New Roman" w:hAnsi="Consolas" w:cs="Times New Roman"/>
+          <w:color w:val="CCCCCC"/>
+          <w:kern w:val="0"/>
+          <w:sz w:val="21"/>
+          <w:szCs w:val="21"/>
+          <w:lang w:eastAsia="en-ID"/>
+          <w14:ligatures w14:val="none"/>
+        </w:rPr>
+      </w:pPr>
+      <w:r>
+        <w:rPr>
+          <w:rFonts w:ascii="Consolas" w:eastAsia="Times New Roman" w:hAnsi="Consolas" w:cs="Times New Roman"/>
+          <w:color w:val="DCDCAA"/>
+          <w:kern w:val="0"/>
+          <w:sz w:val="21"/>
+          <w:szCs w:val="21"/>
+          <w:lang w:eastAsia="en-ID"/>
+          <w14:ligatures w14:val="none"/>
+        </w:rPr>
+        <w:t>echo</w:t>
+      </w:r>
+      <w:r>
+        <w:rPr>
+          <w:rFonts w:ascii="Consolas" w:eastAsia="Times New Roman" w:hAnsi="Consolas" w:cs="Times New Roman"/>
+          <w:color w:val="D4D4D4"/>
+          <w:kern w:val="0"/>
+          <w:sz w:val="21"/>
+          <w:szCs w:val="21"/>
+          <w:lang w:eastAsia="en-ID"/>
+          <w14:ligatures w14:val="none"/>
+        </w:rPr>
+        <w:t xml:space="preserve"> </w:t>
+      </w:r>
+      <w:r>
+        <w:rPr>
+          <w:rFonts w:ascii="Consolas" w:eastAsia="Times New Roman" w:hAnsi="Consolas" w:cs="Times New Roman"/>
+          <w:color w:val="9CDCFE"/>
+          <w:kern w:val="0"/>
+          <w:sz w:val="21"/>
+          <w:szCs w:val="21"/>
+          <w:lang w:eastAsia="en-ID"/>
+          <w14:ligatures w14:val="none"/>
+        </w:rPr>
+        <w:t>$produk3</w:t>
+      </w:r>
+      <w:r>
+        <w:rPr>
+          <w:rFonts w:ascii="Consolas" w:eastAsia="Times New Roman" w:hAnsi="Consolas" w:cs="Times New Roman"/>
+          <w:color w:val="D4D4D4"/>
+          <w:kern w:val="0"/>
+          <w:sz w:val="21"/>
+          <w:szCs w:val="21"/>
+          <w:lang w:eastAsia="en-ID"/>
+          <w14:ligatures w14:val="none"/>
+        </w:rPr>
+        <w:t>-&gt;</w:t>
+      </w:r>
+      <w:r>
+        <w:rPr>
+          <w:rFonts w:ascii="Consolas" w:eastAsia="Times New Roman" w:hAnsi="Consolas" w:cs="Times New Roman"/>
+          <w:color w:val="DCDCAA"/>
+          <w:kern w:val="0"/>
+          <w:sz w:val="21"/>
+          <w:szCs w:val="21"/>
+          <w:lang w:eastAsia="en-ID"/>
+          <w14:ligatures w14:val="none"/>
+        </w:rPr>
+        <w:t>getLabel</w:t>
+      </w:r>
+      <w:r>
+        <w:rPr>
+          <w:rFonts w:ascii="Consolas" w:eastAsia="Times New Roman" w:hAnsi="Consolas" w:cs="Times New Roman"/>
+          <w:color w:val="D4D4D4"/>
+          <w:kern w:val="0"/>
+          <w:sz w:val="21"/>
+          <w:szCs w:val="21"/>
+          <w:lang w:eastAsia="en-ID"/>
+          <w14:ligatures w14:val="none"/>
+        </w:rPr>
+        <w:t>();</w:t>
+      </w:r>
+    </w:p>
+    <w:p>
+      <w:pPr>
+        <w:shd w:val="clear" w:color="auto" w:fill="1F1F1F"/>
+        <w:spacing w:after="0" w:line="285" w:lineRule="atLeast"/>
+        <w:rPr>
+          <w:rFonts w:ascii="Consolas" w:eastAsia="Times New Roman" w:hAnsi="Consolas" w:cs="Times New Roman"/>
+          <w:color w:val="CCCCCC"/>
+          <w:kern w:val="0"/>
+          <w:sz w:val="21"/>
+          <w:szCs w:val="21"/>
+          <w:lang w:eastAsia="en-ID"/>
+          <w14:ligatures w14:val="none"/>
+        </w:rPr>
+      </w:pPr>
+    </w:p>
+    <w:p>
+      <w:pPr>
+        <w:shd w:val="clear" w:color="auto" w:fill="1F1F1F"/>
+        <w:spacing w:after="0" w:line="285" w:lineRule="atLeast"/>
+        <w:rPr>
+          <w:rFonts w:ascii="Consolas" w:eastAsia="Times New Roman" w:hAnsi="Consolas" w:cs="Times New Roman"/>
+          <w:color w:val="CCCCCC"/>
+          <w:kern w:val="0"/>
+          <w:sz w:val="21"/>
+          <w:szCs w:val="21"/>
+          <w:lang w:eastAsia="en-ID"/>
+          <w14:ligatures w14:val="none"/>
+        </w:rPr>
+      </w:pPr>
+      <w:r>
+        <w:rPr>
+          <w:rFonts w:ascii="Consolas" w:eastAsia="Times New Roman" w:hAnsi="Consolas" w:cs="Times New Roman"/>
+          <w:color w:val="DCDCAA"/>
+          <w:kern w:val="0"/>
+          <w:sz w:val="21"/>
+          <w:szCs w:val="21"/>
+          <w:lang w:eastAsia="en-ID"/>
+          <w14:ligatures w14:val="none"/>
+        </w:rPr>
+        <w:t>echo</w:t>
+      </w:r>
+      <w:r>
+        <w:rPr>
+          <w:rFonts w:ascii="Consolas" w:eastAsia="Times New Roman" w:hAnsi="Consolas" w:cs="Times New Roman"/>
+          <w:color w:val="D4D4D4"/>
+          <w:kern w:val="0"/>
+          <w:sz w:val="21"/>
+          <w:szCs w:val="21"/>
+          <w:lang w:eastAsia="en-ID"/>
+          <w14:ligatures w14:val="none"/>
+        </w:rPr>
+        <w:t xml:space="preserve"> </w:t>
+      </w:r>
+      <w:r>
+        <w:rPr>
+          <w:rFonts w:ascii="Consolas" w:eastAsia="Times New Roman" w:hAnsi="Consolas" w:cs="Times New Roman"/>
+          <w:color w:val="CE9178"/>
+          <w:kern w:val="0"/>
+          <w:sz w:val="21"/>
+          <w:szCs w:val="21"/>
+          <w:lang w:eastAsia="en-ID"/>
+          <w14:ligatures w14:val="none"/>
+        </w:rPr>
+        <w:t>"&lt;br&gt;"</w:t>
+      </w:r>
+      <w:r>
+        <w:rPr>
+          <w:rFonts w:ascii="Consolas" w:eastAsia="Times New Roman" w:hAnsi="Consolas" w:cs="Times New Roman"/>
+          <w:color w:val="D4D4D4"/>
+          <w:kern w:val="0"/>
+          <w:sz w:val="21"/>
+          <w:szCs w:val="21"/>
+          <w:lang w:eastAsia="en-ID"/>
+          <w14:ligatures w14:val="none"/>
+        </w:rPr>
+        <w:t>;</w:t>
+      </w:r>
+    </w:p>
+    <w:p>
+      <w:pPr>
+        <w:shd w:val="clear" w:color="auto" w:fill="1F1F1F"/>
+        <w:spacing w:after="0" w:line="285" w:lineRule="atLeast"/>
+        <w:rPr>
+          <w:rFonts w:ascii="Consolas" w:eastAsia="Times New Roman" w:hAnsi="Consolas" w:cs="Times New Roman"/>
+          <w:color w:val="CCCCCC"/>
+          <w:kern w:val="0"/>
+          <w:sz w:val="21"/>
+          <w:szCs w:val="21"/>
+          <w:lang w:eastAsia="en-ID"/>
+          <w14:ligatures w14:val="none"/>
+        </w:rPr>
+      </w:pPr>
+      <w:r>
+        <w:rPr>
+          <w:rFonts w:ascii="Consolas" w:eastAsia="Times New Roman" w:hAnsi="Consolas" w:cs="Times New Roman"/>
+          <w:color w:val="9CDCFE"/>
+          <w:kern w:val="0"/>
+          <w:sz w:val="21"/>
+          <w:szCs w:val="21"/>
+          <w:lang w:eastAsia="en-ID"/>
+          <w14:ligatures w14:val="none"/>
+        </w:rPr>
+        <w:t>$infoProduk1</w:t>
+      </w:r>
+      <w:r>
+        <w:rPr>
+          <w:rFonts w:ascii="Consolas" w:eastAsia="Times New Roman" w:hAnsi="Consolas" w:cs="Times New Roman"/>
+          <w:color w:val="D4D4D4"/>
+          <w:kern w:val="0"/>
+          <w:sz w:val="21"/>
+          <w:szCs w:val="21"/>
+          <w:lang w:eastAsia="en-ID"/>
+          <w14:ligatures w14:val="none"/>
+        </w:rPr>
+        <w:t xml:space="preserve"> = </w:t>
+      </w:r>
+      <w:r>
+        <w:rPr>
+          <w:rFonts w:ascii="Consolas" w:eastAsia="Times New Roman" w:hAnsi="Consolas" w:cs="Times New Roman"/>
+          <w:color w:val="569CD6"/>
+          <w:kern w:val="0"/>
+          <w:sz w:val="21"/>
+          <w:szCs w:val="21"/>
+          <w:lang w:eastAsia="en-ID"/>
+          <w14:ligatures w14:val="none"/>
+        </w:rPr>
+        <w:t>new</w:t>
+      </w:r>
+      <w:r>
+        <w:rPr>
+          <w:rFonts w:ascii="Consolas" w:eastAsia="Times New Roman" w:hAnsi="Consolas" w:cs="Times New Roman"/>
+          <w:color w:val="D4D4D4"/>
+          <w:kern w:val="0"/>
+          <w:sz w:val="21"/>
+          <w:szCs w:val="21"/>
+          <w:lang w:eastAsia="en-ID"/>
+          <w14:ligatures w14:val="none"/>
+        </w:rPr>
+        <w:t xml:space="preserve"> </w:t>
+      </w:r>
+      <w:r>
+        <w:rPr>
+          <w:rFonts w:ascii="Consolas" w:eastAsia="Times New Roman" w:hAnsi="Consolas" w:cs="Times New Roman"/>
+          <w:color w:val="4EC9B0"/>
+          <w:kern w:val="0"/>
+          <w:sz w:val="21"/>
+          <w:szCs w:val="21"/>
+          <w:lang w:eastAsia="en-ID"/>
+          <w14:ligatures w14:val="none"/>
+        </w:rPr>
+        <w:t>CetakInfo</w:t>
+      </w:r>
+      <w:r>
+        <w:rPr>
+          <w:rFonts w:ascii="Consolas" w:eastAsia="Times New Roman" w:hAnsi="Consolas" w:cs="Times New Roman"/>
+          <w:color w:val="D4D4D4"/>
+          <w:kern w:val="0"/>
+          <w:sz w:val="21"/>
+          <w:szCs w:val="21"/>
+          <w:lang w:eastAsia="en-ID"/>
+          <w14:ligatures w14:val="none"/>
+        </w:rPr>
+        <w:t>();</w:t>
+      </w:r>
+    </w:p>
+    <w:p>
+      <w:pPr>
+        <w:shd w:val="clear" w:color="auto" w:fill="1F1F1F"/>
+        <w:spacing w:after="0" w:line="285" w:lineRule="atLeast"/>
+        <w:rPr>
+          <w:rFonts w:ascii="Consolas" w:eastAsia="Times New Roman" w:hAnsi="Consolas" w:cs="Times New Roman"/>
+          <w:color w:val="CCCCCC"/>
+          <w:kern w:val="0"/>
+          <w:sz w:val="21"/>
+          <w:szCs w:val="21"/>
+          <w:lang w:eastAsia="en-ID"/>
+          <w14:ligatures w14:val="none"/>
+        </w:rPr>
+      </w:pPr>
+      <w:r>
+        <w:rPr>
+          <w:rFonts w:ascii="Consolas" w:eastAsia="Times New Roman" w:hAnsi="Consolas" w:cs="Times New Roman"/>
+          <w:color w:val="DCDCAA"/>
+          <w:kern w:val="0"/>
+          <w:sz w:val="21"/>
+          <w:szCs w:val="21"/>
+          <w:lang w:eastAsia="en-ID"/>
+          <w14:ligatures w14:val="none"/>
+        </w:rPr>
+        <w:t>echo</w:t>
+      </w:r>
+      <w:r>
+        <w:rPr>
+          <w:rFonts w:ascii="Consolas" w:eastAsia="Times New Roman" w:hAnsi="Consolas" w:cs="Times New Roman"/>
+          <w:color w:val="D4D4D4"/>
+          <w:kern w:val="0"/>
+          <w:sz w:val="21"/>
+          <w:szCs w:val="21"/>
+          <w:lang w:eastAsia="en-ID"/>
+          <w14:ligatures w14:val="none"/>
+        </w:rPr>
+        <w:t xml:space="preserve"> </w:t>
+      </w:r>
+      <w:r>
+        <w:rPr>
+          <w:rFonts w:ascii="Consolas" w:eastAsia="Times New Roman" w:hAnsi="Consolas" w:cs="Times New Roman"/>
+          <w:color w:val="9CDCFE"/>
+          <w:kern w:val="0"/>
+          <w:sz w:val="21"/>
+          <w:szCs w:val="21"/>
+          <w:lang w:eastAsia="en-ID"/>
+          <w14:ligatures w14:val="none"/>
+        </w:rPr>
+        <w:t>$infoProduk1</w:t>
+      </w:r>
+      <w:r>
+        <w:rPr>
+          <w:rFonts w:ascii="Consolas" w:eastAsia="Times New Roman" w:hAnsi="Consolas" w:cs="Times New Roman"/>
+          <w:color w:val="D4D4D4"/>
+          <w:kern w:val="0"/>
+          <w:sz w:val="21"/>
+          <w:szCs w:val="21"/>
+          <w:lang w:eastAsia="en-ID"/>
+          <w14:ligatures w14:val="none"/>
+        </w:rPr>
+        <w:t>-&gt;</w:t>
+      </w:r>
+      <w:r>
+        <w:rPr>
+          <w:rFonts w:ascii="Consolas" w:eastAsia="Times New Roman" w:hAnsi="Consolas" w:cs="Times New Roman"/>
+          <w:color w:val="DCDCAA"/>
+          <w:kern w:val="0"/>
+          <w:sz w:val="21"/>
+          <w:szCs w:val="21"/>
+          <w:lang w:eastAsia="en-ID"/>
+          <w14:ligatures w14:val="none"/>
+        </w:rPr>
+        <w:t>cetak</w:t>
+      </w:r>
+      <w:r>
+        <w:rPr>
+          <w:rFonts w:ascii="Consolas" w:eastAsia="Times New Roman" w:hAnsi="Consolas" w:cs="Times New Roman"/>
+          <w:color w:val="D4D4D4"/>
+          <w:kern w:val="0"/>
+          <w:sz w:val="21"/>
+          <w:szCs w:val="21"/>
+          <w:lang w:eastAsia="en-ID"/>
+          <w14:ligatures w14:val="none"/>
+        </w:rPr>
+        <w:t>(</w:t>
+      </w:r>
+      <w:r>
+        <w:rPr>
+          <w:rFonts w:ascii="Consolas" w:eastAsia="Times New Roman" w:hAnsi="Consolas" w:cs="Times New Roman"/>
+          <w:color w:val="9CDCFE"/>
+          <w:kern w:val="0"/>
+          <w:sz w:val="21"/>
+          <w:szCs w:val="21"/>
+          <w:lang w:eastAsia="en-ID"/>
+          <w14:ligatures w14:val="none"/>
+        </w:rPr>
+        <w:t>$produk2</w:t>
+      </w:r>
+      <w:r>
+        <w:rPr>
+          <w:rFonts w:ascii="Consolas" w:eastAsia="Times New Roman" w:hAnsi="Consolas" w:cs="Times New Roman"/>
+          <w:color w:val="D4D4D4"/>
+          <w:kern w:val="0"/>
+          <w:sz w:val="21"/>
+          <w:szCs w:val="21"/>
+          <w:lang w:eastAsia="en-ID"/>
+          <w14:ligatures w14:val="none"/>
+        </w:rPr>
+        <w:t>)</w:t>
+      </w:r>
+    </w:p>
+    <w:p>
+      <w:pPr>
+        <w:shd w:val="clear" w:color="auto" w:fill="1F1F1F"/>
+        <w:spacing w:after="0" w:line="285" w:lineRule="atLeast"/>
+        <w:rPr>
+          <w:rFonts w:ascii="Consolas" w:eastAsia="Times New Roman" w:hAnsi="Consolas" w:cs="Times New Roman"/>
+          <w:color w:val="CCCCCC"/>
+          <w:kern w:val="0"/>
+          <w:sz w:val="21"/>
+          <w:szCs w:val="21"/>
+          <w:lang w:eastAsia="en-ID"/>
+          <w14:ligatures w14:val="none"/>
+        </w:rPr>
+      </w:pPr>
+    </w:p>
+    <w:p>
+      <w:pPr>
+        <w:shd w:val="clear" w:color="auto" w:fill="1F1F1F"/>
+        <w:spacing w:after="0" w:line="285" w:lineRule="atLeast"/>
+        <w:rPr>
+          <w:rFonts w:ascii="Consolas" w:eastAsia="Times New Roman" w:hAnsi="Consolas" w:cs="Times New Roman"/>
+          <w:color w:val="CCCCCC"/>
+          <w:kern w:val="0"/>
+          <w:sz w:val="21"/>
+          <w:szCs w:val="21"/>
+          <w:lang w:eastAsia="en-ID"/>
+          <w14:ligatures w14:val="none"/>
+        </w:rPr>
+      </w:pPr>
+      <w:r>
+        <w:rPr>
+          <w:rFonts w:ascii="Consolas" w:eastAsia="Times New Roman" w:hAnsi="Consolas" w:cs="Times New Roman"/>
+          <w:color w:val="569CD6"/>
+          <w:kern w:val="0"/>
+          <w:sz w:val="21"/>
+          <w:szCs w:val="21"/>
+          <w:lang w:eastAsia="en-ID"/>
+          <w14:ligatures w14:val="none"/>
+        </w:rPr>
+        <w:t>?&gt;</w:t>
+      </w:r>
     </w:p>
     <w:p>
       <w:pPr>
         <w:pStyle w:val="ListParagraph"/>
         <w:spacing w:after="0" w:line="360" w:lineRule="auto"/>
-        <w:ind w:left="284"/>
+        <w:ind w:left="567"/>
         <w:jc w:val="both"/>
         <w:rPr>
           <w:rFonts w:ascii="Times New Roman" w:hAnsi="Times New Roman" w:cs="Times New Roman"/>

--- a/phpoop.docx
+++ b/phpoop.docx
@@ -26843,6 +26843,7 @@
       <w:r>
         <w:rPr>
           <w:rFonts w:cs="Times New Roman"/>
+          <w:noProof/>
         </w:rPr>
         <w:drawing>
           <wp:inline distT="0" distB="0" distL="0" distR="0" wp14:anchorId="332134A5" wp14:editId="33E9C128">
@@ -31062,6 +31063,4283 @@
         </w:rPr>
       </w:pPr>
     </w:p>
+    <w:p>
+      <w:pPr>
+        <w:pStyle w:val="ListParagraph"/>
+        <w:ind w:left="567"/>
+        <w:jc w:val="both"/>
+        <w:rPr>
+          <w:rFonts w:cs="Times New Roman"/>
+        </w:rPr>
+      </w:pPr>
+    </w:p>
+    <w:p>
+      <w:pPr>
+        <w:pStyle w:val="ListParagraph"/>
+        <w:ind w:left="567"/>
+        <w:jc w:val="both"/>
+        <w:rPr>
+          <w:rFonts w:cs="Times New Roman"/>
+        </w:rPr>
+      </w:pPr>
+    </w:p>
+    <w:p>
+      <w:pPr>
+        <w:pStyle w:val="ListParagraph"/>
+        <w:numPr>
+          <w:ilvl w:val="0"/>
+          <w:numId w:val="1"/>
+        </w:numPr>
+        <w:jc w:val="both"/>
+        <w:rPr>
+          <w:rFonts w:cs="Times New Roman"/>
+          <w:b/>
+          <w:bCs/>
+        </w:rPr>
+      </w:pPr>
+      <w:r>
+        <w:rPr>
+          <w:rFonts w:cs="Times New Roman"/>
+          <w:b/>
+          <w:bCs/>
+        </w:rPr>
+        <w:lastRenderedPageBreak/>
+        <w:t xml:space="preserve">Visibility </w:t>
+      </w:r>
+    </w:p>
+    <w:p>
+      <w:pPr>
+        <w:pStyle w:val="ListParagraph"/>
+        <w:numPr>
+          <w:ilvl w:val="0"/>
+          <w:numId w:val="11"/>
+        </w:numPr>
+        <w:jc w:val="both"/>
+        <w:rPr>
+          <w:rFonts w:cs="Times New Roman"/>
+        </w:rPr>
+      </w:pPr>
+      <w:r>
+        <w:rPr>
+          <w:rFonts w:cs="Times New Roman"/>
+        </w:rPr>
+        <w:t xml:space="preserve">Visibility dipergunakan untuk mengatur akses dari </w:t>
+      </w:r>
+      <w:r>
+        <w:rPr>
+          <w:rFonts w:cs="Times New Roman"/>
+          <w:b/>
+          <w:bCs/>
+        </w:rPr>
+        <w:t>method atau property</w:t>
+      </w:r>
+    </w:p>
+    <w:p>
+      <w:pPr>
+        <w:pStyle w:val="ListParagraph"/>
+        <w:numPr>
+          <w:ilvl w:val="0"/>
+          <w:numId w:val="11"/>
+        </w:numPr>
+        <w:jc w:val="both"/>
+        <w:rPr>
+          <w:rFonts w:cs="Times New Roman"/>
+        </w:rPr>
+      </w:pPr>
+      <w:r>
+        <w:rPr>
+          <w:rFonts w:cs="Times New Roman"/>
+          <w:b/>
+          <w:bCs/>
+        </w:rPr>
+        <w:t>Public, protected, private</w:t>
+      </w:r>
+    </w:p>
+    <w:p>
+      <w:pPr>
+        <w:pStyle w:val="ListParagraph"/>
+        <w:numPr>
+          <w:ilvl w:val="0"/>
+          <w:numId w:val="15"/>
+        </w:numPr>
+        <w:jc w:val="both"/>
+        <w:rPr>
+          <w:rFonts w:cs="Times New Roman"/>
+        </w:rPr>
+      </w:pPr>
+      <w:r>
+        <w:rPr>
+          <w:rFonts w:cs="Times New Roman"/>
+        </w:rPr>
+        <w:t xml:space="preserve">Public dipergunakan untuk </w:t>
+      </w:r>
+      <w:r>
+        <w:rPr>
+          <w:rFonts w:cs="Times New Roman"/>
+          <w:b/>
+          <w:bCs/>
+        </w:rPr>
+        <w:t>akses diamana saja</w:t>
+      </w:r>
+      <w:r>
+        <w:rPr>
+          <w:rFonts w:cs="Times New Roman"/>
+        </w:rPr>
+        <w:t xml:space="preserve"> bahkan </w:t>
+      </w:r>
+      <w:r>
+        <w:rPr>
+          <w:rFonts w:cs="Times New Roman"/>
+          <w:b/>
+          <w:bCs/>
+        </w:rPr>
+        <w:t xml:space="preserve">diluar classnya </w:t>
+      </w:r>
+    </w:p>
+    <w:p>
+      <w:pPr>
+        <w:pStyle w:val="ListParagraph"/>
+        <w:numPr>
+          <w:ilvl w:val="0"/>
+          <w:numId w:val="15"/>
+        </w:numPr>
+        <w:jc w:val="both"/>
+        <w:rPr>
+          <w:rFonts w:cs="Times New Roman"/>
+        </w:rPr>
+      </w:pPr>
+      <w:r>
+        <w:rPr>
+          <w:rFonts w:cs="Times New Roman"/>
+        </w:rPr>
+        <w:t xml:space="preserve">Protected propery dan method dipergunakan </w:t>
+      </w:r>
+      <w:r>
+        <w:rPr>
+          <w:rFonts w:cs="Times New Roman"/>
+          <w:b/>
+          <w:bCs/>
+        </w:rPr>
+        <w:t>hanya untuk sebuah class dan inharitance nya/turunanya</w:t>
+      </w:r>
+    </w:p>
+    <w:p>
+      <w:pPr>
+        <w:pStyle w:val="ListParagraph"/>
+        <w:numPr>
+          <w:ilvl w:val="0"/>
+          <w:numId w:val="15"/>
+        </w:numPr>
+        <w:jc w:val="both"/>
+        <w:rPr>
+          <w:rFonts w:cs="Times New Roman"/>
+          <w:b/>
+          <w:bCs/>
+        </w:rPr>
+      </w:pPr>
+      <w:r>
+        <w:rPr>
+          <w:rFonts w:cs="Times New Roman"/>
+        </w:rPr>
+        <w:t xml:space="preserve">Private hanya digunakan </w:t>
+      </w:r>
+      <w:r>
+        <w:rPr>
+          <w:rFonts w:cs="Times New Roman"/>
+          <w:b/>
+          <w:bCs/>
+        </w:rPr>
+        <w:t xml:space="preserve">dalam </w:t>
+      </w:r>
+      <w:r>
+        <w:rPr>
+          <w:rFonts w:cs="Times New Roman"/>
+          <w:b/>
+          <w:bCs/>
+        </w:rPr>
+        <w:t>class</w:t>
+      </w:r>
+      <w:r>
+        <w:rPr>
+          <w:rFonts w:cs="Times New Roman"/>
+          <w:b/>
+          <w:bCs/>
+        </w:rPr>
+        <w:t xml:space="preserve"> tertentu aja</w:t>
+      </w:r>
+    </w:p>
+    <w:p>
+      <w:pPr>
+        <w:pStyle w:val="ListParagraph"/>
+        <w:numPr>
+          <w:ilvl w:val="0"/>
+          <w:numId w:val="11"/>
+        </w:numPr>
+        <w:jc w:val="both"/>
+        <w:rPr>
+          <w:rFonts w:cs="Times New Roman"/>
+          <w:b/>
+          <w:bCs/>
+        </w:rPr>
+      </w:pPr>
+      <w:r>
+        <w:rPr>
+          <w:rFonts w:cs="Times New Roman"/>
+        </w:rPr>
+        <w:t>Digunakan unutk kerapian, menentukan kebutuhan yang jelas di sebuah objek, kendali pada kode</w:t>
+      </w:r>
+    </w:p>
+    <w:p>
+      <w:pPr>
+        <w:jc w:val="both"/>
+        <w:rPr>
+          <w:rFonts w:cs="Times New Roman"/>
+          <w:b/>
+          <w:bCs/>
+        </w:rPr>
+      </w:pPr>
+      <w:r>
+        <w:rPr>
+          <w:rFonts w:cs="Times New Roman"/>
+          <w:b/>
+          <w:bCs/>
+        </w:rPr>
+        <w:t>Sebagai contoh :</w:t>
+      </w:r>
+    </w:p>
+    <w:p>
+      <w:pPr>
+        <w:shd w:val="clear" w:color="auto" w:fill="1F1F1F"/>
+        <w:spacing w:after="0" w:line="285" w:lineRule="atLeast"/>
+        <w:rPr>
+          <w:rFonts w:ascii="Consolas" w:eastAsia="Times New Roman" w:hAnsi="Consolas" w:cs="Times New Roman"/>
+          <w:color w:val="CCCCCC"/>
+          <w:kern w:val="0"/>
+          <w:sz w:val="21"/>
+          <w:szCs w:val="21"/>
+          <w:lang w:eastAsia="en-ID"/>
+          <w14:ligatures w14:val="none"/>
+        </w:rPr>
+      </w:pPr>
+      <w:r>
+        <w:rPr>
+          <w:rFonts w:ascii="Consolas" w:eastAsia="Times New Roman" w:hAnsi="Consolas" w:cs="Times New Roman"/>
+          <w:color w:val="6A9955"/>
+          <w:kern w:val="0"/>
+          <w:sz w:val="21"/>
+          <w:szCs w:val="21"/>
+          <w:lang w:eastAsia="en-ID"/>
+          <w14:ligatures w14:val="none"/>
+        </w:rPr>
+        <w:t>// // object adalah instance/implementasi dari class</w:t>
+      </w:r>
+    </w:p>
+    <w:p>
+      <w:pPr>
+        <w:shd w:val="clear" w:color="auto" w:fill="1F1F1F"/>
+        <w:spacing w:after="0" w:line="285" w:lineRule="atLeast"/>
+        <w:rPr>
+          <w:rFonts w:ascii="Consolas" w:eastAsia="Times New Roman" w:hAnsi="Consolas" w:cs="Times New Roman"/>
+          <w:color w:val="CCCCCC"/>
+          <w:kern w:val="0"/>
+          <w:sz w:val="21"/>
+          <w:szCs w:val="21"/>
+          <w:lang w:eastAsia="en-ID"/>
+          <w14:ligatures w14:val="none"/>
+        </w:rPr>
+      </w:pPr>
+      <w:r>
+        <w:rPr>
+          <w:rFonts w:ascii="Consolas" w:eastAsia="Times New Roman" w:hAnsi="Consolas" w:cs="Times New Roman"/>
+          <w:color w:val="9CDCFE"/>
+          <w:kern w:val="0"/>
+          <w:sz w:val="21"/>
+          <w:szCs w:val="21"/>
+          <w:lang w:eastAsia="en-ID"/>
+          <w14:ligatures w14:val="none"/>
+        </w:rPr>
+        <w:t>$produk2</w:t>
+      </w:r>
+      <w:r>
+        <w:rPr>
+          <w:rFonts w:ascii="Consolas" w:eastAsia="Times New Roman" w:hAnsi="Consolas" w:cs="Times New Roman"/>
+          <w:color w:val="D4D4D4"/>
+          <w:kern w:val="0"/>
+          <w:sz w:val="21"/>
+          <w:szCs w:val="21"/>
+          <w:lang w:eastAsia="en-ID"/>
+          <w14:ligatures w14:val="none"/>
+        </w:rPr>
+        <w:t xml:space="preserve"> = </w:t>
+      </w:r>
+      <w:r>
+        <w:rPr>
+          <w:rFonts w:ascii="Consolas" w:eastAsia="Times New Roman" w:hAnsi="Consolas" w:cs="Times New Roman"/>
+          <w:color w:val="569CD6"/>
+          <w:kern w:val="0"/>
+          <w:sz w:val="21"/>
+          <w:szCs w:val="21"/>
+          <w:lang w:eastAsia="en-ID"/>
+          <w14:ligatures w14:val="none"/>
+        </w:rPr>
+        <w:t>new</w:t>
+      </w:r>
+      <w:r>
+        <w:rPr>
+          <w:rFonts w:ascii="Consolas" w:eastAsia="Times New Roman" w:hAnsi="Consolas" w:cs="Times New Roman"/>
+          <w:color w:val="D4D4D4"/>
+          <w:kern w:val="0"/>
+          <w:sz w:val="21"/>
+          <w:szCs w:val="21"/>
+          <w:lang w:eastAsia="en-ID"/>
+          <w14:ligatures w14:val="none"/>
+        </w:rPr>
+        <w:t xml:space="preserve"> </w:t>
+      </w:r>
+      <w:r>
+        <w:rPr>
+          <w:rFonts w:ascii="Consolas" w:eastAsia="Times New Roman" w:hAnsi="Consolas" w:cs="Times New Roman"/>
+          <w:color w:val="4EC9B0"/>
+          <w:kern w:val="0"/>
+          <w:sz w:val="21"/>
+          <w:szCs w:val="21"/>
+          <w:lang w:eastAsia="en-ID"/>
+          <w14:ligatures w14:val="none"/>
+        </w:rPr>
+        <w:t>Komik</w:t>
+      </w:r>
+      <w:r>
+        <w:rPr>
+          <w:rFonts w:ascii="Consolas" w:eastAsia="Times New Roman" w:hAnsi="Consolas" w:cs="Times New Roman"/>
+          <w:color w:val="D4D4D4"/>
+          <w:kern w:val="0"/>
+          <w:sz w:val="21"/>
+          <w:szCs w:val="21"/>
+          <w:lang w:eastAsia="en-ID"/>
+          <w14:ligatures w14:val="none"/>
+        </w:rPr>
+        <w:t>(</w:t>
+      </w:r>
+      <w:r>
+        <w:rPr>
+          <w:rFonts w:ascii="Consolas" w:eastAsia="Times New Roman" w:hAnsi="Consolas" w:cs="Times New Roman"/>
+          <w:color w:val="CE9178"/>
+          <w:kern w:val="0"/>
+          <w:sz w:val="21"/>
+          <w:szCs w:val="21"/>
+          <w:lang w:eastAsia="en-ID"/>
+          <w14:ligatures w14:val="none"/>
+        </w:rPr>
+        <w:t>"Ujang the game"</w:t>
+      </w:r>
+      <w:r>
+        <w:rPr>
+          <w:rFonts w:ascii="Consolas" w:eastAsia="Times New Roman" w:hAnsi="Consolas" w:cs="Times New Roman"/>
+          <w:color w:val="D4D4D4"/>
+          <w:kern w:val="0"/>
+          <w:sz w:val="21"/>
+          <w:szCs w:val="21"/>
+          <w:lang w:eastAsia="en-ID"/>
+          <w14:ligatures w14:val="none"/>
+        </w:rPr>
+        <w:t xml:space="preserve">, </w:t>
+      </w:r>
+      <w:r>
+        <w:rPr>
+          <w:rFonts w:ascii="Consolas" w:eastAsia="Times New Roman" w:hAnsi="Consolas" w:cs="Times New Roman"/>
+          <w:color w:val="CE9178"/>
+          <w:kern w:val="0"/>
+          <w:sz w:val="21"/>
+          <w:szCs w:val="21"/>
+          <w:lang w:eastAsia="en-ID"/>
+          <w14:ligatures w14:val="none"/>
+        </w:rPr>
+        <w:t>"Dujang"</w:t>
+      </w:r>
+      <w:r>
+        <w:rPr>
+          <w:rFonts w:ascii="Consolas" w:eastAsia="Times New Roman" w:hAnsi="Consolas" w:cs="Times New Roman"/>
+          <w:color w:val="D4D4D4"/>
+          <w:kern w:val="0"/>
+          <w:sz w:val="21"/>
+          <w:szCs w:val="21"/>
+          <w:lang w:eastAsia="en-ID"/>
+          <w14:ligatures w14:val="none"/>
+        </w:rPr>
+        <w:t xml:space="preserve">, </w:t>
+      </w:r>
+      <w:r>
+        <w:rPr>
+          <w:rFonts w:ascii="Consolas" w:eastAsia="Times New Roman" w:hAnsi="Consolas" w:cs="Times New Roman"/>
+          <w:color w:val="CE9178"/>
+          <w:kern w:val="0"/>
+          <w:sz w:val="21"/>
+          <w:szCs w:val="21"/>
+          <w:lang w:eastAsia="en-ID"/>
+          <w14:ligatures w14:val="none"/>
+        </w:rPr>
+        <w:t>"PT. Dujang Nusantara"</w:t>
+      </w:r>
+      <w:r>
+        <w:rPr>
+          <w:rFonts w:ascii="Consolas" w:eastAsia="Times New Roman" w:hAnsi="Consolas" w:cs="Times New Roman"/>
+          <w:color w:val="D4D4D4"/>
+          <w:kern w:val="0"/>
+          <w:sz w:val="21"/>
+          <w:szCs w:val="21"/>
+          <w:lang w:eastAsia="en-ID"/>
+          <w14:ligatures w14:val="none"/>
+        </w:rPr>
+        <w:t xml:space="preserve">, </w:t>
+      </w:r>
+      <w:r>
+        <w:rPr>
+          <w:rFonts w:ascii="Consolas" w:eastAsia="Times New Roman" w:hAnsi="Consolas" w:cs="Times New Roman"/>
+          <w:color w:val="B5CEA8"/>
+          <w:kern w:val="0"/>
+          <w:sz w:val="21"/>
+          <w:szCs w:val="21"/>
+          <w:lang w:eastAsia="en-ID"/>
+          <w14:ligatures w14:val="none"/>
+        </w:rPr>
+        <w:t>1000</w:t>
+      </w:r>
+      <w:r>
+        <w:rPr>
+          <w:rFonts w:ascii="Consolas" w:eastAsia="Times New Roman" w:hAnsi="Consolas" w:cs="Times New Roman"/>
+          <w:color w:val="D4D4D4"/>
+          <w:kern w:val="0"/>
+          <w:sz w:val="21"/>
+          <w:szCs w:val="21"/>
+          <w:lang w:eastAsia="en-ID"/>
+          <w14:ligatures w14:val="none"/>
+        </w:rPr>
+        <w:t xml:space="preserve">, </w:t>
+      </w:r>
+      <w:r>
+        <w:rPr>
+          <w:rFonts w:ascii="Consolas" w:eastAsia="Times New Roman" w:hAnsi="Consolas" w:cs="Times New Roman"/>
+          <w:color w:val="B5CEA8"/>
+          <w:kern w:val="0"/>
+          <w:sz w:val="21"/>
+          <w:szCs w:val="21"/>
+          <w:lang w:eastAsia="en-ID"/>
+          <w14:ligatures w14:val="none"/>
+        </w:rPr>
+        <w:t>100</w:t>
+      </w:r>
+      <w:r>
+        <w:rPr>
+          <w:rFonts w:ascii="Consolas" w:eastAsia="Times New Roman" w:hAnsi="Consolas" w:cs="Times New Roman"/>
+          <w:color w:val="D4D4D4"/>
+          <w:kern w:val="0"/>
+          <w:sz w:val="21"/>
+          <w:szCs w:val="21"/>
+          <w:lang w:eastAsia="en-ID"/>
+          <w14:ligatures w14:val="none"/>
+        </w:rPr>
+        <w:t xml:space="preserve"> );</w:t>
+      </w:r>
+    </w:p>
+    <w:p>
+      <w:pPr>
+        <w:shd w:val="clear" w:color="auto" w:fill="1F1F1F"/>
+        <w:spacing w:after="0" w:line="285" w:lineRule="atLeast"/>
+        <w:rPr>
+          <w:rFonts w:ascii="Consolas" w:eastAsia="Times New Roman" w:hAnsi="Consolas" w:cs="Times New Roman"/>
+          <w:color w:val="CCCCCC"/>
+          <w:kern w:val="0"/>
+          <w:sz w:val="21"/>
+          <w:szCs w:val="21"/>
+          <w:lang w:eastAsia="en-ID"/>
+          <w14:ligatures w14:val="none"/>
+        </w:rPr>
+      </w:pPr>
+      <w:r>
+        <w:rPr>
+          <w:rFonts w:ascii="Consolas" w:eastAsia="Times New Roman" w:hAnsi="Consolas" w:cs="Times New Roman"/>
+          <w:color w:val="9CDCFE"/>
+          <w:kern w:val="0"/>
+          <w:sz w:val="21"/>
+          <w:szCs w:val="21"/>
+          <w:lang w:eastAsia="en-ID"/>
+          <w14:ligatures w14:val="none"/>
+        </w:rPr>
+        <w:t>$produk3</w:t>
+      </w:r>
+      <w:r>
+        <w:rPr>
+          <w:rFonts w:ascii="Consolas" w:eastAsia="Times New Roman" w:hAnsi="Consolas" w:cs="Times New Roman"/>
+          <w:color w:val="D4D4D4"/>
+          <w:kern w:val="0"/>
+          <w:sz w:val="21"/>
+          <w:szCs w:val="21"/>
+          <w:lang w:eastAsia="en-ID"/>
+          <w14:ligatures w14:val="none"/>
+        </w:rPr>
+        <w:t xml:space="preserve"> = </w:t>
+      </w:r>
+      <w:r>
+        <w:rPr>
+          <w:rFonts w:ascii="Consolas" w:eastAsia="Times New Roman" w:hAnsi="Consolas" w:cs="Times New Roman"/>
+          <w:color w:val="569CD6"/>
+          <w:kern w:val="0"/>
+          <w:sz w:val="21"/>
+          <w:szCs w:val="21"/>
+          <w:lang w:eastAsia="en-ID"/>
+          <w14:ligatures w14:val="none"/>
+        </w:rPr>
+        <w:t>new</w:t>
+      </w:r>
+      <w:r>
+        <w:rPr>
+          <w:rFonts w:ascii="Consolas" w:eastAsia="Times New Roman" w:hAnsi="Consolas" w:cs="Times New Roman"/>
+          <w:color w:val="D4D4D4"/>
+          <w:kern w:val="0"/>
+          <w:sz w:val="21"/>
+          <w:szCs w:val="21"/>
+          <w:lang w:eastAsia="en-ID"/>
+          <w14:ligatures w14:val="none"/>
+        </w:rPr>
+        <w:t xml:space="preserve"> </w:t>
+      </w:r>
+      <w:r>
+        <w:rPr>
+          <w:rFonts w:ascii="Consolas" w:eastAsia="Times New Roman" w:hAnsi="Consolas" w:cs="Times New Roman"/>
+          <w:color w:val="4EC9B0"/>
+          <w:kern w:val="0"/>
+          <w:sz w:val="21"/>
+          <w:szCs w:val="21"/>
+          <w:lang w:eastAsia="en-ID"/>
+          <w14:ligatures w14:val="none"/>
+        </w:rPr>
+        <w:t>Game</w:t>
+      </w:r>
+      <w:r>
+        <w:rPr>
+          <w:rFonts w:ascii="Consolas" w:eastAsia="Times New Roman" w:hAnsi="Consolas" w:cs="Times New Roman"/>
+          <w:color w:val="D4D4D4"/>
+          <w:kern w:val="0"/>
+          <w:sz w:val="21"/>
+          <w:szCs w:val="21"/>
+          <w:lang w:eastAsia="en-ID"/>
+          <w14:ligatures w14:val="none"/>
+        </w:rPr>
+        <w:t xml:space="preserve">( </w:t>
+      </w:r>
+      <w:r>
+        <w:rPr>
+          <w:rFonts w:ascii="Consolas" w:eastAsia="Times New Roman" w:hAnsi="Consolas" w:cs="Times New Roman"/>
+          <w:color w:val="CE9178"/>
+          <w:kern w:val="0"/>
+          <w:sz w:val="21"/>
+          <w:szCs w:val="21"/>
+          <w:lang w:eastAsia="en-ID"/>
+          <w14:ligatures w14:val="none"/>
+        </w:rPr>
+        <w:t>"Champion Of Ujangs"</w:t>
+      </w:r>
+      <w:r>
+        <w:rPr>
+          <w:rFonts w:ascii="Consolas" w:eastAsia="Times New Roman" w:hAnsi="Consolas" w:cs="Times New Roman"/>
+          <w:color w:val="D4D4D4"/>
+          <w:kern w:val="0"/>
+          <w:sz w:val="21"/>
+          <w:szCs w:val="21"/>
+          <w:lang w:eastAsia="en-ID"/>
+          <w14:ligatures w14:val="none"/>
+        </w:rPr>
+        <w:t xml:space="preserve">, </w:t>
+      </w:r>
+      <w:r>
+        <w:rPr>
+          <w:rFonts w:ascii="Consolas" w:eastAsia="Times New Roman" w:hAnsi="Consolas" w:cs="Times New Roman"/>
+          <w:color w:val="CE9178"/>
+          <w:kern w:val="0"/>
+          <w:sz w:val="21"/>
+          <w:szCs w:val="21"/>
+          <w:lang w:eastAsia="en-ID"/>
+          <w14:ligatures w14:val="none"/>
+        </w:rPr>
+        <w:t>"Dujang"</w:t>
+      </w:r>
+      <w:r>
+        <w:rPr>
+          <w:rFonts w:ascii="Consolas" w:eastAsia="Times New Roman" w:hAnsi="Consolas" w:cs="Times New Roman"/>
+          <w:color w:val="D4D4D4"/>
+          <w:kern w:val="0"/>
+          <w:sz w:val="21"/>
+          <w:szCs w:val="21"/>
+          <w:lang w:eastAsia="en-ID"/>
+          <w14:ligatures w14:val="none"/>
+        </w:rPr>
+        <w:t xml:space="preserve">, </w:t>
+      </w:r>
+      <w:r>
+        <w:rPr>
+          <w:rFonts w:ascii="Consolas" w:eastAsia="Times New Roman" w:hAnsi="Consolas" w:cs="Times New Roman"/>
+          <w:color w:val="CE9178"/>
+          <w:kern w:val="0"/>
+          <w:sz w:val="21"/>
+          <w:szCs w:val="21"/>
+          <w:lang w:eastAsia="en-ID"/>
+          <w14:ligatures w14:val="none"/>
+        </w:rPr>
+        <w:t>"PT. Sejahtera Dujang"</w:t>
+      </w:r>
+      <w:r>
+        <w:rPr>
+          <w:rFonts w:ascii="Consolas" w:eastAsia="Times New Roman" w:hAnsi="Consolas" w:cs="Times New Roman"/>
+          <w:color w:val="D4D4D4"/>
+          <w:kern w:val="0"/>
+          <w:sz w:val="21"/>
+          <w:szCs w:val="21"/>
+          <w:lang w:eastAsia="en-ID"/>
+          <w14:ligatures w14:val="none"/>
+        </w:rPr>
+        <w:t xml:space="preserve">, </w:t>
+      </w:r>
+      <w:r>
+        <w:rPr>
+          <w:rFonts w:ascii="Consolas" w:eastAsia="Times New Roman" w:hAnsi="Consolas" w:cs="Times New Roman"/>
+          <w:color w:val="B5CEA8"/>
+          <w:kern w:val="0"/>
+          <w:sz w:val="21"/>
+          <w:szCs w:val="21"/>
+          <w:lang w:eastAsia="en-ID"/>
+          <w14:ligatures w14:val="none"/>
+        </w:rPr>
+        <w:t>2000</w:t>
+      </w:r>
+      <w:r>
+        <w:rPr>
+          <w:rFonts w:ascii="Consolas" w:eastAsia="Times New Roman" w:hAnsi="Consolas" w:cs="Times New Roman"/>
+          <w:color w:val="D4D4D4"/>
+          <w:kern w:val="0"/>
+          <w:sz w:val="21"/>
+          <w:szCs w:val="21"/>
+          <w:lang w:eastAsia="en-ID"/>
+          <w14:ligatures w14:val="none"/>
+        </w:rPr>
+        <w:t xml:space="preserve">, </w:t>
+      </w:r>
+      <w:r>
+        <w:rPr>
+          <w:rFonts w:ascii="Consolas" w:eastAsia="Times New Roman" w:hAnsi="Consolas" w:cs="Times New Roman"/>
+          <w:color w:val="B5CEA8"/>
+          <w:kern w:val="0"/>
+          <w:sz w:val="21"/>
+          <w:szCs w:val="21"/>
+          <w:lang w:eastAsia="en-ID"/>
+          <w14:ligatures w14:val="none"/>
+        </w:rPr>
+        <w:t>50</w:t>
+      </w:r>
+      <w:r>
+        <w:rPr>
+          <w:rFonts w:ascii="Consolas" w:eastAsia="Times New Roman" w:hAnsi="Consolas" w:cs="Times New Roman"/>
+          <w:color w:val="D4D4D4"/>
+          <w:kern w:val="0"/>
+          <w:sz w:val="21"/>
+          <w:szCs w:val="21"/>
+          <w:lang w:eastAsia="en-ID"/>
+          <w14:ligatures w14:val="none"/>
+        </w:rPr>
+        <w:t xml:space="preserve"> );</w:t>
+      </w:r>
+    </w:p>
+    <w:p>
+      <w:pPr>
+        <w:shd w:val="clear" w:color="auto" w:fill="1F1F1F"/>
+        <w:spacing w:after="0" w:line="285" w:lineRule="atLeast"/>
+        <w:rPr>
+          <w:rFonts w:ascii="Consolas" w:eastAsia="Times New Roman" w:hAnsi="Consolas" w:cs="Times New Roman"/>
+          <w:color w:val="CCCCCC"/>
+          <w:kern w:val="0"/>
+          <w:sz w:val="21"/>
+          <w:szCs w:val="21"/>
+          <w:lang w:eastAsia="en-ID"/>
+          <w14:ligatures w14:val="none"/>
+        </w:rPr>
+      </w:pPr>
+    </w:p>
+    <w:p>
+      <w:pPr>
+        <w:shd w:val="clear" w:color="auto" w:fill="1F1F1F"/>
+        <w:spacing w:after="0" w:line="285" w:lineRule="atLeast"/>
+        <w:rPr>
+          <w:rFonts w:ascii="Consolas" w:eastAsia="Times New Roman" w:hAnsi="Consolas" w:cs="Times New Roman"/>
+          <w:color w:val="CCCCCC"/>
+          <w:kern w:val="0"/>
+          <w:sz w:val="21"/>
+          <w:szCs w:val="21"/>
+          <w:lang w:eastAsia="en-ID"/>
+          <w14:ligatures w14:val="none"/>
+        </w:rPr>
+      </w:pPr>
+      <w:r>
+        <w:rPr>
+          <w:rFonts w:ascii="Consolas" w:eastAsia="Times New Roman" w:hAnsi="Consolas" w:cs="Times New Roman"/>
+          <w:color w:val="6A9955"/>
+          <w:kern w:val="0"/>
+          <w:sz w:val="21"/>
+          <w:szCs w:val="21"/>
+          <w:lang w:eastAsia="en-ID"/>
+          <w14:ligatures w14:val="none"/>
+        </w:rPr>
+        <w:t>// Komik : Champion Of Ujangs, Dujang , PT Sejahtera Dujang, Rp. 2000 - 100 Halaman</w:t>
+      </w:r>
+    </w:p>
+    <w:p>
+      <w:pPr>
+        <w:shd w:val="clear" w:color="auto" w:fill="1F1F1F"/>
+        <w:spacing w:after="0" w:line="285" w:lineRule="atLeast"/>
+        <w:rPr>
+          <w:rFonts w:ascii="Consolas" w:eastAsia="Times New Roman" w:hAnsi="Consolas" w:cs="Times New Roman"/>
+          <w:color w:val="CCCCCC"/>
+          <w:kern w:val="0"/>
+          <w:sz w:val="21"/>
+          <w:szCs w:val="21"/>
+          <w:lang w:eastAsia="en-ID"/>
+          <w14:ligatures w14:val="none"/>
+        </w:rPr>
+      </w:pPr>
+      <w:r>
+        <w:rPr>
+          <w:rFonts w:ascii="Consolas" w:eastAsia="Times New Roman" w:hAnsi="Consolas" w:cs="Times New Roman"/>
+          <w:color w:val="6A9955"/>
+          <w:kern w:val="0"/>
+          <w:sz w:val="21"/>
+          <w:szCs w:val="21"/>
+          <w:lang w:eastAsia="en-ID"/>
+          <w14:ligatures w14:val="none"/>
+        </w:rPr>
+        <w:t>// Game : Ujang The Game, Dujang , PT. Dujang Nusantra, Rp.1000 - 20 Jam</w:t>
+      </w:r>
+    </w:p>
+    <w:p>
+      <w:pPr>
+        <w:shd w:val="clear" w:color="auto" w:fill="1F1F1F"/>
+        <w:spacing w:after="0" w:line="285" w:lineRule="atLeast"/>
+        <w:rPr>
+          <w:rFonts w:ascii="Consolas" w:eastAsia="Times New Roman" w:hAnsi="Consolas" w:cs="Times New Roman"/>
+          <w:color w:val="CCCCCC"/>
+          <w:kern w:val="0"/>
+          <w:sz w:val="21"/>
+          <w:szCs w:val="21"/>
+          <w:lang w:eastAsia="en-ID"/>
+          <w14:ligatures w14:val="none"/>
+        </w:rPr>
+      </w:pPr>
+      <w:r>
+        <w:rPr>
+          <w:rFonts w:ascii="Consolas" w:eastAsia="Times New Roman" w:hAnsi="Consolas" w:cs="Times New Roman"/>
+          <w:color w:val="DCDCAA"/>
+          <w:kern w:val="0"/>
+          <w:sz w:val="21"/>
+          <w:szCs w:val="21"/>
+          <w:lang w:eastAsia="en-ID"/>
+          <w14:ligatures w14:val="none"/>
+        </w:rPr>
+        <w:t>echo</w:t>
+      </w:r>
+      <w:r>
+        <w:rPr>
+          <w:rFonts w:ascii="Consolas" w:eastAsia="Times New Roman" w:hAnsi="Consolas" w:cs="Times New Roman"/>
+          <w:color w:val="D4D4D4"/>
+          <w:kern w:val="0"/>
+          <w:sz w:val="21"/>
+          <w:szCs w:val="21"/>
+          <w:lang w:eastAsia="en-ID"/>
+          <w14:ligatures w14:val="none"/>
+        </w:rPr>
+        <w:t xml:space="preserve"> </w:t>
+      </w:r>
+      <w:r>
+        <w:rPr>
+          <w:rFonts w:ascii="Consolas" w:eastAsia="Times New Roman" w:hAnsi="Consolas" w:cs="Times New Roman"/>
+          <w:color w:val="9CDCFE"/>
+          <w:kern w:val="0"/>
+          <w:sz w:val="21"/>
+          <w:szCs w:val="21"/>
+          <w:lang w:eastAsia="en-ID"/>
+          <w14:ligatures w14:val="none"/>
+        </w:rPr>
+        <w:t>$produk2</w:t>
+      </w:r>
+      <w:r>
+        <w:rPr>
+          <w:rFonts w:ascii="Consolas" w:eastAsia="Times New Roman" w:hAnsi="Consolas" w:cs="Times New Roman"/>
+          <w:color w:val="D4D4D4"/>
+          <w:kern w:val="0"/>
+          <w:sz w:val="21"/>
+          <w:szCs w:val="21"/>
+          <w:lang w:eastAsia="en-ID"/>
+          <w14:ligatures w14:val="none"/>
+        </w:rPr>
+        <w:t>-&gt;</w:t>
+      </w:r>
+      <w:r>
+        <w:rPr>
+          <w:rFonts w:ascii="Consolas" w:eastAsia="Times New Roman" w:hAnsi="Consolas" w:cs="Times New Roman"/>
+          <w:color w:val="DCDCAA"/>
+          <w:kern w:val="0"/>
+          <w:sz w:val="21"/>
+          <w:szCs w:val="21"/>
+          <w:lang w:eastAsia="en-ID"/>
+          <w14:ligatures w14:val="none"/>
+        </w:rPr>
+        <w:t>getInfoProduk</w:t>
+      </w:r>
+      <w:r>
+        <w:rPr>
+          <w:rFonts w:ascii="Consolas" w:eastAsia="Times New Roman" w:hAnsi="Consolas" w:cs="Times New Roman"/>
+          <w:color w:val="D4D4D4"/>
+          <w:kern w:val="0"/>
+          <w:sz w:val="21"/>
+          <w:szCs w:val="21"/>
+          <w:lang w:eastAsia="en-ID"/>
+          <w14:ligatures w14:val="none"/>
+        </w:rPr>
+        <w:t>();</w:t>
+      </w:r>
+    </w:p>
+    <w:p>
+      <w:pPr>
+        <w:shd w:val="clear" w:color="auto" w:fill="1F1F1F"/>
+        <w:spacing w:after="0" w:line="285" w:lineRule="atLeast"/>
+        <w:rPr>
+          <w:rFonts w:ascii="Consolas" w:eastAsia="Times New Roman" w:hAnsi="Consolas" w:cs="Times New Roman"/>
+          <w:color w:val="CCCCCC"/>
+          <w:kern w:val="0"/>
+          <w:sz w:val="21"/>
+          <w:szCs w:val="21"/>
+          <w:lang w:eastAsia="en-ID"/>
+          <w14:ligatures w14:val="none"/>
+        </w:rPr>
+      </w:pPr>
+      <w:r>
+        <w:rPr>
+          <w:rFonts w:ascii="Consolas" w:eastAsia="Times New Roman" w:hAnsi="Consolas" w:cs="Times New Roman"/>
+          <w:color w:val="DCDCAA"/>
+          <w:kern w:val="0"/>
+          <w:sz w:val="21"/>
+          <w:szCs w:val="21"/>
+          <w:lang w:eastAsia="en-ID"/>
+          <w14:ligatures w14:val="none"/>
+        </w:rPr>
+        <w:t>echo</w:t>
+      </w:r>
+      <w:r>
+        <w:rPr>
+          <w:rFonts w:ascii="Consolas" w:eastAsia="Times New Roman" w:hAnsi="Consolas" w:cs="Times New Roman"/>
+          <w:color w:val="D4D4D4"/>
+          <w:kern w:val="0"/>
+          <w:sz w:val="21"/>
+          <w:szCs w:val="21"/>
+          <w:lang w:eastAsia="en-ID"/>
+          <w14:ligatures w14:val="none"/>
+        </w:rPr>
+        <w:t xml:space="preserve"> </w:t>
+      </w:r>
+      <w:r>
+        <w:rPr>
+          <w:rFonts w:ascii="Consolas" w:eastAsia="Times New Roman" w:hAnsi="Consolas" w:cs="Times New Roman"/>
+          <w:color w:val="CE9178"/>
+          <w:kern w:val="0"/>
+          <w:sz w:val="21"/>
+          <w:szCs w:val="21"/>
+          <w:lang w:eastAsia="en-ID"/>
+          <w14:ligatures w14:val="none"/>
+        </w:rPr>
+        <w:t>"&lt;br&gt;"</w:t>
+      </w:r>
+      <w:r>
+        <w:rPr>
+          <w:rFonts w:ascii="Consolas" w:eastAsia="Times New Roman" w:hAnsi="Consolas" w:cs="Times New Roman"/>
+          <w:color w:val="D4D4D4"/>
+          <w:kern w:val="0"/>
+          <w:sz w:val="21"/>
+          <w:szCs w:val="21"/>
+          <w:lang w:eastAsia="en-ID"/>
+          <w14:ligatures w14:val="none"/>
+        </w:rPr>
+        <w:t>;</w:t>
+      </w:r>
+    </w:p>
+    <w:p>
+      <w:pPr>
+        <w:shd w:val="clear" w:color="auto" w:fill="1F1F1F"/>
+        <w:spacing w:after="0" w:line="285" w:lineRule="atLeast"/>
+        <w:rPr>
+          <w:rFonts w:ascii="Consolas" w:eastAsia="Times New Roman" w:hAnsi="Consolas" w:cs="Times New Roman"/>
+          <w:color w:val="CCCCCC"/>
+          <w:kern w:val="0"/>
+          <w:sz w:val="21"/>
+          <w:szCs w:val="21"/>
+          <w:lang w:eastAsia="en-ID"/>
+          <w14:ligatures w14:val="none"/>
+        </w:rPr>
+      </w:pPr>
+      <w:r>
+        <w:rPr>
+          <w:rFonts w:ascii="Consolas" w:eastAsia="Times New Roman" w:hAnsi="Consolas" w:cs="Times New Roman"/>
+          <w:color w:val="DCDCAA"/>
+          <w:kern w:val="0"/>
+          <w:sz w:val="21"/>
+          <w:szCs w:val="21"/>
+          <w:lang w:eastAsia="en-ID"/>
+          <w14:ligatures w14:val="none"/>
+        </w:rPr>
+        <w:t>echo</w:t>
+      </w:r>
+      <w:r>
+        <w:rPr>
+          <w:rFonts w:ascii="Consolas" w:eastAsia="Times New Roman" w:hAnsi="Consolas" w:cs="Times New Roman"/>
+          <w:color w:val="D4D4D4"/>
+          <w:kern w:val="0"/>
+          <w:sz w:val="21"/>
+          <w:szCs w:val="21"/>
+          <w:lang w:eastAsia="en-ID"/>
+          <w14:ligatures w14:val="none"/>
+        </w:rPr>
+        <w:t xml:space="preserve"> </w:t>
+      </w:r>
+      <w:r>
+        <w:rPr>
+          <w:rFonts w:ascii="Consolas" w:eastAsia="Times New Roman" w:hAnsi="Consolas" w:cs="Times New Roman"/>
+          <w:color w:val="9CDCFE"/>
+          <w:kern w:val="0"/>
+          <w:sz w:val="21"/>
+          <w:szCs w:val="21"/>
+          <w:lang w:eastAsia="en-ID"/>
+          <w14:ligatures w14:val="none"/>
+        </w:rPr>
+        <w:t>$produk3</w:t>
+      </w:r>
+      <w:r>
+        <w:rPr>
+          <w:rFonts w:ascii="Consolas" w:eastAsia="Times New Roman" w:hAnsi="Consolas" w:cs="Times New Roman"/>
+          <w:color w:val="D4D4D4"/>
+          <w:kern w:val="0"/>
+          <w:sz w:val="21"/>
+          <w:szCs w:val="21"/>
+          <w:lang w:eastAsia="en-ID"/>
+          <w14:ligatures w14:val="none"/>
+        </w:rPr>
+        <w:t>-&gt;</w:t>
+      </w:r>
+      <w:r>
+        <w:rPr>
+          <w:rFonts w:ascii="Consolas" w:eastAsia="Times New Roman" w:hAnsi="Consolas" w:cs="Times New Roman"/>
+          <w:color w:val="DCDCAA"/>
+          <w:kern w:val="0"/>
+          <w:sz w:val="21"/>
+          <w:szCs w:val="21"/>
+          <w:lang w:eastAsia="en-ID"/>
+          <w14:ligatures w14:val="none"/>
+        </w:rPr>
+        <w:t>getInfoProduk</w:t>
+      </w:r>
+      <w:r>
+        <w:rPr>
+          <w:rFonts w:ascii="Consolas" w:eastAsia="Times New Roman" w:hAnsi="Consolas" w:cs="Times New Roman"/>
+          <w:color w:val="D4D4D4"/>
+          <w:kern w:val="0"/>
+          <w:sz w:val="21"/>
+          <w:szCs w:val="21"/>
+          <w:lang w:eastAsia="en-ID"/>
+          <w14:ligatures w14:val="none"/>
+        </w:rPr>
+        <w:t>();</w:t>
+      </w:r>
+    </w:p>
+    <w:p>
+      <w:pPr>
+        <w:shd w:val="clear" w:color="auto" w:fill="1F1F1F"/>
+        <w:spacing w:after="0" w:line="285" w:lineRule="atLeast"/>
+        <w:rPr>
+          <w:rFonts w:ascii="Consolas" w:eastAsia="Times New Roman" w:hAnsi="Consolas" w:cs="Times New Roman"/>
+          <w:color w:val="CCCCCC"/>
+          <w:kern w:val="0"/>
+          <w:sz w:val="21"/>
+          <w:szCs w:val="21"/>
+          <w:lang w:eastAsia="en-ID"/>
+          <w14:ligatures w14:val="none"/>
+        </w:rPr>
+      </w:pPr>
+      <w:r>
+        <w:rPr>
+          <w:rFonts w:ascii="Consolas" w:eastAsia="Times New Roman" w:hAnsi="Consolas" w:cs="Times New Roman"/>
+          <w:color w:val="DCDCAA"/>
+          <w:kern w:val="0"/>
+          <w:sz w:val="21"/>
+          <w:szCs w:val="21"/>
+          <w:lang w:eastAsia="en-ID"/>
+          <w14:ligatures w14:val="none"/>
+        </w:rPr>
+        <w:t>echo</w:t>
+      </w:r>
+      <w:r>
+        <w:rPr>
+          <w:rFonts w:ascii="Consolas" w:eastAsia="Times New Roman" w:hAnsi="Consolas" w:cs="Times New Roman"/>
+          <w:color w:val="D4D4D4"/>
+          <w:kern w:val="0"/>
+          <w:sz w:val="21"/>
+          <w:szCs w:val="21"/>
+          <w:lang w:eastAsia="en-ID"/>
+          <w14:ligatures w14:val="none"/>
+        </w:rPr>
+        <w:t xml:space="preserve"> </w:t>
+      </w:r>
+      <w:r>
+        <w:rPr>
+          <w:rFonts w:ascii="Consolas" w:eastAsia="Times New Roman" w:hAnsi="Consolas" w:cs="Times New Roman"/>
+          <w:color w:val="CE9178"/>
+          <w:kern w:val="0"/>
+          <w:sz w:val="21"/>
+          <w:szCs w:val="21"/>
+          <w:lang w:eastAsia="en-ID"/>
+          <w14:ligatures w14:val="none"/>
+        </w:rPr>
+        <w:t>"&lt;hr&gt;"</w:t>
+      </w:r>
+      <w:r>
+        <w:rPr>
+          <w:rFonts w:ascii="Consolas" w:eastAsia="Times New Roman" w:hAnsi="Consolas" w:cs="Times New Roman"/>
+          <w:color w:val="D4D4D4"/>
+          <w:kern w:val="0"/>
+          <w:sz w:val="21"/>
+          <w:szCs w:val="21"/>
+          <w:lang w:eastAsia="en-ID"/>
+          <w14:ligatures w14:val="none"/>
+        </w:rPr>
+        <w:t>;</w:t>
+      </w:r>
+    </w:p>
+    <w:p>
+      <w:pPr>
+        <w:shd w:val="clear" w:color="auto" w:fill="1F1F1F"/>
+        <w:spacing w:after="0" w:line="285" w:lineRule="atLeast"/>
+        <w:rPr>
+          <w:rFonts w:ascii="Consolas" w:eastAsia="Times New Roman" w:hAnsi="Consolas" w:cs="Times New Roman"/>
+          <w:color w:val="CCCCCC"/>
+          <w:kern w:val="0"/>
+          <w:sz w:val="21"/>
+          <w:szCs w:val="21"/>
+          <w:lang w:eastAsia="en-ID"/>
+          <w14:ligatures w14:val="none"/>
+        </w:rPr>
+      </w:pPr>
+      <w:r>
+        <w:rPr>
+          <w:rFonts w:ascii="Consolas" w:eastAsia="Times New Roman" w:hAnsi="Consolas" w:cs="Times New Roman"/>
+          <w:color w:val="DCDCAA"/>
+          <w:kern w:val="0"/>
+          <w:sz w:val="21"/>
+          <w:szCs w:val="21"/>
+          <w:lang w:eastAsia="en-ID"/>
+          <w14:ligatures w14:val="none"/>
+        </w:rPr>
+        <w:t>echo</w:t>
+      </w:r>
+      <w:r>
+        <w:rPr>
+          <w:rFonts w:ascii="Consolas" w:eastAsia="Times New Roman" w:hAnsi="Consolas" w:cs="Times New Roman"/>
+          <w:color w:val="D4D4D4"/>
+          <w:kern w:val="0"/>
+          <w:sz w:val="21"/>
+          <w:szCs w:val="21"/>
+          <w:lang w:eastAsia="en-ID"/>
+          <w14:ligatures w14:val="none"/>
+        </w:rPr>
+        <w:t xml:space="preserve"> </w:t>
+      </w:r>
+      <w:r>
+        <w:rPr>
+          <w:rFonts w:ascii="Consolas" w:eastAsia="Times New Roman" w:hAnsi="Consolas" w:cs="Times New Roman"/>
+          <w:color w:val="9CDCFE"/>
+          <w:kern w:val="0"/>
+          <w:sz w:val="21"/>
+          <w:szCs w:val="21"/>
+          <w:lang w:eastAsia="en-ID"/>
+          <w14:ligatures w14:val="none"/>
+        </w:rPr>
+        <w:t>$produk2</w:t>
+      </w:r>
+      <w:r>
+        <w:rPr>
+          <w:rFonts w:ascii="Consolas" w:eastAsia="Times New Roman" w:hAnsi="Consolas" w:cs="Times New Roman"/>
+          <w:color w:val="D4D4D4"/>
+          <w:kern w:val="0"/>
+          <w:sz w:val="21"/>
+          <w:szCs w:val="21"/>
+          <w:lang w:eastAsia="en-ID"/>
+          <w14:ligatures w14:val="none"/>
+        </w:rPr>
+        <w:t>-&gt;</w:t>
+      </w:r>
+      <w:r>
+        <w:rPr>
+          <w:rFonts w:ascii="Consolas" w:eastAsia="Times New Roman" w:hAnsi="Consolas" w:cs="Times New Roman"/>
+          <w:color w:val="9CDCFE"/>
+          <w:kern w:val="0"/>
+          <w:sz w:val="21"/>
+          <w:szCs w:val="21"/>
+          <w:lang w:eastAsia="en-ID"/>
+          <w14:ligatures w14:val="none"/>
+        </w:rPr>
+        <w:t>harga</w:t>
+      </w:r>
+      <w:r>
+        <w:rPr>
+          <w:rFonts w:ascii="Consolas" w:eastAsia="Times New Roman" w:hAnsi="Consolas" w:cs="Times New Roman"/>
+          <w:color w:val="D4D4D4"/>
+          <w:kern w:val="0"/>
+          <w:sz w:val="21"/>
+          <w:szCs w:val="21"/>
+          <w:lang w:eastAsia="en-ID"/>
+          <w14:ligatures w14:val="none"/>
+        </w:rPr>
+        <w:t>;</w:t>
+      </w:r>
+    </w:p>
+    <w:p>
+      <w:pPr>
+        <w:jc w:val="both"/>
+        <w:rPr>
+          <w:rFonts w:cs="Times New Roman"/>
+        </w:rPr>
+      </w:pPr>
+      <w:r>
+        <w:rPr>
+          <w:rFonts w:cs="Times New Roman"/>
+        </w:rPr>
+        <w:t xml:space="preserve">Disini kita dapat mengubah dan mengedit harga, padahal syarat kita mengedit atau mengubah harga yakni harus menggunakan suatu objek, solusinya gunakan </w:t>
+      </w:r>
+      <w:r>
+        <w:rPr>
+          <w:rFonts w:cs="Times New Roman"/>
+          <w:b/>
+          <w:bCs/>
+        </w:rPr>
+        <w:t xml:space="preserve">protected $harga; </w:t>
+      </w:r>
+      <w:r>
+        <w:rPr>
+          <w:rFonts w:cs="Times New Roman"/>
+        </w:rPr>
+        <w:t>yang ada di class produk, sehingga yang bisa akses hanya class produk serta turunanya.</w:t>
+      </w:r>
+    </w:p>
+    <w:p>
+      <w:pPr>
+        <w:shd w:val="clear" w:color="auto" w:fill="1F1F1F"/>
+        <w:spacing w:after="0" w:line="285" w:lineRule="atLeast"/>
+        <w:rPr>
+          <w:rFonts w:ascii="Consolas" w:eastAsia="Times New Roman" w:hAnsi="Consolas" w:cs="Times New Roman"/>
+          <w:color w:val="CCCCCC"/>
+          <w:kern w:val="0"/>
+          <w:sz w:val="21"/>
+          <w:szCs w:val="21"/>
+          <w:lang w:eastAsia="en-ID"/>
+          <w14:ligatures w14:val="none"/>
+        </w:rPr>
+      </w:pPr>
+      <w:r>
+        <w:rPr>
+          <w:rFonts w:ascii="Consolas" w:eastAsia="Times New Roman" w:hAnsi="Consolas" w:cs="Times New Roman"/>
+          <w:color w:val="D4D4D4"/>
+          <w:kern w:val="0"/>
+          <w:sz w:val="21"/>
+          <w:szCs w:val="21"/>
+          <w:lang w:eastAsia="en-ID"/>
+          <w14:ligatures w14:val="none"/>
+        </w:rPr>
+        <w:t xml:space="preserve">  </w:t>
+      </w:r>
+      <w:r>
+        <w:rPr>
+          <w:rFonts w:ascii="Consolas" w:eastAsia="Times New Roman" w:hAnsi="Consolas" w:cs="Times New Roman"/>
+          <w:color w:val="569CD6"/>
+          <w:kern w:val="0"/>
+          <w:sz w:val="21"/>
+          <w:szCs w:val="21"/>
+          <w:lang w:eastAsia="en-ID"/>
+          <w14:ligatures w14:val="none"/>
+        </w:rPr>
+        <w:t>protected</w:t>
+      </w:r>
+      <w:r>
+        <w:rPr>
+          <w:rFonts w:ascii="Consolas" w:eastAsia="Times New Roman" w:hAnsi="Consolas" w:cs="Times New Roman"/>
+          <w:color w:val="D4D4D4"/>
+          <w:kern w:val="0"/>
+          <w:sz w:val="21"/>
+          <w:szCs w:val="21"/>
+          <w:lang w:eastAsia="en-ID"/>
+          <w14:ligatures w14:val="none"/>
+        </w:rPr>
+        <w:t xml:space="preserve"> </w:t>
+      </w:r>
+      <w:r>
+        <w:rPr>
+          <w:rFonts w:ascii="Consolas" w:eastAsia="Times New Roman" w:hAnsi="Consolas" w:cs="Times New Roman"/>
+          <w:color w:val="9CDCFE"/>
+          <w:kern w:val="0"/>
+          <w:sz w:val="21"/>
+          <w:szCs w:val="21"/>
+          <w:lang w:eastAsia="en-ID"/>
+          <w14:ligatures w14:val="none"/>
+        </w:rPr>
+        <w:t>$harga</w:t>
+      </w:r>
+      <w:r>
+        <w:rPr>
+          <w:rFonts w:ascii="Consolas" w:eastAsia="Times New Roman" w:hAnsi="Consolas" w:cs="Times New Roman"/>
+          <w:color w:val="D4D4D4"/>
+          <w:kern w:val="0"/>
+          <w:sz w:val="21"/>
+          <w:szCs w:val="21"/>
+          <w:lang w:eastAsia="en-ID"/>
+          <w14:ligatures w14:val="none"/>
+        </w:rPr>
+        <w:t xml:space="preserve"> ;</w:t>
+      </w:r>
+    </w:p>
+    <w:p>
+      <w:pPr>
+        <w:shd w:val="clear" w:color="auto" w:fill="1F1F1F"/>
+        <w:spacing w:after="0" w:line="285" w:lineRule="atLeast"/>
+        <w:rPr>
+          <w:rFonts w:ascii="Consolas" w:eastAsia="Times New Roman" w:hAnsi="Consolas" w:cs="Times New Roman"/>
+          <w:color w:val="CCCCCC"/>
+          <w:kern w:val="0"/>
+          <w:sz w:val="21"/>
+          <w:szCs w:val="21"/>
+          <w:lang w:eastAsia="en-ID"/>
+          <w14:ligatures w14:val="none"/>
+        </w:rPr>
+      </w:pPr>
+      <w:r>
+        <w:rPr>
+          <w:rFonts w:ascii="Consolas" w:eastAsia="Times New Roman" w:hAnsi="Consolas" w:cs="Times New Roman"/>
+          <w:color w:val="CCCCCC"/>
+          <w:kern w:val="0"/>
+          <w:sz w:val="21"/>
+          <w:szCs w:val="21"/>
+          <w:lang w:eastAsia="en-ID"/>
+          <w14:ligatures w14:val="none"/>
+        </w:rPr>
+        <w:tab/>
+        <w:t>// Di Game</w:t>
+      </w:r>
+    </w:p>
+    <w:p>
+      <w:pPr>
+        <w:shd w:val="clear" w:color="auto" w:fill="1F1F1F"/>
+        <w:spacing w:after="0" w:line="285" w:lineRule="atLeast"/>
+        <w:rPr>
+          <w:rFonts w:ascii="Consolas" w:eastAsia="Times New Roman" w:hAnsi="Consolas" w:cs="Times New Roman"/>
+          <w:color w:val="CCCCCC"/>
+          <w:kern w:val="0"/>
+          <w:sz w:val="21"/>
+          <w:szCs w:val="21"/>
+          <w:lang w:eastAsia="en-ID"/>
+          <w14:ligatures w14:val="none"/>
+        </w:rPr>
+      </w:pPr>
+      <w:r>
+        <w:rPr>
+          <w:rFonts w:ascii="Consolas" w:eastAsia="Times New Roman" w:hAnsi="Consolas" w:cs="Times New Roman"/>
+          <w:color w:val="D4D4D4"/>
+          <w:kern w:val="0"/>
+          <w:sz w:val="21"/>
+          <w:szCs w:val="21"/>
+          <w:lang w:eastAsia="en-ID"/>
+          <w14:ligatures w14:val="none"/>
+        </w:rPr>
+        <w:t xml:space="preserve">  </w:t>
+      </w:r>
+      <w:r>
+        <w:rPr>
+          <w:rFonts w:ascii="Consolas" w:eastAsia="Times New Roman" w:hAnsi="Consolas" w:cs="Times New Roman"/>
+          <w:color w:val="569CD6"/>
+          <w:kern w:val="0"/>
+          <w:sz w:val="21"/>
+          <w:szCs w:val="21"/>
+          <w:lang w:eastAsia="en-ID"/>
+          <w14:ligatures w14:val="none"/>
+        </w:rPr>
+        <w:t>public</w:t>
+      </w:r>
+      <w:r>
+        <w:rPr>
+          <w:rFonts w:ascii="Consolas" w:eastAsia="Times New Roman" w:hAnsi="Consolas" w:cs="Times New Roman"/>
+          <w:color w:val="D4D4D4"/>
+          <w:kern w:val="0"/>
+          <w:sz w:val="21"/>
+          <w:szCs w:val="21"/>
+          <w:lang w:eastAsia="en-ID"/>
+          <w14:ligatures w14:val="none"/>
+        </w:rPr>
+        <w:t xml:space="preserve"> </w:t>
+      </w:r>
+      <w:r>
+        <w:rPr>
+          <w:rFonts w:ascii="Consolas" w:eastAsia="Times New Roman" w:hAnsi="Consolas" w:cs="Times New Roman"/>
+          <w:color w:val="569CD6"/>
+          <w:kern w:val="0"/>
+          <w:sz w:val="21"/>
+          <w:szCs w:val="21"/>
+          <w:lang w:eastAsia="en-ID"/>
+          <w14:ligatures w14:val="none"/>
+        </w:rPr>
+        <w:t>function</w:t>
+      </w:r>
+      <w:r>
+        <w:rPr>
+          <w:rFonts w:ascii="Consolas" w:eastAsia="Times New Roman" w:hAnsi="Consolas" w:cs="Times New Roman"/>
+          <w:color w:val="D4D4D4"/>
+          <w:kern w:val="0"/>
+          <w:sz w:val="21"/>
+          <w:szCs w:val="21"/>
+          <w:lang w:eastAsia="en-ID"/>
+          <w14:ligatures w14:val="none"/>
+        </w:rPr>
+        <w:t xml:space="preserve"> </w:t>
+      </w:r>
+      <w:r>
+        <w:rPr>
+          <w:rFonts w:ascii="Consolas" w:eastAsia="Times New Roman" w:hAnsi="Consolas" w:cs="Times New Roman"/>
+          <w:color w:val="DCDCAA"/>
+          <w:kern w:val="0"/>
+          <w:sz w:val="21"/>
+          <w:szCs w:val="21"/>
+          <w:lang w:eastAsia="en-ID"/>
+          <w14:ligatures w14:val="none"/>
+        </w:rPr>
+        <w:t>getHarga</w:t>
+      </w:r>
+      <w:r>
+        <w:rPr>
+          <w:rFonts w:ascii="Consolas" w:eastAsia="Times New Roman" w:hAnsi="Consolas" w:cs="Times New Roman"/>
+          <w:color w:val="D4D4D4"/>
+          <w:kern w:val="0"/>
+          <w:sz w:val="21"/>
+          <w:szCs w:val="21"/>
+          <w:lang w:eastAsia="en-ID"/>
+          <w14:ligatures w14:val="none"/>
+        </w:rPr>
+        <w:t>(){</w:t>
+      </w:r>
+    </w:p>
+    <w:p>
+      <w:pPr>
+        <w:shd w:val="clear" w:color="auto" w:fill="1F1F1F"/>
+        <w:spacing w:after="0" w:line="285" w:lineRule="atLeast"/>
+        <w:rPr>
+          <w:rFonts w:ascii="Consolas" w:eastAsia="Times New Roman" w:hAnsi="Consolas" w:cs="Times New Roman"/>
+          <w:color w:val="CCCCCC"/>
+          <w:kern w:val="0"/>
+          <w:sz w:val="21"/>
+          <w:szCs w:val="21"/>
+          <w:lang w:eastAsia="en-ID"/>
+          <w14:ligatures w14:val="none"/>
+        </w:rPr>
+      </w:pPr>
+      <w:r>
+        <w:rPr>
+          <w:rFonts w:ascii="Consolas" w:eastAsia="Times New Roman" w:hAnsi="Consolas" w:cs="Times New Roman"/>
+          <w:color w:val="D4D4D4"/>
+          <w:kern w:val="0"/>
+          <w:sz w:val="21"/>
+          <w:szCs w:val="21"/>
+          <w:lang w:eastAsia="en-ID"/>
+          <w14:ligatures w14:val="none"/>
+        </w:rPr>
+        <w:t xml:space="preserve">    </w:t>
+      </w:r>
+      <w:r>
+        <w:rPr>
+          <w:rFonts w:ascii="Consolas" w:eastAsia="Times New Roman" w:hAnsi="Consolas" w:cs="Times New Roman"/>
+          <w:color w:val="C586C0"/>
+          <w:kern w:val="0"/>
+          <w:sz w:val="21"/>
+          <w:szCs w:val="21"/>
+          <w:lang w:eastAsia="en-ID"/>
+          <w14:ligatures w14:val="none"/>
+        </w:rPr>
+        <w:t>return</w:t>
+      </w:r>
+      <w:r>
+        <w:rPr>
+          <w:rFonts w:ascii="Consolas" w:eastAsia="Times New Roman" w:hAnsi="Consolas" w:cs="Times New Roman"/>
+          <w:color w:val="D4D4D4"/>
+          <w:kern w:val="0"/>
+          <w:sz w:val="21"/>
+          <w:szCs w:val="21"/>
+          <w:lang w:eastAsia="en-ID"/>
+          <w14:ligatures w14:val="none"/>
+        </w:rPr>
+        <w:t xml:space="preserve"> </w:t>
+      </w:r>
+      <w:r>
+        <w:rPr>
+          <w:rFonts w:ascii="Consolas" w:eastAsia="Times New Roman" w:hAnsi="Consolas" w:cs="Times New Roman"/>
+          <w:color w:val="569CD6"/>
+          <w:kern w:val="0"/>
+          <w:sz w:val="21"/>
+          <w:szCs w:val="21"/>
+          <w:lang w:eastAsia="en-ID"/>
+          <w14:ligatures w14:val="none"/>
+        </w:rPr>
+        <w:t>$this</w:t>
+      </w:r>
+      <w:r>
+        <w:rPr>
+          <w:rFonts w:ascii="Consolas" w:eastAsia="Times New Roman" w:hAnsi="Consolas" w:cs="Times New Roman"/>
+          <w:color w:val="D4D4D4"/>
+          <w:kern w:val="0"/>
+          <w:sz w:val="21"/>
+          <w:szCs w:val="21"/>
+          <w:lang w:eastAsia="en-ID"/>
+          <w14:ligatures w14:val="none"/>
+        </w:rPr>
+        <w:t>-&gt;</w:t>
+      </w:r>
+      <w:r>
+        <w:rPr>
+          <w:rFonts w:ascii="Consolas" w:eastAsia="Times New Roman" w:hAnsi="Consolas" w:cs="Times New Roman"/>
+          <w:color w:val="9CDCFE"/>
+          <w:kern w:val="0"/>
+          <w:sz w:val="21"/>
+          <w:szCs w:val="21"/>
+          <w:lang w:eastAsia="en-ID"/>
+          <w14:ligatures w14:val="none"/>
+        </w:rPr>
+        <w:t>harga</w:t>
+      </w:r>
+      <w:r>
+        <w:rPr>
+          <w:rFonts w:ascii="Consolas" w:eastAsia="Times New Roman" w:hAnsi="Consolas" w:cs="Times New Roman"/>
+          <w:color w:val="D4D4D4"/>
+          <w:kern w:val="0"/>
+          <w:sz w:val="21"/>
+          <w:szCs w:val="21"/>
+          <w:lang w:eastAsia="en-ID"/>
+          <w14:ligatures w14:val="none"/>
+        </w:rPr>
+        <w:t>;</w:t>
+      </w:r>
+    </w:p>
+    <w:p>
+      <w:pPr>
+        <w:shd w:val="clear" w:color="auto" w:fill="1F1F1F"/>
+        <w:spacing w:after="0" w:line="285" w:lineRule="atLeast"/>
+        <w:rPr>
+          <w:rFonts w:ascii="Consolas" w:eastAsia="Times New Roman" w:hAnsi="Consolas" w:cs="Times New Roman"/>
+          <w:color w:val="CCCCCC"/>
+          <w:kern w:val="0"/>
+          <w:sz w:val="21"/>
+          <w:szCs w:val="21"/>
+          <w:lang w:eastAsia="en-ID"/>
+          <w14:ligatures w14:val="none"/>
+        </w:rPr>
+      </w:pPr>
+      <w:r>
+        <w:rPr>
+          <w:rFonts w:ascii="Consolas" w:eastAsia="Times New Roman" w:hAnsi="Consolas" w:cs="Times New Roman"/>
+          <w:color w:val="D4D4D4"/>
+          <w:kern w:val="0"/>
+          <w:sz w:val="21"/>
+          <w:szCs w:val="21"/>
+          <w:lang w:eastAsia="en-ID"/>
+          <w14:ligatures w14:val="none"/>
+        </w:rPr>
+        <w:t>  }</w:t>
+      </w:r>
+    </w:p>
+    <w:p>
+      <w:pPr>
+        <w:shd w:val="clear" w:color="auto" w:fill="1F1F1F"/>
+        <w:spacing w:after="0" w:line="285" w:lineRule="atLeast"/>
+        <w:rPr>
+          <w:rFonts w:ascii="Consolas" w:eastAsia="Times New Roman" w:hAnsi="Consolas" w:cs="Times New Roman"/>
+          <w:color w:val="CCCCCC"/>
+          <w:kern w:val="0"/>
+          <w:sz w:val="21"/>
+          <w:szCs w:val="21"/>
+          <w:lang w:eastAsia="en-ID"/>
+          <w14:ligatures w14:val="none"/>
+        </w:rPr>
+      </w:pPr>
+    </w:p>
+    <w:p>
+      <w:pPr>
+        <w:shd w:val="clear" w:color="auto" w:fill="1F1F1F"/>
+        <w:spacing w:after="0" w:line="285" w:lineRule="atLeast"/>
+        <w:rPr>
+          <w:rFonts w:ascii="Consolas" w:eastAsia="Times New Roman" w:hAnsi="Consolas" w:cs="Times New Roman"/>
+          <w:color w:val="CCCCCC"/>
+          <w:kern w:val="0"/>
+          <w:sz w:val="21"/>
+          <w:szCs w:val="21"/>
+          <w:lang w:eastAsia="en-ID"/>
+          <w14:ligatures w14:val="none"/>
+        </w:rPr>
+      </w:pPr>
+      <w:r>
+        <w:rPr>
+          <w:rFonts w:ascii="Consolas" w:eastAsia="Times New Roman" w:hAnsi="Consolas" w:cs="Times New Roman"/>
+          <w:color w:val="DCDCAA"/>
+          <w:kern w:val="0"/>
+          <w:sz w:val="21"/>
+          <w:szCs w:val="21"/>
+          <w:lang w:eastAsia="en-ID"/>
+          <w14:ligatures w14:val="none"/>
+        </w:rPr>
+        <w:t>echo</w:t>
+      </w:r>
+      <w:r>
+        <w:rPr>
+          <w:rFonts w:ascii="Consolas" w:eastAsia="Times New Roman" w:hAnsi="Consolas" w:cs="Times New Roman"/>
+          <w:color w:val="D4D4D4"/>
+          <w:kern w:val="0"/>
+          <w:sz w:val="21"/>
+          <w:szCs w:val="21"/>
+          <w:lang w:eastAsia="en-ID"/>
+          <w14:ligatures w14:val="none"/>
+        </w:rPr>
+        <w:t xml:space="preserve"> </w:t>
+      </w:r>
+      <w:r>
+        <w:rPr>
+          <w:rFonts w:ascii="Consolas" w:eastAsia="Times New Roman" w:hAnsi="Consolas" w:cs="Times New Roman"/>
+          <w:color w:val="9CDCFE"/>
+          <w:kern w:val="0"/>
+          <w:sz w:val="21"/>
+          <w:szCs w:val="21"/>
+          <w:lang w:eastAsia="en-ID"/>
+          <w14:ligatures w14:val="none"/>
+        </w:rPr>
+        <w:t>$produk2</w:t>
+      </w:r>
+      <w:r>
+        <w:rPr>
+          <w:rFonts w:ascii="Consolas" w:eastAsia="Times New Roman" w:hAnsi="Consolas" w:cs="Times New Roman"/>
+          <w:color w:val="D4D4D4"/>
+          <w:kern w:val="0"/>
+          <w:sz w:val="21"/>
+          <w:szCs w:val="21"/>
+          <w:lang w:eastAsia="en-ID"/>
+          <w14:ligatures w14:val="none"/>
+        </w:rPr>
+        <w:t>-&gt;</w:t>
+      </w:r>
+      <w:r>
+        <w:rPr>
+          <w:rFonts w:ascii="Consolas" w:eastAsia="Times New Roman" w:hAnsi="Consolas" w:cs="Times New Roman"/>
+          <w:color w:val="9CDCFE"/>
+          <w:kern w:val="0"/>
+          <w:sz w:val="21"/>
+          <w:szCs w:val="21"/>
+          <w:lang w:eastAsia="en-ID"/>
+          <w14:ligatures w14:val="none"/>
+        </w:rPr>
+        <w:t>harga</w:t>
+      </w:r>
+      <w:r>
+        <w:rPr>
+          <w:rFonts w:ascii="Consolas" w:eastAsia="Times New Roman" w:hAnsi="Consolas" w:cs="Times New Roman"/>
+          <w:color w:val="D4D4D4"/>
+          <w:kern w:val="0"/>
+          <w:sz w:val="21"/>
+          <w:szCs w:val="21"/>
+          <w:lang w:eastAsia="en-ID"/>
+          <w14:ligatures w14:val="none"/>
+        </w:rPr>
+        <w:t>;</w:t>
+      </w:r>
+    </w:p>
+    <w:p>
+      <w:pPr>
+        <w:jc w:val="both"/>
+        <w:rPr>
+          <w:rFonts w:cs="Times New Roman"/>
+        </w:rPr>
+      </w:pPr>
+    </w:p>
+    <w:p>
+      <w:pPr>
+        <w:jc w:val="both"/>
+        <w:rPr>
+          <w:rFonts w:cs="Times New Roman"/>
+        </w:rPr>
+      </w:pPr>
+    </w:p>
+    <w:p>
+      <w:pPr>
+        <w:jc w:val="both"/>
+        <w:rPr>
+          <w:rFonts w:cs="Times New Roman"/>
+        </w:rPr>
+      </w:pPr>
+    </w:p>
+    <w:p>
+      <w:pPr>
+        <w:jc w:val="both"/>
+        <w:rPr>
+          <w:rFonts w:cs="Times New Roman"/>
+        </w:rPr>
+      </w:pPr>
+    </w:p>
+    <w:p>
+      <w:pPr>
+        <w:jc w:val="both"/>
+        <w:rPr>
+          <w:rFonts w:cs="Times New Roman"/>
+        </w:rPr>
+      </w:pPr>
+    </w:p>
+    <w:p>
+      <w:pPr>
+        <w:jc w:val="both"/>
+        <w:rPr>
+          <w:rFonts w:cs="Times New Roman"/>
+        </w:rPr>
+      </w:pPr>
+    </w:p>
+    <w:p>
+      <w:pPr>
+        <w:jc w:val="both"/>
+        <w:rPr>
+          <w:rFonts w:cs="Times New Roman"/>
+        </w:rPr>
+      </w:pPr>
+    </w:p>
+    <w:p>
+      <w:pPr>
+        <w:jc w:val="both"/>
+        <w:rPr>
+          <w:rFonts w:cs="Times New Roman"/>
+          <w:b/>
+          <w:bCs/>
+        </w:rPr>
+      </w:pPr>
+      <w:r>
+        <w:rPr>
+          <w:rFonts w:cs="Times New Roman"/>
+          <w:b/>
+          <w:bCs/>
+        </w:rPr>
+        <w:lastRenderedPageBreak/>
+        <w:t>Study case</w:t>
+      </w:r>
+    </w:p>
+    <w:p>
+      <w:pPr>
+        <w:jc w:val="both"/>
+        <w:rPr>
+          <w:rFonts w:cs="Times New Roman"/>
+        </w:rPr>
+      </w:pPr>
+      <w:r>
+        <w:rPr>
+          <w:rFonts w:cs="Times New Roman"/>
+        </w:rPr>
+        <w:t xml:space="preserve">Misal kita inign memberi diskon ke kateogri terntentu, misalnya disini adalah </w:t>
+      </w:r>
+      <w:r>
+        <w:rPr>
+          <w:rFonts w:cs="Times New Roman"/>
+          <w:b/>
+          <w:bCs/>
+        </w:rPr>
+        <w:t>Game</w:t>
+      </w:r>
+      <w:r>
+        <w:rPr>
+          <w:rFonts w:cs="Times New Roman"/>
+        </w:rPr>
+        <w:t>. Syaratnya pengguna tidak bisa memberi diskon kepada komik. Pengguna dapat melihat harga Komik dan Game, tidak seperti tadi hanya bisa di game dengan syarat harus tidak bisa mengganti harga.</w:t>
+      </w:r>
+    </w:p>
+    <w:p>
+      <w:pPr>
+        <w:jc w:val="both"/>
+        <w:rPr>
+          <w:rFonts w:cs="Times New Roman"/>
+          <w:b/>
+          <w:bCs/>
+        </w:rPr>
+      </w:pPr>
+      <w:r>
+        <w:rPr>
+          <w:rFonts w:cs="Times New Roman"/>
+          <w:b/>
+          <w:bCs/>
+        </w:rPr>
+        <w:t>Tambahkan :</w:t>
+      </w:r>
+    </w:p>
+    <w:p>
+      <w:pPr>
+        <w:jc w:val="both"/>
+        <w:rPr>
+          <w:rFonts w:cs="Times New Roman"/>
+          <w:b/>
+          <w:bCs/>
+        </w:rPr>
+      </w:pPr>
+      <w:r>
+        <w:rPr>
+          <w:rFonts w:cs="Times New Roman"/>
+          <w:b/>
+          <w:bCs/>
+        </w:rPr>
+        <w:t xml:space="preserve">Di bagian Class Produk </w:t>
+      </w:r>
+    </w:p>
+    <w:p>
+      <w:pPr>
+        <w:shd w:val="clear" w:color="auto" w:fill="1F1F1F"/>
+        <w:spacing w:after="0" w:line="285" w:lineRule="atLeast"/>
+        <w:rPr>
+          <w:rFonts w:ascii="Consolas" w:eastAsia="Times New Roman" w:hAnsi="Consolas" w:cs="Times New Roman"/>
+          <w:color w:val="CCCCCC"/>
+          <w:kern w:val="0"/>
+          <w:sz w:val="21"/>
+          <w:szCs w:val="21"/>
+          <w:lang w:eastAsia="en-ID"/>
+          <w14:ligatures w14:val="none"/>
+        </w:rPr>
+      </w:pPr>
+      <w:r>
+        <w:rPr>
+          <w:rFonts w:ascii="Consolas" w:eastAsia="Times New Roman" w:hAnsi="Consolas" w:cs="Times New Roman"/>
+          <w:color w:val="D4D4D4"/>
+          <w:kern w:val="0"/>
+          <w:sz w:val="21"/>
+          <w:szCs w:val="21"/>
+          <w:lang w:eastAsia="en-ID"/>
+          <w14:ligatures w14:val="none"/>
+        </w:rPr>
+        <w:t xml:space="preserve">  </w:t>
+      </w:r>
+      <w:r>
+        <w:rPr>
+          <w:rFonts w:ascii="Consolas" w:eastAsia="Times New Roman" w:hAnsi="Consolas" w:cs="Times New Roman"/>
+          <w:color w:val="6A9955"/>
+          <w:kern w:val="0"/>
+          <w:sz w:val="21"/>
+          <w:szCs w:val="21"/>
+          <w:lang w:eastAsia="en-ID"/>
+          <w14:ligatures w14:val="none"/>
+        </w:rPr>
+        <w:t>// Property</w:t>
+      </w:r>
+    </w:p>
+    <w:p>
+      <w:pPr>
+        <w:shd w:val="clear" w:color="auto" w:fill="1F1F1F"/>
+        <w:spacing w:after="0" w:line="285" w:lineRule="atLeast"/>
+        <w:rPr>
+          <w:rFonts w:ascii="Consolas" w:eastAsia="Times New Roman" w:hAnsi="Consolas" w:cs="Times New Roman"/>
+          <w:color w:val="CCCCCC"/>
+          <w:kern w:val="0"/>
+          <w:sz w:val="21"/>
+          <w:szCs w:val="21"/>
+          <w:lang w:eastAsia="en-ID"/>
+          <w14:ligatures w14:val="none"/>
+        </w:rPr>
+      </w:pPr>
+      <w:r>
+        <w:rPr>
+          <w:rFonts w:ascii="Consolas" w:eastAsia="Times New Roman" w:hAnsi="Consolas" w:cs="Times New Roman"/>
+          <w:color w:val="D4D4D4"/>
+          <w:kern w:val="0"/>
+          <w:sz w:val="21"/>
+          <w:szCs w:val="21"/>
+          <w:lang w:eastAsia="en-ID"/>
+          <w14:ligatures w14:val="none"/>
+        </w:rPr>
+        <w:t xml:space="preserve">  </w:t>
+      </w:r>
+      <w:r>
+        <w:rPr>
+          <w:rFonts w:ascii="Consolas" w:eastAsia="Times New Roman" w:hAnsi="Consolas" w:cs="Times New Roman"/>
+          <w:color w:val="569CD6"/>
+          <w:kern w:val="0"/>
+          <w:sz w:val="21"/>
+          <w:szCs w:val="21"/>
+          <w:lang w:eastAsia="en-ID"/>
+          <w14:ligatures w14:val="none"/>
+        </w:rPr>
+        <w:t>public</w:t>
+      </w:r>
+      <w:r>
+        <w:rPr>
+          <w:rFonts w:ascii="Consolas" w:eastAsia="Times New Roman" w:hAnsi="Consolas" w:cs="Times New Roman"/>
+          <w:color w:val="D4D4D4"/>
+          <w:kern w:val="0"/>
+          <w:sz w:val="21"/>
+          <w:szCs w:val="21"/>
+          <w:lang w:eastAsia="en-ID"/>
+          <w14:ligatures w14:val="none"/>
+        </w:rPr>
+        <w:t xml:space="preserve"> </w:t>
+      </w:r>
+      <w:r>
+        <w:rPr>
+          <w:rFonts w:ascii="Consolas" w:eastAsia="Times New Roman" w:hAnsi="Consolas" w:cs="Times New Roman"/>
+          <w:color w:val="9CDCFE"/>
+          <w:kern w:val="0"/>
+          <w:sz w:val="21"/>
+          <w:szCs w:val="21"/>
+          <w:lang w:eastAsia="en-ID"/>
+          <w14:ligatures w14:val="none"/>
+        </w:rPr>
+        <w:t>$judul</w:t>
+      </w:r>
+      <w:r>
+        <w:rPr>
+          <w:rFonts w:ascii="Consolas" w:eastAsia="Times New Roman" w:hAnsi="Consolas" w:cs="Times New Roman"/>
+          <w:color w:val="D4D4D4"/>
+          <w:kern w:val="0"/>
+          <w:sz w:val="21"/>
+          <w:szCs w:val="21"/>
+          <w:lang w:eastAsia="en-ID"/>
+          <w14:ligatures w14:val="none"/>
+        </w:rPr>
+        <w:t xml:space="preserve"> , </w:t>
+      </w:r>
+      <w:r>
+        <w:rPr>
+          <w:rFonts w:ascii="Consolas" w:eastAsia="Times New Roman" w:hAnsi="Consolas" w:cs="Times New Roman"/>
+          <w:color w:val="9CDCFE"/>
+          <w:kern w:val="0"/>
+          <w:sz w:val="21"/>
+          <w:szCs w:val="21"/>
+          <w:lang w:eastAsia="en-ID"/>
+          <w14:ligatures w14:val="none"/>
+        </w:rPr>
+        <w:t>$penulis</w:t>
+      </w:r>
+      <w:r>
+        <w:rPr>
+          <w:rFonts w:ascii="Consolas" w:eastAsia="Times New Roman" w:hAnsi="Consolas" w:cs="Times New Roman"/>
+          <w:color w:val="D4D4D4"/>
+          <w:kern w:val="0"/>
+          <w:sz w:val="21"/>
+          <w:szCs w:val="21"/>
+          <w:lang w:eastAsia="en-ID"/>
+          <w14:ligatures w14:val="none"/>
+        </w:rPr>
+        <w:t xml:space="preserve"> , </w:t>
+      </w:r>
+      <w:r>
+        <w:rPr>
+          <w:rFonts w:ascii="Consolas" w:eastAsia="Times New Roman" w:hAnsi="Consolas" w:cs="Times New Roman"/>
+          <w:color w:val="9CDCFE"/>
+          <w:kern w:val="0"/>
+          <w:sz w:val="21"/>
+          <w:szCs w:val="21"/>
+          <w:lang w:eastAsia="en-ID"/>
+          <w14:ligatures w14:val="none"/>
+        </w:rPr>
+        <w:t>$penerbit</w:t>
+      </w:r>
+      <w:r>
+        <w:rPr>
+          <w:rFonts w:ascii="Consolas" w:eastAsia="Times New Roman" w:hAnsi="Consolas" w:cs="Times New Roman"/>
+          <w:color w:val="D4D4D4"/>
+          <w:kern w:val="0"/>
+          <w:sz w:val="21"/>
+          <w:szCs w:val="21"/>
+          <w:lang w:eastAsia="en-ID"/>
+          <w14:ligatures w14:val="none"/>
+        </w:rPr>
+        <w:t>;</w:t>
+      </w:r>
+    </w:p>
+    <w:p>
+      <w:pPr>
+        <w:shd w:val="clear" w:color="auto" w:fill="1F1F1F"/>
+        <w:spacing w:after="0" w:line="285" w:lineRule="atLeast"/>
+        <w:rPr>
+          <w:rFonts w:ascii="Consolas" w:eastAsia="Times New Roman" w:hAnsi="Consolas" w:cs="Times New Roman"/>
+          <w:color w:val="CCCCCC"/>
+          <w:kern w:val="0"/>
+          <w:sz w:val="21"/>
+          <w:szCs w:val="21"/>
+          <w:lang w:eastAsia="en-ID"/>
+          <w14:ligatures w14:val="none"/>
+        </w:rPr>
+      </w:pPr>
+      <w:r>
+        <w:rPr>
+          <w:rFonts w:ascii="Consolas" w:eastAsia="Times New Roman" w:hAnsi="Consolas" w:cs="Times New Roman"/>
+          <w:color w:val="D4D4D4"/>
+          <w:kern w:val="0"/>
+          <w:sz w:val="21"/>
+          <w:szCs w:val="21"/>
+          <w:lang w:eastAsia="en-ID"/>
+          <w14:ligatures w14:val="none"/>
+        </w:rPr>
+        <w:t xml:space="preserve">  </w:t>
+      </w:r>
+      <w:r>
+        <w:rPr>
+          <w:rFonts w:ascii="Consolas" w:eastAsia="Times New Roman" w:hAnsi="Consolas" w:cs="Times New Roman"/>
+          <w:color w:val="569CD6"/>
+          <w:kern w:val="0"/>
+          <w:sz w:val="21"/>
+          <w:szCs w:val="21"/>
+          <w:lang w:eastAsia="en-ID"/>
+          <w14:ligatures w14:val="none"/>
+        </w:rPr>
+        <w:t>protected</w:t>
+      </w:r>
+      <w:r>
+        <w:rPr>
+          <w:rFonts w:ascii="Consolas" w:eastAsia="Times New Roman" w:hAnsi="Consolas" w:cs="Times New Roman"/>
+          <w:color w:val="D4D4D4"/>
+          <w:kern w:val="0"/>
+          <w:sz w:val="21"/>
+          <w:szCs w:val="21"/>
+          <w:lang w:eastAsia="en-ID"/>
+          <w14:ligatures w14:val="none"/>
+        </w:rPr>
+        <w:t xml:space="preserve"> </w:t>
+      </w:r>
+      <w:r>
+        <w:rPr>
+          <w:rFonts w:ascii="Consolas" w:eastAsia="Times New Roman" w:hAnsi="Consolas" w:cs="Times New Roman"/>
+          <w:color w:val="9CDCFE"/>
+          <w:kern w:val="0"/>
+          <w:sz w:val="21"/>
+          <w:szCs w:val="21"/>
+          <w:lang w:eastAsia="en-ID"/>
+          <w14:ligatures w14:val="none"/>
+        </w:rPr>
+        <w:t>$diskon</w:t>
+      </w:r>
+      <w:r>
+        <w:rPr>
+          <w:rFonts w:ascii="Consolas" w:eastAsia="Times New Roman" w:hAnsi="Consolas" w:cs="Times New Roman"/>
+          <w:color w:val="D4D4D4"/>
+          <w:kern w:val="0"/>
+          <w:sz w:val="21"/>
+          <w:szCs w:val="21"/>
+          <w:lang w:eastAsia="en-ID"/>
+          <w14:ligatures w14:val="none"/>
+        </w:rPr>
+        <w:t xml:space="preserve"> = </w:t>
+      </w:r>
+      <w:r>
+        <w:rPr>
+          <w:rFonts w:ascii="Consolas" w:eastAsia="Times New Roman" w:hAnsi="Consolas" w:cs="Times New Roman"/>
+          <w:color w:val="B5CEA8"/>
+          <w:kern w:val="0"/>
+          <w:sz w:val="21"/>
+          <w:szCs w:val="21"/>
+          <w:lang w:eastAsia="en-ID"/>
+          <w14:ligatures w14:val="none"/>
+        </w:rPr>
+        <w:t>0</w:t>
+      </w:r>
+      <w:r>
+        <w:rPr>
+          <w:rFonts w:ascii="Consolas" w:eastAsia="Times New Roman" w:hAnsi="Consolas" w:cs="Times New Roman"/>
+          <w:color w:val="D4D4D4"/>
+          <w:kern w:val="0"/>
+          <w:sz w:val="21"/>
+          <w:szCs w:val="21"/>
+          <w:lang w:eastAsia="en-ID"/>
+          <w14:ligatures w14:val="none"/>
+        </w:rPr>
+        <w:t xml:space="preserve"> ;</w:t>
+      </w:r>
+    </w:p>
+    <w:p>
+      <w:pPr>
+        <w:shd w:val="clear" w:color="auto" w:fill="1F1F1F"/>
+        <w:spacing w:after="0" w:line="285" w:lineRule="atLeast"/>
+        <w:rPr>
+          <w:rFonts w:ascii="Consolas" w:eastAsia="Times New Roman" w:hAnsi="Consolas" w:cs="Times New Roman"/>
+          <w:color w:val="CCCCCC"/>
+          <w:kern w:val="0"/>
+          <w:sz w:val="21"/>
+          <w:szCs w:val="21"/>
+          <w:lang w:eastAsia="en-ID"/>
+          <w14:ligatures w14:val="none"/>
+        </w:rPr>
+      </w:pPr>
+      <w:r>
+        <w:rPr>
+          <w:rFonts w:ascii="Consolas" w:eastAsia="Times New Roman" w:hAnsi="Consolas" w:cs="Times New Roman"/>
+          <w:color w:val="D4D4D4"/>
+          <w:kern w:val="0"/>
+          <w:sz w:val="21"/>
+          <w:szCs w:val="21"/>
+          <w:lang w:eastAsia="en-ID"/>
+          <w14:ligatures w14:val="none"/>
+        </w:rPr>
+        <w:t xml:space="preserve">  </w:t>
+      </w:r>
+      <w:r>
+        <w:rPr>
+          <w:rFonts w:ascii="Consolas" w:eastAsia="Times New Roman" w:hAnsi="Consolas" w:cs="Times New Roman"/>
+          <w:color w:val="569CD6"/>
+          <w:kern w:val="0"/>
+          <w:sz w:val="21"/>
+          <w:szCs w:val="21"/>
+          <w:lang w:eastAsia="en-ID"/>
+          <w14:ligatures w14:val="none"/>
+        </w:rPr>
+        <w:t>private</w:t>
+      </w:r>
+      <w:r>
+        <w:rPr>
+          <w:rFonts w:ascii="Consolas" w:eastAsia="Times New Roman" w:hAnsi="Consolas" w:cs="Times New Roman"/>
+          <w:color w:val="D4D4D4"/>
+          <w:kern w:val="0"/>
+          <w:sz w:val="21"/>
+          <w:szCs w:val="21"/>
+          <w:lang w:eastAsia="en-ID"/>
+          <w14:ligatures w14:val="none"/>
+        </w:rPr>
+        <w:t xml:space="preserve"> </w:t>
+      </w:r>
+      <w:r>
+        <w:rPr>
+          <w:rFonts w:ascii="Consolas" w:eastAsia="Times New Roman" w:hAnsi="Consolas" w:cs="Times New Roman"/>
+          <w:color w:val="9CDCFE"/>
+          <w:kern w:val="0"/>
+          <w:sz w:val="21"/>
+          <w:szCs w:val="21"/>
+          <w:lang w:eastAsia="en-ID"/>
+          <w14:ligatures w14:val="none"/>
+        </w:rPr>
+        <w:t>$harga</w:t>
+      </w:r>
+      <w:r>
+        <w:rPr>
+          <w:rFonts w:ascii="Consolas" w:eastAsia="Times New Roman" w:hAnsi="Consolas" w:cs="Times New Roman"/>
+          <w:color w:val="D4D4D4"/>
+          <w:kern w:val="0"/>
+          <w:sz w:val="21"/>
+          <w:szCs w:val="21"/>
+          <w:lang w:eastAsia="en-ID"/>
+          <w14:ligatures w14:val="none"/>
+        </w:rPr>
+        <w:t xml:space="preserve"> ;  </w:t>
+      </w:r>
+    </w:p>
+    <w:p>
+      <w:pPr>
+        <w:shd w:val="clear" w:color="auto" w:fill="1F1F1F"/>
+        <w:spacing w:after="0" w:line="285" w:lineRule="atLeast"/>
+        <w:rPr>
+          <w:rFonts w:ascii="Consolas" w:eastAsia="Times New Roman" w:hAnsi="Consolas" w:cs="Times New Roman"/>
+          <w:color w:val="CCCCCC"/>
+          <w:kern w:val="0"/>
+          <w:sz w:val="21"/>
+          <w:szCs w:val="21"/>
+          <w:lang w:eastAsia="en-ID"/>
+          <w14:ligatures w14:val="none"/>
+        </w:rPr>
+      </w:pPr>
+      <w:r>
+        <w:rPr>
+          <w:rFonts w:ascii="Consolas" w:eastAsia="Times New Roman" w:hAnsi="Consolas" w:cs="Times New Roman"/>
+          <w:color w:val="569CD6"/>
+          <w:kern w:val="0"/>
+          <w:sz w:val="21"/>
+          <w:szCs w:val="21"/>
+          <w:lang w:eastAsia="en-ID"/>
+          <w14:ligatures w14:val="none"/>
+        </w:rPr>
+        <w:t xml:space="preserve">  </w:t>
+      </w:r>
+      <w:r>
+        <w:rPr>
+          <w:rFonts w:ascii="Consolas" w:eastAsia="Times New Roman" w:hAnsi="Consolas" w:cs="Times New Roman"/>
+          <w:color w:val="569CD6"/>
+          <w:kern w:val="0"/>
+          <w:sz w:val="21"/>
+          <w:szCs w:val="21"/>
+          <w:lang w:eastAsia="en-ID"/>
+          <w14:ligatures w14:val="none"/>
+        </w:rPr>
+        <w:t>public</w:t>
+      </w:r>
+      <w:r>
+        <w:rPr>
+          <w:rFonts w:ascii="Consolas" w:eastAsia="Times New Roman" w:hAnsi="Consolas" w:cs="Times New Roman"/>
+          <w:color w:val="D4D4D4"/>
+          <w:kern w:val="0"/>
+          <w:sz w:val="21"/>
+          <w:szCs w:val="21"/>
+          <w:lang w:eastAsia="en-ID"/>
+          <w14:ligatures w14:val="none"/>
+        </w:rPr>
+        <w:t xml:space="preserve"> </w:t>
+      </w:r>
+      <w:r>
+        <w:rPr>
+          <w:rFonts w:ascii="Consolas" w:eastAsia="Times New Roman" w:hAnsi="Consolas" w:cs="Times New Roman"/>
+          <w:color w:val="569CD6"/>
+          <w:kern w:val="0"/>
+          <w:sz w:val="21"/>
+          <w:szCs w:val="21"/>
+          <w:lang w:eastAsia="en-ID"/>
+          <w14:ligatures w14:val="none"/>
+        </w:rPr>
+        <w:t>function</w:t>
+      </w:r>
+      <w:r>
+        <w:rPr>
+          <w:rFonts w:ascii="Consolas" w:eastAsia="Times New Roman" w:hAnsi="Consolas" w:cs="Times New Roman"/>
+          <w:color w:val="D4D4D4"/>
+          <w:kern w:val="0"/>
+          <w:sz w:val="21"/>
+          <w:szCs w:val="21"/>
+          <w:lang w:eastAsia="en-ID"/>
+          <w14:ligatures w14:val="none"/>
+        </w:rPr>
+        <w:t xml:space="preserve"> </w:t>
+      </w:r>
+      <w:r>
+        <w:rPr>
+          <w:rFonts w:ascii="Consolas" w:eastAsia="Times New Roman" w:hAnsi="Consolas" w:cs="Times New Roman"/>
+          <w:color w:val="DCDCAA"/>
+          <w:kern w:val="0"/>
+          <w:sz w:val="21"/>
+          <w:szCs w:val="21"/>
+          <w:lang w:eastAsia="en-ID"/>
+          <w14:ligatures w14:val="none"/>
+        </w:rPr>
+        <w:t>getHarga</w:t>
+      </w:r>
+      <w:r>
+        <w:rPr>
+          <w:rFonts w:ascii="Consolas" w:eastAsia="Times New Roman" w:hAnsi="Consolas" w:cs="Times New Roman"/>
+          <w:color w:val="D4D4D4"/>
+          <w:kern w:val="0"/>
+          <w:sz w:val="21"/>
+          <w:szCs w:val="21"/>
+          <w:lang w:eastAsia="en-ID"/>
+          <w14:ligatures w14:val="none"/>
+        </w:rPr>
+        <w:t>(){</w:t>
+      </w:r>
+    </w:p>
+    <w:p>
+      <w:pPr>
+        <w:shd w:val="clear" w:color="auto" w:fill="1F1F1F"/>
+        <w:spacing w:after="0" w:line="285" w:lineRule="atLeast"/>
+        <w:rPr>
+          <w:rFonts w:ascii="Consolas" w:eastAsia="Times New Roman" w:hAnsi="Consolas" w:cs="Times New Roman"/>
+          <w:color w:val="CCCCCC"/>
+          <w:kern w:val="0"/>
+          <w:sz w:val="21"/>
+          <w:szCs w:val="21"/>
+          <w:lang w:eastAsia="en-ID"/>
+          <w14:ligatures w14:val="none"/>
+        </w:rPr>
+      </w:pPr>
+      <w:r>
+        <w:rPr>
+          <w:rFonts w:ascii="Consolas" w:eastAsia="Times New Roman" w:hAnsi="Consolas" w:cs="Times New Roman"/>
+          <w:color w:val="D4D4D4"/>
+          <w:kern w:val="0"/>
+          <w:sz w:val="21"/>
+          <w:szCs w:val="21"/>
+          <w:lang w:eastAsia="en-ID"/>
+          <w14:ligatures w14:val="none"/>
+        </w:rPr>
+        <w:t xml:space="preserve">    </w:t>
+      </w:r>
+      <w:r>
+        <w:rPr>
+          <w:rFonts w:ascii="Consolas" w:eastAsia="Times New Roman" w:hAnsi="Consolas" w:cs="Times New Roman"/>
+          <w:color w:val="C586C0"/>
+          <w:kern w:val="0"/>
+          <w:sz w:val="21"/>
+          <w:szCs w:val="21"/>
+          <w:lang w:eastAsia="en-ID"/>
+          <w14:ligatures w14:val="none"/>
+        </w:rPr>
+        <w:t>return</w:t>
+      </w:r>
+      <w:r>
+        <w:rPr>
+          <w:rFonts w:ascii="Consolas" w:eastAsia="Times New Roman" w:hAnsi="Consolas" w:cs="Times New Roman"/>
+          <w:color w:val="D4D4D4"/>
+          <w:kern w:val="0"/>
+          <w:sz w:val="21"/>
+          <w:szCs w:val="21"/>
+          <w:lang w:eastAsia="en-ID"/>
+          <w14:ligatures w14:val="none"/>
+        </w:rPr>
+        <w:t xml:space="preserve"> </w:t>
+      </w:r>
+      <w:r>
+        <w:rPr>
+          <w:rFonts w:ascii="Consolas" w:eastAsia="Times New Roman" w:hAnsi="Consolas" w:cs="Times New Roman"/>
+          <w:color w:val="569CD6"/>
+          <w:kern w:val="0"/>
+          <w:sz w:val="21"/>
+          <w:szCs w:val="21"/>
+          <w:lang w:eastAsia="en-ID"/>
+          <w14:ligatures w14:val="none"/>
+        </w:rPr>
+        <w:t>$this</w:t>
+      </w:r>
+      <w:r>
+        <w:rPr>
+          <w:rFonts w:ascii="Consolas" w:eastAsia="Times New Roman" w:hAnsi="Consolas" w:cs="Times New Roman"/>
+          <w:color w:val="D4D4D4"/>
+          <w:kern w:val="0"/>
+          <w:sz w:val="21"/>
+          <w:szCs w:val="21"/>
+          <w:lang w:eastAsia="en-ID"/>
+          <w14:ligatures w14:val="none"/>
+        </w:rPr>
+        <w:t>-&gt;</w:t>
+      </w:r>
+      <w:r>
+        <w:rPr>
+          <w:rFonts w:ascii="Consolas" w:eastAsia="Times New Roman" w:hAnsi="Consolas" w:cs="Times New Roman"/>
+          <w:color w:val="9CDCFE"/>
+          <w:kern w:val="0"/>
+          <w:sz w:val="21"/>
+          <w:szCs w:val="21"/>
+          <w:lang w:eastAsia="en-ID"/>
+          <w14:ligatures w14:val="none"/>
+        </w:rPr>
+        <w:t>harga</w:t>
+      </w:r>
+      <w:r>
+        <w:rPr>
+          <w:rFonts w:ascii="Consolas" w:eastAsia="Times New Roman" w:hAnsi="Consolas" w:cs="Times New Roman"/>
+          <w:color w:val="D4D4D4"/>
+          <w:kern w:val="0"/>
+          <w:sz w:val="21"/>
+          <w:szCs w:val="21"/>
+          <w:lang w:eastAsia="en-ID"/>
+          <w14:ligatures w14:val="none"/>
+        </w:rPr>
+        <w:t xml:space="preserve"> - (</w:t>
+      </w:r>
+      <w:r>
+        <w:rPr>
+          <w:rFonts w:ascii="Consolas" w:eastAsia="Times New Roman" w:hAnsi="Consolas" w:cs="Times New Roman"/>
+          <w:color w:val="569CD6"/>
+          <w:kern w:val="0"/>
+          <w:sz w:val="21"/>
+          <w:szCs w:val="21"/>
+          <w:lang w:eastAsia="en-ID"/>
+          <w14:ligatures w14:val="none"/>
+        </w:rPr>
+        <w:t>$this</w:t>
+      </w:r>
+      <w:r>
+        <w:rPr>
+          <w:rFonts w:ascii="Consolas" w:eastAsia="Times New Roman" w:hAnsi="Consolas" w:cs="Times New Roman"/>
+          <w:color w:val="D4D4D4"/>
+          <w:kern w:val="0"/>
+          <w:sz w:val="21"/>
+          <w:szCs w:val="21"/>
+          <w:lang w:eastAsia="en-ID"/>
+          <w14:ligatures w14:val="none"/>
+        </w:rPr>
+        <w:t>-&gt;</w:t>
+      </w:r>
+      <w:r>
+        <w:rPr>
+          <w:rFonts w:ascii="Consolas" w:eastAsia="Times New Roman" w:hAnsi="Consolas" w:cs="Times New Roman"/>
+          <w:color w:val="9CDCFE"/>
+          <w:kern w:val="0"/>
+          <w:sz w:val="21"/>
+          <w:szCs w:val="21"/>
+          <w:lang w:eastAsia="en-ID"/>
+          <w14:ligatures w14:val="none"/>
+        </w:rPr>
+        <w:t>harga</w:t>
+      </w:r>
+      <w:r>
+        <w:rPr>
+          <w:rFonts w:ascii="Consolas" w:eastAsia="Times New Roman" w:hAnsi="Consolas" w:cs="Times New Roman"/>
+          <w:color w:val="D4D4D4"/>
+          <w:kern w:val="0"/>
+          <w:sz w:val="21"/>
+          <w:szCs w:val="21"/>
+          <w:lang w:eastAsia="en-ID"/>
+          <w14:ligatures w14:val="none"/>
+        </w:rPr>
+        <w:t xml:space="preserve"> * </w:t>
+      </w:r>
+      <w:r>
+        <w:rPr>
+          <w:rFonts w:ascii="Consolas" w:eastAsia="Times New Roman" w:hAnsi="Consolas" w:cs="Times New Roman"/>
+          <w:color w:val="569CD6"/>
+          <w:kern w:val="0"/>
+          <w:sz w:val="21"/>
+          <w:szCs w:val="21"/>
+          <w:lang w:eastAsia="en-ID"/>
+          <w14:ligatures w14:val="none"/>
+        </w:rPr>
+        <w:t>$this</w:t>
+      </w:r>
+      <w:r>
+        <w:rPr>
+          <w:rFonts w:ascii="Consolas" w:eastAsia="Times New Roman" w:hAnsi="Consolas" w:cs="Times New Roman"/>
+          <w:color w:val="D4D4D4"/>
+          <w:kern w:val="0"/>
+          <w:sz w:val="21"/>
+          <w:szCs w:val="21"/>
+          <w:lang w:eastAsia="en-ID"/>
+          <w14:ligatures w14:val="none"/>
+        </w:rPr>
+        <w:t>-&gt;</w:t>
+      </w:r>
+      <w:r>
+        <w:rPr>
+          <w:rFonts w:ascii="Consolas" w:eastAsia="Times New Roman" w:hAnsi="Consolas" w:cs="Times New Roman"/>
+          <w:color w:val="9CDCFE"/>
+          <w:kern w:val="0"/>
+          <w:sz w:val="21"/>
+          <w:szCs w:val="21"/>
+          <w:lang w:eastAsia="en-ID"/>
+          <w14:ligatures w14:val="none"/>
+        </w:rPr>
+        <w:t>diskon</w:t>
+      </w:r>
+      <w:r>
+        <w:rPr>
+          <w:rFonts w:ascii="Consolas" w:eastAsia="Times New Roman" w:hAnsi="Consolas" w:cs="Times New Roman"/>
+          <w:color w:val="D4D4D4"/>
+          <w:kern w:val="0"/>
+          <w:sz w:val="21"/>
+          <w:szCs w:val="21"/>
+          <w:lang w:eastAsia="en-ID"/>
+          <w14:ligatures w14:val="none"/>
+        </w:rPr>
+        <w:t xml:space="preserve"> / </w:t>
+      </w:r>
+      <w:r>
+        <w:rPr>
+          <w:rFonts w:ascii="Consolas" w:eastAsia="Times New Roman" w:hAnsi="Consolas" w:cs="Times New Roman"/>
+          <w:color w:val="B5CEA8"/>
+          <w:kern w:val="0"/>
+          <w:sz w:val="21"/>
+          <w:szCs w:val="21"/>
+          <w:lang w:eastAsia="en-ID"/>
+          <w14:ligatures w14:val="none"/>
+        </w:rPr>
+        <w:t>100</w:t>
+      </w:r>
+      <w:r>
+        <w:rPr>
+          <w:rFonts w:ascii="Consolas" w:eastAsia="Times New Roman" w:hAnsi="Consolas" w:cs="Times New Roman"/>
+          <w:color w:val="D4D4D4"/>
+          <w:kern w:val="0"/>
+          <w:sz w:val="21"/>
+          <w:szCs w:val="21"/>
+          <w:lang w:eastAsia="en-ID"/>
+          <w14:ligatures w14:val="none"/>
+        </w:rPr>
+        <w:t>);</w:t>
+      </w:r>
+    </w:p>
+    <w:p>
+      <w:pPr>
+        <w:shd w:val="clear" w:color="auto" w:fill="1F1F1F"/>
+        <w:spacing w:after="0" w:line="285" w:lineRule="atLeast"/>
+        <w:rPr>
+          <w:rFonts w:ascii="Consolas" w:eastAsia="Times New Roman" w:hAnsi="Consolas" w:cs="Times New Roman"/>
+          <w:color w:val="CCCCCC"/>
+          <w:kern w:val="0"/>
+          <w:sz w:val="21"/>
+          <w:szCs w:val="21"/>
+          <w:lang w:eastAsia="en-ID"/>
+          <w14:ligatures w14:val="none"/>
+        </w:rPr>
+      </w:pPr>
+      <w:r>
+        <w:rPr>
+          <w:rFonts w:ascii="Consolas" w:eastAsia="Times New Roman" w:hAnsi="Consolas" w:cs="Times New Roman"/>
+          <w:color w:val="D4D4D4"/>
+          <w:kern w:val="0"/>
+          <w:sz w:val="21"/>
+          <w:szCs w:val="21"/>
+          <w:lang w:eastAsia="en-ID"/>
+          <w14:ligatures w14:val="none"/>
+        </w:rPr>
+        <w:t>  }</w:t>
+      </w:r>
+    </w:p>
+    <w:p>
+      <w:pPr>
+        <w:shd w:val="clear" w:color="auto" w:fill="1F1F1F"/>
+        <w:spacing w:after="0" w:line="285" w:lineRule="atLeast"/>
+        <w:rPr>
+          <w:rFonts w:ascii="Consolas" w:eastAsia="Times New Roman" w:hAnsi="Consolas" w:cs="Times New Roman"/>
+          <w:color w:val="CCCCCC"/>
+          <w:kern w:val="0"/>
+          <w:sz w:val="21"/>
+          <w:szCs w:val="21"/>
+          <w:lang w:eastAsia="en-ID"/>
+          <w14:ligatures w14:val="none"/>
+        </w:rPr>
+      </w:pPr>
+    </w:p>
+    <w:p>
+      <w:pPr>
+        <w:jc w:val="both"/>
+        <w:rPr>
+          <w:rFonts w:cs="Times New Roman"/>
+          <w:b/>
+          <w:bCs/>
+        </w:rPr>
+      </w:pPr>
+      <w:r>
+        <w:rPr>
+          <w:rFonts w:cs="Times New Roman"/>
+          <w:b/>
+          <w:bCs/>
+        </w:rPr>
+        <w:t xml:space="preserve">Di bagian Game : </w:t>
+      </w:r>
+    </w:p>
+    <w:p>
+      <w:pPr>
+        <w:shd w:val="clear" w:color="auto" w:fill="1F1F1F"/>
+        <w:spacing w:after="0" w:line="285" w:lineRule="atLeast"/>
+        <w:rPr>
+          <w:rFonts w:ascii="Consolas" w:eastAsia="Times New Roman" w:hAnsi="Consolas" w:cs="Times New Roman"/>
+          <w:color w:val="CCCCCC"/>
+          <w:kern w:val="0"/>
+          <w:sz w:val="21"/>
+          <w:szCs w:val="21"/>
+          <w:lang w:eastAsia="en-ID"/>
+          <w14:ligatures w14:val="none"/>
+        </w:rPr>
+      </w:pPr>
+      <w:r>
+        <w:rPr>
+          <w:rFonts w:ascii="Consolas" w:eastAsia="Times New Roman" w:hAnsi="Consolas" w:cs="Times New Roman"/>
+          <w:color w:val="D4D4D4"/>
+          <w:kern w:val="0"/>
+          <w:sz w:val="21"/>
+          <w:szCs w:val="21"/>
+          <w:lang w:eastAsia="en-ID"/>
+          <w14:ligatures w14:val="none"/>
+        </w:rPr>
+        <w:t xml:space="preserve">  </w:t>
+      </w:r>
+      <w:r>
+        <w:rPr>
+          <w:rFonts w:ascii="Consolas" w:eastAsia="Times New Roman" w:hAnsi="Consolas" w:cs="Times New Roman"/>
+          <w:color w:val="569CD6"/>
+          <w:kern w:val="0"/>
+          <w:sz w:val="21"/>
+          <w:szCs w:val="21"/>
+          <w:lang w:eastAsia="en-ID"/>
+          <w14:ligatures w14:val="none"/>
+        </w:rPr>
+        <w:t>public</w:t>
+      </w:r>
+      <w:r>
+        <w:rPr>
+          <w:rFonts w:ascii="Consolas" w:eastAsia="Times New Roman" w:hAnsi="Consolas" w:cs="Times New Roman"/>
+          <w:color w:val="D4D4D4"/>
+          <w:kern w:val="0"/>
+          <w:sz w:val="21"/>
+          <w:szCs w:val="21"/>
+          <w:lang w:eastAsia="en-ID"/>
+          <w14:ligatures w14:val="none"/>
+        </w:rPr>
+        <w:t xml:space="preserve"> </w:t>
+      </w:r>
+      <w:r>
+        <w:rPr>
+          <w:rFonts w:ascii="Consolas" w:eastAsia="Times New Roman" w:hAnsi="Consolas" w:cs="Times New Roman"/>
+          <w:color w:val="569CD6"/>
+          <w:kern w:val="0"/>
+          <w:sz w:val="21"/>
+          <w:szCs w:val="21"/>
+          <w:lang w:eastAsia="en-ID"/>
+          <w14:ligatures w14:val="none"/>
+        </w:rPr>
+        <w:t>function</w:t>
+      </w:r>
+      <w:r>
+        <w:rPr>
+          <w:rFonts w:ascii="Consolas" w:eastAsia="Times New Roman" w:hAnsi="Consolas" w:cs="Times New Roman"/>
+          <w:color w:val="D4D4D4"/>
+          <w:kern w:val="0"/>
+          <w:sz w:val="21"/>
+          <w:szCs w:val="21"/>
+          <w:lang w:eastAsia="en-ID"/>
+          <w14:ligatures w14:val="none"/>
+        </w:rPr>
+        <w:t xml:space="preserve"> </w:t>
+      </w:r>
+      <w:r>
+        <w:rPr>
+          <w:rFonts w:ascii="Consolas" w:eastAsia="Times New Roman" w:hAnsi="Consolas" w:cs="Times New Roman"/>
+          <w:color w:val="DCDCAA"/>
+          <w:kern w:val="0"/>
+          <w:sz w:val="21"/>
+          <w:szCs w:val="21"/>
+          <w:lang w:eastAsia="en-ID"/>
+          <w14:ligatures w14:val="none"/>
+        </w:rPr>
+        <w:t>setDiskon</w:t>
+      </w:r>
+      <w:r>
+        <w:rPr>
+          <w:rFonts w:ascii="Consolas" w:eastAsia="Times New Roman" w:hAnsi="Consolas" w:cs="Times New Roman"/>
+          <w:color w:val="D4D4D4"/>
+          <w:kern w:val="0"/>
+          <w:sz w:val="21"/>
+          <w:szCs w:val="21"/>
+          <w:lang w:eastAsia="en-ID"/>
+          <w14:ligatures w14:val="none"/>
+        </w:rPr>
+        <w:t>(</w:t>
+      </w:r>
+      <w:r>
+        <w:rPr>
+          <w:rFonts w:ascii="Consolas" w:eastAsia="Times New Roman" w:hAnsi="Consolas" w:cs="Times New Roman"/>
+          <w:color w:val="9CDCFE"/>
+          <w:kern w:val="0"/>
+          <w:sz w:val="21"/>
+          <w:szCs w:val="21"/>
+          <w:lang w:eastAsia="en-ID"/>
+          <w14:ligatures w14:val="none"/>
+        </w:rPr>
+        <w:t>$diskon</w:t>
+      </w:r>
+      <w:r>
+        <w:rPr>
+          <w:rFonts w:ascii="Consolas" w:eastAsia="Times New Roman" w:hAnsi="Consolas" w:cs="Times New Roman"/>
+          <w:color w:val="D4D4D4"/>
+          <w:kern w:val="0"/>
+          <w:sz w:val="21"/>
+          <w:szCs w:val="21"/>
+          <w:lang w:eastAsia="en-ID"/>
+          <w14:ligatures w14:val="none"/>
+        </w:rPr>
+        <w:t>){</w:t>
+      </w:r>
+    </w:p>
+    <w:p>
+      <w:pPr>
+        <w:shd w:val="clear" w:color="auto" w:fill="1F1F1F"/>
+        <w:spacing w:after="0" w:line="285" w:lineRule="atLeast"/>
+        <w:rPr>
+          <w:rFonts w:ascii="Consolas" w:eastAsia="Times New Roman" w:hAnsi="Consolas" w:cs="Times New Roman"/>
+          <w:color w:val="CCCCCC"/>
+          <w:kern w:val="0"/>
+          <w:sz w:val="21"/>
+          <w:szCs w:val="21"/>
+          <w:lang w:eastAsia="en-ID"/>
+          <w14:ligatures w14:val="none"/>
+        </w:rPr>
+      </w:pPr>
+      <w:r>
+        <w:rPr>
+          <w:rFonts w:ascii="Consolas" w:eastAsia="Times New Roman" w:hAnsi="Consolas" w:cs="Times New Roman"/>
+          <w:color w:val="D4D4D4"/>
+          <w:kern w:val="0"/>
+          <w:sz w:val="21"/>
+          <w:szCs w:val="21"/>
+          <w:lang w:eastAsia="en-ID"/>
+          <w14:ligatures w14:val="none"/>
+        </w:rPr>
+        <w:t xml:space="preserve">    </w:t>
+      </w:r>
+      <w:r>
+        <w:rPr>
+          <w:rFonts w:ascii="Consolas" w:eastAsia="Times New Roman" w:hAnsi="Consolas" w:cs="Times New Roman"/>
+          <w:color w:val="569CD6"/>
+          <w:kern w:val="0"/>
+          <w:sz w:val="21"/>
+          <w:szCs w:val="21"/>
+          <w:lang w:eastAsia="en-ID"/>
+          <w14:ligatures w14:val="none"/>
+        </w:rPr>
+        <w:t>$this</w:t>
+      </w:r>
+      <w:r>
+        <w:rPr>
+          <w:rFonts w:ascii="Consolas" w:eastAsia="Times New Roman" w:hAnsi="Consolas" w:cs="Times New Roman"/>
+          <w:color w:val="D4D4D4"/>
+          <w:kern w:val="0"/>
+          <w:sz w:val="21"/>
+          <w:szCs w:val="21"/>
+          <w:lang w:eastAsia="en-ID"/>
+          <w14:ligatures w14:val="none"/>
+        </w:rPr>
+        <w:t>-&gt;</w:t>
+      </w:r>
+      <w:r>
+        <w:rPr>
+          <w:rFonts w:ascii="Consolas" w:eastAsia="Times New Roman" w:hAnsi="Consolas" w:cs="Times New Roman"/>
+          <w:color w:val="9CDCFE"/>
+          <w:kern w:val="0"/>
+          <w:sz w:val="21"/>
+          <w:szCs w:val="21"/>
+          <w:lang w:eastAsia="en-ID"/>
+          <w14:ligatures w14:val="none"/>
+        </w:rPr>
+        <w:t>diskon</w:t>
+      </w:r>
+      <w:r>
+        <w:rPr>
+          <w:rFonts w:ascii="Consolas" w:eastAsia="Times New Roman" w:hAnsi="Consolas" w:cs="Times New Roman"/>
+          <w:color w:val="D4D4D4"/>
+          <w:kern w:val="0"/>
+          <w:sz w:val="21"/>
+          <w:szCs w:val="21"/>
+          <w:lang w:eastAsia="en-ID"/>
+          <w14:ligatures w14:val="none"/>
+        </w:rPr>
+        <w:t xml:space="preserve"> = </w:t>
+      </w:r>
+      <w:r>
+        <w:rPr>
+          <w:rFonts w:ascii="Consolas" w:eastAsia="Times New Roman" w:hAnsi="Consolas" w:cs="Times New Roman"/>
+          <w:color w:val="9CDCFE"/>
+          <w:kern w:val="0"/>
+          <w:sz w:val="21"/>
+          <w:szCs w:val="21"/>
+          <w:lang w:eastAsia="en-ID"/>
+          <w14:ligatures w14:val="none"/>
+        </w:rPr>
+        <w:t>$diskon</w:t>
+      </w:r>
+      <w:r>
+        <w:rPr>
+          <w:rFonts w:ascii="Consolas" w:eastAsia="Times New Roman" w:hAnsi="Consolas" w:cs="Times New Roman"/>
+          <w:color w:val="D4D4D4"/>
+          <w:kern w:val="0"/>
+          <w:sz w:val="21"/>
+          <w:szCs w:val="21"/>
+          <w:lang w:eastAsia="en-ID"/>
+          <w14:ligatures w14:val="none"/>
+        </w:rPr>
+        <w:t>;</w:t>
+      </w:r>
+    </w:p>
+    <w:p>
+      <w:pPr>
+        <w:shd w:val="clear" w:color="auto" w:fill="1F1F1F"/>
+        <w:spacing w:after="0" w:line="285" w:lineRule="atLeast"/>
+        <w:rPr>
+          <w:rFonts w:ascii="Consolas" w:eastAsia="Times New Roman" w:hAnsi="Consolas" w:cs="Times New Roman"/>
+          <w:color w:val="CCCCCC"/>
+          <w:kern w:val="0"/>
+          <w:sz w:val="21"/>
+          <w:szCs w:val="21"/>
+          <w:lang w:eastAsia="en-ID"/>
+          <w14:ligatures w14:val="none"/>
+        </w:rPr>
+      </w:pPr>
+      <w:r>
+        <w:rPr>
+          <w:rFonts w:ascii="Consolas" w:eastAsia="Times New Roman" w:hAnsi="Consolas" w:cs="Times New Roman"/>
+          <w:color w:val="D4D4D4"/>
+          <w:kern w:val="0"/>
+          <w:sz w:val="21"/>
+          <w:szCs w:val="21"/>
+          <w:lang w:eastAsia="en-ID"/>
+          <w14:ligatures w14:val="none"/>
+        </w:rPr>
+        <w:t>  }</w:t>
+      </w:r>
+    </w:p>
+    <w:p>
+      <w:pPr>
+        <w:jc w:val="both"/>
+        <w:rPr>
+          <w:rFonts w:cs="Times New Roman"/>
+          <w:b/>
+          <w:bCs/>
+        </w:rPr>
+      </w:pPr>
+      <w:r>
+        <w:rPr>
+          <w:rFonts w:cs="Times New Roman"/>
+          <w:b/>
+          <w:bCs/>
+        </w:rPr>
+        <w:t xml:space="preserve">Printing : </w:t>
+      </w:r>
+    </w:p>
+    <w:p>
+      <w:pPr>
+        <w:shd w:val="clear" w:color="auto" w:fill="1F1F1F"/>
+        <w:spacing w:after="0" w:line="285" w:lineRule="atLeast"/>
+        <w:rPr>
+          <w:rFonts w:ascii="Consolas" w:eastAsia="Times New Roman" w:hAnsi="Consolas" w:cs="Times New Roman"/>
+          <w:color w:val="CCCCCC"/>
+          <w:kern w:val="0"/>
+          <w:sz w:val="21"/>
+          <w:szCs w:val="21"/>
+          <w:lang w:eastAsia="en-ID"/>
+          <w14:ligatures w14:val="none"/>
+        </w:rPr>
+      </w:pPr>
+    </w:p>
+    <w:p>
+      <w:pPr>
+        <w:shd w:val="clear" w:color="auto" w:fill="1F1F1F"/>
+        <w:spacing w:after="0" w:line="285" w:lineRule="atLeast"/>
+        <w:rPr>
+          <w:rFonts w:ascii="Consolas" w:eastAsia="Times New Roman" w:hAnsi="Consolas" w:cs="Times New Roman"/>
+          <w:color w:val="CCCCCC"/>
+          <w:kern w:val="0"/>
+          <w:sz w:val="21"/>
+          <w:szCs w:val="21"/>
+          <w:lang w:eastAsia="en-ID"/>
+          <w14:ligatures w14:val="none"/>
+        </w:rPr>
+      </w:pPr>
+      <w:r>
+        <w:rPr>
+          <w:rFonts w:ascii="Consolas" w:eastAsia="Times New Roman" w:hAnsi="Consolas" w:cs="Times New Roman"/>
+          <w:color w:val="9CDCFE"/>
+          <w:kern w:val="0"/>
+          <w:sz w:val="21"/>
+          <w:szCs w:val="21"/>
+          <w:lang w:eastAsia="en-ID"/>
+          <w14:ligatures w14:val="none"/>
+        </w:rPr>
+        <w:t>$produk3</w:t>
+      </w:r>
+      <w:r>
+        <w:rPr>
+          <w:rFonts w:ascii="Consolas" w:eastAsia="Times New Roman" w:hAnsi="Consolas" w:cs="Times New Roman"/>
+          <w:color w:val="D4D4D4"/>
+          <w:kern w:val="0"/>
+          <w:sz w:val="21"/>
+          <w:szCs w:val="21"/>
+          <w:lang w:eastAsia="en-ID"/>
+          <w14:ligatures w14:val="none"/>
+        </w:rPr>
+        <w:t>-&gt;</w:t>
+      </w:r>
+      <w:r>
+        <w:rPr>
+          <w:rFonts w:ascii="Consolas" w:eastAsia="Times New Roman" w:hAnsi="Consolas" w:cs="Times New Roman"/>
+          <w:color w:val="DCDCAA"/>
+          <w:kern w:val="0"/>
+          <w:sz w:val="21"/>
+          <w:szCs w:val="21"/>
+          <w:lang w:eastAsia="en-ID"/>
+          <w14:ligatures w14:val="none"/>
+        </w:rPr>
+        <w:t>setDiskon</w:t>
+      </w:r>
+      <w:r>
+        <w:rPr>
+          <w:rFonts w:ascii="Consolas" w:eastAsia="Times New Roman" w:hAnsi="Consolas" w:cs="Times New Roman"/>
+          <w:color w:val="D4D4D4"/>
+          <w:kern w:val="0"/>
+          <w:sz w:val="21"/>
+          <w:szCs w:val="21"/>
+          <w:lang w:eastAsia="en-ID"/>
+          <w14:ligatures w14:val="none"/>
+        </w:rPr>
+        <w:t>(</w:t>
+      </w:r>
+      <w:r>
+        <w:rPr>
+          <w:rFonts w:ascii="Consolas" w:eastAsia="Times New Roman" w:hAnsi="Consolas" w:cs="Times New Roman"/>
+          <w:color w:val="B5CEA8"/>
+          <w:kern w:val="0"/>
+          <w:sz w:val="21"/>
+          <w:szCs w:val="21"/>
+          <w:lang w:eastAsia="en-ID"/>
+          <w14:ligatures w14:val="none"/>
+        </w:rPr>
+        <w:t>50</w:t>
+      </w:r>
+      <w:r>
+        <w:rPr>
+          <w:rFonts w:ascii="Consolas" w:eastAsia="Times New Roman" w:hAnsi="Consolas" w:cs="Times New Roman"/>
+          <w:color w:val="D4D4D4"/>
+          <w:kern w:val="0"/>
+          <w:sz w:val="21"/>
+          <w:szCs w:val="21"/>
+          <w:lang w:eastAsia="en-ID"/>
+          <w14:ligatures w14:val="none"/>
+        </w:rPr>
+        <w:t>);</w:t>
+      </w:r>
+    </w:p>
+    <w:p>
+      <w:pPr>
+        <w:shd w:val="clear" w:color="auto" w:fill="1F1F1F"/>
+        <w:spacing w:after="0" w:line="285" w:lineRule="atLeast"/>
+        <w:rPr>
+          <w:rFonts w:ascii="Consolas" w:eastAsia="Times New Roman" w:hAnsi="Consolas" w:cs="Times New Roman"/>
+          <w:color w:val="CCCCCC"/>
+          <w:kern w:val="0"/>
+          <w:sz w:val="21"/>
+          <w:szCs w:val="21"/>
+          <w:lang w:eastAsia="en-ID"/>
+          <w14:ligatures w14:val="none"/>
+        </w:rPr>
+      </w:pPr>
+      <w:r>
+        <w:rPr>
+          <w:rFonts w:ascii="Consolas" w:eastAsia="Times New Roman" w:hAnsi="Consolas" w:cs="Times New Roman"/>
+          <w:color w:val="DCDCAA"/>
+          <w:kern w:val="0"/>
+          <w:sz w:val="21"/>
+          <w:szCs w:val="21"/>
+          <w:lang w:eastAsia="en-ID"/>
+          <w14:ligatures w14:val="none"/>
+        </w:rPr>
+        <w:t>echo</w:t>
+      </w:r>
+      <w:r>
+        <w:rPr>
+          <w:rFonts w:ascii="Consolas" w:eastAsia="Times New Roman" w:hAnsi="Consolas" w:cs="Times New Roman"/>
+          <w:color w:val="D4D4D4"/>
+          <w:kern w:val="0"/>
+          <w:sz w:val="21"/>
+          <w:szCs w:val="21"/>
+          <w:lang w:eastAsia="en-ID"/>
+          <w14:ligatures w14:val="none"/>
+        </w:rPr>
+        <w:t xml:space="preserve"> </w:t>
+      </w:r>
+      <w:r>
+        <w:rPr>
+          <w:rFonts w:ascii="Consolas" w:eastAsia="Times New Roman" w:hAnsi="Consolas" w:cs="Times New Roman"/>
+          <w:color w:val="9CDCFE"/>
+          <w:kern w:val="0"/>
+          <w:sz w:val="21"/>
+          <w:szCs w:val="21"/>
+          <w:lang w:eastAsia="en-ID"/>
+          <w14:ligatures w14:val="none"/>
+        </w:rPr>
+        <w:t>$produk3</w:t>
+      </w:r>
+      <w:r>
+        <w:rPr>
+          <w:rFonts w:ascii="Consolas" w:eastAsia="Times New Roman" w:hAnsi="Consolas" w:cs="Times New Roman"/>
+          <w:color w:val="D4D4D4"/>
+          <w:kern w:val="0"/>
+          <w:sz w:val="21"/>
+          <w:szCs w:val="21"/>
+          <w:lang w:eastAsia="en-ID"/>
+          <w14:ligatures w14:val="none"/>
+        </w:rPr>
+        <w:t>-&gt;</w:t>
+      </w:r>
+      <w:r>
+        <w:rPr>
+          <w:rFonts w:ascii="Consolas" w:eastAsia="Times New Roman" w:hAnsi="Consolas" w:cs="Times New Roman"/>
+          <w:color w:val="DCDCAA"/>
+          <w:kern w:val="0"/>
+          <w:sz w:val="21"/>
+          <w:szCs w:val="21"/>
+          <w:lang w:eastAsia="en-ID"/>
+          <w14:ligatures w14:val="none"/>
+        </w:rPr>
+        <w:t>getHarga</w:t>
+      </w:r>
+      <w:r>
+        <w:rPr>
+          <w:rFonts w:ascii="Consolas" w:eastAsia="Times New Roman" w:hAnsi="Consolas" w:cs="Times New Roman"/>
+          <w:color w:val="D4D4D4"/>
+          <w:kern w:val="0"/>
+          <w:sz w:val="21"/>
+          <w:szCs w:val="21"/>
+          <w:lang w:eastAsia="en-ID"/>
+          <w14:ligatures w14:val="none"/>
+        </w:rPr>
+        <w:t>();</w:t>
+      </w:r>
+    </w:p>
+    <w:p>
+      <w:pPr>
+        <w:jc w:val="both"/>
+        <w:rPr>
+          <w:rFonts w:cs="Times New Roman"/>
+        </w:rPr>
+      </w:pPr>
+    </w:p>
+    <w:p>
+      <w:pPr>
+        <w:pStyle w:val="ListParagraph"/>
+        <w:numPr>
+          <w:ilvl w:val="0"/>
+          <w:numId w:val="1"/>
+        </w:numPr>
+        <w:ind w:left="426" w:hanging="426"/>
+        <w:jc w:val="both"/>
+        <w:rPr>
+          <w:rFonts w:cs="Times New Roman"/>
+          <w:b/>
+          <w:bCs/>
+        </w:rPr>
+      </w:pPr>
+      <w:r>
+        <w:rPr>
+          <w:rFonts w:cs="Times New Roman"/>
+          <w:b/>
+          <w:bCs/>
+        </w:rPr>
+        <w:t xml:space="preserve">Setter and Getter </w:t>
+      </w:r>
+    </w:p>
+    <w:p>
+      <w:pPr>
+        <w:pStyle w:val="ListParagraph"/>
+        <w:ind w:left="426"/>
+        <w:jc w:val="both"/>
+        <w:rPr>
+          <w:rFonts w:cs="Times New Roman"/>
+          <w:b/>
+          <w:bCs/>
+        </w:rPr>
+      </w:pPr>
+      <w:r>
+        <w:rPr>
+          <w:rFonts w:cs="Times New Roman"/>
+          <w:b/>
+          <w:bCs/>
+        </w:rPr>
+        <w:t>Setter = untuk ngeset</w:t>
+      </w:r>
+      <w:r>
+        <w:rPr>
+          <w:rFonts w:cs="Times New Roman"/>
+          <w:b/>
+          <w:bCs/>
+        </w:rPr>
+        <w:t xml:space="preserve"> , untuk mengisi/menimpa nilai dengan method</w:t>
+      </w:r>
+    </w:p>
+    <w:p>
+      <w:pPr>
+        <w:pStyle w:val="ListParagraph"/>
+        <w:ind w:left="426"/>
+        <w:jc w:val="both"/>
+        <w:rPr>
+          <w:rFonts w:cs="Times New Roman"/>
+          <w:b/>
+          <w:bCs/>
+        </w:rPr>
+      </w:pPr>
+      <w:r>
+        <w:rPr>
+          <w:rFonts w:cs="Times New Roman"/>
+          <w:b/>
+          <w:bCs/>
+        </w:rPr>
+        <w:t>Geter = untuk get</w:t>
+      </w:r>
+      <w:r>
+        <w:rPr>
+          <w:rFonts w:cs="Times New Roman"/>
+          <w:b/>
+          <w:bCs/>
+        </w:rPr>
+        <w:t xml:space="preserve"> , untuk mengambil nilai dari method </w:t>
+      </w:r>
+    </w:p>
+    <w:p>
+      <w:pPr>
+        <w:pStyle w:val="ListParagraph"/>
+        <w:ind w:left="426"/>
+        <w:jc w:val="both"/>
+        <w:rPr>
+          <w:rFonts w:cs="Times New Roman"/>
+        </w:rPr>
+      </w:pPr>
+      <w:r>
+        <w:rPr>
+          <w:rFonts w:cs="Times New Roman"/>
+          <w:b/>
+          <w:bCs/>
+        </w:rPr>
+        <w:t>Contoh getter</w:t>
+      </w:r>
+      <w:r>
+        <w:rPr>
+          <w:rFonts w:cs="Times New Roman"/>
+        </w:rPr>
+        <w:t xml:space="preserve"> yang kita terapkan tadi adalah diskon dengan method getHarga</w:t>
+      </w:r>
+      <w:r>
+        <w:rPr>
+          <w:rFonts w:cs="Times New Roman"/>
+        </w:rPr>
+        <w:t xml:space="preserve"> dan getJudul</w:t>
+      </w:r>
+    </w:p>
+    <w:p>
+      <w:pPr>
+        <w:shd w:val="clear" w:color="auto" w:fill="1F1F1F"/>
+        <w:spacing w:after="0" w:line="285" w:lineRule="atLeast"/>
+        <w:ind w:left="426"/>
+        <w:rPr>
+          <w:rFonts w:ascii="Consolas" w:eastAsia="Times New Roman" w:hAnsi="Consolas" w:cs="Times New Roman"/>
+          <w:color w:val="CCCCCC"/>
+          <w:kern w:val="0"/>
+          <w:sz w:val="21"/>
+          <w:szCs w:val="21"/>
+          <w:lang w:eastAsia="en-ID"/>
+          <w14:ligatures w14:val="none"/>
+        </w:rPr>
+      </w:pPr>
+      <w:r>
+        <w:rPr>
+          <w:rFonts w:ascii="Consolas" w:eastAsia="Times New Roman" w:hAnsi="Consolas" w:cs="Times New Roman"/>
+          <w:color w:val="D4D4D4"/>
+          <w:kern w:val="0"/>
+          <w:sz w:val="21"/>
+          <w:szCs w:val="21"/>
+          <w:lang w:eastAsia="en-ID"/>
+          <w14:ligatures w14:val="none"/>
+        </w:rPr>
+        <w:t xml:space="preserve">  </w:t>
+      </w:r>
+      <w:r>
+        <w:rPr>
+          <w:rFonts w:ascii="Consolas" w:eastAsia="Times New Roman" w:hAnsi="Consolas" w:cs="Times New Roman"/>
+          <w:color w:val="569CD6"/>
+          <w:kern w:val="0"/>
+          <w:sz w:val="21"/>
+          <w:szCs w:val="21"/>
+          <w:lang w:eastAsia="en-ID"/>
+          <w14:ligatures w14:val="none"/>
+        </w:rPr>
+        <w:t>public</w:t>
+      </w:r>
+      <w:r>
+        <w:rPr>
+          <w:rFonts w:ascii="Consolas" w:eastAsia="Times New Roman" w:hAnsi="Consolas" w:cs="Times New Roman"/>
+          <w:color w:val="D4D4D4"/>
+          <w:kern w:val="0"/>
+          <w:sz w:val="21"/>
+          <w:szCs w:val="21"/>
+          <w:lang w:eastAsia="en-ID"/>
+          <w14:ligatures w14:val="none"/>
+        </w:rPr>
+        <w:t xml:space="preserve"> </w:t>
+      </w:r>
+      <w:r>
+        <w:rPr>
+          <w:rFonts w:ascii="Consolas" w:eastAsia="Times New Roman" w:hAnsi="Consolas" w:cs="Times New Roman"/>
+          <w:color w:val="569CD6"/>
+          <w:kern w:val="0"/>
+          <w:sz w:val="21"/>
+          <w:szCs w:val="21"/>
+          <w:lang w:eastAsia="en-ID"/>
+          <w14:ligatures w14:val="none"/>
+        </w:rPr>
+        <w:t>function</w:t>
+      </w:r>
+      <w:r>
+        <w:rPr>
+          <w:rFonts w:ascii="Consolas" w:eastAsia="Times New Roman" w:hAnsi="Consolas" w:cs="Times New Roman"/>
+          <w:color w:val="D4D4D4"/>
+          <w:kern w:val="0"/>
+          <w:sz w:val="21"/>
+          <w:szCs w:val="21"/>
+          <w:lang w:eastAsia="en-ID"/>
+          <w14:ligatures w14:val="none"/>
+        </w:rPr>
+        <w:t xml:space="preserve"> </w:t>
+      </w:r>
+      <w:r>
+        <w:rPr>
+          <w:rFonts w:ascii="Consolas" w:eastAsia="Times New Roman" w:hAnsi="Consolas" w:cs="Times New Roman"/>
+          <w:color w:val="DCDCAA"/>
+          <w:kern w:val="0"/>
+          <w:sz w:val="21"/>
+          <w:szCs w:val="21"/>
+          <w:lang w:eastAsia="en-ID"/>
+          <w14:ligatures w14:val="none"/>
+        </w:rPr>
+        <w:t>getJudul</w:t>
+      </w:r>
+      <w:r>
+        <w:rPr>
+          <w:rFonts w:ascii="Consolas" w:eastAsia="Times New Roman" w:hAnsi="Consolas" w:cs="Times New Roman"/>
+          <w:color w:val="D4D4D4"/>
+          <w:kern w:val="0"/>
+          <w:sz w:val="21"/>
+          <w:szCs w:val="21"/>
+          <w:lang w:eastAsia="en-ID"/>
+          <w14:ligatures w14:val="none"/>
+        </w:rPr>
+        <w:t>() {</w:t>
+      </w:r>
+    </w:p>
+    <w:p>
+      <w:pPr>
+        <w:shd w:val="clear" w:color="auto" w:fill="1F1F1F"/>
+        <w:spacing w:after="0" w:line="285" w:lineRule="atLeast"/>
+        <w:ind w:left="426"/>
+        <w:rPr>
+          <w:rFonts w:ascii="Consolas" w:eastAsia="Times New Roman" w:hAnsi="Consolas" w:cs="Times New Roman"/>
+          <w:color w:val="CCCCCC"/>
+          <w:kern w:val="0"/>
+          <w:sz w:val="21"/>
+          <w:szCs w:val="21"/>
+          <w:lang w:eastAsia="en-ID"/>
+          <w14:ligatures w14:val="none"/>
+        </w:rPr>
+      </w:pPr>
+      <w:r>
+        <w:rPr>
+          <w:rFonts w:ascii="Consolas" w:eastAsia="Times New Roman" w:hAnsi="Consolas" w:cs="Times New Roman"/>
+          <w:color w:val="D4D4D4"/>
+          <w:kern w:val="0"/>
+          <w:sz w:val="21"/>
+          <w:szCs w:val="21"/>
+          <w:lang w:eastAsia="en-ID"/>
+          <w14:ligatures w14:val="none"/>
+        </w:rPr>
+        <w:t xml:space="preserve">    </w:t>
+      </w:r>
+      <w:r>
+        <w:rPr>
+          <w:rFonts w:ascii="Consolas" w:eastAsia="Times New Roman" w:hAnsi="Consolas" w:cs="Times New Roman"/>
+          <w:color w:val="C586C0"/>
+          <w:kern w:val="0"/>
+          <w:sz w:val="21"/>
+          <w:szCs w:val="21"/>
+          <w:lang w:eastAsia="en-ID"/>
+          <w14:ligatures w14:val="none"/>
+        </w:rPr>
+        <w:t>return</w:t>
+      </w:r>
+      <w:r>
+        <w:rPr>
+          <w:rFonts w:ascii="Consolas" w:eastAsia="Times New Roman" w:hAnsi="Consolas" w:cs="Times New Roman"/>
+          <w:color w:val="D4D4D4"/>
+          <w:kern w:val="0"/>
+          <w:sz w:val="21"/>
+          <w:szCs w:val="21"/>
+          <w:lang w:eastAsia="en-ID"/>
+          <w14:ligatures w14:val="none"/>
+        </w:rPr>
+        <w:t xml:space="preserve"> </w:t>
+      </w:r>
+      <w:r>
+        <w:rPr>
+          <w:rFonts w:ascii="Consolas" w:eastAsia="Times New Roman" w:hAnsi="Consolas" w:cs="Times New Roman"/>
+          <w:color w:val="569CD6"/>
+          <w:kern w:val="0"/>
+          <w:sz w:val="21"/>
+          <w:szCs w:val="21"/>
+          <w:lang w:eastAsia="en-ID"/>
+          <w14:ligatures w14:val="none"/>
+        </w:rPr>
+        <w:t>$this</w:t>
+      </w:r>
+      <w:r>
+        <w:rPr>
+          <w:rFonts w:ascii="Consolas" w:eastAsia="Times New Roman" w:hAnsi="Consolas" w:cs="Times New Roman"/>
+          <w:color w:val="D4D4D4"/>
+          <w:kern w:val="0"/>
+          <w:sz w:val="21"/>
+          <w:szCs w:val="21"/>
+          <w:lang w:eastAsia="en-ID"/>
+          <w14:ligatures w14:val="none"/>
+        </w:rPr>
+        <w:t>-&gt;</w:t>
+      </w:r>
+      <w:r>
+        <w:rPr>
+          <w:rFonts w:ascii="Consolas" w:eastAsia="Times New Roman" w:hAnsi="Consolas" w:cs="Times New Roman"/>
+          <w:color w:val="9CDCFE"/>
+          <w:kern w:val="0"/>
+          <w:sz w:val="21"/>
+          <w:szCs w:val="21"/>
+          <w:lang w:eastAsia="en-ID"/>
+          <w14:ligatures w14:val="none"/>
+        </w:rPr>
+        <w:t>judul</w:t>
+      </w:r>
+      <w:r>
+        <w:rPr>
+          <w:rFonts w:ascii="Consolas" w:eastAsia="Times New Roman" w:hAnsi="Consolas" w:cs="Times New Roman"/>
+          <w:color w:val="D4D4D4"/>
+          <w:kern w:val="0"/>
+          <w:sz w:val="21"/>
+          <w:szCs w:val="21"/>
+          <w:lang w:eastAsia="en-ID"/>
+          <w14:ligatures w14:val="none"/>
+        </w:rPr>
+        <w:t>;</w:t>
+      </w:r>
+    </w:p>
+    <w:p>
+      <w:pPr>
+        <w:shd w:val="clear" w:color="auto" w:fill="1F1F1F"/>
+        <w:spacing w:after="0" w:line="285" w:lineRule="atLeast"/>
+        <w:ind w:left="426"/>
+        <w:rPr>
+          <w:rFonts w:ascii="Consolas" w:eastAsia="Times New Roman" w:hAnsi="Consolas" w:cs="Times New Roman"/>
+          <w:color w:val="CCCCCC"/>
+          <w:kern w:val="0"/>
+          <w:sz w:val="21"/>
+          <w:szCs w:val="21"/>
+          <w:lang w:eastAsia="en-ID"/>
+          <w14:ligatures w14:val="none"/>
+        </w:rPr>
+      </w:pPr>
+      <w:r>
+        <w:rPr>
+          <w:rFonts w:ascii="Consolas" w:eastAsia="Times New Roman" w:hAnsi="Consolas" w:cs="Times New Roman"/>
+          <w:color w:val="D4D4D4"/>
+          <w:kern w:val="0"/>
+          <w:sz w:val="21"/>
+          <w:szCs w:val="21"/>
+          <w:lang w:eastAsia="en-ID"/>
+          <w14:ligatures w14:val="none"/>
+        </w:rPr>
+        <w:t>  }</w:t>
+      </w:r>
+    </w:p>
+    <w:p>
+      <w:pPr>
+        <w:shd w:val="clear" w:color="auto" w:fill="1F1F1F"/>
+        <w:spacing w:after="0" w:line="285" w:lineRule="atLeast"/>
+        <w:ind w:left="426"/>
+        <w:rPr>
+          <w:rFonts w:ascii="Consolas" w:eastAsia="Times New Roman" w:hAnsi="Consolas" w:cs="Times New Roman"/>
+          <w:color w:val="D4D4D4"/>
+          <w:kern w:val="0"/>
+          <w:sz w:val="21"/>
+          <w:szCs w:val="21"/>
+          <w:lang w:eastAsia="en-ID"/>
+          <w14:ligatures w14:val="none"/>
+        </w:rPr>
+      </w:pPr>
+      <w:r>
+        <w:rPr>
+          <w:rFonts w:ascii="Consolas" w:eastAsia="Times New Roman" w:hAnsi="Consolas" w:cs="Times New Roman"/>
+          <w:color w:val="D4D4D4"/>
+          <w:kern w:val="0"/>
+          <w:sz w:val="21"/>
+          <w:szCs w:val="21"/>
+          <w:lang w:eastAsia="en-ID"/>
+          <w14:ligatures w14:val="none"/>
+        </w:rPr>
+        <w:t xml:space="preserve">  </w:t>
+      </w:r>
+    </w:p>
+    <w:p>
+      <w:pPr>
+        <w:shd w:val="clear" w:color="auto" w:fill="1F1F1F"/>
+        <w:spacing w:after="0" w:line="285" w:lineRule="atLeast"/>
+        <w:ind w:left="426"/>
+        <w:rPr>
+          <w:rFonts w:ascii="Consolas" w:eastAsia="Times New Roman" w:hAnsi="Consolas" w:cs="Times New Roman"/>
+          <w:color w:val="CCCCCC"/>
+          <w:kern w:val="0"/>
+          <w:sz w:val="21"/>
+          <w:szCs w:val="21"/>
+          <w:lang w:eastAsia="en-ID"/>
+          <w14:ligatures w14:val="none"/>
+        </w:rPr>
+      </w:pPr>
+      <w:r>
+        <w:rPr>
+          <w:rFonts w:ascii="Consolas" w:eastAsia="Times New Roman" w:hAnsi="Consolas" w:cs="Times New Roman"/>
+          <w:color w:val="569CD6"/>
+          <w:kern w:val="0"/>
+          <w:sz w:val="21"/>
+          <w:szCs w:val="21"/>
+          <w:lang w:eastAsia="en-ID"/>
+          <w14:ligatures w14:val="none"/>
+        </w:rPr>
+        <w:t xml:space="preserve">  </w:t>
+      </w:r>
+      <w:r>
+        <w:rPr>
+          <w:rFonts w:ascii="Consolas" w:eastAsia="Times New Roman" w:hAnsi="Consolas" w:cs="Times New Roman"/>
+          <w:color w:val="569CD6"/>
+          <w:kern w:val="0"/>
+          <w:sz w:val="21"/>
+          <w:szCs w:val="21"/>
+          <w:lang w:eastAsia="en-ID"/>
+          <w14:ligatures w14:val="none"/>
+        </w:rPr>
+        <w:t>public</w:t>
+      </w:r>
+      <w:r>
+        <w:rPr>
+          <w:rFonts w:ascii="Consolas" w:eastAsia="Times New Roman" w:hAnsi="Consolas" w:cs="Times New Roman"/>
+          <w:color w:val="D4D4D4"/>
+          <w:kern w:val="0"/>
+          <w:sz w:val="21"/>
+          <w:szCs w:val="21"/>
+          <w:lang w:eastAsia="en-ID"/>
+          <w14:ligatures w14:val="none"/>
+        </w:rPr>
+        <w:t xml:space="preserve"> </w:t>
+      </w:r>
+      <w:r>
+        <w:rPr>
+          <w:rFonts w:ascii="Consolas" w:eastAsia="Times New Roman" w:hAnsi="Consolas" w:cs="Times New Roman"/>
+          <w:color w:val="569CD6"/>
+          <w:kern w:val="0"/>
+          <w:sz w:val="21"/>
+          <w:szCs w:val="21"/>
+          <w:lang w:eastAsia="en-ID"/>
+          <w14:ligatures w14:val="none"/>
+        </w:rPr>
+        <w:t>function</w:t>
+      </w:r>
+      <w:r>
+        <w:rPr>
+          <w:rFonts w:ascii="Consolas" w:eastAsia="Times New Roman" w:hAnsi="Consolas" w:cs="Times New Roman"/>
+          <w:color w:val="D4D4D4"/>
+          <w:kern w:val="0"/>
+          <w:sz w:val="21"/>
+          <w:szCs w:val="21"/>
+          <w:lang w:eastAsia="en-ID"/>
+          <w14:ligatures w14:val="none"/>
+        </w:rPr>
+        <w:t xml:space="preserve"> </w:t>
+      </w:r>
+      <w:r>
+        <w:rPr>
+          <w:rFonts w:ascii="Consolas" w:eastAsia="Times New Roman" w:hAnsi="Consolas" w:cs="Times New Roman"/>
+          <w:color w:val="DCDCAA"/>
+          <w:kern w:val="0"/>
+          <w:sz w:val="21"/>
+          <w:szCs w:val="21"/>
+          <w:lang w:eastAsia="en-ID"/>
+          <w14:ligatures w14:val="none"/>
+        </w:rPr>
+        <w:t>getHarga</w:t>
+      </w:r>
+      <w:r>
+        <w:rPr>
+          <w:rFonts w:ascii="Consolas" w:eastAsia="Times New Roman" w:hAnsi="Consolas" w:cs="Times New Roman"/>
+          <w:color w:val="D4D4D4"/>
+          <w:kern w:val="0"/>
+          <w:sz w:val="21"/>
+          <w:szCs w:val="21"/>
+          <w:lang w:eastAsia="en-ID"/>
+          <w14:ligatures w14:val="none"/>
+        </w:rPr>
+        <w:t>(){</w:t>
+      </w:r>
+    </w:p>
+    <w:p>
+      <w:pPr>
+        <w:shd w:val="clear" w:color="auto" w:fill="1F1F1F"/>
+        <w:spacing w:after="0" w:line="285" w:lineRule="atLeast"/>
+        <w:ind w:left="426"/>
+        <w:rPr>
+          <w:rFonts w:ascii="Consolas" w:eastAsia="Times New Roman" w:hAnsi="Consolas" w:cs="Times New Roman"/>
+          <w:color w:val="CCCCCC"/>
+          <w:kern w:val="0"/>
+          <w:sz w:val="21"/>
+          <w:szCs w:val="21"/>
+          <w:lang w:eastAsia="en-ID"/>
+          <w14:ligatures w14:val="none"/>
+        </w:rPr>
+      </w:pPr>
+      <w:r>
+        <w:rPr>
+          <w:rFonts w:ascii="Consolas" w:eastAsia="Times New Roman" w:hAnsi="Consolas" w:cs="Times New Roman"/>
+          <w:color w:val="D4D4D4"/>
+          <w:kern w:val="0"/>
+          <w:sz w:val="21"/>
+          <w:szCs w:val="21"/>
+          <w:lang w:eastAsia="en-ID"/>
+          <w14:ligatures w14:val="none"/>
+        </w:rPr>
+        <w:t xml:space="preserve">    </w:t>
+      </w:r>
+      <w:r>
+        <w:rPr>
+          <w:rFonts w:ascii="Consolas" w:eastAsia="Times New Roman" w:hAnsi="Consolas" w:cs="Times New Roman"/>
+          <w:color w:val="C586C0"/>
+          <w:kern w:val="0"/>
+          <w:sz w:val="21"/>
+          <w:szCs w:val="21"/>
+          <w:lang w:eastAsia="en-ID"/>
+          <w14:ligatures w14:val="none"/>
+        </w:rPr>
+        <w:t>return</w:t>
+      </w:r>
+      <w:r>
+        <w:rPr>
+          <w:rFonts w:ascii="Consolas" w:eastAsia="Times New Roman" w:hAnsi="Consolas" w:cs="Times New Roman"/>
+          <w:color w:val="D4D4D4"/>
+          <w:kern w:val="0"/>
+          <w:sz w:val="21"/>
+          <w:szCs w:val="21"/>
+          <w:lang w:eastAsia="en-ID"/>
+          <w14:ligatures w14:val="none"/>
+        </w:rPr>
+        <w:t xml:space="preserve"> </w:t>
+      </w:r>
+      <w:r>
+        <w:rPr>
+          <w:rFonts w:ascii="Consolas" w:eastAsia="Times New Roman" w:hAnsi="Consolas" w:cs="Times New Roman"/>
+          <w:color w:val="569CD6"/>
+          <w:kern w:val="0"/>
+          <w:sz w:val="21"/>
+          <w:szCs w:val="21"/>
+          <w:lang w:eastAsia="en-ID"/>
+          <w14:ligatures w14:val="none"/>
+        </w:rPr>
+        <w:t>$this</w:t>
+      </w:r>
+      <w:r>
+        <w:rPr>
+          <w:rFonts w:ascii="Consolas" w:eastAsia="Times New Roman" w:hAnsi="Consolas" w:cs="Times New Roman"/>
+          <w:color w:val="D4D4D4"/>
+          <w:kern w:val="0"/>
+          <w:sz w:val="21"/>
+          <w:szCs w:val="21"/>
+          <w:lang w:eastAsia="en-ID"/>
+          <w14:ligatures w14:val="none"/>
+        </w:rPr>
+        <w:t>-&gt;</w:t>
+      </w:r>
+      <w:r>
+        <w:rPr>
+          <w:rFonts w:ascii="Consolas" w:eastAsia="Times New Roman" w:hAnsi="Consolas" w:cs="Times New Roman"/>
+          <w:color w:val="9CDCFE"/>
+          <w:kern w:val="0"/>
+          <w:sz w:val="21"/>
+          <w:szCs w:val="21"/>
+          <w:lang w:eastAsia="en-ID"/>
+          <w14:ligatures w14:val="none"/>
+        </w:rPr>
+        <w:t>harga</w:t>
+      </w:r>
+      <w:r>
+        <w:rPr>
+          <w:rFonts w:ascii="Consolas" w:eastAsia="Times New Roman" w:hAnsi="Consolas" w:cs="Times New Roman"/>
+          <w:color w:val="D4D4D4"/>
+          <w:kern w:val="0"/>
+          <w:sz w:val="21"/>
+          <w:szCs w:val="21"/>
+          <w:lang w:eastAsia="en-ID"/>
+          <w14:ligatures w14:val="none"/>
+        </w:rPr>
+        <w:t xml:space="preserve"> - (</w:t>
+      </w:r>
+      <w:r>
+        <w:rPr>
+          <w:rFonts w:ascii="Consolas" w:eastAsia="Times New Roman" w:hAnsi="Consolas" w:cs="Times New Roman"/>
+          <w:color w:val="569CD6"/>
+          <w:kern w:val="0"/>
+          <w:sz w:val="21"/>
+          <w:szCs w:val="21"/>
+          <w:lang w:eastAsia="en-ID"/>
+          <w14:ligatures w14:val="none"/>
+        </w:rPr>
+        <w:t>$this</w:t>
+      </w:r>
+      <w:r>
+        <w:rPr>
+          <w:rFonts w:ascii="Consolas" w:eastAsia="Times New Roman" w:hAnsi="Consolas" w:cs="Times New Roman"/>
+          <w:color w:val="D4D4D4"/>
+          <w:kern w:val="0"/>
+          <w:sz w:val="21"/>
+          <w:szCs w:val="21"/>
+          <w:lang w:eastAsia="en-ID"/>
+          <w14:ligatures w14:val="none"/>
+        </w:rPr>
+        <w:t>-&gt;</w:t>
+      </w:r>
+      <w:r>
+        <w:rPr>
+          <w:rFonts w:ascii="Consolas" w:eastAsia="Times New Roman" w:hAnsi="Consolas" w:cs="Times New Roman"/>
+          <w:color w:val="9CDCFE"/>
+          <w:kern w:val="0"/>
+          <w:sz w:val="21"/>
+          <w:szCs w:val="21"/>
+          <w:lang w:eastAsia="en-ID"/>
+          <w14:ligatures w14:val="none"/>
+        </w:rPr>
+        <w:t>harga</w:t>
+      </w:r>
+      <w:r>
+        <w:rPr>
+          <w:rFonts w:ascii="Consolas" w:eastAsia="Times New Roman" w:hAnsi="Consolas" w:cs="Times New Roman"/>
+          <w:color w:val="D4D4D4"/>
+          <w:kern w:val="0"/>
+          <w:sz w:val="21"/>
+          <w:szCs w:val="21"/>
+          <w:lang w:eastAsia="en-ID"/>
+          <w14:ligatures w14:val="none"/>
+        </w:rPr>
+        <w:t xml:space="preserve"> * </w:t>
+      </w:r>
+      <w:r>
+        <w:rPr>
+          <w:rFonts w:ascii="Consolas" w:eastAsia="Times New Roman" w:hAnsi="Consolas" w:cs="Times New Roman"/>
+          <w:color w:val="569CD6"/>
+          <w:kern w:val="0"/>
+          <w:sz w:val="21"/>
+          <w:szCs w:val="21"/>
+          <w:lang w:eastAsia="en-ID"/>
+          <w14:ligatures w14:val="none"/>
+        </w:rPr>
+        <w:t>$this</w:t>
+      </w:r>
+      <w:r>
+        <w:rPr>
+          <w:rFonts w:ascii="Consolas" w:eastAsia="Times New Roman" w:hAnsi="Consolas" w:cs="Times New Roman"/>
+          <w:color w:val="D4D4D4"/>
+          <w:kern w:val="0"/>
+          <w:sz w:val="21"/>
+          <w:szCs w:val="21"/>
+          <w:lang w:eastAsia="en-ID"/>
+          <w14:ligatures w14:val="none"/>
+        </w:rPr>
+        <w:t>-&gt;</w:t>
+      </w:r>
+      <w:r>
+        <w:rPr>
+          <w:rFonts w:ascii="Consolas" w:eastAsia="Times New Roman" w:hAnsi="Consolas" w:cs="Times New Roman"/>
+          <w:color w:val="9CDCFE"/>
+          <w:kern w:val="0"/>
+          <w:sz w:val="21"/>
+          <w:szCs w:val="21"/>
+          <w:lang w:eastAsia="en-ID"/>
+          <w14:ligatures w14:val="none"/>
+        </w:rPr>
+        <w:t>diskon</w:t>
+      </w:r>
+      <w:r>
+        <w:rPr>
+          <w:rFonts w:ascii="Consolas" w:eastAsia="Times New Roman" w:hAnsi="Consolas" w:cs="Times New Roman"/>
+          <w:color w:val="D4D4D4"/>
+          <w:kern w:val="0"/>
+          <w:sz w:val="21"/>
+          <w:szCs w:val="21"/>
+          <w:lang w:eastAsia="en-ID"/>
+          <w14:ligatures w14:val="none"/>
+        </w:rPr>
+        <w:t xml:space="preserve"> / </w:t>
+      </w:r>
+      <w:r>
+        <w:rPr>
+          <w:rFonts w:ascii="Consolas" w:eastAsia="Times New Roman" w:hAnsi="Consolas" w:cs="Times New Roman"/>
+          <w:color w:val="B5CEA8"/>
+          <w:kern w:val="0"/>
+          <w:sz w:val="21"/>
+          <w:szCs w:val="21"/>
+          <w:lang w:eastAsia="en-ID"/>
+          <w14:ligatures w14:val="none"/>
+        </w:rPr>
+        <w:t>100</w:t>
+      </w:r>
+      <w:r>
+        <w:rPr>
+          <w:rFonts w:ascii="Consolas" w:eastAsia="Times New Roman" w:hAnsi="Consolas" w:cs="Times New Roman"/>
+          <w:color w:val="D4D4D4"/>
+          <w:kern w:val="0"/>
+          <w:sz w:val="21"/>
+          <w:szCs w:val="21"/>
+          <w:lang w:eastAsia="en-ID"/>
+          <w14:ligatures w14:val="none"/>
+        </w:rPr>
+        <w:t>);</w:t>
+      </w:r>
+    </w:p>
+    <w:p>
+      <w:pPr>
+        <w:shd w:val="clear" w:color="auto" w:fill="1F1F1F"/>
+        <w:spacing w:after="0" w:line="285" w:lineRule="atLeast"/>
+        <w:ind w:left="426"/>
+        <w:rPr>
+          <w:rFonts w:ascii="Consolas" w:eastAsia="Times New Roman" w:hAnsi="Consolas" w:cs="Times New Roman"/>
+          <w:color w:val="CCCCCC"/>
+          <w:kern w:val="0"/>
+          <w:sz w:val="21"/>
+          <w:szCs w:val="21"/>
+          <w:lang w:eastAsia="en-ID"/>
+          <w14:ligatures w14:val="none"/>
+        </w:rPr>
+      </w:pPr>
+      <w:r>
+        <w:rPr>
+          <w:rFonts w:ascii="Consolas" w:eastAsia="Times New Roman" w:hAnsi="Consolas" w:cs="Times New Roman"/>
+          <w:color w:val="D4D4D4"/>
+          <w:kern w:val="0"/>
+          <w:sz w:val="21"/>
+          <w:szCs w:val="21"/>
+          <w:lang w:eastAsia="en-ID"/>
+          <w14:ligatures w14:val="none"/>
+        </w:rPr>
+        <w:t>  }</w:t>
+      </w:r>
+    </w:p>
+    <w:p>
+      <w:pPr>
+        <w:ind w:left="567"/>
+        <w:jc w:val="both"/>
+        <w:rPr>
+          <w:rFonts w:cs="Times New Roman"/>
+          <w:b/>
+          <w:bCs/>
+        </w:rPr>
+      </w:pPr>
+    </w:p>
+    <w:p>
+      <w:pPr>
+        <w:ind w:left="567"/>
+        <w:jc w:val="both"/>
+        <w:rPr>
+          <w:rFonts w:cs="Times New Roman"/>
+          <w:b/>
+          <w:bCs/>
+        </w:rPr>
+      </w:pPr>
+    </w:p>
+    <w:p>
+      <w:pPr>
+        <w:ind w:left="567"/>
+        <w:jc w:val="both"/>
+        <w:rPr>
+          <w:rFonts w:cs="Times New Roman"/>
+          <w:b/>
+          <w:bCs/>
+        </w:rPr>
+      </w:pPr>
+    </w:p>
+    <w:p>
+      <w:pPr>
+        <w:ind w:left="567"/>
+        <w:jc w:val="both"/>
+        <w:rPr>
+          <w:rFonts w:cs="Times New Roman"/>
+          <w:b/>
+          <w:bCs/>
+        </w:rPr>
+      </w:pPr>
+    </w:p>
+    <w:p>
+      <w:pPr>
+        <w:ind w:left="567"/>
+        <w:jc w:val="both"/>
+        <w:rPr>
+          <w:rFonts w:cs="Times New Roman"/>
+          <w:b/>
+          <w:bCs/>
+        </w:rPr>
+      </w:pPr>
+    </w:p>
+    <w:p>
+      <w:pPr>
+        <w:ind w:left="567"/>
+        <w:jc w:val="both"/>
+        <w:rPr>
+          <w:rFonts w:cs="Times New Roman"/>
+          <w:b/>
+          <w:bCs/>
+        </w:rPr>
+      </w:pPr>
+      <w:r>
+        <w:rPr>
+          <w:rFonts w:cs="Times New Roman"/>
+          <w:b/>
+          <w:bCs/>
+        </w:rPr>
+        <w:lastRenderedPageBreak/>
+        <w:t>Contoh setter</w:t>
+      </w:r>
+    </w:p>
+    <w:p>
+      <w:pPr>
+        <w:shd w:val="clear" w:color="auto" w:fill="1F1F1F"/>
+        <w:spacing w:after="0" w:line="285" w:lineRule="atLeast"/>
+        <w:rPr>
+          <w:rFonts w:ascii="Consolas" w:eastAsia="Times New Roman" w:hAnsi="Consolas" w:cs="Times New Roman"/>
+          <w:color w:val="CCCCCC"/>
+          <w:kern w:val="0"/>
+          <w:sz w:val="21"/>
+          <w:szCs w:val="21"/>
+          <w:lang w:eastAsia="en-ID"/>
+          <w14:ligatures w14:val="none"/>
+        </w:rPr>
+      </w:pPr>
+      <w:r>
+        <w:rPr>
+          <w:rFonts w:ascii="Consolas" w:eastAsia="Times New Roman" w:hAnsi="Consolas" w:cs="Times New Roman"/>
+          <w:color w:val="D4D4D4"/>
+          <w:kern w:val="0"/>
+          <w:sz w:val="21"/>
+          <w:szCs w:val="21"/>
+          <w:lang w:eastAsia="en-ID"/>
+          <w14:ligatures w14:val="none"/>
+        </w:rPr>
+        <w:t xml:space="preserve">  </w:t>
+      </w:r>
+      <w:r>
+        <w:rPr>
+          <w:rFonts w:ascii="Consolas" w:eastAsia="Times New Roman" w:hAnsi="Consolas" w:cs="Times New Roman"/>
+          <w:color w:val="6A9955"/>
+          <w:kern w:val="0"/>
+          <w:sz w:val="21"/>
+          <w:szCs w:val="21"/>
+          <w:lang w:eastAsia="en-ID"/>
+          <w14:ligatures w14:val="none"/>
+        </w:rPr>
+        <w:t>// Setter</w:t>
+      </w:r>
+    </w:p>
+    <w:p>
+      <w:pPr>
+        <w:shd w:val="clear" w:color="auto" w:fill="1F1F1F"/>
+        <w:spacing w:after="0" w:line="285" w:lineRule="atLeast"/>
+        <w:rPr>
+          <w:rFonts w:ascii="Consolas" w:eastAsia="Times New Roman" w:hAnsi="Consolas" w:cs="Times New Roman"/>
+          <w:color w:val="CCCCCC"/>
+          <w:kern w:val="0"/>
+          <w:sz w:val="21"/>
+          <w:szCs w:val="21"/>
+          <w:lang w:eastAsia="en-ID"/>
+          <w14:ligatures w14:val="none"/>
+        </w:rPr>
+      </w:pPr>
+      <w:r>
+        <w:rPr>
+          <w:rFonts w:ascii="Consolas" w:eastAsia="Times New Roman" w:hAnsi="Consolas" w:cs="Times New Roman"/>
+          <w:color w:val="D4D4D4"/>
+          <w:kern w:val="0"/>
+          <w:sz w:val="21"/>
+          <w:szCs w:val="21"/>
+          <w:lang w:eastAsia="en-ID"/>
+          <w14:ligatures w14:val="none"/>
+        </w:rPr>
+        <w:t xml:space="preserve">  </w:t>
+      </w:r>
+      <w:r>
+        <w:rPr>
+          <w:rFonts w:ascii="Consolas" w:eastAsia="Times New Roman" w:hAnsi="Consolas" w:cs="Times New Roman"/>
+          <w:color w:val="569CD6"/>
+          <w:kern w:val="0"/>
+          <w:sz w:val="21"/>
+          <w:szCs w:val="21"/>
+          <w:lang w:eastAsia="en-ID"/>
+          <w14:ligatures w14:val="none"/>
+        </w:rPr>
+        <w:t>public</w:t>
+      </w:r>
+      <w:r>
+        <w:rPr>
+          <w:rFonts w:ascii="Consolas" w:eastAsia="Times New Roman" w:hAnsi="Consolas" w:cs="Times New Roman"/>
+          <w:color w:val="D4D4D4"/>
+          <w:kern w:val="0"/>
+          <w:sz w:val="21"/>
+          <w:szCs w:val="21"/>
+          <w:lang w:eastAsia="en-ID"/>
+          <w14:ligatures w14:val="none"/>
+        </w:rPr>
+        <w:t xml:space="preserve"> </w:t>
+      </w:r>
+      <w:r>
+        <w:rPr>
+          <w:rFonts w:ascii="Consolas" w:eastAsia="Times New Roman" w:hAnsi="Consolas" w:cs="Times New Roman"/>
+          <w:color w:val="569CD6"/>
+          <w:kern w:val="0"/>
+          <w:sz w:val="21"/>
+          <w:szCs w:val="21"/>
+          <w:lang w:eastAsia="en-ID"/>
+          <w14:ligatures w14:val="none"/>
+        </w:rPr>
+        <w:t>function</w:t>
+      </w:r>
+      <w:r>
+        <w:rPr>
+          <w:rFonts w:ascii="Consolas" w:eastAsia="Times New Roman" w:hAnsi="Consolas" w:cs="Times New Roman"/>
+          <w:color w:val="D4D4D4"/>
+          <w:kern w:val="0"/>
+          <w:sz w:val="21"/>
+          <w:szCs w:val="21"/>
+          <w:lang w:eastAsia="en-ID"/>
+          <w14:ligatures w14:val="none"/>
+        </w:rPr>
+        <w:t xml:space="preserve"> </w:t>
+      </w:r>
+      <w:r>
+        <w:rPr>
+          <w:rFonts w:ascii="Consolas" w:eastAsia="Times New Roman" w:hAnsi="Consolas" w:cs="Times New Roman"/>
+          <w:color w:val="DCDCAA"/>
+          <w:kern w:val="0"/>
+          <w:sz w:val="21"/>
+          <w:szCs w:val="21"/>
+          <w:lang w:eastAsia="en-ID"/>
+          <w14:ligatures w14:val="none"/>
+        </w:rPr>
+        <w:t>setJudul</w:t>
+      </w:r>
+      <w:r>
+        <w:rPr>
+          <w:rFonts w:ascii="Consolas" w:eastAsia="Times New Roman" w:hAnsi="Consolas" w:cs="Times New Roman"/>
+          <w:color w:val="D4D4D4"/>
+          <w:kern w:val="0"/>
+          <w:sz w:val="21"/>
+          <w:szCs w:val="21"/>
+          <w:lang w:eastAsia="en-ID"/>
+          <w14:ligatures w14:val="none"/>
+        </w:rPr>
+        <w:t>(</w:t>
+      </w:r>
+      <w:r>
+        <w:rPr>
+          <w:rFonts w:ascii="Consolas" w:eastAsia="Times New Roman" w:hAnsi="Consolas" w:cs="Times New Roman"/>
+          <w:color w:val="9CDCFE"/>
+          <w:kern w:val="0"/>
+          <w:sz w:val="21"/>
+          <w:szCs w:val="21"/>
+          <w:lang w:eastAsia="en-ID"/>
+          <w14:ligatures w14:val="none"/>
+        </w:rPr>
+        <w:t>$judul</w:t>
+      </w:r>
+      <w:r>
+        <w:rPr>
+          <w:rFonts w:ascii="Consolas" w:eastAsia="Times New Roman" w:hAnsi="Consolas" w:cs="Times New Roman"/>
+          <w:color w:val="D4D4D4"/>
+          <w:kern w:val="0"/>
+          <w:sz w:val="21"/>
+          <w:szCs w:val="21"/>
+          <w:lang w:eastAsia="en-ID"/>
+          <w14:ligatures w14:val="none"/>
+        </w:rPr>
+        <w:t>) {</w:t>
+      </w:r>
+    </w:p>
+    <w:p>
+      <w:pPr>
+        <w:shd w:val="clear" w:color="auto" w:fill="1F1F1F"/>
+        <w:spacing w:after="0" w:line="285" w:lineRule="atLeast"/>
+        <w:rPr>
+          <w:rFonts w:ascii="Consolas" w:eastAsia="Times New Roman" w:hAnsi="Consolas" w:cs="Times New Roman"/>
+          <w:color w:val="CCCCCC"/>
+          <w:kern w:val="0"/>
+          <w:sz w:val="21"/>
+          <w:szCs w:val="21"/>
+          <w:lang w:eastAsia="en-ID"/>
+          <w14:ligatures w14:val="none"/>
+        </w:rPr>
+      </w:pPr>
+      <w:r>
+        <w:rPr>
+          <w:rFonts w:ascii="Consolas" w:eastAsia="Times New Roman" w:hAnsi="Consolas" w:cs="Times New Roman"/>
+          <w:color w:val="D4D4D4"/>
+          <w:kern w:val="0"/>
+          <w:sz w:val="21"/>
+          <w:szCs w:val="21"/>
+          <w:lang w:eastAsia="en-ID"/>
+          <w14:ligatures w14:val="none"/>
+        </w:rPr>
+        <w:t xml:space="preserve">    </w:t>
+      </w:r>
+      <w:r>
+        <w:rPr>
+          <w:rFonts w:ascii="Consolas" w:eastAsia="Times New Roman" w:hAnsi="Consolas" w:cs="Times New Roman"/>
+          <w:color w:val="C586C0"/>
+          <w:kern w:val="0"/>
+          <w:sz w:val="21"/>
+          <w:szCs w:val="21"/>
+          <w:lang w:eastAsia="en-ID"/>
+          <w14:ligatures w14:val="none"/>
+        </w:rPr>
+        <w:t>if</w:t>
+      </w:r>
+      <w:r>
+        <w:rPr>
+          <w:rFonts w:ascii="Consolas" w:eastAsia="Times New Roman" w:hAnsi="Consolas" w:cs="Times New Roman"/>
+          <w:color w:val="D4D4D4"/>
+          <w:kern w:val="0"/>
+          <w:sz w:val="21"/>
+          <w:szCs w:val="21"/>
+          <w:lang w:eastAsia="en-ID"/>
+          <w14:ligatures w14:val="none"/>
+        </w:rPr>
+        <w:t>( !</w:t>
+      </w:r>
+      <w:r>
+        <w:rPr>
+          <w:rFonts w:ascii="Consolas" w:eastAsia="Times New Roman" w:hAnsi="Consolas" w:cs="Times New Roman"/>
+          <w:color w:val="DCDCAA"/>
+          <w:kern w:val="0"/>
+          <w:sz w:val="21"/>
+          <w:szCs w:val="21"/>
+          <w:lang w:eastAsia="en-ID"/>
+          <w14:ligatures w14:val="none"/>
+        </w:rPr>
+        <w:t>is_string</w:t>
+      </w:r>
+      <w:r>
+        <w:rPr>
+          <w:rFonts w:ascii="Consolas" w:eastAsia="Times New Roman" w:hAnsi="Consolas" w:cs="Times New Roman"/>
+          <w:color w:val="D4D4D4"/>
+          <w:kern w:val="0"/>
+          <w:sz w:val="21"/>
+          <w:szCs w:val="21"/>
+          <w:lang w:eastAsia="en-ID"/>
+          <w14:ligatures w14:val="none"/>
+        </w:rPr>
+        <w:t>(</w:t>
+      </w:r>
+      <w:r>
+        <w:rPr>
+          <w:rFonts w:ascii="Consolas" w:eastAsia="Times New Roman" w:hAnsi="Consolas" w:cs="Times New Roman"/>
+          <w:color w:val="9CDCFE"/>
+          <w:kern w:val="0"/>
+          <w:sz w:val="21"/>
+          <w:szCs w:val="21"/>
+          <w:lang w:eastAsia="en-ID"/>
+          <w14:ligatures w14:val="none"/>
+        </w:rPr>
+        <w:t>$judul</w:t>
+      </w:r>
+      <w:r>
+        <w:rPr>
+          <w:rFonts w:ascii="Consolas" w:eastAsia="Times New Roman" w:hAnsi="Consolas" w:cs="Times New Roman"/>
+          <w:color w:val="D4D4D4"/>
+          <w:kern w:val="0"/>
+          <w:sz w:val="21"/>
+          <w:szCs w:val="21"/>
+          <w:lang w:eastAsia="en-ID"/>
+          <w14:ligatures w14:val="none"/>
+        </w:rPr>
+        <w:t>) ) {</w:t>
+      </w:r>
+    </w:p>
+    <w:p>
+      <w:pPr>
+        <w:shd w:val="clear" w:color="auto" w:fill="1F1F1F"/>
+        <w:spacing w:after="0" w:line="285" w:lineRule="atLeast"/>
+        <w:rPr>
+          <w:rFonts w:ascii="Consolas" w:eastAsia="Times New Roman" w:hAnsi="Consolas" w:cs="Times New Roman"/>
+          <w:color w:val="CCCCCC"/>
+          <w:kern w:val="0"/>
+          <w:sz w:val="21"/>
+          <w:szCs w:val="21"/>
+          <w:lang w:eastAsia="en-ID"/>
+          <w14:ligatures w14:val="none"/>
+        </w:rPr>
+      </w:pPr>
+      <w:r>
+        <w:rPr>
+          <w:rFonts w:ascii="Consolas" w:eastAsia="Times New Roman" w:hAnsi="Consolas" w:cs="Times New Roman"/>
+          <w:color w:val="D4D4D4"/>
+          <w:kern w:val="0"/>
+          <w:sz w:val="21"/>
+          <w:szCs w:val="21"/>
+          <w:lang w:eastAsia="en-ID"/>
+          <w14:ligatures w14:val="none"/>
+        </w:rPr>
+        <w:t xml:space="preserve">      </w:t>
+      </w:r>
+      <w:r>
+        <w:rPr>
+          <w:rFonts w:ascii="Consolas" w:eastAsia="Times New Roman" w:hAnsi="Consolas" w:cs="Times New Roman"/>
+          <w:color w:val="C586C0"/>
+          <w:kern w:val="0"/>
+          <w:sz w:val="21"/>
+          <w:szCs w:val="21"/>
+          <w:lang w:eastAsia="en-ID"/>
+          <w14:ligatures w14:val="none"/>
+        </w:rPr>
+        <w:t>throw</w:t>
+      </w:r>
+      <w:r>
+        <w:rPr>
+          <w:rFonts w:ascii="Consolas" w:eastAsia="Times New Roman" w:hAnsi="Consolas" w:cs="Times New Roman"/>
+          <w:color w:val="D4D4D4"/>
+          <w:kern w:val="0"/>
+          <w:sz w:val="21"/>
+          <w:szCs w:val="21"/>
+          <w:lang w:eastAsia="en-ID"/>
+          <w14:ligatures w14:val="none"/>
+        </w:rPr>
+        <w:t xml:space="preserve"> </w:t>
+      </w:r>
+      <w:r>
+        <w:rPr>
+          <w:rFonts w:ascii="Consolas" w:eastAsia="Times New Roman" w:hAnsi="Consolas" w:cs="Times New Roman"/>
+          <w:color w:val="569CD6"/>
+          <w:kern w:val="0"/>
+          <w:sz w:val="21"/>
+          <w:szCs w:val="21"/>
+          <w:lang w:eastAsia="en-ID"/>
+          <w14:ligatures w14:val="none"/>
+        </w:rPr>
+        <w:t>new</w:t>
+      </w:r>
+      <w:r>
+        <w:rPr>
+          <w:rFonts w:ascii="Consolas" w:eastAsia="Times New Roman" w:hAnsi="Consolas" w:cs="Times New Roman"/>
+          <w:color w:val="D4D4D4"/>
+          <w:kern w:val="0"/>
+          <w:sz w:val="21"/>
+          <w:szCs w:val="21"/>
+          <w:lang w:eastAsia="en-ID"/>
+          <w14:ligatures w14:val="none"/>
+        </w:rPr>
+        <w:t xml:space="preserve"> </w:t>
+      </w:r>
+      <w:r>
+        <w:rPr>
+          <w:rFonts w:ascii="Consolas" w:eastAsia="Times New Roman" w:hAnsi="Consolas" w:cs="Times New Roman"/>
+          <w:color w:val="4EC9B0"/>
+          <w:kern w:val="0"/>
+          <w:sz w:val="21"/>
+          <w:szCs w:val="21"/>
+          <w:lang w:eastAsia="en-ID"/>
+          <w14:ligatures w14:val="none"/>
+        </w:rPr>
+        <w:t>Exception</w:t>
+      </w:r>
+      <w:r>
+        <w:rPr>
+          <w:rFonts w:ascii="Consolas" w:eastAsia="Times New Roman" w:hAnsi="Consolas" w:cs="Times New Roman"/>
+          <w:color w:val="D4D4D4"/>
+          <w:kern w:val="0"/>
+          <w:sz w:val="21"/>
+          <w:szCs w:val="21"/>
+          <w:lang w:eastAsia="en-ID"/>
+          <w14:ligatures w14:val="none"/>
+        </w:rPr>
+        <w:t>(</w:t>
+      </w:r>
+      <w:r>
+        <w:rPr>
+          <w:rFonts w:ascii="Consolas" w:eastAsia="Times New Roman" w:hAnsi="Consolas" w:cs="Times New Roman"/>
+          <w:color w:val="CE9178"/>
+          <w:kern w:val="0"/>
+          <w:sz w:val="21"/>
+          <w:szCs w:val="21"/>
+          <w:lang w:eastAsia="en-ID"/>
+          <w14:ligatures w14:val="none"/>
+        </w:rPr>
+        <w:t>"judul harusstring"</w:t>
+      </w:r>
+      <w:r>
+        <w:rPr>
+          <w:rFonts w:ascii="Consolas" w:eastAsia="Times New Roman" w:hAnsi="Consolas" w:cs="Times New Roman"/>
+          <w:color w:val="D4D4D4"/>
+          <w:kern w:val="0"/>
+          <w:sz w:val="21"/>
+          <w:szCs w:val="21"/>
+          <w:lang w:eastAsia="en-ID"/>
+          <w14:ligatures w14:val="none"/>
+        </w:rPr>
+        <w:t>,</w:t>
+      </w:r>
+      <w:r>
+        <w:rPr>
+          <w:rFonts w:ascii="Consolas" w:eastAsia="Times New Roman" w:hAnsi="Consolas" w:cs="Times New Roman"/>
+          <w:color w:val="B5CEA8"/>
+          <w:kern w:val="0"/>
+          <w:sz w:val="21"/>
+          <w:szCs w:val="21"/>
+          <w:lang w:eastAsia="en-ID"/>
+          <w14:ligatures w14:val="none"/>
+        </w:rPr>
+        <w:t>1</w:t>
+      </w:r>
+      <w:r>
+        <w:rPr>
+          <w:rFonts w:ascii="Consolas" w:eastAsia="Times New Roman" w:hAnsi="Consolas" w:cs="Times New Roman"/>
+          <w:color w:val="D4D4D4"/>
+          <w:kern w:val="0"/>
+          <w:sz w:val="21"/>
+          <w:szCs w:val="21"/>
+          <w:lang w:eastAsia="en-ID"/>
+          <w14:ligatures w14:val="none"/>
+        </w:rPr>
+        <w:t>);</w:t>
+      </w:r>
+    </w:p>
+    <w:p>
+      <w:pPr>
+        <w:shd w:val="clear" w:color="auto" w:fill="1F1F1F"/>
+        <w:spacing w:after="0" w:line="285" w:lineRule="atLeast"/>
+        <w:rPr>
+          <w:rFonts w:ascii="Consolas" w:eastAsia="Times New Roman" w:hAnsi="Consolas" w:cs="Times New Roman"/>
+          <w:color w:val="CCCCCC"/>
+          <w:kern w:val="0"/>
+          <w:sz w:val="21"/>
+          <w:szCs w:val="21"/>
+          <w:lang w:eastAsia="en-ID"/>
+          <w14:ligatures w14:val="none"/>
+        </w:rPr>
+      </w:pPr>
+      <w:r>
+        <w:rPr>
+          <w:rFonts w:ascii="Consolas" w:eastAsia="Times New Roman" w:hAnsi="Consolas" w:cs="Times New Roman"/>
+          <w:color w:val="D4D4D4"/>
+          <w:kern w:val="0"/>
+          <w:sz w:val="21"/>
+          <w:szCs w:val="21"/>
+          <w:lang w:eastAsia="en-ID"/>
+          <w14:ligatures w14:val="none"/>
+        </w:rPr>
+        <w:t>    }</w:t>
+      </w:r>
+    </w:p>
+    <w:p>
+      <w:pPr>
+        <w:shd w:val="clear" w:color="auto" w:fill="1F1F1F"/>
+        <w:spacing w:after="0" w:line="285" w:lineRule="atLeast"/>
+        <w:rPr>
+          <w:rFonts w:ascii="Consolas" w:eastAsia="Times New Roman" w:hAnsi="Consolas" w:cs="Times New Roman"/>
+          <w:color w:val="CCCCCC"/>
+          <w:kern w:val="0"/>
+          <w:sz w:val="21"/>
+          <w:szCs w:val="21"/>
+          <w:lang w:eastAsia="en-ID"/>
+          <w14:ligatures w14:val="none"/>
+        </w:rPr>
+      </w:pPr>
+      <w:r>
+        <w:rPr>
+          <w:rFonts w:ascii="Consolas" w:eastAsia="Times New Roman" w:hAnsi="Consolas" w:cs="Times New Roman"/>
+          <w:color w:val="D4D4D4"/>
+          <w:kern w:val="0"/>
+          <w:sz w:val="21"/>
+          <w:szCs w:val="21"/>
+          <w:lang w:eastAsia="en-ID"/>
+          <w14:ligatures w14:val="none"/>
+        </w:rPr>
+        <w:t xml:space="preserve">    </w:t>
+      </w:r>
+      <w:r>
+        <w:rPr>
+          <w:rFonts w:ascii="Consolas" w:eastAsia="Times New Roman" w:hAnsi="Consolas" w:cs="Times New Roman"/>
+          <w:color w:val="569CD6"/>
+          <w:kern w:val="0"/>
+          <w:sz w:val="21"/>
+          <w:szCs w:val="21"/>
+          <w:lang w:eastAsia="en-ID"/>
+          <w14:ligatures w14:val="none"/>
+        </w:rPr>
+        <w:t>$this</w:t>
+      </w:r>
+      <w:r>
+        <w:rPr>
+          <w:rFonts w:ascii="Consolas" w:eastAsia="Times New Roman" w:hAnsi="Consolas" w:cs="Times New Roman"/>
+          <w:color w:val="D4D4D4"/>
+          <w:kern w:val="0"/>
+          <w:sz w:val="21"/>
+          <w:szCs w:val="21"/>
+          <w:lang w:eastAsia="en-ID"/>
+          <w14:ligatures w14:val="none"/>
+        </w:rPr>
+        <w:t>-&gt;</w:t>
+      </w:r>
+      <w:r>
+        <w:rPr>
+          <w:rFonts w:ascii="Consolas" w:eastAsia="Times New Roman" w:hAnsi="Consolas" w:cs="Times New Roman"/>
+          <w:color w:val="9CDCFE"/>
+          <w:kern w:val="0"/>
+          <w:sz w:val="21"/>
+          <w:szCs w:val="21"/>
+          <w:lang w:eastAsia="en-ID"/>
+          <w14:ligatures w14:val="none"/>
+        </w:rPr>
+        <w:t>judul</w:t>
+      </w:r>
+      <w:r>
+        <w:rPr>
+          <w:rFonts w:ascii="Consolas" w:eastAsia="Times New Roman" w:hAnsi="Consolas" w:cs="Times New Roman"/>
+          <w:color w:val="D4D4D4"/>
+          <w:kern w:val="0"/>
+          <w:sz w:val="21"/>
+          <w:szCs w:val="21"/>
+          <w:lang w:eastAsia="en-ID"/>
+          <w14:ligatures w14:val="none"/>
+        </w:rPr>
+        <w:t xml:space="preserve"> = </w:t>
+      </w:r>
+      <w:r>
+        <w:rPr>
+          <w:rFonts w:ascii="Consolas" w:eastAsia="Times New Roman" w:hAnsi="Consolas" w:cs="Times New Roman"/>
+          <w:color w:val="9CDCFE"/>
+          <w:kern w:val="0"/>
+          <w:sz w:val="21"/>
+          <w:szCs w:val="21"/>
+          <w:lang w:eastAsia="en-ID"/>
+          <w14:ligatures w14:val="none"/>
+        </w:rPr>
+        <w:t>$judul</w:t>
+      </w:r>
+      <w:r>
+        <w:rPr>
+          <w:rFonts w:ascii="Consolas" w:eastAsia="Times New Roman" w:hAnsi="Consolas" w:cs="Times New Roman"/>
+          <w:color w:val="D4D4D4"/>
+          <w:kern w:val="0"/>
+          <w:sz w:val="21"/>
+          <w:szCs w:val="21"/>
+          <w:lang w:eastAsia="en-ID"/>
+          <w14:ligatures w14:val="none"/>
+        </w:rPr>
+        <w:t>;</w:t>
+      </w:r>
+    </w:p>
+    <w:p>
+      <w:pPr>
+        <w:shd w:val="clear" w:color="auto" w:fill="1F1F1F"/>
+        <w:spacing w:after="0" w:line="285" w:lineRule="atLeast"/>
+        <w:rPr>
+          <w:rFonts w:ascii="Consolas" w:eastAsia="Times New Roman" w:hAnsi="Consolas" w:cs="Times New Roman"/>
+          <w:color w:val="CCCCCC"/>
+          <w:kern w:val="0"/>
+          <w:sz w:val="21"/>
+          <w:szCs w:val="21"/>
+          <w:lang w:eastAsia="en-ID"/>
+          <w14:ligatures w14:val="none"/>
+        </w:rPr>
+      </w:pPr>
+      <w:r>
+        <w:rPr>
+          <w:rFonts w:ascii="Consolas" w:eastAsia="Times New Roman" w:hAnsi="Consolas" w:cs="Times New Roman"/>
+          <w:color w:val="D4D4D4"/>
+          <w:kern w:val="0"/>
+          <w:sz w:val="21"/>
+          <w:szCs w:val="21"/>
+          <w:lang w:eastAsia="en-ID"/>
+          <w14:ligatures w14:val="none"/>
+        </w:rPr>
+        <w:t>  }</w:t>
+      </w:r>
+    </w:p>
+    <w:p>
+      <w:pPr>
+        <w:ind w:left="567"/>
+        <w:jc w:val="both"/>
+        <w:rPr>
+          <w:rFonts w:cs="Times New Roman"/>
+          <w:b/>
+          <w:bCs/>
+        </w:rPr>
+      </w:pPr>
+    </w:p>
     <w:sectPr>
       <w:headerReference w:type="default" r:id="rId11"/>
       <w:footerReference w:type="default" r:id="rId12"/>
@@ -31444,6 +35722,97 @@
     </w:lvl>
   </w:abstractNum>
   <w:abstractNum w:abstractNumId="3" w15:restartNumberingAfterBreak="0">
+    <w:nsid w:val="2C1258FA"/>
+    <w:multiLevelType w:val="hybridMultilevel"/>
+    <w:tmpl w:val="A97A53D0"/>
+    <w:lvl w:ilvl="0" w:tplc="E4DC917E">
+      <w:start w:val="1"/>
+      <w:numFmt w:val="upperLetter"/>
+      <w:lvlText w:val="%1."/>
+      <w:lvlJc w:val="left"/>
+      <w:pPr>
+        <w:ind w:left="1571" w:hanging="360"/>
+      </w:pPr>
+      <w:rPr>
+        <w:rFonts w:hint="default"/>
+        <w:b w:val="0"/>
+        <w:bCs/>
+      </w:rPr>
+    </w:lvl>
+    <w:lvl w:ilvl="1" w:tplc="38090019" w:tentative="1">
+      <w:start w:val="1"/>
+      <w:numFmt w:val="lowerLetter"/>
+      <w:lvlText w:val="%2."/>
+      <w:lvlJc w:val="left"/>
+      <w:pPr>
+        <w:ind w:left="2291" w:hanging="360"/>
+      </w:pPr>
+    </w:lvl>
+    <w:lvl w:ilvl="2" w:tplc="3809001B" w:tentative="1">
+      <w:start w:val="1"/>
+      <w:numFmt w:val="lowerRoman"/>
+      <w:lvlText w:val="%3."/>
+      <w:lvlJc w:val="right"/>
+      <w:pPr>
+        <w:ind w:left="3011" w:hanging="180"/>
+      </w:pPr>
+    </w:lvl>
+    <w:lvl w:ilvl="3" w:tplc="3809000F" w:tentative="1">
+      <w:start w:val="1"/>
+      <w:numFmt w:val="decimal"/>
+      <w:lvlText w:val="%4."/>
+      <w:lvlJc w:val="left"/>
+      <w:pPr>
+        <w:ind w:left="3731" w:hanging="360"/>
+      </w:pPr>
+    </w:lvl>
+    <w:lvl w:ilvl="4" w:tplc="38090019" w:tentative="1">
+      <w:start w:val="1"/>
+      <w:numFmt w:val="lowerLetter"/>
+      <w:lvlText w:val="%5."/>
+      <w:lvlJc w:val="left"/>
+      <w:pPr>
+        <w:ind w:left="4451" w:hanging="360"/>
+      </w:pPr>
+    </w:lvl>
+    <w:lvl w:ilvl="5" w:tplc="3809001B" w:tentative="1">
+      <w:start w:val="1"/>
+      <w:numFmt w:val="lowerRoman"/>
+      <w:lvlText w:val="%6."/>
+      <w:lvlJc w:val="right"/>
+      <w:pPr>
+        <w:ind w:left="5171" w:hanging="180"/>
+      </w:pPr>
+    </w:lvl>
+    <w:lvl w:ilvl="6" w:tplc="3809000F" w:tentative="1">
+      <w:start w:val="1"/>
+      <w:numFmt w:val="decimal"/>
+      <w:lvlText w:val="%7."/>
+      <w:lvlJc w:val="left"/>
+      <w:pPr>
+        <w:ind w:left="5891" w:hanging="360"/>
+      </w:pPr>
+    </w:lvl>
+    <w:lvl w:ilvl="7" w:tplc="38090019" w:tentative="1">
+      <w:start w:val="1"/>
+      <w:numFmt w:val="lowerLetter"/>
+      <w:lvlText w:val="%8."/>
+      <w:lvlJc w:val="left"/>
+      <w:pPr>
+        <w:ind w:left="6611" w:hanging="360"/>
+      </w:pPr>
+    </w:lvl>
+    <w:lvl w:ilvl="8" w:tplc="3809001B" w:tentative="1">
+      <w:start w:val="1"/>
+      <w:numFmt w:val="lowerRoman"/>
+      <w:lvlText w:val="%9."/>
+      <w:lvlJc w:val="right"/>
+      <w:pPr>
+        <w:ind w:left="7331" w:hanging="180"/>
+      </w:pPr>
+    </w:lvl>
+  </w:abstractNum>
+  <w:abstractNum w:abstractNumId="4" w15:restartNumberingAfterBreak="0">
     <w:nsid w:val="2F3E2859"/>
     <w:multiLevelType w:val="hybridMultilevel"/>
     <w:tmpl w:val="2FECC88A"/>
@@ -31529,7 +35898,7 @@
       </w:pPr>
     </w:lvl>
   </w:abstractNum>
-  <w:abstractNum w:abstractNumId="4" w15:restartNumberingAfterBreak="0">
+  <w:abstractNum w:abstractNumId="5" w15:restartNumberingAfterBreak="0">
     <w:nsid w:val="32F76E51"/>
     <w:multiLevelType w:val="hybridMultilevel"/>
     <w:tmpl w:val="14427FD6"/>
@@ -31642,7 +36011,7 @@
       </w:rPr>
     </w:lvl>
   </w:abstractNum>
-  <w:abstractNum w:abstractNumId="5" w15:restartNumberingAfterBreak="0">
+  <w:abstractNum w:abstractNumId="6" w15:restartNumberingAfterBreak="0">
     <w:nsid w:val="345C6301"/>
     <w:multiLevelType w:val="hybridMultilevel"/>
     <w:tmpl w:val="9AA43198"/>
@@ -31731,7 +36100,7 @@
       </w:pPr>
     </w:lvl>
   </w:abstractNum>
-  <w:abstractNum w:abstractNumId="6" w15:restartNumberingAfterBreak="0">
+  <w:abstractNum w:abstractNumId="7" w15:restartNumberingAfterBreak="0">
     <w:nsid w:val="37307509"/>
     <w:multiLevelType w:val="hybridMultilevel"/>
     <w:tmpl w:val="DCFAE772"/>
@@ -31820,7 +36189,7 @@
       </w:pPr>
     </w:lvl>
   </w:abstractNum>
-  <w:abstractNum w:abstractNumId="7" w15:restartNumberingAfterBreak="0">
+  <w:abstractNum w:abstractNumId="8" w15:restartNumberingAfterBreak="0">
     <w:nsid w:val="373C3C25"/>
     <w:multiLevelType w:val="hybridMultilevel"/>
     <w:tmpl w:val="9ABA6C90"/>
@@ -31911,7 +36280,7 @@
       </w:pPr>
     </w:lvl>
   </w:abstractNum>
-  <w:abstractNum w:abstractNumId="8" w15:restartNumberingAfterBreak="0">
+  <w:abstractNum w:abstractNumId="9" w15:restartNumberingAfterBreak="0">
     <w:nsid w:val="38152B96"/>
     <w:multiLevelType w:val="hybridMultilevel"/>
     <w:tmpl w:val="3C34F1AE"/>
@@ -32000,7 +36369,7 @@
       </w:pPr>
     </w:lvl>
   </w:abstractNum>
-  <w:abstractNum w:abstractNumId="9" w15:restartNumberingAfterBreak="0">
+  <w:abstractNum w:abstractNumId="10" w15:restartNumberingAfterBreak="0">
     <w:nsid w:val="382A70E1"/>
     <w:multiLevelType w:val="hybridMultilevel"/>
     <w:tmpl w:val="8AF66954"/>
@@ -32089,7 +36458,7 @@
       </w:pPr>
     </w:lvl>
   </w:abstractNum>
-  <w:abstractNum w:abstractNumId="10" w15:restartNumberingAfterBreak="0">
+  <w:abstractNum w:abstractNumId="11" w15:restartNumberingAfterBreak="0">
     <w:nsid w:val="3B43266F"/>
     <w:multiLevelType w:val="hybridMultilevel"/>
     <w:tmpl w:val="2F5C60D0"/>
@@ -32178,7 +36547,7 @@
       </w:pPr>
     </w:lvl>
   </w:abstractNum>
-  <w:abstractNum w:abstractNumId="11" w15:restartNumberingAfterBreak="0">
+  <w:abstractNum w:abstractNumId="12" w15:restartNumberingAfterBreak="0">
     <w:nsid w:val="3CE7331B"/>
     <w:multiLevelType w:val="hybridMultilevel"/>
     <w:tmpl w:val="C1044E50"/>
@@ -32269,7 +36638,7 @@
       </w:pPr>
     </w:lvl>
   </w:abstractNum>
-  <w:abstractNum w:abstractNumId="12" w15:restartNumberingAfterBreak="0">
+  <w:abstractNum w:abstractNumId="13" w15:restartNumberingAfterBreak="0">
     <w:nsid w:val="4EDD2F8E"/>
     <w:multiLevelType w:val="hybridMultilevel"/>
     <w:tmpl w:val="89E816AC"/>
@@ -32358,7 +36727,7 @@
       </w:pPr>
     </w:lvl>
   </w:abstractNum>
-  <w:abstractNum w:abstractNumId="13" w15:restartNumberingAfterBreak="0">
+  <w:abstractNum w:abstractNumId="14" w15:restartNumberingAfterBreak="0">
     <w:nsid w:val="65124303"/>
     <w:multiLevelType w:val="hybridMultilevel"/>
     <w:tmpl w:val="636489E4"/>
@@ -32448,46 +36817,49 @@
     </w:lvl>
   </w:abstractNum>
   <w:num w:numId="1" w16cid:durableId="1832286667">
-    <w:abstractNumId w:val="11"/>
+    <w:abstractNumId w:val="12"/>
   </w:num>
   <w:num w:numId="2" w16cid:durableId="219830989">
     <w:abstractNumId w:val="1"/>
   </w:num>
   <w:num w:numId="3" w16cid:durableId="1984579017">
-    <w:abstractNumId w:val="7"/>
+    <w:abstractNumId w:val="8"/>
   </w:num>
   <w:num w:numId="4" w16cid:durableId="1701277298">
-    <w:abstractNumId w:val="12"/>
+    <w:abstractNumId w:val="13"/>
   </w:num>
   <w:num w:numId="5" w16cid:durableId="625086627">
     <w:abstractNumId w:val="2"/>
   </w:num>
   <w:num w:numId="6" w16cid:durableId="414254074">
+    <w:abstractNumId w:val="6"/>
+  </w:num>
+  <w:num w:numId="7" w16cid:durableId="1506088210">
+    <w:abstractNumId w:val="11"/>
+  </w:num>
+  <w:num w:numId="8" w16cid:durableId="250696470">
+    <w:abstractNumId w:val="10"/>
+  </w:num>
+  <w:num w:numId="9" w16cid:durableId="780495554">
     <w:abstractNumId w:val="5"/>
   </w:num>
-  <w:num w:numId="7" w16cid:durableId="1506088210">
-    <w:abstractNumId w:val="10"/>
-  </w:num>
-  <w:num w:numId="8" w16cid:durableId="250696470">
-    <w:abstractNumId w:val="9"/>
-  </w:num>
-  <w:num w:numId="9" w16cid:durableId="780495554">
+  <w:num w:numId="10" w16cid:durableId="1035424380">
     <w:abstractNumId w:val="4"/>
-  </w:num>
-  <w:num w:numId="10" w16cid:durableId="1035424380">
-    <w:abstractNumId w:val="3"/>
   </w:num>
   <w:num w:numId="11" w16cid:durableId="238684883">
     <w:abstractNumId w:val="0"/>
   </w:num>
   <w:num w:numId="12" w16cid:durableId="1653027491">
-    <w:abstractNumId w:val="6"/>
+    <w:abstractNumId w:val="7"/>
   </w:num>
   <w:num w:numId="13" w16cid:durableId="938560995">
-    <w:abstractNumId w:val="13"/>
+    <w:abstractNumId w:val="14"/>
   </w:num>
   <w:num w:numId="14" w16cid:durableId="1178349855">
-    <w:abstractNumId w:val="8"/>
+    <w:abstractNumId w:val="9"/>
+  </w:num>
+  <w:num w:numId="15" w16cid:durableId="1789743062">
+    <w:abstractNumId w:val="3"/>
   </w:num>
 </w:numbering>
 </file>

--- a/phpoop.docx
+++ b/phpoop.docx
@@ -1,6 +1,6 @@
 
 <file path=word/document.xml><?xml version="1.0" encoding="utf-8"?>
-<w:document xmlns:wpc="http://schemas.microsoft.com/office/word/2010/wordprocessingCanvas" xmlns:cx="http://schemas.microsoft.com/office/drawing/2014/chartex" xmlns:cx1="http://schemas.microsoft.com/office/drawing/2015/9/8/chartex" xmlns:cx2="http://schemas.microsoft.com/office/drawing/2015/10/21/chartex" xmlns:cx3="http://schemas.microsoft.com/office/drawing/2016/5/9/chartex" xmlns:cx4="http://schemas.microsoft.com/office/drawing/2016/5/10/chartex" xmlns:cx5="http://schemas.microsoft.com/office/drawing/2016/5/11/chartex" xmlns:cx6="http://schemas.microsoft.com/office/drawing/2016/5/12/chartex" xmlns:cx7="http://schemas.microsoft.com/office/drawing/2016/5/13/chartex" xmlns:cx8="http://schemas.microsoft.com/office/drawing/2016/5/14/chartex" xmlns:mc="http://schemas.openxmlformats.org/markup-compatibility/2006" xmlns:aink="http://schemas.microsoft.com/office/drawing/2016/ink" xmlns:am3d="http://schemas.microsoft.com/office/drawing/2017/model3d" xmlns:o="urn:schemas-microsoft-com:office:office" xmlns:oel="http://schemas.microsoft.com/office/2019/extlst" xmlns:r="http://schemas.openxmlformats.org/officeDocument/2006/relationships" xmlns:m="http://schemas.openxmlformats.org/officeDocument/2006/math" xmlns:v="urn:schemas-microsoft-com:vml" xmlns:wp14="http://schemas.microsoft.com/office/word/2010/wordprocessingDrawing" xmlns:wp="http://schemas.openxmlformats.org/drawingml/2006/wordprocessingDrawing" xmlns:w10="urn:schemas-microsoft-com:office:word" xmlns:w="http://schemas.openxmlformats.org/wordprocessingml/2006/main" xmlns:w14="http://schemas.microsoft.com/office/word/2010/wordml" xmlns:w15="http://schemas.microsoft.com/office/word/2012/wordml" xmlns:w16cex="http://schemas.microsoft.com/office/word/2018/wordml/cex" xmlns:w16cid="http://schemas.microsoft.com/office/word/2016/wordml/cid" xmlns:w16="http://schemas.microsoft.com/office/word/2018/wordml" xmlns:w16du="http://schemas.microsoft.com/office/word/2023/wordml/word16du" xmlns:w16sdtdh="http://schemas.microsoft.com/office/word/2020/wordml/sdtdatahash" xmlns:w16sdtfl="http://schemas.microsoft.com/office/word/2024/wordml/sdtformatlock" xmlns:w16se="http://schemas.microsoft.com/office/word/2015/wordml/symex" xmlns:wpg="http://schemas.microsoft.com/office/word/2010/wordprocessingGroup" xmlns:wpi="http://schemas.microsoft.com/office/word/2010/wordprocessingInk" xmlns:wne="http://schemas.microsoft.com/office/word/2006/wordml" xmlns:wps="http://schemas.microsoft.com/office/word/2010/wordprocessingShape" mc:Ignorable="w14 w15 w16se w16cid w16 w16cex w16sdtdh w16sdtfl w16du wp14">
+<w:document xmlns:wpc="http://schemas.microsoft.com/office/word/2010/wordprocessingCanvas" xmlns:cx="http://schemas.microsoft.com/office/drawing/2014/chartex" xmlns:cx1="http://schemas.microsoft.com/office/drawing/2015/9/8/chartex" xmlns:cx2="http://schemas.microsoft.com/office/drawing/2015/10/21/chartex" xmlns:cx3="http://schemas.microsoft.com/office/drawing/2016/5/9/chartex" xmlns:cx4="http://schemas.microsoft.com/office/drawing/2016/5/10/chartex" xmlns:cx5="http://schemas.microsoft.com/office/drawing/2016/5/11/chartex" xmlns:cx6="http://schemas.microsoft.com/office/drawing/2016/5/12/chartex" xmlns:cx7="http://schemas.microsoft.com/office/drawing/2016/5/13/chartex" xmlns:cx8="http://schemas.microsoft.com/office/drawing/2016/5/14/chartex" xmlns:mc="http://schemas.openxmlformats.org/markup-compatibility/2006" xmlns:aink="http://schemas.microsoft.com/office/drawing/2016/ink" xmlns:am3d="http://schemas.microsoft.com/office/drawing/2017/model3d" xmlns:o="urn:schemas-microsoft-com:office:office" xmlns:oel="http://schemas.microsoft.com/office/2019/extlst" xmlns:r="http://schemas.openxmlformats.org/officeDocument/2006/relationships" xmlns:m="http://schemas.openxmlformats.org/officeDocument/2006/math" xmlns:v="urn:schemas-microsoft-com:vml" xmlns:wp14="http://schemas.microsoft.com/office/word/2010/wordprocessingDrawing" xmlns:wp="http://schemas.openxmlformats.org/drawingml/2006/wordprocessingDrawing" xmlns:w10="urn:schemas-microsoft-com:office:word" xmlns:w="http://schemas.openxmlformats.org/wordprocessingml/2006/main" xmlns:w14="http://schemas.microsoft.com/office/word/2010/wordml" xmlns:w15="http://schemas.microsoft.com/office/word/2012/wordml" xmlns:w16cex="http://schemas.microsoft.com/office/word/2018/wordml/cex" xmlns:w16cid="http://schemas.microsoft.com/office/word/2016/wordml/cid" xmlns:w16="http://schemas.microsoft.com/office/word/2018/wordml" xmlns:w16du="http://schemas.microsoft.com/office/word/2023/wordml/word16du" xmlns:w16sdtdh="http://schemas.microsoft.com/office/word/2020/wordml/sdtdatahash" xmlns:w16se="http://schemas.microsoft.com/office/word/2015/wordml/symex" xmlns:wpg="http://schemas.microsoft.com/office/word/2010/wordprocessingGroup" xmlns:wpi="http://schemas.microsoft.com/office/word/2010/wordprocessingInk" xmlns:wne="http://schemas.microsoft.com/office/word/2006/wordml" xmlns:wps="http://schemas.microsoft.com/office/word/2010/wordprocessingShape" mc:Ignorable="w14 w15 w16se w16cid w16 w16cex w16sdtdh w16du wp14">
   <w:body>
     <w:p>
       <w:pPr>
@@ -35331,12 +35331,2539 @@
     </w:p>
     <w:p>
       <w:pPr>
-        <w:ind w:left="567"/>
         <w:jc w:val="both"/>
         <w:rPr>
           <w:rFonts w:cs="Times New Roman"/>
           <w:b/>
           <w:bCs/>
+        </w:rPr>
+      </w:pPr>
+    </w:p>
+    <w:p>
+      <w:pPr>
+        <w:pStyle w:val="ListParagraph"/>
+        <w:numPr>
+          <w:ilvl w:val="0"/>
+          <w:numId w:val="1"/>
+        </w:numPr>
+        <w:ind w:left="567" w:hanging="567"/>
+        <w:jc w:val="both"/>
+        <w:rPr>
+          <w:rFonts w:cs="Times New Roman"/>
+          <w:b/>
+          <w:bCs/>
+        </w:rPr>
+      </w:pPr>
+      <w:r>
+        <w:rPr>
+          <w:rFonts w:cs="Times New Roman"/>
+          <w:b/>
+          <w:bCs/>
+        </w:rPr>
+        <w:t>Static Keyword</w:t>
+      </w:r>
+    </w:p>
+    <w:p>
+      <w:pPr>
+        <w:pStyle w:val="ListParagraph"/>
+        <w:numPr>
+          <w:ilvl w:val="0"/>
+          <w:numId w:val="11"/>
+        </w:numPr>
+        <w:ind w:left="993" w:hanging="426"/>
+        <w:jc w:val="both"/>
+        <w:rPr>
+          <w:rFonts w:cs="Times New Roman"/>
+        </w:rPr>
+      </w:pPr>
+      <w:r>
+        <w:rPr>
+          <w:rFonts w:cs="Times New Roman"/>
+        </w:rPr>
+        <w:t xml:space="preserve">Member (property/method) itu yang terikat dengan class, bukan dengan objek </w:t>
+      </w:r>
+    </w:p>
+    <w:p>
+      <w:pPr>
+        <w:pStyle w:val="ListParagraph"/>
+        <w:numPr>
+          <w:ilvl w:val="0"/>
+          <w:numId w:val="11"/>
+        </w:numPr>
+        <w:ind w:left="993" w:hanging="426"/>
+        <w:jc w:val="both"/>
+        <w:rPr>
+          <w:rFonts w:cs="Times New Roman"/>
+        </w:rPr>
+      </w:pPr>
+      <w:r>
+        <w:rPr>
+          <w:rFonts w:cs="Times New Roman"/>
+        </w:rPr>
+        <w:t xml:space="preserve">Nilai statik akan tetap walau kita memangil objek yng di instansiasi berkali kali </w:t>
+      </w:r>
+    </w:p>
+    <w:p>
+      <w:pPr>
+        <w:pStyle w:val="ListParagraph"/>
+        <w:spacing w:after="0"/>
+        <w:ind w:left="992"/>
+        <w:jc w:val="both"/>
+        <w:rPr>
+          <w:rFonts w:cs="Times New Roman"/>
+          <w:b/>
+          <w:bCs/>
+        </w:rPr>
+      </w:pPr>
+      <w:r>
+        <w:rPr>
+          <w:rFonts w:cs="Times New Roman"/>
+          <w:b/>
+          <w:bCs/>
+        </w:rPr>
+        <w:t>Contoh :</w:t>
+      </w:r>
+    </w:p>
+    <w:p>
+      <w:pPr>
+        <w:shd w:val="clear" w:color="auto" w:fill="1F1F1F"/>
+        <w:spacing w:after="0" w:line="285" w:lineRule="atLeast"/>
+        <w:ind w:left="993"/>
+        <w:rPr>
+          <w:rFonts w:ascii="Consolas" w:eastAsia="Times New Roman" w:hAnsi="Consolas" w:cs="Times New Roman"/>
+          <w:color w:val="CCCCCC"/>
+          <w:kern w:val="0"/>
+          <w:sz w:val="21"/>
+          <w:szCs w:val="21"/>
+          <w:lang w:eastAsia="en-ID"/>
+          <w14:ligatures w14:val="none"/>
+        </w:rPr>
+      </w:pPr>
+      <w:r>
+        <w:rPr>
+          <w:rFonts w:ascii="Consolas" w:eastAsia="Times New Roman" w:hAnsi="Consolas" w:cs="Times New Roman"/>
+          <w:color w:val="9CDCFE"/>
+          <w:kern w:val="0"/>
+          <w:sz w:val="21"/>
+          <w:szCs w:val="21"/>
+          <w:lang w:eastAsia="en-ID"/>
+          <w14:ligatures w14:val="none"/>
+        </w:rPr>
+        <w:t>$obj</w:t>
+      </w:r>
+      <w:r>
+        <w:rPr>
+          <w:rFonts w:ascii="Consolas" w:eastAsia="Times New Roman" w:hAnsi="Consolas" w:cs="Times New Roman"/>
+          <w:color w:val="D4D4D4"/>
+          <w:kern w:val="0"/>
+          <w:sz w:val="21"/>
+          <w:szCs w:val="21"/>
+          <w:lang w:eastAsia="en-ID"/>
+          <w14:ligatures w14:val="none"/>
+        </w:rPr>
+        <w:t xml:space="preserve"> = </w:t>
+      </w:r>
+      <w:r>
+        <w:rPr>
+          <w:rFonts w:ascii="Consolas" w:eastAsia="Times New Roman" w:hAnsi="Consolas" w:cs="Times New Roman"/>
+          <w:color w:val="569CD6"/>
+          <w:kern w:val="0"/>
+          <w:sz w:val="21"/>
+          <w:szCs w:val="21"/>
+          <w:lang w:eastAsia="en-ID"/>
+          <w14:ligatures w14:val="none"/>
+        </w:rPr>
+        <w:t>new</w:t>
+      </w:r>
+      <w:r>
+        <w:rPr>
+          <w:rFonts w:ascii="Consolas" w:eastAsia="Times New Roman" w:hAnsi="Consolas" w:cs="Times New Roman"/>
+          <w:color w:val="D4D4D4"/>
+          <w:kern w:val="0"/>
+          <w:sz w:val="21"/>
+          <w:szCs w:val="21"/>
+          <w:lang w:eastAsia="en-ID"/>
+          <w14:ligatures w14:val="none"/>
+        </w:rPr>
+        <w:t xml:space="preserve"> </w:t>
+      </w:r>
+      <w:r>
+        <w:rPr>
+          <w:rFonts w:ascii="Consolas" w:eastAsia="Times New Roman" w:hAnsi="Consolas" w:cs="Times New Roman"/>
+          <w:color w:val="4EC9B0"/>
+          <w:kern w:val="0"/>
+          <w:sz w:val="21"/>
+          <w:szCs w:val="21"/>
+          <w:lang w:eastAsia="en-ID"/>
+          <w14:ligatures w14:val="none"/>
+        </w:rPr>
+        <w:t>ContohStatic</w:t>
+      </w:r>
+      <w:r>
+        <w:rPr>
+          <w:rFonts w:ascii="Consolas" w:eastAsia="Times New Roman" w:hAnsi="Consolas" w:cs="Times New Roman"/>
+          <w:color w:val="D4D4D4"/>
+          <w:kern w:val="0"/>
+          <w:sz w:val="21"/>
+          <w:szCs w:val="21"/>
+          <w:lang w:eastAsia="en-ID"/>
+          <w14:ligatures w14:val="none"/>
+        </w:rPr>
+        <w:t>;</w:t>
+      </w:r>
+    </w:p>
+    <w:p>
+      <w:pPr>
+        <w:shd w:val="clear" w:color="auto" w:fill="1F1F1F"/>
+        <w:spacing w:after="0" w:line="285" w:lineRule="atLeast"/>
+        <w:ind w:left="993"/>
+        <w:rPr>
+          <w:rFonts w:ascii="Consolas" w:eastAsia="Times New Roman" w:hAnsi="Consolas" w:cs="Times New Roman"/>
+          <w:color w:val="CCCCCC"/>
+          <w:kern w:val="0"/>
+          <w:sz w:val="21"/>
+          <w:szCs w:val="21"/>
+          <w:lang w:eastAsia="en-ID"/>
+          <w14:ligatures w14:val="none"/>
+        </w:rPr>
+      </w:pPr>
+      <w:r>
+        <w:rPr>
+          <w:rFonts w:ascii="Consolas" w:eastAsia="Times New Roman" w:hAnsi="Consolas" w:cs="Times New Roman"/>
+          <w:color w:val="DCDCAA"/>
+          <w:kern w:val="0"/>
+          <w:sz w:val="21"/>
+          <w:szCs w:val="21"/>
+          <w:lang w:eastAsia="en-ID"/>
+          <w14:ligatures w14:val="none"/>
+        </w:rPr>
+        <w:t>echo</w:t>
+      </w:r>
+      <w:r>
+        <w:rPr>
+          <w:rFonts w:ascii="Consolas" w:eastAsia="Times New Roman" w:hAnsi="Consolas" w:cs="Times New Roman"/>
+          <w:color w:val="D4D4D4"/>
+          <w:kern w:val="0"/>
+          <w:sz w:val="21"/>
+          <w:szCs w:val="21"/>
+          <w:lang w:eastAsia="en-ID"/>
+          <w14:ligatures w14:val="none"/>
+        </w:rPr>
+        <w:t xml:space="preserve"> </w:t>
+      </w:r>
+      <w:r>
+        <w:rPr>
+          <w:rFonts w:ascii="Consolas" w:eastAsia="Times New Roman" w:hAnsi="Consolas" w:cs="Times New Roman"/>
+          <w:color w:val="9CDCFE"/>
+          <w:kern w:val="0"/>
+          <w:sz w:val="21"/>
+          <w:szCs w:val="21"/>
+          <w:lang w:eastAsia="en-ID"/>
+          <w14:ligatures w14:val="none"/>
+        </w:rPr>
+        <w:t>$obj</w:t>
+      </w:r>
+      <w:r>
+        <w:rPr>
+          <w:rFonts w:ascii="Consolas" w:eastAsia="Times New Roman" w:hAnsi="Consolas" w:cs="Times New Roman"/>
+          <w:color w:val="D4D4D4"/>
+          <w:kern w:val="0"/>
+          <w:sz w:val="21"/>
+          <w:szCs w:val="21"/>
+          <w:lang w:eastAsia="en-ID"/>
+          <w14:ligatures w14:val="none"/>
+        </w:rPr>
+        <w:t>-&gt;</w:t>
+      </w:r>
+      <w:r>
+        <w:rPr>
+          <w:rFonts w:ascii="Consolas" w:eastAsia="Times New Roman" w:hAnsi="Consolas" w:cs="Times New Roman"/>
+          <w:color w:val="DCDCAA"/>
+          <w:kern w:val="0"/>
+          <w:sz w:val="21"/>
+          <w:szCs w:val="21"/>
+          <w:lang w:eastAsia="en-ID"/>
+          <w14:ligatures w14:val="none"/>
+        </w:rPr>
+        <w:t>halo</w:t>
+      </w:r>
+      <w:r>
+        <w:rPr>
+          <w:rFonts w:ascii="Consolas" w:eastAsia="Times New Roman" w:hAnsi="Consolas" w:cs="Times New Roman"/>
+          <w:color w:val="D4D4D4"/>
+          <w:kern w:val="0"/>
+          <w:sz w:val="21"/>
+          <w:szCs w:val="21"/>
+          <w:lang w:eastAsia="en-ID"/>
+          <w14:ligatures w14:val="none"/>
+        </w:rPr>
+        <w:t>();</w:t>
+      </w:r>
+    </w:p>
+    <w:p>
+      <w:pPr>
+        <w:shd w:val="clear" w:color="auto" w:fill="1F1F1F"/>
+        <w:spacing w:after="0" w:line="285" w:lineRule="atLeast"/>
+        <w:ind w:left="993"/>
+        <w:rPr>
+          <w:rFonts w:ascii="Consolas" w:eastAsia="Times New Roman" w:hAnsi="Consolas" w:cs="Times New Roman"/>
+          <w:color w:val="CCCCCC"/>
+          <w:kern w:val="0"/>
+          <w:sz w:val="21"/>
+          <w:szCs w:val="21"/>
+          <w:lang w:eastAsia="en-ID"/>
+          <w14:ligatures w14:val="none"/>
+        </w:rPr>
+      </w:pPr>
+      <w:r>
+        <w:rPr>
+          <w:rFonts w:ascii="Consolas" w:eastAsia="Times New Roman" w:hAnsi="Consolas" w:cs="Times New Roman"/>
+          <w:color w:val="DCDCAA"/>
+          <w:kern w:val="0"/>
+          <w:sz w:val="21"/>
+          <w:szCs w:val="21"/>
+          <w:lang w:eastAsia="en-ID"/>
+          <w14:ligatures w14:val="none"/>
+        </w:rPr>
+        <w:t>echo</w:t>
+      </w:r>
+      <w:r>
+        <w:rPr>
+          <w:rFonts w:ascii="Consolas" w:eastAsia="Times New Roman" w:hAnsi="Consolas" w:cs="Times New Roman"/>
+          <w:color w:val="D4D4D4"/>
+          <w:kern w:val="0"/>
+          <w:sz w:val="21"/>
+          <w:szCs w:val="21"/>
+          <w:lang w:eastAsia="en-ID"/>
+          <w14:ligatures w14:val="none"/>
+        </w:rPr>
+        <w:t xml:space="preserve"> </w:t>
+      </w:r>
+      <w:r>
+        <w:rPr>
+          <w:rFonts w:ascii="Consolas" w:eastAsia="Times New Roman" w:hAnsi="Consolas" w:cs="Times New Roman"/>
+          <w:color w:val="9CDCFE"/>
+          <w:kern w:val="0"/>
+          <w:sz w:val="21"/>
+          <w:szCs w:val="21"/>
+          <w:lang w:eastAsia="en-ID"/>
+          <w14:ligatures w14:val="none"/>
+        </w:rPr>
+        <w:t>$obj</w:t>
+      </w:r>
+      <w:r>
+        <w:rPr>
+          <w:rFonts w:ascii="Consolas" w:eastAsia="Times New Roman" w:hAnsi="Consolas" w:cs="Times New Roman"/>
+          <w:color w:val="D4D4D4"/>
+          <w:kern w:val="0"/>
+          <w:sz w:val="21"/>
+          <w:szCs w:val="21"/>
+          <w:lang w:eastAsia="en-ID"/>
+          <w14:ligatures w14:val="none"/>
+        </w:rPr>
+        <w:t>-&gt;</w:t>
+      </w:r>
+      <w:r>
+        <w:rPr>
+          <w:rFonts w:ascii="Consolas" w:eastAsia="Times New Roman" w:hAnsi="Consolas" w:cs="Times New Roman"/>
+          <w:color w:val="DCDCAA"/>
+          <w:kern w:val="0"/>
+          <w:sz w:val="21"/>
+          <w:szCs w:val="21"/>
+          <w:lang w:eastAsia="en-ID"/>
+          <w14:ligatures w14:val="none"/>
+        </w:rPr>
+        <w:t>halo</w:t>
+      </w:r>
+      <w:r>
+        <w:rPr>
+          <w:rFonts w:ascii="Consolas" w:eastAsia="Times New Roman" w:hAnsi="Consolas" w:cs="Times New Roman"/>
+          <w:color w:val="D4D4D4"/>
+          <w:kern w:val="0"/>
+          <w:sz w:val="21"/>
+          <w:szCs w:val="21"/>
+          <w:lang w:eastAsia="en-ID"/>
+          <w14:ligatures w14:val="none"/>
+        </w:rPr>
+        <w:t>();</w:t>
+      </w:r>
+    </w:p>
+    <w:p>
+      <w:pPr>
+        <w:shd w:val="clear" w:color="auto" w:fill="1F1F1F"/>
+        <w:spacing w:after="0" w:line="285" w:lineRule="atLeast"/>
+        <w:ind w:left="993"/>
+        <w:rPr>
+          <w:rFonts w:ascii="Consolas" w:eastAsia="Times New Roman" w:hAnsi="Consolas" w:cs="Times New Roman"/>
+          <w:color w:val="CCCCCC"/>
+          <w:kern w:val="0"/>
+          <w:sz w:val="21"/>
+          <w:szCs w:val="21"/>
+          <w:lang w:eastAsia="en-ID"/>
+          <w14:ligatures w14:val="none"/>
+        </w:rPr>
+      </w:pPr>
+      <w:r>
+        <w:rPr>
+          <w:rFonts w:ascii="Consolas" w:eastAsia="Times New Roman" w:hAnsi="Consolas" w:cs="Times New Roman"/>
+          <w:color w:val="DCDCAA"/>
+          <w:kern w:val="0"/>
+          <w:sz w:val="21"/>
+          <w:szCs w:val="21"/>
+          <w:lang w:eastAsia="en-ID"/>
+          <w14:ligatures w14:val="none"/>
+        </w:rPr>
+        <w:t>echo</w:t>
+      </w:r>
+      <w:r>
+        <w:rPr>
+          <w:rFonts w:ascii="Consolas" w:eastAsia="Times New Roman" w:hAnsi="Consolas" w:cs="Times New Roman"/>
+          <w:color w:val="D4D4D4"/>
+          <w:kern w:val="0"/>
+          <w:sz w:val="21"/>
+          <w:szCs w:val="21"/>
+          <w:lang w:eastAsia="en-ID"/>
+          <w14:ligatures w14:val="none"/>
+        </w:rPr>
+        <w:t xml:space="preserve"> </w:t>
+      </w:r>
+      <w:r>
+        <w:rPr>
+          <w:rFonts w:ascii="Consolas" w:eastAsia="Times New Roman" w:hAnsi="Consolas" w:cs="Times New Roman"/>
+          <w:color w:val="9CDCFE"/>
+          <w:kern w:val="0"/>
+          <w:sz w:val="21"/>
+          <w:szCs w:val="21"/>
+          <w:lang w:eastAsia="en-ID"/>
+          <w14:ligatures w14:val="none"/>
+        </w:rPr>
+        <w:t>$obj</w:t>
+      </w:r>
+      <w:r>
+        <w:rPr>
+          <w:rFonts w:ascii="Consolas" w:eastAsia="Times New Roman" w:hAnsi="Consolas" w:cs="Times New Roman"/>
+          <w:color w:val="D4D4D4"/>
+          <w:kern w:val="0"/>
+          <w:sz w:val="21"/>
+          <w:szCs w:val="21"/>
+          <w:lang w:eastAsia="en-ID"/>
+          <w14:ligatures w14:val="none"/>
+        </w:rPr>
+        <w:t>-&gt;</w:t>
+      </w:r>
+      <w:r>
+        <w:rPr>
+          <w:rFonts w:ascii="Consolas" w:eastAsia="Times New Roman" w:hAnsi="Consolas" w:cs="Times New Roman"/>
+          <w:color w:val="DCDCAA"/>
+          <w:kern w:val="0"/>
+          <w:sz w:val="21"/>
+          <w:szCs w:val="21"/>
+          <w:lang w:eastAsia="en-ID"/>
+          <w14:ligatures w14:val="none"/>
+        </w:rPr>
+        <w:t>halo</w:t>
+      </w:r>
+      <w:r>
+        <w:rPr>
+          <w:rFonts w:ascii="Consolas" w:eastAsia="Times New Roman" w:hAnsi="Consolas" w:cs="Times New Roman"/>
+          <w:color w:val="D4D4D4"/>
+          <w:kern w:val="0"/>
+          <w:sz w:val="21"/>
+          <w:szCs w:val="21"/>
+          <w:lang w:eastAsia="en-ID"/>
+          <w14:ligatures w14:val="none"/>
+        </w:rPr>
+        <w:t>();</w:t>
+      </w:r>
+    </w:p>
+    <w:p>
+      <w:pPr>
+        <w:shd w:val="clear" w:color="auto" w:fill="1F1F1F"/>
+        <w:spacing w:after="0" w:line="285" w:lineRule="atLeast"/>
+        <w:ind w:left="993"/>
+        <w:rPr>
+          <w:rFonts w:ascii="Consolas" w:eastAsia="Times New Roman" w:hAnsi="Consolas" w:cs="Times New Roman"/>
+          <w:color w:val="CCCCCC"/>
+          <w:kern w:val="0"/>
+          <w:sz w:val="21"/>
+          <w:szCs w:val="21"/>
+          <w:lang w:eastAsia="en-ID"/>
+          <w14:ligatures w14:val="none"/>
+        </w:rPr>
+      </w:pPr>
+    </w:p>
+    <w:p>
+      <w:pPr>
+        <w:shd w:val="clear" w:color="auto" w:fill="1F1F1F"/>
+        <w:spacing w:after="0" w:line="285" w:lineRule="atLeast"/>
+        <w:ind w:left="993"/>
+        <w:rPr>
+          <w:rFonts w:ascii="Consolas" w:eastAsia="Times New Roman" w:hAnsi="Consolas" w:cs="Times New Roman"/>
+          <w:color w:val="CCCCCC"/>
+          <w:kern w:val="0"/>
+          <w:sz w:val="21"/>
+          <w:szCs w:val="21"/>
+          <w:lang w:eastAsia="en-ID"/>
+          <w14:ligatures w14:val="none"/>
+        </w:rPr>
+      </w:pPr>
+      <w:r>
+        <w:rPr>
+          <w:rFonts w:ascii="Consolas" w:eastAsia="Times New Roman" w:hAnsi="Consolas" w:cs="Times New Roman"/>
+          <w:color w:val="DCDCAA"/>
+          <w:kern w:val="0"/>
+          <w:sz w:val="21"/>
+          <w:szCs w:val="21"/>
+          <w:lang w:eastAsia="en-ID"/>
+          <w14:ligatures w14:val="none"/>
+        </w:rPr>
+        <w:t>echo</w:t>
+      </w:r>
+      <w:r>
+        <w:rPr>
+          <w:rFonts w:ascii="Consolas" w:eastAsia="Times New Roman" w:hAnsi="Consolas" w:cs="Times New Roman"/>
+          <w:color w:val="D4D4D4"/>
+          <w:kern w:val="0"/>
+          <w:sz w:val="21"/>
+          <w:szCs w:val="21"/>
+          <w:lang w:eastAsia="en-ID"/>
+          <w14:ligatures w14:val="none"/>
+        </w:rPr>
+        <w:t xml:space="preserve"> </w:t>
+      </w:r>
+      <w:r>
+        <w:rPr>
+          <w:rFonts w:ascii="Consolas" w:eastAsia="Times New Roman" w:hAnsi="Consolas" w:cs="Times New Roman"/>
+          <w:color w:val="CE9178"/>
+          <w:kern w:val="0"/>
+          <w:sz w:val="21"/>
+          <w:szCs w:val="21"/>
+          <w:lang w:eastAsia="en-ID"/>
+          <w14:ligatures w14:val="none"/>
+        </w:rPr>
+        <w:t>"&lt;br&gt;"</w:t>
+      </w:r>
+      <w:r>
+        <w:rPr>
+          <w:rFonts w:ascii="Consolas" w:eastAsia="Times New Roman" w:hAnsi="Consolas" w:cs="Times New Roman"/>
+          <w:color w:val="D4D4D4"/>
+          <w:kern w:val="0"/>
+          <w:sz w:val="21"/>
+          <w:szCs w:val="21"/>
+          <w:lang w:eastAsia="en-ID"/>
+          <w14:ligatures w14:val="none"/>
+        </w:rPr>
+        <w:t>;</w:t>
+      </w:r>
+    </w:p>
+    <w:p>
+      <w:pPr>
+        <w:shd w:val="clear" w:color="auto" w:fill="1F1F1F"/>
+        <w:spacing w:after="0" w:line="285" w:lineRule="atLeast"/>
+        <w:ind w:left="993"/>
+        <w:rPr>
+          <w:rFonts w:ascii="Consolas" w:eastAsia="Times New Roman" w:hAnsi="Consolas" w:cs="Times New Roman"/>
+          <w:color w:val="CCCCCC"/>
+          <w:kern w:val="0"/>
+          <w:sz w:val="21"/>
+          <w:szCs w:val="21"/>
+          <w:lang w:eastAsia="en-ID"/>
+          <w14:ligatures w14:val="none"/>
+        </w:rPr>
+      </w:pPr>
+    </w:p>
+    <w:p>
+      <w:pPr>
+        <w:shd w:val="clear" w:color="auto" w:fill="1F1F1F"/>
+        <w:spacing w:after="0" w:line="285" w:lineRule="atLeast"/>
+        <w:ind w:left="993"/>
+        <w:rPr>
+          <w:rFonts w:ascii="Consolas" w:eastAsia="Times New Roman" w:hAnsi="Consolas" w:cs="Times New Roman"/>
+          <w:color w:val="CCCCCC"/>
+          <w:kern w:val="0"/>
+          <w:sz w:val="21"/>
+          <w:szCs w:val="21"/>
+          <w:lang w:eastAsia="en-ID"/>
+          <w14:ligatures w14:val="none"/>
+        </w:rPr>
+      </w:pPr>
+      <w:r>
+        <w:rPr>
+          <w:rFonts w:ascii="Consolas" w:eastAsia="Times New Roman" w:hAnsi="Consolas" w:cs="Times New Roman"/>
+          <w:color w:val="9CDCFE"/>
+          <w:kern w:val="0"/>
+          <w:sz w:val="21"/>
+          <w:szCs w:val="21"/>
+          <w:lang w:eastAsia="en-ID"/>
+          <w14:ligatures w14:val="none"/>
+        </w:rPr>
+        <w:t>$obj2</w:t>
+      </w:r>
+      <w:r>
+        <w:rPr>
+          <w:rFonts w:ascii="Consolas" w:eastAsia="Times New Roman" w:hAnsi="Consolas" w:cs="Times New Roman"/>
+          <w:color w:val="D4D4D4"/>
+          <w:kern w:val="0"/>
+          <w:sz w:val="21"/>
+          <w:szCs w:val="21"/>
+          <w:lang w:eastAsia="en-ID"/>
+          <w14:ligatures w14:val="none"/>
+        </w:rPr>
+        <w:t xml:space="preserve"> = </w:t>
+      </w:r>
+      <w:r>
+        <w:rPr>
+          <w:rFonts w:ascii="Consolas" w:eastAsia="Times New Roman" w:hAnsi="Consolas" w:cs="Times New Roman"/>
+          <w:color w:val="569CD6"/>
+          <w:kern w:val="0"/>
+          <w:sz w:val="21"/>
+          <w:szCs w:val="21"/>
+          <w:lang w:eastAsia="en-ID"/>
+          <w14:ligatures w14:val="none"/>
+        </w:rPr>
+        <w:t>new</w:t>
+      </w:r>
+      <w:r>
+        <w:rPr>
+          <w:rFonts w:ascii="Consolas" w:eastAsia="Times New Roman" w:hAnsi="Consolas" w:cs="Times New Roman"/>
+          <w:color w:val="D4D4D4"/>
+          <w:kern w:val="0"/>
+          <w:sz w:val="21"/>
+          <w:szCs w:val="21"/>
+          <w:lang w:eastAsia="en-ID"/>
+          <w14:ligatures w14:val="none"/>
+        </w:rPr>
+        <w:t xml:space="preserve"> </w:t>
+      </w:r>
+      <w:r>
+        <w:rPr>
+          <w:rFonts w:ascii="Consolas" w:eastAsia="Times New Roman" w:hAnsi="Consolas" w:cs="Times New Roman"/>
+          <w:color w:val="4EC9B0"/>
+          <w:kern w:val="0"/>
+          <w:sz w:val="21"/>
+          <w:szCs w:val="21"/>
+          <w:lang w:eastAsia="en-ID"/>
+          <w14:ligatures w14:val="none"/>
+        </w:rPr>
+        <w:t>ContohStatic</w:t>
+      </w:r>
+      <w:r>
+        <w:rPr>
+          <w:rFonts w:ascii="Consolas" w:eastAsia="Times New Roman" w:hAnsi="Consolas" w:cs="Times New Roman"/>
+          <w:color w:val="D4D4D4"/>
+          <w:kern w:val="0"/>
+          <w:sz w:val="21"/>
+          <w:szCs w:val="21"/>
+          <w:lang w:eastAsia="en-ID"/>
+          <w14:ligatures w14:val="none"/>
+        </w:rPr>
+        <w:t>;</w:t>
+      </w:r>
+    </w:p>
+    <w:p>
+      <w:pPr>
+        <w:shd w:val="clear" w:color="auto" w:fill="1F1F1F"/>
+        <w:spacing w:after="0" w:line="285" w:lineRule="atLeast"/>
+        <w:ind w:left="993"/>
+        <w:rPr>
+          <w:rFonts w:ascii="Consolas" w:eastAsia="Times New Roman" w:hAnsi="Consolas" w:cs="Times New Roman"/>
+          <w:color w:val="CCCCCC"/>
+          <w:kern w:val="0"/>
+          <w:sz w:val="21"/>
+          <w:szCs w:val="21"/>
+          <w:lang w:eastAsia="en-ID"/>
+          <w14:ligatures w14:val="none"/>
+        </w:rPr>
+      </w:pPr>
+      <w:r>
+        <w:rPr>
+          <w:rFonts w:ascii="Consolas" w:eastAsia="Times New Roman" w:hAnsi="Consolas" w:cs="Times New Roman"/>
+          <w:color w:val="DCDCAA"/>
+          <w:kern w:val="0"/>
+          <w:sz w:val="21"/>
+          <w:szCs w:val="21"/>
+          <w:lang w:eastAsia="en-ID"/>
+          <w14:ligatures w14:val="none"/>
+        </w:rPr>
+        <w:t>echo</w:t>
+      </w:r>
+      <w:r>
+        <w:rPr>
+          <w:rFonts w:ascii="Consolas" w:eastAsia="Times New Roman" w:hAnsi="Consolas" w:cs="Times New Roman"/>
+          <w:color w:val="D4D4D4"/>
+          <w:kern w:val="0"/>
+          <w:sz w:val="21"/>
+          <w:szCs w:val="21"/>
+          <w:lang w:eastAsia="en-ID"/>
+          <w14:ligatures w14:val="none"/>
+        </w:rPr>
+        <w:t xml:space="preserve"> </w:t>
+      </w:r>
+      <w:r>
+        <w:rPr>
+          <w:rFonts w:ascii="Consolas" w:eastAsia="Times New Roman" w:hAnsi="Consolas" w:cs="Times New Roman"/>
+          <w:color w:val="9CDCFE"/>
+          <w:kern w:val="0"/>
+          <w:sz w:val="21"/>
+          <w:szCs w:val="21"/>
+          <w:lang w:eastAsia="en-ID"/>
+          <w14:ligatures w14:val="none"/>
+        </w:rPr>
+        <w:t>$obj2</w:t>
+      </w:r>
+      <w:r>
+        <w:rPr>
+          <w:rFonts w:ascii="Consolas" w:eastAsia="Times New Roman" w:hAnsi="Consolas" w:cs="Times New Roman"/>
+          <w:color w:val="D4D4D4"/>
+          <w:kern w:val="0"/>
+          <w:sz w:val="21"/>
+          <w:szCs w:val="21"/>
+          <w:lang w:eastAsia="en-ID"/>
+          <w14:ligatures w14:val="none"/>
+        </w:rPr>
+        <w:t>-&gt;</w:t>
+      </w:r>
+      <w:r>
+        <w:rPr>
+          <w:rFonts w:ascii="Consolas" w:eastAsia="Times New Roman" w:hAnsi="Consolas" w:cs="Times New Roman"/>
+          <w:color w:val="DCDCAA"/>
+          <w:kern w:val="0"/>
+          <w:sz w:val="21"/>
+          <w:szCs w:val="21"/>
+          <w:lang w:eastAsia="en-ID"/>
+          <w14:ligatures w14:val="none"/>
+        </w:rPr>
+        <w:t>halo</w:t>
+      </w:r>
+      <w:r>
+        <w:rPr>
+          <w:rFonts w:ascii="Consolas" w:eastAsia="Times New Roman" w:hAnsi="Consolas" w:cs="Times New Roman"/>
+          <w:color w:val="D4D4D4"/>
+          <w:kern w:val="0"/>
+          <w:sz w:val="21"/>
+          <w:szCs w:val="21"/>
+          <w:lang w:eastAsia="en-ID"/>
+          <w14:ligatures w14:val="none"/>
+        </w:rPr>
+        <w:t>();</w:t>
+      </w:r>
+    </w:p>
+    <w:p>
+      <w:pPr>
+        <w:shd w:val="clear" w:color="auto" w:fill="1F1F1F"/>
+        <w:spacing w:after="0" w:line="285" w:lineRule="atLeast"/>
+        <w:ind w:left="993"/>
+        <w:rPr>
+          <w:rFonts w:ascii="Consolas" w:eastAsia="Times New Roman" w:hAnsi="Consolas" w:cs="Times New Roman"/>
+          <w:color w:val="CCCCCC"/>
+          <w:kern w:val="0"/>
+          <w:sz w:val="21"/>
+          <w:szCs w:val="21"/>
+          <w:lang w:eastAsia="en-ID"/>
+          <w14:ligatures w14:val="none"/>
+        </w:rPr>
+      </w:pPr>
+      <w:r>
+        <w:rPr>
+          <w:rFonts w:ascii="Consolas" w:eastAsia="Times New Roman" w:hAnsi="Consolas" w:cs="Times New Roman"/>
+          <w:color w:val="DCDCAA"/>
+          <w:kern w:val="0"/>
+          <w:sz w:val="21"/>
+          <w:szCs w:val="21"/>
+          <w:lang w:eastAsia="en-ID"/>
+          <w14:ligatures w14:val="none"/>
+        </w:rPr>
+        <w:t>echo</w:t>
+      </w:r>
+      <w:r>
+        <w:rPr>
+          <w:rFonts w:ascii="Consolas" w:eastAsia="Times New Roman" w:hAnsi="Consolas" w:cs="Times New Roman"/>
+          <w:color w:val="D4D4D4"/>
+          <w:kern w:val="0"/>
+          <w:sz w:val="21"/>
+          <w:szCs w:val="21"/>
+          <w:lang w:eastAsia="en-ID"/>
+          <w14:ligatures w14:val="none"/>
+        </w:rPr>
+        <w:t xml:space="preserve"> </w:t>
+      </w:r>
+      <w:r>
+        <w:rPr>
+          <w:rFonts w:ascii="Consolas" w:eastAsia="Times New Roman" w:hAnsi="Consolas" w:cs="Times New Roman"/>
+          <w:color w:val="9CDCFE"/>
+          <w:kern w:val="0"/>
+          <w:sz w:val="21"/>
+          <w:szCs w:val="21"/>
+          <w:lang w:eastAsia="en-ID"/>
+          <w14:ligatures w14:val="none"/>
+        </w:rPr>
+        <w:t>$obj2</w:t>
+      </w:r>
+      <w:r>
+        <w:rPr>
+          <w:rFonts w:ascii="Consolas" w:eastAsia="Times New Roman" w:hAnsi="Consolas" w:cs="Times New Roman"/>
+          <w:color w:val="D4D4D4"/>
+          <w:kern w:val="0"/>
+          <w:sz w:val="21"/>
+          <w:szCs w:val="21"/>
+          <w:lang w:eastAsia="en-ID"/>
+          <w14:ligatures w14:val="none"/>
+        </w:rPr>
+        <w:t>-&gt;</w:t>
+      </w:r>
+      <w:r>
+        <w:rPr>
+          <w:rFonts w:ascii="Consolas" w:eastAsia="Times New Roman" w:hAnsi="Consolas" w:cs="Times New Roman"/>
+          <w:color w:val="DCDCAA"/>
+          <w:kern w:val="0"/>
+          <w:sz w:val="21"/>
+          <w:szCs w:val="21"/>
+          <w:lang w:eastAsia="en-ID"/>
+          <w14:ligatures w14:val="none"/>
+        </w:rPr>
+        <w:t>halo</w:t>
+      </w:r>
+      <w:r>
+        <w:rPr>
+          <w:rFonts w:ascii="Consolas" w:eastAsia="Times New Roman" w:hAnsi="Consolas" w:cs="Times New Roman"/>
+          <w:color w:val="D4D4D4"/>
+          <w:kern w:val="0"/>
+          <w:sz w:val="21"/>
+          <w:szCs w:val="21"/>
+          <w:lang w:eastAsia="en-ID"/>
+          <w14:ligatures w14:val="none"/>
+        </w:rPr>
+        <w:t>();</w:t>
+      </w:r>
+    </w:p>
+    <w:p>
+      <w:pPr>
+        <w:shd w:val="clear" w:color="auto" w:fill="1F1F1F"/>
+        <w:spacing w:after="0" w:line="285" w:lineRule="atLeast"/>
+        <w:ind w:left="993"/>
+        <w:rPr>
+          <w:rFonts w:ascii="Consolas" w:eastAsia="Times New Roman" w:hAnsi="Consolas" w:cs="Times New Roman"/>
+          <w:color w:val="CCCCCC"/>
+          <w:kern w:val="0"/>
+          <w:sz w:val="21"/>
+          <w:szCs w:val="21"/>
+          <w:lang w:eastAsia="en-ID"/>
+          <w14:ligatures w14:val="none"/>
+        </w:rPr>
+      </w:pPr>
+      <w:r>
+        <w:rPr>
+          <w:rFonts w:ascii="Consolas" w:eastAsia="Times New Roman" w:hAnsi="Consolas" w:cs="Times New Roman"/>
+          <w:color w:val="DCDCAA"/>
+          <w:kern w:val="0"/>
+          <w:sz w:val="21"/>
+          <w:szCs w:val="21"/>
+          <w:lang w:eastAsia="en-ID"/>
+          <w14:ligatures w14:val="none"/>
+        </w:rPr>
+        <w:t>echo</w:t>
+      </w:r>
+      <w:r>
+        <w:rPr>
+          <w:rFonts w:ascii="Consolas" w:eastAsia="Times New Roman" w:hAnsi="Consolas" w:cs="Times New Roman"/>
+          <w:color w:val="D4D4D4"/>
+          <w:kern w:val="0"/>
+          <w:sz w:val="21"/>
+          <w:szCs w:val="21"/>
+          <w:lang w:eastAsia="en-ID"/>
+          <w14:ligatures w14:val="none"/>
+        </w:rPr>
+        <w:t xml:space="preserve"> </w:t>
+      </w:r>
+      <w:r>
+        <w:rPr>
+          <w:rFonts w:ascii="Consolas" w:eastAsia="Times New Roman" w:hAnsi="Consolas" w:cs="Times New Roman"/>
+          <w:color w:val="9CDCFE"/>
+          <w:kern w:val="0"/>
+          <w:sz w:val="21"/>
+          <w:szCs w:val="21"/>
+          <w:lang w:eastAsia="en-ID"/>
+          <w14:ligatures w14:val="none"/>
+        </w:rPr>
+        <w:t>$obj2</w:t>
+      </w:r>
+      <w:r>
+        <w:rPr>
+          <w:rFonts w:ascii="Consolas" w:eastAsia="Times New Roman" w:hAnsi="Consolas" w:cs="Times New Roman"/>
+          <w:color w:val="D4D4D4"/>
+          <w:kern w:val="0"/>
+          <w:sz w:val="21"/>
+          <w:szCs w:val="21"/>
+          <w:lang w:eastAsia="en-ID"/>
+          <w14:ligatures w14:val="none"/>
+        </w:rPr>
+        <w:t>-&gt;</w:t>
+      </w:r>
+      <w:r>
+        <w:rPr>
+          <w:rFonts w:ascii="Consolas" w:eastAsia="Times New Roman" w:hAnsi="Consolas" w:cs="Times New Roman"/>
+          <w:color w:val="DCDCAA"/>
+          <w:kern w:val="0"/>
+          <w:sz w:val="21"/>
+          <w:szCs w:val="21"/>
+          <w:lang w:eastAsia="en-ID"/>
+          <w14:ligatures w14:val="none"/>
+        </w:rPr>
+        <w:t>halo</w:t>
+      </w:r>
+      <w:r>
+        <w:rPr>
+          <w:rFonts w:ascii="Consolas" w:eastAsia="Times New Roman" w:hAnsi="Consolas" w:cs="Times New Roman"/>
+          <w:color w:val="D4D4D4"/>
+          <w:kern w:val="0"/>
+          <w:sz w:val="21"/>
+          <w:szCs w:val="21"/>
+          <w:lang w:eastAsia="en-ID"/>
+          <w14:ligatures w14:val="none"/>
+        </w:rPr>
+        <w:t>();</w:t>
+      </w:r>
+    </w:p>
+    <w:p>
+      <w:pPr>
+        <w:pStyle w:val="ListParagraph"/>
+        <w:ind w:left="993"/>
+        <w:jc w:val="both"/>
+        <w:rPr>
+          <w:rFonts w:cs="Times New Roman"/>
+        </w:rPr>
+      </w:pPr>
+      <w:r>
+        <w:rPr>
+          <w:rFonts w:cs="Times New Roman"/>
+        </w:rPr>
+        <w:t xml:space="preserve">Ketika kita </w:t>
+      </w:r>
+      <w:r>
+        <w:rPr>
+          <w:rFonts w:cs="Times New Roman"/>
+          <w:b/>
+          <w:bCs/>
+        </w:rPr>
+        <w:t>tidak menggunakan static</w:t>
+      </w:r>
+      <w:r>
+        <w:rPr>
+          <w:rFonts w:cs="Times New Roman"/>
+        </w:rPr>
+        <w:t xml:space="preserve"> di property, maka setelah br, nilai tersebut akan teriset. Tetapi ketika menggunakan static di property nilai akan tetap menambah.</w:t>
+      </w:r>
+    </w:p>
+    <w:p>
+      <w:pPr>
+        <w:pStyle w:val="ListParagraph"/>
+        <w:numPr>
+          <w:ilvl w:val="0"/>
+          <w:numId w:val="11"/>
+        </w:numPr>
+        <w:ind w:left="993" w:hanging="426"/>
+        <w:jc w:val="both"/>
+        <w:rPr>
+          <w:rFonts w:cs="Times New Roman"/>
+        </w:rPr>
+      </w:pPr>
+      <w:r>
+        <w:rPr>
+          <w:rFonts w:cs="Times New Roman"/>
+        </w:rPr>
+        <w:t>Biasanua di jumpai di laravel</w:t>
+      </w:r>
+    </w:p>
+    <w:p>
+      <w:pPr>
+        <w:spacing w:after="0"/>
+        <w:jc w:val="both"/>
+        <w:rPr>
+          <w:rFonts w:cs="Times New Roman"/>
+          <w:b/>
+          <w:bCs/>
+        </w:rPr>
+      </w:pPr>
+      <w:r>
+        <w:rPr>
+          <w:rFonts w:cs="Times New Roman"/>
+          <w:b/>
+          <w:bCs/>
+        </w:rPr>
+        <w:t xml:space="preserve">Contoh kode yang terkait dengan point yang ke dua tadi: </w:t>
+      </w:r>
+    </w:p>
+    <w:p>
+      <w:pPr>
+        <w:shd w:val="clear" w:color="auto" w:fill="1F1F1F"/>
+        <w:spacing w:after="0" w:line="285" w:lineRule="atLeast"/>
+        <w:rPr>
+          <w:rFonts w:ascii="Consolas" w:eastAsia="Times New Roman" w:hAnsi="Consolas" w:cs="Times New Roman"/>
+          <w:color w:val="CCCCCC"/>
+          <w:kern w:val="0"/>
+          <w:sz w:val="21"/>
+          <w:szCs w:val="21"/>
+          <w:lang w:eastAsia="en-ID"/>
+          <w14:ligatures w14:val="none"/>
+        </w:rPr>
+      </w:pPr>
+      <w:r>
+        <w:rPr>
+          <w:rFonts w:ascii="Consolas" w:eastAsia="Times New Roman" w:hAnsi="Consolas" w:cs="Times New Roman"/>
+          <w:color w:val="569CD6"/>
+          <w:kern w:val="0"/>
+          <w:sz w:val="21"/>
+          <w:szCs w:val="21"/>
+          <w:lang w:eastAsia="en-ID"/>
+          <w14:ligatures w14:val="none"/>
+        </w:rPr>
+        <w:t>&lt;?php</w:t>
+      </w:r>
+      <w:r>
+        <w:rPr>
+          <w:rFonts w:ascii="Consolas" w:eastAsia="Times New Roman" w:hAnsi="Consolas" w:cs="Times New Roman"/>
+          <w:color w:val="D4D4D4"/>
+          <w:kern w:val="0"/>
+          <w:sz w:val="21"/>
+          <w:szCs w:val="21"/>
+          <w:lang w:eastAsia="en-ID"/>
+          <w14:ligatures w14:val="none"/>
+        </w:rPr>
+        <w:t xml:space="preserve"> </w:t>
+      </w:r>
+    </w:p>
+    <w:p>
+      <w:pPr>
+        <w:shd w:val="clear" w:color="auto" w:fill="1F1F1F"/>
+        <w:spacing w:after="0" w:line="285" w:lineRule="atLeast"/>
+        <w:rPr>
+          <w:rFonts w:ascii="Consolas" w:eastAsia="Times New Roman" w:hAnsi="Consolas" w:cs="Times New Roman"/>
+          <w:color w:val="CCCCCC"/>
+          <w:kern w:val="0"/>
+          <w:sz w:val="21"/>
+          <w:szCs w:val="21"/>
+          <w:lang w:eastAsia="en-ID"/>
+          <w14:ligatures w14:val="none"/>
+        </w:rPr>
+      </w:pPr>
+      <w:r>
+        <w:rPr>
+          <w:rFonts w:ascii="Consolas" w:eastAsia="Times New Roman" w:hAnsi="Consolas" w:cs="Times New Roman"/>
+          <w:color w:val="D4D4D4"/>
+          <w:kern w:val="0"/>
+          <w:sz w:val="21"/>
+          <w:szCs w:val="21"/>
+          <w:lang w:eastAsia="en-ID"/>
+          <w14:ligatures w14:val="none"/>
+        </w:rPr>
+        <w:t xml:space="preserve">  </w:t>
+      </w:r>
+      <w:r>
+        <w:rPr>
+          <w:rFonts w:ascii="Consolas" w:eastAsia="Times New Roman" w:hAnsi="Consolas" w:cs="Times New Roman"/>
+          <w:color w:val="569CD6"/>
+          <w:kern w:val="0"/>
+          <w:sz w:val="21"/>
+          <w:szCs w:val="21"/>
+          <w:lang w:eastAsia="en-ID"/>
+          <w14:ligatures w14:val="none"/>
+        </w:rPr>
+        <w:t>class</w:t>
+      </w:r>
+      <w:r>
+        <w:rPr>
+          <w:rFonts w:ascii="Consolas" w:eastAsia="Times New Roman" w:hAnsi="Consolas" w:cs="Times New Roman"/>
+          <w:color w:val="D4D4D4"/>
+          <w:kern w:val="0"/>
+          <w:sz w:val="21"/>
+          <w:szCs w:val="21"/>
+          <w:lang w:eastAsia="en-ID"/>
+          <w14:ligatures w14:val="none"/>
+        </w:rPr>
+        <w:t xml:space="preserve"> </w:t>
+      </w:r>
+      <w:r>
+        <w:rPr>
+          <w:rFonts w:ascii="Consolas" w:eastAsia="Times New Roman" w:hAnsi="Consolas" w:cs="Times New Roman"/>
+          <w:color w:val="4EC9B0"/>
+          <w:kern w:val="0"/>
+          <w:sz w:val="21"/>
+          <w:szCs w:val="21"/>
+          <w:lang w:eastAsia="en-ID"/>
+          <w14:ligatures w14:val="none"/>
+        </w:rPr>
+        <w:t>ContohStatic</w:t>
+      </w:r>
+      <w:r>
+        <w:rPr>
+          <w:rFonts w:ascii="Consolas" w:eastAsia="Times New Roman" w:hAnsi="Consolas" w:cs="Times New Roman"/>
+          <w:color w:val="D4D4D4"/>
+          <w:kern w:val="0"/>
+          <w:sz w:val="21"/>
+          <w:szCs w:val="21"/>
+          <w:lang w:eastAsia="en-ID"/>
+          <w14:ligatures w14:val="none"/>
+        </w:rPr>
+        <w:t xml:space="preserve"> {</w:t>
+      </w:r>
+    </w:p>
+    <w:p>
+      <w:pPr>
+        <w:shd w:val="clear" w:color="auto" w:fill="1F1F1F"/>
+        <w:spacing w:after="0" w:line="285" w:lineRule="atLeast"/>
+        <w:rPr>
+          <w:rFonts w:ascii="Consolas" w:eastAsia="Times New Roman" w:hAnsi="Consolas" w:cs="Times New Roman"/>
+          <w:color w:val="CCCCCC"/>
+          <w:kern w:val="0"/>
+          <w:sz w:val="21"/>
+          <w:szCs w:val="21"/>
+          <w:lang w:eastAsia="en-ID"/>
+          <w14:ligatures w14:val="none"/>
+        </w:rPr>
+      </w:pPr>
+      <w:r>
+        <w:rPr>
+          <w:rFonts w:ascii="Consolas" w:eastAsia="Times New Roman" w:hAnsi="Consolas" w:cs="Times New Roman"/>
+          <w:color w:val="D4D4D4"/>
+          <w:kern w:val="0"/>
+          <w:sz w:val="21"/>
+          <w:szCs w:val="21"/>
+          <w:lang w:eastAsia="en-ID"/>
+          <w14:ligatures w14:val="none"/>
+        </w:rPr>
+        <w:t xml:space="preserve">    </w:t>
+      </w:r>
+      <w:r>
+        <w:rPr>
+          <w:rFonts w:ascii="Consolas" w:eastAsia="Times New Roman" w:hAnsi="Consolas" w:cs="Times New Roman"/>
+          <w:color w:val="569CD6"/>
+          <w:kern w:val="0"/>
+          <w:sz w:val="21"/>
+          <w:szCs w:val="21"/>
+          <w:lang w:eastAsia="en-ID"/>
+          <w14:ligatures w14:val="none"/>
+        </w:rPr>
+        <w:t>public</w:t>
+      </w:r>
+      <w:r>
+        <w:rPr>
+          <w:rFonts w:ascii="Consolas" w:eastAsia="Times New Roman" w:hAnsi="Consolas" w:cs="Times New Roman"/>
+          <w:color w:val="D4D4D4"/>
+          <w:kern w:val="0"/>
+          <w:sz w:val="21"/>
+          <w:szCs w:val="21"/>
+          <w:lang w:eastAsia="en-ID"/>
+          <w14:ligatures w14:val="none"/>
+        </w:rPr>
+        <w:t xml:space="preserve"> </w:t>
+      </w:r>
+      <w:r>
+        <w:rPr>
+          <w:rFonts w:ascii="Consolas" w:eastAsia="Times New Roman" w:hAnsi="Consolas" w:cs="Times New Roman"/>
+          <w:color w:val="569CD6"/>
+          <w:kern w:val="0"/>
+          <w:sz w:val="21"/>
+          <w:szCs w:val="21"/>
+          <w:lang w:eastAsia="en-ID"/>
+          <w14:ligatures w14:val="none"/>
+        </w:rPr>
+        <w:t>static</w:t>
+      </w:r>
+      <w:r>
+        <w:rPr>
+          <w:rFonts w:ascii="Consolas" w:eastAsia="Times New Roman" w:hAnsi="Consolas" w:cs="Times New Roman"/>
+          <w:color w:val="D4D4D4"/>
+          <w:kern w:val="0"/>
+          <w:sz w:val="21"/>
+          <w:szCs w:val="21"/>
+          <w:lang w:eastAsia="en-ID"/>
+          <w14:ligatures w14:val="none"/>
+        </w:rPr>
+        <w:t xml:space="preserve"> </w:t>
+      </w:r>
+      <w:r>
+        <w:rPr>
+          <w:rFonts w:ascii="Consolas" w:eastAsia="Times New Roman" w:hAnsi="Consolas" w:cs="Times New Roman"/>
+          <w:color w:val="9CDCFE"/>
+          <w:kern w:val="0"/>
+          <w:sz w:val="21"/>
+          <w:szCs w:val="21"/>
+          <w:lang w:eastAsia="en-ID"/>
+          <w14:ligatures w14:val="none"/>
+        </w:rPr>
+        <w:t>$angka</w:t>
+      </w:r>
+      <w:r>
+        <w:rPr>
+          <w:rFonts w:ascii="Consolas" w:eastAsia="Times New Roman" w:hAnsi="Consolas" w:cs="Times New Roman"/>
+          <w:color w:val="D4D4D4"/>
+          <w:kern w:val="0"/>
+          <w:sz w:val="21"/>
+          <w:szCs w:val="21"/>
+          <w:lang w:eastAsia="en-ID"/>
+          <w14:ligatures w14:val="none"/>
+        </w:rPr>
+        <w:t xml:space="preserve"> = </w:t>
+      </w:r>
+      <w:r>
+        <w:rPr>
+          <w:rFonts w:ascii="Consolas" w:eastAsia="Times New Roman" w:hAnsi="Consolas" w:cs="Times New Roman"/>
+          <w:color w:val="B5CEA8"/>
+          <w:kern w:val="0"/>
+          <w:sz w:val="21"/>
+          <w:szCs w:val="21"/>
+          <w:lang w:eastAsia="en-ID"/>
+          <w14:ligatures w14:val="none"/>
+        </w:rPr>
+        <w:t>1</w:t>
+      </w:r>
+      <w:r>
+        <w:rPr>
+          <w:rFonts w:ascii="Consolas" w:eastAsia="Times New Roman" w:hAnsi="Consolas" w:cs="Times New Roman"/>
+          <w:color w:val="D4D4D4"/>
+          <w:kern w:val="0"/>
+          <w:sz w:val="21"/>
+          <w:szCs w:val="21"/>
+          <w:lang w:eastAsia="en-ID"/>
+          <w14:ligatures w14:val="none"/>
+        </w:rPr>
+        <w:t>;</w:t>
+      </w:r>
+    </w:p>
+    <w:p>
+      <w:pPr>
+        <w:shd w:val="clear" w:color="auto" w:fill="1F1F1F"/>
+        <w:spacing w:after="0" w:line="285" w:lineRule="atLeast"/>
+        <w:rPr>
+          <w:rFonts w:ascii="Consolas" w:eastAsia="Times New Roman" w:hAnsi="Consolas" w:cs="Times New Roman"/>
+          <w:color w:val="CCCCCC"/>
+          <w:kern w:val="0"/>
+          <w:sz w:val="21"/>
+          <w:szCs w:val="21"/>
+          <w:lang w:eastAsia="en-ID"/>
+          <w14:ligatures w14:val="none"/>
+        </w:rPr>
+      </w:pPr>
+      <w:r>
+        <w:rPr>
+          <w:rFonts w:ascii="Consolas" w:eastAsia="Times New Roman" w:hAnsi="Consolas" w:cs="Times New Roman"/>
+          <w:color w:val="D4D4D4"/>
+          <w:kern w:val="0"/>
+          <w:sz w:val="21"/>
+          <w:szCs w:val="21"/>
+          <w:lang w:eastAsia="en-ID"/>
+          <w14:ligatures w14:val="none"/>
+        </w:rPr>
+        <w:t xml:space="preserve">    </w:t>
+      </w:r>
+      <w:r>
+        <w:rPr>
+          <w:rFonts w:ascii="Consolas" w:eastAsia="Times New Roman" w:hAnsi="Consolas" w:cs="Times New Roman"/>
+          <w:color w:val="569CD6"/>
+          <w:kern w:val="0"/>
+          <w:sz w:val="21"/>
+          <w:szCs w:val="21"/>
+          <w:lang w:eastAsia="en-ID"/>
+          <w14:ligatures w14:val="none"/>
+        </w:rPr>
+        <w:t>public</w:t>
+      </w:r>
+      <w:r>
+        <w:rPr>
+          <w:rFonts w:ascii="Consolas" w:eastAsia="Times New Roman" w:hAnsi="Consolas" w:cs="Times New Roman"/>
+          <w:color w:val="D4D4D4"/>
+          <w:kern w:val="0"/>
+          <w:sz w:val="21"/>
+          <w:szCs w:val="21"/>
+          <w:lang w:eastAsia="en-ID"/>
+          <w14:ligatures w14:val="none"/>
+        </w:rPr>
+        <w:t xml:space="preserve"> </w:t>
+      </w:r>
+      <w:r>
+        <w:rPr>
+          <w:rFonts w:ascii="Consolas" w:eastAsia="Times New Roman" w:hAnsi="Consolas" w:cs="Times New Roman"/>
+          <w:color w:val="569CD6"/>
+          <w:kern w:val="0"/>
+          <w:sz w:val="21"/>
+          <w:szCs w:val="21"/>
+          <w:lang w:eastAsia="en-ID"/>
+          <w14:ligatures w14:val="none"/>
+        </w:rPr>
+        <w:t>static</w:t>
+      </w:r>
+      <w:r>
+        <w:rPr>
+          <w:rFonts w:ascii="Consolas" w:eastAsia="Times New Roman" w:hAnsi="Consolas" w:cs="Times New Roman"/>
+          <w:color w:val="D4D4D4"/>
+          <w:kern w:val="0"/>
+          <w:sz w:val="21"/>
+          <w:szCs w:val="21"/>
+          <w:lang w:eastAsia="en-ID"/>
+          <w14:ligatures w14:val="none"/>
+        </w:rPr>
+        <w:t xml:space="preserve"> </w:t>
+      </w:r>
+      <w:r>
+        <w:rPr>
+          <w:rFonts w:ascii="Consolas" w:eastAsia="Times New Roman" w:hAnsi="Consolas" w:cs="Times New Roman"/>
+          <w:color w:val="569CD6"/>
+          <w:kern w:val="0"/>
+          <w:sz w:val="21"/>
+          <w:szCs w:val="21"/>
+          <w:lang w:eastAsia="en-ID"/>
+          <w14:ligatures w14:val="none"/>
+        </w:rPr>
+        <w:t>function</w:t>
+      </w:r>
+      <w:r>
+        <w:rPr>
+          <w:rFonts w:ascii="Consolas" w:eastAsia="Times New Roman" w:hAnsi="Consolas" w:cs="Times New Roman"/>
+          <w:color w:val="D4D4D4"/>
+          <w:kern w:val="0"/>
+          <w:sz w:val="21"/>
+          <w:szCs w:val="21"/>
+          <w:lang w:eastAsia="en-ID"/>
+          <w14:ligatures w14:val="none"/>
+        </w:rPr>
+        <w:t xml:space="preserve"> </w:t>
+      </w:r>
+      <w:r>
+        <w:rPr>
+          <w:rFonts w:ascii="Consolas" w:eastAsia="Times New Roman" w:hAnsi="Consolas" w:cs="Times New Roman"/>
+          <w:color w:val="DCDCAA"/>
+          <w:kern w:val="0"/>
+          <w:sz w:val="21"/>
+          <w:szCs w:val="21"/>
+          <w:lang w:eastAsia="en-ID"/>
+          <w14:ligatures w14:val="none"/>
+        </w:rPr>
+        <w:t>halo</w:t>
+      </w:r>
+      <w:r>
+        <w:rPr>
+          <w:rFonts w:ascii="Consolas" w:eastAsia="Times New Roman" w:hAnsi="Consolas" w:cs="Times New Roman"/>
+          <w:color w:val="D4D4D4"/>
+          <w:kern w:val="0"/>
+          <w:sz w:val="21"/>
+          <w:szCs w:val="21"/>
+          <w:lang w:eastAsia="en-ID"/>
+          <w14:ligatures w14:val="none"/>
+        </w:rPr>
+        <w:t>(){</w:t>
+      </w:r>
+    </w:p>
+    <w:p>
+      <w:pPr>
+        <w:shd w:val="clear" w:color="auto" w:fill="1F1F1F"/>
+        <w:spacing w:after="0" w:line="285" w:lineRule="atLeast"/>
+        <w:rPr>
+          <w:rFonts w:ascii="Consolas" w:eastAsia="Times New Roman" w:hAnsi="Consolas" w:cs="Times New Roman"/>
+          <w:color w:val="CCCCCC"/>
+          <w:kern w:val="0"/>
+          <w:sz w:val="21"/>
+          <w:szCs w:val="21"/>
+          <w:lang w:eastAsia="en-ID"/>
+          <w14:ligatures w14:val="none"/>
+        </w:rPr>
+      </w:pPr>
+      <w:r>
+        <w:rPr>
+          <w:rFonts w:ascii="Consolas" w:eastAsia="Times New Roman" w:hAnsi="Consolas" w:cs="Times New Roman"/>
+          <w:color w:val="D4D4D4"/>
+          <w:kern w:val="0"/>
+          <w:sz w:val="21"/>
+          <w:szCs w:val="21"/>
+          <w:lang w:eastAsia="en-ID"/>
+          <w14:ligatures w14:val="none"/>
+        </w:rPr>
+        <w:t xml:space="preserve">      </w:t>
+      </w:r>
+      <w:r>
+        <w:rPr>
+          <w:rFonts w:ascii="Consolas" w:eastAsia="Times New Roman" w:hAnsi="Consolas" w:cs="Times New Roman"/>
+          <w:color w:val="C586C0"/>
+          <w:kern w:val="0"/>
+          <w:sz w:val="21"/>
+          <w:szCs w:val="21"/>
+          <w:lang w:eastAsia="en-ID"/>
+          <w14:ligatures w14:val="none"/>
+        </w:rPr>
+        <w:t>return</w:t>
+      </w:r>
+      <w:r>
+        <w:rPr>
+          <w:rFonts w:ascii="Consolas" w:eastAsia="Times New Roman" w:hAnsi="Consolas" w:cs="Times New Roman"/>
+          <w:color w:val="D4D4D4"/>
+          <w:kern w:val="0"/>
+          <w:sz w:val="21"/>
+          <w:szCs w:val="21"/>
+          <w:lang w:eastAsia="en-ID"/>
+          <w14:ligatures w14:val="none"/>
+        </w:rPr>
+        <w:t xml:space="preserve"> </w:t>
+      </w:r>
+      <w:r>
+        <w:rPr>
+          <w:rFonts w:ascii="Consolas" w:eastAsia="Times New Roman" w:hAnsi="Consolas" w:cs="Times New Roman"/>
+          <w:color w:val="CE9178"/>
+          <w:kern w:val="0"/>
+          <w:sz w:val="21"/>
+          <w:szCs w:val="21"/>
+          <w:lang w:eastAsia="en-ID"/>
+          <w14:ligatures w14:val="none"/>
+        </w:rPr>
+        <w:t>"halo "</w:t>
+      </w:r>
+      <w:r>
+        <w:rPr>
+          <w:rFonts w:ascii="Consolas" w:eastAsia="Times New Roman" w:hAnsi="Consolas" w:cs="Times New Roman"/>
+          <w:color w:val="D4D4D4"/>
+          <w:kern w:val="0"/>
+          <w:sz w:val="21"/>
+          <w:szCs w:val="21"/>
+          <w:lang w:eastAsia="en-ID"/>
+          <w14:ligatures w14:val="none"/>
+        </w:rPr>
+        <w:t xml:space="preserve">. </w:t>
+      </w:r>
+      <w:r>
+        <w:rPr>
+          <w:rFonts w:ascii="Consolas" w:eastAsia="Times New Roman" w:hAnsi="Consolas" w:cs="Times New Roman"/>
+          <w:color w:val="569CD6"/>
+          <w:kern w:val="0"/>
+          <w:sz w:val="21"/>
+          <w:szCs w:val="21"/>
+          <w:lang w:eastAsia="en-ID"/>
+          <w14:ligatures w14:val="none"/>
+        </w:rPr>
+        <w:t>self</w:t>
+      </w:r>
+      <w:r>
+        <w:rPr>
+          <w:rFonts w:ascii="Consolas" w:eastAsia="Times New Roman" w:hAnsi="Consolas" w:cs="Times New Roman"/>
+          <w:color w:val="D4D4D4"/>
+          <w:kern w:val="0"/>
+          <w:sz w:val="21"/>
+          <w:szCs w:val="21"/>
+          <w:lang w:eastAsia="en-ID"/>
+          <w14:ligatures w14:val="none"/>
+        </w:rPr>
+        <w:t>::</w:t>
+      </w:r>
+      <w:r>
+        <w:rPr>
+          <w:rFonts w:ascii="Consolas" w:eastAsia="Times New Roman" w:hAnsi="Consolas" w:cs="Times New Roman"/>
+          <w:color w:val="9CDCFE"/>
+          <w:kern w:val="0"/>
+          <w:sz w:val="21"/>
+          <w:szCs w:val="21"/>
+          <w:lang w:eastAsia="en-ID"/>
+          <w14:ligatures w14:val="none"/>
+        </w:rPr>
+        <w:t>$angka</w:t>
+      </w:r>
+      <w:r>
+        <w:rPr>
+          <w:rFonts w:ascii="Consolas" w:eastAsia="Times New Roman" w:hAnsi="Consolas" w:cs="Times New Roman"/>
+          <w:color w:val="D4D4D4"/>
+          <w:kern w:val="0"/>
+          <w:sz w:val="21"/>
+          <w:szCs w:val="21"/>
+          <w:lang w:eastAsia="en-ID"/>
+          <w14:ligatures w14:val="none"/>
+        </w:rPr>
+        <w:t xml:space="preserve">++ . </w:t>
+      </w:r>
+      <w:r>
+        <w:rPr>
+          <w:rFonts w:ascii="Consolas" w:eastAsia="Times New Roman" w:hAnsi="Consolas" w:cs="Times New Roman"/>
+          <w:color w:val="CE9178"/>
+          <w:kern w:val="0"/>
+          <w:sz w:val="21"/>
+          <w:szCs w:val="21"/>
+          <w:lang w:eastAsia="en-ID"/>
+          <w14:ligatures w14:val="none"/>
+        </w:rPr>
+        <w:t>"Kali"</w:t>
+      </w:r>
+      <w:r>
+        <w:rPr>
+          <w:rFonts w:ascii="Consolas" w:eastAsia="Times New Roman" w:hAnsi="Consolas" w:cs="Times New Roman"/>
+          <w:color w:val="D4D4D4"/>
+          <w:kern w:val="0"/>
+          <w:sz w:val="21"/>
+          <w:szCs w:val="21"/>
+          <w:lang w:eastAsia="en-ID"/>
+          <w14:ligatures w14:val="none"/>
+        </w:rPr>
+        <w:t>;</w:t>
+      </w:r>
+    </w:p>
+    <w:p>
+      <w:pPr>
+        <w:shd w:val="clear" w:color="auto" w:fill="1F1F1F"/>
+        <w:spacing w:after="0" w:line="285" w:lineRule="atLeast"/>
+        <w:rPr>
+          <w:rFonts w:ascii="Consolas" w:eastAsia="Times New Roman" w:hAnsi="Consolas" w:cs="Times New Roman"/>
+          <w:color w:val="CCCCCC"/>
+          <w:kern w:val="0"/>
+          <w:sz w:val="21"/>
+          <w:szCs w:val="21"/>
+          <w:lang w:eastAsia="en-ID"/>
+          <w14:ligatures w14:val="none"/>
+        </w:rPr>
+      </w:pPr>
+      <w:r>
+        <w:rPr>
+          <w:rFonts w:ascii="Consolas" w:eastAsia="Times New Roman" w:hAnsi="Consolas" w:cs="Times New Roman"/>
+          <w:color w:val="D4D4D4"/>
+          <w:kern w:val="0"/>
+          <w:sz w:val="21"/>
+          <w:szCs w:val="21"/>
+          <w:lang w:eastAsia="en-ID"/>
+          <w14:ligatures w14:val="none"/>
+        </w:rPr>
+        <w:t>    }</w:t>
+      </w:r>
+    </w:p>
+    <w:p>
+      <w:pPr>
+        <w:shd w:val="clear" w:color="auto" w:fill="1F1F1F"/>
+        <w:spacing w:after="0" w:line="285" w:lineRule="atLeast"/>
+        <w:rPr>
+          <w:rFonts w:ascii="Consolas" w:eastAsia="Times New Roman" w:hAnsi="Consolas" w:cs="Times New Roman"/>
+          <w:color w:val="CCCCCC"/>
+          <w:kern w:val="0"/>
+          <w:sz w:val="21"/>
+          <w:szCs w:val="21"/>
+          <w:lang w:eastAsia="en-ID"/>
+          <w14:ligatures w14:val="none"/>
+        </w:rPr>
+      </w:pPr>
+      <w:r>
+        <w:rPr>
+          <w:rFonts w:ascii="Consolas" w:eastAsia="Times New Roman" w:hAnsi="Consolas" w:cs="Times New Roman"/>
+          <w:color w:val="D4D4D4"/>
+          <w:kern w:val="0"/>
+          <w:sz w:val="21"/>
+          <w:szCs w:val="21"/>
+          <w:lang w:eastAsia="en-ID"/>
+          <w14:ligatures w14:val="none"/>
+        </w:rPr>
+        <w:t>  }</w:t>
+      </w:r>
+    </w:p>
+    <w:p>
+      <w:pPr>
+        <w:shd w:val="clear" w:color="auto" w:fill="1F1F1F"/>
+        <w:spacing w:after="0" w:line="285" w:lineRule="atLeast"/>
+        <w:rPr>
+          <w:rFonts w:ascii="Consolas" w:eastAsia="Times New Roman" w:hAnsi="Consolas" w:cs="Times New Roman"/>
+          <w:color w:val="CCCCCC"/>
+          <w:kern w:val="0"/>
+          <w:sz w:val="21"/>
+          <w:szCs w:val="21"/>
+          <w:lang w:eastAsia="en-ID"/>
+          <w14:ligatures w14:val="none"/>
+        </w:rPr>
+      </w:pPr>
+    </w:p>
+    <w:p>
+      <w:pPr>
+        <w:shd w:val="clear" w:color="auto" w:fill="1F1F1F"/>
+        <w:spacing w:after="0" w:line="285" w:lineRule="atLeast"/>
+        <w:rPr>
+          <w:rFonts w:ascii="Consolas" w:eastAsia="Times New Roman" w:hAnsi="Consolas" w:cs="Times New Roman"/>
+          <w:color w:val="CCCCCC"/>
+          <w:kern w:val="0"/>
+          <w:sz w:val="21"/>
+          <w:szCs w:val="21"/>
+          <w:lang w:eastAsia="en-ID"/>
+          <w14:ligatures w14:val="none"/>
+        </w:rPr>
+      </w:pPr>
+      <w:r>
+        <w:rPr>
+          <w:rFonts w:ascii="Consolas" w:eastAsia="Times New Roman" w:hAnsi="Consolas" w:cs="Times New Roman"/>
+          <w:color w:val="D4D4D4"/>
+          <w:kern w:val="0"/>
+          <w:sz w:val="21"/>
+          <w:szCs w:val="21"/>
+          <w:lang w:eastAsia="en-ID"/>
+          <w14:ligatures w14:val="none"/>
+        </w:rPr>
+        <w:t xml:space="preserve">  </w:t>
+      </w:r>
+      <w:r>
+        <w:rPr>
+          <w:rFonts w:ascii="Consolas" w:eastAsia="Times New Roman" w:hAnsi="Consolas" w:cs="Times New Roman"/>
+          <w:color w:val="DCDCAA"/>
+          <w:kern w:val="0"/>
+          <w:sz w:val="21"/>
+          <w:szCs w:val="21"/>
+          <w:lang w:eastAsia="en-ID"/>
+          <w14:ligatures w14:val="none"/>
+        </w:rPr>
+        <w:t>echo</w:t>
+      </w:r>
+      <w:r>
+        <w:rPr>
+          <w:rFonts w:ascii="Consolas" w:eastAsia="Times New Roman" w:hAnsi="Consolas" w:cs="Times New Roman"/>
+          <w:color w:val="D4D4D4"/>
+          <w:kern w:val="0"/>
+          <w:sz w:val="21"/>
+          <w:szCs w:val="21"/>
+          <w:lang w:eastAsia="en-ID"/>
+          <w14:ligatures w14:val="none"/>
+        </w:rPr>
+        <w:t xml:space="preserve"> </w:t>
+      </w:r>
+      <w:r>
+        <w:rPr>
+          <w:rFonts w:ascii="Consolas" w:eastAsia="Times New Roman" w:hAnsi="Consolas" w:cs="Times New Roman"/>
+          <w:color w:val="4EC9B0"/>
+          <w:kern w:val="0"/>
+          <w:sz w:val="21"/>
+          <w:szCs w:val="21"/>
+          <w:lang w:eastAsia="en-ID"/>
+          <w14:ligatures w14:val="none"/>
+        </w:rPr>
+        <w:t>ContohStatic</w:t>
+      </w:r>
+      <w:r>
+        <w:rPr>
+          <w:rFonts w:ascii="Consolas" w:eastAsia="Times New Roman" w:hAnsi="Consolas" w:cs="Times New Roman"/>
+          <w:color w:val="D4D4D4"/>
+          <w:kern w:val="0"/>
+          <w:sz w:val="21"/>
+          <w:szCs w:val="21"/>
+          <w:lang w:eastAsia="en-ID"/>
+          <w14:ligatures w14:val="none"/>
+        </w:rPr>
+        <w:t>::</w:t>
+      </w:r>
+      <w:r>
+        <w:rPr>
+          <w:rFonts w:ascii="Consolas" w:eastAsia="Times New Roman" w:hAnsi="Consolas" w:cs="Times New Roman"/>
+          <w:color w:val="9CDCFE"/>
+          <w:kern w:val="0"/>
+          <w:sz w:val="21"/>
+          <w:szCs w:val="21"/>
+          <w:lang w:eastAsia="en-ID"/>
+          <w14:ligatures w14:val="none"/>
+        </w:rPr>
+        <w:t>$angka</w:t>
+      </w:r>
+      <w:r>
+        <w:rPr>
+          <w:rFonts w:ascii="Consolas" w:eastAsia="Times New Roman" w:hAnsi="Consolas" w:cs="Times New Roman"/>
+          <w:color w:val="D4D4D4"/>
+          <w:kern w:val="0"/>
+          <w:sz w:val="21"/>
+          <w:szCs w:val="21"/>
+          <w:lang w:eastAsia="en-ID"/>
+          <w14:ligatures w14:val="none"/>
+        </w:rPr>
+        <w:t>;</w:t>
+      </w:r>
+    </w:p>
+    <w:p>
+      <w:pPr>
+        <w:shd w:val="clear" w:color="auto" w:fill="1F1F1F"/>
+        <w:spacing w:after="0" w:line="285" w:lineRule="atLeast"/>
+        <w:rPr>
+          <w:rFonts w:ascii="Consolas" w:eastAsia="Times New Roman" w:hAnsi="Consolas" w:cs="Times New Roman"/>
+          <w:color w:val="CCCCCC"/>
+          <w:kern w:val="0"/>
+          <w:sz w:val="21"/>
+          <w:szCs w:val="21"/>
+          <w:lang w:eastAsia="en-ID"/>
+          <w14:ligatures w14:val="none"/>
+        </w:rPr>
+      </w:pPr>
+      <w:r>
+        <w:rPr>
+          <w:rFonts w:ascii="Consolas" w:eastAsia="Times New Roman" w:hAnsi="Consolas" w:cs="Times New Roman"/>
+          <w:color w:val="D4D4D4"/>
+          <w:kern w:val="0"/>
+          <w:sz w:val="21"/>
+          <w:szCs w:val="21"/>
+          <w:lang w:eastAsia="en-ID"/>
+          <w14:ligatures w14:val="none"/>
+        </w:rPr>
+        <w:t xml:space="preserve">  </w:t>
+      </w:r>
+      <w:r>
+        <w:rPr>
+          <w:rFonts w:ascii="Consolas" w:eastAsia="Times New Roman" w:hAnsi="Consolas" w:cs="Times New Roman"/>
+          <w:color w:val="DCDCAA"/>
+          <w:kern w:val="0"/>
+          <w:sz w:val="21"/>
+          <w:szCs w:val="21"/>
+          <w:lang w:eastAsia="en-ID"/>
+          <w14:ligatures w14:val="none"/>
+        </w:rPr>
+        <w:t>echo</w:t>
+      </w:r>
+      <w:r>
+        <w:rPr>
+          <w:rFonts w:ascii="Consolas" w:eastAsia="Times New Roman" w:hAnsi="Consolas" w:cs="Times New Roman"/>
+          <w:color w:val="D4D4D4"/>
+          <w:kern w:val="0"/>
+          <w:sz w:val="21"/>
+          <w:szCs w:val="21"/>
+          <w:lang w:eastAsia="en-ID"/>
+          <w14:ligatures w14:val="none"/>
+        </w:rPr>
+        <w:t xml:space="preserve"> </w:t>
+      </w:r>
+      <w:r>
+        <w:rPr>
+          <w:rFonts w:ascii="Consolas" w:eastAsia="Times New Roman" w:hAnsi="Consolas" w:cs="Times New Roman"/>
+          <w:color w:val="4EC9B0"/>
+          <w:kern w:val="0"/>
+          <w:sz w:val="21"/>
+          <w:szCs w:val="21"/>
+          <w:lang w:eastAsia="en-ID"/>
+          <w14:ligatures w14:val="none"/>
+        </w:rPr>
+        <w:t>ContohStatic</w:t>
+      </w:r>
+      <w:r>
+        <w:rPr>
+          <w:rFonts w:ascii="Consolas" w:eastAsia="Times New Roman" w:hAnsi="Consolas" w:cs="Times New Roman"/>
+          <w:color w:val="D4D4D4"/>
+          <w:kern w:val="0"/>
+          <w:sz w:val="21"/>
+          <w:szCs w:val="21"/>
+          <w:lang w:eastAsia="en-ID"/>
+          <w14:ligatures w14:val="none"/>
+        </w:rPr>
+        <w:t>::</w:t>
+      </w:r>
+      <w:r>
+        <w:rPr>
+          <w:rFonts w:ascii="Consolas" w:eastAsia="Times New Roman" w:hAnsi="Consolas" w:cs="Times New Roman"/>
+          <w:color w:val="DCDCAA"/>
+          <w:kern w:val="0"/>
+          <w:sz w:val="21"/>
+          <w:szCs w:val="21"/>
+          <w:lang w:eastAsia="en-ID"/>
+          <w14:ligatures w14:val="none"/>
+        </w:rPr>
+        <w:t>halo</w:t>
+      </w:r>
+      <w:r>
+        <w:rPr>
+          <w:rFonts w:ascii="Consolas" w:eastAsia="Times New Roman" w:hAnsi="Consolas" w:cs="Times New Roman"/>
+          <w:color w:val="D4D4D4"/>
+          <w:kern w:val="0"/>
+          <w:sz w:val="21"/>
+          <w:szCs w:val="21"/>
+          <w:lang w:eastAsia="en-ID"/>
+          <w14:ligatures w14:val="none"/>
+        </w:rPr>
+        <w:t>();</w:t>
+      </w:r>
+    </w:p>
+    <w:p>
+      <w:pPr>
+        <w:shd w:val="clear" w:color="auto" w:fill="1F1F1F"/>
+        <w:spacing w:after="0" w:line="285" w:lineRule="atLeast"/>
+        <w:rPr>
+          <w:rFonts w:ascii="Consolas" w:eastAsia="Times New Roman" w:hAnsi="Consolas" w:cs="Times New Roman"/>
+          <w:color w:val="CCCCCC"/>
+          <w:kern w:val="0"/>
+          <w:sz w:val="21"/>
+          <w:szCs w:val="21"/>
+          <w:lang w:eastAsia="en-ID"/>
+          <w14:ligatures w14:val="none"/>
+        </w:rPr>
+      </w:pPr>
+    </w:p>
+    <w:p>
+      <w:pPr>
+        <w:shd w:val="clear" w:color="auto" w:fill="1F1F1F"/>
+        <w:spacing w:after="0" w:line="285" w:lineRule="atLeast"/>
+        <w:rPr>
+          <w:rFonts w:ascii="Consolas" w:eastAsia="Times New Roman" w:hAnsi="Consolas" w:cs="Times New Roman"/>
+          <w:color w:val="CCCCCC"/>
+          <w:kern w:val="0"/>
+          <w:sz w:val="21"/>
+          <w:szCs w:val="21"/>
+          <w:lang w:eastAsia="en-ID"/>
+          <w14:ligatures w14:val="none"/>
+        </w:rPr>
+      </w:pPr>
+      <w:r>
+        <w:rPr>
+          <w:rFonts w:ascii="Consolas" w:eastAsia="Times New Roman" w:hAnsi="Consolas" w:cs="Times New Roman"/>
+          <w:color w:val="569CD6"/>
+          <w:kern w:val="0"/>
+          <w:sz w:val="21"/>
+          <w:szCs w:val="21"/>
+          <w:lang w:eastAsia="en-ID"/>
+          <w14:ligatures w14:val="none"/>
+        </w:rPr>
+        <w:t>?&gt;</w:t>
+      </w:r>
+    </w:p>
+    <w:p>
+      <w:pPr>
+        <w:jc w:val="both"/>
+        <w:rPr>
+          <w:rFonts w:cs="Times New Roman"/>
+          <w:b/>
+          <w:bCs/>
+        </w:rPr>
+      </w:pPr>
+    </w:p>
+    <w:p>
+      <w:pPr>
+        <w:jc w:val="both"/>
+        <w:rPr>
+          <w:rFonts w:cs="Times New Roman"/>
+          <w:b/>
+          <w:bCs/>
+        </w:rPr>
+      </w:pPr>
+    </w:p>
+    <w:p>
+      <w:pPr>
+        <w:jc w:val="both"/>
+        <w:rPr>
+          <w:rFonts w:cs="Times New Roman"/>
+          <w:b/>
+          <w:bCs/>
+        </w:rPr>
+      </w:pPr>
+    </w:p>
+    <w:p>
+      <w:pPr>
+        <w:pStyle w:val="ListParagraph"/>
+        <w:numPr>
+          <w:ilvl w:val="0"/>
+          <w:numId w:val="1"/>
+        </w:numPr>
+        <w:ind w:left="567" w:hanging="567"/>
+        <w:jc w:val="both"/>
+        <w:rPr>
+          <w:rFonts w:cs="Times New Roman"/>
+          <w:b/>
+          <w:bCs/>
+        </w:rPr>
+      </w:pPr>
+      <w:r>
+        <w:rPr>
+          <w:rFonts w:cs="Times New Roman"/>
+          <w:b/>
+          <w:bCs/>
+        </w:rPr>
+        <w:lastRenderedPageBreak/>
+        <w:t>Constant</w:t>
+      </w:r>
+    </w:p>
+    <w:p>
+      <w:pPr>
+        <w:pStyle w:val="ListParagraph"/>
+        <w:numPr>
+          <w:ilvl w:val="0"/>
+          <w:numId w:val="11"/>
+        </w:numPr>
+        <w:ind w:left="993" w:hanging="426"/>
+        <w:jc w:val="both"/>
+        <w:rPr>
+          <w:rFonts w:cs="Times New Roman"/>
+          <w:b/>
+          <w:bCs/>
+        </w:rPr>
+      </w:pPr>
+      <w:r>
+        <w:rPr>
+          <w:rFonts w:cs="Times New Roman"/>
+        </w:rPr>
+        <w:t xml:space="preserve">Sesuai dengan namanya constant dipergunakan untuk menaruh nilai yang tetap/konstan , untuk mendklarasikan nilainya kita menggunakan </w:t>
+      </w:r>
+      <w:r>
+        <w:rPr>
+          <w:rFonts w:cs="Times New Roman"/>
+          <w:b/>
+          <w:bCs/>
+        </w:rPr>
+        <w:t>define(‘key’, ‘value’) dan const namaVariabel = 32;</w:t>
+      </w:r>
+    </w:p>
+    <w:p>
+      <w:pPr>
+        <w:pStyle w:val="ListParagraph"/>
+        <w:ind w:left="993"/>
+        <w:jc w:val="both"/>
+        <w:rPr>
+          <w:rFonts w:cs="Times New Roman"/>
+          <w:b/>
+          <w:bCs/>
+        </w:rPr>
+      </w:pPr>
+      <w:r>
+        <w:rPr>
+          <w:rFonts w:cs="Times New Roman"/>
+          <w:b/>
+          <w:bCs/>
+        </w:rPr>
+        <w:t xml:space="preserve">Perbedaan mendasar : </w:t>
+      </w:r>
+      <w:r>
+        <w:rPr>
+          <w:rFonts w:cs="Times New Roman"/>
+        </w:rPr>
+        <w:t xml:space="preserve">define tidak bisa di gunakan dalam class pada oop , sedangkan const bisa deperungakan dalam </w:t>
+      </w:r>
+      <w:r>
+        <w:rPr>
+          <w:rFonts w:cs="Times New Roman"/>
+          <w:b/>
+          <w:bCs/>
+        </w:rPr>
+        <w:t>class</w:t>
+      </w:r>
+    </w:p>
+    <w:p>
+      <w:pPr>
+        <w:pStyle w:val="ListParagraph"/>
+        <w:spacing w:after="0"/>
+        <w:ind w:left="992"/>
+        <w:jc w:val="both"/>
+        <w:rPr>
+          <w:rFonts w:cs="Times New Roman"/>
+          <w:b/>
+          <w:bCs/>
+        </w:rPr>
+      </w:pPr>
+      <w:r>
+        <w:rPr>
+          <w:rFonts w:cs="Times New Roman"/>
+          <w:b/>
+          <w:bCs/>
+        </w:rPr>
+        <w:t>Contoh kode:</w:t>
+      </w:r>
+    </w:p>
+    <w:p>
+      <w:pPr>
+        <w:shd w:val="clear" w:color="auto" w:fill="1F1F1F"/>
+        <w:spacing w:after="0" w:line="285" w:lineRule="atLeast"/>
+        <w:ind w:left="993"/>
+        <w:rPr>
+          <w:rFonts w:ascii="Consolas" w:eastAsia="Times New Roman" w:hAnsi="Consolas" w:cs="Times New Roman"/>
+          <w:color w:val="CCCCCC"/>
+          <w:kern w:val="0"/>
+          <w:sz w:val="21"/>
+          <w:szCs w:val="21"/>
+          <w:lang w:eastAsia="en-ID"/>
+          <w14:ligatures w14:val="none"/>
+        </w:rPr>
+      </w:pPr>
+      <w:r>
+        <w:rPr>
+          <w:rFonts w:ascii="Consolas" w:eastAsia="Times New Roman" w:hAnsi="Consolas" w:cs="Times New Roman"/>
+          <w:color w:val="569CD6"/>
+          <w:kern w:val="0"/>
+          <w:sz w:val="21"/>
+          <w:szCs w:val="21"/>
+          <w:lang w:eastAsia="en-ID"/>
+          <w14:ligatures w14:val="none"/>
+        </w:rPr>
+        <w:t>&lt;?php</w:t>
+      </w:r>
+      <w:r>
+        <w:rPr>
+          <w:rFonts w:ascii="Consolas" w:eastAsia="Times New Roman" w:hAnsi="Consolas" w:cs="Times New Roman"/>
+          <w:color w:val="D4D4D4"/>
+          <w:kern w:val="0"/>
+          <w:sz w:val="21"/>
+          <w:szCs w:val="21"/>
+          <w:lang w:eastAsia="en-ID"/>
+          <w14:ligatures w14:val="none"/>
+        </w:rPr>
+        <w:t xml:space="preserve"> </w:t>
+      </w:r>
+    </w:p>
+    <w:p>
+      <w:pPr>
+        <w:shd w:val="clear" w:color="auto" w:fill="1F1F1F"/>
+        <w:spacing w:after="0" w:line="285" w:lineRule="atLeast"/>
+        <w:ind w:left="993"/>
+        <w:rPr>
+          <w:rFonts w:ascii="Consolas" w:eastAsia="Times New Roman" w:hAnsi="Consolas" w:cs="Times New Roman"/>
+          <w:color w:val="CCCCCC"/>
+          <w:kern w:val="0"/>
+          <w:sz w:val="21"/>
+          <w:szCs w:val="21"/>
+          <w:lang w:eastAsia="en-ID"/>
+          <w14:ligatures w14:val="none"/>
+        </w:rPr>
+      </w:pPr>
+    </w:p>
+    <w:p>
+      <w:pPr>
+        <w:shd w:val="clear" w:color="auto" w:fill="1F1F1F"/>
+        <w:spacing w:after="0" w:line="285" w:lineRule="atLeast"/>
+        <w:ind w:left="993"/>
+        <w:rPr>
+          <w:rFonts w:ascii="Consolas" w:eastAsia="Times New Roman" w:hAnsi="Consolas" w:cs="Times New Roman"/>
+          <w:color w:val="CCCCCC"/>
+          <w:kern w:val="0"/>
+          <w:sz w:val="21"/>
+          <w:szCs w:val="21"/>
+          <w:lang w:eastAsia="en-ID"/>
+          <w14:ligatures w14:val="none"/>
+        </w:rPr>
+      </w:pPr>
+      <w:r>
+        <w:rPr>
+          <w:rFonts w:ascii="Consolas" w:eastAsia="Times New Roman" w:hAnsi="Consolas" w:cs="Times New Roman"/>
+          <w:color w:val="DCDCAA"/>
+          <w:kern w:val="0"/>
+          <w:sz w:val="21"/>
+          <w:szCs w:val="21"/>
+          <w:lang w:eastAsia="en-ID"/>
+          <w14:ligatures w14:val="none"/>
+        </w:rPr>
+        <w:t>define</w:t>
+      </w:r>
+      <w:r>
+        <w:rPr>
+          <w:rFonts w:ascii="Consolas" w:eastAsia="Times New Roman" w:hAnsi="Consolas" w:cs="Times New Roman"/>
+          <w:color w:val="D4D4D4"/>
+          <w:kern w:val="0"/>
+          <w:sz w:val="21"/>
+          <w:szCs w:val="21"/>
+          <w:lang w:eastAsia="en-ID"/>
+          <w14:ligatures w14:val="none"/>
+        </w:rPr>
+        <w:t>(</w:t>
+      </w:r>
+      <w:r>
+        <w:rPr>
+          <w:rFonts w:ascii="Consolas" w:eastAsia="Times New Roman" w:hAnsi="Consolas" w:cs="Times New Roman"/>
+          <w:color w:val="CE9178"/>
+          <w:kern w:val="0"/>
+          <w:sz w:val="21"/>
+          <w:szCs w:val="21"/>
+          <w:lang w:eastAsia="en-ID"/>
+          <w14:ligatures w14:val="none"/>
+        </w:rPr>
+        <w:t>'nama'</w:t>
+      </w:r>
+      <w:r>
+        <w:rPr>
+          <w:rFonts w:ascii="Consolas" w:eastAsia="Times New Roman" w:hAnsi="Consolas" w:cs="Times New Roman"/>
+          <w:color w:val="D4D4D4"/>
+          <w:kern w:val="0"/>
+          <w:sz w:val="21"/>
+          <w:szCs w:val="21"/>
+          <w:lang w:eastAsia="en-ID"/>
+          <w14:ligatures w14:val="none"/>
+        </w:rPr>
+        <w:t xml:space="preserve">, </w:t>
+      </w:r>
+      <w:r>
+        <w:rPr>
+          <w:rFonts w:ascii="Consolas" w:eastAsia="Times New Roman" w:hAnsi="Consolas" w:cs="Times New Roman"/>
+          <w:color w:val="CE9178"/>
+          <w:kern w:val="0"/>
+          <w:sz w:val="21"/>
+          <w:szCs w:val="21"/>
+          <w:lang w:eastAsia="en-ID"/>
+          <w14:ligatures w14:val="none"/>
+        </w:rPr>
+        <w:t>'tes aja'</w:t>
+      </w:r>
+      <w:r>
+        <w:rPr>
+          <w:rFonts w:ascii="Consolas" w:eastAsia="Times New Roman" w:hAnsi="Consolas" w:cs="Times New Roman"/>
+          <w:color w:val="D4D4D4"/>
+          <w:kern w:val="0"/>
+          <w:sz w:val="21"/>
+          <w:szCs w:val="21"/>
+          <w:lang w:eastAsia="en-ID"/>
+          <w14:ligatures w14:val="none"/>
+        </w:rPr>
+        <w:t>);</w:t>
+      </w:r>
+    </w:p>
+    <w:p>
+      <w:pPr>
+        <w:shd w:val="clear" w:color="auto" w:fill="1F1F1F"/>
+        <w:spacing w:after="0" w:line="285" w:lineRule="atLeast"/>
+        <w:ind w:left="993"/>
+        <w:rPr>
+          <w:rFonts w:ascii="Consolas" w:eastAsia="Times New Roman" w:hAnsi="Consolas" w:cs="Times New Roman"/>
+          <w:color w:val="CCCCCC"/>
+          <w:kern w:val="0"/>
+          <w:sz w:val="21"/>
+          <w:szCs w:val="21"/>
+          <w:lang w:eastAsia="en-ID"/>
+          <w14:ligatures w14:val="none"/>
+        </w:rPr>
+      </w:pPr>
+      <w:r>
+        <w:rPr>
+          <w:rFonts w:ascii="Consolas" w:eastAsia="Times New Roman" w:hAnsi="Consolas" w:cs="Times New Roman"/>
+          <w:color w:val="DCDCAA"/>
+          <w:kern w:val="0"/>
+          <w:sz w:val="21"/>
+          <w:szCs w:val="21"/>
+          <w:lang w:eastAsia="en-ID"/>
+          <w14:ligatures w14:val="none"/>
+        </w:rPr>
+        <w:t>echo</w:t>
+      </w:r>
+      <w:r>
+        <w:rPr>
+          <w:rFonts w:ascii="Consolas" w:eastAsia="Times New Roman" w:hAnsi="Consolas" w:cs="Times New Roman"/>
+          <w:color w:val="D4D4D4"/>
+          <w:kern w:val="0"/>
+          <w:sz w:val="21"/>
+          <w:szCs w:val="21"/>
+          <w:lang w:eastAsia="en-ID"/>
+          <w14:ligatures w14:val="none"/>
+        </w:rPr>
+        <w:t xml:space="preserve"> nama;</w:t>
+      </w:r>
+    </w:p>
+    <w:p>
+      <w:pPr>
+        <w:shd w:val="clear" w:color="auto" w:fill="1F1F1F"/>
+        <w:spacing w:after="0" w:line="285" w:lineRule="atLeast"/>
+        <w:ind w:left="993"/>
+        <w:rPr>
+          <w:rFonts w:ascii="Consolas" w:eastAsia="Times New Roman" w:hAnsi="Consolas" w:cs="Times New Roman"/>
+          <w:color w:val="CCCCCC"/>
+          <w:kern w:val="0"/>
+          <w:sz w:val="21"/>
+          <w:szCs w:val="21"/>
+          <w:lang w:eastAsia="en-ID"/>
+          <w14:ligatures w14:val="none"/>
+        </w:rPr>
+      </w:pPr>
+    </w:p>
+    <w:p>
+      <w:pPr>
+        <w:shd w:val="clear" w:color="auto" w:fill="1F1F1F"/>
+        <w:spacing w:after="0" w:line="285" w:lineRule="atLeast"/>
+        <w:ind w:left="993"/>
+        <w:rPr>
+          <w:rFonts w:ascii="Consolas" w:eastAsia="Times New Roman" w:hAnsi="Consolas" w:cs="Times New Roman"/>
+          <w:color w:val="CCCCCC"/>
+          <w:kern w:val="0"/>
+          <w:sz w:val="21"/>
+          <w:szCs w:val="21"/>
+          <w:lang w:eastAsia="en-ID"/>
+          <w14:ligatures w14:val="none"/>
+        </w:rPr>
+      </w:pPr>
+      <w:r>
+        <w:rPr>
+          <w:rFonts w:ascii="Consolas" w:eastAsia="Times New Roman" w:hAnsi="Consolas" w:cs="Times New Roman"/>
+          <w:color w:val="569CD6"/>
+          <w:kern w:val="0"/>
+          <w:sz w:val="21"/>
+          <w:szCs w:val="21"/>
+          <w:lang w:eastAsia="en-ID"/>
+          <w14:ligatures w14:val="none"/>
+        </w:rPr>
+        <w:t>const</w:t>
+      </w:r>
+      <w:r>
+        <w:rPr>
+          <w:rFonts w:ascii="Consolas" w:eastAsia="Times New Roman" w:hAnsi="Consolas" w:cs="Times New Roman"/>
+          <w:color w:val="D4D4D4"/>
+          <w:kern w:val="0"/>
+          <w:sz w:val="21"/>
+          <w:szCs w:val="21"/>
+          <w:lang w:eastAsia="en-ID"/>
+          <w14:ligatures w14:val="none"/>
+        </w:rPr>
+        <w:t xml:space="preserve"> umur = </w:t>
+      </w:r>
+      <w:r>
+        <w:rPr>
+          <w:rFonts w:ascii="Consolas" w:eastAsia="Times New Roman" w:hAnsi="Consolas" w:cs="Times New Roman"/>
+          <w:color w:val="B5CEA8"/>
+          <w:kern w:val="0"/>
+          <w:sz w:val="21"/>
+          <w:szCs w:val="21"/>
+          <w:lang w:eastAsia="en-ID"/>
+          <w14:ligatures w14:val="none"/>
+        </w:rPr>
+        <w:t>32</w:t>
+      </w:r>
+      <w:r>
+        <w:rPr>
+          <w:rFonts w:ascii="Consolas" w:eastAsia="Times New Roman" w:hAnsi="Consolas" w:cs="Times New Roman"/>
+          <w:color w:val="D4D4D4"/>
+          <w:kern w:val="0"/>
+          <w:sz w:val="21"/>
+          <w:szCs w:val="21"/>
+          <w:lang w:eastAsia="en-ID"/>
+          <w14:ligatures w14:val="none"/>
+        </w:rPr>
+        <w:t>;</w:t>
+      </w:r>
+    </w:p>
+    <w:p>
+      <w:pPr>
+        <w:shd w:val="clear" w:color="auto" w:fill="1F1F1F"/>
+        <w:spacing w:after="0" w:line="285" w:lineRule="atLeast"/>
+        <w:ind w:left="993"/>
+        <w:rPr>
+          <w:rFonts w:ascii="Consolas" w:eastAsia="Times New Roman" w:hAnsi="Consolas" w:cs="Times New Roman"/>
+          <w:color w:val="CCCCCC"/>
+          <w:kern w:val="0"/>
+          <w:sz w:val="21"/>
+          <w:szCs w:val="21"/>
+          <w:lang w:eastAsia="en-ID"/>
+          <w14:ligatures w14:val="none"/>
+        </w:rPr>
+      </w:pPr>
+      <w:r>
+        <w:rPr>
+          <w:rFonts w:ascii="Consolas" w:eastAsia="Times New Roman" w:hAnsi="Consolas" w:cs="Times New Roman"/>
+          <w:color w:val="DCDCAA"/>
+          <w:kern w:val="0"/>
+          <w:sz w:val="21"/>
+          <w:szCs w:val="21"/>
+          <w:lang w:eastAsia="en-ID"/>
+          <w14:ligatures w14:val="none"/>
+        </w:rPr>
+        <w:t>echo</w:t>
+      </w:r>
+      <w:r>
+        <w:rPr>
+          <w:rFonts w:ascii="Consolas" w:eastAsia="Times New Roman" w:hAnsi="Consolas" w:cs="Times New Roman"/>
+          <w:color w:val="D4D4D4"/>
+          <w:kern w:val="0"/>
+          <w:sz w:val="21"/>
+          <w:szCs w:val="21"/>
+          <w:lang w:eastAsia="en-ID"/>
+          <w14:ligatures w14:val="none"/>
+        </w:rPr>
+        <w:t xml:space="preserve"> umur;</w:t>
+      </w:r>
+    </w:p>
+    <w:p>
+      <w:pPr>
+        <w:shd w:val="clear" w:color="auto" w:fill="1F1F1F"/>
+        <w:spacing w:after="0" w:line="285" w:lineRule="atLeast"/>
+        <w:ind w:left="993"/>
+        <w:rPr>
+          <w:rFonts w:ascii="Consolas" w:eastAsia="Times New Roman" w:hAnsi="Consolas" w:cs="Times New Roman"/>
+          <w:color w:val="CCCCCC"/>
+          <w:kern w:val="0"/>
+          <w:sz w:val="21"/>
+          <w:szCs w:val="21"/>
+          <w:lang w:eastAsia="en-ID"/>
+          <w14:ligatures w14:val="none"/>
+        </w:rPr>
+      </w:pPr>
+    </w:p>
+    <w:p>
+      <w:pPr>
+        <w:shd w:val="clear" w:color="auto" w:fill="1F1F1F"/>
+        <w:spacing w:after="0" w:line="285" w:lineRule="atLeast"/>
+        <w:ind w:left="993"/>
+        <w:rPr>
+          <w:rFonts w:ascii="Consolas" w:eastAsia="Times New Roman" w:hAnsi="Consolas" w:cs="Times New Roman"/>
+          <w:color w:val="CCCCCC"/>
+          <w:kern w:val="0"/>
+          <w:sz w:val="21"/>
+          <w:szCs w:val="21"/>
+          <w:lang w:eastAsia="en-ID"/>
+          <w14:ligatures w14:val="none"/>
+        </w:rPr>
+      </w:pPr>
+      <w:r>
+        <w:rPr>
+          <w:rFonts w:ascii="Consolas" w:eastAsia="Times New Roman" w:hAnsi="Consolas" w:cs="Times New Roman"/>
+          <w:color w:val="569CD6"/>
+          <w:kern w:val="0"/>
+          <w:sz w:val="21"/>
+          <w:szCs w:val="21"/>
+          <w:lang w:eastAsia="en-ID"/>
+          <w14:ligatures w14:val="none"/>
+        </w:rPr>
+        <w:t>class</w:t>
+      </w:r>
+      <w:r>
+        <w:rPr>
+          <w:rFonts w:ascii="Consolas" w:eastAsia="Times New Roman" w:hAnsi="Consolas" w:cs="Times New Roman"/>
+          <w:color w:val="D4D4D4"/>
+          <w:kern w:val="0"/>
+          <w:sz w:val="21"/>
+          <w:szCs w:val="21"/>
+          <w:lang w:eastAsia="en-ID"/>
+          <w14:ligatures w14:val="none"/>
+        </w:rPr>
+        <w:t xml:space="preserve">  </w:t>
+      </w:r>
+      <w:r>
+        <w:rPr>
+          <w:rFonts w:ascii="Consolas" w:eastAsia="Times New Roman" w:hAnsi="Consolas" w:cs="Times New Roman"/>
+          <w:color w:val="4EC9B0"/>
+          <w:kern w:val="0"/>
+          <w:sz w:val="21"/>
+          <w:szCs w:val="21"/>
+          <w:lang w:eastAsia="en-ID"/>
+          <w14:ligatures w14:val="none"/>
+        </w:rPr>
+        <w:t>Coba</w:t>
+      </w:r>
+      <w:r>
+        <w:rPr>
+          <w:rFonts w:ascii="Consolas" w:eastAsia="Times New Roman" w:hAnsi="Consolas" w:cs="Times New Roman"/>
+          <w:color w:val="D4D4D4"/>
+          <w:kern w:val="0"/>
+          <w:sz w:val="21"/>
+          <w:szCs w:val="21"/>
+          <w:lang w:eastAsia="en-ID"/>
+          <w14:ligatures w14:val="none"/>
+        </w:rPr>
+        <w:t xml:space="preserve"> {</w:t>
+      </w:r>
+    </w:p>
+    <w:p>
+      <w:pPr>
+        <w:shd w:val="clear" w:color="auto" w:fill="1F1F1F"/>
+        <w:spacing w:after="0" w:line="285" w:lineRule="atLeast"/>
+        <w:ind w:left="993"/>
+        <w:rPr>
+          <w:rFonts w:ascii="Consolas" w:eastAsia="Times New Roman" w:hAnsi="Consolas" w:cs="Times New Roman"/>
+          <w:color w:val="CCCCCC"/>
+          <w:kern w:val="0"/>
+          <w:sz w:val="21"/>
+          <w:szCs w:val="21"/>
+          <w:lang w:eastAsia="en-ID"/>
+          <w14:ligatures w14:val="none"/>
+        </w:rPr>
+      </w:pPr>
+      <w:r>
+        <w:rPr>
+          <w:rFonts w:ascii="Consolas" w:eastAsia="Times New Roman" w:hAnsi="Consolas" w:cs="Times New Roman"/>
+          <w:color w:val="D4D4D4"/>
+          <w:kern w:val="0"/>
+          <w:sz w:val="21"/>
+          <w:szCs w:val="21"/>
+          <w:lang w:eastAsia="en-ID"/>
+          <w14:ligatures w14:val="none"/>
+        </w:rPr>
+        <w:t xml:space="preserve">  </w:t>
+      </w:r>
+      <w:r>
+        <w:rPr>
+          <w:rFonts w:ascii="Consolas" w:eastAsia="Times New Roman" w:hAnsi="Consolas" w:cs="Times New Roman"/>
+          <w:color w:val="569CD6"/>
+          <w:kern w:val="0"/>
+          <w:sz w:val="21"/>
+          <w:szCs w:val="21"/>
+          <w:lang w:eastAsia="en-ID"/>
+          <w14:ligatures w14:val="none"/>
+        </w:rPr>
+        <w:t>const</w:t>
+      </w:r>
+      <w:r>
+        <w:rPr>
+          <w:rFonts w:ascii="Consolas" w:eastAsia="Times New Roman" w:hAnsi="Consolas" w:cs="Times New Roman"/>
+          <w:color w:val="D4D4D4"/>
+          <w:kern w:val="0"/>
+          <w:sz w:val="21"/>
+          <w:szCs w:val="21"/>
+          <w:lang w:eastAsia="en-ID"/>
+          <w14:ligatures w14:val="none"/>
+        </w:rPr>
+        <w:t xml:space="preserve"> Nama = </w:t>
+      </w:r>
+      <w:r>
+        <w:rPr>
+          <w:rFonts w:ascii="Consolas" w:eastAsia="Times New Roman" w:hAnsi="Consolas" w:cs="Times New Roman"/>
+          <w:color w:val="CE9178"/>
+          <w:kern w:val="0"/>
+          <w:sz w:val="21"/>
+          <w:szCs w:val="21"/>
+          <w:lang w:eastAsia="en-ID"/>
+          <w14:ligatures w14:val="none"/>
+        </w:rPr>
+        <w:t>"ujang"</w:t>
+      </w:r>
+      <w:r>
+        <w:rPr>
+          <w:rFonts w:ascii="Consolas" w:eastAsia="Times New Roman" w:hAnsi="Consolas" w:cs="Times New Roman"/>
+          <w:color w:val="D4D4D4"/>
+          <w:kern w:val="0"/>
+          <w:sz w:val="21"/>
+          <w:szCs w:val="21"/>
+          <w:lang w:eastAsia="en-ID"/>
+          <w14:ligatures w14:val="none"/>
+        </w:rPr>
+        <w:t>;</w:t>
+      </w:r>
+    </w:p>
+    <w:p>
+      <w:pPr>
+        <w:shd w:val="clear" w:color="auto" w:fill="1F1F1F"/>
+        <w:spacing w:after="0" w:line="285" w:lineRule="atLeast"/>
+        <w:ind w:left="993"/>
+        <w:rPr>
+          <w:rFonts w:ascii="Consolas" w:eastAsia="Times New Roman" w:hAnsi="Consolas" w:cs="Times New Roman"/>
+          <w:color w:val="CCCCCC"/>
+          <w:kern w:val="0"/>
+          <w:sz w:val="21"/>
+          <w:szCs w:val="21"/>
+          <w:lang w:eastAsia="en-ID"/>
+          <w14:ligatures w14:val="none"/>
+        </w:rPr>
+      </w:pPr>
+      <w:r>
+        <w:rPr>
+          <w:rFonts w:ascii="Consolas" w:eastAsia="Times New Roman" w:hAnsi="Consolas" w:cs="Times New Roman"/>
+          <w:color w:val="D4D4D4"/>
+          <w:kern w:val="0"/>
+          <w:sz w:val="21"/>
+          <w:szCs w:val="21"/>
+          <w:lang w:eastAsia="en-ID"/>
+          <w14:ligatures w14:val="none"/>
+        </w:rPr>
+        <w:t>}</w:t>
+      </w:r>
+    </w:p>
+    <w:p>
+      <w:pPr>
+        <w:shd w:val="clear" w:color="auto" w:fill="1F1F1F"/>
+        <w:spacing w:after="0" w:line="285" w:lineRule="atLeast"/>
+        <w:ind w:left="993"/>
+        <w:rPr>
+          <w:rFonts w:ascii="Consolas" w:eastAsia="Times New Roman" w:hAnsi="Consolas" w:cs="Times New Roman"/>
+          <w:color w:val="CCCCCC"/>
+          <w:kern w:val="0"/>
+          <w:sz w:val="21"/>
+          <w:szCs w:val="21"/>
+          <w:lang w:eastAsia="en-ID"/>
+          <w14:ligatures w14:val="none"/>
+        </w:rPr>
+      </w:pPr>
+    </w:p>
+    <w:p>
+      <w:pPr>
+        <w:shd w:val="clear" w:color="auto" w:fill="1F1F1F"/>
+        <w:spacing w:after="0" w:line="285" w:lineRule="atLeast"/>
+        <w:ind w:left="993"/>
+        <w:rPr>
+          <w:rFonts w:ascii="Consolas" w:eastAsia="Times New Roman" w:hAnsi="Consolas" w:cs="Times New Roman"/>
+          <w:color w:val="CCCCCC"/>
+          <w:kern w:val="0"/>
+          <w:sz w:val="21"/>
+          <w:szCs w:val="21"/>
+          <w:lang w:eastAsia="en-ID"/>
+          <w14:ligatures w14:val="none"/>
+        </w:rPr>
+      </w:pPr>
+      <w:r>
+        <w:rPr>
+          <w:rFonts w:ascii="Consolas" w:eastAsia="Times New Roman" w:hAnsi="Consolas" w:cs="Times New Roman"/>
+          <w:color w:val="DCDCAA"/>
+          <w:kern w:val="0"/>
+          <w:sz w:val="21"/>
+          <w:szCs w:val="21"/>
+          <w:lang w:eastAsia="en-ID"/>
+          <w14:ligatures w14:val="none"/>
+        </w:rPr>
+        <w:t>echo</w:t>
+      </w:r>
+      <w:r>
+        <w:rPr>
+          <w:rFonts w:ascii="Consolas" w:eastAsia="Times New Roman" w:hAnsi="Consolas" w:cs="Times New Roman"/>
+          <w:color w:val="D4D4D4"/>
+          <w:kern w:val="0"/>
+          <w:sz w:val="21"/>
+          <w:szCs w:val="21"/>
+          <w:lang w:eastAsia="en-ID"/>
+          <w14:ligatures w14:val="none"/>
+        </w:rPr>
+        <w:t xml:space="preserve"> </w:t>
+      </w:r>
+      <w:r>
+        <w:rPr>
+          <w:rFonts w:ascii="Consolas" w:eastAsia="Times New Roman" w:hAnsi="Consolas" w:cs="Times New Roman"/>
+          <w:color w:val="4EC9B0"/>
+          <w:kern w:val="0"/>
+          <w:sz w:val="21"/>
+          <w:szCs w:val="21"/>
+          <w:lang w:eastAsia="en-ID"/>
+          <w14:ligatures w14:val="none"/>
+        </w:rPr>
+        <w:t>Coba</w:t>
+      </w:r>
+      <w:r>
+        <w:rPr>
+          <w:rFonts w:ascii="Consolas" w:eastAsia="Times New Roman" w:hAnsi="Consolas" w:cs="Times New Roman"/>
+          <w:color w:val="D4D4D4"/>
+          <w:kern w:val="0"/>
+          <w:sz w:val="21"/>
+          <w:szCs w:val="21"/>
+          <w:lang w:eastAsia="en-ID"/>
+          <w14:ligatures w14:val="none"/>
+        </w:rPr>
+        <w:t>::Nama;</w:t>
+      </w:r>
+    </w:p>
+    <w:p>
+      <w:pPr>
+        <w:shd w:val="clear" w:color="auto" w:fill="1F1F1F"/>
+        <w:spacing w:after="0" w:line="285" w:lineRule="atLeast"/>
+        <w:ind w:left="993"/>
+        <w:rPr>
+          <w:rFonts w:ascii="Consolas" w:eastAsia="Times New Roman" w:hAnsi="Consolas" w:cs="Times New Roman"/>
+          <w:color w:val="569CD6"/>
+          <w:kern w:val="0"/>
+          <w:sz w:val="21"/>
+          <w:szCs w:val="21"/>
+          <w:lang w:eastAsia="en-ID"/>
+          <w14:ligatures w14:val="none"/>
+        </w:rPr>
+      </w:pPr>
+      <w:r>
+        <w:rPr>
+          <w:rFonts w:ascii="Consolas" w:eastAsia="Times New Roman" w:hAnsi="Consolas" w:cs="Times New Roman"/>
+          <w:color w:val="569CD6"/>
+          <w:kern w:val="0"/>
+          <w:sz w:val="21"/>
+          <w:szCs w:val="21"/>
+          <w:lang w:eastAsia="en-ID"/>
+          <w14:ligatures w14:val="none"/>
+        </w:rPr>
+        <w:t>?&gt;</w:t>
+      </w:r>
+    </w:p>
+    <w:p>
+      <w:pPr>
+        <w:jc w:val="both"/>
+        <w:rPr>
+          <w:rFonts w:cs="Times New Roman"/>
+        </w:rPr>
+      </w:pPr>
+    </w:p>
+    <w:p>
+      <w:pPr>
+        <w:pStyle w:val="ListParagraph"/>
+        <w:numPr>
+          <w:ilvl w:val="0"/>
+          <w:numId w:val="1"/>
+        </w:numPr>
+        <w:ind w:left="567" w:hanging="720"/>
+        <w:jc w:val="both"/>
+        <w:rPr>
+          <w:rFonts w:cs="Times New Roman"/>
         </w:rPr>
       </w:pPr>
     </w:p>
@@ -35353,7 +37880,7 @@
 </file>
 
 <file path=word/endnotes.xml><?xml version="1.0" encoding="utf-8"?>
-<w:endnotes xmlns:wpc="http://schemas.microsoft.com/office/word/2010/wordprocessingCanvas" xmlns:cx="http://schemas.microsoft.com/office/drawing/2014/chartex" xmlns:cx1="http://schemas.microsoft.com/office/drawing/2015/9/8/chartex" xmlns:cx2="http://schemas.microsoft.com/office/drawing/2015/10/21/chartex" xmlns:cx3="http://schemas.microsoft.com/office/drawing/2016/5/9/chartex" xmlns:cx4="http://schemas.microsoft.com/office/drawing/2016/5/10/chartex" xmlns:cx5="http://schemas.microsoft.com/office/drawing/2016/5/11/chartex" xmlns:cx6="http://schemas.microsoft.com/office/drawing/2016/5/12/chartex" xmlns:cx7="http://schemas.microsoft.com/office/drawing/2016/5/13/chartex" xmlns:cx8="http://schemas.microsoft.com/office/drawing/2016/5/14/chartex" xmlns:mc="http://schemas.openxmlformats.org/markup-compatibility/2006" xmlns:aink="http://schemas.microsoft.com/office/drawing/2016/ink" xmlns:am3d="http://schemas.microsoft.com/office/drawing/2017/model3d" xmlns:o="urn:schemas-microsoft-com:office:office" xmlns:oel="http://schemas.microsoft.com/office/2019/extlst" xmlns:r="http://schemas.openxmlformats.org/officeDocument/2006/relationships" xmlns:m="http://schemas.openxmlformats.org/officeDocument/2006/math" xmlns:v="urn:schemas-microsoft-com:vml" xmlns:wp14="http://schemas.microsoft.com/office/word/2010/wordprocessingDrawing" xmlns:wp="http://schemas.openxmlformats.org/drawingml/2006/wordprocessingDrawing" xmlns:w10="urn:schemas-microsoft-com:office:word" xmlns:w="http://schemas.openxmlformats.org/wordprocessingml/2006/main" xmlns:w14="http://schemas.microsoft.com/office/word/2010/wordml" xmlns:w15="http://schemas.microsoft.com/office/word/2012/wordml" xmlns:w16cex="http://schemas.microsoft.com/office/word/2018/wordml/cex" xmlns:w16cid="http://schemas.microsoft.com/office/word/2016/wordml/cid" xmlns:w16="http://schemas.microsoft.com/office/word/2018/wordml" xmlns:w16du="http://schemas.microsoft.com/office/word/2023/wordml/word16du" xmlns:w16sdtdh="http://schemas.microsoft.com/office/word/2020/wordml/sdtdatahash" xmlns:w16sdtfl="http://schemas.microsoft.com/office/word/2024/wordml/sdtformatlock" xmlns:w16se="http://schemas.microsoft.com/office/word/2015/wordml/symex" xmlns:wpg="http://schemas.microsoft.com/office/word/2010/wordprocessingGroup" xmlns:wpi="http://schemas.microsoft.com/office/word/2010/wordprocessingInk" xmlns:wne="http://schemas.microsoft.com/office/word/2006/wordml" xmlns:wps="http://schemas.microsoft.com/office/word/2010/wordprocessingShape" mc:Ignorable="w14 w15 w16se w16cid w16 w16cex w16sdtdh w16sdtfl w16du wp14">
+<w:endnotes xmlns:wpc="http://schemas.microsoft.com/office/word/2010/wordprocessingCanvas" xmlns:cx="http://schemas.microsoft.com/office/drawing/2014/chartex" xmlns:cx1="http://schemas.microsoft.com/office/drawing/2015/9/8/chartex" xmlns:cx2="http://schemas.microsoft.com/office/drawing/2015/10/21/chartex" xmlns:cx3="http://schemas.microsoft.com/office/drawing/2016/5/9/chartex" xmlns:cx4="http://schemas.microsoft.com/office/drawing/2016/5/10/chartex" xmlns:cx5="http://schemas.microsoft.com/office/drawing/2016/5/11/chartex" xmlns:cx6="http://schemas.microsoft.com/office/drawing/2016/5/12/chartex" xmlns:cx7="http://schemas.microsoft.com/office/drawing/2016/5/13/chartex" xmlns:cx8="http://schemas.microsoft.com/office/drawing/2016/5/14/chartex" xmlns:mc="http://schemas.openxmlformats.org/markup-compatibility/2006" xmlns:aink="http://schemas.microsoft.com/office/drawing/2016/ink" xmlns:am3d="http://schemas.microsoft.com/office/drawing/2017/model3d" xmlns:o="urn:schemas-microsoft-com:office:office" xmlns:oel="http://schemas.microsoft.com/office/2019/extlst" xmlns:r="http://schemas.openxmlformats.org/officeDocument/2006/relationships" xmlns:m="http://schemas.openxmlformats.org/officeDocument/2006/math" xmlns:v="urn:schemas-microsoft-com:vml" xmlns:wp14="http://schemas.microsoft.com/office/word/2010/wordprocessingDrawing" xmlns:wp="http://schemas.openxmlformats.org/drawingml/2006/wordprocessingDrawing" xmlns:w10="urn:schemas-microsoft-com:office:word" xmlns:w="http://schemas.openxmlformats.org/wordprocessingml/2006/main" xmlns:w14="http://schemas.microsoft.com/office/word/2010/wordml" xmlns:w15="http://schemas.microsoft.com/office/word/2012/wordml" xmlns:w16cex="http://schemas.microsoft.com/office/word/2018/wordml/cex" xmlns:w16cid="http://schemas.microsoft.com/office/word/2016/wordml/cid" xmlns:w16="http://schemas.microsoft.com/office/word/2018/wordml" xmlns:w16du="http://schemas.microsoft.com/office/word/2023/wordml/word16du" xmlns:w16sdtdh="http://schemas.microsoft.com/office/word/2020/wordml/sdtdatahash" xmlns:w16se="http://schemas.microsoft.com/office/word/2015/wordml/symex" xmlns:wpg="http://schemas.microsoft.com/office/word/2010/wordprocessingGroup" xmlns:wpi="http://schemas.microsoft.com/office/word/2010/wordprocessingInk" xmlns:wne="http://schemas.microsoft.com/office/word/2006/wordml" xmlns:wps="http://schemas.microsoft.com/office/word/2010/wordprocessingShape" mc:Ignorable="w14 w15 w16se w16cid w16 w16cex w16sdtdh w16du wp14">
   <w:endnote w:type="separator" w:id="-1">
     <w:p>
       <w:pPr>
@@ -35378,7 +37905,7 @@
 </file>
 
 <file path=word/footer1.xml><?xml version="1.0" encoding="utf-8"?>
-<w:ftr xmlns:wpc="http://schemas.microsoft.com/office/word/2010/wordprocessingCanvas" xmlns:cx="http://schemas.microsoft.com/office/drawing/2014/chartex" xmlns:cx1="http://schemas.microsoft.com/office/drawing/2015/9/8/chartex" xmlns:cx2="http://schemas.microsoft.com/office/drawing/2015/10/21/chartex" xmlns:cx3="http://schemas.microsoft.com/office/drawing/2016/5/9/chartex" xmlns:cx4="http://schemas.microsoft.com/office/drawing/2016/5/10/chartex" xmlns:cx5="http://schemas.microsoft.com/office/drawing/2016/5/11/chartex" xmlns:cx6="http://schemas.microsoft.com/office/drawing/2016/5/12/chartex" xmlns:cx7="http://schemas.microsoft.com/office/drawing/2016/5/13/chartex" xmlns:cx8="http://schemas.microsoft.com/office/drawing/2016/5/14/chartex" xmlns:mc="http://schemas.openxmlformats.org/markup-compatibility/2006" xmlns:aink="http://schemas.microsoft.com/office/drawing/2016/ink" xmlns:am3d="http://schemas.microsoft.com/office/drawing/2017/model3d" xmlns:o="urn:schemas-microsoft-com:office:office" xmlns:oel="http://schemas.microsoft.com/office/2019/extlst" xmlns:r="http://schemas.openxmlformats.org/officeDocument/2006/relationships" xmlns:m="http://schemas.openxmlformats.org/officeDocument/2006/math" xmlns:v="urn:schemas-microsoft-com:vml" xmlns:wp14="http://schemas.microsoft.com/office/word/2010/wordprocessingDrawing" xmlns:wp="http://schemas.openxmlformats.org/drawingml/2006/wordprocessingDrawing" xmlns:w10="urn:schemas-microsoft-com:office:word" xmlns:w="http://schemas.openxmlformats.org/wordprocessingml/2006/main" xmlns:w14="http://schemas.microsoft.com/office/word/2010/wordml" xmlns:w15="http://schemas.microsoft.com/office/word/2012/wordml" xmlns:w16cex="http://schemas.microsoft.com/office/word/2018/wordml/cex" xmlns:w16cid="http://schemas.microsoft.com/office/word/2016/wordml/cid" xmlns:w16="http://schemas.microsoft.com/office/word/2018/wordml" xmlns:w16du="http://schemas.microsoft.com/office/word/2023/wordml/word16du" xmlns:w16sdtdh="http://schemas.microsoft.com/office/word/2020/wordml/sdtdatahash" xmlns:w16sdtfl="http://schemas.microsoft.com/office/word/2024/wordml/sdtformatlock" xmlns:w16se="http://schemas.microsoft.com/office/word/2015/wordml/symex" xmlns:wpg="http://schemas.microsoft.com/office/word/2010/wordprocessingGroup" xmlns:wpi="http://schemas.microsoft.com/office/word/2010/wordprocessingInk" xmlns:wne="http://schemas.microsoft.com/office/word/2006/wordml" xmlns:wps="http://schemas.microsoft.com/office/word/2010/wordprocessingShape" mc:Ignorable="w14 w15 w16se w16cid w16 w16cex w16sdtdh w16sdtfl w16du wp14">
+<w:ftr xmlns:wpc="http://schemas.microsoft.com/office/word/2010/wordprocessingCanvas" xmlns:cx="http://schemas.microsoft.com/office/drawing/2014/chartex" xmlns:cx1="http://schemas.microsoft.com/office/drawing/2015/9/8/chartex" xmlns:cx2="http://schemas.microsoft.com/office/drawing/2015/10/21/chartex" xmlns:cx3="http://schemas.microsoft.com/office/drawing/2016/5/9/chartex" xmlns:cx4="http://schemas.microsoft.com/office/drawing/2016/5/10/chartex" xmlns:cx5="http://schemas.microsoft.com/office/drawing/2016/5/11/chartex" xmlns:cx6="http://schemas.microsoft.com/office/drawing/2016/5/12/chartex" xmlns:cx7="http://schemas.microsoft.com/office/drawing/2016/5/13/chartex" xmlns:cx8="http://schemas.microsoft.com/office/drawing/2016/5/14/chartex" xmlns:mc="http://schemas.openxmlformats.org/markup-compatibility/2006" xmlns:aink="http://schemas.microsoft.com/office/drawing/2016/ink" xmlns:am3d="http://schemas.microsoft.com/office/drawing/2017/model3d" xmlns:o="urn:schemas-microsoft-com:office:office" xmlns:oel="http://schemas.microsoft.com/office/2019/extlst" xmlns:r="http://schemas.openxmlformats.org/officeDocument/2006/relationships" xmlns:m="http://schemas.openxmlformats.org/officeDocument/2006/math" xmlns:v="urn:schemas-microsoft-com:vml" xmlns:wp14="http://schemas.microsoft.com/office/word/2010/wordprocessingDrawing" xmlns:wp="http://schemas.openxmlformats.org/drawingml/2006/wordprocessingDrawing" xmlns:w10="urn:schemas-microsoft-com:office:word" xmlns:w="http://schemas.openxmlformats.org/wordprocessingml/2006/main" xmlns:w14="http://schemas.microsoft.com/office/word/2010/wordml" xmlns:w15="http://schemas.microsoft.com/office/word/2012/wordml" xmlns:w16cex="http://schemas.microsoft.com/office/word/2018/wordml/cex" xmlns:w16cid="http://schemas.microsoft.com/office/word/2016/wordml/cid" xmlns:w16="http://schemas.microsoft.com/office/word/2018/wordml" xmlns:w16du="http://schemas.microsoft.com/office/word/2023/wordml/word16du" xmlns:w16sdtdh="http://schemas.microsoft.com/office/word/2020/wordml/sdtdatahash" xmlns:w16se="http://schemas.microsoft.com/office/word/2015/wordml/symex" xmlns:wpg="http://schemas.microsoft.com/office/word/2010/wordprocessingGroup" xmlns:wpi="http://schemas.microsoft.com/office/word/2010/wordprocessingInk" xmlns:wne="http://schemas.microsoft.com/office/word/2006/wordml" xmlns:wps="http://schemas.microsoft.com/office/word/2010/wordprocessingShape" mc:Ignorable="w14 w15 w16se w16cid w16 w16cex w16sdtdh w16du wp14">
   <w:p>
     <w:pPr>
       <w:pStyle w:val="Footer"/>
@@ -35391,7 +37918,7 @@
 </file>
 
 <file path=word/footnotes.xml><?xml version="1.0" encoding="utf-8"?>
-<w:footnotes xmlns:wpc="http://schemas.microsoft.com/office/word/2010/wordprocessingCanvas" xmlns:cx="http://schemas.microsoft.com/office/drawing/2014/chartex" xmlns:cx1="http://schemas.microsoft.com/office/drawing/2015/9/8/chartex" xmlns:cx2="http://schemas.microsoft.com/office/drawing/2015/10/21/chartex" xmlns:cx3="http://schemas.microsoft.com/office/drawing/2016/5/9/chartex" xmlns:cx4="http://schemas.microsoft.com/office/drawing/2016/5/10/chartex" xmlns:cx5="http://schemas.microsoft.com/office/drawing/2016/5/11/chartex" xmlns:cx6="http://schemas.microsoft.com/office/drawing/2016/5/12/chartex" xmlns:cx7="http://schemas.microsoft.com/office/drawing/2016/5/13/chartex" xmlns:cx8="http://schemas.microsoft.com/office/drawing/2016/5/14/chartex" xmlns:mc="http://schemas.openxmlformats.org/markup-compatibility/2006" xmlns:aink="http://schemas.microsoft.com/office/drawing/2016/ink" xmlns:am3d="http://schemas.microsoft.com/office/drawing/2017/model3d" xmlns:o="urn:schemas-microsoft-com:office:office" xmlns:oel="http://schemas.microsoft.com/office/2019/extlst" xmlns:r="http://schemas.openxmlformats.org/officeDocument/2006/relationships" xmlns:m="http://schemas.openxmlformats.org/officeDocument/2006/math" xmlns:v="urn:schemas-microsoft-com:vml" xmlns:wp14="http://schemas.microsoft.com/office/word/2010/wordprocessingDrawing" xmlns:wp="http://schemas.openxmlformats.org/drawingml/2006/wordprocessingDrawing" xmlns:w10="urn:schemas-microsoft-com:office:word" xmlns:w="http://schemas.openxmlformats.org/wordprocessingml/2006/main" xmlns:w14="http://schemas.microsoft.com/office/word/2010/wordml" xmlns:w15="http://schemas.microsoft.com/office/word/2012/wordml" xmlns:w16cex="http://schemas.microsoft.com/office/word/2018/wordml/cex" xmlns:w16cid="http://schemas.microsoft.com/office/word/2016/wordml/cid" xmlns:w16="http://schemas.microsoft.com/office/word/2018/wordml" xmlns:w16du="http://schemas.microsoft.com/office/word/2023/wordml/word16du" xmlns:w16sdtdh="http://schemas.microsoft.com/office/word/2020/wordml/sdtdatahash" xmlns:w16sdtfl="http://schemas.microsoft.com/office/word/2024/wordml/sdtformatlock" xmlns:w16se="http://schemas.microsoft.com/office/word/2015/wordml/symex" xmlns:wpg="http://schemas.microsoft.com/office/word/2010/wordprocessingGroup" xmlns:wpi="http://schemas.microsoft.com/office/word/2010/wordprocessingInk" xmlns:wne="http://schemas.microsoft.com/office/word/2006/wordml" xmlns:wps="http://schemas.microsoft.com/office/word/2010/wordprocessingShape" mc:Ignorable="w14 w15 w16se w16cid w16 w16cex w16sdtdh w16sdtfl w16du wp14">
+<w:footnotes xmlns:wpc="http://schemas.microsoft.com/office/word/2010/wordprocessingCanvas" xmlns:cx="http://schemas.microsoft.com/office/drawing/2014/chartex" xmlns:cx1="http://schemas.microsoft.com/office/drawing/2015/9/8/chartex" xmlns:cx2="http://schemas.microsoft.com/office/drawing/2015/10/21/chartex" xmlns:cx3="http://schemas.microsoft.com/office/drawing/2016/5/9/chartex" xmlns:cx4="http://schemas.microsoft.com/office/drawing/2016/5/10/chartex" xmlns:cx5="http://schemas.microsoft.com/office/drawing/2016/5/11/chartex" xmlns:cx6="http://schemas.microsoft.com/office/drawing/2016/5/12/chartex" xmlns:cx7="http://schemas.microsoft.com/office/drawing/2016/5/13/chartex" xmlns:cx8="http://schemas.microsoft.com/office/drawing/2016/5/14/chartex" xmlns:mc="http://schemas.openxmlformats.org/markup-compatibility/2006" xmlns:aink="http://schemas.microsoft.com/office/drawing/2016/ink" xmlns:am3d="http://schemas.microsoft.com/office/drawing/2017/model3d" xmlns:o="urn:schemas-microsoft-com:office:office" xmlns:oel="http://schemas.microsoft.com/office/2019/extlst" xmlns:r="http://schemas.openxmlformats.org/officeDocument/2006/relationships" xmlns:m="http://schemas.openxmlformats.org/officeDocument/2006/math" xmlns:v="urn:schemas-microsoft-com:vml" xmlns:wp14="http://schemas.microsoft.com/office/word/2010/wordprocessingDrawing" xmlns:wp="http://schemas.openxmlformats.org/drawingml/2006/wordprocessingDrawing" xmlns:w10="urn:schemas-microsoft-com:office:word" xmlns:w="http://schemas.openxmlformats.org/wordprocessingml/2006/main" xmlns:w14="http://schemas.microsoft.com/office/word/2010/wordml" xmlns:w15="http://schemas.microsoft.com/office/word/2012/wordml" xmlns:w16cex="http://schemas.microsoft.com/office/word/2018/wordml/cex" xmlns:w16cid="http://schemas.microsoft.com/office/word/2016/wordml/cid" xmlns:w16="http://schemas.microsoft.com/office/word/2018/wordml" xmlns:w16du="http://schemas.microsoft.com/office/word/2023/wordml/word16du" xmlns:w16sdtdh="http://schemas.microsoft.com/office/word/2020/wordml/sdtdatahash" xmlns:w16se="http://schemas.microsoft.com/office/word/2015/wordml/symex" xmlns:wpg="http://schemas.microsoft.com/office/word/2010/wordprocessingGroup" xmlns:wpi="http://schemas.microsoft.com/office/word/2010/wordprocessingInk" xmlns:wne="http://schemas.microsoft.com/office/word/2006/wordml" xmlns:wps="http://schemas.microsoft.com/office/word/2010/wordprocessingShape" mc:Ignorable="w14 w15 w16se w16cid w16 w16cex w16sdtdh w16du wp14">
   <w:footnote w:type="separator" w:id="-1">
     <w:p>
       <w:pPr>
@@ -35416,7 +37943,7 @@
 </file>
 
 <file path=word/header1.xml><?xml version="1.0" encoding="utf-8"?>
-<w:hdr xmlns:wpc="http://schemas.microsoft.com/office/word/2010/wordprocessingCanvas" xmlns:cx="http://schemas.microsoft.com/office/drawing/2014/chartex" xmlns:cx1="http://schemas.microsoft.com/office/drawing/2015/9/8/chartex" xmlns:cx2="http://schemas.microsoft.com/office/drawing/2015/10/21/chartex" xmlns:cx3="http://schemas.microsoft.com/office/drawing/2016/5/9/chartex" xmlns:cx4="http://schemas.microsoft.com/office/drawing/2016/5/10/chartex" xmlns:cx5="http://schemas.microsoft.com/office/drawing/2016/5/11/chartex" xmlns:cx6="http://schemas.microsoft.com/office/drawing/2016/5/12/chartex" xmlns:cx7="http://schemas.microsoft.com/office/drawing/2016/5/13/chartex" xmlns:cx8="http://schemas.microsoft.com/office/drawing/2016/5/14/chartex" xmlns:mc="http://schemas.openxmlformats.org/markup-compatibility/2006" xmlns:aink="http://schemas.microsoft.com/office/drawing/2016/ink" xmlns:am3d="http://schemas.microsoft.com/office/drawing/2017/model3d" xmlns:o="urn:schemas-microsoft-com:office:office" xmlns:oel="http://schemas.microsoft.com/office/2019/extlst" xmlns:r="http://schemas.openxmlformats.org/officeDocument/2006/relationships" xmlns:m="http://schemas.openxmlformats.org/officeDocument/2006/math" xmlns:v="urn:schemas-microsoft-com:vml" xmlns:wp14="http://schemas.microsoft.com/office/word/2010/wordprocessingDrawing" xmlns:wp="http://schemas.openxmlformats.org/drawingml/2006/wordprocessingDrawing" xmlns:w10="urn:schemas-microsoft-com:office:word" xmlns:w="http://schemas.openxmlformats.org/wordprocessingml/2006/main" xmlns:w14="http://schemas.microsoft.com/office/word/2010/wordml" xmlns:w15="http://schemas.microsoft.com/office/word/2012/wordml" xmlns:w16cex="http://schemas.microsoft.com/office/word/2018/wordml/cex" xmlns:w16cid="http://schemas.microsoft.com/office/word/2016/wordml/cid" xmlns:w16="http://schemas.microsoft.com/office/word/2018/wordml" xmlns:w16du="http://schemas.microsoft.com/office/word/2023/wordml/word16du" xmlns:w16sdtdh="http://schemas.microsoft.com/office/word/2020/wordml/sdtdatahash" xmlns:w16sdtfl="http://schemas.microsoft.com/office/word/2024/wordml/sdtformatlock" xmlns:w16se="http://schemas.microsoft.com/office/word/2015/wordml/symex" xmlns:wpg="http://schemas.microsoft.com/office/word/2010/wordprocessingGroup" xmlns:wpi="http://schemas.microsoft.com/office/word/2010/wordprocessingInk" xmlns:wne="http://schemas.microsoft.com/office/word/2006/wordml" xmlns:wps="http://schemas.microsoft.com/office/word/2010/wordprocessingShape" mc:Ignorable="w14 w15 w16se w16cid w16 w16cex w16sdtdh w16sdtfl w16du wp14">
+<w:hdr xmlns:wpc="http://schemas.microsoft.com/office/word/2010/wordprocessingCanvas" xmlns:cx="http://schemas.microsoft.com/office/drawing/2014/chartex" xmlns:cx1="http://schemas.microsoft.com/office/drawing/2015/9/8/chartex" xmlns:cx2="http://schemas.microsoft.com/office/drawing/2015/10/21/chartex" xmlns:cx3="http://schemas.microsoft.com/office/drawing/2016/5/9/chartex" xmlns:cx4="http://schemas.microsoft.com/office/drawing/2016/5/10/chartex" xmlns:cx5="http://schemas.microsoft.com/office/drawing/2016/5/11/chartex" xmlns:cx6="http://schemas.microsoft.com/office/drawing/2016/5/12/chartex" xmlns:cx7="http://schemas.microsoft.com/office/drawing/2016/5/13/chartex" xmlns:cx8="http://schemas.microsoft.com/office/drawing/2016/5/14/chartex" xmlns:mc="http://schemas.openxmlformats.org/markup-compatibility/2006" xmlns:aink="http://schemas.microsoft.com/office/drawing/2016/ink" xmlns:am3d="http://schemas.microsoft.com/office/drawing/2017/model3d" xmlns:o="urn:schemas-microsoft-com:office:office" xmlns:oel="http://schemas.microsoft.com/office/2019/extlst" xmlns:r="http://schemas.openxmlformats.org/officeDocument/2006/relationships" xmlns:m="http://schemas.openxmlformats.org/officeDocument/2006/math" xmlns:v="urn:schemas-microsoft-com:vml" xmlns:wp14="http://schemas.microsoft.com/office/word/2010/wordprocessingDrawing" xmlns:wp="http://schemas.openxmlformats.org/drawingml/2006/wordprocessingDrawing" xmlns:w10="urn:schemas-microsoft-com:office:word" xmlns:w="http://schemas.openxmlformats.org/wordprocessingml/2006/main" xmlns:w14="http://schemas.microsoft.com/office/word/2010/wordml" xmlns:w15="http://schemas.microsoft.com/office/word/2012/wordml" xmlns:w16cex="http://schemas.microsoft.com/office/word/2018/wordml/cex" xmlns:w16cid="http://schemas.microsoft.com/office/word/2016/wordml/cid" xmlns:w16="http://schemas.microsoft.com/office/word/2018/wordml" xmlns:w16du="http://schemas.microsoft.com/office/word/2023/wordml/word16du" xmlns:w16sdtdh="http://schemas.microsoft.com/office/word/2020/wordml/sdtdatahash" xmlns:w16se="http://schemas.microsoft.com/office/word/2015/wordml/symex" xmlns:wpg="http://schemas.microsoft.com/office/word/2010/wordprocessingGroup" xmlns:wpi="http://schemas.microsoft.com/office/word/2010/wordprocessingInk" xmlns:wne="http://schemas.microsoft.com/office/word/2006/wordml" xmlns:wps="http://schemas.microsoft.com/office/word/2010/wordprocessingShape" mc:Ignorable="w14 w15 w16se w16cid w16 w16cex w16sdtdh w16du wp14">
   <w:p>
     <w:pPr>
       <w:pStyle w:val="Header"/>
@@ -35429,7 +37956,7 @@
 </file>
 
 <file path=word/numbering.xml><?xml version="1.0" encoding="utf-8"?>
-<w:numbering xmlns:wpc="http://schemas.microsoft.com/office/word/2010/wordprocessingCanvas" xmlns:cx="http://schemas.microsoft.com/office/drawing/2014/chartex" xmlns:cx1="http://schemas.microsoft.com/office/drawing/2015/9/8/chartex" xmlns:cx2="http://schemas.microsoft.com/office/drawing/2015/10/21/chartex" xmlns:cx3="http://schemas.microsoft.com/office/drawing/2016/5/9/chartex" xmlns:cx4="http://schemas.microsoft.com/office/drawing/2016/5/10/chartex" xmlns:cx5="http://schemas.microsoft.com/office/drawing/2016/5/11/chartex" xmlns:cx6="http://schemas.microsoft.com/office/drawing/2016/5/12/chartex" xmlns:cx7="http://schemas.microsoft.com/office/drawing/2016/5/13/chartex" xmlns:cx8="http://schemas.microsoft.com/office/drawing/2016/5/14/chartex" xmlns:mc="http://schemas.openxmlformats.org/markup-compatibility/2006" xmlns:aink="http://schemas.microsoft.com/office/drawing/2016/ink" xmlns:am3d="http://schemas.microsoft.com/office/drawing/2017/model3d" xmlns:o="urn:schemas-microsoft-com:office:office" xmlns:oel="http://schemas.microsoft.com/office/2019/extlst" xmlns:r="http://schemas.openxmlformats.org/officeDocument/2006/relationships" xmlns:m="http://schemas.openxmlformats.org/officeDocument/2006/math" xmlns:v="urn:schemas-microsoft-com:vml" xmlns:wp14="http://schemas.microsoft.com/office/word/2010/wordprocessingDrawing" xmlns:wp="http://schemas.openxmlformats.org/drawingml/2006/wordprocessingDrawing" xmlns:w10="urn:schemas-microsoft-com:office:word" xmlns:w="http://schemas.openxmlformats.org/wordprocessingml/2006/main" xmlns:w14="http://schemas.microsoft.com/office/word/2010/wordml" xmlns:w15="http://schemas.microsoft.com/office/word/2012/wordml" xmlns:w16cex="http://schemas.microsoft.com/office/word/2018/wordml/cex" xmlns:w16cid="http://schemas.microsoft.com/office/word/2016/wordml/cid" xmlns:w16="http://schemas.microsoft.com/office/word/2018/wordml" xmlns:w16du="http://schemas.microsoft.com/office/word/2023/wordml/word16du" xmlns:w16sdtdh="http://schemas.microsoft.com/office/word/2020/wordml/sdtdatahash" xmlns:w16sdtfl="http://schemas.microsoft.com/office/word/2024/wordml/sdtformatlock" xmlns:w16se="http://schemas.microsoft.com/office/word/2015/wordml/symex" xmlns:wpg="http://schemas.microsoft.com/office/word/2010/wordprocessingGroup" xmlns:wpi="http://schemas.microsoft.com/office/word/2010/wordprocessingInk" xmlns:wne="http://schemas.microsoft.com/office/word/2006/wordml" xmlns:wps="http://schemas.microsoft.com/office/word/2010/wordprocessingShape" mc:Ignorable="w14 w15 w16se w16cid w16 w16cex w16sdtdh w16sdtfl w16du wp14">
+<w:numbering xmlns:wpc="http://schemas.microsoft.com/office/word/2010/wordprocessingCanvas" xmlns:cx="http://schemas.microsoft.com/office/drawing/2014/chartex" xmlns:cx1="http://schemas.microsoft.com/office/drawing/2015/9/8/chartex" xmlns:cx2="http://schemas.microsoft.com/office/drawing/2015/10/21/chartex" xmlns:cx3="http://schemas.microsoft.com/office/drawing/2016/5/9/chartex" xmlns:cx4="http://schemas.microsoft.com/office/drawing/2016/5/10/chartex" xmlns:cx5="http://schemas.microsoft.com/office/drawing/2016/5/11/chartex" xmlns:cx6="http://schemas.microsoft.com/office/drawing/2016/5/12/chartex" xmlns:cx7="http://schemas.microsoft.com/office/drawing/2016/5/13/chartex" xmlns:cx8="http://schemas.microsoft.com/office/drawing/2016/5/14/chartex" xmlns:mc="http://schemas.openxmlformats.org/markup-compatibility/2006" xmlns:aink="http://schemas.microsoft.com/office/drawing/2016/ink" xmlns:am3d="http://schemas.microsoft.com/office/drawing/2017/model3d" xmlns:o="urn:schemas-microsoft-com:office:office" xmlns:oel="http://schemas.microsoft.com/office/2019/extlst" xmlns:r="http://schemas.openxmlformats.org/officeDocument/2006/relationships" xmlns:m="http://schemas.openxmlformats.org/officeDocument/2006/math" xmlns:v="urn:schemas-microsoft-com:vml" xmlns:wp14="http://schemas.microsoft.com/office/word/2010/wordprocessingDrawing" xmlns:wp="http://schemas.openxmlformats.org/drawingml/2006/wordprocessingDrawing" xmlns:w10="urn:schemas-microsoft-com:office:word" xmlns:w="http://schemas.openxmlformats.org/wordprocessingml/2006/main" xmlns:w14="http://schemas.microsoft.com/office/word/2010/wordml" xmlns:w15="http://schemas.microsoft.com/office/word/2012/wordml" xmlns:w16cex="http://schemas.microsoft.com/office/word/2018/wordml/cex" xmlns:w16cid="http://schemas.microsoft.com/office/word/2016/wordml/cid" xmlns:w16="http://schemas.microsoft.com/office/word/2018/wordml" xmlns:w16du="http://schemas.microsoft.com/office/word/2023/wordml/word16du" xmlns:w16sdtdh="http://schemas.microsoft.com/office/word/2020/wordml/sdtdatahash" xmlns:w16se="http://schemas.microsoft.com/office/word/2015/wordml/symex" xmlns:wpg="http://schemas.microsoft.com/office/word/2010/wordprocessingGroup" xmlns:wpi="http://schemas.microsoft.com/office/word/2010/wordprocessingInk" xmlns:wne="http://schemas.microsoft.com/office/word/2006/wordml" xmlns:wps="http://schemas.microsoft.com/office/word/2010/wordprocessingShape" mc:Ignorable="w14 w15 w16se w16cid w16 w16cex w16sdtdh w16du wp14">
   <w:abstractNum w:abstractNumId="0" w15:restartNumberingAfterBreak="0">
     <w:nsid w:val="032E1B8A"/>
     <w:multiLevelType w:val="hybridMultilevel"/>
@@ -36550,7 +39077,7 @@
   <w:abstractNum w:abstractNumId="12" w15:restartNumberingAfterBreak="0">
     <w:nsid w:val="3CE7331B"/>
     <w:multiLevelType w:val="hybridMultilevel"/>
-    <w:tmpl w:val="C1044E50"/>
+    <w:tmpl w:val="09DEE8C6"/>
     <w:lvl w:ilvl="0" w:tplc="C0529F38">
       <w:start w:val="1"/>
       <w:numFmt w:val="decimal"/>
@@ -36865,7 +39392,7 @@
 </file>
 
 <file path=word/styles.xml><?xml version="1.0" encoding="utf-8"?>
-<w:styles xmlns:mc="http://schemas.openxmlformats.org/markup-compatibility/2006" xmlns:r="http://schemas.openxmlformats.org/officeDocument/2006/relationships" xmlns:w="http://schemas.openxmlformats.org/wordprocessingml/2006/main" xmlns:w14="http://schemas.microsoft.com/office/word/2010/wordml" xmlns:w15="http://schemas.microsoft.com/office/word/2012/wordml" xmlns:w16cex="http://schemas.microsoft.com/office/word/2018/wordml/cex" xmlns:w16cid="http://schemas.microsoft.com/office/word/2016/wordml/cid" xmlns:w16="http://schemas.microsoft.com/office/word/2018/wordml" xmlns:w16du="http://schemas.microsoft.com/office/word/2023/wordml/word16du" xmlns:w16sdtdh="http://schemas.microsoft.com/office/word/2020/wordml/sdtdatahash" xmlns:w16sdtfl="http://schemas.microsoft.com/office/word/2024/wordml/sdtformatlock" xmlns:w16se="http://schemas.microsoft.com/office/word/2015/wordml/symex" mc:Ignorable="w14 w15 w16se w16cid w16 w16cex w16sdtdh w16sdtfl w16du">
+<w:styles xmlns:mc="http://schemas.openxmlformats.org/markup-compatibility/2006" xmlns:r="http://schemas.openxmlformats.org/officeDocument/2006/relationships" xmlns:w="http://schemas.openxmlformats.org/wordprocessingml/2006/main" xmlns:w14="http://schemas.microsoft.com/office/word/2010/wordml" xmlns:w15="http://schemas.microsoft.com/office/word/2012/wordml" xmlns:w16cex="http://schemas.microsoft.com/office/word/2018/wordml/cex" xmlns:w16cid="http://schemas.microsoft.com/office/word/2016/wordml/cid" xmlns:w16="http://schemas.microsoft.com/office/word/2018/wordml" xmlns:w16du="http://schemas.microsoft.com/office/word/2023/wordml/word16du" xmlns:w16sdtdh="http://schemas.microsoft.com/office/word/2020/wordml/sdtdatahash" xmlns:w16se="http://schemas.microsoft.com/office/word/2015/wordml/symex" mc:Ignorable="w14 w15 w16se w16cid w16 w16cex w16sdtdh w16du">
   <w:docDefaults>
     <w:rPrDefault>
       <w:rPr>

--- a/phpoop.docx
+++ b/phpoop.docx
@@ -37866,10 +37866,382 @@
           <w:rFonts w:cs="Times New Roman"/>
         </w:rPr>
       </w:pPr>
+      <w:r>
+        <w:rPr>
+          <w:rFonts w:cs="Times New Roman"/>
+          <w:b/>
+          <w:bCs/>
+        </w:rPr>
+        <w:t xml:space="preserve">Abstract </w:t>
+      </w:r>
+    </w:p>
+    <w:p>
+      <w:pPr>
+        <w:pStyle w:val="ListParagraph"/>
+        <w:numPr>
+          <w:ilvl w:val="0"/>
+          <w:numId w:val="11"/>
+        </w:numPr>
+        <w:ind w:left="993" w:hanging="426"/>
+        <w:jc w:val="both"/>
+        <w:rPr>
+          <w:rFonts w:cs="Times New Roman"/>
+        </w:rPr>
+      </w:pPr>
+      <w:r>
+        <w:rPr>
+          <w:rFonts w:cs="Times New Roman"/>
+          <w:b/>
+          <w:bCs/>
+        </w:rPr>
+        <w:t xml:space="preserve">Abstract Class </w:t>
+      </w:r>
+      <w:r>
+        <w:rPr>
+          <w:rFonts w:cs="Times New Roman"/>
+        </w:rPr>
+        <w:t xml:space="preserve">adalah class </w:t>
+      </w:r>
+      <w:r>
+        <w:rPr>
+          <w:rFonts w:cs="Times New Roman"/>
+          <w:b/>
+          <w:bCs/>
+        </w:rPr>
+        <w:t>yang tidak dapat instansi</w:t>
+      </w:r>
+      <w:r>
+        <w:rPr>
+          <w:rFonts w:cs="Times New Roman"/>
+        </w:rPr>
+        <w:t xml:space="preserve"> , jadi kita tidak dapat membuat objek</w:t>
+      </w:r>
+    </w:p>
+    <w:p>
+      <w:pPr>
+        <w:pStyle w:val="ListParagraph"/>
+        <w:numPr>
+          <w:ilvl w:val="0"/>
+          <w:numId w:val="11"/>
+        </w:numPr>
+        <w:ind w:left="993" w:hanging="426"/>
+        <w:jc w:val="both"/>
+        <w:rPr>
+          <w:rFonts w:cs="Times New Roman"/>
+        </w:rPr>
+      </w:pPr>
+      <w:r>
+        <w:rPr>
+          <w:rFonts w:cs="Times New Roman"/>
+        </w:rPr>
+        <w:t>Cara untuk melakukan instansiansi , kita bisa menggunakan turunanya/childnya</w:t>
+      </w:r>
+    </w:p>
+    <w:p>
+      <w:pPr>
+        <w:pStyle w:val="ListParagraph"/>
+        <w:numPr>
+          <w:ilvl w:val="0"/>
+          <w:numId w:val="11"/>
+        </w:numPr>
+        <w:ind w:left="993" w:hanging="426"/>
+        <w:jc w:val="both"/>
+        <w:rPr>
+          <w:rFonts w:cs="Times New Roman"/>
+        </w:rPr>
+      </w:pPr>
+      <w:r>
+        <w:rPr>
+          <w:rFonts w:cs="Times New Roman"/>
+        </w:rPr>
+        <w:t xml:space="preserve">Mendefinisikan </w:t>
+      </w:r>
+      <w:r>
+        <w:rPr>
+          <w:rFonts w:cs="Times New Roman"/>
+          <w:i/>
+          <w:iCs/>
+        </w:rPr>
+        <w:t xml:space="preserve">interface </w:t>
+      </w:r>
+      <w:r>
+        <w:rPr>
+          <w:rFonts w:cs="Times New Roman"/>
+        </w:rPr>
+        <w:t>untuk kelas lain yang yang menjadi turunanya.</w:t>
+      </w:r>
+    </w:p>
+    <w:p>
+      <w:pPr>
+        <w:pStyle w:val="ListParagraph"/>
+        <w:numPr>
+          <w:ilvl w:val="0"/>
+          <w:numId w:val="11"/>
+        </w:numPr>
+        <w:ind w:left="993" w:hanging="426"/>
+        <w:jc w:val="both"/>
+        <w:rPr>
+          <w:rFonts w:cs="Times New Roman"/>
+        </w:rPr>
+      </w:pPr>
+      <w:r>
+        <w:rPr>
+          <w:rFonts w:cs="Times New Roman"/>
+        </w:rPr>
+        <w:t>Berperan sebagai ‘kerangka dasar’ untuk kelas turunanya</w:t>
+      </w:r>
+    </w:p>
+    <w:p>
+      <w:pPr>
+        <w:pStyle w:val="ListParagraph"/>
+        <w:numPr>
+          <w:ilvl w:val="0"/>
+          <w:numId w:val="11"/>
+        </w:numPr>
+        <w:ind w:left="993" w:hanging="426"/>
+        <w:jc w:val="both"/>
+        <w:rPr>
+          <w:rFonts w:cs="Times New Roman"/>
+        </w:rPr>
+      </w:pPr>
+      <w:r>
+        <w:rPr>
+          <w:rFonts w:cs="Times New Roman"/>
+        </w:rPr>
+        <w:t xml:space="preserve">Minimal ada </w:t>
+      </w:r>
+      <w:r>
+        <w:rPr>
+          <w:rFonts w:cs="Times New Roman"/>
+          <w:b/>
+          <w:bCs/>
+        </w:rPr>
+        <w:t xml:space="preserve">1 </w:t>
+      </w:r>
+      <w:r>
+        <w:rPr>
+          <w:rFonts w:cs="Times New Roman"/>
+          <w:b/>
+          <w:bCs/>
+        </w:rPr>
+        <w:t>method</w:t>
+      </w:r>
+    </w:p>
+    <w:p>
+      <w:pPr>
+        <w:pStyle w:val="ListParagraph"/>
+        <w:numPr>
+          <w:ilvl w:val="0"/>
+          <w:numId w:val="11"/>
+        </w:numPr>
+        <w:ind w:left="993" w:hanging="426"/>
+        <w:jc w:val="both"/>
+        <w:rPr>
+          <w:rFonts w:cs="Times New Roman"/>
+        </w:rPr>
+      </w:pPr>
+      <w:r>
+        <w:rPr>
+          <w:rFonts w:cs="Times New Roman"/>
+        </w:rPr>
+        <w:t xml:space="preserve">Digunakan dalam inharitance/pewarisan untuk </w:t>
+      </w:r>
+      <w:r>
+        <w:rPr>
+          <w:rFonts w:cs="Times New Roman"/>
+          <w:b/>
+          <w:bCs/>
+        </w:rPr>
+        <w:t xml:space="preserve">memaksikan </w:t>
+      </w:r>
+      <w:r>
+        <w:rPr>
+          <w:rFonts w:cs="Times New Roman"/>
+        </w:rPr>
+        <w:t>implementasi method abstrak yang sama</w:t>
+      </w:r>
+    </w:p>
+    <w:p>
+      <w:pPr>
+        <w:ind w:left="567"/>
+        <w:jc w:val="both"/>
+        <w:rPr>
+          <w:rFonts w:cs="Times New Roman"/>
+        </w:rPr>
+      </w:pPr>
+      <w:r>
+        <w:rPr>
+          <w:rFonts w:cs="Times New Roman"/>
+          <w:b/>
+          <w:bCs/>
+        </w:rPr>
+        <w:t>Contoh studi kasus</w:t>
+      </w:r>
+      <w:r>
+        <w:rPr>
+          <w:rFonts w:cs="Times New Roman"/>
+        </w:rPr>
+        <w:t xml:space="preserve"> : Suatu kode mimiliki Class Buah, Class Buah tersebut mewarisi/extends Apel dan Jeruk, mereka memiliki Method makan, nah ketika kita memangil $buah = new Apel(); $buah-&gt;makan(); maka tentu saja perumpamaan rasa apel.</w:t>
+      </w:r>
+    </w:p>
+    <w:p>
+      <w:pPr>
+        <w:ind w:left="567"/>
+        <w:jc w:val="both"/>
+        <w:rPr>
+          <w:rFonts w:cs="Times New Roman"/>
+        </w:rPr>
+      </w:pPr>
+      <w:r>
+        <w:rPr>
+          <w:rFonts w:cs="Times New Roman"/>
+        </w:rPr>
+        <w:lastRenderedPageBreak/>
+        <w:drawing>
+          <wp:inline distT="0" distB="0" distL="0" distR="0" wp14:anchorId="4D7E31DB" wp14:editId="30EB0AEF">
+            <wp:extent cx="5731510" cy="3337560"/>
+            <wp:effectExtent l="0" t="0" r="2540" b="0"/>
+            <wp:docPr id="335461228" name="Picture 1" descr="A computer code with text&#10;&#10;Description automatically generated"/>
+            <wp:cNvGraphicFramePr>
+              <a:graphicFrameLocks xmlns:a="http://schemas.openxmlformats.org/drawingml/2006/main" noChangeAspect="1"/>
+            </wp:cNvGraphicFramePr>
+            <a:graphic xmlns:a="http://schemas.openxmlformats.org/drawingml/2006/main">
+              <a:graphicData uri="http://schemas.openxmlformats.org/drawingml/2006/picture">
+                <pic:pic xmlns:pic="http://schemas.openxmlformats.org/drawingml/2006/picture">
+                  <pic:nvPicPr>
+                    <pic:cNvPr id="335461228" name="Picture 1" descr="A computer code with text&#10;&#10;Description automatically generated"/>
+                    <pic:cNvPicPr/>
+                  </pic:nvPicPr>
+                  <pic:blipFill>
+                    <a:blip r:embed="rId11"/>
+                    <a:stretch>
+                      <a:fillRect/>
+                    </a:stretch>
+                  </pic:blipFill>
+                  <pic:spPr>
+                    <a:xfrm>
+                      <a:off x="0" y="0"/>
+                      <a:ext cx="5731510" cy="3337560"/>
+                    </a:xfrm>
+                    <a:prstGeom prst="rect">
+                      <a:avLst/>
+                    </a:prstGeom>
+                  </pic:spPr>
+                </pic:pic>
+              </a:graphicData>
+            </a:graphic>
+          </wp:inline>
+        </w:drawing>
+      </w:r>
+    </w:p>
+    <w:p>
+      <w:pPr>
+        <w:pStyle w:val="ListParagraph"/>
+        <w:ind w:left="567"/>
+        <w:jc w:val="both"/>
+        <w:rPr>
+          <w:rFonts w:cs="Times New Roman"/>
+        </w:rPr>
+      </w:pPr>
+      <w:r>
+        <w:rPr>
+          <w:rFonts w:cs="Times New Roman"/>
+        </w:rPr>
+        <w:t xml:space="preserve">Alasan membuat abstrak : </w:t>
+      </w:r>
+    </w:p>
+    <w:p>
+      <w:pPr>
+        <w:pStyle w:val="ListParagraph"/>
+        <w:numPr>
+          <w:ilvl w:val="0"/>
+          <w:numId w:val="11"/>
+        </w:numPr>
+        <w:ind w:hanging="644"/>
+        <w:jc w:val="both"/>
+        <w:rPr>
+          <w:rFonts w:cs="Times New Roman"/>
+        </w:rPr>
+      </w:pPr>
+      <w:r>
+        <w:rPr>
+          <w:rFonts w:cs="Times New Roman"/>
+        </w:rPr>
+        <w:t>Merepresentasikan ide atau konsep dasar</w:t>
+      </w:r>
+    </w:p>
+    <w:p>
+      <w:pPr>
+        <w:pStyle w:val="ListParagraph"/>
+        <w:numPr>
+          <w:ilvl w:val="0"/>
+          <w:numId w:val="11"/>
+        </w:numPr>
+        <w:ind w:hanging="644"/>
+        <w:jc w:val="both"/>
+        <w:rPr>
+          <w:rFonts w:cs="Times New Roman"/>
+        </w:rPr>
+      </w:pPr>
+      <w:r>
+        <w:rPr>
+          <w:rFonts w:cs="Times New Roman"/>
+        </w:rPr>
+        <w:t>Compossion over inharitance</w:t>
+      </w:r>
+    </w:p>
+    <w:p>
+      <w:pPr>
+        <w:pStyle w:val="ListParagraph"/>
+        <w:numPr>
+          <w:ilvl w:val="0"/>
+          <w:numId w:val="11"/>
+        </w:numPr>
+        <w:ind w:hanging="644"/>
+        <w:jc w:val="both"/>
+        <w:rPr>
+          <w:rFonts w:cs="Times New Roman"/>
+        </w:rPr>
+      </w:pPr>
+      <w:r>
+        <w:rPr>
+          <w:rFonts w:cs="Times New Roman"/>
+        </w:rPr>
+        <w:t>Untuk menerapkan Polimorphism</w:t>
+      </w:r>
+    </w:p>
+    <w:p>
+      <w:pPr>
+        <w:pStyle w:val="ListParagraph"/>
+        <w:numPr>
+          <w:ilvl w:val="0"/>
+          <w:numId w:val="11"/>
+        </w:numPr>
+        <w:ind w:hanging="644"/>
+        <w:jc w:val="both"/>
+        <w:rPr>
+          <w:rFonts w:cs="Times New Roman"/>
+        </w:rPr>
+      </w:pPr>
+      <w:r>
+        <w:rPr>
+          <w:rFonts w:cs="Times New Roman"/>
+        </w:rPr>
+        <w:t>Mempermudah perkerjaan tim</w:t>
+      </w:r>
+    </w:p>
+    <w:p>
+      <w:pPr>
+        <w:ind w:left="567"/>
+        <w:jc w:val="both"/>
+        <w:rPr>
+          <w:rFonts w:cs="Times New Roman"/>
+        </w:rPr>
+      </w:pPr>
     </w:p>
     <w:sectPr>
-      <w:headerReference w:type="default" r:id="rId11"/>
-      <w:footerReference w:type="default" r:id="rId12"/>
+      <w:headerReference w:type="default" r:id="rId12"/>
+      <w:footerReference w:type="default" r:id="rId13"/>
       <w:pgSz w:w="11906" w:h="16838"/>
       <w:pgMar w:top="1440" w:right="1440" w:bottom="1440" w:left="1440" w:header="708" w:footer="708" w:gutter="0"/>
       <w:cols w:space="708"/>
@@ -37973,7 +38345,7 @@
         <w:rFonts w:ascii="Times New Roman" w:eastAsiaTheme="minorHAnsi" w:hAnsi="Times New Roman" w:cs="Times New Roman" w:hint="default"/>
       </w:rPr>
     </w:lvl>
-    <w:lvl w:ilvl="1" w:tplc="38090003" w:tentative="1">
+    <w:lvl w:ilvl="1" w:tplc="38090003">
       <w:start w:val="1"/>
       <w:numFmt w:val="bullet"/>
       <w:lvlText w:val="o"/>

--- a/phpoop.docx
+++ b/phpoop.docx
@@ -1,6 +1,6 @@
 
 <file path=word/document.xml><?xml version="1.0" encoding="utf-8"?>
-<w:document xmlns:wpc="http://schemas.microsoft.com/office/word/2010/wordprocessingCanvas" xmlns:cx="http://schemas.microsoft.com/office/drawing/2014/chartex" xmlns:cx1="http://schemas.microsoft.com/office/drawing/2015/9/8/chartex" xmlns:cx2="http://schemas.microsoft.com/office/drawing/2015/10/21/chartex" xmlns:cx3="http://schemas.microsoft.com/office/drawing/2016/5/9/chartex" xmlns:cx4="http://schemas.microsoft.com/office/drawing/2016/5/10/chartex" xmlns:cx5="http://schemas.microsoft.com/office/drawing/2016/5/11/chartex" xmlns:cx6="http://schemas.microsoft.com/office/drawing/2016/5/12/chartex" xmlns:cx7="http://schemas.microsoft.com/office/drawing/2016/5/13/chartex" xmlns:cx8="http://schemas.microsoft.com/office/drawing/2016/5/14/chartex" xmlns:mc="http://schemas.openxmlformats.org/markup-compatibility/2006" xmlns:aink="http://schemas.microsoft.com/office/drawing/2016/ink" xmlns:am3d="http://schemas.microsoft.com/office/drawing/2017/model3d" xmlns:o="urn:schemas-microsoft-com:office:office" xmlns:oel="http://schemas.microsoft.com/office/2019/extlst" xmlns:r="http://schemas.openxmlformats.org/officeDocument/2006/relationships" xmlns:m="http://schemas.openxmlformats.org/officeDocument/2006/math" xmlns:v="urn:schemas-microsoft-com:vml" xmlns:wp14="http://schemas.microsoft.com/office/word/2010/wordprocessingDrawing" xmlns:wp="http://schemas.openxmlformats.org/drawingml/2006/wordprocessingDrawing" xmlns:w10="urn:schemas-microsoft-com:office:word" xmlns:w="http://schemas.openxmlformats.org/wordprocessingml/2006/main" xmlns:w14="http://schemas.microsoft.com/office/word/2010/wordml" xmlns:w15="http://schemas.microsoft.com/office/word/2012/wordml" xmlns:w16cex="http://schemas.microsoft.com/office/word/2018/wordml/cex" xmlns:w16cid="http://schemas.microsoft.com/office/word/2016/wordml/cid" xmlns:w16="http://schemas.microsoft.com/office/word/2018/wordml" xmlns:w16du="http://schemas.microsoft.com/office/word/2023/wordml/word16du" xmlns:w16sdtdh="http://schemas.microsoft.com/office/word/2020/wordml/sdtdatahash" xmlns:w16se="http://schemas.microsoft.com/office/word/2015/wordml/symex" xmlns:wpg="http://schemas.microsoft.com/office/word/2010/wordprocessingGroup" xmlns:wpi="http://schemas.microsoft.com/office/word/2010/wordprocessingInk" xmlns:wne="http://schemas.microsoft.com/office/word/2006/wordml" xmlns:wps="http://schemas.microsoft.com/office/word/2010/wordprocessingShape" mc:Ignorable="w14 w15 w16se w16cid w16 w16cex w16sdtdh w16du wp14">
+<w:document xmlns:wpc="http://schemas.microsoft.com/office/word/2010/wordprocessingCanvas" xmlns:cx="http://schemas.microsoft.com/office/drawing/2014/chartex" xmlns:cx1="http://schemas.microsoft.com/office/drawing/2015/9/8/chartex" xmlns:cx2="http://schemas.microsoft.com/office/drawing/2015/10/21/chartex" xmlns:cx3="http://schemas.microsoft.com/office/drawing/2016/5/9/chartex" xmlns:cx4="http://schemas.microsoft.com/office/drawing/2016/5/10/chartex" xmlns:cx5="http://schemas.microsoft.com/office/drawing/2016/5/11/chartex" xmlns:cx6="http://schemas.microsoft.com/office/drawing/2016/5/12/chartex" xmlns:cx7="http://schemas.microsoft.com/office/drawing/2016/5/13/chartex" xmlns:cx8="http://schemas.microsoft.com/office/drawing/2016/5/14/chartex" xmlns:mc="http://schemas.openxmlformats.org/markup-compatibility/2006" xmlns:aink="http://schemas.microsoft.com/office/drawing/2016/ink" xmlns:am3d="http://schemas.microsoft.com/office/drawing/2017/model3d" xmlns:o="urn:schemas-microsoft-com:office:office" xmlns:oel="http://schemas.microsoft.com/office/2019/extlst" xmlns:r="http://schemas.openxmlformats.org/officeDocument/2006/relationships" xmlns:m="http://schemas.openxmlformats.org/officeDocument/2006/math" xmlns:v="urn:schemas-microsoft-com:vml" xmlns:wp14="http://schemas.microsoft.com/office/word/2010/wordprocessingDrawing" xmlns:wp="http://schemas.openxmlformats.org/drawingml/2006/wordprocessingDrawing" xmlns:w10="urn:schemas-microsoft-com:office:word" xmlns:w="http://schemas.openxmlformats.org/wordprocessingml/2006/main" xmlns:w14="http://schemas.microsoft.com/office/word/2010/wordml" xmlns:w15="http://schemas.microsoft.com/office/word/2012/wordml" xmlns:w16cex="http://schemas.microsoft.com/office/word/2018/wordml/cex" xmlns:w16cid="http://schemas.microsoft.com/office/word/2016/wordml/cid" xmlns:w16="http://schemas.microsoft.com/office/word/2018/wordml" xmlns:w16du="http://schemas.microsoft.com/office/word/2023/wordml/word16du" xmlns:w16sdtdh="http://schemas.microsoft.com/office/word/2020/wordml/sdtdatahash" xmlns:w16sdtfl="http://schemas.microsoft.com/office/word/2024/wordml/sdtformatlock" xmlns:w16se="http://schemas.microsoft.com/office/word/2015/wordml/symex" xmlns:wpg="http://schemas.microsoft.com/office/word/2010/wordprocessingGroup" xmlns:wpi="http://schemas.microsoft.com/office/word/2010/wordprocessingInk" xmlns:wne="http://schemas.microsoft.com/office/word/2006/wordml" xmlns:wps="http://schemas.microsoft.com/office/word/2010/wordprocessingShape" mc:Ignorable="w14 w15 w16se w16cid w16 w16cex w16sdtdh w16sdtfl w16du wp14">
   <w:body>
     <w:p>
       <w:pPr>
@@ -38026,6 +38026,14 @@
         </w:rPr>
         <w:t>method</w:t>
       </w:r>
+      <w:r>
+        <w:rPr>
+          <w:rFonts w:cs="Times New Roman"/>
+          <w:b/>
+          <w:bCs/>
+        </w:rPr>
+        <w:t xml:space="preserve"> abstract</w:t>
+      </w:r>
     </w:p>
     <w:p>
       <w:pPr>
@@ -38095,6 +38103,7 @@
       <w:r>
         <w:rPr>
           <w:rFonts w:cs="Times New Roman"/>
+          <w:noProof/>
         </w:rPr>
         <w:lastRenderedPageBreak/>
         <w:drawing>
@@ -38167,7 +38176,13 @@
         <w:rPr>
           <w:rFonts w:cs="Times New Roman"/>
         </w:rPr>
-        <w:t>Merepresentasikan ide atau konsep dasar</w:t>
+        <w:t xml:space="preserve">Merepresentasikan ide </w:t>
+      </w:r>
+      <w:r>
+        <w:rPr>
+          <w:rFonts w:cs="Times New Roman"/>
+        </w:rPr>
+        <w:t>dan keputusan desain</w:t>
       </w:r>
     </w:p>
     <w:p>
@@ -38236,12 +38251,4667 @@
         <w:jc w:val="both"/>
         <w:rPr>
           <w:rFonts w:cs="Times New Roman"/>
+          <w:b/>
+          <w:bCs/>
+        </w:rPr>
+      </w:pPr>
+      <w:r>
+        <w:rPr>
+          <w:rFonts w:cs="Times New Roman"/>
+          <w:b/>
+          <w:bCs/>
+        </w:rPr>
+        <w:t>Studi kasus</w:t>
+      </w:r>
+    </w:p>
+    <w:p>
+      <w:pPr>
+        <w:ind w:left="567"/>
+        <w:jc w:val="both"/>
+        <w:rPr>
+          <w:rFonts w:cs="Times New Roman"/>
+        </w:rPr>
+      </w:pPr>
+      <w:r>
+        <w:rPr>
+          <w:rFonts w:cs="Times New Roman"/>
+        </w:rPr>
+        <w:t>Sebelum memasuki studi kasus kita akan memperbaiki terlebih dahulu dari class CetakInfo();</w:t>
+      </w:r>
+    </w:p>
+    <w:p>
+      <w:pPr>
+        <w:shd w:val="clear" w:color="auto" w:fill="1F1F1F"/>
+        <w:spacing w:after="0" w:line="285" w:lineRule="atLeast"/>
+        <w:ind w:left="709"/>
+        <w:rPr>
+          <w:rFonts w:ascii="Consolas" w:eastAsia="Times New Roman" w:hAnsi="Consolas" w:cs="Times New Roman"/>
+          <w:color w:val="CCCCCC"/>
+          <w:kern w:val="0"/>
+          <w:sz w:val="21"/>
+          <w:szCs w:val="21"/>
+          <w:lang w:eastAsia="en-ID"/>
+          <w14:ligatures w14:val="none"/>
+        </w:rPr>
+      </w:pPr>
+      <w:r>
+        <w:rPr>
+          <w:rFonts w:ascii="Consolas" w:eastAsia="Times New Roman" w:hAnsi="Consolas" w:cs="Times New Roman"/>
+          <w:color w:val="569CD6"/>
+          <w:kern w:val="0"/>
+          <w:sz w:val="21"/>
+          <w:szCs w:val="21"/>
+          <w:lang w:eastAsia="en-ID"/>
+          <w14:ligatures w14:val="none"/>
+        </w:rPr>
+        <w:t>class</w:t>
+      </w:r>
+      <w:r>
+        <w:rPr>
+          <w:rFonts w:ascii="Consolas" w:eastAsia="Times New Roman" w:hAnsi="Consolas" w:cs="Times New Roman"/>
+          <w:color w:val="D4D4D4"/>
+          <w:kern w:val="0"/>
+          <w:sz w:val="21"/>
+          <w:szCs w:val="21"/>
+          <w:lang w:eastAsia="en-ID"/>
+          <w14:ligatures w14:val="none"/>
+        </w:rPr>
+        <w:t xml:space="preserve"> </w:t>
+      </w:r>
+      <w:r>
+        <w:rPr>
+          <w:rFonts w:ascii="Consolas" w:eastAsia="Times New Roman" w:hAnsi="Consolas" w:cs="Times New Roman"/>
+          <w:color w:val="4EC9B0"/>
+          <w:kern w:val="0"/>
+          <w:sz w:val="21"/>
+          <w:szCs w:val="21"/>
+          <w:lang w:eastAsia="en-ID"/>
+          <w14:ligatures w14:val="none"/>
+        </w:rPr>
+        <w:t>CetakInfo</w:t>
+      </w:r>
+      <w:r>
+        <w:rPr>
+          <w:rFonts w:ascii="Consolas" w:eastAsia="Times New Roman" w:hAnsi="Consolas" w:cs="Times New Roman"/>
+          <w:color w:val="D4D4D4"/>
+          <w:kern w:val="0"/>
+          <w:sz w:val="21"/>
+          <w:szCs w:val="21"/>
+          <w:lang w:eastAsia="en-ID"/>
+          <w14:ligatures w14:val="none"/>
+        </w:rPr>
+        <w:t xml:space="preserve"> {</w:t>
+      </w:r>
+    </w:p>
+    <w:p>
+      <w:pPr>
+        <w:shd w:val="clear" w:color="auto" w:fill="1F1F1F"/>
+        <w:spacing w:after="0" w:line="285" w:lineRule="atLeast"/>
+        <w:ind w:left="709"/>
+        <w:rPr>
+          <w:rFonts w:ascii="Consolas" w:eastAsia="Times New Roman" w:hAnsi="Consolas" w:cs="Times New Roman"/>
+          <w:color w:val="CCCCCC"/>
+          <w:kern w:val="0"/>
+          <w:sz w:val="21"/>
+          <w:szCs w:val="21"/>
+          <w:lang w:eastAsia="en-ID"/>
+          <w14:ligatures w14:val="none"/>
+        </w:rPr>
+      </w:pPr>
+    </w:p>
+    <w:p>
+      <w:pPr>
+        <w:shd w:val="clear" w:color="auto" w:fill="1F1F1F"/>
+        <w:spacing w:after="0" w:line="285" w:lineRule="atLeast"/>
+        <w:ind w:left="709"/>
+        <w:rPr>
+          <w:rFonts w:ascii="Consolas" w:eastAsia="Times New Roman" w:hAnsi="Consolas" w:cs="Times New Roman"/>
+          <w:color w:val="CCCCCC"/>
+          <w:kern w:val="0"/>
+          <w:sz w:val="21"/>
+          <w:szCs w:val="21"/>
+          <w:lang w:eastAsia="en-ID"/>
+          <w14:ligatures w14:val="none"/>
+        </w:rPr>
+      </w:pPr>
+      <w:r>
+        <w:rPr>
+          <w:rFonts w:ascii="Consolas" w:eastAsia="Times New Roman" w:hAnsi="Consolas" w:cs="Times New Roman"/>
+          <w:color w:val="D4D4D4"/>
+          <w:kern w:val="0"/>
+          <w:sz w:val="21"/>
+          <w:szCs w:val="21"/>
+          <w:lang w:eastAsia="en-ID"/>
+          <w14:ligatures w14:val="none"/>
+        </w:rPr>
+        <w:t xml:space="preserve">  </w:t>
+      </w:r>
+      <w:r>
+        <w:rPr>
+          <w:rFonts w:ascii="Consolas" w:eastAsia="Times New Roman" w:hAnsi="Consolas" w:cs="Times New Roman"/>
+          <w:color w:val="569CD6"/>
+          <w:kern w:val="0"/>
+          <w:sz w:val="21"/>
+          <w:szCs w:val="21"/>
+          <w:lang w:eastAsia="en-ID"/>
+          <w14:ligatures w14:val="none"/>
+        </w:rPr>
+        <w:t>public</w:t>
+      </w:r>
+      <w:r>
+        <w:rPr>
+          <w:rFonts w:ascii="Consolas" w:eastAsia="Times New Roman" w:hAnsi="Consolas" w:cs="Times New Roman"/>
+          <w:color w:val="D4D4D4"/>
+          <w:kern w:val="0"/>
+          <w:sz w:val="21"/>
+          <w:szCs w:val="21"/>
+          <w:lang w:eastAsia="en-ID"/>
+          <w14:ligatures w14:val="none"/>
+        </w:rPr>
+        <w:t xml:space="preserve"> </w:t>
+      </w:r>
+      <w:r>
+        <w:rPr>
+          <w:rFonts w:ascii="Consolas" w:eastAsia="Times New Roman" w:hAnsi="Consolas" w:cs="Times New Roman"/>
+          <w:color w:val="9CDCFE"/>
+          <w:kern w:val="0"/>
+          <w:sz w:val="21"/>
+          <w:szCs w:val="21"/>
+          <w:lang w:eastAsia="en-ID"/>
+          <w14:ligatures w14:val="none"/>
+        </w:rPr>
+        <w:t>$daftarProduk</w:t>
+      </w:r>
+      <w:r>
+        <w:rPr>
+          <w:rFonts w:ascii="Consolas" w:eastAsia="Times New Roman" w:hAnsi="Consolas" w:cs="Times New Roman"/>
+          <w:color w:val="D4D4D4"/>
+          <w:kern w:val="0"/>
+          <w:sz w:val="21"/>
+          <w:szCs w:val="21"/>
+          <w:lang w:eastAsia="en-ID"/>
+          <w14:ligatures w14:val="none"/>
+        </w:rPr>
+        <w:t xml:space="preserve"> = </w:t>
+      </w:r>
+      <w:r>
+        <w:rPr>
+          <w:rFonts w:ascii="Consolas" w:eastAsia="Times New Roman" w:hAnsi="Consolas" w:cs="Times New Roman"/>
+          <w:color w:val="DCDCAA"/>
+          <w:kern w:val="0"/>
+          <w:sz w:val="21"/>
+          <w:szCs w:val="21"/>
+          <w:lang w:eastAsia="en-ID"/>
+          <w14:ligatures w14:val="none"/>
+        </w:rPr>
+        <w:t>array</w:t>
+      </w:r>
+      <w:r>
+        <w:rPr>
+          <w:rFonts w:ascii="Consolas" w:eastAsia="Times New Roman" w:hAnsi="Consolas" w:cs="Times New Roman"/>
+          <w:color w:val="D4D4D4"/>
+          <w:kern w:val="0"/>
+          <w:sz w:val="21"/>
+          <w:szCs w:val="21"/>
+          <w:lang w:eastAsia="en-ID"/>
+          <w14:ligatures w14:val="none"/>
+        </w:rPr>
+        <w:t>();</w:t>
+      </w:r>
+    </w:p>
+    <w:p>
+      <w:pPr>
+        <w:shd w:val="clear" w:color="auto" w:fill="1F1F1F"/>
+        <w:spacing w:after="0" w:line="285" w:lineRule="atLeast"/>
+        <w:ind w:left="709"/>
+        <w:rPr>
+          <w:rFonts w:ascii="Consolas" w:eastAsia="Times New Roman" w:hAnsi="Consolas" w:cs="Times New Roman"/>
+          <w:color w:val="CCCCCC"/>
+          <w:kern w:val="0"/>
+          <w:sz w:val="21"/>
+          <w:szCs w:val="21"/>
+          <w:lang w:eastAsia="en-ID"/>
+          <w14:ligatures w14:val="none"/>
+        </w:rPr>
+      </w:pPr>
+      <w:r>
+        <w:rPr>
+          <w:rFonts w:ascii="Consolas" w:eastAsia="Times New Roman" w:hAnsi="Consolas" w:cs="Times New Roman"/>
+          <w:color w:val="D4D4D4"/>
+          <w:kern w:val="0"/>
+          <w:sz w:val="21"/>
+          <w:szCs w:val="21"/>
+          <w:lang w:eastAsia="en-ID"/>
+          <w14:ligatures w14:val="none"/>
+        </w:rPr>
+        <w:t xml:space="preserve">  </w:t>
+      </w:r>
+    </w:p>
+    <w:p>
+      <w:pPr>
+        <w:shd w:val="clear" w:color="auto" w:fill="1F1F1F"/>
+        <w:spacing w:after="0" w:line="285" w:lineRule="atLeast"/>
+        <w:ind w:left="709"/>
+        <w:rPr>
+          <w:rFonts w:ascii="Consolas" w:eastAsia="Times New Roman" w:hAnsi="Consolas" w:cs="Times New Roman"/>
+          <w:color w:val="CCCCCC"/>
+          <w:kern w:val="0"/>
+          <w:sz w:val="21"/>
+          <w:szCs w:val="21"/>
+          <w:lang w:eastAsia="en-ID"/>
+          <w14:ligatures w14:val="none"/>
+        </w:rPr>
+      </w:pPr>
+      <w:r>
+        <w:rPr>
+          <w:rFonts w:ascii="Consolas" w:eastAsia="Times New Roman" w:hAnsi="Consolas" w:cs="Times New Roman"/>
+          <w:color w:val="D4D4D4"/>
+          <w:kern w:val="0"/>
+          <w:sz w:val="21"/>
+          <w:szCs w:val="21"/>
+          <w:lang w:eastAsia="en-ID"/>
+          <w14:ligatures w14:val="none"/>
+        </w:rPr>
+        <w:t xml:space="preserve">  </w:t>
+      </w:r>
+      <w:r>
+        <w:rPr>
+          <w:rFonts w:ascii="Consolas" w:eastAsia="Times New Roman" w:hAnsi="Consolas" w:cs="Times New Roman"/>
+          <w:color w:val="569CD6"/>
+          <w:kern w:val="0"/>
+          <w:sz w:val="21"/>
+          <w:szCs w:val="21"/>
+          <w:lang w:eastAsia="en-ID"/>
+          <w14:ligatures w14:val="none"/>
+        </w:rPr>
+        <w:t>public</w:t>
+      </w:r>
+      <w:r>
+        <w:rPr>
+          <w:rFonts w:ascii="Consolas" w:eastAsia="Times New Roman" w:hAnsi="Consolas" w:cs="Times New Roman"/>
+          <w:color w:val="D4D4D4"/>
+          <w:kern w:val="0"/>
+          <w:sz w:val="21"/>
+          <w:szCs w:val="21"/>
+          <w:lang w:eastAsia="en-ID"/>
+          <w14:ligatures w14:val="none"/>
+        </w:rPr>
+        <w:t xml:space="preserve"> </w:t>
+      </w:r>
+      <w:r>
+        <w:rPr>
+          <w:rFonts w:ascii="Consolas" w:eastAsia="Times New Roman" w:hAnsi="Consolas" w:cs="Times New Roman"/>
+          <w:color w:val="569CD6"/>
+          <w:kern w:val="0"/>
+          <w:sz w:val="21"/>
+          <w:szCs w:val="21"/>
+          <w:lang w:eastAsia="en-ID"/>
+          <w14:ligatures w14:val="none"/>
+        </w:rPr>
+        <w:t>function</w:t>
+      </w:r>
+      <w:r>
+        <w:rPr>
+          <w:rFonts w:ascii="Consolas" w:eastAsia="Times New Roman" w:hAnsi="Consolas" w:cs="Times New Roman"/>
+          <w:color w:val="D4D4D4"/>
+          <w:kern w:val="0"/>
+          <w:sz w:val="21"/>
+          <w:szCs w:val="21"/>
+          <w:lang w:eastAsia="en-ID"/>
+          <w14:ligatures w14:val="none"/>
+        </w:rPr>
+        <w:t xml:space="preserve"> </w:t>
+      </w:r>
+      <w:r>
+        <w:rPr>
+          <w:rFonts w:ascii="Consolas" w:eastAsia="Times New Roman" w:hAnsi="Consolas" w:cs="Times New Roman"/>
+          <w:color w:val="DCDCAA"/>
+          <w:kern w:val="0"/>
+          <w:sz w:val="21"/>
+          <w:szCs w:val="21"/>
+          <w:lang w:eastAsia="en-ID"/>
+          <w14:ligatures w14:val="none"/>
+        </w:rPr>
+        <w:t>tambahProduk</w:t>
+      </w:r>
+      <w:r>
+        <w:rPr>
+          <w:rFonts w:ascii="Consolas" w:eastAsia="Times New Roman" w:hAnsi="Consolas" w:cs="Times New Roman"/>
+          <w:color w:val="D4D4D4"/>
+          <w:kern w:val="0"/>
+          <w:sz w:val="21"/>
+          <w:szCs w:val="21"/>
+          <w:lang w:eastAsia="en-ID"/>
+          <w14:ligatures w14:val="none"/>
+        </w:rPr>
+        <w:t>(</w:t>
+      </w:r>
+      <w:r>
+        <w:rPr>
+          <w:rFonts w:ascii="Consolas" w:eastAsia="Times New Roman" w:hAnsi="Consolas" w:cs="Times New Roman"/>
+          <w:color w:val="4EC9B0"/>
+          <w:kern w:val="0"/>
+          <w:sz w:val="21"/>
+          <w:szCs w:val="21"/>
+          <w:lang w:eastAsia="en-ID"/>
+          <w14:ligatures w14:val="none"/>
+        </w:rPr>
+        <w:t>Produk</w:t>
+      </w:r>
+      <w:r>
+        <w:rPr>
+          <w:rFonts w:ascii="Consolas" w:eastAsia="Times New Roman" w:hAnsi="Consolas" w:cs="Times New Roman"/>
+          <w:color w:val="D4D4D4"/>
+          <w:kern w:val="0"/>
+          <w:sz w:val="21"/>
+          <w:szCs w:val="21"/>
+          <w:lang w:eastAsia="en-ID"/>
+          <w14:ligatures w14:val="none"/>
+        </w:rPr>
+        <w:t xml:space="preserve"> </w:t>
+      </w:r>
+      <w:r>
+        <w:rPr>
+          <w:rFonts w:ascii="Consolas" w:eastAsia="Times New Roman" w:hAnsi="Consolas" w:cs="Times New Roman"/>
+          <w:color w:val="9CDCFE"/>
+          <w:kern w:val="0"/>
+          <w:sz w:val="21"/>
+          <w:szCs w:val="21"/>
+          <w:lang w:eastAsia="en-ID"/>
+          <w14:ligatures w14:val="none"/>
+        </w:rPr>
+        <w:t>$produk</w:t>
+      </w:r>
+      <w:r>
+        <w:rPr>
+          <w:rFonts w:ascii="Consolas" w:eastAsia="Times New Roman" w:hAnsi="Consolas" w:cs="Times New Roman"/>
+          <w:color w:val="D4D4D4"/>
+          <w:kern w:val="0"/>
+          <w:sz w:val="21"/>
+          <w:szCs w:val="21"/>
+          <w:lang w:eastAsia="en-ID"/>
+          <w14:ligatures w14:val="none"/>
+        </w:rPr>
+        <w:t>){</w:t>
+      </w:r>
+    </w:p>
+    <w:p>
+      <w:pPr>
+        <w:shd w:val="clear" w:color="auto" w:fill="1F1F1F"/>
+        <w:spacing w:after="0" w:line="285" w:lineRule="atLeast"/>
+        <w:ind w:left="709"/>
+        <w:rPr>
+          <w:rFonts w:ascii="Consolas" w:eastAsia="Times New Roman" w:hAnsi="Consolas" w:cs="Times New Roman"/>
+          <w:color w:val="CCCCCC"/>
+          <w:kern w:val="0"/>
+          <w:sz w:val="21"/>
+          <w:szCs w:val="21"/>
+          <w:lang w:eastAsia="en-ID"/>
+          <w14:ligatures w14:val="none"/>
+        </w:rPr>
+      </w:pPr>
+      <w:r>
+        <w:rPr>
+          <w:rFonts w:ascii="Consolas" w:eastAsia="Times New Roman" w:hAnsi="Consolas" w:cs="Times New Roman"/>
+          <w:color w:val="D4D4D4"/>
+          <w:kern w:val="0"/>
+          <w:sz w:val="21"/>
+          <w:szCs w:val="21"/>
+          <w:lang w:eastAsia="en-ID"/>
+          <w14:ligatures w14:val="none"/>
+        </w:rPr>
+        <w:t xml:space="preserve">    </w:t>
+      </w:r>
+      <w:r>
+        <w:rPr>
+          <w:rFonts w:ascii="Consolas" w:eastAsia="Times New Roman" w:hAnsi="Consolas" w:cs="Times New Roman"/>
+          <w:color w:val="569CD6"/>
+          <w:kern w:val="0"/>
+          <w:sz w:val="21"/>
+          <w:szCs w:val="21"/>
+          <w:lang w:eastAsia="en-ID"/>
+          <w14:ligatures w14:val="none"/>
+        </w:rPr>
+        <w:t>$this</w:t>
+      </w:r>
+      <w:r>
+        <w:rPr>
+          <w:rFonts w:ascii="Consolas" w:eastAsia="Times New Roman" w:hAnsi="Consolas" w:cs="Times New Roman"/>
+          <w:color w:val="D4D4D4"/>
+          <w:kern w:val="0"/>
+          <w:sz w:val="21"/>
+          <w:szCs w:val="21"/>
+          <w:lang w:eastAsia="en-ID"/>
+          <w14:ligatures w14:val="none"/>
+        </w:rPr>
+        <w:t>-&gt;</w:t>
+      </w:r>
+      <w:r>
+        <w:rPr>
+          <w:rFonts w:ascii="Consolas" w:eastAsia="Times New Roman" w:hAnsi="Consolas" w:cs="Times New Roman"/>
+          <w:color w:val="9CDCFE"/>
+          <w:kern w:val="0"/>
+          <w:sz w:val="21"/>
+          <w:szCs w:val="21"/>
+          <w:lang w:eastAsia="en-ID"/>
+          <w14:ligatures w14:val="none"/>
+        </w:rPr>
+        <w:t>daftarProduk</w:t>
+      </w:r>
+      <w:r>
+        <w:rPr>
+          <w:rFonts w:ascii="Consolas" w:eastAsia="Times New Roman" w:hAnsi="Consolas" w:cs="Times New Roman"/>
+          <w:color w:val="D4D4D4"/>
+          <w:kern w:val="0"/>
+          <w:sz w:val="21"/>
+          <w:szCs w:val="21"/>
+          <w:lang w:eastAsia="en-ID"/>
+          <w14:ligatures w14:val="none"/>
+        </w:rPr>
+        <w:t xml:space="preserve">[] = </w:t>
+      </w:r>
+      <w:r>
+        <w:rPr>
+          <w:rFonts w:ascii="Consolas" w:eastAsia="Times New Roman" w:hAnsi="Consolas" w:cs="Times New Roman"/>
+          <w:color w:val="9CDCFE"/>
+          <w:kern w:val="0"/>
+          <w:sz w:val="21"/>
+          <w:szCs w:val="21"/>
+          <w:lang w:eastAsia="en-ID"/>
+          <w14:ligatures w14:val="none"/>
+        </w:rPr>
+        <w:t>$produk</w:t>
+      </w:r>
+      <w:r>
+        <w:rPr>
+          <w:rFonts w:ascii="Consolas" w:eastAsia="Times New Roman" w:hAnsi="Consolas" w:cs="Times New Roman"/>
+          <w:color w:val="D4D4D4"/>
+          <w:kern w:val="0"/>
+          <w:sz w:val="21"/>
+          <w:szCs w:val="21"/>
+          <w:lang w:eastAsia="en-ID"/>
+          <w14:ligatures w14:val="none"/>
+        </w:rPr>
+        <w:t>;</w:t>
+      </w:r>
+    </w:p>
+    <w:p>
+      <w:pPr>
+        <w:shd w:val="clear" w:color="auto" w:fill="1F1F1F"/>
+        <w:spacing w:after="0" w:line="285" w:lineRule="atLeast"/>
+        <w:ind w:left="709"/>
+        <w:rPr>
+          <w:rFonts w:ascii="Consolas" w:eastAsia="Times New Roman" w:hAnsi="Consolas" w:cs="Times New Roman"/>
+          <w:color w:val="CCCCCC"/>
+          <w:kern w:val="0"/>
+          <w:sz w:val="21"/>
+          <w:szCs w:val="21"/>
+          <w:lang w:eastAsia="en-ID"/>
+          <w14:ligatures w14:val="none"/>
+        </w:rPr>
+      </w:pPr>
+      <w:r>
+        <w:rPr>
+          <w:rFonts w:ascii="Consolas" w:eastAsia="Times New Roman" w:hAnsi="Consolas" w:cs="Times New Roman"/>
+          <w:color w:val="D4D4D4"/>
+          <w:kern w:val="0"/>
+          <w:sz w:val="21"/>
+          <w:szCs w:val="21"/>
+          <w:lang w:eastAsia="en-ID"/>
+          <w14:ligatures w14:val="none"/>
+        </w:rPr>
+        <w:t>  }</w:t>
+      </w:r>
+    </w:p>
+    <w:p>
+      <w:pPr>
+        <w:shd w:val="clear" w:color="auto" w:fill="1F1F1F"/>
+        <w:spacing w:after="0" w:line="285" w:lineRule="atLeast"/>
+        <w:ind w:left="709"/>
+        <w:rPr>
+          <w:rFonts w:ascii="Consolas" w:eastAsia="Times New Roman" w:hAnsi="Consolas" w:cs="Times New Roman"/>
+          <w:color w:val="CCCCCC"/>
+          <w:kern w:val="0"/>
+          <w:sz w:val="21"/>
+          <w:szCs w:val="21"/>
+          <w:lang w:eastAsia="en-ID"/>
+          <w14:ligatures w14:val="none"/>
+        </w:rPr>
+      </w:pPr>
+      <w:r>
+        <w:rPr>
+          <w:rFonts w:ascii="Consolas" w:eastAsia="Times New Roman" w:hAnsi="Consolas" w:cs="Times New Roman"/>
+          <w:color w:val="D4D4D4"/>
+          <w:kern w:val="0"/>
+          <w:sz w:val="21"/>
+          <w:szCs w:val="21"/>
+          <w:lang w:eastAsia="en-ID"/>
+          <w14:ligatures w14:val="none"/>
+        </w:rPr>
+        <w:t xml:space="preserve">  </w:t>
+      </w:r>
+      <w:r>
+        <w:rPr>
+          <w:rFonts w:ascii="Consolas" w:eastAsia="Times New Roman" w:hAnsi="Consolas" w:cs="Times New Roman"/>
+          <w:color w:val="6A9955"/>
+          <w:kern w:val="0"/>
+          <w:sz w:val="21"/>
+          <w:szCs w:val="21"/>
+          <w:lang w:eastAsia="en-ID"/>
+          <w14:ligatures w14:val="none"/>
+        </w:rPr>
+        <w:t>// lihat Produk $produk</w:t>
+      </w:r>
+    </w:p>
+    <w:p>
+      <w:pPr>
+        <w:shd w:val="clear" w:color="auto" w:fill="1F1F1F"/>
+        <w:spacing w:after="0" w:line="285" w:lineRule="atLeast"/>
+        <w:ind w:left="709"/>
+        <w:rPr>
+          <w:rFonts w:ascii="Consolas" w:eastAsia="Times New Roman" w:hAnsi="Consolas" w:cs="Times New Roman"/>
+          <w:color w:val="CCCCCC"/>
+          <w:kern w:val="0"/>
+          <w:sz w:val="21"/>
+          <w:szCs w:val="21"/>
+          <w:lang w:eastAsia="en-ID"/>
+          <w14:ligatures w14:val="none"/>
+        </w:rPr>
+      </w:pPr>
+      <w:r>
+        <w:rPr>
+          <w:rFonts w:ascii="Consolas" w:eastAsia="Times New Roman" w:hAnsi="Consolas" w:cs="Times New Roman"/>
+          <w:color w:val="D4D4D4"/>
+          <w:kern w:val="0"/>
+          <w:sz w:val="21"/>
+          <w:szCs w:val="21"/>
+          <w:lang w:eastAsia="en-ID"/>
+          <w14:ligatures w14:val="none"/>
+        </w:rPr>
+        <w:t xml:space="preserve">  </w:t>
+      </w:r>
+      <w:r>
+        <w:rPr>
+          <w:rFonts w:ascii="Consolas" w:eastAsia="Times New Roman" w:hAnsi="Consolas" w:cs="Times New Roman"/>
+          <w:color w:val="569CD6"/>
+          <w:kern w:val="0"/>
+          <w:sz w:val="21"/>
+          <w:szCs w:val="21"/>
+          <w:lang w:eastAsia="en-ID"/>
+          <w14:ligatures w14:val="none"/>
+        </w:rPr>
+        <w:t>public</w:t>
+      </w:r>
+      <w:r>
+        <w:rPr>
+          <w:rFonts w:ascii="Consolas" w:eastAsia="Times New Roman" w:hAnsi="Consolas" w:cs="Times New Roman"/>
+          <w:color w:val="D4D4D4"/>
+          <w:kern w:val="0"/>
+          <w:sz w:val="21"/>
+          <w:szCs w:val="21"/>
+          <w:lang w:eastAsia="en-ID"/>
+          <w14:ligatures w14:val="none"/>
+        </w:rPr>
+        <w:t xml:space="preserve"> </w:t>
+      </w:r>
+      <w:r>
+        <w:rPr>
+          <w:rFonts w:ascii="Consolas" w:eastAsia="Times New Roman" w:hAnsi="Consolas" w:cs="Times New Roman"/>
+          <w:color w:val="569CD6"/>
+          <w:kern w:val="0"/>
+          <w:sz w:val="21"/>
+          <w:szCs w:val="21"/>
+          <w:lang w:eastAsia="en-ID"/>
+          <w14:ligatures w14:val="none"/>
+        </w:rPr>
+        <w:t>function</w:t>
+      </w:r>
+      <w:r>
+        <w:rPr>
+          <w:rFonts w:ascii="Consolas" w:eastAsia="Times New Roman" w:hAnsi="Consolas" w:cs="Times New Roman"/>
+          <w:color w:val="D4D4D4"/>
+          <w:kern w:val="0"/>
+          <w:sz w:val="21"/>
+          <w:szCs w:val="21"/>
+          <w:lang w:eastAsia="en-ID"/>
+          <w14:ligatures w14:val="none"/>
+        </w:rPr>
+        <w:t xml:space="preserve"> </w:t>
+      </w:r>
+      <w:r>
+        <w:rPr>
+          <w:rFonts w:ascii="Consolas" w:eastAsia="Times New Roman" w:hAnsi="Consolas" w:cs="Times New Roman"/>
+          <w:color w:val="DCDCAA"/>
+          <w:kern w:val="0"/>
+          <w:sz w:val="21"/>
+          <w:szCs w:val="21"/>
+          <w:lang w:eastAsia="en-ID"/>
+          <w14:ligatures w14:val="none"/>
+        </w:rPr>
+        <w:t>cetak</w:t>
+      </w:r>
+      <w:r>
+        <w:rPr>
+          <w:rFonts w:ascii="Consolas" w:eastAsia="Times New Roman" w:hAnsi="Consolas" w:cs="Times New Roman"/>
+          <w:color w:val="D4D4D4"/>
+          <w:kern w:val="0"/>
+          <w:sz w:val="21"/>
+          <w:szCs w:val="21"/>
+          <w:lang w:eastAsia="en-ID"/>
+          <w14:ligatures w14:val="none"/>
+        </w:rPr>
+        <w:t>() {</w:t>
+      </w:r>
+    </w:p>
+    <w:p>
+      <w:pPr>
+        <w:shd w:val="clear" w:color="auto" w:fill="1F1F1F"/>
+        <w:spacing w:after="0" w:line="285" w:lineRule="atLeast"/>
+        <w:ind w:left="709"/>
+        <w:rPr>
+          <w:rFonts w:ascii="Consolas" w:eastAsia="Times New Roman" w:hAnsi="Consolas" w:cs="Times New Roman"/>
+          <w:color w:val="CCCCCC"/>
+          <w:kern w:val="0"/>
+          <w:sz w:val="21"/>
+          <w:szCs w:val="21"/>
+          <w:lang w:eastAsia="en-ID"/>
+          <w14:ligatures w14:val="none"/>
+        </w:rPr>
+      </w:pPr>
+      <w:r>
+        <w:rPr>
+          <w:rFonts w:ascii="Consolas" w:eastAsia="Times New Roman" w:hAnsi="Consolas" w:cs="Times New Roman"/>
+          <w:color w:val="D4D4D4"/>
+          <w:kern w:val="0"/>
+          <w:sz w:val="21"/>
+          <w:szCs w:val="21"/>
+          <w:lang w:eastAsia="en-ID"/>
+          <w14:ligatures w14:val="none"/>
+        </w:rPr>
+        <w:t xml:space="preserve">    </w:t>
+      </w:r>
+      <w:r>
+        <w:rPr>
+          <w:rFonts w:ascii="Consolas" w:eastAsia="Times New Roman" w:hAnsi="Consolas" w:cs="Times New Roman"/>
+          <w:color w:val="9CDCFE"/>
+          <w:kern w:val="0"/>
+          <w:sz w:val="21"/>
+          <w:szCs w:val="21"/>
+          <w:lang w:eastAsia="en-ID"/>
+          <w14:ligatures w14:val="none"/>
+        </w:rPr>
+        <w:t>$string</w:t>
+      </w:r>
+      <w:r>
+        <w:rPr>
+          <w:rFonts w:ascii="Consolas" w:eastAsia="Times New Roman" w:hAnsi="Consolas" w:cs="Times New Roman"/>
+          <w:color w:val="D4D4D4"/>
+          <w:kern w:val="0"/>
+          <w:sz w:val="21"/>
+          <w:szCs w:val="21"/>
+          <w:lang w:eastAsia="en-ID"/>
+          <w14:ligatures w14:val="none"/>
+        </w:rPr>
+        <w:t xml:space="preserve"> = </w:t>
+      </w:r>
+      <w:r>
+        <w:rPr>
+          <w:rFonts w:ascii="Consolas" w:eastAsia="Times New Roman" w:hAnsi="Consolas" w:cs="Times New Roman"/>
+          <w:color w:val="CE9178"/>
+          <w:kern w:val="0"/>
+          <w:sz w:val="21"/>
+          <w:szCs w:val="21"/>
+          <w:lang w:eastAsia="en-ID"/>
+          <w14:ligatures w14:val="none"/>
+        </w:rPr>
+        <w:t>"Daftar produk : &lt;br&gt;"</w:t>
+      </w:r>
+      <w:r>
+        <w:rPr>
+          <w:rFonts w:ascii="Consolas" w:eastAsia="Times New Roman" w:hAnsi="Consolas" w:cs="Times New Roman"/>
+          <w:color w:val="D4D4D4"/>
+          <w:kern w:val="0"/>
+          <w:sz w:val="21"/>
+          <w:szCs w:val="21"/>
+          <w:lang w:eastAsia="en-ID"/>
+          <w14:ligatures w14:val="none"/>
+        </w:rPr>
+        <w:t>;</w:t>
+      </w:r>
+    </w:p>
+    <w:p>
+      <w:pPr>
+        <w:shd w:val="clear" w:color="auto" w:fill="1F1F1F"/>
+        <w:spacing w:after="0" w:line="285" w:lineRule="atLeast"/>
+        <w:ind w:left="709"/>
+        <w:rPr>
+          <w:rFonts w:ascii="Consolas" w:eastAsia="Times New Roman" w:hAnsi="Consolas" w:cs="Times New Roman"/>
+          <w:color w:val="CCCCCC"/>
+          <w:kern w:val="0"/>
+          <w:sz w:val="21"/>
+          <w:szCs w:val="21"/>
+          <w:lang w:eastAsia="en-ID"/>
+          <w14:ligatures w14:val="none"/>
+        </w:rPr>
+      </w:pPr>
+    </w:p>
+    <w:p>
+      <w:pPr>
+        <w:shd w:val="clear" w:color="auto" w:fill="1F1F1F"/>
+        <w:spacing w:after="0" w:line="285" w:lineRule="atLeast"/>
+        <w:ind w:left="709"/>
+        <w:rPr>
+          <w:rFonts w:ascii="Consolas" w:eastAsia="Times New Roman" w:hAnsi="Consolas" w:cs="Times New Roman"/>
+          <w:color w:val="CCCCCC"/>
+          <w:kern w:val="0"/>
+          <w:sz w:val="21"/>
+          <w:szCs w:val="21"/>
+          <w:lang w:eastAsia="en-ID"/>
+          <w14:ligatures w14:val="none"/>
+        </w:rPr>
+      </w:pPr>
+      <w:r>
+        <w:rPr>
+          <w:rFonts w:ascii="Consolas" w:eastAsia="Times New Roman" w:hAnsi="Consolas" w:cs="Times New Roman"/>
+          <w:color w:val="D4D4D4"/>
+          <w:kern w:val="0"/>
+          <w:sz w:val="21"/>
+          <w:szCs w:val="21"/>
+          <w:lang w:eastAsia="en-ID"/>
+          <w14:ligatures w14:val="none"/>
+        </w:rPr>
+        <w:t xml:space="preserve">    </w:t>
+      </w:r>
+      <w:r>
+        <w:rPr>
+          <w:rFonts w:ascii="Consolas" w:eastAsia="Times New Roman" w:hAnsi="Consolas" w:cs="Times New Roman"/>
+          <w:color w:val="C586C0"/>
+          <w:kern w:val="0"/>
+          <w:sz w:val="21"/>
+          <w:szCs w:val="21"/>
+          <w:lang w:eastAsia="en-ID"/>
+          <w14:ligatures w14:val="none"/>
+        </w:rPr>
+        <w:t>foreach</w:t>
+      </w:r>
+      <w:r>
+        <w:rPr>
+          <w:rFonts w:ascii="Consolas" w:eastAsia="Times New Roman" w:hAnsi="Consolas" w:cs="Times New Roman"/>
+          <w:color w:val="D4D4D4"/>
+          <w:kern w:val="0"/>
+          <w:sz w:val="21"/>
+          <w:szCs w:val="21"/>
+          <w:lang w:eastAsia="en-ID"/>
+          <w14:ligatures w14:val="none"/>
+        </w:rPr>
+        <w:t>(</w:t>
+      </w:r>
+      <w:r>
+        <w:rPr>
+          <w:rFonts w:ascii="Consolas" w:eastAsia="Times New Roman" w:hAnsi="Consolas" w:cs="Times New Roman"/>
+          <w:color w:val="569CD6"/>
+          <w:kern w:val="0"/>
+          <w:sz w:val="21"/>
+          <w:szCs w:val="21"/>
+          <w:lang w:eastAsia="en-ID"/>
+          <w14:ligatures w14:val="none"/>
+        </w:rPr>
+        <w:t>$this</w:t>
+      </w:r>
+      <w:r>
+        <w:rPr>
+          <w:rFonts w:ascii="Consolas" w:eastAsia="Times New Roman" w:hAnsi="Consolas" w:cs="Times New Roman"/>
+          <w:color w:val="D4D4D4"/>
+          <w:kern w:val="0"/>
+          <w:sz w:val="21"/>
+          <w:szCs w:val="21"/>
+          <w:lang w:eastAsia="en-ID"/>
+          <w14:ligatures w14:val="none"/>
+        </w:rPr>
+        <w:t>-&gt;</w:t>
+      </w:r>
+      <w:r>
+        <w:rPr>
+          <w:rFonts w:ascii="Consolas" w:eastAsia="Times New Roman" w:hAnsi="Consolas" w:cs="Times New Roman"/>
+          <w:color w:val="9CDCFE"/>
+          <w:kern w:val="0"/>
+          <w:sz w:val="21"/>
+          <w:szCs w:val="21"/>
+          <w:lang w:eastAsia="en-ID"/>
+          <w14:ligatures w14:val="none"/>
+        </w:rPr>
+        <w:t>daftarProduk</w:t>
+      </w:r>
+      <w:r>
+        <w:rPr>
+          <w:rFonts w:ascii="Consolas" w:eastAsia="Times New Roman" w:hAnsi="Consolas" w:cs="Times New Roman"/>
+          <w:color w:val="D4D4D4"/>
+          <w:kern w:val="0"/>
+          <w:sz w:val="21"/>
+          <w:szCs w:val="21"/>
+          <w:lang w:eastAsia="en-ID"/>
+          <w14:ligatures w14:val="none"/>
+        </w:rPr>
+        <w:t xml:space="preserve"> as </w:t>
+      </w:r>
+      <w:r>
+        <w:rPr>
+          <w:rFonts w:ascii="Consolas" w:eastAsia="Times New Roman" w:hAnsi="Consolas" w:cs="Times New Roman"/>
+          <w:color w:val="9CDCFE"/>
+          <w:kern w:val="0"/>
+          <w:sz w:val="21"/>
+          <w:szCs w:val="21"/>
+          <w:lang w:eastAsia="en-ID"/>
+          <w14:ligatures w14:val="none"/>
+        </w:rPr>
+        <w:t>$p</w:t>
+      </w:r>
+      <w:r>
+        <w:rPr>
+          <w:rFonts w:ascii="Consolas" w:eastAsia="Times New Roman" w:hAnsi="Consolas" w:cs="Times New Roman"/>
+          <w:color w:val="D4D4D4"/>
+          <w:kern w:val="0"/>
+          <w:sz w:val="21"/>
+          <w:szCs w:val="21"/>
+          <w:lang w:eastAsia="en-ID"/>
+          <w14:ligatures w14:val="none"/>
+        </w:rPr>
+        <w:t>){</w:t>
+      </w:r>
+    </w:p>
+    <w:p>
+      <w:pPr>
+        <w:shd w:val="clear" w:color="auto" w:fill="1F1F1F"/>
+        <w:spacing w:after="0" w:line="285" w:lineRule="atLeast"/>
+        <w:ind w:left="709"/>
+        <w:rPr>
+          <w:rFonts w:ascii="Consolas" w:eastAsia="Times New Roman" w:hAnsi="Consolas" w:cs="Times New Roman"/>
+          <w:color w:val="CCCCCC"/>
+          <w:kern w:val="0"/>
+          <w:sz w:val="21"/>
+          <w:szCs w:val="21"/>
+          <w:lang w:eastAsia="en-ID"/>
+          <w14:ligatures w14:val="none"/>
+        </w:rPr>
+      </w:pPr>
+      <w:r>
+        <w:rPr>
+          <w:rFonts w:ascii="Consolas" w:eastAsia="Times New Roman" w:hAnsi="Consolas" w:cs="Times New Roman"/>
+          <w:color w:val="D4D4D4"/>
+          <w:kern w:val="0"/>
+          <w:sz w:val="21"/>
+          <w:szCs w:val="21"/>
+          <w:lang w:eastAsia="en-ID"/>
+          <w14:ligatures w14:val="none"/>
+        </w:rPr>
+        <w:t xml:space="preserve">      </w:t>
+      </w:r>
+      <w:r>
+        <w:rPr>
+          <w:rFonts w:ascii="Consolas" w:eastAsia="Times New Roman" w:hAnsi="Consolas" w:cs="Times New Roman"/>
+          <w:color w:val="9CDCFE"/>
+          <w:kern w:val="0"/>
+          <w:sz w:val="21"/>
+          <w:szCs w:val="21"/>
+          <w:lang w:eastAsia="en-ID"/>
+          <w14:ligatures w14:val="none"/>
+        </w:rPr>
+        <w:t>$string</w:t>
+      </w:r>
+      <w:r>
+        <w:rPr>
+          <w:rFonts w:ascii="Consolas" w:eastAsia="Times New Roman" w:hAnsi="Consolas" w:cs="Times New Roman"/>
+          <w:color w:val="D4D4D4"/>
+          <w:kern w:val="0"/>
+          <w:sz w:val="21"/>
+          <w:szCs w:val="21"/>
+          <w:lang w:eastAsia="en-ID"/>
+          <w14:ligatures w14:val="none"/>
+        </w:rPr>
+        <w:t xml:space="preserve"> .= </w:t>
+      </w:r>
+      <w:r>
+        <w:rPr>
+          <w:rFonts w:ascii="Consolas" w:eastAsia="Times New Roman" w:hAnsi="Consolas" w:cs="Times New Roman"/>
+          <w:color w:val="CE9178"/>
+          <w:kern w:val="0"/>
+          <w:sz w:val="21"/>
+          <w:szCs w:val="21"/>
+          <w:lang w:eastAsia="en-ID"/>
+          <w14:ligatures w14:val="none"/>
+        </w:rPr>
+        <w:t>"- {</w:t>
+      </w:r>
+      <w:r>
+        <w:rPr>
+          <w:rFonts w:ascii="Consolas" w:eastAsia="Times New Roman" w:hAnsi="Consolas" w:cs="Times New Roman"/>
+          <w:color w:val="9CDCFE"/>
+          <w:kern w:val="0"/>
+          <w:sz w:val="21"/>
+          <w:szCs w:val="21"/>
+          <w:lang w:eastAsia="en-ID"/>
+          <w14:ligatures w14:val="none"/>
+        </w:rPr>
+        <w:t>$p</w:t>
+      </w:r>
+      <w:r>
+        <w:rPr>
+          <w:rFonts w:ascii="Consolas" w:eastAsia="Times New Roman" w:hAnsi="Consolas" w:cs="Times New Roman"/>
+          <w:color w:val="D4D4D4"/>
+          <w:kern w:val="0"/>
+          <w:sz w:val="21"/>
+          <w:szCs w:val="21"/>
+          <w:lang w:eastAsia="en-ID"/>
+          <w14:ligatures w14:val="none"/>
+        </w:rPr>
+        <w:t>-&gt;</w:t>
+      </w:r>
+      <w:r>
+        <w:rPr>
+          <w:rFonts w:ascii="Consolas" w:eastAsia="Times New Roman" w:hAnsi="Consolas" w:cs="Times New Roman"/>
+          <w:color w:val="DCDCAA"/>
+          <w:kern w:val="0"/>
+          <w:sz w:val="21"/>
+          <w:szCs w:val="21"/>
+          <w:lang w:eastAsia="en-ID"/>
+          <w14:ligatures w14:val="none"/>
+        </w:rPr>
+        <w:t>getInfoProduk</w:t>
+      </w:r>
+      <w:r>
+        <w:rPr>
+          <w:rFonts w:ascii="Consolas" w:eastAsia="Times New Roman" w:hAnsi="Consolas" w:cs="Times New Roman"/>
+          <w:color w:val="CE9178"/>
+          <w:kern w:val="0"/>
+          <w:sz w:val="21"/>
+          <w:szCs w:val="21"/>
+          <w:lang w:eastAsia="en-ID"/>
+          <w14:ligatures w14:val="none"/>
+        </w:rPr>
+        <w:t>()} &lt;br&gt;"</w:t>
+      </w:r>
+      <w:r>
+        <w:rPr>
+          <w:rFonts w:ascii="Consolas" w:eastAsia="Times New Roman" w:hAnsi="Consolas" w:cs="Times New Roman"/>
+          <w:color w:val="D4D4D4"/>
+          <w:kern w:val="0"/>
+          <w:sz w:val="21"/>
+          <w:szCs w:val="21"/>
+          <w:lang w:eastAsia="en-ID"/>
+          <w14:ligatures w14:val="none"/>
+        </w:rPr>
+        <w:t>;</w:t>
+      </w:r>
+    </w:p>
+    <w:p>
+      <w:pPr>
+        <w:shd w:val="clear" w:color="auto" w:fill="1F1F1F"/>
+        <w:spacing w:after="0" w:line="285" w:lineRule="atLeast"/>
+        <w:ind w:left="709"/>
+        <w:rPr>
+          <w:rFonts w:ascii="Consolas" w:eastAsia="Times New Roman" w:hAnsi="Consolas" w:cs="Times New Roman"/>
+          <w:color w:val="CCCCCC"/>
+          <w:kern w:val="0"/>
+          <w:sz w:val="21"/>
+          <w:szCs w:val="21"/>
+          <w:lang w:eastAsia="en-ID"/>
+          <w14:ligatures w14:val="none"/>
+        </w:rPr>
+      </w:pPr>
+      <w:r>
+        <w:rPr>
+          <w:rFonts w:ascii="Consolas" w:eastAsia="Times New Roman" w:hAnsi="Consolas" w:cs="Times New Roman"/>
+          <w:color w:val="D4D4D4"/>
+          <w:kern w:val="0"/>
+          <w:sz w:val="21"/>
+          <w:szCs w:val="21"/>
+          <w:lang w:eastAsia="en-ID"/>
+          <w14:ligatures w14:val="none"/>
+        </w:rPr>
+        <w:t>    }</w:t>
+      </w:r>
+    </w:p>
+    <w:p>
+      <w:pPr>
+        <w:shd w:val="clear" w:color="auto" w:fill="1F1F1F"/>
+        <w:spacing w:after="0" w:line="285" w:lineRule="atLeast"/>
+        <w:ind w:left="709"/>
+        <w:rPr>
+          <w:rFonts w:ascii="Consolas" w:eastAsia="Times New Roman" w:hAnsi="Consolas" w:cs="Times New Roman"/>
+          <w:color w:val="CCCCCC"/>
+          <w:kern w:val="0"/>
+          <w:sz w:val="21"/>
+          <w:szCs w:val="21"/>
+          <w:lang w:eastAsia="en-ID"/>
+          <w14:ligatures w14:val="none"/>
+        </w:rPr>
+      </w:pPr>
+      <w:r>
+        <w:rPr>
+          <w:rFonts w:ascii="Consolas" w:eastAsia="Times New Roman" w:hAnsi="Consolas" w:cs="Times New Roman"/>
+          <w:color w:val="D4D4D4"/>
+          <w:kern w:val="0"/>
+          <w:sz w:val="21"/>
+          <w:szCs w:val="21"/>
+          <w:lang w:eastAsia="en-ID"/>
+          <w14:ligatures w14:val="none"/>
+        </w:rPr>
+        <w:t xml:space="preserve">    </w:t>
+      </w:r>
+    </w:p>
+    <w:p>
+      <w:pPr>
+        <w:shd w:val="clear" w:color="auto" w:fill="1F1F1F"/>
+        <w:spacing w:after="0" w:line="285" w:lineRule="atLeast"/>
+        <w:ind w:left="709"/>
+        <w:rPr>
+          <w:rFonts w:ascii="Consolas" w:eastAsia="Times New Roman" w:hAnsi="Consolas" w:cs="Times New Roman"/>
+          <w:color w:val="CCCCCC"/>
+          <w:kern w:val="0"/>
+          <w:sz w:val="21"/>
+          <w:szCs w:val="21"/>
+          <w:lang w:eastAsia="en-ID"/>
+          <w14:ligatures w14:val="none"/>
+        </w:rPr>
+      </w:pPr>
+      <w:r>
+        <w:rPr>
+          <w:rFonts w:ascii="Consolas" w:eastAsia="Times New Roman" w:hAnsi="Consolas" w:cs="Times New Roman"/>
+          <w:color w:val="D4D4D4"/>
+          <w:kern w:val="0"/>
+          <w:sz w:val="21"/>
+          <w:szCs w:val="21"/>
+          <w:lang w:eastAsia="en-ID"/>
+          <w14:ligatures w14:val="none"/>
+        </w:rPr>
+        <w:t xml:space="preserve">    </w:t>
+      </w:r>
+      <w:r>
+        <w:rPr>
+          <w:rFonts w:ascii="Consolas" w:eastAsia="Times New Roman" w:hAnsi="Consolas" w:cs="Times New Roman"/>
+          <w:color w:val="C586C0"/>
+          <w:kern w:val="0"/>
+          <w:sz w:val="21"/>
+          <w:szCs w:val="21"/>
+          <w:lang w:eastAsia="en-ID"/>
+          <w14:ligatures w14:val="none"/>
+        </w:rPr>
+        <w:t>return</w:t>
+      </w:r>
+      <w:r>
+        <w:rPr>
+          <w:rFonts w:ascii="Consolas" w:eastAsia="Times New Roman" w:hAnsi="Consolas" w:cs="Times New Roman"/>
+          <w:color w:val="D4D4D4"/>
+          <w:kern w:val="0"/>
+          <w:sz w:val="21"/>
+          <w:szCs w:val="21"/>
+          <w:lang w:eastAsia="en-ID"/>
+          <w14:ligatures w14:val="none"/>
+        </w:rPr>
+        <w:t xml:space="preserve"> </w:t>
+      </w:r>
+      <w:r>
+        <w:rPr>
+          <w:rFonts w:ascii="Consolas" w:eastAsia="Times New Roman" w:hAnsi="Consolas" w:cs="Times New Roman"/>
+          <w:color w:val="9CDCFE"/>
+          <w:kern w:val="0"/>
+          <w:sz w:val="21"/>
+          <w:szCs w:val="21"/>
+          <w:lang w:eastAsia="en-ID"/>
+          <w14:ligatures w14:val="none"/>
+        </w:rPr>
+        <w:t>$string</w:t>
+      </w:r>
+      <w:r>
+        <w:rPr>
+          <w:rFonts w:ascii="Consolas" w:eastAsia="Times New Roman" w:hAnsi="Consolas" w:cs="Times New Roman"/>
+          <w:color w:val="D4D4D4"/>
+          <w:kern w:val="0"/>
+          <w:sz w:val="21"/>
+          <w:szCs w:val="21"/>
+          <w:lang w:eastAsia="en-ID"/>
+          <w14:ligatures w14:val="none"/>
+        </w:rPr>
+        <w:t>;</w:t>
+      </w:r>
+    </w:p>
+    <w:p>
+      <w:pPr>
+        <w:shd w:val="clear" w:color="auto" w:fill="1F1F1F"/>
+        <w:spacing w:after="0" w:line="285" w:lineRule="atLeast"/>
+        <w:ind w:left="709"/>
+        <w:rPr>
+          <w:rFonts w:ascii="Consolas" w:eastAsia="Times New Roman" w:hAnsi="Consolas" w:cs="Times New Roman"/>
+          <w:color w:val="CCCCCC"/>
+          <w:kern w:val="0"/>
+          <w:sz w:val="21"/>
+          <w:szCs w:val="21"/>
+          <w:lang w:eastAsia="en-ID"/>
+          <w14:ligatures w14:val="none"/>
+        </w:rPr>
+      </w:pPr>
+      <w:r>
+        <w:rPr>
+          <w:rFonts w:ascii="Consolas" w:eastAsia="Times New Roman" w:hAnsi="Consolas" w:cs="Times New Roman"/>
+          <w:color w:val="D4D4D4"/>
+          <w:kern w:val="0"/>
+          <w:sz w:val="21"/>
+          <w:szCs w:val="21"/>
+          <w:lang w:eastAsia="en-ID"/>
+          <w14:ligatures w14:val="none"/>
+        </w:rPr>
+        <w:t>  }</w:t>
+      </w:r>
+    </w:p>
+    <w:p>
+      <w:pPr>
+        <w:shd w:val="clear" w:color="auto" w:fill="1F1F1F"/>
+        <w:spacing w:after="0" w:line="285" w:lineRule="atLeast"/>
+        <w:ind w:left="709"/>
+        <w:rPr>
+          <w:rFonts w:ascii="Consolas" w:eastAsia="Times New Roman" w:hAnsi="Consolas" w:cs="Times New Roman"/>
+          <w:color w:val="CCCCCC"/>
+          <w:kern w:val="0"/>
+          <w:sz w:val="21"/>
+          <w:szCs w:val="21"/>
+          <w:lang w:eastAsia="en-ID"/>
+          <w14:ligatures w14:val="none"/>
+        </w:rPr>
+      </w:pPr>
+      <w:r>
+        <w:rPr>
+          <w:rFonts w:ascii="Consolas" w:eastAsia="Times New Roman" w:hAnsi="Consolas" w:cs="Times New Roman"/>
+          <w:color w:val="D4D4D4"/>
+          <w:kern w:val="0"/>
+          <w:sz w:val="21"/>
+          <w:szCs w:val="21"/>
+          <w:lang w:eastAsia="en-ID"/>
+          <w14:ligatures w14:val="none"/>
+        </w:rPr>
+        <w:t>}</w:t>
+      </w:r>
+    </w:p>
+    <w:p>
+      <w:pPr>
+        <w:ind w:left="567"/>
+        <w:jc w:val="both"/>
+        <w:rPr>
+          <w:rFonts w:cs="Times New Roman"/>
+        </w:rPr>
+      </w:pPr>
+    </w:p>
+    <w:p>
+      <w:pPr>
+        <w:shd w:val="clear" w:color="auto" w:fill="1F1F1F"/>
+        <w:spacing w:after="0" w:line="285" w:lineRule="atLeast"/>
+        <w:rPr>
+          <w:rFonts w:ascii="Consolas" w:eastAsia="Times New Roman" w:hAnsi="Consolas" w:cs="Times New Roman"/>
+          <w:color w:val="CCCCCC"/>
+          <w:kern w:val="0"/>
+          <w:sz w:val="21"/>
+          <w:szCs w:val="21"/>
+          <w:lang w:eastAsia="en-ID"/>
+          <w14:ligatures w14:val="none"/>
+        </w:rPr>
+      </w:pPr>
+      <w:r>
+        <w:rPr>
+          <w:rFonts w:ascii="Consolas" w:eastAsia="Times New Roman" w:hAnsi="Consolas" w:cs="Times New Roman"/>
+          <w:color w:val="6A9955"/>
+          <w:kern w:val="0"/>
+          <w:sz w:val="21"/>
+          <w:szCs w:val="21"/>
+          <w:lang w:eastAsia="en-ID"/>
+          <w14:ligatures w14:val="none"/>
+        </w:rPr>
+        <w:lastRenderedPageBreak/>
+        <w:t>// // object adalah instance/implementasi dari class</w:t>
+      </w:r>
+    </w:p>
+    <w:p>
+      <w:pPr>
+        <w:shd w:val="clear" w:color="auto" w:fill="1F1F1F"/>
+        <w:spacing w:after="0" w:line="285" w:lineRule="atLeast"/>
+        <w:rPr>
+          <w:rFonts w:ascii="Consolas" w:eastAsia="Times New Roman" w:hAnsi="Consolas" w:cs="Times New Roman"/>
+          <w:color w:val="CCCCCC"/>
+          <w:kern w:val="0"/>
+          <w:sz w:val="21"/>
+          <w:szCs w:val="21"/>
+          <w:lang w:eastAsia="en-ID"/>
+          <w14:ligatures w14:val="none"/>
+        </w:rPr>
+      </w:pPr>
+      <w:r>
+        <w:rPr>
+          <w:rFonts w:ascii="Consolas" w:eastAsia="Times New Roman" w:hAnsi="Consolas" w:cs="Times New Roman"/>
+          <w:color w:val="9CDCFE"/>
+          <w:kern w:val="0"/>
+          <w:sz w:val="21"/>
+          <w:szCs w:val="21"/>
+          <w:lang w:eastAsia="en-ID"/>
+          <w14:ligatures w14:val="none"/>
+        </w:rPr>
+        <w:t>$produk2</w:t>
+      </w:r>
+      <w:r>
+        <w:rPr>
+          <w:rFonts w:ascii="Consolas" w:eastAsia="Times New Roman" w:hAnsi="Consolas" w:cs="Times New Roman"/>
+          <w:color w:val="D4D4D4"/>
+          <w:kern w:val="0"/>
+          <w:sz w:val="21"/>
+          <w:szCs w:val="21"/>
+          <w:lang w:eastAsia="en-ID"/>
+          <w14:ligatures w14:val="none"/>
+        </w:rPr>
+        <w:t xml:space="preserve"> = </w:t>
+      </w:r>
+      <w:r>
+        <w:rPr>
+          <w:rFonts w:ascii="Consolas" w:eastAsia="Times New Roman" w:hAnsi="Consolas" w:cs="Times New Roman"/>
+          <w:color w:val="569CD6"/>
+          <w:kern w:val="0"/>
+          <w:sz w:val="21"/>
+          <w:szCs w:val="21"/>
+          <w:lang w:eastAsia="en-ID"/>
+          <w14:ligatures w14:val="none"/>
+        </w:rPr>
+        <w:t>new</w:t>
+      </w:r>
+      <w:r>
+        <w:rPr>
+          <w:rFonts w:ascii="Consolas" w:eastAsia="Times New Roman" w:hAnsi="Consolas" w:cs="Times New Roman"/>
+          <w:color w:val="D4D4D4"/>
+          <w:kern w:val="0"/>
+          <w:sz w:val="21"/>
+          <w:szCs w:val="21"/>
+          <w:lang w:eastAsia="en-ID"/>
+          <w14:ligatures w14:val="none"/>
+        </w:rPr>
+        <w:t xml:space="preserve"> </w:t>
+      </w:r>
+      <w:r>
+        <w:rPr>
+          <w:rFonts w:ascii="Consolas" w:eastAsia="Times New Roman" w:hAnsi="Consolas" w:cs="Times New Roman"/>
+          <w:color w:val="4EC9B0"/>
+          <w:kern w:val="0"/>
+          <w:sz w:val="21"/>
+          <w:szCs w:val="21"/>
+          <w:lang w:eastAsia="en-ID"/>
+          <w14:ligatures w14:val="none"/>
+        </w:rPr>
+        <w:t>Komik</w:t>
+      </w:r>
+      <w:r>
+        <w:rPr>
+          <w:rFonts w:ascii="Consolas" w:eastAsia="Times New Roman" w:hAnsi="Consolas" w:cs="Times New Roman"/>
+          <w:color w:val="D4D4D4"/>
+          <w:kern w:val="0"/>
+          <w:sz w:val="21"/>
+          <w:szCs w:val="21"/>
+          <w:lang w:eastAsia="en-ID"/>
+          <w14:ligatures w14:val="none"/>
+        </w:rPr>
+        <w:t>(</w:t>
+      </w:r>
+      <w:r>
+        <w:rPr>
+          <w:rFonts w:ascii="Consolas" w:eastAsia="Times New Roman" w:hAnsi="Consolas" w:cs="Times New Roman"/>
+          <w:color w:val="CE9178"/>
+          <w:kern w:val="0"/>
+          <w:sz w:val="21"/>
+          <w:szCs w:val="21"/>
+          <w:lang w:eastAsia="en-ID"/>
+          <w14:ligatures w14:val="none"/>
+        </w:rPr>
+        <w:t>"Ujang the game"</w:t>
+      </w:r>
+      <w:r>
+        <w:rPr>
+          <w:rFonts w:ascii="Consolas" w:eastAsia="Times New Roman" w:hAnsi="Consolas" w:cs="Times New Roman"/>
+          <w:color w:val="D4D4D4"/>
+          <w:kern w:val="0"/>
+          <w:sz w:val="21"/>
+          <w:szCs w:val="21"/>
+          <w:lang w:eastAsia="en-ID"/>
+          <w14:ligatures w14:val="none"/>
+        </w:rPr>
+        <w:t xml:space="preserve">, </w:t>
+      </w:r>
+      <w:r>
+        <w:rPr>
+          <w:rFonts w:ascii="Consolas" w:eastAsia="Times New Roman" w:hAnsi="Consolas" w:cs="Times New Roman"/>
+          <w:color w:val="CE9178"/>
+          <w:kern w:val="0"/>
+          <w:sz w:val="21"/>
+          <w:szCs w:val="21"/>
+          <w:lang w:eastAsia="en-ID"/>
+          <w14:ligatures w14:val="none"/>
+        </w:rPr>
+        <w:t>"Dujang"</w:t>
+      </w:r>
+      <w:r>
+        <w:rPr>
+          <w:rFonts w:ascii="Consolas" w:eastAsia="Times New Roman" w:hAnsi="Consolas" w:cs="Times New Roman"/>
+          <w:color w:val="D4D4D4"/>
+          <w:kern w:val="0"/>
+          <w:sz w:val="21"/>
+          <w:szCs w:val="21"/>
+          <w:lang w:eastAsia="en-ID"/>
+          <w14:ligatures w14:val="none"/>
+        </w:rPr>
+        <w:t xml:space="preserve">, </w:t>
+      </w:r>
+      <w:r>
+        <w:rPr>
+          <w:rFonts w:ascii="Consolas" w:eastAsia="Times New Roman" w:hAnsi="Consolas" w:cs="Times New Roman"/>
+          <w:color w:val="CE9178"/>
+          <w:kern w:val="0"/>
+          <w:sz w:val="21"/>
+          <w:szCs w:val="21"/>
+          <w:lang w:eastAsia="en-ID"/>
+          <w14:ligatures w14:val="none"/>
+        </w:rPr>
+        <w:t>"PT. Dujang Nusantara"</w:t>
+      </w:r>
+      <w:r>
+        <w:rPr>
+          <w:rFonts w:ascii="Consolas" w:eastAsia="Times New Roman" w:hAnsi="Consolas" w:cs="Times New Roman"/>
+          <w:color w:val="D4D4D4"/>
+          <w:kern w:val="0"/>
+          <w:sz w:val="21"/>
+          <w:szCs w:val="21"/>
+          <w:lang w:eastAsia="en-ID"/>
+          <w14:ligatures w14:val="none"/>
+        </w:rPr>
+        <w:t xml:space="preserve">, </w:t>
+      </w:r>
+      <w:r>
+        <w:rPr>
+          <w:rFonts w:ascii="Consolas" w:eastAsia="Times New Roman" w:hAnsi="Consolas" w:cs="Times New Roman"/>
+          <w:color w:val="B5CEA8"/>
+          <w:kern w:val="0"/>
+          <w:sz w:val="21"/>
+          <w:szCs w:val="21"/>
+          <w:lang w:eastAsia="en-ID"/>
+          <w14:ligatures w14:val="none"/>
+        </w:rPr>
+        <w:t>1000</w:t>
+      </w:r>
+      <w:r>
+        <w:rPr>
+          <w:rFonts w:ascii="Consolas" w:eastAsia="Times New Roman" w:hAnsi="Consolas" w:cs="Times New Roman"/>
+          <w:color w:val="D4D4D4"/>
+          <w:kern w:val="0"/>
+          <w:sz w:val="21"/>
+          <w:szCs w:val="21"/>
+          <w:lang w:eastAsia="en-ID"/>
+          <w14:ligatures w14:val="none"/>
+        </w:rPr>
+        <w:t xml:space="preserve">, </w:t>
+      </w:r>
+      <w:r>
+        <w:rPr>
+          <w:rFonts w:ascii="Consolas" w:eastAsia="Times New Roman" w:hAnsi="Consolas" w:cs="Times New Roman"/>
+          <w:color w:val="B5CEA8"/>
+          <w:kern w:val="0"/>
+          <w:sz w:val="21"/>
+          <w:szCs w:val="21"/>
+          <w:lang w:eastAsia="en-ID"/>
+          <w14:ligatures w14:val="none"/>
+        </w:rPr>
+        <w:t>100</w:t>
+      </w:r>
+      <w:r>
+        <w:rPr>
+          <w:rFonts w:ascii="Consolas" w:eastAsia="Times New Roman" w:hAnsi="Consolas" w:cs="Times New Roman"/>
+          <w:color w:val="D4D4D4"/>
+          <w:kern w:val="0"/>
+          <w:sz w:val="21"/>
+          <w:szCs w:val="21"/>
+          <w:lang w:eastAsia="en-ID"/>
+          <w14:ligatures w14:val="none"/>
+        </w:rPr>
+        <w:t xml:space="preserve"> );</w:t>
+      </w:r>
+    </w:p>
+    <w:p>
+      <w:pPr>
+        <w:shd w:val="clear" w:color="auto" w:fill="1F1F1F"/>
+        <w:spacing w:after="0" w:line="285" w:lineRule="atLeast"/>
+        <w:rPr>
+          <w:rFonts w:ascii="Consolas" w:eastAsia="Times New Roman" w:hAnsi="Consolas" w:cs="Times New Roman"/>
+          <w:color w:val="CCCCCC"/>
+          <w:kern w:val="0"/>
+          <w:sz w:val="21"/>
+          <w:szCs w:val="21"/>
+          <w:lang w:eastAsia="en-ID"/>
+          <w14:ligatures w14:val="none"/>
+        </w:rPr>
+      </w:pPr>
+      <w:r>
+        <w:rPr>
+          <w:rFonts w:ascii="Consolas" w:eastAsia="Times New Roman" w:hAnsi="Consolas" w:cs="Times New Roman"/>
+          <w:color w:val="9CDCFE"/>
+          <w:kern w:val="0"/>
+          <w:sz w:val="21"/>
+          <w:szCs w:val="21"/>
+          <w:lang w:eastAsia="en-ID"/>
+          <w14:ligatures w14:val="none"/>
+        </w:rPr>
+        <w:t>$produk3</w:t>
+      </w:r>
+      <w:r>
+        <w:rPr>
+          <w:rFonts w:ascii="Consolas" w:eastAsia="Times New Roman" w:hAnsi="Consolas" w:cs="Times New Roman"/>
+          <w:color w:val="D4D4D4"/>
+          <w:kern w:val="0"/>
+          <w:sz w:val="21"/>
+          <w:szCs w:val="21"/>
+          <w:lang w:eastAsia="en-ID"/>
+          <w14:ligatures w14:val="none"/>
+        </w:rPr>
+        <w:t xml:space="preserve"> = </w:t>
+      </w:r>
+      <w:r>
+        <w:rPr>
+          <w:rFonts w:ascii="Consolas" w:eastAsia="Times New Roman" w:hAnsi="Consolas" w:cs="Times New Roman"/>
+          <w:color w:val="569CD6"/>
+          <w:kern w:val="0"/>
+          <w:sz w:val="21"/>
+          <w:szCs w:val="21"/>
+          <w:lang w:eastAsia="en-ID"/>
+          <w14:ligatures w14:val="none"/>
+        </w:rPr>
+        <w:t>new</w:t>
+      </w:r>
+      <w:r>
+        <w:rPr>
+          <w:rFonts w:ascii="Consolas" w:eastAsia="Times New Roman" w:hAnsi="Consolas" w:cs="Times New Roman"/>
+          <w:color w:val="D4D4D4"/>
+          <w:kern w:val="0"/>
+          <w:sz w:val="21"/>
+          <w:szCs w:val="21"/>
+          <w:lang w:eastAsia="en-ID"/>
+          <w14:ligatures w14:val="none"/>
+        </w:rPr>
+        <w:t xml:space="preserve"> </w:t>
+      </w:r>
+      <w:r>
+        <w:rPr>
+          <w:rFonts w:ascii="Consolas" w:eastAsia="Times New Roman" w:hAnsi="Consolas" w:cs="Times New Roman"/>
+          <w:color w:val="4EC9B0"/>
+          <w:kern w:val="0"/>
+          <w:sz w:val="21"/>
+          <w:szCs w:val="21"/>
+          <w:lang w:eastAsia="en-ID"/>
+          <w14:ligatures w14:val="none"/>
+        </w:rPr>
+        <w:t>Game</w:t>
+      </w:r>
+      <w:r>
+        <w:rPr>
+          <w:rFonts w:ascii="Consolas" w:eastAsia="Times New Roman" w:hAnsi="Consolas" w:cs="Times New Roman"/>
+          <w:color w:val="D4D4D4"/>
+          <w:kern w:val="0"/>
+          <w:sz w:val="21"/>
+          <w:szCs w:val="21"/>
+          <w:lang w:eastAsia="en-ID"/>
+          <w14:ligatures w14:val="none"/>
+        </w:rPr>
+        <w:t xml:space="preserve">( </w:t>
+      </w:r>
+      <w:r>
+        <w:rPr>
+          <w:rFonts w:ascii="Consolas" w:eastAsia="Times New Roman" w:hAnsi="Consolas" w:cs="Times New Roman"/>
+          <w:color w:val="CE9178"/>
+          <w:kern w:val="0"/>
+          <w:sz w:val="21"/>
+          <w:szCs w:val="21"/>
+          <w:lang w:eastAsia="en-ID"/>
+          <w14:ligatures w14:val="none"/>
+        </w:rPr>
+        <w:t>"Champion Of Ujangs"</w:t>
+      </w:r>
+      <w:r>
+        <w:rPr>
+          <w:rFonts w:ascii="Consolas" w:eastAsia="Times New Roman" w:hAnsi="Consolas" w:cs="Times New Roman"/>
+          <w:color w:val="D4D4D4"/>
+          <w:kern w:val="0"/>
+          <w:sz w:val="21"/>
+          <w:szCs w:val="21"/>
+          <w:lang w:eastAsia="en-ID"/>
+          <w14:ligatures w14:val="none"/>
+        </w:rPr>
+        <w:t xml:space="preserve">, </w:t>
+      </w:r>
+      <w:r>
+        <w:rPr>
+          <w:rFonts w:ascii="Consolas" w:eastAsia="Times New Roman" w:hAnsi="Consolas" w:cs="Times New Roman"/>
+          <w:color w:val="CE9178"/>
+          <w:kern w:val="0"/>
+          <w:sz w:val="21"/>
+          <w:szCs w:val="21"/>
+          <w:lang w:eastAsia="en-ID"/>
+          <w14:ligatures w14:val="none"/>
+        </w:rPr>
+        <w:t>"Dujang"</w:t>
+      </w:r>
+      <w:r>
+        <w:rPr>
+          <w:rFonts w:ascii="Consolas" w:eastAsia="Times New Roman" w:hAnsi="Consolas" w:cs="Times New Roman"/>
+          <w:color w:val="D4D4D4"/>
+          <w:kern w:val="0"/>
+          <w:sz w:val="21"/>
+          <w:szCs w:val="21"/>
+          <w:lang w:eastAsia="en-ID"/>
+          <w14:ligatures w14:val="none"/>
+        </w:rPr>
+        <w:t xml:space="preserve">, </w:t>
+      </w:r>
+      <w:r>
+        <w:rPr>
+          <w:rFonts w:ascii="Consolas" w:eastAsia="Times New Roman" w:hAnsi="Consolas" w:cs="Times New Roman"/>
+          <w:color w:val="CE9178"/>
+          <w:kern w:val="0"/>
+          <w:sz w:val="21"/>
+          <w:szCs w:val="21"/>
+          <w:lang w:eastAsia="en-ID"/>
+          <w14:ligatures w14:val="none"/>
+        </w:rPr>
+        <w:t>"PT. Sejahtera Dujang"</w:t>
+      </w:r>
+      <w:r>
+        <w:rPr>
+          <w:rFonts w:ascii="Consolas" w:eastAsia="Times New Roman" w:hAnsi="Consolas" w:cs="Times New Roman"/>
+          <w:color w:val="D4D4D4"/>
+          <w:kern w:val="0"/>
+          <w:sz w:val="21"/>
+          <w:szCs w:val="21"/>
+          <w:lang w:eastAsia="en-ID"/>
+          <w14:ligatures w14:val="none"/>
+        </w:rPr>
+        <w:t xml:space="preserve">, </w:t>
+      </w:r>
+      <w:r>
+        <w:rPr>
+          <w:rFonts w:ascii="Consolas" w:eastAsia="Times New Roman" w:hAnsi="Consolas" w:cs="Times New Roman"/>
+          <w:color w:val="B5CEA8"/>
+          <w:kern w:val="0"/>
+          <w:sz w:val="21"/>
+          <w:szCs w:val="21"/>
+          <w:lang w:eastAsia="en-ID"/>
+          <w14:ligatures w14:val="none"/>
+        </w:rPr>
+        <w:t>2000</w:t>
+      </w:r>
+      <w:r>
+        <w:rPr>
+          <w:rFonts w:ascii="Consolas" w:eastAsia="Times New Roman" w:hAnsi="Consolas" w:cs="Times New Roman"/>
+          <w:color w:val="D4D4D4"/>
+          <w:kern w:val="0"/>
+          <w:sz w:val="21"/>
+          <w:szCs w:val="21"/>
+          <w:lang w:eastAsia="en-ID"/>
+          <w14:ligatures w14:val="none"/>
+        </w:rPr>
+        <w:t xml:space="preserve">, </w:t>
+      </w:r>
+      <w:r>
+        <w:rPr>
+          <w:rFonts w:ascii="Consolas" w:eastAsia="Times New Roman" w:hAnsi="Consolas" w:cs="Times New Roman"/>
+          <w:color w:val="B5CEA8"/>
+          <w:kern w:val="0"/>
+          <w:sz w:val="21"/>
+          <w:szCs w:val="21"/>
+          <w:lang w:eastAsia="en-ID"/>
+          <w14:ligatures w14:val="none"/>
+        </w:rPr>
+        <w:t>50</w:t>
+      </w:r>
+      <w:r>
+        <w:rPr>
+          <w:rFonts w:ascii="Consolas" w:eastAsia="Times New Roman" w:hAnsi="Consolas" w:cs="Times New Roman"/>
+          <w:color w:val="D4D4D4"/>
+          <w:kern w:val="0"/>
+          <w:sz w:val="21"/>
+          <w:szCs w:val="21"/>
+          <w:lang w:eastAsia="en-ID"/>
+          <w14:ligatures w14:val="none"/>
+        </w:rPr>
+        <w:t xml:space="preserve"> );</w:t>
+      </w:r>
+    </w:p>
+    <w:p>
+      <w:pPr>
+        <w:shd w:val="clear" w:color="auto" w:fill="1F1F1F"/>
+        <w:spacing w:after="0" w:line="285" w:lineRule="atLeast"/>
+        <w:rPr>
+          <w:rFonts w:ascii="Consolas" w:eastAsia="Times New Roman" w:hAnsi="Consolas" w:cs="Times New Roman"/>
+          <w:color w:val="CCCCCC"/>
+          <w:kern w:val="0"/>
+          <w:sz w:val="21"/>
+          <w:szCs w:val="21"/>
+          <w:lang w:eastAsia="en-ID"/>
+          <w14:ligatures w14:val="none"/>
+        </w:rPr>
+      </w:pPr>
+    </w:p>
+    <w:p>
+      <w:pPr>
+        <w:shd w:val="clear" w:color="auto" w:fill="1F1F1F"/>
+        <w:spacing w:after="0" w:line="285" w:lineRule="atLeast"/>
+        <w:rPr>
+          <w:rFonts w:ascii="Consolas" w:eastAsia="Times New Roman" w:hAnsi="Consolas" w:cs="Times New Roman"/>
+          <w:color w:val="CCCCCC"/>
+          <w:kern w:val="0"/>
+          <w:sz w:val="21"/>
+          <w:szCs w:val="21"/>
+          <w:lang w:eastAsia="en-ID"/>
+          <w14:ligatures w14:val="none"/>
+        </w:rPr>
+      </w:pPr>
+      <w:r>
+        <w:rPr>
+          <w:rFonts w:ascii="Consolas" w:eastAsia="Times New Roman" w:hAnsi="Consolas" w:cs="Times New Roman"/>
+          <w:color w:val="9CDCFE"/>
+          <w:kern w:val="0"/>
+          <w:sz w:val="21"/>
+          <w:szCs w:val="21"/>
+          <w:lang w:eastAsia="en-ID"/>
+          <w14:ligatures w14:val="none"/>
+        </w:rPr>
+        <w:t>$cetakProduk</w:t>
+      </w:r>
+      <w:r>
+        <w:rPr>
+          <w:rFonts w:ascii="Consolas" w:eastAsia="Times New Roman" w:hAnsi="Consolas" w:cs="Times New Roman"/>
+          <w:color w:val="D4D4D4"/>
+          <w:kern w:val="0"/>
+          <w:sz w:val="21"/>
+          <w:szCs w:val="21"/>
+          <w:lang w:eastAsia="en-ID"/>
+          <w14:ligatures w14:val="none"/>
+        </w:rPr>
+        <w:t xml:space="preserve"> = </w:t>
+      </w:r>
+      <w:r>
+        <w:rPr>
+          <w:rFonts w:ascii="Consolas" w:eastAsia="Times New Roman" w:hAnsi="Consolas" w:cs="Times New Roman"/>
+          <w:color w:val="569CD6"/>
+          <w:kern w:val="0"/>
+          <w:sz w:val="21"/>
+          <w:szCs w:val="21"/>
+          <w:lang w:eastAsia="en-ID"/>
+          <w14:ligatures w14:val="none"/>
+        </w:rPr>
+        <w:t>new</w:t>
+      </w:r>
+      <w:r>
+        <w:rPr>
+          <w:rFonts w:ascii="Consolas" w:eastAsia="Times New Roman" w:hAnsi="Consolas" w:cs="Times New Roman"/>
+          <w:color w:val="D4D4D4"/>
+          <w:kern w:val="0"/>
+          <w:sz w:val="21"/>
+          <w:szCs w:val="21"/>
+          <w:lang w:eastAsia="en-ID"/>
+          <w14:ligatures w14:val="none"/>
+        </w:rPr>
+        <w:t xml:space="preserve"> </w:t>
+      </w:r>
+      <w:r>
+        <w:rPr>
+          <w:rFonts w:ascii="Consolas" w:eastAsia="Times New Roman" w:hAnsi="Consolas" w:cs="Times New Roman"/>
+          <w:color w:val="4EC9B0"/>
+          <w:kern w:val="0"/>
+          <w:sz w:val="21"/>
+          <w:szCs w:val="21"/>
+          <w:lang w:eastAsia="en-ID"/>
+          <w14:ligatures w14:val="none"/>
+        </w:rPr>
+        <w:t>CetakInfo</w:t>
+      </w:r>
+      <w:r>
+        <w:rPr>
+          <w:rFonts w:ascii="Consolas" w:eastAsia="Times New Roman" w:hAnsi="Consolas" w:cs="Times New Roman"/>
+          <w:color w:val="D4D4D4"/>
+          <w:kern w:val="0"/>
+          <w:sz w:val="21"/>
+          <w:szCs w:val="21"/>
+          <w:lang w:eastAsia="en-ID"/>
+          <w14:ligatures w14:val="none"/>
+        </w:rPr>
+        <w:t>();</w:t>
+      </w:r>
+    </w:p>
+    <w:p>
+      <w:pPr>
+        <w:shd w:val="clear" w:color="auto" w:fill="1F1F1F"/>
+        <w:spacing w:after="0" w:line="285" w:lineRule="atLeast"/>
+        <w:rPr>
+          <w:rFonts w:ascii="Consolas" w:eastAsia="Times New Roman" w:hAnsi="Consolas" w:cs="Times New Roman"/>
+          <w:color w:val="CCCCCC"/>
+          <w:kern w:val="0"/>
+          <w:sz w:val="21"/>
+          <w:szCs w:val="21"/>
+          <w:lang w:eastAsia="en-ID"/>
+          <w14:ligatures w14:val="none"/>
+        </w:rPr>
+      </w:pPr>
+      <w:r>
+        <w:rPr>
+          <w:rFonts w:ascii="Consolas" w:eastAsia="Times New Roman" w:hAnsi="Consolas" w:cs="Times New Roman"/>
+          <w:color w:val="9CDCFE"/>
+          <w:kern w:val="0"/>
+          <w:sz w:val="21"/>
+          <w:szCs w:val="21"/>
+          <w:lang w:eastAsia="en-ID"/>
+          <w14:ligatures w14:val="none"/>
+        </w:rPr>
+        <w:t>$cetakProduk</w:t>
+      </w:r>
+      <w:r>
+        <w:rPr>
+          <w:rFonts w:ascii="Consolas" w:eastAsia="Times New Roman" w:hAnsi="Consolas" w:cs="Times New Roman"/>
+          <w:color w:val="D4D4D4"/>
+          <w:kern w:val="0"/>
+          <w:sz w:val="21"/>
+          <w:szCs w:val="21"/>
+          <w:lang w:eastAsia="en-ID"/>
+          <w14:ligatures w14:val="none"/>
+        </w:rPr>
+        <w:t>-&gt;</w:t>
+      </w:r>
+      <w:r>
+        <w:rPr>
+          <w:rFonts w:ascii="Consolas" w:eastAsia="Times New Roman" w:hAnsi="Consolas" w:cs="Times New Roman"/>
+          <w:color w:val="DCDCAA"/>
+          <w:kern w:val="0"/>
+          <w:sz w:val="21"/>
+          <w:szCs w:val="21"/>
+          <w:lang w:eastAsia="en-ID"/>
+          <w14:ligatures w14:val="none"/>
+        </w:rPr>
+        <w:t>tambahProduk</w:t>
+      </w:r>
+      <w:r>
+        <w:rPr>
+          <w:rFonts w:ascii="Consolas" w:eastAsia="Times New Roman" w:hAnsi="Consolas" w:cs="Times New Roman"/>
+          <w:color w:val="D4D4D4"/>
+          <w:kern w:val="0"/>
+          <w:sz w:val="21"/>
+          <w:szCs w:val="21"/>
+          <w:lang w:eastAsia="en-ID"/>
+          <w14:ligatures w14:val="none"/>
+        </w:rPr>
+        <w:t>(</w:t>
+      </w:r>
+      <w:r>
+        <w:rPr>
+          <w:rFonts w:ascii="Consolas" w:eastAsia="Times New Roman" w:hAnsi="Consolas" w:cs="Times New Roman"/>
+          <w:color w:val="9CDCFE"/>
+          <w:kern w:val="0"/>
+          <w:sz w:val="21"/>
+          <w:szCs w:val="21"/>
+          <w:lang w:eastAsia="en-ID"/>
+          <w14:ligatures w14:val="none"/>
+        </w:rPr>
+        <w:t>$produk2</w:t>
+      </w:r>
+      <w:r>
+        <w:rPr>
+          <w:rFonts w:ascii="Consolas" w:eastAsia="Times New Roman" w:hAnsi="Consolas" w:cs="Times New Roman"/>
+          <w:color w:val="D4D4D4"/>
+          <w:kern w:val="0"/>
+          <w:sz w:val="21"/>
+          <w:szCs w:val="21"/>
+          <w:lang w:eastAsia="en-ID"/>
+          <w14:ligatures w14:val="none"/>
+        </w:rPr>
+        <w:t>);</w:t>
+      </w:r>
+    </w:p>
+    <w:p>
+      <w:pPr>
+        <w:shd w:val="clear" w:color="auto" w:fill="1F1F1F"/>
+        <w:spacing w:after="0" w:line="285" w:lineRule="atLeast"/>
+        <w:rPr>
+          <w:rFonts w:ascii="Consolas" w:eastAsia="Times New Roman" w:hAnsi="Consolas" w:cs="Times New Roman"/>
+          <w:color w:val="CCCCCC"/>
+          <w:kern w:val="0"/>
+          <w:sz w:val="21"/>
+          <w:szCs w:val="21"/>
+          <w:lang w:eastAsia="en-ID"/>
+          <w14:ligatures w14:val="none"/>
+        </w:rPr>
+      </w:pPr>
+      <w:r>
+        <w:rPr>
+          <w:rFonts w:ascii="Consolas" w:eastAsia="Times New Roman" w:hAnsi="Consolas" w:cs="Times New Roman"/>
+          <w:color w:val="9CDCFE"/>
+          <w:kern w:val="0"/>
+          <w:sz w:val="21"/>
+          <w:szCs w:val="21"/>
+          <w:lang w:eastAsia="en-ID"/>
+          <w14:ligatures w14:val="none"/>
+        </w:rPr>
+        <w:t>$cetakProduk</w:t>
+      </w:r>
+      <w:r>
+        <w:rPr>
+          <w:rFonts w:ascii="Consolas" w:eastAsia="Times New Roman" w:hAnsi="Consolas" w:cs="Times New Roman"/>
+          <w:color w:val="D4D4D4"/>
+          <w:kern w:val="0"/>
+          <w:sz w:val="21"/>
+          <w:szCs w:val="21"/>
+          <w:lang w:eastAsia="en-ID"/>
+          <w14:ligatures w14:val="none"/>
+        </w:rPr>
+        <w:t>-&gt;</w:t>
+      </w:r>
+      <w:r>
+        <w:rPr>
+          <w:rFonts w:ascii="Consolas" w:eastAsia="Times New Roman" w:hAnsi="Consolas" w:cs="Times New Roman"/>
+          <w:color w:val="DCDCAA"/>
+          <w:kern w:val="0"/>
+          <w:sz w:val="21"/>
+          <w:szCs w:val="21"/>
+          <w:lang w:eastAsia="en-ID"/>
+          <w14:ligatures w14:val="none"/>
+        </w:rPr>
+        <w:t>tambahProduk</w:t>
+      </w:r>
+      <w:r>
+        <w:rPr>
+          <w:rFonts w:ascii="Consolas" w:eastAsia="Times New Roman" w:hAnsi="Consolas" w:cs="Times New Roman"/>
+          <w:color w:val="D4D4D4"/>
+          <w:kern w:val="0"/>
+          <w:sz w:val="21"/>
+          <w:szCs w:val="21"/>
+          <w:lang w:eastAsia="en-ID"/>
+          <w14:ligatures w14:val="none"/>
+        </w:rPr>
+        <w:t>(</w:t>
+      </w:r>
+      <w:r>
+        <w:rPr>
+          <w:rFonts w:ascii="Consolas" w:eastAsia="Times New Roman" w:hAnsi="Consolas" w:cs="Times New Roman"/>
+          <w:color w:val="9CDCFE"/>
+          <w:kern w:val="0"/>
+          <w:sz w:val="21"/>
+          <w:szCs w:val="21"/>
+          <w:lang w:eastAsia="en-ID"/>
+          <w14:ligatures w14:val="none"/>
+        </w:rPr>
+        <w:t>$produk3</w:t>
+      </w:r>
+      <w:r>
+        <w:rPr>
+          <w:rFonts w:ascii="Consolas" w:eastAsia="Times New Roman" w:hAnsi="Consolas" w:cs="Times New Roman"/>
+          <w:color w:val="D4D4D4"/>
+          <w:kern w:val="0"/>
+          <w:sz w:val="21"/>
+          <w:szCs w:val="21"/>
+          <w:lang w:eastAsia="en-ID"/>
+          <w14:ligatures w14:val="none"/>
+        </w:rPr>
+        <w:t>);</w:t>
+      </w:r>
+    </w:p>
+    <w:p>
+      <w:pPr>
+        <w:shd w:val="clear" w:color="auto" w:fill="1F1F1F"/>
+        <w:spacing w:after="0" w:line="285" w:lineRule="atLeast"/>
+        <w:rPr>
+          <w:rFonts w:ascii="Consolas" w:eastAsia="Times New Roman" w:hAnsi="Consolas" w:cs="Times New Roman"/>
+          <w:color w:val="CCCCCC"/>
+          <w:kern w:val="0"/>
+          <w:sz w:val="21"/>
+          <w:szCs w:val="21"/>
+          <w:lang w:eastAsia="en-ID"/>
+          <w14:ligatures w14:val="none"/>
+        </w:rPr>
+      </w:pPr>
+      <w:r>
+        <w:rPr>
+          <w:rFonts w:ascii="Consolas" w:eastAsia="Times New Roman" w:hAnsi="Consolas" w:cs="Times New Roman"/>
+          <w:color w:val="DCDCAA"/>
+          <w:kern w:val="0"/>
+          <w:sz w:val="21"/>
+          <w:szCs w:val="21"/>
+          <w:lang w:eastAsia="en-ID"/>
+          <w14:ligatures w14:val="none"/>
+        </w:rPr>
+        <w:t>echo</w:t>
+      </w:r>
+      <w:r>
+        <w:rPr>
+          <w:rFonts w:ascii="Consolas" w:eastAsia="Times New Roman" w:hAnsi="Consolas" w:cs="Times New Roman"/>
+          <w:color w:val="D4D4D4"/>
+          <w:kern w:val="0"/>
+          <w:sz w:val="21"/>
+          <w:szCs w:val="21"/>
+          <w:lang w:eastAsia="en-ID"/>
+          <w14:ligatures w14:val="none"/>
+        </w:rPr>
+        <w:t xml:space="preserve"> </w:t>
+      </w:r>
+      <w:r>
+        <w:rPr>
+          <w:rFonts w:ascii="Consolas" w:eastAsia="Times New Roman" w:hAnsi="Consolas" w:cs="Times New Roman"/>
+          <w:color w:val="9CDCFE"/>
+          <w:kern w:val="0"/>
+          <w:sz w:val="21"/>
+          <w:szCs w:val="21"/>
+          <w:lang w:eastAsia="en-ID"/>
+          <w14:ligatures w14:val="none"/>
+        </w:rPr>
+        <w:t>$cetakProduk</w:t>
+      </w:r>
+      <w:r>
+        <w:rPr>
+          <w:rFonts w:ascii="Consolas" w:eastAsia="Times New Roman" w:hAnsi="Consolas" w:cs="Times New Roman"/>
+          <w:color w:val="D4D4D4"/>
+          <w:kern w:val="0"/>
+          <w:sz w:val="21"/>
+          <w:szCs w:val="21"/>
+          <w:lang w:eastAsia="en-ID"/>
+          <w14:ligatures w14:val="none"/>
+        </w:rPr>
+        <w:t>-&gt;</w:t>
+      </w:r>
+      <w:r>
+        <w:rPr>
+          <w:rFonts w:ascii="Consolas" w:eastAsia="Times New Roman" w:hAnsi="Consolas" w:cs="Times New Roman"/>
+          <w:color w:val="DCDCAA"/>
+          <w:kern w:val="0"/>
+          <w:sz w:val="21"/>
+          <w:szCs w:val="21"/>
+          <w:lang w:eastAsia="en-ID"/>
+          <w14:ligatures w14:val="none"/>
+        </w:rPr>
+        <w:t>cetak</w:t>
+      </w:r>
+      <w:r>
+        <w:rPr>
+          <w:rFonts w:ascii="Consolas" w:eastAsia="Times New Roman" w:hAnsi="Consolas" w:cs="Times New Roman"/>
+          <w:color w:val="D4D4D4"/>
+          <w:kern w:val="0"/>
+          <w:sz w:val="21"/>
+          <w:szCs w:val="21"/>
+          <w:lang w:eastAsia="en-ID"/>
+          <w14:ligatures w14:val="none"/>
+        </w:rPr>
+        <w:t>();</w:t>
+      </w:r>
+    </w:p>
+    <w:p>
+      <w:pPr>
+        <w:jc w:val="both"/>
+        <w:rPr>
+          <w:rFonts w:cs="Times New Roman"/>
+          <w:b/>
+          <w:bCs/>
+        </w:rPr>
+      </w:pPr>
+      <w:r>
+        <w:rPr>
+          <w:rFonts w:cs="Times New Roman"/>
+          <w:b/>
+          <w:bCs/>
+        </w:rPr>
+        <w:t xml:space="preserve">Nah.. </w:t>
+      </w:r>
+      <w:r>
+        <w:rPr>
+          <w:rFonts w:cs="Times New Roman"/>
+        </w:rPr>
+        <w:t xml:space="preserve">Coba lihat class Produk(), sekarang kita </w:t>
+      </w:r>
+      <w:r>
+        <w:rPr>
+          <w:rFonts w:cs="Times New Roman"/>
+          <w:b/>
+          <w:bCs/>
+        </w:rPr>
+        <w:t xml:space="preserve">tidak ada </w:t>
+      </w:r>
+      <w:r>
+        <w:rPr>
+          <w:rFonts w:cs="Times New Roman"/>
+        </w:rPr>
+        <w:t xml:space="preserve">meng </w:t>
+      </w:r>
+      <w:r>
+        <w:rPr>
+          <w:rFonts w:cs="Times New Roman"/>
+          <w:b/>
+          <w:bCs/>
+        </w:rPr>
+        <w:t xml:space="preserve">instansnya </w:t>
+      </w:r>
+      <w:r>
+        <w:rPr>
+          <w:rFonts w:cs="Times New Roman"/>
+        </w:rPr>
+        <w:t xml:space="preserve">, kita hanya menginstans child nya seperti class Komik dan class Game. Maka dari itu kita jadikan </w:t>
+      </w:r>
+      <w:r>
+        <w:rPr>
+          <w:rFonts w:cs="Times New Roman"/>
+          <w:b/>
+          <w:bCs/>
+        </w:rPr>
+        <w:t xml:space="preserve">abstract class. </w:t>
+      </w:r>
+    </w:p>
+    <w:p>
+      <w:pPr>
+        <w:shd w:val="clear" w:color="auto" w:fill="1F1F1F"/>
+        <w:spacing w:after="0" w:line="285" w:lineRule="atLeast"/>
+        <w:rPr>
+          <w:rFonts w:ascii="Consolas" w:eastAsia="Times New Roman" w:hAnsi="Consolas" w:cs="Times New Roman"/>
+          <w:color w:val="CCCCCC"/>
+          <w:kern w:val="0"/>
+          <w:sz w:val="21"/>
+          <w:szCs w:val="21"/>
+          <w:lang w:eastAsia="en-ID"/>
+          <w14:ligatures w14:val="none"/>
+        </w:rPr>
+      </w:pPr>
+      <w:r>
+        <w:rPr>
+          <w:rFonts w:ascii="Consolas" w:eastAsia="Times New Roman" w:hAnsi="Consolas" w:cs="Times New Roman"/>
+          <w:color w:val="569CD6"/>
+          <w:kern w:val="0"/>
+          <w:sz w:val="21"/>
+          <w:szCs w:val="21"/>
+          <w:lang w:eastAsia="en-ID"/>
+          <w14:ligatures w14:val="none"/>
+        </w:rPr>
+        <w:t>abstract</w:t>
+      </w:r>
+      <w:r>
+        <w:rPr>
+          <w:rFonts w:ascii="Consolas" w:eastAsia="Times New Roman" w:hAnsi="Consolas" w:cs="Times New Roman"/>
+          <w:color w:val="D4D4D4"/>
+          <w:kern w:val="0"/>
+          <w:sz w:val="21"/>
+          <w:szCs w:val="21"/>
+          <w:lang w:eastAsia="en-ID"/>
+          <w14:ligatures w14:val="none"/>
+        </w:rPr>
+        <w:t xml:space="preserve"> </w:t>
+      </w:r>
+      <w:r>
+        <w:rPr>
+          <w:rFonts w:ascii="Consolas" w:eastAsia="Times New Roman" w:hAnsi="Consolas" w:cs="Times New Roman"/>
+          <w:color w:val="569CD6"/>
+          <w:kern w:val="0"/>
+          <w:sz w:val="21"/>
+          <w:szCs w:val="21"/>
+          <w:lang w:eastAsia="en-ID"/>
+          <w14:ligatures w14:val="none"/>
+        </w:rPr>
+        <w:t>class</w:t>
+      </w:r>
+      <w:r>
+        <w:rPr>
+          <w:rFonts w:ascii="Consolas" w:eastAsia="Times New Roman" w:hAnsi="Consolas" w:cs="Times New Roman"/>
+          <w:color w:val="D4D4D4"/>
+          <w:kern w:val="0"/>
+          <w:sz w:val="21"/>
+          <w:szCs w:val="21"/>
+          <w:lang w:eastAsia="en-ID"/>
+          <w14:ligatures w14:val="none"/>
+        </w:rPr>
+        <w:t xml:space="preserve"> </w:t>
+      </w:r>
+      <w:r>
+        <w:rPr>
+          <w:rFonts w:ascii="Consolas" w:eastAsia="Times New Roman" w:hAnsi="Consolas" w:cs="Times New Roman"/>
+          <w:color w:val="4EC9B0"/>
+          <w:kern w:val="0"/>
+          <w:sz w:val="21"/>
+          <w:szCs w:val="21"/>
+          <w:lang w:eastAsia="en-ID"/>
+          <w14:ligatures w14:val="none"/>
+        </w:rPr>
+        <w:t>Produk</w:t>
+      </w:r>
+    </w:p>
+    <w:p>
+      <w:pPr>
+        <w:jc w:val="both"/>
+        <w:rPr>
+          <w:rFonts w:cs="Times New Roman"/>
+        </w:rPr>
+      </w:pPr>
+    </w:p>
+    <w:p>
+      <w:pPr>
+        <w:pStyle w:val="ListParagraph"/>
+        <w:numPr>
+          <w:ilvl w:val="0"/>
+          <w:numId w:val="1"/>
+        </w:numPr>
+        <w:ind w:left="567" w:hanging="567"/>
+        <w:jc w:val="both"/>
+        <w:rPr>
+          <w:rFonts w:cs="Times New Roman"/>
+          <w:b/>
+          <w:bCs/>
+        </w:rPr>
+      </w:pPr>
+      <w:r>
+        <w:rPr>
+          <w:rFonts w:cs="Times New Roman"/>
+          <w:b/>
+          <w:bCs/>
+        </w:rPr>
+        <w:t>Interface</w:t>
+      </w:r>
+    </w:p>
+    <w:p>
+      <w:pPr>
+        <w:pStyle w:val="ListParagraph"/>
+        <w:numPr>
+          <w:ilvl w:val="0"/>
+          <w:numId w:val="11"/>
+        </w:numPr>
+        <w:ind w:left="1134" w:hanging="567"/>
+        <w:jc w:val="both"/>
+        <w:rPr>
+          <w:rFonts w:cs="Times New Roman"/>
+        </w:rPr>
+      </w:pPr>
+      <w:r>
+        <w:rPr>
+          <w:rFonts w:cs="Times New Roman"/>
+          <w:b/>
+          <w:bCs/>
+        </w:rPr>
+        <w:t xml:space="preserve">Kelas Abstrak </w:t>
+      </w:r>
+      <w:r>
+        <w:rPr>
+          <w:rFonts w:cs="Times New Roman"/>
+        </w:rPr>
+        <w:t>yang tidak memiliki implementasi</w:t>
+      </w:r>
+    </w:p>
+    <w:p>
+      <w:pPr>
+        <w:pStyle w:val="ListParagraph"/>
+        <w:numPr>
+          <w:ilvl w:val="0"/>
+          <w:numId w:val="11"/>
+        </w:numPr>
+        <w:ind w:left="1134" w:hanging="567"/>
+        <w:jc w:val="both"/>
+        <w:rPr>
+          <w:rFonts w:cs="Times New Roman"/>
+        </w:rPr>
+      </w:pPr>
+      <w:r>
+        <w:rPr>
+          <w:rFonts w:cs="Times New Roman"/>
+          <w:b/>
+          <w:bCs/>
+        </w:rPr>
+        <w:t xml:space="preserve">Hanya Templet </w:t>
+      </w:r>
+      <w:r>
+        <w:rPr>
+          <w:rFonts w:cs="Times New Roman"/>
+        </w:rPr>
+        <w:t xml:space="preserve">bagi </w:t>
+      </w:r>
+      <w:r>
+        <w:rPr>
+          <w:rFonts w:cs="Times New Roman"/>
+          <w:b/>
+          <w:bCs/>
+        </w:rPr>
+        <w:t>Turunannya</w:t>
+      </w:r>
+    </w:p>
+    <w:p>
+      <w:pPr>
+        <w:pStyle w:val="ListParagraph"/>
+        <w:numPr>
+          <w:ilvl w:val="0"/>
+          <w:numId w:val="11"/>
+        </w:numPr>
+        <w:ind w:left="1134" w:hanging="567"/>
+        <w:jc w:val="both"/>
+        <w:rPr>
+          <w:rFonts w:cs="Times New Roman"/>
+        </w:rPr>
+      </w:pPr>
+      <w:r>
+        <w:rPr>
+          <w:rFonts w:cs="Times New Roman"/>
+          <w:b/>
+          <w:bCs/>
+        </w:rPr>
+        <w:t xml:space="preserve">Tidak Memiliki properti, hanya method saja </w:t>
+      </w:r>
+    </w:p>
+    <w:p>
+      <w:pPr>
+        <w:pStyle w:val="ListParagraph"/>
+        <w:numPr>
+          <w:ilvl w:val="0"/>
+          <w:numId w:val="11"/>
+        </w:numPr>
+        <w:ind w:left="1134" w:hanging="567"/>
+        <w:jc w:val="both"/>
+        <w:rPr>
+          <w:rFonts w:cs="Times New Roman"/>
+        </w:rPr>
+      </w:pPr>
+      <w:r>
+        <w:rPr>
+          <w:rFonts w:cs="Times New Roman"/>
+          <w:b/>
+          <w:bCs/>
+        </w:rPr>
+        <w:t xml:space="preserve">Method </w:t>
+      </w:r>
+      <w:r>
+        <w:rPr>
+          <w:rFonts w:cs="Times New Roman"/>
+        </w:rPr>
+        <w:t xml:space="preserve">nya harus </w:t>
+      </w:r>
+      <w:r>
+        <w:rPr>
+          <w:rFonts w:cs="Times New Roman"/>
+          <w:b/>
+          <w:bCs/>
+        </w:rPr>
+        <w:t>public</w:t>
+      </w:r>
+    </w:p>
+    <w:p>
+      <w:pPr>
+        <w:pStyle w:val="ListParagraph"/>
+        <w:numPr>
+          <w:ilvl w:val="0"/>
+          <w:numId w:val="11"/>
+        </w:numPr>
+        <w:ind w:left="1134" w:hanging="567"/>
+        <w:jc w:val="both"/>
+        <w:rPr>
+          <w:rFonts w:cs="Times New Roman"/>
+        </w:rPr>
+      </w:pPr>
+      <w:r>
+        <w:rPr>
+          <w:rFonts w:cs="Times New Roman"/>
+        </w:rPr>
+        <w:t>Boleh mendeklrasikan construct</w:t>
+      </w:r>
+    </w:p>
+    <w:p>
+      <w:pPr>
+        <w:pStyle w:val="ListParagraph"/>
+        <w:numPr>
+          <w:ilvl w:val="0"/>
+          <w:numId w:val="11"/>
+        </w:numPr>
+        <w:ind w:left="1134" w:hanging="567"/>
+        <w:jc w:val="both"/>
+        <w:rPr>
+          <w:rFonts w:cs="Times New Roman"/>
+        </w:rPr>
+      </w:pPr>
+      <w:r>
+        <w:rPr>
+          <w:rFonts w:cs="Times New Roman"/>
+        </w:rPr>
+        <w:t>Satu kelas boleh mengimplementasikan banyak interface</w:t>
+      </w:r>
+    </w:p>
+    <w:p>
+      <w:pPr>
+        <w:pStyle w:val="ListParagraph"/>
+        <w:numPr>
+          <w:ilvl w:val="0"/>
+          <w:numId w:val="11"/>
+        </w:numPr>
+        <w:ind w:left="1134" w:hanging="567"/>
+        <w:jc w:val="both"/>
+        <w:rPr>
+          <w:rFonts w:cs="Times New Roman"/>
+        </w:rPr>
+      </w:pPr>
+      <w:r>
+        <w:rPr>
+          <w:rFonts w:cs="Times New Roman"/>
+        </w:rPr>
+        <w:t xml:space="preserve">Pada akhirnya kita akan mencapai </w:t>
+      </w:r>
+      <w:r>
+        <w:rPr>
+          <w:rFonts w:cs="Times New Roman"/>
+          <w:b/>
+          <w:bCs/>
+        </w:rPr>
+        <w:t>Polymhorpism</w:t>
+      </w:r>
+    </w:p>
+    <w:p>
+      <w:pPr>
+        <w:pStyle w:val="ListParagraph"/>
+        <w:ind w:left="1134"/>
+        <w:jc w:val="both"/>
+        <w:rPr>
+          <w:rFonts w:cs="Times New Roman"/>
+        </w:rPr>
+      </w:pPr>
+    </w:p>
+    <w:p>
+      <w:pPr>
+        <w:spacing w:after="0"/>
+        <w:jc w:val="both"/>
+        <w:rPr>
+          <w:rFonts w:cs="Times New Roman"/>
+          <w:b/>
+          <w:bCs/>
+        </w:rPr>
+      </w:pPr>
+      <w:r>
+        <w:rPr>
+          <w:rFonts w:cs="Times New Roman"/>
+          <w:b/>
+          <w:bCs/>
+        </w:rPr>
+        <w:t>Studi Kasus</w:t>
+      </w:r>
+    </w:p>
+    <w:p>
+      <w:pPr>
+        <w:jc w:val="both"/>
+        <w:rPr>
+          <w:rFonts w:cs="Times New Roman"/>
+        </w:rPr>
+      </w:pPr>
+      <w:r>
+        <w:rPr>
+          <w:rFonts w:cs="Times New Roman"/>
+        </w:rPr>
+        <w:t xml:space="preserve">Jadi disini kita akan menjadikan </w:t>
+      </w:r>
+      <w:r>
+        <w:rPr>
+          <w:rFonts w:cs="Times New Roman"/>
+        </w:rPr>
+        <w:t> </w:t>
+      </w:r>
+      <w:r>
+        <w:rPr>
+          <w:rFonts w:cs="Times New Roman"/>
+          <w:b/>
+          <w:bCs/>
+        </w:rPr>
+        <w:t xml:space="preserve"> abstract public function getInfoProduk();</w:t>
+      </w:r>
+      <w:r>
+        <w:rPr>
+          <w:rFonts w:cs="Times New Roman"/>
+          <w:b/>
+          <w:bCs/>
+        </w:rPr>
+        <w:t xml:space="preserve"> </w:t>
+      </w:r>
+      <w:r>
+        <w:rPr>
+          <w:rFonts w:cs="Times New Roman"/>
+        </w:rPr>
+        <w:t>menjadi suatu interface, ketika kelas turunanya ingin menggunakan getInfoProduk, maka tinggal di implements.</w:t>
+      </w:r>
+    </w:p>
+    <w:p>
+      <w:pPr>
+        <w:shd w:val="clear" w:color="auto" w:fill="1F1F1F"/>
+        <w:spacing w:after="0" w:line="285" w:lineRule="atLeast"/>
+        <w:rPr>
+          <w:rFonts w:ascii="Consolas" w:eastAsia="Times New Roman" w:hAnsi="Consolas" w:cs="Times New Roman"/>
+          <w:color w:val="CCCCCC"/>
+          <w:kern w:val="0"/>
+          <w:sz w:val="21"/>
+          <w:szCs w:val="21"/>
+          <w:lang w:eastAsia="en-ID"/>
+          <w14:ligatures w14:val="none"/>
+        </w:rPr>
+      </w:pPr>
+      <w:r>
+        <w:rPr>
+          <w:rFonts w:ascii="Consolas" w:eastAsia="Times New Roman" w:hAnsi="Consolas" w:cs="Times New Roman"/>
+          <w:color w:val="569CD6"/>
+          <w:kern w:val="0"/>
+          <w:sz w:val="21"/>
+          <w:szCs w:val="21"/>
+          <w:lang w:eastAsia="en-ID"/>
+          <w14:ligatures w14:val="none"/>
+        </w:rPr>
+        <w:t>interface</w:t>
+      </w:r>
+      <w:r>
+        <w:rPr>
+          <w:rFonts w:ascii="Consolas" w:eastAsia="Times New Roman" w:hAnsi="Consolas" w:cs="Times New Roman"/>
+          <w:color w:val="D4D4D4"/>
+          <w:kern w:val="0"/>
+          <w:sz w:val="21"/>
+          <w:szCs w:val="21"/>
+          <w:lang w:eastAsia="en-ID"/>
+          <w14:ligatures w14:val="none"/>
+        </w:rPr>
+        <w:t xml:space="preserve"> </w:t>
+      </w:r>
+      <w:r>
+        <w:rPr>
+          <w:rFonts w:ascii="Consolas" w:eastAsia="Times New Roman" w:hAnsi="Consolas" w:cs="Times New Roman"/>
+          <w:color w:val="4EC9B0"/>
+          <w:kern w:val="0"/>
+          <w:sz w:val="21"/>
+          <w:szCs w:val="21"/>
+          <w:lang w:eastAsia="en-ID"/>
+          <w14:ligatures w14:val="none"/>
+        </w:rPr>
+        <w:t>InfoProduk</w:t>
+      </w:r>
+      <w:r>
+        <w:rPr>
+          <w:rFonts w:ascii="Consolas" w:eastAsia="Times New Roman" w:hAnsi="Consolas" w:cs="Times New Roman"/>
+          <w:color w:val="D4D4D4"/>
+          <w:kern w:val="0"/>
+          <w:sz w:val="21"/>
+          <w:szCs w:val="21"/>
+          <w:lang w:eastAsia="en-ID"/>
+          <w14:ligatures w14:val="none"/>
+        </w:rPr>
+        <w:t xml:space="preserve"> {</w:t>
+      </w:r>
+    </w:p>
+    <w:p>
+      <w:pPr>
+        <w:shd w:val="clear" w:color="auto" w:fill="1F1F1F"/>
+        <w:spacing w:after="0" w:line="285" w:lineRule="atLeast"/>
+        <w:rPr>
+          <w:rFonts w:ascii="Consolas" w:eastAsia="Times New Roman" w:hAnsi="Consolas" w:cs="Times New Roman"/>
+          <w:color w:val="CCCCCC"/>
+          <w:kern w:val="0"/>
+          <w:sz w:val="21"/>
+          <w:szCs w:val="21"/>
+          <w:lang w:eastAsia="en-ID"/>
+          <w14:ligatures w14:val="none"/>
+        </w:rPr>
+      </w:pPr>
+      <w:r>
+        <w:rPr>
+          <w:rFonts w:ascii="Consolas" w:eastAsia="Times New Roman" w:hAnsi="Consolas" w:cs="Times New Roman"/>
+          <w:color w:val="D4D4D4"/>
+          <w:kern w:val="0"/>
+          <w:sz w:val="21"/>
+          <w:szCs w:val="21"/>
+          <w:lang w:eastAsia="en-ID"/>
+          <w14:ligatures w14:val="none"/>
+        </w:rPr>
+        <w:t xml:space="preserve">  </w:t>
+      </w:r>
+      <w:r>
+        <w:rPr>
+          <w:rFonts w:ascii="Consolas" w:eastAsia="Times New Roman" w:hAnsi="Consolas" w:cs="Times New Roman"/>
+          <w:color w:val="569CD6"/>
+          <w:kern w:val="0"/>
+          <w:sz w:val="21"/>
+          <w:szCs w:val="21"/>
+          <w:lang w:eastAsia="en-ID"/>
+          <w14:ligatures w14:val="none"/>
+        </w:rPr>
+        <w:t>public</w:t>
+      </w:r>
+      <w:r>
+        <w:rPr>
+          <w:rFonts w:ascii="Consolas" w:eastAsia="Times New Roman" w:hAnsi="Consolas" w:cs="Times New Roman"/>
+          <w:color w:val="D4D4D4"/>
+          <w:kern w:val="0"/>
+          <w:sz w:val="21"/>
+          <w:szCs w:val="21"/>
+          <w:lang w:eastAsia="en-ID"/>
+          <w14:ligatures w14:val="none"/>
+        </w:rPr>
+        <w:t xml:space="preserve"> </w:t>
+      </w:r>
+      <w:r>
+        <w:rPr>
+          <w:rFonts w:ascii="Consolas" w:eastAsia="Times New Roman" w:hAnsi="Consolas" w:cs="Times New Roman"/>
+          <w:color w:val="569CD6"/>
+          <w:kern w:val="0"/>
+          <w:sz w:val="21"/>
+          <w:szCs w:val="21"/>
+          <w:lang w:eastAsia="en-ID"/>
+          <w14:ligatures w14:val="none"/>
+        </w:rPr>
+        <w:t>function</w:t>
+      </w:r>
+      <w:r>
+        <w:rPr>
+          <w:rFonts w:ascii="Consolas" w:eastAsia="Times New Roman" w:hAnsi="Consolas" w:cs="Times New Roman"/>
+          <w:color w:val="D4D4D4"/>
+          <w:kern w:val="0"/>
+          <w:sz w:val="21"/>
+          <w:szCs w:val="21"/>
+          <w:lang w:eastAsia="en-ID"/>
+          <w14:ligatures w14:val="none"/>
+        </w:rPr>
+        <w:t xml:space="preserve"> </w:t>
+      </w:r>
+      <w:r>
+        <w:rPr>
+          <w:rFonts w:ascii="Consolas" w:eastAsia="Times New Roman" w:hAnsi="Consolas" w:cs="Times New Roman"/>
+          <w:color w:val="DCDCAA"/>
+          <w:kern w:val="0"/>
+          <w:sz w:val="21"/>
+          <w:szCs w:val="21"/>
+          <w:lang w:eastAsia="en-ID"/>
+          <w14:ligatures w14:val="none"/>
+        </w:rPr>
+        <w:t>getInfoProduk</w:t>
+      </w:r>
+      <w:r>
+        <w:rPr>
+          <w:rFonts w:ascii="Consolas" w:eastAsia="Times New Roman" w:hAnsi="Consolas" w:cs="Times New Roman"/>
+          <w:color w:val="D4D4D4"/>
+          <w:kern w:val="0"/>
+          <w:sz w:val="21"/>
+          <w:szCs w:val="21"/>
+          <w:lang w:eastAsia="en-ID"/>
+          <w14:ligatures w14:val="none"/>
+        </w:rPr>
+        <w:t>();</w:t>
+      </w:r>
+    </w:p>
+    <w:p>
+      <w:pPr>
+        <w:shd w:val="clear" w:color="auto" w:fill="1F1F1F"/>
+        <w:spacing w:after="0" w:line="285" w:lineRule="atLeast"/>
+        <w:rPr>
+          <w:rFonts w:ascii="Consolas" w:eastAsia="Times New Roman" w:hAnsi="Consolas" w:cs="Times New Roman"/>
+          <w:color w:val="CCCCCC"/>
+          <w:kern w:val="0"/>
+          <w:sz w:val="21"/>
+          <w:szCs w:val="21"/>
+          <w:lang w:eastAsia="en-ID"/>
+          <w14:ligatures w14:val="none"/>
+        </w:rPr>
+      </w:pPr>
+      <w:r>
+        <w:rPr>
+          <w:rFonts w:ascii="Consolas" w:eastAsia="Times New Roman" w:hAnsi="Consolas" w:cs="Times New Roman"/>
+          <w:color w:val="D4D4D4"/>
+          <w:kern w:val="0"/>
+          <w:sz w:val="21"/>
+          <w:szCs w:val="21"/>
+          <w:lang w:eastAsia="en-ID"/>
+          <w14:ligatures w14:val="none"/>
+        </w:rPr>
+        <w:t>}</w:t>
+      </w:r>
+    </w:p>
+    <w:p>
+      <w:pPr>
+        <w:shd w:val="clear" w:color="auto" w:fill="1F1F1F"/>
+        <w:spacing w:after="0" w:line="285" w:lineRule="atLeast"/>
+        <w:rPr>
+          <w:rFonts w:ascii="Consolas" w:eastAsia="Times New Roman" w:hAnsi="Consolas" w:cs="Times New Roman"/>
+          <w:color w:val="CCCCCC"/>
+          <w:kern w:val="0"/>
+          <w:sz w:val="21"/>
+          <w:szCs w:val="21"/>
+          <w:lang w:eastAsia="en-ID"/>
+          <w14:ligatures w14:val="none"/>
+        </w:rPr>
+      </w:pPr>
+      <w:r>
+        <w:rPr>
+          <w:rFonts w:ascii="Consolas" w:eastAsia="Times New Roman" w:hAnsi="Consolas" w:cs="Times New Roman"/>
+          <w:color w:val="569CD6"/>
+          <w:kern w:val="0"/>
+          <w:sz w:val="21"/>
+          <w:szCs w:val="21"/>
+          <w:lang w:eastAsia="en-ID"/>
+          <w14:ligatures w14:val="none"/>
+        </w:rPr>
+        <w:t>class</w:t>
+      </w:r>
+      <w:r>
+        <w:rPr>
+          <w:rFonts w:ascii="Consolas" w:eastAsia="Times New Roman" w:hAnsi="Consolas" w:cs="Times New Roman"/>
+          <w:color w:val="D4D4D4"/>
+          <w:kern w:val="0"/>
+          <w:sz w:val="21"/>
+          <w:szCs w:val="21"/>
+          <w:lang w:eastAsia="en-ID"/>
+          <w14:ligatures w14:val="none"/>
+        </w:rPr>
+        <w:t xml:space="preserve"> </w:t>
+      </w:r>
+      <w:r>
+        <w:rPr>
+          <w:rFonts w:ascii="Consolas" w:eastAsia="Times New Roman" w:hAnsi="Consolas" w:cs="Times New Roman"/>
+          <w:color w:val="4EC9B0"/>
+          <w:kern w:val="0"/>
+          <w:sz w:val="21"/>
+          <w:szCs w:val="21"/>
+          <w:lang w:eastAsia="en-ID"/>
+          <w14:ligatures w14:val="none"/>
+        </w:rPr>
+        <w:t>Game</w:t>
+      </w:r>
+      <w:r>
+        <w:rPr>
+          <w:rFonts w:ascii="Consolas" w:eastAsia="Times New Roman" w:hAnsi="Consolas" w:cs="Times New Roman"/>
+          <w:color w:val="D4D4D4"/>
+          <w:kern w:val="0"/>
+          <w:sz w:val="21"/>
+          <w:szCs w:val="21"/>
+          <w:lang w:eastAsia="en-ID"/>
+          <w14:ligatures w14:val="none"/>
+        </w:rPr>
+        <w:t xml:space="preserve"> </w:t>
+      </w:r>
+      <w:r>
+        <w:rPr>
+          <w:rFonts w:ascii="Consolas" w:eastAsia="Times New Roman" w:hAnsi="Consolas" w:cs="Times New Roman"/>
+          <w:color w:val="569CD6"/>
+          <w:kern w:val="0"/>
+          <w:sz w:val="21"/>
+          <w:szCs w:val="21"/>
+          <w:lang w:eastAsia="en-ID"/>
+          <w14:ligatures w14:val="none"/>
+        </w:rPr>
+        <w:t>extends</w:t>
+      </w:r>
+      <w:r>
+        <w:rPr>
+          <w:rFonts w:ascii="Consolas" w:eastAsia="Times New Roman" w:hAnsi="Consolas" w:cs="Times New Roman"/>
+          <w:color w:val="D4D4D4"/>
+          <w:kern w:val="0"/>
+          <w:sz w:val="21"/>
+          <w:szCs w:val="21"/>
+          <w:lang w:eastAsia="en-ID"/>
+          <w14:ligatures w14:val="none"/>
+        </w:rPr>
+        <w:t xml:space="preserve"> </w:t>
+      </w:r>
+      <w:r>
+        <w:rPr>
+          <w:rFonts w:ascii="Consolas" w:eastAsia="Times New Roman" w:hAnsi="Consolas" w:cs="Times New Roman"/>
+          <w:color w:val="4EC9B0"/>
+          <w:kern w:val="0"/>
+          <w:sz w:val="21"/>
+          <w:szCs w:val="21"/>
+          <w:lang w:eastAsia="en-ID"/>
+          <w14:ligatures w14:val="none"/>
+        </w:rPr>
+        <w:t>Produk</w:t>
+      </w:r>
+      <w:r>
+        <w:rPr>
+          <w:rFonts w:ascii="Consolas" w:eastAsia="Times New Roman" w:hAnsi="Consolas" w:cs="Times New Roman"/>
+          <w:color w:val="D4D4D4"/>
+          <w:kern w:val="0"/>
+          <w:sz w:val="21"/>
+          <w:szCs w:val="21"/>
+          <w:lang w:eastAsia="en-ID"/>
+          <w14:ligatures w14:val="none"/>
+        </w:rPr>
+        <w:t xml:space="preserve"> </w:t>
+      </w:r>
+      <w:r>
+        <w:rPr>
+          <w:rFonts w:ascii="Consolas" w:eastAsia="Times New Roman" w:hAnsi="Consolas" w:cs="Times New Roman"/>
+          <w:color w:val="569CD6"/>
+          <w:kern w:val="0"/>
+          <w:sz w:val="21"/>
+          <w:szCs w:val="21"/>
+          <w:lang w:eastAsia="en-ID"/>
+          <w14:ligatures w14:val="none"/>
+        </w:rPr>
+        <w:t>implements</w:t>
+      </w:r>
+      <w:r>
+        <w:rPr>
+          <w:rFonts w:ascii="Consolas" w:eastAsia="Times New Roman" w:hAnsi="Consolas" w:cs="Times New Roman"/>
+          <w:color w:val="D4D4D4"/>
+          <w:kern w:val="0"/>
+          <w:sz w:val="21"/>
+          <w:szCs w:val="21"/>
+          <w:lang w:eastAsia="en-ID"/>
+          <w14:ligatures w14:val="none"/>
+        </w:rPr>
+        <w:t xml:space="preserve"> </w:t>
+      </w:r>
+      <w:r>
+        <w:rPr>
+          <w:rFonts w:ascii="Consolas" w:eastAsia="Times New Roman" w:hAnsi="Consolas" w:cs="Times New Roman"/>
+          <w:color w:val="4EC9B0"/>
+          <w:kern w:val="0"/>
+          <w:sz w:val="21"/>
+          <w:szCs w:val="21"/>
+          <w:lang w:eastAsia="en-ID"/>
+          <w14:ligatures w14:val="none"/>
+        </w:rPr>
+        <w:t>InfoProduk</w:t>
+      </w:r>
+    </w:p>
+    <w:p>
+      <w:pPr>
+        <w:shd w:val="clear" w:color="auto" w:fill="1F1F1F"/>
+        <w:spacing w:after="0" w:line="285" w:lineRule="atLeast"/>
+        <w:rPr>
+          <w:rFonts w:ascii="Consolas" w:eastAsia="Times New Roman" w:hAnsi="Consolas" w:cs="Times New Roman"/>
+          <w:color w:val="CCCCCC"/>
+          <w:kern w:val="0"/>
+          <w:sz w:val="21"/>
+          <w:szCs w:val="21"/>
+          <w:lang w:eastAsia="en-ID"/>
+          <w14:ligatures w14:val="none"/>
+        </w:rPr>
+      </w:pPr>
+      <w:r>
+        <w:rPr>
+          <w:rFonts w:ascii="Consolas" w:eastAsia="Times New Roman" w:hAnsi="Consolas" w:cs="Times New Roman"/>
+          <w:color w:val="569CD6"/>
+          <w:kern w:val="0"/>
+          <w:sz w:val="21"/>
+          <w:szCs w:val="21"/>
+          <w:lang w:eastAsia="en-ID"/>
+          <w14:ligatures w14:val="none"/>
+        </w:rPr>
+        <w:t>class</w:t>
+      </w:r>
+      <w:r>
+        <w:rPr>
+          <w:rFonts w:ascii="Consolas" w:eastAsia="Times New Roman" w:hAnsi="Consolas" w:cs="Times New Roman"/>
+          <w:color w:val="D4D4D4"/>
+          <w:kern w:val="0"/>
+          <w:sz w:val="21"/>
+          <w:szCs w:val="21"/>
+          <w:lang w:eastAsia="en-ID"/>
+          <w14:ligatures w14:val="none"/>
+        </w:rPr>
+        <w:t xml:space="preserve"> </w:t>
+      </w:r>
+      <w:r>
+        <w:rPr>
+          <w:rFonts w:ascii="Consolas" w:eastAsia="Times New Roman" w:hAnsi="Consolas" w:cs="Times New Roman"/>
+          <w:color w:val="4EC9B0"/>
+          <w:kern w:val="0"/>
+          <w:sz w:val="21"/>
+          <w:szCs w:val="21"/>
+          <w:lang w:eastAsia="en-ID"/>
+          <w14:ligatures w14:val="none"/>
+        </w:rPr>
+        <w:t>Komik</w:t>
+      </w:r>
+      <w:r>
+        <w:rPr>
+          <w:rFonts w:ascii="Consolas" w:eastAsia="Times New Roman" w:hAnsi="Consolas" w:cs="Times New Roman"/>
+          <w:color w:val="D4D4D4"/>
+          <w:kern w:val="0"/>
+          <w:sz w:val="21"/>
+          <w:szCs w:val="21"/>
+          <w:lang w:eastAsia="en-ID"/>
+          <w14:ligatures w14:val="none"/>
+        </w:rPr>
+        <w:t xml:space="preserve"> </w:t>
+      </w:r>
+      <w:r>
+        <w:rPr>
+          <w:rFonts w:ascii="Consolas" w:eastAsia="Times New Roman" w:hAnsi="Consolas" w:cs="Times New Roman"/>
+          <w:color w:val="569CD6"/>
+          <w:kern w:val="0"/>
+          <w:sz w:val="21"/>
+          <w:szCs w:val="21"/>
+          <w:lang w:eastAsia="en-ID"/>
+          <w14:ligatures w14:val="none"/>
+        </w:rPr>
+        <w:t>extends</w:t>
+      </w:r>
+      <w:r>
+        <w:rPr>
+          <w:rFonts w:ascii="Consolas" w:eastAsia="Times New Roman" w:hAnsi="Consolas" w:cs="Times New Roman"/>
+          <w:color w:val="D4D4D4"/>
+          <w:kern w:val="0"/>
+          <w:sz w:val="21"/>
+          <w:szCs w:val="21"/>
+          <w:lang w:eastAsia="en-ID"/>
+          <w14:ligatures w14:val="none"/>
+        </w:rPr>
+        <w:t xml:space="preserve"> </w:t>
+      </w:r>
+      <w:r>
+        <w:rPr>
+          <w:rFonts w:ascii="Consolas" w:eastAsia="Times New Roman" w:hAnsi="Consolas" w:cs="Times New Roman"/>
+          <w:color w:val="4EC9B0"/>
+          <w:kern w:val="0"/>
+          <w:sz w:val="21"/>
+          <w:szCs w:val="21"/>
+          <w:lang w:eastAsia="en-ID"/>
+          <w14:ligatures w14:val="none"/>
+        </w:rPr>
+        <w:t>Produk</w:t>
+      </w:r>
+      <w:r>
+        <w:rPr>
+          <w:rFonts w:ascii="Consolas" w:eastAsia="Times New Roman" w:hAnsi="Consolas" w:cs="Times New Roman"/>
+          <w:color w:val="D4D4D4"/>
+          <w:kern w:val="0"/>
+          <w:sz w:val="21"/>
+          <w:szCs w:val="21"/>
+          <w:lang w:eastAsia="en-ID"/>
+          <w14:ligatures w14:val="none"/>
+        </w:rPr>
+        <w:t xml:space="preserve"> </w:t>
+      </w:r>
+      <w:r>
+        <w:rPr>
+          <w:rFonts w:ascii="Consolas" w:eastAsia="Times New Roman" w:hAnsi="Consolas" w:cs="Times New Roman"/>
+          <w:color w:val="569CD6"/>
+          <w:kern w:val="0"/>
+          <w:sz w:val="21"/>
+          <w:szCs w:val="21"/>
+          <w:lang w:eastAsia="en-ID"/>
+          <w14:ligatures w14:val="none"/>
+        </w:rPr>
+        <w:t>implements</w:t>
+      </w:r>
+      <w:r>
+        <w:rPr>
+          <w:rFonts w:ascii="Consolas" w:eastAsia="Times New Roman" w:hAnsi="Consolas" w:cs="Times New Roman"/>
+          <w:color w:val="D4D4D4"/>
+          <w:kern w:val="0"/>
+          <w:sz w:val="21"/>
+          <w:szCs w:val="21"/>
+          <w:lang w:eastAsia="en-ID"/>
+          <w14:ligatures w14:val="none"/>
+        </w:rPr>
+        <w:t xml:space="preserve"> </w:t>
+      </w:r>
+      <w:r>
+        <w:rPr>
+          <w:rFonts w:ascii="Consolas" w:eastAsia="Times New Roman" w:hAnsi="Consolas" w:cs="Times New Roman"/>
+          <w:color w:val="4EC9B0"/>
+          <w:kern w:val="0"/>
+          <w:sz w:val="21"/>
+          <w:szCs w:val="21"/>
+          <w:lang w:eastAsia="en-ID"/>
+          <w14:ligatures w14:val="none"/>
+        </w:rPr>
+        <w:t>InfoProduk</w:t>
+      </w:r>
+      <w:r>
+        <w:rPr>
+          <w:rFonts w:ascii="Consolas" w:eastAsia="Times New Roman" w:hAnsi="Consolas" w:cs="Times New Roman"/>
+          <w:color w:val="D4D4D4"/>
+          <w:kern w:val="0"/>
+          <w:sz w:val="21"/>
+          <w:szCs w:val="21"/>
+          <w:lang w:eastAsia="en-ID"/>
+          <w14:ligatures w14:val="none"/>
+        </w:rPr>
+        <w:t xml:space="preserve"> </w:t>
+      </w:r>
+    </w:p>
+    <w:p>
+      <w:pPr>
+        <w:jc w:val="both"/>
+        <w:rPr>
+          <w:rFonts w:cs="Times New Roman"/>
+        </w:rPr>
+      </w:pPr>
+      <w:r>
+        <w:rPr>
+          <w:rFonts w:cs="Times New Roman"/>
+        </w:rPr>
+        <w:t>Nah , itulah Interface. Sekarang kita rapihkan kodenya, dikarenakan ketika kita memangill class Produk maka tidak eror, kita jadikan dia abstract</w:t>
+      </w:r>
+    </w:p>
+    <w:p>
+      <w:pPr>
+        <w:shd w:val="clear" w:color="auto" w:fill="1F1F1F"/>
+        <w:spacing w:after="0" w:line="285" w:lineRule="atLeast"/>
+        <w:rPr>
+          <w:rFonts w:ascii="Consolas" w:eastAsia="Times New Roman" w:hAnsi="Consolas" w:cs="Times New Roman"/>
+          <w:color w:val="CCCCCC"/>
+          <w:kern w:val="0"/>
+          <w:sz w:val="21"/>
+          <w:szCs w:val="21"/>
+          <w:lang w:eastAsia="en-ID"/>
+          <w14:ligatures w14:val="none"/>
+        </w:rPr>
+      </w:pPr>
+      <w:r>
+        <w:rPr>
+          <w:rFonts w:ascii="Consolas" w:eastAsia="Times New Roman" w:hAnsi="Consolas" w:cs="Times New Roman"/>
+          <w:color w:val="569CD6"/>
+          <w:kern w:val="0"/>
+          <w:sz w:val="21"/>
+          <w:szCs w:val="21"/>
+          <w:lang w:eastAsia="en-ID"/>
+          <w14:ligatures w14:val="none"/>
+        </w:rPr>
+        <w:t>abstract</w:t>
+      </w:r>
+      <w:r>
+        <w:rPr>
+          <w:rFonts w:ascii="Consolas" w:eastAsia="Times New Roman" w:hAnsi="Consolas" w:cs="Times New Roman"/>
+          <w:color w:val="D4D4D4"/>
+          <w:kern w:val="0"/>
+          <w:sz w:val="21"/>
+          <w:szCs w:val="21"/>
+          <w:lang w:eastAsia="en-ID"/>
+          <w14:ligatures w14:val="none"/>
+        </w:rPr>
+        <w:t xml:space="preserve"> </w:t>
+      </w:r>
+      <w:r>
+        <w:rPr>
+          <w:rFonts w:ascii="Consolas" w:eastAsia="Times New Roman" w:hAnsi="Consolas" w:cs="Times New Roman"/>
+          <w:color w:val="569CD6"/>
+          <w:kern w:val="0"/>
+          <w:sz w:val="21"/>
+          <w:szCs w:val="21"/>
+          <w:lang w:eastAsia="en-ID"/>
+          <w14:ligatures w14:val="none"/>
+        </w:rPr>
+        <w:t>class</w:t>
+      </w:r>
+      <w:r>
+        <w:rPr>
+          <w:rFonts w:ascii="Consolas" w:eastAsia="Times New Roman" w:hAnsi="Consolas" w:cs="Times New Roman"/>
+          <w:color w:val="D4D4D4"/>
+          <w:kern w:val="0"/>
+          <w:sz w:val="21"/>
+          <w:szCs w:val="21"/>
+          <w:lang w:eastAsia="en-ID"/>
+          <w14:ligatures w14:val="none"/>
+        </w:rPr>
+        <w:t xml:space="preserve"> </w:t>
+      </w:r>
+      <w:r>
+        <w:rPr>
+          <w:rFonts w:ascii="Consolas" w:eastAsia="Times New Roman" w:hAnsi="Consolas" w:cs="Times New Roman"/>
+          <w:color w:val="4EC9B0"/>
+          <w:kern w:val="0"/>
+          <w:sz w:val="21"/>
+          <w:szCs w:val="21"/>
+          <w:lang w:eastAsia="en-ID"/>
+          <w14:ligatures w14:val="none"/>
+        </w:rPr>
+        <w:t>Produk</w:t>
+      </w:r>
+      <w:r>
+        <w:rPr>
+          <w:rFonts w:ascii="Consolas" w:eastAsia="Times New Roman" w:hAnsi="Consolas" w:cs="Times New Roman"/>
+          <w:color w:val="D4D4D4"/>
+          <w:kern w:val="0"/>
+          <w:sz w:val="21"/>
+          <w:szCs w:val="21"/>
+          <w:lang w:eastAsia="en-ID"/>
+          <w14:ligatures w14:val="none"/>
+        </w:rPr>
+        <w:t xml:space="preserve"> {</w:t>
+      </w:r>
+    </w:p>
+    <w:p>
+      <w:pPr>
+        <w:jc w:val="both"/>
+        <w:rPr>
+          <w:rFonts w:cs="Times New Roman"/>
+          <w:b/>
+          <w:bCs/>
+        </w:rPr>
+      </w:pPr>
+      <w:r>
+        <w:rPr>
+          <w:rFonts w:cs="Times New Roman"/>
+        </w:rPr>
+        <w:t xml:space="preserve">Syarat dari class abstract yakni harus </w:t>
+      </w:r>
+      <w:r>
+        <w:rPr>
+          <w:rFonts w:cs="Times New Roman"/>
+          <w:b/>
+          <w:bCs/>
+        </w:rPr>
+        <w:t>memiliki 1 metod abstrak</w:t>
+      </w:r>
+    </w:p>
+    <w:p>
+      <w:pPr>
+        <w:shd w:val="clear" w:color="auto" w:fill="1F1F1F"/>
+        <w:spacing w:after="0" w:line="285" w:lineRule="atLeast"/>
+        <w:rPr>
+          <w:rFonts w:ascii="Consolas" w:eastAsia="Times New Roman" w:hAnsi="Consolas" w:cs="Times New Roman"/>
+          <w:color w:val="CCCCCC"/>
+          <w:kern w:val="0"/>
+          <w:sz w:val="21"/>
+          <w:szCs w:val="21"/>
+          <w:lang w:eastAsia="en-ID"/>
+          <w14:ligatures w14:val="none"/>
+        </w:rPr>
+      </w:pPr>
+      <w:r>
+        <w:rPr>
+          <w:rFonts w:ascii="Consolas" w:eastAsia="Times New Roman" w:hAnsi="Consolas" w:cs="Times New Roman"/>
+          <w:color w:val="D4D4D4"/>
+          <w:kern w:val="0"/>
+          <w:sz w:val="21"/>
+          <w:szCs w:val="21"/>
+          <w:lang w:eastAsia="en-ID"/>
+          <w14:ligatures w14:val="none"/>
+        </w:rPr>
+        <w:t xml:space="preserve">  </w:t>
+      </w:r>
+      <w:r>
+        <w:rPr>
+          <w:rFonts w:ascii="Consolas" w:eastAsia="Times New Roman" w:hAnsi="Consolas" w:cs="Times New Roman"/>
+          <w:color w:val="569CD6"/>
+          <w:kern w:val="0"/>
+          <w:sz w:val="21"/>
+          <w:szCs w:val="21"/>
+          <w:lang w:eastAsia="en-ID"/>
+          <w14:ligatures w14:val="none"/>
+        </w:rPr>
+        <w:t>abstract</w:t>
+      </w:r>
+      <w:r>
+        <w:rPr>
+          <w:rFonts w:ascii="Consolas" w:eastAsia="Times New Roman" w:hAnsi="Consolas" w:cs="Times New Roman"/>
+          <w:color w:val="D4D4D4"/>
+          <w:kern w:val="0"/>
+          <w:sz w:val="21"/>
+          <w:szCs w:val="21"/>
+          <w:lang w:eastAsia="en-ID"/>
+          <w14:ligatures w14:val="none"/>
+        </w:rPr>
+        <w:t xml:space="preserve"> </w:t>
+      </w:r>
+      <w:r>
+        <w:rPr>
+          <w:rFonts w:ascii="Consolas" w:eastAsia="Times New Roman" w:hAnsi="Consolas" w:cs="Times New Roman"/>
+          <w:color w:val="569CD6"/>
+          <w:kern w:val="0"/>
+          <w:sz w:val="21"/>
+          <w:szCs w:val="21"/>
+          <w:lang w:eastAsia="en-ID"/>
+          <w14:ligatures w14:val="none"/>
+        </w:rPr>
+        <w:t>public</w:t>
+      </w:r>
+      <w:r>
+        <w:rPr>
+          <w:rFonts w:ascii="Consolas" w:eastAsia="Times New Roman" w:hAnsi="Consolas" w:cs="Times New Roman"/>
+          <w:color w:val="D4D4D4"/>
+          <w:kern w:val="0"/>
+          <w:sz w:val="21"/>
+          <w:szCs w:val="21"/>
+          <w:lang w:eastAsia="en-ID"/>
+          <w14:ligatures w14:val="none"/>
+        </w:rPr>
+        <w:t xml:space="preserve"> </w:t>
+      </w:r>
+      <w:r>
+        <w:rPr>
+          <w:rFonts w:ascii="Consolas" w:eastAsia="Times New Roman" w:hAnsi="Consolas" w:cs="Times New Roman"/>
+          <w:color w:val="569CD6"/>
+          <w:kern w:val="0"/>
+          <w:sz w:val="21"/>
+          <w:szCs w:val="21"/>
+          <w:lang w:eastAsia="en-ID"/>
+          <w14:ligatures w14:val="none"/>
+        </w:rPr>
+        <w:t>function</w:t>
+      </w:r>
+      <w:r>
+        <w:rPr>
+          <w:rFonts w:ascii="Consolas" w:eastAsia="Times New Roman" w:hAnsi="Consolas" w:cs="Times New Roman"/>
+          <w:color w:val="D4D4D4"/>
+          <w:kern w:val="0"/>
+          <w:sz w:val="21"/>
+          <w:szCs w:val="21"/>
+          <w:lang w:eastAsia="en-ID"/>
+          <w14:ligatures w14:val="none"/>
+        </w:rPr>
+        <w:t xml:space="preserve"> </w:t>
+      </w:r>
+      <w:r>
+        <w:rPr>
+          <w:rFonts w:ascii="Consolas" w:eastAsia="Times New Roman" w:hAnsi="Consolas" w:cs="Times New Roman"/>
+          <w:color w:val="DCDCAA"/>
+          <w:kern w:val="0"/>
+          <w:sz w:val="21"/>
+          <w:szCs w:val="21"/>
+          <w:lang w:eastAsia="en-ID"/>
+          <w14:ligatures w14:val="none"/>
+        </w:rPr>
+        <w:t>getInfo</w:t>
+      </w:r>
+      <w:r>
+        <w:rPr>
+          <w:rFonts w:ascii="Consolas" w:eastAsia="Times New Roman" w:hAnsi="Consolas" w:cs="Times New Roman"/>
+          <w:color w:val="D4D4D4"/>
+          <w:kern w:val="0"/>
+          <w:sz w:val="21"/>
+          <w:szCs w:val="21"/>
+          <w:lang w:eastAsia="en-ID"/>
+          <w14:ligatures w14:val="none"/>
+        </w:rPr>
+        <w:t>();</w:t>
+      </w:r>
+    </w:p>
+    <w:p>
+      <w:pPr>
+        <w:jc w:val="both"/>
+        <w:rPr>
+          <w:rFonts w:cs="Times New Roman"/>
+          <w:b/>
+          <w:bCs/>
+        </w:rPr>
+      </w:pPr>
+    </w:p>
+    <w:p>
+      <w:pPr>
+        <w:jc w:val="both"/>
+        <w:rPr>
+          <w:rFonts w:cs="Times New Roman"/>
+          <w:b/>
+          <w:bCs/>
+        </w:rPr>
+      </w:pPr>
+    </w:p>
+    <w:p>
+      <w:pPr>
+        <w:jc w:val="both"/>
+        <w:rPr>
+          <w:rFonts w:cs="Times New Roman"/>
+          <w:b/>
+          <w:bCs/>
+        </w:rPr>
+      </w:pPr>
+    </w:p>
+    <w:p>
+      <w:pPr>
+        <w:jc w:val="both"/>
+        <w:rPr>
+          <w:rFonts w:cs="Times New Roman"/>
+        </w:rPr>
+      </w:pPr>
+      <w:r>
+        <w:rPr>
+          <w:rFonts w:cs="Times New Roman"/>
+          <w:b/>
+          <w:bCs/>
+        </w:rPr>
+        <w:lastRenderedPageBreak/>
+        <w:t xml:space="preserve">Sekarang pindahkan getInfo </w:t>
+      </w:r>
+      <w:r>
+        <w:rPr>
+          <w:rFonts w:cs="Times New Roman"/>
+        </w:rPr>
+        <w:t>ke masing masing turunanya/child</w:t>
+      </w:r>
+    </w:p>
+    <w:p>
+      <w:pPr>
+        <w:shd w:val="clear" w:color="auto" w:fill="1F1F1F"/>
+        <w:spacing w:after="0" w:line="285" w:lineRule="atLeast"/>
+        <w:rPr>
+          <w:rFonts w:ascii="Consolas" w:eastAsia="Times New Roman" w:hAnsi="Consolas" w:cs="Times New Roman"/>
+          <w:color w:val="CCCCCC"/>
+          <w:kern w:val="0"/>
+          <w:sz w:val="21"/>
+          <w:szCs w:val="21"/>
+          <w:lang w:eastAsia="en-ID"/>
+          <w14:ligatures w14:val="none"/>
+        </w:rPr>
+      </w:pPr>
+      <w:r>
+        <w:rPr>
+          <w:rFonts w:ascii="Consolas" w:eastAsia="Times New Roman" w:hAnsi="Consolas" w:cs="Times New Roman"/>
+          <w:color w:val="D4D4D4"/>
+          <w:kern w:val="0"/>
+          <w:sz w:val="21"/>
+          <w:szCs w:val="21"/>
+          <w:lang w:eastAsia="en-ID"/>
+          <w14:ligatures w14:val="none"/>
+        </w:rPr>
+        <w:t xml:space="preserve">  </w:t>
+      </w:r>
+      <w:r>
+        <w:rPr>
+          <w:rFonts w:ascii="Consolas" w:eastAsia="Times New Roman" w:hAnsi="Consolas" w:cs="Times New Roman"/>
+          <w:color w:val="569CD6"/>
+          <w:kern w:val="0"/>
+          <w:sz w:val="21"/>
+          <w:szCs w:val="21"/>
+          <w:lang w:eastAsia="en-ID"/>
+          <w14:ligatures w14:val="none"/>
+        </w:rPr>
+        <w:t>public</w:t>
+      </w:r>
+      <w:r>
+        <w:rPr>
+          <w:rFonts w:ascii="Consolas" w:eastAsia="Times New Roman" w:hAnsi="Consolas" w:cs="Times New Roman"/>
+          <w:color w:val="D4D4D4"/>
+          <w:kern w:val="0"/>
+          <w:sz w:val="21"/>
+          <w:szCs w:val="21"/>
+          <w:lang w:eastAsia="en-ID"/>
+          <w14:ligatures w14:val="none"/>
+        </w:rPr>
+        <w:t xml:space="preserve"> </w:t>
+      </w:r>
+      <w:r>
+        <w:rPr>
+          <w:rFonts w:ascii="Consolas" w:eastAsia="Times New Roman" w:hAnsi="Consolas" w:cs="Times New Roman"/>
+          <w:color w:val="569CD6"/>
+          <w:kern w:val="0"/>
+          <w:sz w:val="21"/>
+          <w:szCs w:val="21"/>
+          <w:lang w:eastAsia="en-ID"/>
+          <w14:ligatures w14:val="none"/>
+        </w:rPr>
+        <w:t>function</w:t>
+      </w:r>
+      <w:r>
+        <w:rPr>
+          <w:rFonts w:ascii="Consolas" w:eastAsia="Times New Roman" w:hAnsi="Consolas" w:cs="Times New Roman"/>
+          <w:color w:val="D4D4D4"/>
+          <w:kern w:val="0"/>
+          <w:sz w:val="21"/>
+          <w:szCs w:val="21"/>
+          <w:lang w:eastAsia="en-ID"/>
+          <w14:ligatures w14:val="none"/>
+        </w:rPr>
+        <w:t xml:space="preserve"> </w:t>
+      </w:r>
+      <w:r>
+        <w:rPr>
+          <w:rFonts w:ascii="Consolas" w:eastAsia="Times New Roman" w:hAnsi="Consolas" w:cs="Times New Roman"/>
+          <w:color w:val="DCDCAA"/>
+          <w:kern w:val="0"/>
+          <w:sz w:val="21"/>
+          <w:szCs w:val="21"/>
+          <w:lang w:eastAsia="en-ID"/>
+          <w14:ligatures w14:val="none"/>
+        </w:rPr>
+        <w:t>getInfo</w:t>
+      </w:r>
+      <w:r>
+        <w:rPr>
+          <w:rFonts w:ascii="Consolas" w:eastAsia="Times New Roman" w:hAnsi="Consolas" w:cs="Times New Roman"/>
+          <w:color w:val="D4D4D4"/>
+          <w:kern w:val="0"/>
+          <w:sz w:val="21"/>
+          <w:szCs w:val="21"/>
+          <w:lang w:eastAsia="en-ID"/>
+          <w14:ligatures w14:val="none"/>
+        </w:rPr>
+        <w:t>(){</w:t>
+      </w:r>
+    </w:p>
+    <w:p>
+      <w:pPr>
+        <w:shd w:val="clear" w:color="auto" w:fill="1F1F1F"/>
+        <w:spacing w:after="0" w:line="285" w:lineRule="atLeast"/>
+        <w:rPr>
+          <w:rFonts w:ascii="Consolas" w:eastAsia="Times New Roman" w:hAnsi="Consolas" w:cs="Times New Roman"/>
+          <w:color w:val="CCCCCC"/>
+          <w:kern w:val="0"/>
+          <w:sz w:val="21"/>
+          <w:szCs w:val="21"/>
+          <w:lang w:eastAsia="en-ID"/>
+          <w14:ligatures w14:val="none"/>
+        </w:rPr>
+      </w:pPr>
+      <w:r>
+        <w:rPr>
+          <w:rFonts w:ascii="Consolas" w:eastAsia="Times New Roman" w:hAnsi="Consolas" w:cs="Times New Roman"/>
+          <w:color w:val="D4D4D4"/>
+          <w:kern w:val="0"/>
+          <w:sz w:val="21"/>
+          <w:szCs w:val="21"/>
+          <w:lang w:eastAsia="en-ID"/>
+          <w14:ligatures w14:val="none"/>
+        </w:rPr>
+        <w:t xml:space="preserve">    </w:t>
+      </w:r>
+      <w:r>
+        <w:rPr>
+          <w:rFonts w:ascii="Consolas" w:eastAsia="Times New Roman" w:hAnsi="Consolas" w:cs="Times New Roman"/>
+          <w:color w:val="6A9955"/>
+          <w:kern w:val="0"/>
+          <w:sz w:val="21"/>
+          <w:szCs w:val="21"/>
+          <w:lang w:eastAsia="en-ID"/>
+          <w14:ligatures w14:val="none"/>
+        </w:rPr>
+        <w:t>// Komik : Champion Of Ujangs, Dujang , PT Sejahtera Dujang, Rp. 2000 - 100 Halaman</w:t>
+      </w:r>
+    </w:p>
+    <w:p>
+      <w:pPr>
+        <w:shd w:val="clear" w:color="auto" w:fill="1F1F1F"/>
+        <w:spacing w:after="0" w:line="285" w:lineRule="atLeast"/>
+        <w:rPr>
+          <w:rFonts w:ascii="Consolas" w:eastAsia="Times New Roman" w:hAnsi="Consolas" w:cs="Times New Roman"/>
+          <w:color w:val="CCCCCC"/>
+          <w:kern w:val="0"/>
+          <w:sz w:val="21"/>
+          <w:szCs w:val="21"/>
+          <w:lang w:eastAsia="en-ID"/>
+          <w14:ligatures w14:val="none"/>
+        </w:rPr>
+      </w:pPr>
+      <w:r>
+        <w:rPr>
+          <w:rFonts w:ascii="Consolas" w:eastAsia="Times New Roman" w:hAnsi="Consolas" w:cs="Times New Roman"/>
+          <w:color w:val="D4D4D4"/>
+          <w:kern w:val="0"/>
+          <w:sz w:val="21"/>
+          <w:szCs w:val="21"/>
+          <w:lang w:eastAsia="en-ID"/>
+          <w14:ligatures w14:val="none"/>
+        </w:rPr>
+        <w:t xml:space="preserve">    </w:t>
+      </w:r>
+      <w:r>
+        <w:rPr>
+          <w:rFonts w:ascii="Consolas" w:eastAsia="Times New Roman" w:hAnsi="Consolas" w:cs="Times New Roman"/>
+          <w:color w:val="9CDCFE"/>
+          <w:kern w:val="0"/>
+          <w:sz w:val="21"/>
+          <w:szCs w:val="21"/>
+          <w:lang w:eastAsia="en-ID"/>
+          <w14:ligatures w14:val="none"/>
+        </w:rPr>
+        <w:t>$str</w:t>
+      </w:r>
+      <w:r>
+        <w:rPr>
+          <w:rFonts w:ascii="Consolas" w:eastAsia="Times New Roman" w:hAnsi="Consolas" w:cs="Times New Roman"/>
+          <w:color w:val="D4D4D4"/>
+          <w:kern w:val="0"/>
+          <w:sz w:val="21"/>
+          <w:szCs w:val="21"/>
+          <w:lang w:eastAsia="en-ID"/>
+          <w14:ligatures w14:val="none"/>
+        </w:rPr>
+        <w:t xml:space="preserve"> = </w:t>
+      </w:r>
+      <w:r>
+        <w:rPr>
+          <w:rFonts w:ascii="Consolas" w:eastAsia="Times New Roman" w:hAnsi="Consolas" w:cs="Times New Roman"/>
+          <w:color w:val="CE9178"/>
+          <w:kern w:val="0"/>
+          <w:sz w:val="21"/>
+          <w:szCs w:val="21"/>
+          <w:lang w:eastAsia="en-ID"/>
+          <w14:ligatures w14:val="none"/>
+        </w:rPr>
+        <w:t>" {</w:t>
+      </w:r>
+      <w:r>
+        <w:rPr>
+          <w:rFonts w:ascii="Consolas" w:eastAsia="Times New Roman" w:hAnsi="Consolas" w:cs="Times New Roman"/>
+          <w:color w:val="569CD6"/>
+          <w:kern w:val="0"/>
+          <w:sz w:val="21"/>
+          <w:szCs w:val="21"/>
+          <w:lang w:eastAsia="en-ID"/>
+          <w14:ligatures w14:val="none"/>
+        </w:rPr>
+        <w:t>$this</w:t>
+      </w:r>
+      <w:r>
+        <w:rPr>
+          <w:rFonts w:ascii="Consolas" w:eastAsia="Times New Roman" w:hAnsi="Consolas" w:cs="Times New Roman"/>
+          <w:color w:val="D4D4D4"/>
+          <w:kern w:val="0"/>
+          <w:sz w:val="21"/>
+          <w:szCs w:val="21"/>
+          <w:lang w:eastAsia="en-ID"/>
+          <w14:ligatures w14:val="none"/>
+        </w:rPr>
+        <w:t>-&gt;</w:t>
+      </w:r>
+      <w:r>
+        <w:rPr>
+          <w:rFonts w:ascii="Consolas" w:eastAsia="Times New Roman" w:hAnsi="Consolas" w:cs="Times New Roman"/>
+          <w:color w:val="9CDCFE"/>
+          <w:kern w:val="0"/>
+          <w:sz w:val="21"/>
+          <w:szCs w:val="21"/>
+          <w:lang w:eastAsia="en-ID"/>
+          <w14:ligatures w14:val="none"/>
+        </w:rPr>
+        <w:t>judul</w:t>
+      </w:r>
+      <w:r>
+        <w:rPr>
+          <w:rFonts w:ascii="Consolas" w:eastAsia="Times New Roman" w:hAnsi="Consolas" w:cs="Times New Roman"/>
+          <w:color w:val="CE9178"/>
+          <w:kern w:val="0"/>
+          <w:sz w:val="21"/>
+          <w:szCs w:val="21"/>
+          <w:lang w:eastAsia="en-ID"/>
+          <w14:ligatures w14:val="none"/>
+        </w:rPr>
+        <w:t>} | {</w:t>
+      </w:r>
+      <w:r>
+        <w:rPr>
+          <w:rFonts w:ascii="Consolas" w:eastAsia="Times New Roman" w:hAnsi="Consolas" w:cs="Times New Roman"/>
+          <w:color w:val="569CD6"/>
+          <w:kern w:val="0"/>
+          <w:sz w:val="21"/>
+          <w:szCs w:val="21"/>
+          <w:lang w:eastAsia="en-ID"/>
+          <w14:ligatures w14:val="none"/>
+        </w:rPr>
+        <w:t>$this</w:t>
+      </w:r>
+      <w:r>
+        <w:rPr>
+          <w:rFonts w:ascii="Consolas" w:eastAsia="Times New Roman" w:hAnsi="Consolas" w:cs="Times New Roman"/>
+          <w:color w:val="D4D4D4"/>
+          <w:kern w:val="0"/>
+          <w:sz w:val="21"/>
+          <w:szCs w:val="21"/>
+          <w:lang w:eastAsia="en-ID"/>
+          <w14:ligatures w14:val="none"/>
+        </w:rPr>
+        <w:t>-&gt;</w:t>
+      </w:r>
+      <w:r>
+        <w:rPr>
+          <w:rFonts w:ascii="Consolas" w:eastAsia="Times New Roman" w:hAnsi="Consolas" w:cs="Times New Roman"/>
+          <w:color w:val="DCDCAA"/>
+          <w:kern w:val="0"/>
+          <w:sz w:val="21"/>
+          <w:szCs w:val="21"/>
+          <w:lang w:eastAsia="en-ID"/>
+          <w14:ligatures w14:val="none"/>
+        </w:rPr>
+        <w:t>getLabel</w:t>
+      </w:r>
+      <w:r>
+        <w:rPr>
+          <w:rFonts w:ascii="Consolas" w:eastAsia="Times New Roman" w:hAnsi="Consolas" w:cs="Times New Roman"/>
+          <w:color w:val="CE9178"/>
+          <w:kern w:val="0"/>
+          <w:sz w:val="21"/>
+          <w:szCs w:val="21"/>
+          <w:lang w:eastAsia="en-ID"/>
+          <w14:ligatures w14:val="none"/>
+        </w:rPr>
+        <w:t>()} (Rp. {</w:t>
+      </w:r>
+      <w:r>
+        <w:rPr>
+          <w:rFonts w:ascii="Consolas" w:eastAsia="Times New Roman" w:hAnsi="Consolas" w:cs="Times New Roman"/>
+          <w:color w:val="569CD6"/>
+          <w:kern w:val="0"/>
+          <w:sz w:val="21"/>
+          <w:szCs w:val="21"/>
+          <w:lang w:eastAsia="en-ID"/>
+          <w14:ligatures w14:val="none"/>
+        </w:rPr>
+        <w:t>$this</w:t>
+      </w:r>
+      <w:r>
+        <w:rPr>
+          <w:rFonts w:ascii="Consolas" w:eastAsia="Times New Roman" w:hAnsi="Consolas" w:cs="Times New Roman"/>
+          <w:color w:val="D4D4D4"/>
+          <w:kern w:val="0"/>
+          <w:sz w:val="21"/>
+          <w:szCs w:val="21"/>
+          <w:lang w:eastAsia="en-ID"/>
+          <w14:ligatures w14:val="none"/>
+        </w:rPr>
+        <w:t>-&gt;</w:t>
+      </w:r>
+      <w:r>
+        <w:rPr>
+          <w:rFonts w:ascii="Consolas" w:eastAsia="Times New Roman" w:hAnsi="Consolas" w:cs="Times New Roman"/>
+          <w:color w:val="9CDCFE"/>
+          <w:kern w:val="0"/>
+          <w:sz w:val="21"/>
+          <w:szCs w:val="21"/>
+          <w:lang w:eastAsia="en-ID"/>
+          <w14:ligatures w14:val="none"/>
+        </w:rPr>
+        <w:t>harga</w:t>
+      </w:r>
+      <w:r>
+        <w:rPr>
+          <w:rFonts w:ascii="Consolas" w:eastAsia="Times New Roman" w:hAnsi="Consolas" w:cs="Times New Roman"/>
+          <w:color w:val="CE9178"/>
+          <w:kern w:val="0"/>
+          <w:sz w:val="21"/>
+          <w:szCs w:val="21"/>
+          <w:lang w:eastAsia="en-ID"/>
+          <w14:ligatures w14:val="none"/>
+        </w:rPr>
+        <w:t>})"</w:t>
+      </w:r>
+      <w:r>
+        <w:rPr>
+          <w:rFonts w:ascii="Consolas" w:eastAsia="Times New Roman" w:hAnsi="Consolas" w:cs="Times New Roman"/>
+          <w:color w:val="D4D4D4"/>
+          <w:kern w:val="0"/>
+          <w:sz w:val="21"/>
+          <w:szCs w:val="21"/>
+          <w:lang w:eastAsia="en-ID"/>
+          <w14:ligatures w14:val="none"/>
+        </w:rPr>
+        <w:t>;</w:t>
+      </w:r>
+    </w:p>
+    <w:p>
+      <w:pPr>
+        <w:shd w:val="clear" w:color="auto" w:fill="1F1F1F"/>
+        <w:spacing w:after="0" w:line="285" w:lineRule="atLeast"/>
+        <w:rPr>
+          <w:rFonts w:ascii="Consolas" w:eastAsia="Times New Roman" w:hAnsi="Consolas" w:cs="Times New Roman"/>
+          <w:color w:val="CCCCCC"/>
+          <w:kern w:val="0"/>
+          <w:sz w:val="21"/>
+          <w:szCs w:val="21"/>
+          <w:lang w:eastAsia="en-ID"/>
+          <w14:ligatures w14:val="none"/>
+        </w:rPr>
+      </w:pPr>
+      <w:r>
+        <w:rPr>
+          <w:rFonts w:ascii="Consolas" w:eastAsia="Times New Roman" w:hAnsi="Consolas" w:cs="Times New Roman"/>
+          <w:color w:val="D4D4D4"/>
+          <w:kern w:val="0"/>
+          <w:sz w:val="21"/>
+          <w:szCs w:val="21"/>
+          <w:lang w:eastAsia="en-ID"/>
+          <w14:ligatures w14:val="none"/>
+        </w:rPr>
+        <w:t xml:space="preserve">    </w:t>
+      </w:r>
+      <w:r>
+        <w:rPr>
+          <w:rFonts w:ascii="Consolas" w:eastAsia="Times New Roman" w:hAnsi="Consolas" w:cs="Times New Roman"/>
+          <w:color w:val="C586C0"/>
+          <w:kern w:val="0"/>
+          <w:sz w:val="21"/>
+          <w:szCs w:val="21"/>
+          <w:lang w:eastAsia="en-ID"/>
+          <w14:ligatures w14:val="none"/>
+        </w:rPr>
+        <w:t>return</w:t>
+      </w:r>
+      <w:r>
+        <w:rPr>
+          <w:rFonts w:ascii="Consolas" w:eastAsia="Times New Roman" w:hAnsi="Consolas" w:cs="Times New Roman"/>
+          <w:color w:val="D4D4D4"/>
+          <w:kern w:val="0"/>
+          <w:sz w:val="21"/>
+          <w:szCs w:val="21"/>
+          <w:lang w:eastAsia="en-ID"/>
+          <w14:ligatures w14:val="none"/>
+        </w:rPr>
+        <w:t xml:space="preserve"> </w:t>
+      </w:r>
+      <w:r>
+        <w:rPr>
+          <w:rFonts w:ascii="Consolas" w:eastAsia="Times New Roman" w:hAnsi="Consolas" w:cs="Times New Roman"/>
+          <w:color w:val="9CDCFE"/>
+          <w:kern w:val="0"/>
+          <w:sz w:val="21"/>
+          <w:szCs w:val="21"/>
+          <w:lang w:eastAsia="en-ID"/>
+          <w14:ligatures w14:val="none"/>
+        </w:rPr>
+        <w:t>$str</w:t>
+      </w:r>
+      <w:r>
+        <w:rPr>
+          <w:rFonts w:ascii="Consolas" w:eastAsia="Times New Roman" w:hAnsi="Consolas" w:cs="Times New Roman"/>
+          <w:color w:val="D4D4D4"/>
+          <w:kern w:val="0"/>
+          <w:sz w:val="21"/>
+          <w:szCs w:val="21"/>
+          <w:lang w:eastAsia="en-ID"/>
+          <w14:ligatures w14:val="none"/>
+        </w:rPr>
+        <w:t>;</w:t>
+      </w:r>
+    </w:p>
+    <w:p>
+      <w:pPr>
+        <w:shd w:val="clear" w:color="auto" w:fill="1F1F1F"/>
+        <w:spacing w:after="0" w:line="285" w:lineRule="atLeast"/>
+        <w:rPr>
+          <w:rFonts w:ascii="Consolas" w:eastAsia="Times New Roman" w:hAnsi="Consolas" w:cs="Times New Roman"/>
+          <w:color w:val="CCCCCC"/>
+          <w:kern w:val="0"/>
+          <w:sz w:val="21"/>
+          <w:szCs w:val="21"/>
+          <w:lang w:eastAsia="en-ID"/>
+          <w14:ligatures w14:val="none"/>
+        </w:rPr>
+      </w:pPr>
+      <w:r>
+        <w:rPr>
+          <w:rFonts w:ascii="Consolas" w:eastAsia="Times New Roman" w:hAnsi="Consolas" w:cs="Times New Roman"/>
+          <w:color w:val="D4D4D4"/>
+          <w:kern w:val="0"/>
+          <w:sz w:val="21"/>
+          <w:szCs w:val="21"/>
+          <w:lang w:eastAsia="en-ID"/>
+          <w14:ligatures w14:val="none"/>
+        </w:rPr>
+        <w:t>  }</w:t>
+      </w:r>
+    </w:p>
+    <w:p>
+      <w:pPr>
+        <w:jc w:val="both"/>
+        <w:rPr>
+          <w:rFonts w:cs="Times New Roman"/>
+        </w:rPr>
+      </w:pPr>
+    </w:p>
+    <w:p>
+      <w:pPr>
+        <w:pStyle w:val="ListParagraph"/>
+        <w:numPr>
+          <w:ilvl w:val="0"/>
+          <w:numId w:val="1"/>
+        </w:numPr>
+        <w:ind w:left="567" w:hanging="567"/>
+        <w:jc w:val="both"/>
+        <w:rPr>
+          <w:rFonts w:cs="Times New Roman"/>
+          <w:b/>
+          <w:bCs/>
+        </w:rPr>
+      </w:pPr>
+      <w:r>
+        <w:rPr>
+          <w:rFonts w:cs="Times New Roman"/>
+          <w:b/>
+          <w:bCs/>
+        </w:rPr>
+        <w:t>Autoloading</w:t>
+      </w:r>
+    </w:p>
+    <w:p>
+      <w:pPr>
+        <w:pStyle w:val="ListParagraph"/>
+        <w:ind w:left="567"/>
+        <w:jc w:val="both"/>
+        <w:rPr>
+          <w:rFonts w:cs="Times New Roman"/>
+        </w:rPr>
+      </w:pPr>
+      <w:r>
+        <w:rPr>
+          <w:rFonts w:cs="Times New Roman"/>
+        </w:rPr>
+        <w:t>Saat nya memisah file filenya kemasing tempatnya !, sebelum itu kita harus mengkategorikan file bedasarkan nama classnya, ingat jangan sampai salah huruf sekalipun.</w:t>
+      </w:r>
+    </w:p>
+    <w:p>
+      <w:pPr>
+        <w:pStyle w:val="ListParagraph"/>
+        <w:ind w:left="567"/>
+        <w:jc w:val="center"/>
+        <w:rPr>
+          <w:rFonts w:cs="Times New Roman"/>
+        </w:rPr>
+      </w:pPr>
+      <w:r>
+        <w:rPr>
+          <w:rFonts w:cs="Times New Roman"/>
+        </w:rPr>
+        <w:drawing>
+          <wp:inline distT="0" distB="0" distL="0" distR="0" wp14:anchorId="3FE73C32" wp14:editId="24FD329E">
+            <wp:extent cx="2076740" cy="2105319"/>
+            <wp:effectExtent l="0" t="0" r="0" b="9525"/>
+            <wp:docPr id="867956854" name="Picture 1"/>
+            <wp:cNvGraphicFramePr>
+              <a:graphicFrameLocks xmlns:a="http://schemas.openxmlformats.org/drawingml/2006/main" noChangeAspect="1"/>
+            </wp:cNvGraphicFramePr>
+            <a:graphic xmlns:a="http://schemas.openxmlformats.org/drawingml/2006/main">
+              <a:graphicData uri="http://schemas.openxmlformats.org/drawingml/2006/picture">
+                <pic:pic xmlns:pic="http://schemas.openxmlformats.org/drawingml/2006/picture">
+                  <pic:nvPicPr>
+                    <pic:cNvPr id="867956854" name=""/>
+                    <pic:cNvPicPr/>
+                  </pic:nvPicPr>
+                  <pic:blipFill>
+                    <a:blip r:embed="rId12"/>
+                    <a:stretch>
+                      <a:fillRect/>
+                    </a:stretch>
+                  </pic:blipFill>
+                  <pic:spPr>
+                    <a:xfrm>
+                      <a:off x="0" y="0"/>
+                      <a:ext cx="2076740" cy="2105319"/>
+                    </a:xfrm>
+                    <a:prstGeom prst="rect">
+                      <a:avLst/>
+                    </a:prstGeom>
+                  </pic:spPr>
+                </pic:pic>
+              </a:graphicData>
+            </a:graphic>
+          </wp:inline>
+        </w:drawing>
+      </w:r>
+    </w:p>
+    <w:p>
+      <w:pPr>
+        <w:ind w:left="567"/>
+        <w:jc w:val="both"/>
+        <w:rPr>
+          <w:rFonts w:cs="Times New Roman"/>
+        </w:rPr>
+      </w:pPr>
+      <w:r>
+        <w:rPr>
+          <w:rFonts w:cs="Times New Roman"/>
+        </w:rPr>
+        <w:t>Lalu kita buat init.php yang akan tersambung ke index.php, yang berisi require_once</w:t>
+      </w:r>
+    </w:p>
+    <w:p>
+      <w:pPr>
+        <w:shd w:val="clear" w:color="auto" w:fill="1F1F1F"/>
+        <w:spacing w:after="0" w:line="285" w:lineRule="atLeast"/>
+        <w:ind w:left="567"/>
+        <w:rPr>
+          <w:rFonts w:ascii="Consolas" w:eastAsia="Times New Roman" w:hAnsi="Consolas" w:cs="Times New Roman"/>
+          <w:color w:val="CCCCCC"/>
+          <w:kern w:val="0"/>
+          <w:sz w:val="21"/>
+          <w:szCs w:val="21"/>
+          <w:lang w:eastAsia="en-ID"/>
+          <w14:ligatures w14:val="none"/>
+        </w:rPr>
+      </w:pPr>
+      <w:r>
+        <w:rPr>
+          <w:rFonts w:ascii="Consolas" w:eastAsia="Times New Roman" w:hAnsi="Consolas" w:cs="Times New Roman"/>
+          <w:color w:val="569CD6"/>
+          <w:kern w:val="0"/>
+          <w:sz w:val="21"/>
+          <w:szCs w:val="21"/>
+          <w:lang w:eastAsia="en-ID"/>
+          <w14:ligatures w14:val="none"/>
+        </w:rPr>
+        <w:t>&lt;?php</w:t>
+      </w:r>
+      <w:r>
+        <w:rPr>
+          <w:rFonts w:ascii="Consolas" w:eastAsia="Times New Roman" w:hAnsi="Consolas" w:cs="Times New Roman"/>
+          <w:color w:val="D4D4D4"/>
+          <w:kern w:val="0"/>
+          <w:sz w:val="21"/>
+          <w:szCs w:val="21"/>
+          <w:lang w:eastAsia="en-ID"/>
+          <w14:ligatures w14:val="none"/>
+        </w:rPr>
+        <w:t xml:space="preserve"> </w:t>
+      </w:r>
+    </w:p>
+    <w:p>
+      <w:pPr>
+        <w:shd w:val="clear" w:color="auto" w:fill="1F1F1F"/>
+        <w:spacing w:after="0" w:line="285" w:lineRule="atLeast"/>
+        <w:ind w:left="567"/>
+        <w:rPr>
+          <w:rFonts w:ascii="Consolas" w:eastAsia="Times New Roman" w:hAnsi="Consolas" w:cs="Times New Roman"/>
+          <w:color w:val="CCCCCC"/>
+          <w:kern w:val="0"/>
+          <w:sz w:val="21"/>
+          <w:szCs w:val="21"/>
+          <w:lang w:eastAsia="en-ID"/>
+          <w14:ligatures w14:val="none"/>
+        </w:rPr>
+      </w:pPr>
+      <w:r>
+        <w:rPr>
+          <w:rFonts w:ascii="Consolas" w:eastAsia="Times New Roman" w:hAnsi="Consolas" w:cs="Times New Roman"/>
+          <w:color w:val="C586C0"/>
+          <w:kern w:val="0"/>
+          <w:sz w:val="21"/>
+          <w:szCs w:val="21"/>
+          <w:lang w:eastAsia="en-ID"/>
+          <w14:ligatures w14:val="none"/>
+        </w:rPr>
+        <w:t>require_once</w:t>
+      </w:r>
+      <w:r>
+        <w:rPr>
+          <w:rFonts w:ascii="Consolas" w:eastAsia="Times New Roman" w:hAnsi="Consolas" w:cs="Times New Roman"/>
+          <w:color w:val="D4D4D4"/>
+          <w:kern w:val="0"/>
+          <w:sz w:val="21"/>
+          <w:szCs w:val="21"/>
+          <w:lang w:eastAsia="en-ID"/>
+          <w14:ligatures w14:val="none"/>
+        </w:rPr>
+        <w:t xml:space="preserve"> </w:t>
+      </w:r>
+      <w:r>
+        <w:rPr>
+          <w:rFonts w:ascii="Consolas" w:eastAsia="Times New Roman" w:hAnsi="Consolas" w:cs="Times New Roman"/>
+          <w:color w:val="CE9178"/>
+          <w:kern w:val="0"/>
+          <w:sz w:val="21"/>
+          <w:szCs w:val="21"/>
+          <w:lang w:eastAsia="en-ID"/>
+          <w14:ligatures w14:val="none"/>
+        </w:rPr>
+        <w:t>'Produk/InfoProduk.php'</w:t>
+      </w:r>
+      <w:r>
+        <w:rPr>
+          <w:rFonts w:ascii="Consolas" w:eastAsia="Times New Roman" w:hAnsi="Consolas" w:cs="Times New Roman"/>
+          <w:color w:val="D4D4D4"/>
+          <w:kern w:val="0"/>
+          <w:sz w:val="21"/>
+          <w:szCs w:val="21"/>
+          <w:lang w:eastAsia="en-ID"/>
+          <w14:ligatures w14:val="none"/>
+        </w:rPr>
+        <w:t>;</w:t>
+      </w:r>
+    </w:p>
+    <w:p>
+      <w:pPr>
+        <w:shd w:val="clear" w:color="auto" w:fill="1F1F1F"/>
+        <w:spacing w:after="0" w:line="285" w:lineRule="atLeast"/>
+        <w:ind w:left="567"/>
+        <w:rPr>
+          <w:rFonts w:ascii="Consolas" w:eastAsia="Times New Roman" w:hAnsi="Consolas" w:cs="Times New Roman"/>
+          <w:color w:val="CCCCCC"/>
+          <w:kern w:val="0"/>
+          <w:sz w:val="21"/>
+          <w:szCs w:val="21"/>
+          <w:lang w:eastAsia="en-ID"/>
+          <w14:ligatures w14:val="none"/>
+        </w:rPr>
+      </w:pPr>
+      <w:r>
+        <w:rPr>
+          <w:rFonts w:ascii="Consolas" w:eastAsia="Times New Roman" w:hAnsi="Consolas" w:cs="Times New Roman"/>
+          <w:color w:val="C586C0"/>
+          <w:kern w:val="0"/>
+          <w:sz w:val="21"/>
+          <w:szCs w:val="21"/>
+          <w:lang w:eastAsia="en-ID"/>
+          <w14:ligatures w14:val="none"/>
+        </w:rPr>
+        <w:t>require_once</w:t>
+      </w:r>
+      <w:r>
+        <w:rPr>
+          <w:rFonts w:ascii="Consolas" w:eastAsia="Times New Roman" w:hAnsi="Consolas" w:cs="Times New Roman"/>
+          <w:color w:val="D4D4D4"/>
+          <w:kern w:val="0"/>
+          <w:sz w:val="21"/>
+          <w:szCs w:val="21"/>
+          <w:lang w:eastAsia="en-ID"/>
+          <w14:ligatures w14:val="none"/>
+        </w:rPr>
+        <w:t xml:space="preserve"> </w:t>
+      </w:r>
+      <w:r>
+        <w:rPr>
+          <w:rFonts w:ascii="Consolas" w:eastAsia="Times New Roman" w:hAnsi="Consolas" w:cs="Times New Roman"/>
+          <w:color w:val="CE9178"/>
+          <w:kern w:val="0"/>
+          <w:sz w:val="21"/>
+          <w:szCs w:val="21"/>
+          <w:lang w:eastAsia="en-ID"/>
+          <w14:ligatures w14:val="none"/>
+        </w:rPr>
+        <w:t>'Produk/Produk.php'</w:t>
+      </w:r>
+      <w:r>
+        <w:rPr>
+          <w:rFonts w:ascii="Consolas" w:eastAsia="Times New Roman" w:hAnsi="Consolas" w:cs="Times New Roman"/>
+          <w:color w:val="D4D4D4"/>
+          <w:kern w:val="0"/>
+          <w:sz w:val="21"/>
+          <w:szCs w:val="21"/>
+          <w:lang w:eastAsia="en-ID"/>
+          <w14:ligatures w14:val="none"/>
+        </w:rPr>
+        <w:t>;</w:t>
+      </w:r>
+    </w:p>
+    <w:p>
+      <w:pPr>
+        <w:shd w:val="clear" w:color="auto" w:fill="1F1F1F"/>
+        <w:spacing w:after="0" w:line="285" w:lineRule="atLeast"/>
+        <w:ind w:left="567"/>
+        <w:rPr>
+          <w:rFonts w:ascii="Consolas" w:eastAsia="Times New Roman" w:hAnsi="Consolas" w:cs="Times New Roman"/>
+          <w:color w:val="CCCCCC"/>
+          <w:kern w:val="0"/>
+          <w:sz w:val="21"/>
+          <w:szCs w:val="21"/>
+          <w:lang w:eastAsia="en-ID"/>
+          <w14:ligatures w14:val="none"/>
+        </w:rPr>
+      </w:pPr>
+      <w:r>
+        <w:rPr>
+          <w:rFonts w:ascii="Consolas" w:eastAsia="Times New Roman" w:hAnsi="Consolas" w:cs="Times New Roman"/>
+          <w:color w:val="C586C0"/>
+          <w:kern w:val="0"/>
+          <w:sz w:val="21"/>
+          <w:szCs w:val="21"/>
+          <w:lang w:eastAsia="en-ID"/>
+          <w14:ligatures w14:val="none"/>
+        </w:rPr>
+        <w:t>require_once</w:t>
+      </w:r>
+      <w:r>
+        <w:rPr>
+          <w:rFonts w:ascii="Consolas" w:eastAsia="Times New Roman" w:hAnsi="Consolas" w:cs="Times New Roman"/>
+          <w:color w:val="D4D4D4"/>
+          <w:kern w:val="0"/>
+          <w:sz w:val="21"/>
+          <w:szCs w:val="21"/>
+          <w:lang w:eastAsia="en-ID"/>
+          <w14:ligatures w14:val="none"/>
+        </w:rPr>
+        <w:t xml:space="preserve"> </w:t>
+      </w:r>
+      <w:r>
+        <w:rPr>
+          <w:rFonts w:ascii="Consolas" w:eastAsia="Times New Roman" w:hAnsi="Consolas" w:cs="Times New Roman"/>
+          <w:color w:val="CE9178"/>
+          <w:kern w:val="0"/>
+          <w:sz w:val="21"/>
+          <w:szCs w:val="21"/>
+          <w:lang w:eastAsia="en-ID"/>
+          <w14:ligatures w14:val="none"/>
+        </w:rPr>
+        <w:t>'Produk/Komik.php'</w:t>
+      </w:r>
+      <w:r>
+        <w:rPr>
+          <w:rFonts w:ascii="Consolas" w:eastAsia="Times New Roman" w:hAnsi="Consolas" w:cs="Times New Roman"/>
+          <w:color w:val="D4D4D4"/>
+          <w:kern w:val="0"/>
+          <w:sz w:val="21"/>
+          <w:szCs w:val="21"/>
+          <w:lang w:eastAsia="en-ID"/>
+          <w14:ligatures w14:val="none"/>
+        </w:rPr>
+        <w:t>;</w:t>
+      </w:r>
+    </w:p>
+    <w:p>
+      <w:pPr>
+        <w:shd w:val="clear" w:color="auto" w:fill="1F1F1F"/>
+        <w:spacing w:after="0" w:line="285" w:lineRule="atLeast"/>
+        <w:ind w:left="567"/>
+        <w:rPr>
+          <w:rFonts w:ascii="Consolas" w:eastAsia="Times New Roman" w:hAnsi="Consolas" w:cs="Times New Roman"/>
+          <w:color w:val="CCCCCC"/>
+          <w:kern w:val="0"/>
+          <w:sz w:val="21"/>
+          <w:szCs w:val="21"/>
+          <w:lang w:eastAsia="en-ID"/>
+          <w14:ligatures w14:val="none"/>
+        </w:rPr>
+      </w:pPr>
+      <w:r>
+        <w:rPr>
+          <w:rFonts w:ascii="Consolas" w:eastAsia="Times New Roman" w:hAnsi="Consolas" w:cs="Times New Roman"/>
+          <w:color w:val="C586C0"/>
+          <w:kern w:val="0"/>
+          <w:sz w:val="21"/>
+          <w:szCs w:val="21"/>
+          <w:lang w:eastAsia="en-ID"/>
+          <w14:ligatures w14:val="none"/>
+        </w:rPr>
+        <w:t>require_once</w:t>
+      </w:r>
+      <w:r>
+        <w:rPr>
+          <w:rFonts w:ascii="Consolas" w:eastAsia="Times New Roman" w:hAnsi="Consolas" w:cs="Times New Roman"/>
+          <w:color w:val="D4D4D4"/>
+          <w:kern w:val="0"/>
+          <w:sz w:val="21"/>
+          <w:szCs w:val="21"/>
+          <w:lang w:eastAsia="en-ID"/>
+          <w14:ligatures w14:val="none"/>
+        </w:rPr>
+        <w:t xml:space="preserve"> </w:t>
+      </w:r>
+      <w:r>
+        <w:rPr>
+          <w:rFonts w:ascii="Consolas" w:eastAsia="Times New Roman" w:hAnsi="Consolas" w:cs="Times New Roman"/>
+          <w:color w:val="CE9178"/>
+          <w:kern w:val="0"/>
+          <w:sz w:val="21"/>
+          <w:szCs w:val="21"/>
+          <w:lang w:eastAsia="en-ID"/>
+          <w14:ligatures w14:val="none"/>
+        </w:rPr>
+        <w:t>'Produk/Game.php'</w:t>
+      </w:r>
+      <w:r>
+        <w:rPr>
+          <w:rFonts w:ascii="Consolas" w:eastAsia="Times New Roman" w:hAnsi="Consolas" w:cs="Times New Roman"/>
+          <w:color w:val="D4D4D4"/>
+          <w:kern w:val="0"/>
+          <w:sz w:val="21"/>
+          <w:szCs w:val="21"/>
+          <w:lang w:eastAsia="en-ID"/>
+          <w14:ligatures w14:val="none"/>
+        </w:rPr>
+        <w:t>;</w:t>
+      </w:r>
+    </w:p>
+    <w:p>
+      <w:pPr>
+        <w:shd w:val="clear" w:color="auto" w:fill="1F1F1F"/>
+        <w:spacing w:after="0" w:line="285" w:lineRule="atLeast"/>
+        <w:ind w:left="567"/>
+        <w:rPr>
+          <w:rFonts w:ascii="Consolas" w:eastAsia="Times New Roman" w:hAnsi="Consolas" w:cs="Times New Roman"/>
+          <w:color w:val="CCCCCC"/>
+          <w:kern w:val="0"/>
+          <w:sz w:val="21"/>
+          <w:szCs w:val="21"/>
+          <w:lang w:eastAsia="en-ID"/>
+          <w14:ligatures w14:val="none"/>
+        </w:rPr>
+      </w:pPr>
+      <w:r>
+        <w:rPr>
+          <w:rFonts w:ascii="Consolas" w:eastAsia="Times New Roman" w:hAnsi="Consolas" w:cs="Times New Roman"/>
+          <w:color w:val="C586C0"/>
+          <w:kern w:val="0"/>
+          <w:sz w:val="21"/>
+          <w:szCs w:val="21"/>
+          <w:lang w:eastAsia="en-ID"/>
+          <w14:ligatures w14:val="none"/>
+        </w:rPr>
+        <w:t>require_once</w:t>
+      </w:r>
+      <w:r>
+        <w:rPr>
+          <w:rFonts w:ascii="Consolas" w:eastAsia="Times New Roman" w:hAnsi="Consolas" w:cs="Times New Roman"/>
+          <w:color w:val="D4D4D4"/>
+          <w:kern w:val="0"/>
+          <w:sz w:val="21"/>
+          <w:szCs w:val="21"/>
+          <w:lang w:eastAsia="en-ID"/>
+          <w14:ligatures w14:val="none"/>
+        </w:rPr>
+        <w:t xml:space="preserve"> </w:t>
+      </w:r>
+      <w:r>
+        <w:rPr>
+          <w:rFonts w:ascii="Consolas" w:eastAsia="Times New Roman" w:hAnsi="Consolas" w:cs="Times New Roman"/>
+          <w:color w:val="CE9178"/>
+          <w:kern w:val="0"/>
+          <w:sz w:val="21"/>
+          <w:szCs w:val="21"/>
+          <w:lang w:eastAsia="en-ID"/>
+          <w14:ligatures w14:val="none"/>
+        </w:rPr>
+        <w:t>'Produk/CetakInfo.php'</w:t>
+      </w:r>
+      <w:r>
+        <w:rPr>
+          <w:rFonts w:ascii="Consolas" w:eastAsia="Times New Roman" w:hAnsi="Consolas" w:cs="Times New Roman"/>
+          <w:color w:val="D4D4D4"/>
+          <w:kern w:val="0"/>
+          <w:sz w:val="21"/>
+          <w:szCs w:val="21"/>
+          <w:lang w:eastAsia="en-ID"/>
+          <w14:ligatures w14:val="none"/>
+        </w:rPr>
+        <w:t>;</w:t>
+      </w:r>
+    </w:p>
+    <w:p>
+      <w:pPr>
+        <w:ind w:left="567"/>
+        <w:jc w:val="both"/>
+        <w:rPr>
+          <w:rFonts w:cs="Times New Roman"/>
+        </w:rPr>
+      </w:pPr>
+      <w:r>
+        <w:rPr>
+          <w:rFonts w:cs="Times New Roman"/>
+          <w:b/>
+          <w:bCs/>
+        </w:rPr>
+        <w:t xml:space="preserve">TAPIIII, </w:t>
+      </w:r>
+      <w:r>
+        <w:rPr>
+          <w:rFonts w:cs="Times New Roman"/>
+        </w:rPr>
+        <w:t>kita bisa melakukanya dengan otomatis tanpa satu per satu loo…</w:t>
+      </w:r>
+    </w:p>
+    <w:p>
+      <w:pPr>
+        <w:shd w:val="clear" w:color="auto" w:fill="1F1F1F"/>
+        <w:spacing w:after="0" w:line="285" w:lineRule="atLeast"/>
+        <w:ind w:left="567"/>
+        <w:rPr>
+          <w:rFonts w:ascii="Consolas" w:eastAsia="Times New Roman" w:hAnsi="Consolas" w:cs="Times New Roman"/>
+          <w:color w:val="CCCCCC"/>
+          <w:kern w:val="0"/>
+          <w:sz w:val="21"/>
+          <w:szCs w:val="21"/>
+          <w:lang w:eastAsia="en-ID"/>
+          <w14:ligatures w14:val="none"/>
+        </w:rPr>
+      </w:pPr>
+      <w:r>
+        <w:rPr>
+          <w:rFonts w:ascii="Consolas" w:eastAsia="Times New Roman" w:hAnsi="Consolas" w:cs="Times New Roman"/>
+          <w:color w:val="DCDCAA"/>
+          <w:kern w:val="0"/>
+          <w:sz w:val="21"/>
+          <w:szCs w:val="21"/>
+          <w:lang w:eastAsia="en-ID"/>
+          <w14:ligatures w14:val="none"/>
+        </w:rPr>
+        <w:t>spl_autoload_register</w:t>
+      </w:r>
+      <w:r>
+        <w:rPr>
+          <w:rFonts w:ascii="Consolas" w:eastAsia="Times New Roman" w:hAnsi="Consolas" w:cs="Times New Roman"/>
+          <w:color w:val="D4D4D4"/>
+          <w:kern w:val="0"/>
+          <w:sz w:val="21"/>
+          <w:szCs w:val="21"/>
+          <w:lang w:eastAsia="en-ID"/>
+          <w14:ligatures w14:val="none"/>
+        </w:rPr>
+        <w:t>(</w:t>
+      </w:r>
+      <w:r>
+        <w:rPr>
+          <w:rFonts w:ascii="Consolas" w:eastAsia="Times New Roman" w:hAnsi="Consolas" w:cs="Times New Roman"/>
+          <w:color w:val="569CD6"/>
+          <w:kern w:val="0"/>
+          <w:sz w:val="21"/>
+          <w:szCs w:val="21"/>
+          <w:lang w:eastAsia="en-ID"/>
+          <w14:ligatures w14:val="none"/>
+        </w:rPr>
+        <w:t>function</w:t>
+      </w:r>
+      <w:r>
+        <w:rPr>
+          <w:rFonts w:ascii="Consolas" w:eastAsia="Times New Roman" w:hAnsi="Consolas" w:cs="Times New Roman"/>
+          <w:color w:val="D4D4D4"/>
+          <w:kern w:val="0"/>
+          <w:sz w:val="21"/>
+          <w:szCs w:val="21"/>
+          <w:lang w:eastAsia="en-ID"/>
+          <w14:ligatures w14:val="none"/>
+        </w:rPr>
+        <w:t xml:space="preserve"> (</w:t>
+      </w:r>
+      <w:r>
+        <w:rPr>
+          <w:rFonts w:ascii="Consolas" w:eastAsia="Times New Roman" w:hAnsi="Consolas" w:cs="Times New Roman"/>
+          <w:color w:val="9CDCFE"/>
+          <w:kern w:val="0"/>
+          <w:sz w:val="21"/>
+          <w:szCs w:val="21"/>
+          <w:lang w:eastAsia="en-ID"/>
+          <w14:ligatures w14:val="none"/>
+        </w:rPr>
+        <w:t>$class</w:t>
+      </w:r>
+      <w:r>
+        <w:rPr>
+          <w:rFonts w:ascii="Consolas" w:eastAsia="Times New Roman" w:hAnsi="Consolas" w:cs="Times New Roman"/>
+          <w:color w:val="D4D4D4"/>
+          <w:kern w:val="0"/>
+          <w:sz w:val="21"/>
+          <w:szCs w:val="21"/>
+          <w:lang w:eastAsia="en-ID"/>
+          <w14:ligatures w14:val="none"/>
+        </w:rPr>
+        <w:t>){</w:t>
+      </w:r>
+    </w:p>
+    <w:p>
+      <w:pPr>
+        <w:shd w:val="clear" w:color="auto" w:fill="1F1F1F"/>
+        <w:spacing w:after="0" w:line="285" w:lineRule="atLeast"/>
+        <w:ind w:left="567"/>
+        <w:rPr>
+          <w:rFonts w:ascii="Consolas" w:eastAsia="Times New Roman" w:hAnsi="Consolas" w:cs="Times New Roman"/>
+          <w:color w:val="CCCCCC"/>
+          <w:kern w:val="0"/>
+          <w:sz w:val="21"/>
+          <w:szCs w:val="21"/>
+          <w:lang w:eastAsia="en-ID"/>
+          <w14:ligatures w14:val="none"/>
+        </w:rPr>
+      </w:pPr>
+      <w:r>
+        <w:rPr>
+          <w:rFonts w:ascii="Consolas" w:eastAsia="Times New Roman" w:hAnsi="Consolas" w:cs="Times New Roman"/>
+          <w:color w:val="D4D4D4"/>
+          <w:kern w:val="0"/>
+          <w:sz w:val="21"/>
+          <w:szCs w:val="21"/>
+          <w:lang w:eastAsia="en-ID"/>
+          <w14:ligatures w14:val="none"/>
+        </w:rPr>
+        <w:t xml:space="preserve">  </w:t>
+      </w:r>
+      <w:r>
+        <w:rPr>
+          <w:rFonts w:ascii="Consolas" w:eastAsia="Times New Roman" w:hAnsi="Consolas" w:cs="Times New Roman"/>
+          <w:color w:val="C586C0"/>
+          <w:kern w:val="0"/>
+          <w:sz w:val="21"/>
+          <w:szCs w:val="21"/>
+          <w:lang w:eastAsia="en-ID"/>
+          <w14:ligatures w14:val="none"/>
+        </w:rPr>
+        <w:t>require_once</w:t>
+      </w:r>
+      <w:r>
+        <w:rPr>
+          <w:rFonts w:ascii="Consolas" w:eastAsia="Times New Roman" w:hAnsi="Consolas" w:cs="Times New Roman"/>
+          <w:color w:val="D4D4D4"/>
+          <w:kern w:val="0"/>
+          <w:sz w:val="21"/>
+          <w:szCs w:val="21"/>
+          <w:lang w:eastAsia="en-ID"/>
+          <w14:ligatures w14:val="none"/>
+        </w:rPr>
+        <w:t xml:space="preserve"> </w:t>
+      </w:r>
+      <w:r>
+        <w:rPr>
+          <w:rFonts w:ascii="Consolas" w:eastAsia="Times New Roman" w:hAnsi="Consolas" w:cs="Times New Roman"/>
+          <w:color w:val="CE9178"/>
+          <w:kern w:val="0"/>
+          <w:sz w:val="21"/>
+          <w:szCs w:val="21"/>
+          <w:lang w:eastAsia="en-ID"/>
+          <w14:ligatures w14:val="none"/>
+        </w:rPr>
+        <w:t>'Produk/'</w:t>
+      </w:r>
+      <w:r>
+        <w:rPr>
+          <w:rFonts w:ascii="Consolas" w:eastAsia="Times New Roman" w:hAnsi="Consolas" w:cs="Times New Roman"/>
+          <w:color w:val="D4D4D4"/>
+          <w:kern w:val="0"/>
+          <w:sz w:val="21"/>
+          <w:szCs w:val="21"/>
+          <w:lang w:eastAsia="en-ID"/>
+          <w14:ligatures w14:val="none"/>
+        </w:rPr>
+        <w:t xml:space="preserve"> .</w:t>
+      </w:r>
+      <w:r>
+        <w:rPr>
+          <w:rFonts w:ascii="Consolas" w:eastAsia="Times New Roman" w:hAnsi="Consolas" w:cs="Times New Roman"/>
+          <w:color w:val="9CDCFE"/>
+          <w:kern w:val="0"/>
+          <w:sz w:val="21"/>
+          <w:szCs w:val="21"/>
+          <w:lang w:eastAsia="en-ID"/>
+          <w14:ligatures w14:val="none"/>
+        </w:rPr>
+        <w:t>$class</w:t>
+      </w:r>
+      <w:r>
+        <w:rPr>
+          <w:rFonts w:ascii="Consolas" w:eastAsia="Times New Roman" w:hAnsi="Consolas" w:cs="Times New Roman"/>
+          <w:color w:val="D4D4D4"/>
+          <w:kern w:val="0"/>
+          <w:sz w:val="21"/>
+          <w:szCs w:val="21"/>
+          <w:lang w:eastAsia="en-ID"/>
+          <w14:ligatures w14:val="none"/>
+        </w:rPr>
+        <w:t xml:space="preserve"> . </w:t>
+      </w:r>
+      <w:r>
+        <w:rPr>
+          <w:rFonts w:ascii="Consolas" w:eastAsia="Times New Roman" w:hAnsi="Consolas" w:cs="Times New Roman"/>
+          <w:color w:val="CE9178"/>
+          <w:kern w:val="0"/>
+          <w:sz w:val="21"/>
+          <w:szCs w:val="21"/>
+          <w:lang w:eastAsia="en-ID"/>
+          <w14:ligatures w14:val="none"/>
+        </w:rPr>
+        <w:t>'.php'</w:t>
+      </w:r>
+      <w:r>
+        <w:rPr>
+          <w:rFonts w:ascii="Consolas" w:eastAsia="Times New Roman" w:hAnsi="Consolas" w:cs="Times New Roman"/>
+          <w:color w:val="D4D4D4"/>
+          <w:kern w:val="0"/>
+          <w:sz w:val="21"/>
+          <w:szCs w:val="21"/>
+          <w:lang w:eastAsia="en-ID"/>
+          <w14:ligatures w14:val="none"/>
+        </w:rPr>
+        <w:t>;</w:t>
+      </w:r>
+    </w:p>
+    <w:p>
+      <w:pPr>
+        <w:shd w:val="clear" w:color="auto" w:fill="1F1F1F"/>
+        <w:spacing w:after="0" w:line="285" w:lineRule="atLeast"/>
+        <w:ind w:left="567"/>
+        <w:rPr>
+          <w:rFonts w:ascii="Consolas" w:eastAsia="Times New Roman" w:hAnsi="Consolas" w:cs="Times New Roman"/>
+          <w:color w:val="CCCCCC"/>
+          <w:kern w:val="0"/>
+          <w:sz w:val="21"/>
+          <w:szCs w:val="21"/>
+          <w:lang w:eastAsia="en-ID"/>
+          <w14:ligatures w14:val="none"/>
+        </w:rPr>
+      </w:pPr>
+      <w:r>
+        <w:rPr>
+          <w:rFonts w:ascii="Consolas" w:eastAsia="Times New Roman" w:hAnsi="Consolas" w:cs="Times New Roman"/>
+          <w:color w:val="D4D4D4"/>
+          <w:kern w:val="0"/>
+          <w:sz w:val="21"/>
+          <w:szCs w:val="21"/>
+          <w:lang w:eastAsia="en-ID"/>
+          <w14:ligatures w14:val="none"/>
+        </w:rPr>
+        <w:t>});</w:t>
+      </w:r>
+    </w:p>
+    <w:p>
+      <w:pPr>
+        <w:ind w:left="567"/>
+        <w:jc w:val="both"/>
+        <w:rPr>
+          <w:rFonts w:cs="Times New Roman"/>
+        </w:rPr>
+      </w:pPr>
+    </w:p>
+    <w:p>
+      <w:pPr>
+        <w:ind w:left="567"/>
+        <w:jc w:val="both"/>
+        <w:rPr>
+          <w:rFonts w:cs="Times New Roman"/>
+        </w:rPr>
+      </w:pPr>
+    </w:p>
+    <w:p>
+      <w:pPr>
+        <w:ind w:left="567"/>
+        <w:jc w:val="both"/>
+        <w:rPr>
+          <w:rFonts w:cs="Times New Roman"/>
+        </w:rPr>
+      </w:pPr>
+    </w:p>
+    <w:p>
+      <w:pPr>
+        <w:ind w:left="567"/>
+        <w:jc w:val="both"/>
+        <w:rPr>
+          <w:rFonts w:cs="Times New Roman"/>
+        </w:rPr>
+      </w:pPr>
+    </w:p>
+    <w:p>
+      <w:pPr>
+        <w:jc w:val="both"/>
+        <w:rPr>
+          <w:rFonts w:cs="Times New Roman"/>
+        </w:rPr>
+      </w:pPr>
+    </w:p>
+    <w:p>
+      <w:pPr>
+        <w:jc w:val="both"/>
+        <w:rPr>
+          <w:rFonts w:cs="Times New Roman"/>
+        </w:rPr>
+      </w:pPr>
+    </w:p>
+    <w:p>
+      <w:pPr>
+        <w:pStyle w:val="ListParagraph"/>
+        <w:numPr>
+          <w:ilvl w:val="0"/>
+          <w:numId w:val="1"/>
+        </w:numPr>
+        <w:ind w:left="567" w:hanging="578"/>
+        <w:jc w:val="both"/>
+        <w:rPr>
+          <w:rFonts w:cs="Times New Roman"/>
+          <w:b/>
+          <w:bCs/>
+        </w:rPr>
+      </w:pPr>
+      <w:r>
+        <w:rPr>
+          <w:rFonts w:cs="Times New Roman"/>
+          <w:b/>
+          <w:bCs/>
+        </w:rPr>
+        <w:lastRenderedPageBreak/>
+        <w:t>Namespace / Enca</w:t>
+      </w:r>
+      <w:r>
+        <w:rPr>
+          <w:rFonts w:cs="Times New Roman"/>
+          <w:b/>
+          <w:bCs/>
+        </w:rPr>
+        <w:t>psulation</w:t>
+      </w:r>
+    </w:p>
+    <w:p>
+      <w:pPr>
+        <w:pStyle w:val="ListParagraph"/>
+        <w:ind w:left="567"/>
+        <w:jc w:val="both"/>
+        <w:rPr>
+          <w:rFonts w:cs="Times New Roman"/>
+          <w:b/>
+          <w:bCs/>
+        </w:rPr>
+      </w:pPr>
+      <w:r>
+        <w:rPr>
+          <w:rFonts w:cs="Times New Roman"/>
+          <w:b/>
+          <w:bCs/>
+        </w:rPr>
+        <w:t xml:space="preserve">Namespace </w:t>
+      </w:r>
+      <w:r>
+        <w:rPr>
+          <w:rFonts w:cs="Times New Roman"/>
+        </w:rPr>
+        <w:t>dipergunakan untuk mengelompokan ke dalam sebuah packege di PHP.</w:t>
+      </w:r>
+      <w:r>
+        <w:rPr>
+          <w:rFonts w:cs="Times New Roman"/>
+        </w:rPr>
+        <w:t xml:space="preserve"> Pada PHP , kita tidak bisa menamakan 2 file dan class yang sama walau beda folder. Oleh karena itu kita gunakan namespace . Perhatikan pada gambar berikut, ini memiliki 2 User.php walau beda folder, maka di setiap awalannya kita tambahkan </w:t>
+      </w:r>
+      <w:r>
+        <w:rPr>
+          <w:rFonts w:cs="Times New Roman"/>
+          <w:b/>
+          <w:bCs/>
+        </w:rPr>
+        <w:t>namespace</w:t>
+      </w:r>
+      <w:r>
+        <w:rPr>
+          <w:rFonts w:cs="Times New Roman"/>
+          <w:b/>
+          <w:bCs/>
+        </w:rPr>
+        <w:t xml:space="preserve"> Vendor\Namespace\SubNamespace . contoh : </w:t>
+      </w:r>
+      <w:r>
+        <w:rPr>
+          <w:rFonts w:cs="Times New Roman"/>
+          <w:b/>
+          <w:bCs/>
+        </w:rPr>
+        <w:t>namespace App\Service;</w:t>
+      </w:r>
+    </w:p>
+    <w:p>
+      <w:pPr>
+        <w:pStyle w:val="ListParagraph"/>
+        <w:ind w:left="567"/>
+        <w:jc w:val="both"/>
+        <w:rPr>
+          <w:rFonts w:cs="Times New Roman"/>
+        </w:rPr>
+      </w:pPr>
+    </w:p>
+    <w:p>
+      <w:pPr>
+        <w:pStyle w:val="ListParagraph"/>
+        <w:ind w:left="567"/>
+        <w:jc w:val="center"/>
+        <w:rPr>
+          <w:rFonts w:cs="Times New Roman"/>
+        </w:rPr>
+      </w:pPr>
+      <w:r>
+        <w:rPr>
+          <w:rFonts w:cs="Times New Roman"/>
+        </w:rPr>
+        <w:drawing>
+          <wp:inline distT="0" distB="0" distL="0" distR="0" wp14:anchorId="564B4E00" wp14:editId="21FC31B7">
+            <wp:extent cx="1895740" cy="2029108"/>
+            <wp:effectExtent l="0" t="0" r="9525" b="0"/>
+            <wp:docPr id="264391948" name="Picture 1"/>
+            <wp:cNvGraphicFramePr>
+              <a:graphicFrameLocks xmlns:a="http://schemas.openxmlformats.org/drawingml/2006/main" noChangeAspect="1"/>
+            </wp:cNvGraphicFramePr>
+            <a:graphic xmlns:a="http://schemas.openxmlformats.org/drawingml/2006/main">
+              <a:graphicData uri="http://schemas.openxmlformats.org/drawingml/2006/picture">
+                <pic:pic xmlns:pic="http://schemas.openxmlformats.org/drawingml/2006/picture">
+                  <pic:nvPicPr>
+                    <pic:cNvPr id="264391948" name=""/>
+                    <pic:cNvPicPr/>
+                  </pic:nvPicPr>
+                  <pic:blipFill>
+                    <a:blip r:embed="rId13"/>
+                    <a:stretch>
+                      <a:fillRect/>
+                    </a:stretch>
+                  </pic:blipFill>
+                  <pic:spPr>
+                    <a:xfrm>
+                      <a:off x="0" y="0"/>
+                      <a:ext cx="1895740" cy="2029108"/>
+                    </a:xfrm>
+                    <a:prstGeom prst="rect">
+                      <a:avLst/>
+                    </a:prstGeom>
+                  </pic:spPr>
+                </pic:pic>
+              </a:graphicData>
+            </a:graphic>
+          </wp:inline>
+        </w:drawing>
+      </w:r>
+    </w:p>
+    <w:p>
+      <w:pPr>
+        <w:pStyle w:val="ListParagraph"/>
+        <w:ind w:left="567"/>
+        <w:jc w:val="both"/>
+        <w:rPr>
+          <w:rFonts w:cs="Times New Roman"/>
+          <w:b/>
+          <w:bCs/>
+        </w:rPr>
+      </w:pPr>
+      <w:r>
+        <w:rPr>
+          <w:rFonts w:cs="Times New Roman"/>
+        </w:rPr>
+        <w:t xml:space="preserve">Untuk menginstans nya , kita panggil juga namespace nya didepan new. </w:t>
+      </w:r>
+      <w:r>
+        <w:rPr>
+          <w:rFonts w:cs="Times New Roman"/>
+          <w:b/>
+          <w:bCs/>
+        </w:rPr>
+        <w:t xml:space="preserve">conoth : new </w:t>
+      </w:r>
+      <w:r>
+        <w:rPr>
+          <w:rFonts w:cs="Times New Roman"/>
+          <w:b/>
+          <w:bCs/>
+        </w:rPr>
+        <w:t>App\Service\User()</w:t>
+      </w:r>
+    </w:p>
+    <w:p>
+      <w:pPr>
+        <w:pStyle w:val="ListParagraph"/>
+        <w:ind w:left="567"/>
+        <w:jc w:val="both"/>
+        <w:rPr>
+          <w:rFonts w:cs="Times New Roman"/>
         </w:rPr>
       </w:pPr>
     </w:p>
     <w:sectPr>
-      <w:headerReference w:type="default" r:id="rId12"/>
-      <w:footerReference w:type="default" r:id="rId13"/>
+      <w:headerReference w:type="default" r:id="rId14"/>
+      <w:footerReference w:type="default" r:id="rId15"/>
       <w:pgSz w:w="11906" w:h="16838"/>
       <w:pgMar w:top="1440" w:right="1440" w:bottom="1440" w:left="1440" w:header="708" w:footer="708" w:gutter="0"/>
       <w:cols w:space="708"/>
@@ -38252,7 +42922,7 @@
 </file>
 
 <file path=word/endnotes.xml><?xml version="1.0" encoding="utf-8"?>
-<w:endnotes xmlns:wpc="http://schemas.microsoft.com/office/word/2010/wordprocessingCanvas" xmlns:cx="http://schemas.microsoft.com/office/drawing/2014/chartex" xmlns:cx1="http://schemas.microsoft.com/office/drawing/2015/9/8/chartex" xmlns:cx2="http://schemas.microsoft.com/office/drawing/2015/10/21/chartex" xmlns:cx3="http://schemas.microsoft.com/office/drawing/2016/5/9/chartex" xmlns:cx4="http://schemas.microsoft.com/office/drawing/2016/5/10/chartex" xmlns:cx5="http://schemas.microsoft.com/office/drawing/2016/5/11/chartex" xmlns:cx6="http://schemas.microsoft.com/office/drawing/2016/5/12/chartex" xmlns:cx7="http://schemas.microsoft.com/office/drawing/2016/5/13/chartex" xmlns:cx8="http://schemas.microsoft.com/office/drawing/2016/5/14/chartex" xmlns:mc="http://schemas.openxmlformats.org/markup-compatibility/2006" xmlns:aink="http://schemas.microsoft.com/office/drawing/2016/ink" xmlns:am3d="http://schemas.microsoft.com/office/drawing/2017/model3d" xmlns:o="urn:schemas-microsoft-com:office:office" xmlns:oel="http://schemas.microsoft.com/office/2019/extlst" xmlns:r="http://schemas.openxmlformats.org/officeDocument/2006/relationships" xmlns:m="http://schemas.openxmlformats.org/officeDocument/2006/math" xmlns:v="urn:schemas-microsoft-com:vml" xmlns:wp14="http://schemas.microsoft.com/office/word/2010/wordprocessingDrawing" xmlns:wp="http://schemas.openxmlformats.org/drawingml/2006/wordprocessingDrawing" xmlns:w10="urn:schemas-microsoft-com:office:word" xmlns:w="http://schemas.openxmlformats.org/wordprocessingml/2006/main" xmlns:w14="http://schemas.microsoft.com/office/word/2010/wordml" xmlns:w15="http://schemas.microsoft.com/office/word/2012/wordml" xmlns:w16cex="http://schemas.microsoft.com/office/word/2018/wordml/cex" xmlns:w16cid="http://schemas.microsoft.com/office/word/2016/wordml/cid" xmlns:w16="http://schemas.microsoft.com/office/word/2018/wordml" xmlns:w16du="http://schemas.microsoft.com/office/word/2023/wordml/word16du" xmlns:w16sdtdh="http://schemas.microsoft.com/office/word/2020/wordml/sdtdatahash" xmlns:w16se="http://schemas.microsoft.com/office/word/2015/wordml/symex" xmlns:wpg="http://schemas.microsoft.com/office/word/2010/wordprocessingGroup" xmlns:wpi="http://schemas.microsoft.com/office/word/2010/wordprocessingInk" xmlns:wne="http://schemas.microsoft.com/office/word/2006/wordml" xmlns:wps="http://schemas.microsoft.com/office/word/2010/wordprocessingShape" mc:Ignorable="w14 w15 w16se w16cid w16 w16cex w16sdtdh w16du wp14">
+<w:endnotes xmlns:wpc="http://schemas.microsoft.com/office/word/2010/wordprocessingCanvas" xmlns:cx="http://schemas.microsoft.com/office/drawing/2014/chartex" xmlns:cx1="http://schemas.microsoft.com/office/drawing/2015/9/8/chartex" xmlns:cx2="http://schemas.microsoft.com/office/drawing/2015/10/21/chartex" xmlns:cx3="http://schemas.microsoft.com/office/drawing/2016/5/9/chartex" xmlns:cx4="http://schemas.microsoft.com/office/drawing/2016/5/10/chartex" xmlns:cx5="http://schemas.microsoft.com/office/drawing/2016/5/11/chartex" xmlns:cx6="http://schemas.microsoft.com/office/drawing/2016/5/12/chartex" xmlns:cx7="http://schemas.microsoft.com/office/drawing/2016/5/13/chartex" xmlns:cx8="http://schemas.microsoft.com/office/drawing/2016/5/14/chartex" xmlns:mc="http://schemas.openxmlformats.org/markup-compatibility/2006" xmlns:aink="http://schemas.microsoft.com/office/drawing/2016/ink" xmlns:am3d="http://schemas.microsoft.com/office/drawing/2017/model3d" xmlns:o="urn:schemas-microsoft-com:office:office" xmlns:oel="http://schemas.microsoft.com/office/2019/extlst" xmlns:r="http://schemas.openxmlformats.org/officeDocument/2006/relationships" xmlns:m="http://schemas.openxmlformats.org/officeDocument/2006/math" xmlns:v="urn:schemas-microsoft-com:vml" xmlns:wp14="http://schemas.microsoft.com/office/word/2010/wordprocessingDrawing" xmlns:wp="http://schemas.openxmlformats.org/drawingml/2006/wordprocessingDrawing" xmlns:w10="urn:schemas-microsoft-com:office:word" xmlns:w="http://schemas.openxmlformats.org/wordprocessingml/2006/main" xmlns:w14="http://schemas.microsoft.com/office/word/2010/wordml" xmlns:w15="http://schemas.microsoft.com/office/word/2012/wordml" xmlns:w16cex="http://schemas.microsoft.com/office/word/2018/wordml/cex" xmlns:w16cid="http://schemas.microsoft.com/office/word/2016/wordml/cid" xmlns:w16="http://schemas.microsoft.com/office/word/2018/wordml" xmlns:w16du="http://schemas.microsoft.com/office/word/2023/wordml/word16du" xmlns:w16sdtdh="http://schemas.microsoft.com/office/word/2020/wordml/sdtdatahash" xmlns:w16sdtfl="http://schemas.microsoft.com/office/word/2024/wordml/sdtformatlock" xmlns:w16se="http://schemas.microsoft.com/office/word/2015/wordml/symex" xmlns:wpg="http://schemas.microsoft.com/office/word/2010/wordprocessingGroup" xmlns:wpi="http://schemas.microsoft.com/office/word/2010/wordprocessingInk" xmlns:wne="http://schemas.microsoft.com/office/word/2006/wordml" xmlns:wps="http://schemas.microsoft.com/office/word/2010/wordprocessingShape" mc:Ignorable="w14 w15 w16se w16cid w16 w16cex w16sdtdh w16sdtfl w16du wp14">
   <w:endnote w:type="separator" w:id="-1">
     <w:p>
       <w:pPr>
@@ -38277,7 +42947,7 @@
 </file>
 
 <file path=word/footer1.xml><?xml version="1.0" encoding="utf-8"?>
-<w:ftr xmlns:wpc="http://schemas.microsoft.com/office/word/2010/wordprocessingCanvas" xmlns:cx="http://schemas.microsoft.com/office/drawing/2014/chartex" xmlns:cx1="http://schemas.microsoft.com/office/drawing/2015/9/8/chartex" xmlns:cx2="http://schemas.microsoft.com/office/drawing/2015/10/21/chartex" xmlns:cx3="http://schemas.microsoft.com/office/drawing/2016/5/9/chartex" xmlns:cx4="http://schemas.microsoft.com/office/drawing/2016/5/10/chartex" xmlns:cx5="http://schemas.microsoft.com/office/drawing/2016/5/11/chartex" xmlns:cx6="http://schemas.microsoft.com/office/drawing/2016/5/12/chartex" xmlns:cx7="http://schemas.microsoft.com/office/drawing/2016/5/13/chartex" xmlns:cx8="http://schemas.microsoft.com/office/drawing/2016/5/14/chartex" xmlns:mc="http://schemas.openxmlformats.org/markup-compatibility/2006" xmlns:aink="http://schemas.microsoft.com/office/drawing/2016/ink" xmlns:am3d="http://schemas.microsoft.com/office/drawing/2017/model3d" xmlns:o="urn:schemas-microsoft-com:office:office" xmlns:oel="http://schemas.microsoft.com/office/2019/extlst" xmlns:r="http://schemas.openxmlformats.org/officeDocument/2006/relationships" xmlns:m="http://schemas.openxmlformats.org/officeDocument/2006/math" xmlns:v="urn:schemas-microsoft-com:vml" xmlns:wp14="http://schemas.microsoft.com/office/word/2010/wordprocessingDrawing" xmlns:wp="http://schemas.openxmlformats.org/drawingml/2006/wordprocessingDrawing" xmlns:w10="urn:schemas-microsoft-com:office:word" xmlns:w="http://schemas.openxmlformats.org/wordprocessingml/2006/main" xmlns:w14="http://schemas.microsoft.com/office/word/2010/wordml" xmlns:w15="http://schemas.microsoft.com/office/word/2012/wordml" xmlns:w16cex="http://schemas.microsoft.com/office/word/2018/wordml/cex" xmlns:w16cid="http://schemas.microsoft.com/office/word/2016/wordml/cid" xmlns:w16="http://schemas.microsoft.com/office/word/2018/wordml" xmlns:w16du="http://schemas.microsoft.com/office/word/2023/wordml/word16du" xmlns:w16sdtdh="http://schemas.microsoft.com/office/word/2020/wordml/sdtdatahash" xmlns:w16se="http://schemas.microsoft.com/office/word/2015/wordml/symex" xmlns:wpg="http://schemas.microsoft.com/office/word/2010/wordprocessingGroup" xmlns:wpi="http://schemas.microsoft.com/office/word/2010/wordprocessingInk" xmlns:wne="http://schemas.microsoft.com/office/word/2006/wordml" xmlns:wps="http://schemas.microsoft.com/office/word/2010/wordprocessingShape" mc:Ignorable="w14 w15 w16se w16cid w16 w16cex w16sdtdh w16du wp14">
+<w:ftr xmlns:wpc="http://schemas.microsoft.com/office/word/2010/wordprocessingCanvas" xmlns:cx="http://schemas.microsoft.com/office/drawing/2014/chartex" xmlns:cx1="http://schemas.microsoft.com/office/drawing/2015/9/8/chartex" xmlns:cx2="http://schemas.microsoft.com/office/drawing/2015/10/21/chartex" xmlns:cx3="http://schemas.microsoft.com/office/drawing/2016/5/9/chartex" xmlns:cx4="http://schemas.microsoft.com/office/drawing/2016/5/10/chartex" xmlns:cx5="http://schemas.microsoft.com/office/drawing/2016/5/11/chartex" xmlns:cx6="http://schemas.microsoft.com/office/drawing/2016/5/12/chartex" xmlns:cx7="http://schemas.microsoft.com/office/drawing/2016/5/13/chartex" xmlns:cx8="http://schemas.microsoft.com/office/drawing/2016/5/14/chartex" xmlns:mc="http://schemas.openxmlformats.org/markup-compatibility/2006" xmlns:aink="http://schemas.microsoft.com/office/drawing/2016/ink" xmlns:am3d="http://schemas.microsoft.com/office/drawing/2017/model3d" xmlns:o="urn:schemas-microsoft-com:office:office" xmlns:oel="http://schemas.microsoft.com/office/2019/extlst" xmlns:r="http://schemas.openxmlformats.org/officeDocument/2006/relationships" xmlns:m="http://schemas.openxmlformats.org/officeDocument/2006/math" xmlns:v="urn:schemas-microsoft-com:vml" xmlns:wp14="http://schemas.microsoft.com/office/word/2010/wordprocessingDrawing" xmlns:wp="http://schemas.openxmlformats.org/drawingml/2006/wordprocessingDrawing" xmlns:w10="urn:schemas-microsoft-com:office:word" xmlns:w="http://schemas.openxmlformats.org/wordprocessingml/2006/main" xmlns:w14="http://schemas.microsoft.com/office/word/2010/wordml" xmlns:w15="http://schemas.microsoft.com/office/word/2012/wordml" xmlns:w16cex="http://schemas.microsoft.com/office/word/2018/wordml/cex" xmlns:w16cid="http://schemas.microsoft.com/office/word/2016/wordml/cid" xmlns:w16="http://schemas.microsoft.com/office/word/2018/wordml" xmlns:w16du="http://schemas.microsoft.com/office/word/2023/wordml/word16du" xmlns:w16sdtdh="http://schemas.microsoft.com/office/word/2020/wordml/sdtdatahash" xmlns:w16sdtfl="http://schemas.microsoft.com/office/word/2024/wordml/sdtformatlock" xmlns:w16se="http://schemas.microsoft.com/office/word/2015/wordml/symex" xmlns:wpg="http://schemas.microsoft.com/office/word/2010/wordprocessingGroup" xmlns:wpi="http://schemas.microsoft.com/office/word/2010/wordprocessingInk" xmlns:wne="http://schemas.microsoft.com/office/word/2006/wordml" xmlns:wps="http://schemas.microsoft.com/office/word/2010/wordprocessingShape" mc:Ignorable="w14 w15 w16se w16cid w16 w16cex w16sdtdh w16sdtfl w16du wp14">
   <w:p>
     <w:pPr>
       <w:pStyle w:val="Footer"/>
@@ -38290,7 +42960,7 @@
 </file>
 
 <file path=word/footnotes.xml><?xml version="1.0" encoding="utf-8"?>
-<w:footnotes xmlns:wpc="http://schemas.microsoft.com/office/word/2010/wordprocessingCanvas" xmlns:cx="http://schemas.microsoft.com/office/drawing/2014/chartex" xmlns:cx1="http://schemas.microsoft.com/office/drawing/2015/9/8/chartex" xmlns:cx2="http://schemas.microsoft.com/office/drawing/2015/10/21/chartex" xmlns:cx3="http://schemas.microsoft.com/office/drawing/2016/5/9/chartex" xmlns:cx4="http://schemas.microsoft.com/office/drawing/2016/5/10/chartex" xmlns:cx5="http://schemas.microsoft.com/office/drawing/2016/5/11/chartex" xmlns:cx6="http://schemas.microsoft.com/office/drawing/2016/5/12/chartex" xmlns:cx7="http://schemas.microsoft.com/office/drawing/2016/5/13/chartex" xmlns:cx8="http://schemas.microsoft.com/office/drawing/2016/5/14/chartex" xmlns:mc="http://schemas.openxmlformats.org/markup-compatibility/2006" xmlns:aink="http://schemas.microsoft.com/office/drawing/2016/ink" xmlns:am3d="http://schemas.microsoft.com/office/drawing/2017/model3d" xmlns:o="urn:schemas-microsoft-com:office:office" xmlns:oel="http://schemas.microsoft.com/office/2019/extlst" xmlns:r="http://schemas.openxmlformats.org/officeDocument/2006/relationships" xmlns:m="http://schemas.openxmlformats.org/officeDocument/2006/math" xmlns:v="urn:schemas-microsoft-com:vml" xmlns:wp14="http://schemas.microsoft.com/office/word/2010/wordprocessingDrawing" xmlns:wp="http://schemas.openxmlformats.org/drawingml/2006/wordprocessingDrawing" xmlns:w10="urn:schemas-microsoft-com:office:word" xmlns:w="http://schemas.openxmlformats.org/wordprocessingml/2006/main" xmlns:w14="http://schemas.microsoft.com/office/word/2010/wordml" xmlns:w15="http://schemas.microsoft.com/office/word/2012/wordml" xmlns:w16cex="http://schemas.microsoft.com/office/word/2018/wordml/cex" xmlns:w16cid="http://schemas.microsoft.com/office/word/2016/wordml/cid" xmlns:w16="http://schemas.microsoft.com/office/word/2018/wordml" xmlns:w16du="http://schemas.microsoft.com/office/word/2023/wordml/word16du" xmlns:w16sdtdh="http://schemas.microsoft.com/office/word/2020/wordml/sdtdatahash" xmlns:w16se="http://schemas.microsoft.com/office/word/2015/wordml/symex" xmlns:wpg="http://schemas.microsoft.com/office/word/2010/wordprocessingGroup" xmlns:wpi="http://schemas.microsoft.com/office/word/2010/wordprocessingInk" xmlns:wne="http://schemas.microsoft.com/office/word/2006/wordml" xmlns:wps="http://schemas.microsoft.com/office/word/2010/wordprocessingShape" mc:Ignorable="w14 w15 w16se w16cid w16 w16cex w16sdtdh w16du wp14">
+<w:footnotes xmlns:wpc="http://schemas.microsoft.com/office/word/2010/wordprocessingCanvas" xmlns:cx="http://schemas.microsoft.com/office/drawing/2014/chartex" xmlns:cx1="http://schemas.microsoft.com/office/drawing/2015/9/8/chartex" xmlns:cx2="http://schemas.microsoft.com/office/drawing/2015/10/21/chartex" xmlns:cx3="http://schemas.microsoft.com/office/drawing/2016/5/9/chartex" xmlns:cx4="http://schemas.microsoft.com/office/drawing/2016/5/10/chartex" xmlns:cx5="http://schemas.microsoft.com/office/drawing/2016/5/11/chartex" xmlns:cx6="http://schemas.microsoft.com/office/drawing/2016/5/12/chartex" xmlns:cx7="http://schemas.microsoft.com/office/drawing/2016/5/13/chartex" xmlns:cx8="http://schemas.microsoft.com/office/drawing/2016/5/14/chartex" xmlns:mc="http://schemas.openxmlformats.org/markup-compatibility/2006" xmlns:aink="http://schemas.microsoft.com/office/drawing/2016/ink" xmlns:am3d="http://schemas.microsoft.com/office/drawing/2017/model3d" xmlns:o="urn:schemas-microsoft-com:office:office" xmlns:oel="http://schemas.microsoft.com/office/2019/extlst" xmlns:r="http://schemas.openxmlformats.org/officeDocument/2006/relationships" xmlns:m="http://schemas.openxmlformats.org/officeDocument/2006/math" xmlns:v="urn:schemas-microsoft-com:vml" xmlns:wp14="http://schemas.microsoft.com/office/word/2010/wordprocessingDrawing" xmlns:wp="http://schemas.openxmlformats.org/drawingml/2006/wordprocessingDrawing" xmlns:w10="urn:schemas-microsoft-com:office:word" xmlns:w="http://schemas.openxmlformats.org/wordprocessingml/2006/main" xmlns:w14="http://schemas.microsoft.com/office/word/2010/wordml" xmlns:w15="http://schemas.microsoft.com/office/word/2012/wordml" xmlns:w16cex="http://schemas.microsoft.com/office/word/2018/wordml/cex" xmlns:w16cid="http://schemas.microsoft.com/office/word/2016/wordml/cid" xmlns:w16="http://schemas.microsoft.com/office/word/2018/wordml" xmlns:w16du="http://schemas.microsoft.com/office/word/2023/wordml/word16du" xmlns:w16sdtdh="http://schemas.microsoft.com/office/word/2020/wordml/sdtdatahash" xmlns:w16sdtfl="http://schemas.microsoft.com/office/word/2024/wordml/sdtformatlock" xmlns:w16se="http://schemas.microsoft.com/office/word/2015/wordml/symex" xmlns:wpg="http://schemas.microsoft.com/office/word/2010/wordprocessingGroup" xmlns:wpi="http://schemas.microsoft.com/office/word/2010/wordprocessingInk" xmlns:wne="http://schemas.microsoft.com/office/word/2006/wordml" xmlns:wps="http://schemas.microsoft.com/office/word/2010/wordprocessingShape" mc:Ignorable="w14 w15 w16se w16cid w16 w16cex w16sdtdh w16sdtfl w16du wp14">
   <w:footnote w:type="separator" w:id="-1">
     <w:p>
       <w:pPr>
@@ -38315,7 +42985,7 @@
 </file>
 
 <file path=word/header1.xml><?xml version="1.0" encoding="utf-8"?>
-<w:hdr xmlns:wpc="http://schemas.microsoft.com/office/word/2010/wordprocessingCanvas" xmlns:cx="http://schemas.microsoft.com/office/drawing/2014/chartex" xmlns:cx1="http://schemas.microsoft.com/office/drawing/2015/9/8/chartex" xmlns:cx2="http://schemas.microsoft.com/office/drawing/2015/10/21/chartex" xmlns:cx3="http://schemas.microsoft.com/office/drawing/2016/5/9/chartex" xmlns:cx4="http://schemas.microsoft.com/office/drawing/2016/5/10/chartex" xmlns:cx5="http://schemas.microsoft.com/office/drawing/2016/5/11/chartex" xmlns:cx6="http://schemas.microsoft.com/office/drawing/2016/5/12/chartex" xmlns:cx7="http://schemas.microsoft.com/office/drawing/2016/5/13/chartex" xmlns:cx8="http://schemas.microsoft.com/office/drawing/2016/5/14/chartex" xmlns:mc="http://schemas.openxmlformats.org/markup-compatibility/2006" xmlns:aink="http://schemas.microsoft.com/office/drawing/2016/ink" xmlns:am3d="http://schemas.microsoft.com/office/drawing/2017/model3d" xmlns:o="urn:schemas-microsoft-com:office:office" xmlns:oel="http://schemas.microsoft.com/office/2019/extlst" xmlns:r="http://schemas.openxmlformats.org/officeDocument/2006/relationships" xmlns:m="http://schemas.openxmlformats.org/officeDocument/2006/math" xmlns:v="urn:schemas-microsoft-com:vml" xmlns:wp14="http://schemas.microsoft.com/office/word/2010/wordprocessingDrawing" xmlns:wp="http://schemas.openxmlformats.org/drawingml/2006/wordprocessingDrawing" xmlns:w10="urn:schemas-microsoft-com:office:word" xmlns:w="http://schemas.openxmlformats.org/wordprocessingml/2006/main" xmlns:w14="http://schemas.microsoft.com/office/word/2010/wordml" xmlns:w15="http://schemas.microsoft.com/office/word/2012/wordml" xmlns:w16cex="http://schemas.microsoft.com/office/word/2018/wordml/cex" xmlns:w16cid="http://schemas.microsoft.com/office/word/2016/wordml/cid" xmlns:w16="http://schemas.microsoft.com/office/word/2018/wordml" xmlns:w16du="http://schemas.microsoft.com/office/word/2023/wordml/word16du" xmlns:w16sdtdh="http://schemas.microsoft.com/office/word/2020/wordml/sdtdatahash" xmlns:w16se="http://schemas.microsoft.com/office/word/2015/wordml/symex" xmlns:wpg="http://schemas.microsoft.com/office/word/2010/wordprocessingGroup" xmlns:wpi="http://schemas.microsoft.com/office/word/2010/wordprocessingInk" xmlns:wne="http://schemas.microsoft.com/office/word/2006/wordml" xmlns:wps="http://schemas.microsoft.com/office/word/2010/wordprocessingShape" mc:Ignorable="w14 w15 w16se w16cid w16 w16cex w16sdtdh w16du wp14">
+<w:hdr xmlns:wpc="http://schemas.microsoft.com/office/word/2010/wordprocessingCanvas" xmlns:cx="http://schemas.microsoft.com/office/drawing/2014/chartex" xmlns:cx1="http://schemas.microsoft.com/office/drawing/2015/9/8/chartex" xmlns:cx2="http://schemas.microsoft.com/office/drawing/2015/10/21/chartex" xmlns:cx3="http://schemas.microsoft.com/office/drawing/2016/5/9/chartex" xmlns:cx4="http://schemas.microsoft.com/office/drawing/2016/5/10/chartex" xmlns:cx5="http://schemas.microsoft.com/office/drawing/2016/5/11/chartex" xmlns:cx6="http://schemas.microsoft.com/office/drawing/2016/5/12/chartex" xmlns:cx7="http://schemas.microsoft.com/office/drawing/2016/5/13/chartex" xmlns:cx8="http://schemas.microsoft.com/office/drawing/2016/5/14/chartex" xmlns:mc="http://schemas.openxmlformats.org/markup-compatibility/2006" xmlns:aink="http://schemas.microsoft.com/office/drawing/2016/ink" xmlns:am3d="http://schemas.microsoft.com/office/drawing/2017/model3d" xmlns:o="urn:schemas-microsoft-com:office:office" xmlns:oel="http://schemas.microsoft.com/office/2019/extlst" xmlns:r="http://schemas.openxmlformats.org/officeDocument/2006/relationships" xmlns:m="http://schemas.openxmlformats.org/officeDocument/2006/math" xmlns:v="urn:schemas-microsoft-com:vml" xmlns:wp14="http://schemas.microsoft.com/office/word/2010/wordprocessingDrawing" xmlns:wp="http://schemas.openxmlformats.org/drawingml/2006/wordprocessingDrawing" xmlns:w10="urn:schemas-microsoft-com:office:word" xmlns:w="http://schemas.openxmlformats.org/wordprocessingml/2006/main" xmlns:w14="http://schemas.microsoft.com/office/word/2010/wordml" xmlns:w15="http://schemas.microsoft.com/office/word/2012/wordml" xmlns:w16cex="http://schemas.microsoft.com/office/word/2018/wordml/cex" xmlns:w16cid="http://schemas.microsoft.com/office/word/2016/wordml/cid" xmlns:w16="http://schemas.microsoft.com/office/word/2018/wordml" xmlns:w16du="http://schemas.microsoft.com/office/word/2023/wordml/word16du" xmlns:w16sdtdh="http://schemas.microsoft.com/office/word/2020/wordml/sdtdatahash" xmlns:w16sdtfl="http://schemas.microsoft.com/office/word/2024/wordml/sdtformatlock" xmlns:w16se="http://schemas.microsoft.com/office/word/2015/wordml/symex" xmlns:wpg="http://schemas.microsoft.com/office/word/2010/wordprocessingGroup" xmlns:wpi="http://schemas.microsoft.com/office/word/2010/wordprocessingInk" xmlns:wne="http://schemas.microsoft.com/office/word/2006/wordml" xmlns:wps="http://schemas.microsoft.com/office/word/2010/wordprocessingShape" mc:Ignorable="w14 w15 w16se w16cid w16 w16cex w16sdtdh w16sdtfl w16du wp14">
   <w:p>
     <w:pPr>
       <w:pStyle w:val="Header"/>
@@ -38328,7 +42998,7 @@
 </file>
 
 <file path=word/numbering.xml><?xml version="1.0" encoding="utf-8"?>
-<w:numbering xmlns:wpc="http://schemas.microsoft.com/office/word/2010/wordprocessingCanvas" xmlns:cx="http://schemas.microsoft.com/office/drawing/2014/chartex" xmlns:cx1="http://schemas.microsoft.com/office/drawing/2015/9/8/chartex" xmlns:cx2="http://schemas.microsoft.com/office/drawing/2015/10/21/chartex" xmlns:cx3="http://schemas.microsoft.com/office/drawing/2016/5/9/chartex" xmlns:cx4="http://schemas.microsoft.com/office/drawing/2016/5/10/chartex" xmlns:cx5="http://schemas.microsoft.com/office/drawing/2016/5/11/chartex" xmlns:cx6="http://schemas.microsoft.com/office/drawing/2016/5/12/chartex" xmlns:cx7="http://schemas.microsoft.com/office/drawing/2016/5/13/chartex" xmlns:cx8="http://schemas.microsoft.com/office/drawing/2016/5/14/chartex" xmlns:mc="http://schemas.openxmlformats.org/markup-compatibility/2006" xmlns:aink="http://schemas.microsoft.com/office/drawing/2016/ink" xmlns:am3d="http://schemas.microsoft.com/office/drawing/2017/model3d" xmlns:o="urn:schemas-microsoft-com:office:office" xmlns:oel="http://schemas.microsoft.com/office/2019/extlst" xmlns:r="http://schemas.openxmlformats.org/officeDocument/2006/relationships" xmlns:m="http://schemas.openxmlformats.org/officeDocument/2006/math" xmlns:v="urn:schemas-microsoft-com:vml" xmlns:wp14="http://schemas.microsoft.com/office/word/2010/wordprocessingDrawing" xmlns:wp="http://schemas.openxmlformats.org/drawingml/2006/wordprocessingDrawing" xmlns:w10="urn:schemas-microsoft-com:office:word" xmlns:w="http://schemas.openxmlformats.org/wordprocessingml/2006/main" xmlns:w14="http://schemas.microsoft.com/office/word/2010/wordml" xmlns:w15="http://schemas.microsoft.com/office/word/2012/wordml" xmlns:w16cex="http://schemas.microsoft.com/office/word/2018/wordml/cex" xmlns:w16cid="http://schemas.microsoft.com/office/word/2016/wordml/cid" xmlns:w16="http://schemas.microsoft.com/office/word/2018/wordml" xmlns:w16du="http://schemas.microsoft.com/office/word/2023/wordml/word16du" xmlns:w16sdtdh="http://schemas.microsoft.com/office/word/2020/wordml/sdtdatahash" xmlns:w16se="http://schemas.microsoft.com/office/word/2015/wordml/symex" xmlns:wpg="http://schemas.microsoft.com/office/word/2010/wordprocessingGroup" xmlns:wpi="http://schemas.microsoft.com/office/word/2010/wordprocessingInk" xmlns:wne="http://schemas.microsoft.com/office/word/2006/wordml" xmlns:wps="http://schemas.microsoft.com/office/word/2010/wordprocessingShape" mc:Ignorable="w14 w15 w16se w16cid w16 w16cex w16sdtdh w16du wp14">
+<w:numbering xmlns:wpc="http://schemas.microsoft.com/office/word/2010/wordprocessingCanvas" xmlns:cx="http://schemas.microsoft.com/office/drawing/2014/chartex" xmlns:cx1="http://schemas.microsoft.com/office/drawing/2015/9/8/chartex" xmlns:cx2="http://schemas.microsoft.com/office/drawing/2015/10/21/chartex" xmlns:cx3="http://schemas.microsoft.com/office/drawing/2016/5/9/chartex" xmlns:cx4="http://schemas.microsoft.com/office/drawing/2016/5/10/chartex" xmlns:cx5="http://schemas.microsoft.com/office/drawing/2016/5/11/chartex" xmlns:cx6="http://schemas.microsoft.com/office/drawing/2016/5/12/chartex" xmlns:cx7="http://schemas.microsoft.com/office/drawing/2016/5/13/chartex" xmlns:cx8="http://schemas.microsoft.com/office/drawing/2016/5/14/chartex" xmlns:mc="http://schemas.openxmlformats.org/markup-compatibility/2006" xmlns:aink="http://schemas.microsoft.com/office/drawing/2016/ink" xmlns:am3d="http://schemas.microsoft.com/office/drawing/2017/model3d" xmlns:o="urn:schemas-microsoft-com:office:office" xmlns:oel="http://schemas.microsoft.com/office/2019/extlst" xmlns:r="http://schemas.openxmlformats.org/officeDocument/2006/relationships" xmlns:m="http://schemas.openxmlformats.org/officeDocument/2006/math" xmlns:v="urn:schemas-microsoft-com:vml" xmlns:wp14="http://schemas.microsoft.com/office/word/2010/wordprocessingDrawing" xmlns:wp="http://schemas.openxmlformats.org/drawingml/2006/wordprocessingDrawing" xmlns:w10="urn:schemas-microsoft-com:office:word" xmlns:w="http://schemas.openxmlformats.org/wordprocessingml/2006/main" xmlns:w14="http://schemas.microsoft.com/office/word/2010/wordml" xmlns:w15="http://schemas.microsoft.com/office/word/2012/wordml" xmlns:w16cex="http://schemas.microsoft.com/office/word/2018/wordml/cex" xmlns:w16cid="http://schemas.microsoft.com/office/word/2016/wordml/cid" xmlns:w16="http://schemas.microsoft.com/office/word/2018/wordml" xmlns:w16du="http://schemas.microsoft.com/office/word/2023/wordml/word16du" xmlns:w16sdtdh="http://schemas.microsoft.com/office/word/2020/wordml/sdtdatahash" xmlns:w16sdtfl="http://schemas.microsoft.com/office/word/2024/wordml/sdtformatlock" xmlns:w16se="http://schemas.microsoft.com/office/word/2015/wordml/symex" xmlns:wpg="http://schemas.microsoft.com/office/word/2010/wordprocessingGroup" xmlns:wpi="http://schemas.microsoft.com/office/word/2010/wordprocessingInk" xmlns:wne="http://schemas.microsoft.com/office/word/2006/wordml" xmlns:wps="http://schemas.microsoft.com/office/word/2010/wordprocessingShape" mc:Ignorable="w14 w15 w16se w16cid w16 w16cex w16sdtdh w16sdtfl w16du wp14">
   <w:abstractNum w:abstractNumId="0" w15:restartNumberingAfterBreak="0">
     <w:nsid w:val="032E1B8A"/>
     <w:multiLevelType w:val="hybridMultilevel"/>
@@ -39764,7 +44434,7 @@
 </file>
 
 <file path=word/styles.xml><?xml version="1.0" encoding="utf-8"?>
-<w:styles xmlns:mc="http://schemas.openxmlformats.org/markup-compatibility/2006" xmlns:r="http://schemas.openxmlformats.org/officeDocument/2006/relationships" xmlns:w="http://schemas.openxmlformats.org/wordprocessingml/2006/main" xmlns:w14="http://schemas.microsoft.com/office/word/2010/wordml" xmlns:w15="http://schemas.microsoft.com/office/word/2012/wordml" xmlns:w16cex="http://schemas.microsoft.com/office/word/2018/wordml/cex" xmlns:w16cid="http://schemas.microsoft.com/office/word/2016/wordml/cid" xmlns:w16="http://schemas.microsoft.com/office/word/2018/wordml" xmlns:w16du="http://schemas.microsoft.com/office/word/2023/wordml/word16du" xmlns:w16sdtdh="http://schemas.microsoft.com/office/word/2020/wordml/sdtdatahash" xmlns:w16se="http://schemas.microsoft.com/office/word/2015/wordml/symex" mc:Ignorable="w14 w15 w16se w16cid w16 w16cex w16sdtdh w16du">
+<w:styles xmlns:mc="http://schemas.openxmlformats.org/markup-compatibility/2006" xmlns:r="http://schemas.openxmlformats.org/officeDocument/2006/relationships" xmlns:w="http://schemas.openxmlformats.org/wordprocessingml/2006/main" xmlns:w14="http://schemas.microsoft.com/office/word/2010/wordml" xmlns:w15="http://schemas.microsoft.com/office/word/2012/wordml" xmlns:w16cex="http://schemas.microsoft.com/office/word/2018/wordml/cex" xmlns:w16cid="http://schemas.microsoft.com/office/word/2016/wordml/cid" xmlns:w16="http://schemas.microsoft.com/office/word/2018/wordml" xmlns:w16du="http://schemas.microsoft.com/office/word/2023/wordml/word16du" xmlns:w16sdtdh="http://schemas.microsoft.com/office/word/2020/wordml/sdtdatahash" xmlns:w16sdtfl="http://schemas.microsoft.com/office/word/2024/wordml/sdtformatlock" xmlns:w16se="http://schemas.microsoft.com/office/word/2015/wordml/symex" mc:Ignorable="w14 w15 w16se w16cid w16 w16cex w16sdtdh w16sdtfl w16du">
   <w:docDefaults>
     <w:rPrDefault>
       <w:rPr>
